--- a/data/outputs/v2/Core_Mathematics/SS1.1_Real_Numbers/Core_Mathematics_Real_Numbers_CBE_LessonSequence.docx
+++ b/data/outputs/v2/Core_Mathematics/SS1.1_Real_Numbers/Core_Mathematics_Real_Numbers_CBE_LessonSequence.docx
@@ -3529,7 +3529,7 @@
             <w:pPr>
               <w:spacing w:after="20" w:before="0"/>
             </w:pPr>
-            <w:hyperlink w:history="1" r:id="rIdpjard83n36y5ah_0ptfno">
+            <w:hyperlink w:history="1" r:id="rIdc91uxeunnw1nzispgx3is">
               <w:r>
                 <w:rPr>
                   <w:rFonts w:ascii="Arial" w:cs="Arial" w:eastAsia="Arial" w:hAnsi="Arial"/>
@@ -3538,7 +3538,7 @@
                   <w:szCs w:val="16"/>
                   <w:u w:val="single" w:color="2E75B6"/>
                 </w:rPr>
-                <w:t xml:space="preserve">Prime numbers</w:t>
+                <w:t xml:space="preserve">Compare rational numbers using a number line</w:t>
               </w:r>
             </w:hyperlink>
           </w:p>
@@ -3562,7 +3562,7 @@
               <w:spacing w:after="10" w:before="0"/>
               <w:ind w:left="120"/>
             </w:pPr>
-            <w:hyperlink w:history="1" r:id="rIdxobrxezyhp3xagbdh0sve">
+            <w:hyperlink w:history="1" r:id="rIdpj8kddcshvj_ekjrrybts">
               <w:r>
                 <w:rPr>
                   <w:rFonts w:ascii="Arial" w:cs="Arial" w:eastAsia="Arial" w:hAnsi="Arial"/>
@@ -3600,14 +3600,14 @@
                 <w:sz w:val="16"/>
                 <w:szCs w:val="16"/>
               </w:rPr>
-              <w:t xml:space="preserve">📖 HTML:</w:t>
+              <w:t xml:space="preserve">📖 EXERCISE:</w:t>
             </w:r>
           </w:p>
           <w:p>
             <w:pPr>
               <w:spacing w:after="20" w:before="0"/>
             </w:pPr>
-            <w:hyperlink w:history="1" r:id="rIdnquu23ttvf_efkzrku5mn">
+            <w:hyperlink w:history="1" r:id="rIdlzhycjmrzzscjpnhnvn7p">
               <w:r>
                 <w:rPr>
                   <w:rFonts w:ascii="Arial" w:cs="Arial" w:eastAsia="Arial" w:hAnsi="Arial"/>
@@ -3616,7 +3616,7 @@
                   <w:szCs w:val="16"/>
                   <w:u w:val="single" w:color="2E75B6"/>
                 </w:rPr>
-                <w:t xml:space="preserve">Order of Real Numbers (Flexbook)</w:t>
+                <w:t xml:space="preserve">Classify numbers: rational &amp; irrational</w:t>
               </w:r>
             </w:hyperlink>
           </w:p>
@@ -3632,7 +3632,7 @@
                 <w:sz w:val="14"/>
                 <w:szCs w:val="14"/>
               </w:rPr>
-              <w:t xml:space="preserve">Source: CK-12</w:t>
+              <w:t xml:space="preserve">Source: Khan Academy (English - US curriculum)</w:t>
             </w:r>
           </w:p>
           <w:p>
@@ -3640,7 +3640,7 @@
               <w:spacing w:after="10" w:before="0"/>
               <w:ind w:left="120"/>
             </w:pPr>
-            <w:hyperlink w:history="1" r:id="rIdvn-7lueo_odnd1fq9my1c">
+            <w:hyperlink w:history="1" r:id="rId5-wisbp-dwm_a2pwgm3yl">
               <w:r>
                 <w:rPr>
                   <w:rFonts w:ascii="Arial" w:cs="Arial" w:eastAsia="Arial" w:hAnsi="Arial"/>
@@ -3835,7 +3835,7 @@
             <w:pPr>
               <w:spacing w:after="20" w:before="0"/>
             </w:pPr>
-            <w:hyperlink w:history="1" r:id="rId_kcgtrm2o_sznwgcwzr3w">
+            <w:hyperlink w:history="1" r:id="rId1hiqulz1av9wt7r9vufiy">
               <w:r>
                 <w:rPr>
                   <w:rFonts w:ascii="Arial" w:cs="Arial" w:eastAsia="Arial" w:hAnsi="Arial"/>
@@ -3844,7 +3844,7 @@
                   <w:szCs w:val="16"/>
                   <w:u w:val="single" w:color="2E75B6"/>
                 </w:rPr>
-                <w:t xml:space="preserve">Prime numbers</w:t>
+                <w:t xml:space="preserve">Worked example: classifying numbers</w:t>
               </w:r>
             </w:hyperlink>
           </w:p>
@@ -3868,7 +3868,7 @@
               <w:spacing w:after="10" w:before="0"/>
               <w:ind w:left="120"/>
             </w:pPr>
-            <w:hyperlink w:history="1" r:id="rIdbfwi_avitf5vx-fl-psbu">
+            <w:hyperlink w:history="1" r:id="rIdntwfqy-yblqxd-i_hklun">
               <w:r>
                 <w:rPr>
                   <w:rFonts w:ascii="Arial" w:cs="Arial" w:eastAsia="Arial" w:hAnsi="Arial"/>
@@ -3906,14 +3906,14 @@
                 <w:sz w:val="16"/>
                 <w:szCs w:val="16"/>
               </w:rPr>
-              <w:t xml:space="preserve">📖 HTML:</w:t>
+              <w:t xml:space="preserve">📖 EXERCISE:</w:t>
             </w:r>
           </w:p>
           <w:p>
             <w:pPr>
               <w:spacing w:after="20" w:before="0"/>
             </w:pPr>
-            <w:hyperlink w:history="1" r:id="rIdsgbgf_evncxx_bcn0di-n">
+            <w:hyperlink w:history="1" r:id="rIds7yvxyigaad_7d_o7mxpr">
               <w:r>
                 <w:rPr>
                   <w:rFonts w:ascii="Arial" w:cs="Arial" w:eastAsia="Arial" w:hAnsi="Arial"/>
@@ -3922,7 +3922,7 @@
                   <w:szCs w:val="16"/>
                   <w:u w:val="single" w:color="2E75B6"/>
                 </w:rPr>
-                <w:t xml:space="preserve">Order of Real Numbers (Flexbook)</w:t>
+                <w:t xml:space="preserve">Classify numbers</w:t>
               </w:r>
             </w:hyperlink>
           </w:p>
@@ -3938,7 +3938,7 @@
                 <w:sz w:val="14"/>
                 <w:szCs w:val="14"/>
               </w:rPr>
-              <w:t xml:space="preserve">Source: CK-12</w:t>
+              <w:t xml:space="preserve">Source: Khan Academy (English - US curriculum)</w:t>
             </w:r>
           </w:p>
           <w:p>
@@ -3946,7 +3946,7 @@
               <w:spacing w:after="10" w:before="0"/>
               <w:ind w:left="120"/>
             </w:pPr>
-            <w:hyperlink w:history="1" r:id="rIdozol7eicwmq1isgxbkypg">
+            <w:hyperlink w:history="1" r:id="rIdu7hch69rdsedqyhcv90bm">
               <w:r>
                 <w:rPr>
                   <w:rFonts w:ascii="Arial" w:cs="Arial" w:eastAsia="Arial" w:hAnsi="Arial"/>
@@ -4141,7 +4141,7 @@
             <w:pPr>
               <w:spacing w:after="20" w:before="0"/>
             </w:pPr>
-            <w:hyperlink w:history="1" r:id="rIdqfypsedamysaofsavurpb">
+            <w:hyperlink w:history="1" r:id="rIdjbvy_417kpradfvloa4yl">
               <w:r>
                 <w:rPr>
                   <w:rFonts w:ascii="Arial" w:cs="Arial" w:eastAsia="Arial" w:hAnsi="Arial"/>
@@ -4150,7 +4150,7 @@
                   <w:szCs w:val="16"/>
                   <w:u w:val="single" w:color="2E75B6"/>
                 </w:rPr>
-                <w:t xml:space="preserve">Prime numbers</w:t>
+                <w:t xml:space="preserve">Classifying numbers</w:t>
               </w:r>
             </w:hyperlink>
           </w:p>
@@ -4174,7 +4174,7 @@
               <w:spacing w:after="10" w:before="0"/>
               <w:ind w:left="120"/>
             </w:pPr>
-            <w:hyperlink w:history="1" r:id="rIdoigd7njdpwpy3esxqjb_h">
+            <w:hyperlink w:history="1" r:id="rIdh0svtqrz4c2nqp7xggsso">
               <w:r>
                 <w:rPr>
                   <w:rFonts w:ascii="Arial" w:cs="Arial" w:eastAsia="Arial" w:hAnsi="Arial"/>
@@ -4212,14 +4212,14 @@
                 <w:sz w:val="16"/>
                 <w:szCs w:val="16"/>
               </w:rPr>
-              <w:t xml:space="preserve">📖 HTML:</w:t>
+              <w:t xml:space="preserve">📖 EXERCISE:</w:t>
             </w:r>
           </w:p>
           <w:p>
             <w:pPr>
               <w:spacing w:after="20" w:before="0"/>
             </w:pPr>
-            <w:hyperlink w:history="1" r:id="rIddjupv6iecl1uizjcvgd8t">
+            <w:hyperlink w:history="1" r:id="rIdawry-id3r9zvd1gj8anvt">
               <w:r>
                 <w:rPr>
                   <w:rFonts w:ascii="Arial" w:cs="Arial" w:eastAsia="Arial" w:hAnsi="Arial"/>
@@ -4228,7 +4228,7 @@
                   <w:szCs w:val="16"/>
                   <w:u w:val="single" w:color="2E75B6"/>
                 </w:rPr>
-                <w:t xml:space="preserve">Order of Real Numbers (Flexbook)</w:t>
+                <w:t xml:space="preserve">Compare rational numbers using a number line</w:t>
               </w:r>
             </w:hyperlink>
           </w:p>
@@ -4244,7 +4244,7 @@
                 <w:sz w:val="14"/>
                 <w:szCs w:val="14"/>
               </w:rPr>
-              <w:t xml:space="preserve">Source: CK-12</w:t>
+              <w:t xml:space="preserve">Source: Khan Academy (English - US curriculum)</w:t>
             </w:r>
           </w:p>
           <w:p>
@@ -4252,7 +4252,7 @@
               <w:spacing w:after="10" w:before="0"/>
               <w:ind w:left="120"/>
             </w:pPr>
-            <w:hyperlink w:history="1" r:id="rIdbqvq5aqqr30vvtcic-qgw">
+            <w:hyperlink w:history="1" r:id="rIdqjeivbkh803ryw3ct-mqz">
               <w:r>
                 <w:rPr>
                   <w:rFonts w:ascii="Arial" w:cs="Arial" w:eastAsia="Arial" w:hAnsi="Arial"/>
@@ -4447,7 +4447,7 @@
             <w:pPr>
               <w:spacing w:after="20" w:before="0"/>
             </w:pPr>
-            <w:hyperlink w:history="1" r:id="rId_8p5lymvrcd_ob41qlrur">
+            <w:hyperlink w:history="1" r:id="rId1hq3koxho6-usgntd5hqp">
               <w:r>
                 <w:rPr>
                   <w:rFonts w:ascii="Arial" w:cs="Arial" w:eastAsia="Arial" w:hAnsi="Arial"/>
@@ -4456,7 +4456,7 @@
                   <w:szCs w:val="16"/>
                   <w:u w:val="single" w:color="2E75B6"/>
                 </w:rPr>
-                <w:t xml:space="preserve">Prime numbers</w:t>
+                <w:t xml:space="preserve">Proof: there's an irrational number between any two rational numbers</w:t>
               </w:r>
             </w:hyperlink>
           </w:p>
@@ -4480,7 +4480,7 @@
               <w:spacing w:after="10" w:before="0"/>
               <w:ind w:left="120"/>
             </w:pPr>
-            <w:hyperlink w:history="1" r:id="rIdyviehd-5fc-4_da8ajtgc">
+            <w:hyperlink w:history="1" r:id="rId0tljdbptspbpv3-lzeb01">
               <w:r>
                 <w:rPr>
                   <w:rFonts w:ascii="Arial" w:cs="Arial" w:eastAsia="Arial" w:hAnsi="Arial"/>
@@ -4518,14 +4518,14 @@
                 <w:sz w:val="16"/>
                 <w:szCs w:val="16"/>
               </w:rPr>
-              <w:t xml:space="preserve">📖 HTML:</w:t>
+              <w:t xml:space="preserve">📖 EXERCISE:</w:t>
             </w:r>
           </w:p>
           <w:p>
             <w:pPr>
               <w:spacing w:after="20" w:before="0"/>
             </w:pPr>
-            <w:hyperlink w:history="1" r:id="rIdro78k_82tsolim-2sjjfu">
+            <w:hyperlink w:history="1" r:id="rIdxmc0rndvrd1-j3uwclegm">
               <w:r>
                 <w:rPr>
                   <w:rFonts w:ascii="Arial" w:cs="Arial" w:eastAsia="Arial" w:hAnsi="Arial"/>
@@ -4534,7 +4534,7 @@
                   <w:szCs w:val="16"/>
                   <w:u w:val="single" w:color="2E75B6"/>
                 </w:rPr>
-                <w:t xml:space="preserve">Order of Real Numbers (Flexbook)</w:t>
+                <w:t xml:space="preserve">Rational number word problems</w:t>
               </w:r>
             </w:hyperlink>
           </w:p>
@@ -4550,7 +4550,7 @@
                 <w:sz w:val="14"/>
                 <w:szCs w:val="14"/>
               </w:rPr>
-              <w:t xml:space="preserve">Source: CK-12</w:t>
+              <w:t xml:space="preserve">Source: Khan Academy (English - US curriculum)</w:t>
             </w:r>
           </w:p>
           <w:p>
@@ -4558,7 +4558,7 @@
               <w:spacing w:after="10" w:before="0"/>
               <w:ind w:left="120"/>
             </w:pPr>
-            <w:hyperlink w:history="1" r:id="rIdl1cd2bmae747oqtf0rjrk">
+            <w:hyperlink w:history="1" r:id="rIdyymlu9f13neoylo2ujgdq">
               <w:r>
                 <w:rPr>
                   <w:rFonts w:ascii="Arial" w:cs="Arial" w:eastAsia="Arial" w:hAnsi="Arial"/>
@@ -4753,7 +4753,7 @@
             <w:pPr>
               <w:spacing w:after="20" w:before="0"/>
             </w:pPr>
-            <w:hyperlink w:history="1" r:id="rIddzrcnv7n_-ea1rpkzmpy6">
+            <w:hyperlink w:history="1" r:id="rIdzhoia-a_yqoick3rlqy-h">
               <w:r>
                 <w:rPr>
                   <w:rFonts w:ascii="Arial" w:cs="Arial" w:eastAsia="Arial" w:hAnsi="Arial"/>
@@ -4762,7 +4762,7 @@
                   <w:szCs w:val="16"/>
                   <w:u w:val="single" w:color="2E75B6"/>
                 </w:rPr>
-                <w:t xml:space="preserve">Prime numbers</w:t>
+                <w:t xml:space="preserve">Compare rational numbers using a number line</w:t>
               </w:r>
             </w:hyperlink>
           </w:p>
@@ -4786,7 +4786,7 @@
               <w:spacing w:after="10" w:before="0"/>
               <w:ind w:left="120"/>
             </w:pPr>
-            <w:hyperlink w:history="1" r:id="rId6wtw-9nrbz6ob6nl48f9v">
+            <w:hyperlink w:history="1" r:id="rIdlt1u9e2vaz8n7w2ljd3ke">
               <w:r>
                 <w:rPr>
                   <w:rFonts w:ascii="Arial" w:cs="Arial" w:eastAsia="Arial" w:hAnsi="Arial"/>
@@ -4831,7 +4831,7 @@
             <w:pPr>
               <w:spacing w:after="20" w:before="0"/>
             </w:pPr>
-            <w:hyperlink w:history="1" r:id="rIdhpiztxnguuarqdf0gzst5">
+            <w:hyperlink w:history="1" r:id="rIddkz7ofr-ngsy_5p3uzatp">
               <w:r>
                 <w:rPr>
                   <w:rFonts w:ascii="Arial" w:cs="Arial" w:eastAsia="Arial" w:hAnsi="Arial"/>
@@ -4840,7 +4840,7 @@
                   <w:szCs w:val="16"/>
                   <w:u w:val="single" w:color="2E75B6"/>
                 </w:rPr>
-                <w:t xml:space="preserve">Order of Real Numbers (Flexbook)</w:t>
+                <w:t xml:space="preserve">Properties of Rational Numbers versus Irrational Numbers (Flexbook)</w:t>
               </w:r>
             </w:hyperlink>
           </w:p>
@@ -4864,7 +4864,7 @@
               <w:spacing w:after="10" w:before="0"/>
               <w:ind w:left="120"/>
             </w:pPr>
-            <w:hyperlink w:history="1" r:id="rIdvpiutq0bnh_9v40cjijwc">
+            <w:hyperlink w:history="1" r:id="rIdqhpyc7qvvgpuqskaeo5j2">
               <w:r>
                 <w:rPr>
                   <w:rFonts w:ascii="Arial" w:cs="Arial" w:eastAsia="Arial" w:hAnsi="Arial"/>
@@ -6465,7 +6465,7 @@
             <w:pPr>
               <w:spacing w:after="20" w:before="0"/>
             </w:pPr>
-            <w:hyperlink w:history="1" r:id="rIdfkhpsio_qkrafxra6grnr">
+            <w:hyperlink w:history="1" r:id="rIddlsvgqe7wsa1kb2tuup9j">
               <w:r>
                 <w:rPr>
                   <w:rFonts w:ascii="Arial" w:cs="Arial" w:eastAsia="Arial" w:hAnsi="Arial"/>
@@ -6474,7 +6474,7 @@
                   <w:szCs w:val="16"/>
                   <w:u w:val="single" w:color="2E75B6"/>
                 </w:rPr>
-                <w:t xml:space="preserve">Prime numbers</w:t>
+                <w:t xml:space="preserve">Worked example: classifying numbers</w:t>
               </w:r>
             </w:hyperlink>
           </w:p>
@@ -6498,7 +6498,7 @@
               <w:spacing w:after="10" w:before="0"/>
               <w:ind w:left="120"/>
             </w:pPr>
-            <w:hyperlink w:history="1" r:id="rIdon_heukqhkq6drjsnlwuj">
+            <w:hyperlink w:history="1" r:id="rId0gwfeqwaapizadkb7zmqm">
               <w:r>
                 <w:rPr>
                   <w:rFonts w:ascii="Arial" w:cs="Arial" w:eastAsia="Arial" w:hAnsi="Arial"/>
@@ -6536,14 +6536,14 @@
                 <w:sz w:val="16"/>
                 <w:szCs w:val="16"/>
               </w:rPr>
-              <w:t xml:space="preserve">📖 HTML:</w:t>
+              <w:t xml:space="preserve">📖 EXERCISE:</w:t>
             </w:r>
           </w:p>
           <w:p>
             <w:pPr>
               <w:spacing w:after="20" w:before="0"/>
             </w:pPr>
-            <w:hyperlink w:history="1" r:id="rIdririnmdp-ij73dnku5wmk">
+            <w:hyperlink w:history="1" r:id="rIdipk1elhyb9vlayor7wkno">
               <w:r>
                 <w:rPr>
                   <w:rFonts w:ascii="Arial" w:cs="Arial" w:eastAsia="Arial" w:hAnsi="Arial"/>
@@ -6552,7 +6552,7 @@
                   <w:szCs w:val="16"/>
                   <w:u w:val="single" w:color="2E75B6"/>
                 </w:rPr>
-                <w:t xml:space="preserve">Order of Real Numbers (Flexbook)</w:t>
+                <w:t xml:space="preserve">Classify numbers</w:t>
               </w:r>
             </w:hyperlink>
           </w:p>
@@ -6568,7 +6568,7 @@
                 <w:sz w:val="14"/>
                 <w:szCs w:val="14"/>
               </w:rPr>
-              <w:t xml:space="preserve">Source: CK-12</w:t>
+              <w:t xml:space="preserve">Source: Khan Academy (English - US curriculum)</w:t>
             </w:r>
           </w:p>
           <w:p>
@@ -6576,7 +6576,7 @@
               <w:spacing w:after="10" w:before="0"/>
               <w:ind w:left="120"/>
             </w:pPr>
-            <w:hyperlink w:history="1" r:id="rIdmgbht-gshhmmnxdjcquzl">
+            <w:hyperlink w:history="1" r:id="rIdl9ogxu4_2cx9wn9u0zarm">
               <w:r>
                 <w:rPr>
                   <w:rFonts w:ascii="Arial" w:cs="Arial" w:eastAsia="Arial" w:hAnsi="Arial"/>
@@ -6771,7 +6771,7 @@
             <w:pPr>
               <w:spacing w:after="20" w:before="0"/>
             </w:pPr>
-            <w:hyperlink w:history="1" r:id="rIdxnyabye2hdoby9myso8mi">
+            <w:hyperlink w:history="1" r:id="rIdb61irtblyx2avj9okx4bp">
               <w:r>
                 <w:rPr>
                   <w:rFonts w:ascii="Arial" w:cs="Arial" w:eastAsia="Arial" w:hAnsi="Arial"/>
@@ -6780,7 +6780,7 @@
                   <w:szCs w:val="16"/>
                   <w:u w:val="single" w:color="2E75B6"/>
                 </w:rPr>
-                <w:t xml:space="preserve">Prime numbers</w:t>
+                <w:t xml:space="preserve">Classifying numbers</w:t>
               </w:r>
             </w:hyperlink>
           </w:p>
@@ -6804,7 +6804,7 @@
               <w:spacing w:after="10" w:before="0"/>
               <w:ind w:left="120"/>
             </w:pPr>
-            <w:hyperlink w:history="1" r:id="rIdezgcr05xdwum1xt_dfarr">
+            <w:hyperlink w:history="1" r:id="rIdc5osfcey723innehcafk-">
               <w:r>
                 <w:rPr>
                   <w:rFonts w:ascii="Arial" w:cs="Arial" w:eastAsia="Arial" w:hAnsi="Arial"/>
@@ -6842,14 +6842,14 @@
                 <w:sz w:val="16"/>
                 <w:szCs w:val="16"/>
               </w:rPr>
-              <w:t xml:space="preserve">📖 HTML:</w:t>
+              <w:t xml:space="preserve">📖 EXERCISE:</w:t>
             </w:r>
           </w:p>
           <w:p>
             <w:pPr>
               <w:spacing w:after="20" w:before="0"/>
             </w:pPr>
-            <w:hyperlink w:history="1" r:id="rIdtwsqil79jabuejhmwh2j8">
+            <w:hyperlink w:history="1" r:id="rIdnaayycrykqezvbgmp_rhy">
               <w:r>
                 <w:rPr>
                   <w:rFonts w:ascii="Arial" w:cs="Arial" w:eastAsia="Arial" w:hAnsi="Arial"/>
@@ -6858,7 +6858,7 @@
                   <w:szCs w:val="16"/>
                   <w:u w:val="single" w:color="2E75B6"/>
                 </w:rPr>
-                <w:t xml:space="preserve">Order of Real Numbers (Flexbook)</w:t>
+                <w:t xml:space="preserve">Missing numbers on the number line</w:t>
               </w:r>
             </w:hyperlink>
           </w:p>
@@ -6874,7 +6874,7 @@
                 <w:sz w:val="14"/>
                 <w:szCs w:val="14"/>
               </w:rPr>
-              <w:t xml:space="preserve">Source: CK-12</w:t>
+              <w:t xml:space="preserve">Source: Khan Academy (English - US curriculum)</w:t>
             </w:r>
           </w:p>
           <w:p>
@@ -6882,7 +6882,7 @@
               <w:spacing w:after="10" w:before="0"/>
               <w:ind w:left="120"/>
             </w:pPr>
-            <w:hyperlink w:history="1" r:id="rIdk1acljqjardnqdqq9fbkq">
+            <w:hyperlink w:history="1" r:id="rIdpp72c6yr-glu-1dynh5zh">
               <w:r>
                 <w:rPr>
                   <w:rFonts w:ascii="Arial" w:cs="Arial" w:eastAsia="Arial" w:hAnsi="Arial"/>
@@ -7077,7 +7077,7 @@
             <w:pPr>
               <w:spacing w:after="20" w:before="0"/>
             </w:pPr>
-            <w:hyperlink w:history="1" r:id="rIdzqazgklkm4xodugkghv4n">
+            <w:hyperlink w:history="1" r:id="rId63yw4f5lwawacxoaoljbd">
               <w:r>
                 <w:rPr>
                   <w:rFonts w:ascii="Arial" w:cs="Arial" w:eastAsia="Arial" w:hAnsi="Arial"/>
@@ -7086,7 +7086,7 @@
                   <w:szCs w:val="16"/>
                   <w:u w:val="single" w:color="2E75B6"/>
                 </w:rPr>
-                <w:t xml:space="preserve">Prime numbers</w:t>
+                <w:t xml:space="preserve">Proof: √2 is irrational</w:t>
               </w:r>
             </w:hyperlink>
           </w:p>
@@ -7110,7 +7110,7 @@
               <w:spacing w:after="10" w:before="0"/>
               <w:ind w:left="120"/>
             </w:pPr>
-            <w:hyperlink w:history="1" r:id="rIdyxwnvw0zx7ujmu-y5milr">
+            <w:hyperlink w:history="1" r:id="rId4mkllwutuawnairdwsbjh">
               <w:r>
                 <w:rPr>
                   <w:rFonts w:ascii="Arial" w:cs="Arial" w:eastAsia="Arial" w:hAnsi="Arial"/>
@@ -7155,7 +7155,7 @@
             <w:pPr>
               <w:spacing w:after="20" w:before="0"/>
             </w:pPr>
-            <w:hyperlink w:history="1" r:id="rIdrbb5oibei5igf-qct_kdj">
+            <w:hyperlink w:history="1" r:id="rIdsdz16lwnufdvtljny9oht">
               <w:r>
                 <w:rPr>
                   <w:rFonts w:ascii="Arial" w:cs="Arial" w:eastAsia="Arial" w:hAnsi="Arial"/>
@@ -7164,7 +7164,7 @@
                   <w:szCs w:val="16"/>
                   <w:u w:val="single" w:color="2E75B6"/>
                 </w:rPr>
-                <w:t xml:space="preserve">Order of Real Numbers (Flexbook)</w:t>
+                <w:t xml:space="preserve">Square Roots and Irrational Numbers (Flexbook)</w:t>
               </w:r>
             </w:hyperlink>
           </w:p>
@@ -7188,7 +7188,7 @@
               <w:spacing w:after="10" w:before="0"/>
               <w:ind w:left="120"/>
             </w:pPr>
-            <w:hyperlink w:history="1" r:id="rIdubp07i6hkmbzzxz56pljt">
+            <w:hyperlink w:history="1" r:id="rIdldvht9r6imkwqfnxdraph">
               <w:r>
                 <w:rPr>
                   <w:rFonts w:ascii="Arial" w:cs="Arial" w:eastAsia="Arial" w:hAnsi="Arial"/>
@@ -7383,7 +7383,7 @@
             <w:pPr>
               <w:spacing w:after="20" w:before="0"/>
             </w:pPr>
-            <w:hyperlink w:history="1" r:id="rIdfxdyhjodakdp6zhiyvjtl">
+            <w:hyperlink w:history="1" r:id="rIdlk2v0qejfgxcr4dgj94pa">
               <w:r>
                 <w:rPr>
                   <w:rFonts w:ascii="Arial" w:cs="Arial" w:eastAsia="Arial" w:hAnsi="Arial"/>
@@ -7392,7 +7392,7 @@
                   <w:szCs w:val="16"/>
                   <w:u w:val="single" w:color="2E75B6"/>
                 </w:rPr>
-                <w:t xml:space="preserve">Prime numbers</w:t>
+                <w:t xml:space="preserve">Proof: square roots of prime numbers are irrational</w:t>
               </w:r>
             </w:hyperlink>
           </w:p>
@@ -7416,7 +7416,7 @@
               <w:spacing w:after="10" w:before="0"/>
               <w:ind w:left="120"/>
             </w:pPr>
-            <w:hyperlink w:history="1" r:id="rIdaxpotif8abzxce1tgi3pd">
+            <w:hyperlink w:history="1" r:id="rIdfltsmmvlybxdztizydrxt">
               <w:r>
                 <w:rPr>
                   <w:rFonts w:ascii="Arial" w:cs="Arial" w:eastAsia="Arial" w:hAnsi="Arial"/>
@@ -7454,14 +7454,14 @@
                 <w:sz w:val="16"/>
                 <w:szCs w:val="16"/>
               </w:rPr>
-              <w:t xml:space="preserve">📖 HTML:</w:t>
+              <w:t xml:space="preserve">📖 EXERCISE:</w:t>
             </w:r>
           </w:p>
           <w:p>
             <w:pPr>
               <w:spacing w:after="20" w:before="0"/>
             </w:pPr>
-            <w:hyperlink w:history="1" r:id="rIdcotavlia4wq-dgv1jufyp">
+            <w:hyperlink w:history="1" r:id="rId5uogrcm8zkvbrsslesk_e">
               <w:r>
                 <w:rPr>
                   <w:rFonts w:ascii="Arial" w:cs="Arial" w:eastAsia="Arial" w:hAnsi="Arial"/>
@@ -7470,7 +7470,7 @@
                   <w:szCs w:val="16"/>
                   <w:u w:val="single" w:color="2E75B6"/>
                 </w:rPr>
-                <w:t xml:space="preserve">Order of Real Numbers (Flexbook)</w:t>
+                <w:t xml:space="preserve">Square Roots and Irrational Numbers Practice</w:t>
               </w:r>
             </w:hyperlink>
           </w:p>
@@ -7494,7 +7494,7 @@
               <w:spacing w:after="10" w:before="0"/>
               <w:ind w:left="120"/>
             </w:pPr>
-            <w:hyperlink w:history="1" r:id="rIdkfwqsbiekrasd8zigeyq3">
+            <w:hyperlink w:history="1" r:id="rIdflj6a9vaofyrbfwvulj2e">
               <w:r>
                 <w:rPr>
                   <w:rFonts w:ascii="Arial" w:cs="Arial" w:eastAsia="Arial" w:hAnsi="Arial"/>
@@ -7689,7 +7689,7 @@
             <w:pPr>
               <w:spacing w:after="20" w:before="0"/>
             </w:pPr>
-            <w:hyperlink w:history="1" r:id="rIdov5lbvaepnmbldfhmqcdn">
+            <w:hyperlink w:history="1" r:id="rIdogfg0akedr8iwbc4imhth">
               <w:r>
                 <w:rPr>
                   <w:rFonts w:ascii="Arial" w:cs="Arial" w:eastAsia="Arial" w:hAnsi="Arial"/>
@@ -7698,7 +7698,7 @@
                   <w:szCs w:val="16"/>
                   <w:u w:val="single" w:color="2E75B6"/>
                 </w:rPr>
-                <w:t xml:space="preserve">Prime numbers</w:t>
+                <w:t xml:space="preserve">Compare rational numbers using a number line</w:t>
               </w:r>
             </w:hyperlink>
           </w:p>
@@ -7722,7 +7722,7 @@
               <w:spacing w:after="10" w:before="0"/>
               <w:ind w:left="120"/>
             </w:pPr>
-            <w:hyperlink w:history="1" r:id="rIdfjtqvdjp5z11c5czcaueg">
+            <w:hyperlink w:history="1" r:id="rIdwps9rpael3fadxxdnolyd">
               <w:r>
                 <w:rPr>
                   <w:rFonts w:ascii="Arial" w:cs="Arial" w:eastAsia="Arial" w:hAnsi="Arial"/>
@@ -7760,14 +7760,14 @@
                 <w:sz w:val="16"/>
                 <w:szCs w:val="16"/>
               </w:rPr>
-              <w:t xml:space="preserve">📖 HTML:</w:t>
+              <w:t xml:space="preserve">📖 EXERCISE:</w:t>
             </w:r>
           </w:p>
           <w:p>
             <w:pPr>
               <w:spacing w:after="20" w:before="0"/>
             </w:pPr>
-            <w:hyperlink w:history="1" r:id="rIdrhrsj79sipcyxyhatiry_">
+            <w:hyperlink w:history="1" r:id="rIdz3dhy_pprw5ndi7alrvhu">
               <w:r>
                 <w:rPr>
                   <w:rFonts w:ascii="Arial" w:cs="Arial" w:eastAsia="Arial" w:hAnsi="Arial"/>
@@ -7776,7 +7776,7 @@
                   <w:szCs w:val="16"/>
                   <w:u w:val="single" w:color="2E75B6"/>
                 </w:rPr>
-                <w:t xml:space="preserve">Order of Real Numbers (Flexbook)</w:t>
+                <w:t xml:space="preserve">Definite integrals: common functions</w:t>
               </w:r>
             </w:hyperlink>
           </w:p>
@@ -7792,7 +7792,7 @@
                 <w:sz w:val="14"/>
                 <w:szCs w:val="14"/>
               </w:rPr>
-              <w:t xml:space="preserve">Source: CK-12</w:t>
+              <w:t xml:space="preserve">Source: Khan Academy (English - US curriculum)</w:t>
             </w:r>
           </w:p>
           <w:p>
@@ -7800,7 +7800,7 @@
               <w:spacing w:after="10" w:before="0"/>
               <w:ind w:left="120"/>
             </w:pPr>
-            <w:hyperlink w:history="1" r:id="rIdhbx-2pw5psdl3jewkgeaw">
+            <w:hyperlink w:history="1" r:id="rIddqfcotibbs0hbxck1uh6a">
               <w:r>
                 <w:rPr>
                   <w:rFonts w:ascii="Arial" w:cs="Arial" w:eastAsia="Arial" w:hAnsi="Arial"/>
@@ -9287,7 +9287,7 @@
             <w:pPr>
               <w:spacing w:after="20" w:before="0"/>
             </w:pPr>
-            <w:hyperlink w:history="1" r:id="rIdu7oalyxcnjrlzbdxtjog6">
+            <w:hyperlink w:history="1" r:id="rIdtxhyimrhccuvd-xlv5z4b">
               <w:r>
                 <w:rPr>
                   <w:rFonts w:ascii="Arial" w:cs="Arial" w:eastAsia="Arial" w:hAnsi="Arial"/>
@@ -9296,7 +9296,7 @@
                   <w:szCs w:val="16"/>
                   <w:u w:val="single" w:color="2E75B6"/>
                 </w:rPr>
-                <w:t xml:space="preserve">Prime numbers</w:t>
+                <w:t xml:space="preserve">Proof: square roots of prime numbers are irrational</w:t>
               </w:r>
             </w:hyperlink>
           </w:p>
@@ -9320,7 +9320,7 @@
               <w:spacing w:after="10" w:before="0"/>
               <w:ind w:left="120"/>
             </w:pPr>
-            <w:hyperlink w:history="1" r:id="rIdwh33elqzi7ko89_rwjpmy">
+            <w:hyperlink w:history="1" r:id="rIdcecjqsto1aeduhvpciicu">
               <w:r>
                 <w:rPr>
                   <w:rFonts w:ascii="Arial" w:cs="Arial" w:eastAsia="Arial" w:hAnsi="Arial"/>
@@ -9365,7 +9365,7 @@
             <w:pPr>
               <w:spacing w:after="20" w:before="0"/>
             </w:pPr>
-            <w:hyperlink w:history="1" r:id="rIdjh8ckmsmgarlx4rhof8mf">
+            <w:hyperlink w:history="1" r:id="rIdhl9ggnmy8wpkp1zp0_srw">
               <w:r>
                 <w:rPr>
                   <w:rFonts w:ascii="Arial" w:cs="Arial" w:eastAsia="Arial" w:hAnsi="Arial"/>
@@ -9374,7 +9374,7 @@
                   <w:szCs w:val="16"/>
                   <w:u w:val="single" w:color="2E75B6"/>
                 </w:rPr>
-                <w:t xml:space="preserve">Order of Real Numbers (Flexbook)</w:t>
+                <w:t xml:space="preserve">Square Roots and Irrational Numbers (Flexbook)</w:t>
               </w:r>
             </w:hyperlink>
           </w:p>
@@ -9398,7 +9398,7 @@
               <w:spacing w:after="10" w:before="0"/>
               <w:ind w:left="120"/>
             </w:pPr>
-            <w:hyperlink w:history="1" r:id="rIdkpxxrthylkwr-ug6qknnt">
+            <w:hyperlink w:history="1" r:id="rIdl2s-y8cbkpgygx5lnz3ex">
               <w:r>
                 <w:rPr>
                   <w:rFonts w:ascii="Arial" w:cs="Arial" w:eastAsia="Arial" w:hAnsi="Arial"/>
@@ -9593,7 +9593,7 @@
             <w:pPr>
               <w:spacing w:after="20" w:before="0"/>
             </w:pPr>
-            <w:hyperlink w:history="1" r:id="rIduaeigtfadmzhiq5c6lrfb">
+            <w:hyperlink w:history="1" r:id="rIdqxx5vrp-y6xlcq8jpnsvm">
               <w:r>
                 <w:rPr>
                   <w:rFonts w:ascii="Arial" w:cs="Arial" w:eastAsia="Arial" w:hAnsi="Arial"/>
@@ -9602,7 +9602,7 @@
                   <w:szCs w:val="16"/>
                   <w:u w:val="single" w:color="2E75B6"/>
                 </w:rPr>
-                <w:t xml:space="preserve">Prime numbers</w:t>
+                <w:t xml:space="preserve">Proof: √2 is irrational</w:t>
               </w:r>
             </w:hyperlink>
           </w:p>
@@ -9626,7 +9626,7 @@
               <w:spacing w:after="10" w:before="0"/>
               <w:ind w:left="120"/>
             </w:pPr>
-            <w:hyperlink w:history="1" r:id="rIdgdjgym2ed-22_tc__jici">
+            <w:hyperlink w:history="1" r:id="rId1mubs0e_rfijavou3_ivn">
               <w:r>
                 <w:rPr>
                   <w:rFonts w:ascii="Arial" w:cs="Arial" w:eastAsia="Arial" w:hAnsi="Arial"/>
@@ -9664,14 +9664,14 @@
                 <w:sz w:val="16"/>
                 <w:szCs w:val="16"/>
               </w:rPr>
-              <w:t xml:space="preserve">📖 HTML:</w:t>
+              <w:t xml:space="preserve">📖 EXERCISE:</w:t>
             </w:r>
           </w:p>
           <w:p>
             <w:pPr>
               <w:spacing w:after="20" w:before="0"/>
             </w:pPr>
-            <w:hyperlink w:history="1" r:id="rIdjs7k37fnemqmzc_s_ounq">
+            <w:hyperlink w:history="1" r:id="rIdataj6fxwf1ultzkgryedm">
               <w:r>
                 <w:rPr>
                   <w:rFonts w:ascii="Arial" w:cs="Arial" w:eastAsia="Arial" w:hAnsi="Arial"/>
@@ -9680,7 +9680,7 @@
                   <w:szCs w:val="16"/>
                   <w:u w:val="single" w:color="2E75B6"/>
                 </w:rPr>
-                <w:t xml:space="preserve">Order of Real Numbers (Flexbook)</w:t>
+                <w:t xml:space="preserve">Square Roots and Irrational Numbers Practice</w:t>
               </w:r>
             </w:hyperlink>
           </w:p>
@@ -9704,7 +9704,7 @@
               <w:spacing w:after="10" w:before="0"/>
               <w:ind w:left="120"/>
             </w:pPr>
-            <w:hyperlink w:history="1" r:id="rIdxko-w1ill3ugoqm__3f37">
+            <w:hyperlink w:history="1" r:id="rId2uuoiterzm0ouivv9-znt">
               <w:r>
                 <w:rPr>
                   <w:rFonts w:ascii="Arial" w:cs="Arial" w:eastAsia="Arial" w:hAnsi="Arial"/>
@@ -9899,7 +9899,7 @@
             <w:pPr>
               <w:spacing w:after="20" w:before="0"/>
             </w:pPr>
-            <w:hyperlink w:history="1" r:id="rId-zrwsq0ulgfoi-3vjgewu">
+            <w:hyperlink w:history="1" r:id="rIdghorxhlvfdve_q8gc1dd0">
               <w:r>
                 <w:rPr>
                   <w:rFonts w:ascii="Arial" w:cs="Arial" w:eastAsia="Arial" w:hAnsi="Arial"/>
@@ -9908,7 +9908,7 @@
                   <w:szCs w:val="16"/>
                   <w:u w:val="single" w:color="2E75B6"/>
                 </w:rPr>
-                <w:t xml:space="preserve">Prime numbers</w:t>
+                <w:t xml:space="preserve">Compare rational numbers using a number line</w:t>
               </w:r>
             </w:hyperlink>
           </w:p>
@@ -9932,7 +9932,7 @@
               <w:spacing w:after="10" w:before="0"/>
               <w:ind w:left="120"/>
             </w:pPr>
-            <w:hyperlink w:history="1" r:id="rIdhaljtijq3st7tkg-h2yiz">
+            <w:hyperlink w:history="1" r:id="rId1qowlqb29lsnslb85y61u">
               <w:r>
                 <w:rPr>
                   <w:rFonts w:ascii="Arial" w:cs="Arial" w:eastAsia="Arial" w:hAnsi="Arial"/>
@@ -9970,14 +9970,14 @@
                 <w:sz w:val="16"/>
                 <w:szCs w:val="16"/>
               </w:rPr>
-              <w:t xml:space="preserve">📖 HTML:</w:t>
+              <w:t xml:space="preserve">📖 EXERCISE:</w:t>
             </w:r>
           </w:p>
           <w:p>
             <w:pPr>
               <w:spacing w:after="20" w:before="0"/>
             </w:pPr>
-            <w:hyperlink w:history="1" r:id="rIdxirpcioprkocdsjge6b-a">
+            <w:hyperlink w:history="1" r:id="rIduuygfldgjfv0jifsnbe7b">
               <w:r>
                 <w:rPr>
                   <w:rFonts w:ascii="Arial" w:cs="Arial" w:eastAsia="Arial" w:hAnsi="Arial"/>
@@ -9986,7 +9986,7 @@
                   <w:szCs w:val="16"/>
                   <w:u w:val="single" w:color="2E75B6"/>
                 </w:rPr>
-                <w:t xml:space="preserve">Order of Real Numbers (Flexbook)</w:t>
+                <w:t xml:space="preserve">Compare rational numbers using a number line</w:t>
               </w:r>
             </w:hyperlink>
           </w:p>
@@ -10002,7 +10002,7 @@
                 <w:sz w:val="14"/>
                 <w:szCs w:val="14"/>
               </w:rPr>
-              <w:t xml:space="preserve">Source: CK-12</w:t>
+              <w:t xml:space="preserve">Source: Khan Academy (English - US curriculum)</w:t>
             </w:r>
           </w:p>
           <w:p>
@@ -10010,7 +10010,7 @@
               <w:spacing w:after="10" w:before="0"/>
               <w:ind w:left="120"/>
             </w:pPr>
-            <w:hyperlink w:history="1" r:id="rId3tyec1ss1mfrma9yw0lz_">
+            <w:hyperlink w:history="1" r:id="rIdut2mnuaw5jisxkblpfqrb">
               <w:r>
                 <w:rPr>
                   <w:rFonts w:ascii="Arial" w:cs="Arial" w:eastAsia="Arial" w:hAnsi="Arial"/>
@@ -10205,7 +10205,7 @@
             <w:pPr>
               <w:spacing w:after="20" w:before="0"/>
             </w:pPr>
-            <w:hyperlink w:history="1" r:id="rIdaqi8i94flwwgkq4irbcxx">
+            <w:hyperlink w:history="1" r:id="rIdeygsrpomjvqlc3yylj171">
               <w:r>
                 <w:rPr>
                   <w:rFonts w:ascii="Arial" w:cs="Arial" w:eastAsia="Arial" w:hAnsi="Arial"/>
@@ -10214,7 +10214,7 @@
                   <w:szCs w:val="16"/>
                   <w:u w:val="single" w:color="2E75B6"/>
                 </w:rPr>
-                <w:t xml:space="preserve">Prime numbers</w:t>
+                <w:t xml:space="preserve">Proof: there's an irrational number between any two rational numbers</w:t>
               </w:r>
             </w:hyperlink>
           </w:p>
@@ -10238,7 +10238,7 @@
               <w:spacing w:after="10" w:before="0"/>
               <w:ind w:left="120"/>
             </w:pPr>
-            <w:hyperlink w:history="1" r:id="rIdksikp4-zxhexxqq4rslnq">
+            <w:hyperlink w:history="1" r:id="rIdjbwtfbpkkbnz0gvgkd9bi">
               <w:r>
                 <w:rPr>
                   <w:rFonts w:ascii="Arial" w:cs="Arial" w:eastAsia="Arial" w:hAnsi="Arial"/>
@@ -10276,14 +10276,14 @@
                 <w:sz w:val="16"/>
                 <w:szCs w:val="16"/>
               </w:rPr>
-              <w:t xml:space="preserve">📖 HTML:</w:t>
+              <w:t xml:space="preserve">📖 EXERCISE:</w:t>
             </w:r>
           </w:p>
           <w:p>
             <w:pPr>
               <w:spacing w:after="20" w:before="0"/>
             </w:pPr>
-            <w:hyperlink w:history="1" r:id="rIdszrm_3pml5kfjw68oeqda">
+            <w:hyperlink w:history="1" r:id="rIdcb3p-mdejdkqhp3izu5m-">
               <w:r>
                 <w:rPr>
                   <w:rFonts w:ascii="Arial" w:cs="Arial" w:eastAsia="Arial" w:hAnsi="Arial"/>
@@ -10292,7 +10292,7 @@
                   <w:szCs w:val="16"/>
                   <w:u w:val="single" w:color="2E75B6"/>
                 </w:rPr>
-                <w:t xml:space="preserve">Order of Real Numbers (Flexbook)</w:t>
+                <w:t xml:space="preserve">Rational number word problems</w:t>
               </w:r>
             </w:hyperlink>
           </w:p>
@@ -10308,7 +10308,7 @@
                 <w:sz w:val="14"/>
                 <w:szCs w:val="14"/>
               </w:rPr>
-              <w:t xml:space="preserve">Source: CK-12</w:t>
+              <w:t xml:space="preserve">Source: Khan Academy (English - US curriculum)</w:t>
             </w:r>
           </w:p>
           <w:p>
@@ -10316,7 +10316,7 @@
               <w:spacing w:after="10" w:before="0"/>
               <w:ind w:left="120"/>
             </w:pPr>
-            <w:hyperlink w:history="1" r:id="rIdjpdlfhm7eezflh0mcq5yp">
+            <w:hyperlink w:history="1" r:id="rIdp5g-wjq0cqsmk7bapfw6j">
               <w:r>
                 <w:rPr>
                   <w:rFonts w:ascii="Arial" w:cs="Arial" w:eastAsia="Arial" w:hAnsi="Arial"/>
@@ -10511,7 +10511,7 @@
             <w:pPr>
               <w:spacing w:after="20" w:before="0"/>
             </w:pPr>
-            <w:hyperlink w:history="1" r:id="rIdoxcedpmdxhpvo6pciayt6">
+            <w:hyperlink w:history="1" r:id="rIdeck22fmkmti2mmi9mgsou">
               <w:r>
                 <w:rPr>
                   <w:rFonts w:ascii="Arial" w:cs="Arial" w:eastAsia="Arial" w:hAnsi="Arial"/>
@@ -10520,7 +10520,7 @@
                   <w:szCs w:val="16"/>
                   <w:u w:val="single" w:color="2E75B6"/>
                 </w:rPr>
-                <w:t xml:space="preserve">Prime numbers</w:t>
+                <w:t xml:space="preserve">Worked example: classifying numbers</w:t>
               </w:r>
             </w:hyperlink>
           </w:p>
@@ -10544,7 +10544,7 @@
               <w:spacing w:after="10" w:before="0"/>
               <w:ind w:left="120"/>
             </w:pPr>
-            <w:hyperlink w:history="1" r:id="rIdgwwyfbmndjqxiggrn-eh5">
+            <w:hyperlink w:history="1" r:id="rIdgjjknbdeyvu1lo4elqkc5">
               <w:r>
                 <w:rPr>
                   <w:rFonts w:ascii="Arial" w:cs="Arial" w:eastAsia="Arial" w:hAnsi="Arial"/>
@@ -10589,7 +10589,7 @@
             <w:pPr>
               <w:spacing w:after="20" w:before="0"/>
             </w:pPr>
-            <w:hyperlink w:history="1" r:id="rIdzmumivva2prd_2zixeszl">
+            <w:hyperlink w:history="1" r:id="rIdx3kf2mqn09g3zm0jeucnj">
               <w:r>
                 <w:rPr>
                   <w:rFonts w:ascii="Arial" w:cs="Arial" w:eastAsia="Arial" w:hAnsi="Arial"/>
@@ -10598,7 +10598,7 @@
                   <w:szCs w:val="16"/>
                   <w:u w:val="single" w:color="2E75B6"/>
                 </w:rPr>
-                <w:t xml:space="preserve">Order of Real Numbers (Flexbook)</w:t>
+                <w:t xml:space="preserve">Properties of Rational Numbers versus Irrational Numbers (Flexbook)</w:t>
               </w:r>
             </w:hyperlink>
           </w:p>
@@ -10622,7 +10622,7 @@
               <w:spacing w:after="10" w:before="0"/>
               <w:ind w:left="120"/>
             </w:pPr>
-            <w:hyperlink w:history="1" r:id="rIdnatppwp3zx_fshlahjjzs">
+            <w:hyperlink w:history="1" r:id="rId7lodgrox05ad2wmfoqlqg">
               <w:r>
                 <w:rPr>
                   <w:rFonts w:ascii="Arial" w:cs="Arial" w:eastAsia="Arial" w:hAnsi="Arial"/>
@@ -12109,7 +12109,7 @@
             <w:pPr>
               <w:spacing w:after="20" w:before="0"/>
             </w:pPr>
-            <w:hyperlink w:history="1" r:id="rIda34fugmlu6dpmqpoyapxm">
+            <w:hyperlink w:history="1" r:id="rId0tzy4oaogzopflzss9mlw">
               <w:r>
                 <w:rPr>
                   <w:rFonts w:ascii="Arial" w:cs="Arial" w:eastAsia="Arial" w:hAnsi="Arial"/>
@@ -12118,7 +12118,7 @@
                   <w:szCs w:val="16"/>
                   <w:u w:val="single" w:color="2E75B6"/>
                 </w:rPr>
-                <w:t xml:space="preserve">Prime numbers</w:t>
+                <w:t xml:space="preserve">Plotting decimal numbers on a number line</w:t>
               </w:r>
             </w:hyperlink>
           </w:p>
@@ -12142,7 +12142,7 @@
               <w:spacing w:after="10" w:before="0"/>
               <w:ind w:left="120"/>
             </w:pPr>
-            <w:hyperlink w:history="1" r:id="rIdsinfkzd3--jvffnrfwzko">
+            <w:hyperlink w:history="1" r:id="rIdr9odtd50vahucdvxb-qk8">
               <w:r>
                 <w:rPr>
                   <w:rFonts w:ascii="Arial" w:cs="Arial" w:eastAsia="Arial" w:hAnsi="Arial"/>
@@ -12180,14 +12180,14 @@
                 <w:sz w:val="16"/>
                 <w:szCs w:val="16"/>
               </w:rPr>
-              <w:t xml:space="preserve">📖 HTML:</w:t>
+              <w:t xml:space="preserve">📖 EXERCISE:</w:t>
             </w:r>
           </w:p>
           <w:p>
             <w:pPr>
               <w:spacing w:after="20" w:before="0"/>
             </w:pPr>
-            <w:hyperlink w:history="1" r:id="rIdg2gi-gozof6hdsbhq1xl7">
+            <w:hyperlink w:history="1" r:id="rIdzngphp-2zfro1cfjnbjoe">
               <w:r>
                 <w:rPr>
                   <w:rFonts w:ascii="Arial" w:cs="Arial" w:eastAsia="Arial" w:hAnsi="Arial"/>
@@ -12196,7 +12196,7 @@
                   <w:szCs w:val="16"/>
                   <w:u w:val="single" w:color="2E75B6"/>
                 </w:rPr>
-                <w:t xml:space="preserve">Order of Real Numbers (Flexbook)</w:t>
+                <w:t xml:space="preserve">Negative decimals on the number line</w:t>
               </w:r>
             </w:hyperlink>
           </w:p>
@@ -12212,7 +12212,7 @@
                 <w:sz w:val="14"/>
                 <w:szCs w:val="14"/>
               </w:rPr>
-              <w:t xml:space="preserve">Source: CK-12</w:t>
+              <w:t xml:space="preserve">Source: Khan Academy (English - US curriculum)</w:t>
             </w:r>
           </w:p>
           <w:p>
@@ -12220,7 +12220,7 @@
               <w:spacing w:after="10" w:before="0"/>
               <w:ind w:left="120"/>
             </w:pPr>
-            <w:hyperlink w:history="1" r:id="rId9oexlx-7rcriwj6_m80me">
+            <w:hyperlink w:history="1" r:id="rId6xtji8dbcxhz2plgnuxoc">
               <w:r>
                 <w:rPr>
                   <w:rFonts w:ascii="Arial" w:cs="Arial" w:eastAsia="Arial" w:hAnsi="Arial"/>
@@ -12415,7 +12415,7 @@
             <w:pPr>
               <w:spacing w:after="20" w:before="0"/>
             </w:pPr>
-            <w:hyperlink w:history="1" r:id="rIdzq7w2emnf_klk_fx6ipfu">
+            <w:hyperlink w:history="1" r:id="rIdmivzaem-tsxxk6ewqnipn">
               <w:r>
                 <w:rPr>
                   <w:rFonts w:ascii="Arial" w:cs="Arial" w:eastAsia="Arial" w:hAnsi="Arial"/>
@@ -12424,7 +12424,7 @@
                   <w:szCs w:val="16"/>
                   <w:u w:val="single" w:color="2E75B6"/>
                 </w:rPr>
-                <w:t xml:space="preserve">Prime numbers</w:t>
+                <w:t xml:space="preserve">Compare rational numbers using a number line</w:t>
               </w:r>
             </w:hyperlink>
           </w:p>
@@ -12448,7 +12448,7 @@
               <w:spacing w:after="10" w:before="0"/>
               <w:ind w:left="120"/>
             </w:pPr>
-            <w:hyperlink w:history="1" r:id="rIdm6u4woq8v5xff-gk9jn04">
+            <w:hyperlink w:history="1" r:id="rIdwk9vrhi7nnch3qcmybd-l">
               <w:r>
                 <w:rPr>
                   <w:rFonts w:ascii="Arial" w:cs="Arial" w:eastAsia="Arial" w:hAnsi="Arial"/>
@@ -12486,14 +12486,14 @@
                 <w:sz w:val="16"/>
                 <w:szCs w:val="16"/>
               </w:rPr>
-              <w:t xml:space="preserve">📖 HTML:</w:t>
+              <w:t xml:space="preserve">📖 EXERCISE:</w:t>
             </w:r>
           </w:p>
           <w:p>
             <w:pPr>
               <w:spacing w:after="20" w:before="0"/>
             </w:pPr>
-            <w:hyperlink w:history="1" r:id="rIdrs352cx_08j1ynhlnbzqc">
+            <w:hyperlink w:history="1" r:id="rIdohrrpl30hw-laqrwghgdk">
               <w:r>
                 <w:rPr>
                   <w:rFonts w:ascii="Arial" w:cs="Arial" w:eastAsia="Arial" w:hAnsi="Arial"/>
@@ -12502,7 +12502,7 @@
                   <w:szCs w:val="16"/>
                   <w:u w:val="single" w:color="2E75B6"/>
                 </w:rPr>
-                <w:t xml:space="preserve">Order of Real Numbers (Flexbook)</w:t>
+                <w:t xml:space="preserve">Decimals on the number line: tenths</w:t>
               </w:r>
             </w:hyperlink>
           </w:p>
@@ -12518,7 +12518,7 @@
                 <w:sz w:val="14"/>
                 <w:szCs w:val="14"/>
               </w:rPr>
-              <w:t xml:space="preserve">Source: CK-12</w:t>
+              <w:t xml:space="preserve">Source: Khan Academy (English - US curriculum)</w:t>
             </w:r>
           </w:p>
           <w:p>
@@ -12526,7 +12526,7 @@
               <w:spacing w:after="10" w:before="0"/>
               <w:ind w:left="120"/>
             </w:pPr>
-            <w:hyperlink w:history="1" r:id="rId5yo1scvnk68yvauzqoabj">
+            <w:hyperlink w:history="1" r:id="rId0k_p--tr7951g7qa1ell3">
               <w:r>
                 <w:rPr>
                   <w:rFonts w:ascii="Arial" w:cs="Arial" w:eastAsia="Arial" w:hAnsi="Arial"/>
@@ -12721,7 +12721,7 @@
             <w:pPr>
               <w:spacing w:after="20" w:before="0"/>
             </w:pPr>
-            <w:hyperlink w:history="1" r:id="rIdnatau_cdjoxvob5bo5j5b">
+            <w:hyperlink w:history="1" r:id="rIdpcrnxe-9sv7wrqqhvqloh">
               <w:r>
                 <w:rPr>
                   <w:rFonts w:ascii="Arial" w:cs="Arial" w:eastAsia="Arial" w:hAnsi="Arial"/>
@@ -12730,7 +12730,7 @@
                   <w:szCs w:val="16"/>
                   <w:u w:val="single" w:color="2E75B6"/>
                 </w:rPr>
-                <w:t xml:space="preserve">Prime numbers</w:t>
+                <w:t xml:space="preserve">Proof: square roots of prime numbers are irrational</w:t>
               </w:r>
             </w:hyperlink>
           </w:p>
@@ -12754,7 +12754,7 @@
               <w:spacing w:after="10" w:before="0"/>
               <w:ind w:left="120"/>
             </w:pPr>
-            <w:hyperlink w:history="1" r:id="rId8laqwj6lhkktuvab0nwvs">
+            <w:hyperlink w:history="1" r:id="rIdhxnejb4gc1_t3dojfr3g0">
               <w:r>
                 <w:rPr>
                   <w:rFonts w:ascii="Arial" w:cs="Arial" w:eastAsia="Arial" w:hAnsi="Arial"/>
@@ -12792,14 +12792,14 @@
                 <w:sz w:val="16"/>
                 <w:szCs w:val="16"/>
               </w:rPr>
-              <w:t xml:space="preserve">📖 HTML:</w:t>
+              <w:t xml:space="preserve">📖 EXERCISE:</w:t>
             </w:r>
           </w:p>
           <w:p>
             <w:pPr>
               <w:spacing w:after="20" w:before="0"/>
             </w:pPr>
-            <w:hyperlink w:history="1" r:id="rIdmtwqqpsyyejtzbgzwmq10">
+            <w:hyperlink w:history="1" r:id="rIdjsfguvyyhe3fn-48nnsao">
               <w:r>
                 <w:rPr>
                   <w:rFonts w:ascii="Arial" w:cs="Arial" w:eastAsia="Arial" w:hAnsi="Arial"/>
@@ -12808,7 +12808,7 @@
                   <w:szCs w:val="16"/>
                   <w:u w:val="single" w:color="2E75B6"/>
                 </w:rPr>
-                <w:t xml:space="preserve">Order of Real Numbers (Flexbook)</w:t>
+                <w:t xml:space="preserve">Round decimals using a number line</w:t>
               </w:r>
             </w:hyperlink>
           </w:p>
@@ -12824,7 +12824,7 @@
                 <w:sz w:val="14"/>
                 <w:szCs w:val="14"/>
               </w:rPr>
-              <w:t xml:space="preserve">Source: CK-12</w:t>
+              <w:t xml:space="preserve">Source: Khan Academy (English - US curriculum)</w:t>
             </w:r>
           </w:p>
           <w:p>
@@ -12832,7 +12832,7 @@
               <w:spacing w:after="10" w:before="0"/>
               <w:ind w:left="120"/>
             </w:pPr>
-            <w:hyperlink w:history="1" r:id="rIdyulc8k-59juwvds2zaurl">
+            <w:hyperlink w:history="1" r:id="rIdjewxua8a2ozuoovxlny0y">
               <w:r>
                 <w:rPr>
                   <w:rFonts w:ascii="Arial" w:cs="Arial" w:eastAsia="Arial" w:hAnsi="Arial"/>
@@ -13027,7 +13027,7 @@
             <w:pPr>
               <w:spacing w:after="20" w:before="0"/>
             </w:pPr>
-            <w:hyperlink w:history="1" r:id="rIdvihj5s7xlkmemnyflvr-b">
+            <w:hyperlink w:history="1" r:id="rIdhsxmy_rsqsb4knsflkimt">
               <w:r>
                 <w:rPr>
                   <w:rFonts w:ascii="Arial" w:cs="Arial" w:eastAsia="Arial" w:hAnsi="Arial"/>
@@ -13036,7 +13036,7 @@
                   <w:szCs w:val="16"/>
                   <w:u w:val="single" w:color="2E75B6"/>
                 </w:rPr>
-                <w:t xml:space="preserve">Prime numbers</w:t>
+                <w:t xml:space="preserve">Comparing decimal numbers on a number line</w:t>
               </w:r>
             </w:hyperlink>
           </w:p>
@@ -13060,7 +13060,7 @@
               <w:spacing w:after="10" w:before="0"/>
               <w:ind w:left="120"/>
             </w:pPr>
-            <w:hyperlink w:history="1" r:id="rIduuqfpewph7jxqbirh8ghv">
+            <w:hyperlink w:history="1" r:id="rIdbcs1rvjwnzpjk0vpbvkyh">
               <w:r>
                 <w:rPr>
                   <w:rFonts w:ascii="Arial" w:cs="Arial" w:eastAsia="Arial" w:hAnsi="Arial"/>
@@ -13105,7 +13105,7 @@
             <w:pPr>
               <w:spacing w:after="20" w:before="0"/>
             </w:pPr>
-            <w:hyperlink w:history="1" r:id="rIdswzjj3s6doo-5kzahns7g">
+            <w:hyperlink w:history="1" r:id="rIdghhsjpv-ssxl_jkap5teo">
               <w:r>
                 <w:rPr>
                   <w:rFonts w:ascii="Arial" w:cs="Arial" w:eastAsia="Arial" w:hAnsi="Arial"/>
@@ -13114,7 +13114,7 @@
                   <w:szCs w:val="16"/>
                   <w:u w:val="single" w:color="2E75B6"/>
                 </w:rPr>
-                <w:t xml:space="preserve">Order of Real Numbers (Flexbook)</w:t>
+                <w:t xml:space="preserve">Square Roots and Irrational Numbers (Flexbook)</w:t>
               </w:r>
             </w:hyperlink>
           </w:p>
@@ -13138,7 +13138,7 @@
               <w:spacing w:after="10" w:before="0"/>
               <w:ind w:left="120"/>
             </w:pPr>
-            <w:hyperlink w:history="1" r:id="rIdt2exv7jyzka6mphfn5sku">
+            <w:hyperlink w:history="1" r:id="rIdq5u7bo_wdhgtmwqrwh0v2">
               <w:r>
                 <w:rPr>
                   <w:rFonts w:ascii="Arial" w:cs="Arial" w:eastAsia="Arial" w:hAnsi="Arial"/>
@@ -13333,7 +13333,7 @@
             <w:pPr>
               <w:spacing w:after="20" w:before="0"/>
             </w:pPr>
-            <w:hyperlink w:history="1" r:id="rId2x2hwztkqnxkbkj7lrxcg">
+            <w:hyperlink w:history="1" r:id="rIdar5womoknif-wtfiuqov7">
               <w:r>
                 <w:rPr>
                   <w:rFonts w:ascii="Arial" w:cs="Arial" w:eastAsia="Arial" w:hAnsi="Arial"/>
@@ -13342,7 +13342,7 @@
                   <w:szCs w:val="16"/>
                   <w:u w:val="single" w:color="2E75B6"/>
                 </w:rPr>
-                <w:t xml:space="preserve">Prime numbers</w:t>
+                <w:t xml:space="preserve">Approximating square roots</w:t>
               </w:r>
             </w:hyperlink>
           </w:p>
@@ -13366,7 +13366,7 @@
               <w:spacing w:after="10" w:before="0"/>
               <w:ind w:left="120"/>
             </w:pPr>
-            <w:hyperlink w:history="1" r:id="rIduwefseqpzjho9lw7nngxx">
+            <w:hyperlink w:history="1" r:id="rIdkdgpgkbtobxmx_azagu7p">
               <w:r>
                 <w:rPr>
                   <w:rFonts w:ascii="Arial" w:cs="Arial" w:eastAsia="Arial" w:hAnsi="Arial"/>
@@ -13404,14 +13404,14 @@
                 <w:sz w:val="16"/>
                 <w:szCs w:val="16"/>
               </w:rPr>
-              <w:t xml:space="preserve">📖 HTML:</w:t>
+              <w:t xml:space="preserve">📖 EXERCISE:</w:t>
             </w:r>
           </w:p>
           <w:p>
             <w:pPr>
               <w:spacing w:after="20" w:before="0"/>
             </w:pPr>
-            <w:hyperlink w:history="1" r:id="rIdxmrizcfwal-4jaryiooph">
+            <w:hyperlink w:history="1" r:id="rIdobgxhvsp_vlbhsozin4qe">
               <w:r>
                 <w:rPr>
                   <w:rFonts w:ascii="Arial" w:cs="Arial" w:eastAsia="Arial" w:hAnsi="Arial"/>
@@ -13420,7 +13420,7 @@
                   <w:szCs w:val="16"/>
                   <w:u w:val="single" w:color="2E75B6"/>
                 </w:rPr>
-                <w:t xml:space="preserve">Order of Real Numbers (Flexbook)</w:t>
+                <w:t xml:space="preserve">Square Roots and Irrational Numbers Practice</w:t>
               </w:r>
             </w:hyperlink>
           </w:p>
@@ -13444,7 +13444,7 @@
               <w:spacing w:after="10" w:before="0"/>
               <w:ind w:left="120"/>
             </w:pPr>
-            <w:hyperlink w:history="1" r:id="rIdv9e-ofqsmnkkmszrjh372">
+            <w:hyperlink w:history="1" r:id="rId6z6ylki0iqgfnkdz6gbol">
               <w:r>
                 <w:rPr>
                   <w:rFonts w:ascii="Arial" w:cs="Arial" w:eastAsia="Arial" w:hAnsi="Arial"/>
@@ -15130,7 +15130,7 @@
             <w:pPr>
               <w:spacing w:after="20" w:before="0"/>
             </w:pPr>
-            <w:hyperlink w:history="1" r:id="rIdpfaamkel6skzskghb8u-0">
+            <w:hyperlink w:history="1" r:id="rIdoqv5kschoh0spe5wcjydr">
               <w:r>
                 <w:rPr>
                   <w:rFonts w:ascii="Arial" w:cs="Arial" w:eastAsia="Arial" w:hAnsi="Arial"/>
@@ -15139,7 +15139,7 @@
                   <w:szCs w:val="16"/>
                   <w:u w:val="single" w:color="2E75B6"/>
                 </w:rPr>
-                <w:t xml:space="preserve">Prime numbers</w:t>
+                <w:t xml:space="preserve">Adding, Subtracting, Multiplying and Dividing - Missing Operation - Order of Operations</w:t>
               </w:r>
             </w:hyperlink>
           </w:p>
@@ -15155,7 +15155,7 @@
                 <w:sz w:val="14"/>
                 <w:szCs w:val="14"/>
               </w:rPr>
-              <w:t xml:space="preserve">Source: Khan Academy (English - US curriculum)</w:t>
+              <w:t xml:space="preserve">Source: CK-12</w:t>
             </w:r>
           </w:p>
           <w:p>
@@ -15163,7 +15163,7 @@
               <w:spacing w:after="10" w:before="0"/>
               <w:ind w:left="120"/>
             </w:pPr>
-            <w:hyperlink w:history="1" r:id="rIdous8ayvgruxs64ymkaenj">
+            <w:hyperlink w:history="1" r:id="rIdqi4lrwz_tzcc5un81brhj">
               <w:r>
                 <w:rPr>
                   <w:rFonts w:ascii="Arial" w:cs="Arial" w:eastAsia="Arial" w:hAnsi="Arial"/>
@@ -15201,14 +15201,14 @@
                 <w:sz w:val="16"/>
                 <w:szCs w:val="16"/>
               </w:rPr>
-              <w:t xml:space="preserve">📖 HTML:</w:t>
+              <w:t xml:space="preserve">📖 EXERCISE:</w:t>
             </w:r>
           </w:p>
           <w:p>
             <w:pPr>
               <w:spacing w:after="20" w:before="0"/>
             </w:pPr>
-            <w:hyperlink w:history="1" r:id="rIdph0np8pn4xp0ry-v_o7qy">
+            <w:hyperlink w:history="1" r:id="rId1n-zufbckhu2xbk_cpebr">
               <w:r>
                 <w:rPr>
                   <w:rFonts w:ascii="Arial" w:cs="Arial" w:eastAsia="Arial" w:hAnsi="Arial"/>
@@ -15217,7 +15217,7 @@
                   <w:szCs w:val="16"/>
                   <w:u w:val="single" w:color="2E75B6"/>
                 </w:rPr>
-                <w:t xml:space="preserve">Identify and Apply Number Properties in Integer Operations (Flexbook)</w:t>
+                <w:t xml:space="preserve">Operations with Real Numbers Practice</w:t>
               </w:r>
             </w:hyperlink>
           </w:p>
@@ -15241,7 +15241,7 @@
               <w:spacing w:after="10" w:before="0"/>
               <w:ind w:left="120"/>
             </w:pPr>
-            <w:hyperlink w:history="1" r:id="rIddsa4ke87okz5gcsonmapw">
+            <w:hyperlink w:history="1" r:id="rIdrpwjdybl9ppwdpy_jjzey">
               <w:r>
                 <w:rPr>
                   <w:rFonts w:ascii="Arial" w:cs="Arial" w:eastAsia="Arial" w:hAnsi="Arial"/>
@@ -15436,7 +15436,7 @@
             <w:pPr>
               <w:spacing w:after="20" w:before="0"/>
             </w:pPr>
-            <w:hyperlink w:history="1" r:id="rIderb-1t42l4efjg5xvifnp">
+            <w:hyperlink w:history="1" r:id="rIdpo0cyoo1c3ucep6nqcriq">
               <w:r>
                 <w:rPr>
                   <w:rFonts w:ascii="Arial" w:cs="Arial" w:eastAsia="Arial" w:hAnsi="Arial"/>
@@ -15445,7 +15445,7 @@
                   <w:szCs w:val="16"/>
                   <w:u w:val="single" w:color="2E75B6"/>
                 </w:rPr>
-                <w:t xml:space="preserve">Prime numbers</w:t>
+                <w:t xml:space="preserve">Selecting the First Operation - Order of Operations</w:t>
               </w:r>
             </w:hyperlink>
           </w:p>
@@ -15461,7 +15461,7 @@
                 <w:sz w:val="14"/>
                 <w:szCs w:val="14"/>
               </w:rPr>
-              <w:t xml:space="preserve">Source: Khan Academy (English - US curriculum)</w:t>
+              <w:t xml:space="preserve">Source: CK-12</w:t>
             </w:r>
           </w:p>
           <w:p>
@@ -15469,7 +15469,7 @@
               <w:spacing w:after="10" w:before="0"/>
               <w:ind w:left="120"/>
             </w:pPr>
-            <w:hyperlink w:history="1" r:id="rIdp9ciw2ugb3pimhn0t9j0q">
+            <w:hyperlink w:history="1" r:id="rIdgukwrnwjrtiujnpb-1dq9">
               <w:r>
                 <w:rPr>
                   <w:rFonts w:ascii="Arial" w:cs="Arial" w:eastAsia="Arial" w:hAnsi="Arial"/>
@@ -15514,7 +15514,7 @@
             <w:pPr>
               <w:spacing w:after="20" w:before="0"/>
             </w:pPr>
-            <w:hyperlink w:history="1" r:id="rIdmttvoy_4nxo_yuhgtqiue">
+            <w:hyperlink w:history="1" r:id="rId_gsis8lc19a1g7pskxj5l">
               <w:r>
                 <w:rPr>
                   <w:rFonts w:ascii="Arial" w:cs="Arial" w:eastAsia="Arial" w:hAnsi="Arial"/>
@@ -15523,7 +15523,7 @@
                   <w:szCs w:val="16"/>
                   <w:u w:val="single" w:color="2E75B6"/>
                 </w:rPr>
-                <w:t xml:space="preserve">Identify and Apply Number Properties in Integer Operations (Flexbook)</w:t>
+                <w:t xml:space="preserve">Connect Variable Expressions and the Order of Operations with Real-World Problems (Flexbook)</w:t>
               </w:r>
             </w:hyperlink>
           </w:p>
@@ -15547,7 +15547,7 @@
               <w:spacing w:after="10" w:before="0"/>
               <w:ind w:left="120"/>
             </w:pPr>
-            <w:hyperlink w:history="1" r:id="rIdtq8fpcrgyceftqq6ueczn">
+            <w:hyperlink w:history="1" r:id="rIdbwvchwkz93s2cdxflc9ca">
               <w:r>
                 <w:rPr>
                   <w:rFonts w:ascii="Arial" w:cs="Arial" w:eastAsia="Arial" w:hAnsi="Arial"/>
@@ -15742,7 +15742,7 @@
             <w:pPr>
               <w:spacing w:after="20" w:before="0"/>
             </w:pPr>
-            <w:hyperlink w:history="1" r:id="rIdsmosvcxztsfr3bvd1mhjr">
+            <w:hyperlink w:history="1" r:id="rIdedkdr5aczkwkxxkicdcrm">
               <w:r>
                 <w:rPr>
                   <w:rFonts w:ascii="Arial" w:cs="Arial" w:eastAsia="Arial" w:hAnsi="Arial"/>
@@ -15751,7 +15751,7 @@
                   <w:szCs w:val="16"/>
                   <w:u w:val="single" w:color="2E75B6"/>
                 </w:rPr>
-                <w:t xml:space="preserve">Prime numbers</w:t>
+                <w:t xml:space="preserve">Determinant after row operations</w:t>
               </w:r>
             </w:hyperlink>
           </w:p>
@@ -15775,7 +15775,7 @@
               <w:spacing w:after="10" w:before="0"/>
               <w:ind w:left="120"/>
             </w:pPr>
-            <w:hyperlink w:history="1" r:id="rIdmhnwajnbvolnwwyr8b3ly">
+            <w:hyperlink w:history="1" r:id="rIdhjlilkatgwwelmizw1zeg">
               <w:r>
                 <w:rPr>
                   <w:rFonts w:ascii="Arial" w:cs="Arial" w:eastAsia="Arial" w:hAnsi="Arial"/>
@@ -15813,14 +15813,14 @@
                 <w:sz w:val="16"/>
                 <w:szCs w:val="16"/>
               </w:rPr>
-              <w:t xml:space="preserve">📖 HTML:</w:t>
+              <w:t xml:space="preserve">📖 EXERCISE:</w:t>
             </w:r>
           </w:p>
           <w:p>
             <w:pPr>
               <w:spacing w:after="20" w:before="0"/>
             </w:pPr>
-            <w:hyperlink w:history="1" r:id="rIdhjpt2fgwhl6kennvsqawg">
+            <w:hyperlink w:history="1" r:id="rIdsrp14jfzbp6wvu_e_c7-m">
               <w:r>
                 <w:rPr>
                   <w:rFonts w:ascii="Arial" w:cs="Arial" w:eastAsia="Arial" w:hAnsi="Arial"/>
@@ -15829,7 +15829,7 @@
                   <w:szCs w:val="16"/>
                   <w:u w:val="single" w:color="2E75B6"/>
                 </w:rPr>
-                <w:t xml:space="preserve">Identify and Apply Number Properties in Integer Operations (Flexbook)</w:t>
+                <w:t xml:space="preserve">Operations with Real Numbers Practice</w:t>
               </w:r>
             </w:hyperlink>
           </w:p>
@@ -15853,7 +15853,7 @@
               <w:spacing w:after="10" w:before="0"/>
               <w:ind w:left="120"/>
             </w:pPr>
-            <w:hyperlink w:history="1" r:id="rIdhtx9_z_tdamjmhdwv8_bb">
+            <w:hyperlink w:history="1" r:id="rIdzgyw7ctfckoa1ppaddybq">
               <w:r>
                 <w:rPr>
                   <w:rFonts w:ascii="Arial" w:cs="Arial" w:eastAsia="Arial" w:hAnsi="Arial"/>
@@ -16048,7 +16048,7 @@
             <w:pPr>
               <w:spacing w:after="20" w:before="0"/>
             </w:pPr>
-            <w:hyperlink w:history="1" r:id="rIdqexznastxnaps1dpdrksp">
+            <w:hyperlink w:history="1" r:id="rId4x91bzrvgzicemossxtds">
               <w:r>
                 <w:rPr>
                   <w:rFonts w:ascii="Arial" w:cs="Arial" w:eastAsia="Arial" w:hAnsi="Arial"/>
@@ -16057,7 +16057,7 @@
                   <w:szCs w:val="16"/>
                   <w:u w:val="single" w:color="2E75B6"/>
                 </w:rPr>
-                <w:t xml:space="preserve">Prime numbers</w:t>
+                <w:t xml:space="preserve">Adding, Subtracting, and Multiplying - Missing Number - Order of Operations</w:t>
               </w:r>
             </w:hyperlink>
           </w:p>
@@ -16073,7 +16073,7 @@
                 <w:sz w:val="14"/>
                 <w:szCs w:val="14"/>
               </w:rPr>
-              <w:t xml:space="preserve">Source: Khan Academy (English - US curriculum)</w:t>
+              <w:t xml:space="preserve">Source: CK-12</w:t>
             </w:r>
           </w:p>
           <w:p>
@@ -16081,7 +16081,7 @@
               <w:spacing w:after="10" w:before="0"/>
               <w:ind w:left="120"/>
             </w:pPr>
-            <w:hyperlink w:history="1" r:id="rIdsepi_3st83ofqwgppsfxn">
+            <w:hyperlink w:history="1" r:id="rIdds83zscil94oqvhxujiou">
               <w:r>
                 <w:rPr>
                   <w:rFonts w:ascii="Arial" w:cs="Arial" w:eastAsia="Arial" w:hAnsi="Arial"/>
@@ -16119,14 +16119,14 @@
                 <w:sz w:val="16"/>
                 <w:szCs w:val="16"/>
               </w:rPr>
-              <w:t xml:space="preserve">📖 HTML:</w:t>
+              <w:t xml:space="preserve">📖 EXERCISE:</w:t>
             </w:r>
           </w:p>
           <w:p>
             <w:pPr>
               <w:spacing w:after="20" w:before="0"/>
             </w:pPr>
-            <w:hyperlink w:history="1" r:id="rIdqemo_td96cj1idkoed-j-">
+            <w:hyperlink w:history="1" r:id="rId0j0ila-jhueqphkjbmsaq">
               <w:r>
                 <w:rPr>
                   <w:rFonts w:ascii="Arial" w:cs="Arial" w:eastAsia="Arial" w:hAnsi="Arial"/>
@@ -16135,7 +16135,7 @@
                   <w:szCs w:val="16"/>
                   <w:u w:val="single" w:color="2E75B6"/>
                 </w:rPr>
-                <w:t xml:space="preserve">Identify and Apply Number Properties in Integer Operations (Flexbook)</w:t>
+                <w:t xml:space="preserve">Operations with Real Numbers Practice</w:t>
               </w:r>
             </w:hyperlink>
           </w:p>
@@ -16159,7 +16159,7 @@
               <w:spacing w:after="10" w:before="0"/>
               <w:ind w:left="120"/>
             </w:pPr>
-            <w:hyperlink w:history="1" r:id="rId9e_iilmyjn8y7vxocgvae">
+            <w:hyperlink w:history="1" r:id="rIdhmganwbgvytno5psohx7t">
               <w:r>
                 <w:rPr>
                   <w:rFonts w:ascii="Arial" w:cs="Arial" w:eastAsia="Arial" w:hAnsi="Arial"/>
@@ -16354,7 +16354,7 @@
             <w:pPr>
               <w:spacing w:after="20" w:before="0"/>
             </w:pPr>
-            <w:hyperlink w:history="1" r:id="rIdgo9igwf_ivudmqy9-2w3d">
+            <w:hyperlink w:history="1" r:id="rIdtk_c7bartvmvj_nk2el6g">
               <w:r>
                 <w:rPr>
                   <w:rFonts w:ascii="Arial" w:cs="Arial" w:eastAsia="Arial" w:hAnsi="Arial"/>
@@ -16363,7 +16363,7 @@
                   <w:szCs w:val="16"/>
                   <w:u w:val="single" w:color="2E75B6"/>
                 </w:rPr>
-                <w:t xml:space="preserve">Prime numbers</w:t>
+                <w:t xml:space="preserve">Adding and Subtracting with Parentheses - Missing Number - Order of Operations</w:t>
               </w:r>
             </w:hyperlink>
           </w:p>
@@ -16379,7 +16379,7 @@
                 <w:sz w:val="14"/>
                 <w:szCs w:val="14"/>
               </w:rPr>
-              <w:t xml:space="preserve">Source: Khan Academy (English - US curriculum)</w:t>
+              <w:t xml:space="preserve">Source: CK-12</w:t>
             </w:r>
           </w:p>
           <w:p>
@@ -16387,7 +16387,7 @@
               <w:spacing w:after="10" w:before="0"/>
               <w:ind w:left="120"/>
             </w:pPr>
-            <w:hyperlink w:history="1" r:id="rIdsmutjqf6u-vapmdw6apbg">
+            <w:hyperlink w:history="1" r:id="rIdkjbkgc5_fqz42i-k26oq2">
               <w:r>
                 <w:rPr>
                   <w:rFonts w:ascii="Arial" w:cs="Arial" w:eastAsia="Arial" w:hAnsi="Arial"/>
@@ -16425,14 +16425,14 @@
                 <w:sz w:val="16"/>
                 <w:szCs w:val="16"/>
               </w:rPr>
-              <w:t xml:space="preserve">📖 HTML:</w:t>
+              <w:t xml:space="preserve">📖 EXERCISE:</w:t>
             </w:r>
           </w:p>
           <w:p>
             <w:pPr>
               <w:spacing w:after="20" w:before="0"/>
             </w:pPr>
-            <w:hyperlink w:history="1" r:id="rId3dx36_w4m9pynnlcosz1a">
+            <w:hyperlink w:history="1" r:id="rIdjkwaqocgldp90mtfzsbim">
               <w:r>
                 <w:rPr>
                   <w:rFonts w:ascii="Arial" w:cs="Arial" w:eastAsia="Arial" w:hAnsi="Arial"/>
@@ -16441,7 +16441,7 @@
                   <w:szCs w:val="16"/>
                   <w:u w:val="single" w:color="2E75B6"/>
                 </w:rPr>
-                <w:t xml:space="preserve">Identify and Apply Number Properties in Integer Operations (Flexbook)</w:t>
+                <w:t xml:space="preserve">Operations with Real Numbers Practice</w:t>
               </w:r>
             </w:hyperlink>
           </w:p>
@@ -16465,7 +16465,7 @@
               <w:spacing w:after="10" w:before="0"/>
               <w:ind w:left="120"/>
             </w:pPr>
-            <w:hyperlink w:history="1" r:id="rId5gebisj1vdbqmelbyxyyd">
+            <w:hyperlink w:history="1" r:id="rIdfskaa-kk6iihdxytqhb6r">
               <w:r>
                 <w:rPr>
                   <w:rFonts w:ascii="Arial" w:cs="Arial" w:eastAsia="Arial" w:hAnsi="Arial"/>
@@ -18028,7 +18028,7 @@
             <w:pPr>
               <w:spacing w:after="20" w:before="0"/>
             </w:pPr>
-            <w:hyperlink w:history="1" r:id="rIdrzqukluxhnvyahgguzyqe">
+            <w:hyperlink w:history="1" r:id="rIdicy-j3fxagcio0tfep1b3">
               <w:r>
                 <w:rPr>
                   <w:rFonts w:ascii="Arial" w:cs="Arial" w:eastAsia="Arial" w:hAnsi="Arial"/>
@@ -18037,7 +18037,7 @@
                   <w:szCs w:val="16"/>
                   <w:u w:val="single" w:color="2E75B6"/>
                 </w:rPr>
-                <w:t xml:space="preserve">Prime numbers</w:t>
+                <w:t xml:space="preserve">Order of operations example: fractions and exponents</w:t>
               </w:r>
             </w:hyperlink>
           </w:p>
@@ -18061,7 +18061,7 @@
               <w:spacing w:after="10" w:before="0"/>
               <w:ind w:left="120"/>
             </w:pPr>
-            <w:hyperlink w:history="1" r:id="rIdxxvoe1lambg9d3zf7fbls">
+            <w:hyperlink w:history="1" r:id="rId55ia-tejtrddaxzgzo4ny">
               <w:r>
                 <w:rPr>
                   <w:rFonts w:ascii="Arial" w:cs="Arial" w:eastAsia="Arial" w:hAnsi="Arial"/>
@@ -18099,14 +18099,14 @@
                 <w:sz w:val="16"/>
                 <w:szCs w:val="16"/>
               </w:rPr>
-              <w:t xml:space="preserve">📖 HTML:</w:t>
+              <w:t xml:space="preserve">📖 EXERCISE:</w:t>
             </w:r>
           </w:p>
           <w:p>
             <w:pPr>
               <w:spacing w:after="20" w:before="0"/>
             </w:pPr>
-            <w:hyperlink w:history="1" r:id="rIdjealqk58h8ydhtuqmeqsj">
+            <w:hyperlink w:history="1" r:id="rIdfvuy4nn73zqvy6ww3myuw">
               <w:r>
                 <w:rPr>
                   <w:rFonts w:ascii="Arial" w:cs="Arial" w:eastAsia="Arial" w:hAnsi="Arial"/>
@@ -18115,7 +18115,7 @@
                   <w:szCs w:val="16"/>
                   <w:u w:val="single" w:color="2E75B6"/>
                 </w:rPr>
-                <w:t xml:space="preserve">Order of Real Numbers (Flexbook)</w:t>
+                <w:t xml:space="preserve">Equations with square roots: decimals &amp; fractions</w:t>
               </w:r>
             </w:hyperlink>
           </w:p>
@@ -18131,7 +18131,7 @@
                 <w:sz w:val="14"/>
                 <w:szCs w:val="14"/>
               </w:rPr>
-              <w:t xml:space="preserve">Source: CK-12</w:t>
+              <w:t xml:space="preserve">Source: Khan Academy (English - US curriculum)</w:t>
             </w:r>
           </w:p>
           <w:p>
@@ -18139,7 +18139,7 @@
               <w:spacing w:after="10" w:before="0"/>
               <w:ind w:left="120"/>
             </w:pPr>
-            <w:hyperlink w:history="1" r:id="rId5nosvv8l7ha6dvhvqyzpw">
+            <w:hyperlink w:history="1" r:id="rIduywyrg_opeuntn7btdlwp">
               <w:r>
                 <w:rPr>
                   <w:rFonts w:ascii="Arial" w:cs="Arial" w:eastAsia="Arial" w:hAnsi="Arial"/>
@@ -18334,7 +18334,7 @@
             <w:pPr>
               <w:spacing w:after="20" w:before="0"/>
             </w:pPr>
-            <w:hyperlink w:history="1" r:id="rIds7qurgimzcbjpu6wue_vi">
+            <w:hyperlink w:history="1" r:id="rIdbmae5zuayglrrn4e-gfvw">
               <w:r>
                 <w:rPr>
                   <w:rFonts w:ascii="Arial" w:cs="Arial" w:eastAsia="Arial" w:hAnsi="Arial"/>
@@ -18343,7 +18343,7 @@
                   <w:szCs w:val="16"/>
                   <w:u w:val="single" w:color="2E75B6"/>
                 </w:rPr>
-                <w:t xml:space="preserve">Prime numbers</w:t>
+                <w:t xml:space="preserve">Limits at infinity of quotients with square roots (even power)</w:t>
               </w:r>
             </w:hyperlink>
           </w:p>
@@ -18367,7 +18367,7 @@
               <w:spacing w:after="10" w:before="0"/>
               <w:ind w:left="120"/>
             </w:pPr>
-            <w:hyperlink w:history="1" r:id="rIdlwjjpb1hvzx2t9oxjdnzf">
+            <w:hyperlink w:history="1" r:id="rId3oipolkde7oxuxgebxxaf">
               <w:r>
                 <w:rPr>
                   <w:rFonts w:ascii="Arial" w:cs="Arial" w:eastAsia="Arial" w:hAnsi="Arial"/>
@@ -18405,14 +18405,14 @@
                 <w:sz w:val="16"/>
                 <w:szCs w:val="16"/>
               </w:rPr>
-              <w:t xml:space="preserve">📖 HTML:</w:t>
+              <w:t xml:space="preserve">📖 EXERCISE:</w:t>
             </w:r>
           </w:p>
           <w:p>
             <w:pPr>
               <w:spacing w:after="20" w:before="0"/>
             </w:pPr>
-            <w:hyperlink w:history="1" r:id="rIdv8y12hu4wchhassn2r0he">
+            <w:hyperlink w:history="1" r:id="rIdfor_qww6mhyozjphklgye">
               <w:r>
                 <w:rPr>
                   <w:rFonts w:ascii="Arial" w:cs="Arial" w:eastAsia="Arial" w:hAnsi="Arial"/>
@@ -18421,7 +18421,7 @@
                   <w:szCs w:val="16"/>
                   <w:u w:val="single" w:color="2E75B6"/>
                 </w:rPr>
-                <w:t xml:space="preserve">Order of Real Numbers (Flexbook)</w:t>
+                <w:t xml:space="preserve">Order rational numbers</w:t>
               </w:r>
             </w:hyperlink>
           </w:p>
@@ -18437,7 +18437,7 @@
                 <w:sz w:val="14"/>
                 <w:szCs w:val="14"/>
               </w:rPr>
-              <w:t xml:space="preserve">Source: CK-12</w:t>
+              <w:t xml:space="preserve">Source: Khan Academy (English - US curriculum)</w:t>
             </w:r>
           </w:p>
           <w:p>
@@ -18445,7 +18445,7 @@
               <w:spacing w:after="10" w:before="0"/>
               <w:ind w:left="120"/>
             </w:pPr>
-            <w:hyperlink w:history="1" r:id="rIdnwruw6bnyat9bokoiqbnl">
+            <w:hyperlink w:history="1" r:id="rIday3bbir2jgtdbxfrkxp0k">
               <w:r>
                 <w:rPr>
                   <w:rFonts w:ascii="Arial" w:cs="Arial" w:eastAsia="Arial" w:hAnsi="Arial"/>
@@ -18640,7 +18640,7 @@
             <w:pPr>
               <w:spacing w:after="20" w:before="0"/>
             </w:pPr>
-            <w:hyperlink w:history="1" r:id="rIdtcv8tbjhec2uybqorrzyp">
+            <w:hyperlink w:history="1" r:id="rIdhnumlpqutwfmhmxxl1yoj">
               <w:r>
                 <w:rPr>
                   <w:rFonts w:ascii="Arial" w:cs="Arial" w:eastAsia="Arial" w:hAnsi="Arial"/>
@@ -18649,7 +18649,7 @@
                   <w:szCs w:val="16"/>
                   <w:u w:val="single" w:color="2E75B6"/>
                 </w:rPr>
-                <w:t xml:space="preserve">Prime numbers</w:t>
+                <w:t xml:space="preserve">Selecting the First Operation - Order of Operations</w:t>
               </w:r>
             </w:hyperlink>
           </w:p>
@@ -18665,7 +18665,7 @@
                 <w:sz w:val="14"/>
                 <w:szCs w:val="14"/>
               </w:rPr>
-              <w:t xml:space="preserve">Source: Khan Academy (English - US curriculum)</w:t>
+              <w:t xml:space="preserve">Source: CK-12</w:t>
             </w:r>
           </w:p>
           <w:p>
@@ -18673,7 +18673,7 @@
               <w:spacing w:after="10" w:before="0"/>
               <w:ind w:left="120"/>
             </w:pPr>
-            <w:hyperlink w:history="1" r:id="rIdzt6vaom1eeofwfgncdp1l">
+            <w:hyperlink w:history="1" r:id="rIdfmatgn_5izm_hqh66rfcp">
               <w:r>
                 <w:rPr>
                   <w:rFonts w:ascii="Arial" w:cs="Arial" w:eastAsia="Arial" w:hAnsi="Arial"/>
@@ -18711,14 +18711,14 @@
                 <w:sz w:val="16"/>
                 <w:szCs w:val="16"/>
               </w:rPr>
-              <w:t xml:space="preserve">📖 HTML:</w:t>
+              <w:t xml:space="preserve">📖 EXERCISE:</w:t>
             </w:r>
           </w:p>
           <w:p>
             <w:pPr>
               <w:spacing w:after="20" w:before="0"/>
             </w:pPr>
-            <w:hyperlink w:history="1" r:id="rId7hazweewsrxhmhgs9xa-h">
+            <w:hyperlink w:history="1" r:id="rIda2t6navfucxf83zsekkif">
               <w:r>
                 <w:rPr>
                   <w:rFonts w:ascii="Arial" w:cs="Arial" w:eastAsia="Arial" w:hAnsi="Arial"/>
@@ -18727,7 +18727,7 @@
                   <w:szCs w:val="16"/>
                   <w:u w:val="single" w:color="2E75B6"/>
                 </w:rPr>
-                <w:t xml:space="preserve">Order of Real Numbers (Flexbook)</w:t>
+                <w:t xml:space="preserve">Multiply &amp; divide rational expressions: Error analysis</w:t>
               </w:r>
             </w:hyperlink>
           </w:p>
@@ -18743,7 +18743,7 @@
                 <w:sz w:val="14"/>
                 <w:szCs w:val="14"/>
               </w:rPr>
-              <w:t xml:space="preserve">Source: CK-12</w:t>
+              <w:t xml:space="preserve">Source: Khan Academy (English - US curriculum)</w:t>
             </w:r>
           </w:p>
           <w:p>
@@ -18751,7 +18751,7 @@
               <w:spacing w:after="10" w:before="0"/>
               <w:ind w:left="120"/>
             </w:pPr>
-            <w:hyperlink w:history="1" r:id="rIdndcqiwjaxj1phkds3uphr">
+            <w:hyperlink w:history="1" r:id="rIdprbzxkqjt06tlqyihrz4u">
               <w:r>
                 <w:rPr>
                   <w:rFonts w:ascii="Arial" w:cs="Arial" w:eastAsia="Arial" w:hAnsi="Arial"/>
@@ -18946,7 +18946,7 @@
             <w:pPr>
               <w:spacing w:after="20" w:before="0"/>
             </w:pPr>
-            <w:hyperlink w:history="1" r:id="rIdqjs7v88mn1rfvlb1vbmtb">
+            <w:hyperlink w:history="1" r:id="rIdhookht-6qfylr6ivawphi">
               <w:r>
                 <w:rPr>
                   <w:rFonts w:ascii="Arial" w:cs="Arial" w:eastAsia="Arial" w:hAnsi="Arial"/>
@@ -18955,7 +18955,7 @@
                   <w:szCs w:val="16"/>
                   <w:u w:val="single" w:color="2E75B6"/>
                 </w:rPr>
-                <w:t xml:space="preserve">Prime numbers</w:t>
+                <w:t xml:space="preserve">Order of operations example</w:t>
               </w:r>
             </w:hyperlink>
           </w:p>
@@ -18979,7 +18979,7 @@
               <w:spacing w:after="10" w:before="0"/>
               <w:ind w:left="120"/>
             </w:pPr>
-            <w:hyperlink w:history="1" r:id="rIdxku6leaylvglsyumf1v2a">
+            <w:hyperlink w:history="1" r:id="rIdvzvcvmvm1jfwca7mtccve">
               <w:r>
                 <w:rPr>
                   <w:rFonts w:ascii="Arial" w:cs="Arial" w:eastAsia="Arial" w:hAnsi="Arial"/>
@@ -19017,14 +19017,14 @@
                 <w:sz w:val="16"/>
                 <w:szCs w:val="16"/>
               </w:rPr>
-              <w:t xml:space="preserve">📖 HTML:</w:t>
+              <w:t xml:space="preserve">📖 EXERCISE:</w:t>
             </w:r>
           </w:p>
           <w:p>
             <w:pPr>
               <w:spacing w:after="20" w:before="0"/>
             </w:pPr>
-            <w:hyperlink w:history="1" r:id="rIdc2mnc_w8uono4gmo724bz">
+            <w:hyperlink w:history="1" r:id="rId77lzhcphnkal-knqko-0s">
               <w:r>
                 <w:rPr>
                   <w:rFonts w:ascii="Arial" w:cs="Arial" w:eastAsia="Arial" w:hAnsi="Arial"/>
@@ -19033,7 +19033,7 @@
                   <w:szCs w:val="16"/>
                   <w:u w:val="single" w:color="2E75B6"/>
                 </w:rPr>
-                <w:t xml:space="preserve">Order of Real Numbers (Flexbook)</w:t>
+                <w:t xml:space="preserve">Reduce rational expressions to lowest terms: Error analysis</w:t>
               </w:r>
             </w:hyperlink>
           </w:p>
@@ -19049,7 +19049,7 @@
                 <w:sz w:val="14"/>
                 <w:szCs w:val="14"/>
               </w:rPr>
-              <w:t xml:space="preserve">Source: CK-12</w:t>
+              <w:t xml:space="preserve">Source: Khan Academy (English - US curriculum)</w:t>
             </w:r>
           </w:p>
           <w:p>
@@ -19057,7 +19057,7 @@
               <w:spacing w:after="10" w:before="0"/>
               <w:ind w:left="120"/>
             </w:pPr>
-            <w:hyperlink w:history="1" r:id="rIdx69benvxfttta5a_stowj">
+            <w:hyperlink w:history="1" r:id="rId2jkotk1xz2qcn_zqnilsv">
               <w:r>
                 <w:rPr>
                   <w:rFonts w:ascii="Arial" w:cs="Arial" w:eastAsia="Arial" w:hAnsi="Arial"/>
@@ -19252,7 +19252,7 @@
             <w:pPr>
               <w:spacing w:after="20" w:before="0"/>
             </w:pPr>
-            <w:hyperlink w:history="1" r:id="rIddzpui2g8fiyrcwnmosirr">
+            <w:hyperlink w:history="1" r:id="rIdkdcasqbhfe25ic_n56mev">
               <w:r>
                 <w:rPr>
                   <w:rFonts w:ascii="Arial" w:cs="Arial" w:eastAsia="Arial" w:hAnsi="Arial"/>
@@ -19261,7 +19261,7 @@
                   <w:szCs w:val="16"/>
                   <w:u w:val="single" w:color="2E75B6"/>
                 </w:rPr>
-                <w:t xml:space="preserve">Prime numbers</w:t>
+                <w:t xml:space="preserve">Adding, Subtracting, Multiplying and Dividing - Missing Operation - Order of Operations</w:t>
               </w:r>
             </w:hyperlink>
           </w:p>
@@ -19277,7 +19277,7 @@
                 <w:sz w:val="14"/>
                 <w:szCs w:val="14"/>
               </w:rPr>
-              <w:t xml:space="preserve">Source: Khan Academy (English - US curriculum)</w:t>
+              <w:t xml:space="preserve">Source: CK-12</w:t>
             </w:r>
           </w:p>
           <w:p>
@@ -19285,7 +19285,7 @@
               <w:spacing w:after="10" w:before="0"/>
               <w:ind w:left="120"/>
             </w:pPr>
-            <w:hyperlink w:history="1" r:id="rIdfeom3gnyzzbise5igwcnb">
+            <w:hyperlink w:history="1" r:id="rIdqzwm7tkqoh3qijzrwliyh">
               <w:r>
                 <w:rPr>
                   <w:rFonts w:ascii="Arial" w:cs="Arial" w:eastAsia="Arial" w:hAnsi="Arial"/>
@@ -19330,7 +19330,7 @@
             <w:pPr>
               <w:spacing w:after="20" w:before="0"/>
             </w:pPr>
-            <w:hyperlink w:history="1" r:id="rIdh5zewswdzdnfareu5tv7b">
+            <w:hyperlink w:history="1" r:id="rIdjbqtxerrg7jt_3uakwzkr">
               <w:r>
                 <w:rPr>
                   <w:rFonts w:ascii="Arial" w:cs="Arial" w:eastAsia="Arial" w:hAnsi="Arial"/>
@@ -19339,7 +19339,7 @@
                   <w:szCs w:val="16"/>
                   <w:u w:val="single" w:color="2E75B6"/>
                 </w:rPr>
-                <w:t xml:space="preserve">Order of Real Numbers (Flexbook)</w:t>
+                <w:t xml:space="preserve">Connect Variable Expressions and the Order of Operations with Real-World Problems (Flexbook)</w:t>
               </w:r>
             </w:hyperlink>
           </w:p>
@@ -19363,7 +19363,7 @@
               <w:spacing w:after="10" w:before="0"/>
               <w:ind w:left="120"/>
             </w:pPr>
-            <w:hyperlink w:history="1" r:id="rId7cwpcuhcqjhfppnwukgc9">
+            <w:hyperlink w:history="1" r:id="rIdzurrrw-bvya_8barreqru">
               <w:r>
                 <w:rPr>
                   <w:rFonts w:ascii="Arial" w:cs="Arial" w:eastAsia="Arial" w:hAnsi="Arial"/>
@@ -21029,7 +21029,7 @@
             <w:pPr>
               <w:spacing w:after="20" w:before="0"/>
             </w:pPr>
-            <w:hyperlink w:history="1" r:id="rIdfcgmphne9k49lp_tlxamw">
+            <w:hyperlink w:history="1" r:id="rIdzocajkakgxayc2bypmmqr">
               <w:r>
                 <w:rPr>
                   <w:rFonts w:ascii="Arial" w:cs="Arial" w:eastAsia="Arial" w:hAnsi="Arial"/>
@@ -21038,7 +21038,7 @@
                   <w:szCs w:val="16"/>
                   <w:u w:val="single" w:color="2E75B6"/>
                 </w:rPr>
-                <w:t xml:space="preserve">Prime numbers</w:t>
+                <w:t xml:space="preserve">Meaning of absolute value</w:t>
               </w:r>
             </w:hyperlink>
           </w:p>
@@ -21062,7 +21062,7 @@
               <w:spacing w:after="10" w:before="0"/>
               <w:ind w:left="120"/>
             </w:pPr>
-            <w:hyperlink w:history="1" r:id="rIdoxtkso5uhaeanhr6xhc5g">
+            <w:hyperlink w:history="1" r:id="rIdpr_b6h6rittjnrqhlvl-h">
               <w:r>
                 <w:rPr>
                   <w:rFonts w:ascii="Arial" w:cs="Arial" w:eastAsia="Arial" w:hAnsi="Arial"/>
@@ -21100,14 +21100,14 @@
                 <w:sz w:val="16"/>
                 <w:szCs w:val="16"/>
               </w:rPr>
-              <w:t xml:space="preserve">📖 HTML:</w:t>
+              <w:t xml:space="preserve">📖 EXERCISE:</w:t>
             </w:r>
           </w:p>
           <w:p>
             <w:pPr>
               <w:spacing w:after="20" w:before="0"/>
             </w:pPr>
-            <w:hyperlink w:history="1" r:id="rIdapcqpvxnyrjf8wvkolllg">
+            <w:hyperlink w:history="1" r:id="rId2fx5k-if2mfgfvnuvar5k">
               <w:r>
                 <w:rPr>
                   <w:rFonts w:ascii="Arial" w:cs="Arial" w:eastAsia="Arial" w:hAnsi="Arial"/>
@@ -21116,7 +21116,7 @@
                   <w:szCs w:val="16"/>
                   <w:u w:val="single" w:color="2E75B6"/>
                 </w:rPr>
-                <w:t xml:space="preserve">Sums of Integers Using Absolute Value (Flexbook)</w:t>
+                <w:t xml:space="preserve">Ordering negative number expressions</w:t>
               </w:r>
             </w:hyperlink>
           </w:p>
@@ -21132,7 +21132,7 @@
                 <w:sz w:val="14"/>
                 <w:szCs w:val="14"/>
               </w:rPr>
-              <w:t xml:space="preserve">Source: CK-12</w:t>
+              <w:t xml:space="preserve">Source: Khan Academy (English - US curriculum)</w:t>
             </w:r>
           </w:p>
           <w:p>
@@ -21140,7 +21140,7 @@
               <w:spacing w:after="10" w:before="0"/>
               <w:ind w:left="120"/>
             </w:pPr>
-            <w:hyperlink w:history="1" r:id="rIdozz6_egv0yfa5o4kcstsn">
+            <w:hyperlink w:history="1" r:id="rIdxglwuvronpq16kvv6kqf9">
               <w:r>
                 <w:rPr>
                   <w:rFonts w:ascii="Arial" w:cs="Arial" w:eastAsia="Arial" w:hAnsi="Arial"/>
@@ -21335,7 +21335,7 @@
             <w:pPr>
               <w:spacing w:after="20" w:before="0"/>
             </w:pPr>
-            <w:hyperlink w:history="1" r:id="rIduik1toogx2yijdzv-yngi">
+            <w:hyperlink w:history="1" r:id="rIdbra1_ajblzsz6pxqyclbz">
               <w:r>
                 <w:rPr>
                   <w:rFonts w:ascii="Arial" w:cs="Arial" w:eastAsia="Arial" w:hAnsi="Arial"/>
@@ -21344,7 +21344,7 @@
                   <w:szCs w:val="16"/>
                   <w:u w:val="single" w:color="2E75B6"/>
                 </w:rPr>
-                <w:t xml:space="preserve">Prime numbers</w:t>
+                <w:t xml:space="preserve">Kutambua na kupanga kwa thamani halisi -dubbed(KY)</w:t>
               </w:r>
             </w:hyperlink>
           </w:p>
@@ -21360,7 +21360,7 @@
                 <w:sz w:val="14"/>
                 <w:szCs w:val="14"/>
               </w:rPr>
-              <w:t xml:space="preserve">Source: Khan Academy (English - US curriculum)</w:t>
+              <w:t xml:space="preserve">Source: Khan Academy (Kiswahili)</w:t>
             </w:r>
           </w:p>
           <w:p>
@@ -21368,7 +21368,7 @@
               <w:spacing w:after="10" w:before="0"/>
               <w:ind w:left="120"/>
             </w:pPr>
-            <w:hyperlink w:history="1" r:id="rIdeykttesx6at2drtgubfgk">
+            <w:hyperlink w:history="1" r:id="rIdzvedqgd-f5g8cdqpetkfx">
               <w:r>
                 <w:rPr>
                   <w:rFonts w:ascii="Arial" w:cs="Arial" w:eastAsia="Arial" w:hAnsi="Arial"/>
@@ -21406,14 +21406,14 @@
                 <w:sz w:val="16"/>
                 <w:szCs w:val="16"/>
               </w:rPr>
-              <w:t xml:space="preserve">📖 HTML:</w:t>
+              <w:t xml:space="preserve">📖 EXERCISE:</w:t>
             </w:r>
           </w:p>
           <w:p>
             <w:pPr>
               <w:spacing w:after="20" w:before="0"/>
             </w:pPr>
-            <w:hyperlink w:history="1" r:id="rIdg62ixgavvsbs19_gy1qt1">
+            <w:hyperlink w:history="1" r:id="rIdl3fyubgixhu_9pq4fgw6b">
               <w:r>
                 <w:rPr>
                   <w:rFonts w:ascii="Arial" w:cs="Arial" w:eastAsia="Arial" w:hAnsi="Arial"/>
@@ -21422,7 +21422,7 @@
                   <w:szCs w:val="16"/>
                   <w:u w:val="single" w:color="2E75B6"/>
                 </w:rPr>
-                <w:t xml:space="preserve">Sums of Integers Using Absolute Value (Flexbook)</w:t>
+                <w:t xml:space="preserve">Number opposites</w:t>
               </w:r>
             </w:hyperlink>
           </w:p>
@@ -21438,7 +21438,7 @@
                 <w:sz w:val="14"/>
                 <w:szCs w:val="14"/>
               </w:rPr>
-              <w:t xml:space="preserve">Source: CK-12</w:t>
+              <w:t xml:space="preserve">Source: Khan Academy (English - US curriculum)</w:t>
             </w:r>
           </w:p>
           <w:p>
@@ -21446,7 +21446,7 @@
               <w:spacing w:after="10" w:before="0"/>
               <w:ind w:left="120"/>
             </w:pPr>
-            <w:hyperlink w:history="1" r:id="rId7rbggd0fetcnh8bsjkijx">
+            <w:hyperlink w:history="1" r:id="rIdk2rpxwlp--_ljzw-ws0wu">
               <w:r>
                 <w:rPr>
                   <w:rFonts w:ascii="Arial" w:cs="Arial" w:eastAsia="Arial" w:hAnsi="Arial"/>
@@ -21641,7 +21641,7 @@
             <w:pPr>
               <w:spacing w:after="20" w:before="0"/>
             </w:pPr>
-            <w:hyperlink w:history="1" r:id="rIdgicfx-s78vjbmd83g1swi">
+            <w:hyperlink w:history="1" r:id="rIdridln5lgzrtuwn-flbfld">
               <w:r>
                 <w:rPr>
                   <w:rFonts w:ascii="Arial" w:cs="Arial" w:eastAsia="Arial" w:hAnsi="Arial"/>
@@ -21650,7 +21650,7 @@
                   <w:szCs w:val="16"/>
                   <w:u w:val="single" w:color="2E75B6"/>
                 </w:rPr>
-                <w:t xml:space="preserve">Prime numbers</w:t>
+                <w:t xml:space="preserve">Placing absolute values on the number line</w:t>
               </w:r>
             </w:hyperlink>
           </w:p>
@@ -21674,7 +21674,7 @@
               <w:spacing w:after="10" w:before="0"/>
               <w:ind w:left="120"/>
             </w:pPr>
-            <w:hyperlink w:history="1" r:id="rIdbdj2ynrbn-hqkyopoy73n">
+            <w:hyperlink w:history="1" r:id="rIddiwdynr7y3xdbbmlcqlzl">
               <w:r>
                 <w:rPr>
                   <w:rFonts w:ascii="Arial" w:cs="Arial" w:eastAsia="Arial" w:hAnsi="Arial"/>
@@ -21712,14 +21712,14 @@
                 <w:sz w:val="16"/>
                 <w:szCs w:val="16"/>
               </w:rPr>
-              <w:t xml:space="preserve">📖 HTML:</w:t>
+              <w:t xml:space="preserve">📖 EXERCISE:</w:t>
             </w:r>
           </w:p>
           <w:p>
             <w:pPr>
               <w:spacing w:after="20" w:before="0"/>
             </w:pPr>
-            <w:hyperlink w:history="1" r:id="rIdiicsj81mc5irabzpgr0cq">
+            <w:hyperlink w:history="1" r:id="rIdfutke4girbcwarldne_ew">
               <w:r>
                 <w:rPr>
                   <w:rFonts w:ascii="Arial" w:cs="Arial" w:eastAsia="Arial" w:hAnsi="Arial"/>
@@ -21728,7 +21728,7 @@
                   <w:szCs w:val="16"/>
                   <w:u w:val="single" w:color="2E75B6"/>
                 </w:rPr>
-                <w:t xml:space="preserve">Sums of Integers Using Absolute Value (Flexbook)</w:t>
+                <w:t xml:space="preserve">Number opposites challenge</w:t>
               </w:r>
             </w:hyperlink>
           </w:p>
@@ -21744,7 +21744,7 @@
                 <w:sz w:val="14"/>
                 <w:szCs w:val="14"/>
               </w:rPr>
-              <w:t xml:space="preserve">Source: CK-12</w:t>
+              <w:t xml:space="preserve">Source: Khan Academy (English - US curriculum)</w:t>
             </w:r>
           </w:p>
           <w:p>
@@ -21752,7 +21752,7 @@
               <w:spacing w:after="10" w:before="0"/>
               <w:ind w:left="120"/>
             </w:pPr>
-            <w:hyperlink w:history="1" r:id="rIdgt_wrzutgvpfmc5xibdum">
+            <w:hyperlink w:history="1" r:id="rIdv9qv_2nmf3v0dmlx2hyw9">
               <w:r>
                 <w:rPr>
                   <w:rFonts w:ascii="Arial" w:cs="Arial" w:eastAsia="Arial" w:hAnsi="Arial"/>
@@ -21947,7 +21947,7 @@
             <w:pPr>
               <w:spacing w:after="20" w:before="0"/>
             </w:pPr>
-            <w:hyperlink w:history="1" r:id="rIdyrxfg7cg2qqchxljkdpgu">
+            <w:hyperlink w:history="1" r:id="rIdfru-oascdjpucw06cgocp">
               <w:r>
                 <w:rPr>
                   <w:rFonts w:ascii="Arial" w:cs="Arial" w:eastAsia="Arial" w:hAnsi="Arial"/>
@@ -21956,7 +21956,7 @@
                   <w:szCs w:val="16"/>
                   <w:u w:val="single" w:color="2E75B6"/>
                 </w:rPr>
-                <w:t xml:space="preserve">Prime numbers</w:t>
+                <w:t xml:space="preserve">Comparing absolute values on the number line</w:t>
               </w:r>
             </w:hyperlink>
           </w:p>
@@ -21980,7 +21980,7 @@
               <w:spacing w:after="10" w:before="0"/>
               <w:ind w:left="120"/>
             </w:pPr>
-            <w:hyperlink w:history="1" r:id="rId9eivmhqdie-pi_ezwczfh">
+            <w:hyperlink w:history="1" r:id="rId2zlphocbjh4izwfzz4rua">
               <w:r>
                 <w:rPr>
                   <w:rFonts w:ascii="Arial" w:cs="Arial" w:eastAsia="Arial" w:hAnsi="Arial"/>
@@ -22018,14 +22018,14 @@
                 <w:sz w:val="16"/>
                 <w:szCs w:val="16"/>
               </w:rPr>
-              <w:t xml:space="preserve">📖 HTML:</w:t>
+              <w:t xml:space="preserve">📖 EXERCISE:</w:t>
             </w:r>
           </w:p>
           <w:p>
             <w:pPr>
               <w:spacing w:after="20" w:before="0"/>
             </w:pPr>
-            <w:hyperlink w:history="1" r:id="rIdjswuxiph1nz0wlbystzi4">
+            <w:hyperlink w:history="1" r:id="rIdch_x8fnnxb2xsp06rkz8j">
               <w:r>
                 <w:rPr>
                   <w:rFonts w:ascii="Arial" w:cs="Arial" w:eastAsia="Arial" w:hAnsi="Arial"/>
@@ -22034,7 +22034,7 @@
                   <w:szCs w:val="16"/>
                   <w:u w:val="single" w:color="2E75B6"/>
                 </w:rPr>
-                <w:t xml:space="preserve">Sums of Integers Using Absolute Value (Flexbook)</w:t>
+                <w:t xml:space="preserve">Vinyume vya namba mafumbo</w:t>
               </w:r>
             </w:hyperlink>
           </w:p>
@@ -22050,7 +22050,7 @@
                 <w:sz w:val="14"/>
                 <w:szCs w:val="14"/>
               </w:rPr>
-              <w:t xml:space="preserve">Source: CK-12</w:t>
+              <w:t xml:space="preserve">Source: Khan Academy (Kiswahili)</w:t>
             </w:r>
           </w:p>
           <w:p>
@@ -22058,7 +22058,7 @@
               <w:spacing w:after="10" w:before="0"/>
               <w:ind w:left="120"/>
             </w:pPr>
-            <w:hyperlink w:history="1" r:id="rIdqiynac1pwiv3mvrrnsftq">
+            <w:hyperlink w:history="1" r:id="rIdxftlajbgvhofzrkfu6exh">
               <w:r>
                 <w:rPr>
                   <w:rFonts w:ascii="Arial" w:cs="Arial" w:eastAsia="Arial" w:hAnsi="Arial"/>
@@ -22253,7 +22253,7 @@
             <w:pPr>
               <w:spacing w:after="20" w:before="0"/>
             </w:pPr>
-            <w:hyperlink w:history="1" r:id="rIdjsjbvc11vk5k1b6xtitac">
+            <w:hyperlink w:history="1" r:id="rIdv_cmlry87lo_qtacmgs3a">
               <w:r>
                 <w:rPr>
                   <w:rFonts w:ascii="Arial" w:cs="Arial" w:eastAsia="Arial" w:hAnsi="Arial"/>
@@ -22262,7 +22262,7 @@
                   <w:szCs w:val="16"/>
                   <w:u w:val="single" w:color="2E75B6"/>
                 </w:rPr>
-                <w:t xml:space="preserve">Prime numbers</w:t>
+                <w:t xml:space="preserve">Compare rational numbers using a number line</w:t>
               </w:r>
             </w:hyperlink>
           </w:p>
@@ -22286,7 +22286,7 @@
               <w:spacing w:after="10" w:before="0"/>
               <w:ind w:left="120"/>
             </w:pPr>
-            <w:hyperlink w:history="1" r:id="rIdeo_ojpwphwxknqx6tflzp">
+            <w:hyperlink w:history="1" r:id="rIdx9n4uvvrihcxpj5sxholm">
               <w:r>
                 <w:rPr>
                   <w:rFonts w:ascii="Arial" w:cs="Arial" w:eastAsia="Arial" w:hAnsi="Arial"/>
@@ -22324,14 +22324,14 @@
                 <w:sz w:val="16"/>
                 <w:szCs w:val="16"/>
               </w:rPr>
-              <w:t xml:space="preserve">📖 HTML:</w:t>
+              <w:t xml:space="preserve">📖 EXERCISE:</w:t>
             </w:r>
           </w:p>
           <w:p>
             <w:pPr>
               <w:spacing w:after="20" w:before="0"/>
             </w:pPr>
-            <w:hyperlink w:history="1" r:id="rIdd4x2szgpsil8lkl4gi9tq">
+            <w:hyperlink w:history="1" r:id="rIdoa2pkdln-h3sdlvw59lb2">
               <w:r>
                 <w:rPr>
                   <w:rFonts w:ascii="Arial" w:cs="Arial" w:eastAsia="Arial" w:hAnsi="Arial"/>
@@ -22340,7 +22340,7 @@
                   <w:szCs w:val="16"/>
                   <w:u w:val="single" w:color="2E75B6"/>
                 </w:rPr>
-                <w:t xml:space="preserve">Sums of Integers Using Absolute Value (Flexbook)</w:t>
+                <w:t xml:space="preserve">Complex numbers from absolute value &amp; angle</w:t>
               </w:r>
             </w:hyperlink>
           </w:p>
@@ -22356,7 +22356,7 @@
                 <w:sz w:val="14"/>
                 <w:szCs w:val="14"/>
               </w:rPr>
-              <w:t xml:space="preserve">Source: CK-12</w:t>
+              <w:t xml:space="preserve">Source: Khan Academy (English - US curriculum)</w:t>
             </w:r>
           </w:p>
           <w:p>
@@ -22364,7 +22364,7 @@
               <w:spacing w:after="10" w:before="0"/>
               <w:ind w:left="120"/>
             </w:pPr>
-            <w:hyperlink w:history="1" r:id="rIdtzmhwhkb0qlhgw_h1qezy">
+            <w:hyperlink w:history="1" r:id="rIda5wog-dw9tstz12sjhfes">
               <w:r>
                 <w:rPr>
                   <w:rFonts w:ascii="Arial" w:cs="Arial" w:eastAsia="Arial" w:hAnsi="Arial"/>
@@ -23927,7 +23927,7 @@
             <w:pPr>
               <w:spacing w:after="20" w:before="0"/>
             </w:pPr>
-            <w:hyperlink w:history="1" r:id="rIdyd7u5tudp6ugd4uugmtby">
+            <w:hyperlink w:history="1" r:id="rIdbdac9twj8v7-ncxfenpfd">
               <w:r>
                 <w:rPr>
                   <w:rFonts w:ascii="Arial" w:cs="Arial" w:eastAsia="Arial" w:hAnsi="Arial"/>
@@ -23936,7 +23936,7 @@
                   <w:szCs w:val="16"/>
                   <w:u w:val="single" w:color="2E75B6"/>
                 </w:rPr>
-                <w:t xml:space="preserve">Prime numbers</w:t>
+                <w:t xml:space="preserve">Meaning of absolute value</w:t>
               </w:r>
             </w:hyperlink>
           </w:p>
@@ -23960,7 +23960,7 @@
               <w:spacing w:after="10" w:before="0"/>
               <w:ind w:left="120"/>
             </w:pPr>
-            <w:hyperlink w:history="1" r:id="rIdi2v_0yjzbntobtuxjedk0">
+            <w:hyperlink w:history="1" r:id="rIdu2txzvlvwwvsctdzzhqhe">
               <w:r>
                 <w:rPr>
                   <w:rFonts w:ascii="Arial" w:cs="Arial" w:eastAsia="Arial" w:hAnsi="Arial"/>
@@ -23998,14 +23998,14 @@
                 <w:sz w:val="16"/>
                 <w:szCs w:val="16"/>
               </w:rPr>
-              <w:t xml:space="preserve">📖 HTML:</w:t>
+              <w:t xml:space="preserve">📖 EXERCISE:</w:t>
             </w:r>
           </w:p>
           <w:p>
             <w:pPr>
               <w:spacing w:after="20" w:before="0"/>
             </w:pPr>
-            <w:hyperlink w:history="1" r:id="rIdvesmwhv5e1jj0j5hi7zr5">
+            <w:hyperlink w:history="1" r:id="rIdq4wzlpboharsbabnzivpb">
               <w:r>
                 <w:rPr>
                   <w:rFonts w:ascii="Arial" w:cs="Arial" w:eastAsia="Arial" w:hAnsi="Arial"/>
@@ -24014,7 +24014,7 @@
                   <w:szCs w:val="16"/>
                   <w:u w:val="single" w:color="2E75B6"/>
                 </w:rPr>
-                <w:t xml:space="preserve">Sums of Integers Using Absolute Value (Flexbook)</w:t>
+                <w:t xml:space="preserve">Ordering negative number expressions</w:t>
               </w:r>
             </w:hyperlink>
           </w:p>
@@ -24030,7 +24030,7 @@
                 <w:sz w:val="14"/>
                 <w:szCs w:val="14"/>
               </w:rPr>
-              <w:t xml:space="preserve">Source: CK-12</w:t>
+              <w:t xml:space="preserve">Source: Khan Academy (English - US curriculum)</w:t>
             </w:r>
           </w:p>
           <w:p>
@@ -24038,7 +24038,7 @@
               <w:spacing w:after="10" w:before="0"/>
               <w:ind w:left="120"/>
             </w:pPr>
-            <w:hyperlink w:history="1" r:id="rIdse50pasrntwmn1fypcza6">
+            <w:hyperlink w:history="1" r:id="rIdxvpxjarmckeg1asppygdt">
               <w:r>
                 <w:rPr>
                   <w:rFonts w:ascii="Arial" w:cs="Arial" w:eastAsia="Arial" w:hAnsi="Arial"/>
@@ -24233,7 +24233,7 @@
             <w:pPr>
               <w:spacing w:after="20" w:before="0"/>
             </w:pPr>
-            <w:hyperlink w:history="1" r:id="rIdd7c_r-5yocctd960v2dsv">
+            <w:hyperlink w:history="1" r:id="rIdic0vaulp5b7qepdzqos2l">
               <w:r>
                 <w:rPr>
                   <w:rFonts w:ascii="Arial" w:cs="Arial" w:eastAsia="Arial" w:hAnsi="Arial"/>
@@ -24242,7 +24242,7 @@
                   <w:szCs w:val="16"/>
                   <w:u w:val="single" w:color="2E75B6"/>
                 </w:rPr>
-                <w:t xml:space="preserve">Prime numbers</w:t>
+                <w:t xml:space="preserve">Kutambua na kupanga kwa thamani halisi -dubbed(KY)</w:t>
               </w:r>
             </w:hyperlink>
           </w:p>
@@ -24258,7 +24258,7 @@
                 <w:sz w:val="14"/>
                 <w:szCs w:val="14"/>
               </w:rPr>
-              <w:t xml:space="preserve">Source: Khan Academy (English - US curriculum)</w:t>
+              <w:t xml:space="preserve">Source: Khan Academy (Kiswahili)</w:t>
             </w:r>
           </w:p>
           <w:p>
@@ -24266,7 +24266,7 @@
               <w:spacing w:after="10" w:before="0"/>
               <w:ind w:left="120"/>
             </w:pPr>
-            <w:hyperlink w:history="1" r:id="rId8sroijn850r2xrg3lmwjl">
+            <w:hyperlink w:history="1" r:id="rId5gukangbz-8ekxhennsor">
               <w:r>
                 <w:rPr>
                   <w:rFonts w:ascii="Arial" w:cs="Arial" w:eastAsia="Arial" w:hAnsi="Arial"/>
@@ -24304,14 +24304,14 @@
                 <w:sz w:val="16"/>
                 <w:szCs w:val="16"/>
               </w:rPr>
-              <w:t xml:space="preserve">📖 HTML:</w:t>
+              <w:t xml:space="preserve">📖 EXERCISE:</w:t>
             </w:r>
           </w:p>
           <w:p>
             <w:pPr>
               <w:spacing w:after="20" w:before="0"/>
             </w:pPr>
-            <w:hyperlink w:history="1" r:id="rIdxfjyeypvt5bojcu9barpa">
+            <w:hyperlink w:history="1" r:id="rIdkrsnetqo-07tbnnwyf6b8">
               <w:r>
                 <w:rPr>
                   <w:rFonts w:ascii="Arial" w:cs="Arial" w:eastAsia="Arial" w:hAnsi="Arial"/>
@@ -24320,7 +24320,7 @@
                   <w:szCs w:val="16"/>
                   <w:u w:val="single" w:color="2E75B6"/>
                 </w:rPr>
-                <w:t xml:space="preserve">Sums of Integers Using Absolute Value (Flexbook)</w:t>
+                <w:t xml:space="preserve">Number opposites</w:t>
               </w:r>
             </w:hyperlink>
           </w:p>
@@ -24336,7 +24336,7 @@
                 <w:sz w:val="14"/>
                 <w:szCs w:val="14"/>
               </w:rPr>
-              <w:t xml:space="preserve">Source: CK-12</w:t>
+              <w:t xml:space="preserve">Source: Khan Academy (English - US curriculum)</w:t>
             </w:r>
           </w:p>
           <w:p>
@@ -24344,7 +24344,7 @@
               <w:spacing w:after="10" w:before="0"/>
               <w:ind w:left="120"/>
             </w:pPr>
-            <w:hyperlink w:history="1" r:id="rIdxy5l1ibxv9ppwuzc-kz-2">
+            <w:hyperlink w:history="1" r:id="rIdjg25qxamhtikpokxyq1ga">
               <w:r>
                 <w:rPr>
                   <w:rFonts w:ascii="Arial" w:cs="Arial" w:eastAsia="Arial" w:hAnsi="Arial"/>
@@ -24539,7 +24539,7 @@
             <w:pPr>
               <w:spacing w:after="20" w:before="0"/>
             </w:pPr>
-            <w:hyperlink w:history="1" r:id="rIdpzo4qglbp1ezgehme-t0k">
+            <w:hyperlink w:history="1" r:id="rId0g2c7kavvao-tlyit9jlp">
               <w:r>
                 <w:rPr>
                   <w:rFonts w:ascii="Arial" w:cs="Arial" w:eastAsia="Arial" w:hAnsi="Arial"/>
@@ -24548,7 +24548,7 @@
                   <w:szCs w:val="16"/>
                   <w:u w:val="single" w:color="2E75B6"/>
                 </w:rPr>
-                <w:t xml:space="preserve">Prime numbers</w:t>
+                <w:t xml:space="preserve">Placing absolute values on the number line</w:t>
               </w:r>
             </w:hyperlink>
           </w:p>
@@ -24572,7 +24572,7 @@
               <w:spacing w:after="10" w:before="0"/>
               <w:ind w:left="120"/>
             </w:pPr>
-            <w:hyperlink w:history="1" r:id="rIdyohz3dip1ltof9aq0upho">
+            <w:hyperlink w:history="1" r:id="rIdzeu22ljzspxmz4omuxjxi">
               <w:r>
                 <w:rPr>
                   <w:rFonts w:ascii="Arial" w:cs="Arial" w:eastAsia="Arial" w:hAnsi="Arial"/>
@@ -24610,14 +24610,14 @@
                 <w:sz w:val="16"/>
                 <w:szCs w:val="16"/>
               </w:rPr>
-              <w:t xml:space="preserve">📖 HTML:</w:t>
+              <w:t xml:space="preserve">📖 EXERCISE:</w:t>
             </w:r>
           </w:p>
           <w:p>
             <w:pPr>
               <w:spacing w:after="20" w:before="0"/>
             </w:pPr>
-            <w:hyperlink w:history="1" r:id="rIdu8ggdi5exdqt9hti38hcn">
+            <w:hyperlink w:history="1" r:id="rIdpoek34gc5u0gi0i26loog">
               <w:r>
                 <w:rPr>
                   <w:rFonts w:ascii="Arial" w:cs="Arial" w:eastAsia="Arial" w:hAnsi="Arial"/>
@@ -24626,7 +24626,7 @@
                   <w:szCs w:val="16"/>
                   <w:u w:val="single" w:color="2E75B6"/>
                 </w:rPr>
-                <w:t xml:space="preserve">Sums of Integers Using Absolute Value (Flexbook)</w:t>
+                <w:t xml:space="preserve">Number opposites challenge</w:t>
               </w:r>
             </w:hyperlink>
           </w:p>
@@ -24642,7 +24642,7 @@
                 <w:sz w:val="14"/>
                 <w:szCs w:val="14"/>
               </w:rPr>
-              <w:t xml:space="preserve">Source: CK-12</w:t>
+              <w:t xml:space="preserve">Source: Khan Academy (English - US curriculum)</w:t>
             </w:r>
           </w:p>
           <w:p>
@@ -24650,7 +24650,7 @@
               <w:spacing w:after="10" w:before="0"/>
               <w:ind w:left="120"/>
             </w:pPr>
-            <w:hyperlink w:history="1" r:id="rIdjziesga_1ppkrkbvr9sis">
+            <w:hyperlink w:history="1" r:id="rIdez2babvrzofaiw7ph5vpp">
               <w:r>
                 <w:rPr>
                   <w:rFonts w:ascii="Arial" w:cs="Arial" w:eastAsia="Arial" w:hAnsi="Arial"/>
@@ -24845,7 +24845,7 @@
             <w:pPr>
               <w:spacing w:after="20" w:before="0"/>
             </w:pPr>
-            <w:hyperlink w:history="1" r:id="rIdpngqrlyadoodwh51vntpl">
+            <w:hyperlink w:history="1" r:id="rIdf9hghryq4v0bc5xn6c6on">
               <w:r>
                 <w:rPr>
                   <w:rFonts w:ascii="Arial" w:cs="Arial" w:eastAsia="Arial" w:hAnsi="Arial"/>
@@ -24854,7 +24854,7 @@
                   <w:szCs w:val="16"/>
                   <w:u w:val="single" w:color="2E75B6"/>
                 </w:rPr>
-                <w:t xml:space="preserve">Prime numbers</w:t>
+                <w:t xml:space="preserve">Comparing absolute values on the number line</w:t>
               </w:r>
             </w:hyperlink>
           </w:p>
@@ -24878,7 +24878,7 @@
               <w:spacing w:after="10" w:before="0"/>
               <w:ind w:left="120"/>
             </w:pPr>
-            <w:hyperlink w:history="1" r:id="rIdzq1kpdo6fdmr9i2ytmayl">
+            <w:hyperlink w:history="1" r:id="rIdcfhz1x-7tgvliiieq3jyf">
               <w:r>
                 <w:rPr>
                   <w:rFonts w:ascii="Arial" w:cs="Arial" w:eastAsia="Arial" w:hAnsi="Arial"/>
@@ -24916,14 +24916,14 @@
                 <w:sz w:val="16"/>
                 <w:szCs w:val="16"/>
               </w:rPr>
-              <w:t xml:space="preserve">📖 HTML:</w:t>
+              <w:t xml:space="preserve">📖 EXERCISE:</w:t>
             </w:r>
           </w:p>
           <w:p>
             <w:pPr>
               <w:spacing w:after="20" w:before="0"/>
             </w:pPr>
-            <w:hyperlink w:history="1" r:id="rIdssjqvxqtg5049kgogr4zc">
+            <w:hyperlink w:history="1" r:id="rIdjqtoeknl7wd_5fuurmm4h">
               <w:r>
                 <w:rPr>
                   <w:rFonts w:ascii="Arial" w:cs="Arial" w:eastAsia="Arial" w:hAnsi="Arial"/>
@@ -24932,7 +24932,7 @@
                   <w:szCs w:val="16"/>
                   <w:u w:val="single" w:color="2E75B6"/>
                 </w:rPr>
-                <w:t xml:space="preserve">Sums of Integers Using Absolute Value (Flexbook)</w:t>
+                <w:t xml:space="preserve">Vinyume vya namba mafumbo</w:t>
               </w:r>
             </w:hyperlink>
           </w:p>
@@ -24948,7 +24948,7 @@
                 <w:sz w:val="14"/>
                 <w:szCs w:val="14"/>
               </w:rPr>
-              <w:t xml:space="preserve">Source: CK-12</w:t>
+              <w:t xml:space="preserve">Source: Khan Academy (Kiswahili)</w:t>
             </w:r>
           </w:p>
           <w:p>
@@ -24956,7 +24956,7 @@
               <w:spacing w:after="10" w:before="0"/>
               <w:ind w:left="120"/>
             </w:pPr>
-            <w:hyperlink w:history="1" r:id="rIdtpnzgr8ajsudvztmlbkkf">
+            <w:hyperlink w:history="1" r:id="rIdzh4catddaaxw5q97lq8yn">
               <w:r>
                 <w:rPr>
                   <w:rFonts w:ascii="Arial" w:cs="Arial" w:eastAsia="Arial" w:hAnsi="Arial"/>
@@ -25151,7 +25151,7 @@
             <w:pPr>
               <w:spacing w:after="20" w:before="0"/>
             </w:pPr>
-            <w:hyperlink w:history="1" r:id="rIdfni9srn8-9dwmhrwpkote">
+            <w:hyperlink w:history="1" r:id="rIdi1kb83invmkges0agxmc9">
               <w:r>
                 <w:rPr>
                   <w:rFonts w:ascii="Arial" w:cs="Arial" w:eastAsia="Arial" w:hAnsi="Arial"/>
@@ -25160,7 +25160,7 @@
                   <w:szCs w:val="16"/>
                   <w:u w:val="single" w:color="2E75B6"/>
                 </w:rPr>
-                <w:t xml:space="preserve">Prime numbers</w:t>
+                <w:t xml:space="preserve">Compare rational numbers using a number line</w:t>
               </w:r>
             </w:hyperlink>
           </w:p>
@@ -25184,7 +25184,7 @@
               <w:spacing w:after="10" w:before="0"/>
               <w:ind w:left="120"/>
             </w:pPr>
-            <w:hyperlink w:history="1" r:id="rIdkasbjazu3cybfb51fqduf">
+            <w:hyperlink w:history="1" r:id="rIdfth0zv2zbzitslrkg9h17">
               <w:r>
                 <w:rPr>
                   <w:rFonts w:ascii="Arial" w:cs="Arial" w:eastAsia="Arial" w:hAnsi="Arial"/>
@@ -25222,14 +25222,14 @@
                 <w:sz w:val="16"/>
                 <w:szCs w:val="16"/>
               </w:rPr>
-              <w:t xml:space="preserve">📖 HTML:</w:t>
+              <w:t xml:space="preserve">📖 EXERCISE:</w:t>
             </w:r>
           </w:p>
           <w:p>
             <w:pPr>
               <w:spacing w:after="20" w:before="0"/>
             </w:pPr>
-            <w:hyperlink w:history="1" r:id="rIdffcny2mcw8oznwjbmhklz">
+            <w:hyperlink w:history="1" r:id="rIdvmwwkx3cfimdut3h-t0mu">
               <w:r>
                 <w:rPr>
                   <w:rFonts w:ascii="Arial" w:cs="Arial" w:eastAsia="Arial" w:hAnsi="Arial"/>
@@ -25238,7 +25238,7 @@
                   <w:szCs w:val="16"/>
                   <w:u w:val="single" w:color="2E75B6"/>
                 </w:rPr>
-                <w:t xml:space="preserve">Sums of Integers Using Absolute Value (Flexbook)</w:t>
+                <w:t xml:space="preserve">Absolute value to find distance</w:t>
               </w:r>
             </w:hyperlink>
           </w:p>
@@ -25254,7 +25254,7 @@
                 <w:sz w:val="14"/>
                 <w:szCs w:val="14"/>
               </w:rPr>
-              <w:t xml:space="preserve">Source: CK-12</w:t>
+              <w:t xml:space="preserve">Source: Khan Academy (English - US curriculum)</w:t>
             </w:r>
           </w:p>
           <w:p>
@@ -25262,7 +25262,7 @@
               <w:spacing w:after="10" w:before="0"/>
               <w:ind w:left="120"/>
             </w:pPr>
-            <w:hyperlink w:history="1" r:id="rIdlhzz0vwsyddbljqe3ydkk">
+            <w:hyperlink w:history="1" r:id="rId4yetaco74dvnrfonq79hj">
               <w:r>
                 <w:rPr>
                   <w:rFonts w:ascii="Arial" w:cs="Arial" w:eastAsia="Arial" w:hAnsi="Arial"/>

--- a/data/outputs/v2/Core_Mathematics/SS1.1_Real_Numbers/Core_Mathematics_Real_Numbers_CBE_LessonSequence.docx
+++ b/data/outputs/v2/Core_Mathematics/SS1.1_Real_Numbers/Core_Mathematics_Real_Numbers_CBE_LessonSequence.docx
@@ -3529,7 +3529,7 @@
             <w:pPr>
               <w:spacing w:after="20" w:before="0"/>
             </w:pPr>
-            <w:hyperlink w:history="1" r:id="rIdc91uxeunnw1nzispgx3is">
+            <w:hyperlink w:history="1" r:id="rIdhw4fxratek-d1gtfzqs1f">
               <w:r>
                 <w:rPr>
                   <w:rFonts w:ascii="Arial" w:cs="Arial" w:eastAsia="Arial" w:hAnsi="Arial"/>
@@ -3562,7 +3562,7 @@
               <w:spacing w:after="10" w:before="0"/>
               <w:ind w:left="120"/>
             </w:pPr>
-            <w:hyperlink w:history="1" r:id="rIdpj8kddcshvj_ekjrrybts">
+            <w:hyperlink w:history="1" r:id="rIdpedlj0xxa5gakboobrx7_">
               <w:r>
                 <w:rPr>
                   <w:rFonts w:ascii="Arial" w:cs="Arial" w:eastAsia="Arial" w:hAnsi="Arial"/>
@@ -3607,7 +3607,7 @@
             <w:pPr>
               <w:spacing w:after="20" w:before="0"/>
             </w:pPr>
-            <w:hyperlink w:history="1" r:id="rIdlzhycjmrzzscjpnhnvn7p">
+            <w:hyperlink w:history="1" r:id="rIdamizaarncyok7i3dndoxm">
               <w:r>
                 <w:rPr>
                   <w:rFonts w:ascii="Arial" w:cs="Arial" w:eastAsia="Arial" w:hAnsi="Arial"/>
@@ -3640,7 +3640,7 @@
               <w:spacing w:after="10" w:before="0"/>
               <w:ind w:left="120"/>
             </w:pPr>
-            <w:hyperlink w:history="1" r:id="rId5-wisbp-dwm_a2pwgm3yl">
+            <w:hyperlink w:history="1" r:id="rIdmr3xx7ct6tx1t8dvc1ouu">
               <w:r>
                 <w:rPr>
                   <w:rFonts w:ascii="Arial" w:cs="Arial" w:eastAsia="Arial" w:hAnsi="Arial"/>
@@ -3835,7 +3835,7 @@
             <w:pPr>
               <w:spacing w:after="20" w:before="0"/>
             </w:pPr>
-            <w:hyperlink w:history="1" r:id="rId1hiqulz1av9wt7r9vufiy">
+            <w:hyperlink w:history="1" r:id="rIdwlkuzuvyynvpkrs0vnqio">
               <w:r>
                 <w:rPr>
                   <w:rFonts w:ascii="Arial" w:cs="Arial" w:eastAsia="Arial" w:hAnsi="Arial"/>
@@ -3868,7 +3868,7 @@
               <w:spacing w:after="10" w:before="0"/>
               <w:ind w:left="120"/>
             </w:pPr>
-            <w:hyperlink w:history="1" r:id="rIdntwfqy-yblqxd-i_hklun">
+            <w:hyperlink w:history="1" r:id="rIdvte55mou1cukmesqxnikq">
               <w:r>
                 <w:rPr>
                   <w:rFonts w:ascii="Arial" w:cs="Arial" w:eastAsia="Arial" w:hAnsi="Arial"/>
@@ -3913,7 +3913,7 @@
             <w:pPr>
               <w:spacing w:after="20" w:before="0"/>
             </w:pPr>
-            <w:hyperlink w:history="1" r:id="rIds7yvxyigaad_7d_o7mxpr">
+            <w:hyperlink w:history="1" r:id="rIdauva41z3pylkblignejxk">
               <w:r>
                 <w:rPr>
                   <w:rFonts w:ascii="Arial" w:cs="Arial" w:eastAsia="Arial" w:hAnsi="Arial"/>
@@ -3946,7 +3946,7 @@
               <w:spacing w:after="10" w:before="0"/>
               <w:ind w:left="120"/>
             </w:pPr>
-            <w:hyperlink w:history="1" r:id="rIdu7hch69rdsedqyhcv90bm">
+            <w:hyperlink w:history="1" r:id="rIdug2gp_ep2dzsx2_ebibqj">
               <w:r>
                 <w:rPr>
                   <w:rFonts w:ascii="Arial" w:cs="Arial" w:eastAsia="Arial" w:hAnsi="Arial"/>
@@ -4141,7 +4141,7 @@
             <w:pPr>
               <w:spacing w:after="20" w:before="0"/>
             </w:pPr>
-            <w:hyperlink w:history="1" r:id="rIdjbvy_417kpradfvloa4yl">
+            <w:hyperlink w:history="1" r:id="rIdqeoma0g3mgekijsxw7aqs">
               <w:r>
                 <w:rPr>
                   <w:rFonts w:ascii="Arial" w:cs="Arial" w:eastAsia="Arial" w:hAnsi="Arial"/>
@@ -4174,7 +4174,7 @@
               <w:spacing w:after="10" w:before="0"/>
               <w:ind w:left="120"/>
             </w:pPr>
-            <w:hyperlink w:history="1" r:id="rIdh0svtqrz4c2nqp7xggsso">
+            <w:hyperlink w:history="1" r:id="rId6ollue7yemgvbajnmxwoj">
               <w:r>
                 <w:rPr>
                   <w:rFonts w:ascii="Arial" w:cs="Arial" w:eastAsia="Arial" w:hAnsi="Arial"/>
@@ -4219,7 +4219,7 @@
             <w:pPr>
               <w:spacing w:after="20" w:before="0"/>
             </w:pPr>
-            <w:hyperlink w:history="1" r:id="rIdawry-id3r9zvd1gj8anvt">
+            <w:hyperlink w:history="1" r:id="rIdexr_zuhoticpdp4rqiw-_">
               <w:r>
                 <w:rPr>
                   <w:rFonts w:ascii="Arial" w:cs="Arial" w:eastAsia="Arial" w:hAnsi="Arial"/>
@@ -4252,7 +4252,7 @@
               <w:spacing w:after="10" w:before="0"/>
               <w:ind w:left="120"/>
             </w:pPr>
-            <w:hyperlink w:history="1" r:id="rIdqjeivbkh803ryw3ct-mqz">
+            <w:hyperlink w:history="1" r:id="rIdrqims4eblcgtzw1dwub36">
               <w:r>
                 <w:rPr>
                   <w:rFonts w:ascii="Arial" w:cs="Arial" w:eastAsia="Arial" w:hAnsi="Arial"/>
@@ -4447,7 +4447,7 @@
             <w:pPr>
               <w:spacing w:after="20" w:before="0"/>
             </w:pPr>
-            <w:hyperlink w:history="1" r:id="rId1hq3koxho6-usgntd5hqp">
+            <w:hyperlink w:history="1" r:id="rIdjgtsdmuw2gxcbhbjtbwsr">
               <w:r>
                 <w:rPr>
                   <w:rFonts w:ascii="Arial" w:cs="Arial" w:eastAsia="Arial" w:hAnsi="Arial"/>
@@ -4480,7 +4480,7 @@
               <w:spacing w:after="10" w:before="0"/>
               <w:ind w:left="120"/>
             </w:pPr>
-            <w:hyperlink w:history="1" r:id="rId0tljdbptspbpv3-lzeb01">
+            <w:hyperlink w:history="1" r:id="rIdlsu9j7rpqginq41v4c92m">
               <w:r>
                 <w:rPr>
                   <w:rFonts w:ascii="Arial" w:cs="Arial" w:eastAsia="Arial" w:hAnsi="Arial"/>
@@ -4525,7 +4525,7 @@
             <w:pPr>
               <w:spacing w:after="20" w:before="0"/>
             </w:pPr>
-            <w:hyperlink w:history="1" r:id="rIdxmc0rndvrd1-j3uwclegm">
+            <w:hyperlink w:history="1" r:id="rId9ebpwmczq60uxpjveoqqw">
               <w:r>
                 <w:rPr>
                   <w:rFonts w:ascii="Arial" w:cs="Arial" w:eastAsia="Arial" w:hAnsi="Arial"/>
@@ -4558,7 +4558,7 @@
               <w:spacing w:after="10" w:before="0"/>
               <w:ind w:left="120"/>
             </w:pPr>
-            <w:hyperlink w:history="1" r:id="rIdyymlu9f13neoylo2ujgdq">
+            <w:hyperlink w:history="1" r:id="rIdik-cm7sv0ipeisriytpzp">
               <w:r>
                 <w:rPr>
                   <w:rFonts w:ascii="Arial" w:cs="Arial" w:eastAsia="Arial" w:hAnsi="Arial"/>
@@ -4753,7 +4753,7 @@
             <w:pPr>
               <w:spacing w:after="20" w:before="0"/>
             </w:pPr>
-            <w:hyperlink w:history="1" r:id="rIdzhoia-a_yqoick3rlqy-h">
+            <w:hyperlink w:history="1" r:id="rIdmzntliigcbhobrsiua1uj">
               <w:r>
                 <w:rPr>
                   <w:rFonts w:ascii="Arial" w:cs="Arial" w:eastAsia="Arial" w:hAnsi="Arial"/>
@@ -4786,7 +4786,7 @@
               <w:spacing w:after="10" w:before="0"/>
               <w:ind w:left="120"/>
             </w:pPr>
-            <w:hyperlink w:history="1" r:id="rIdlt1u9e2vaz8n7w2ljd3ke">
+            <w:hyperlink w:history="1" r:id="rId9y9qrrhron7t9b4ahdxdg">
               <w:r>
                 <w:rPr>
                   <w:rFonts w:ascii="Arial" w:cs="Arial" w:eastAsia="Arial" w:hAnsi="Arial"/>
@@ -4831,7 +4831,7 @@
             <w:pPr>
               <w:spacing w:after="20" w:before="0"/>
             </w:pPr>
-            <w:hyperlink w:history="1" r:id="rIddkz7ofr-ngsy_5p3uzatp">
+            <w:hyperlink w:history="1" r:id="rIdzkl-jhlyukxz6kueuakjs">
               <w:r>
                 <w:rPr>
                   <w:rFonts w:ascii="Arial" w:cs="Arial" w:eastAsia="Arial" w:hAnsi="Arial"/>
@@ -4864,7 +4864,7 @@
               <w:spacing w:after="10" w:before="0"/>
               <w:ind w:left="120"/>
             </w:pPr>
-            <w:hyperlink w:history="1" r:id="rIdqhpyc7qvvgpuqskaeo5j2">
+            <w:hyperlink w:history="1" r:id="rIddxlr_o0rvvrwvo3h63top">
               <w:r>
                 <w:rPr>
                   <w:rFonts w:ascii="Arial" w:cs="Arial" w:eastAsia="Arial" w:hAnsi="Arial"/>
@@ -6465,7 +6465,7 @@
             <w:pPr>
               <w:spacing w:after="20" w:before="0"/>
             </w:pPr>
-            <w:hyperlink w:history="1" r:id="rIddlsvgqe7wsa1kb2tuup9j">
+            <w:hyperlink w:history="1" r:id="rIdqhdcff4dkp1oh8rhnyutf">
               <w:r>
                 <w:rPr>
                   <w:rFonts w:ascii="Arial" w:cs="Arial" w:eastAsia="Arial" w:hAnsi="Arial"/>
@@ -6498,7 +6498,7 @@
               <w:spacing w:after="10" w:before="0"/>
               <w:ind w:left="120"/>
             </w:pPr>
-            <w:hyperlink w:history="1" r:id="rId0gwfeqwaapizadkb7zmqm">
+            <w:hyperlink w:history="1" r:id="rIdqbmfh-efo6zoomjs44doo">
               <w:r>
                 <w:rPr>
                   <w:rFonts w:ascii="Arial" w:cs="Arial" w:eastAsia="Arial" w:hAnsi="Arial"/>
@@ -6543,7 +6543,7 @@
             <w:pPr>
               <w:spacing w:after="20" w:before="0"/>
             </w:pPr>
-            <w:hyperlink w:history="1" r:id="rIdipk1elhyb9vlayor7wkno">
+            <w:hyperlink w:history="1" r:id="rIdyrirb5ob4peh2nmlcczpq">
               <w:r>
                 <w:rPr>
                   <w:rFonts w:ascii="Arial" w:cs="Arial" w:eastAsia="Arial" w:hAnsi="Arial"/>
@@ -6576,7 +6576,7 @@
               <w:spacing w:after="10" w:before="0"/>
               <w:ind w:left="120"/>
             </w:pPr>
-            <w:hyperlink w:history="1" r:id="rIdl9ogxu4_2cx9wn9u0zarm">
+            <w:hyperlink w:history="1" r:id="rIddhygtqojktxz5ub1mikx7">
               <w:r>
                 <w:rPr>
                   <w:rFonts w:ascii="Arial" w:cs="Arial" w:eastAsia="Arial" w:hAnsi="Arial"/>
@@ -6771,7 +6771,7 @@
             <w:pPr>
               <w:spacing w:after="20" w:before="0"/>
             </w:pPr>
-            <w:hyperlink w:history="1" r:id="rIdb61irtblyx2avj9okx4bp">
+            <w:hyperlink w:history="1" r:id="rIdupdzi2xeagxq6h1pfg8n0">
               <w:r>
                 <w:rPr>
                   <w:rFonts w:ascii="Arial" w:cs="Arial" w:eastAsia="Arial" w:hAnsi="Arial"/>
@@ -6804,7 +6804,7 @@
               <w:spacing w:after="10" w:before="0"/>
               <w:ind w:left="120"/>
             </w:pPr>
-            <w:hyperlink w:history="1" r:id="rIdc5osfcey723innehcafk-">
+            <w:hyperlink w:history="1" r:id="rIdo5pqzu2p5idmhaptpuyi6">
               <w:r>
                 <w:rPr>
                   <w:rFonts w:ascii="Arial" w:cs="Arial" w:eastAsia="Arial" w:hAnsi="Arial"/>
@@ -6849,7 +6849,7 @@
             <w:pPr>
               <w:spacing w:after="20" w:before="0"/>
             </w:pPr>
-            <w:hyperlink w:history="1" r:id="rIdnaayycrykqezvbgmp_rhy">
+            <w:hyperlink w:history="1" r:id="rId53r22n_686naomgnnxicc">
               <w:r>
                 <w:rPr>
                   <w:rFonts w:ascii="Arial" w:cs="Arial" w:eastAsia="Arial" w:hAnsi="Arial"/>
@@ -6882,7 +6882,7 @@
               <w:spacing w:after="10" w:before="0"/>
               <w:ind w:left="120"/>
             </w:pPr>
-            <w:hyperlink w:history="1" r:id="rIdpp72c6yr-glu-1dynh5zh">
+            <w:hyperlink w:history="1" r:id="rId35hj7qo5zazxi5-wtehcz">
               <w:r>
                 <w:rPr>
                   <w:rFonts w:ascii="Arial" w:cs="Arial" w:eastAsia="Arial" w:hAnsi="Arial"/>
@@ -7077,7 +7077,7 @@
             <w:pPr>
               <w:spacing w:after="20" w:before="0"/>
             </w:pPr>
-            <w:hyperlink w:history="1" r:id="rId63yw4f5lwawacxoaoljbd">
+            <w:hyperlink w:history="1" r:id="rIdfvc9ltbyodefpsigfqb6f">
               <w:r>
                 <w:rPr>
                   <w:rFonts w:ascii="Arial" w:cs="Arial" w:eastAsia="Arial" w:hAnsi="Arial"/>
@@ -7110,7 +7110,7 @@
               <w:spacing w:after="10" w:before="0"/>
               <w:ind w:left="120"/>
             </w:pPr>
-            <w:hyperlink w:history="1" r:id="rId4mkllwutuawnairdwsbjh">
+            <w:hyperlink w:history="1" r:id="rIdnaqzcvw2sd4vmlk5kpq9l">
               <w:r>
                 <w:rPr>
                   <w:rFonts w:ascii="Arial" w:cs="Arial" w:eastAsia="Arial" w:hAnsi="Arial"/>
@@ -7155,7 +7155,7 @@
             <w:pPr>
               <w:spacing w:after="20" w:before="0"/>
             </w:pPr>
-            <w:hyperlink w:history="1" r:id="rIdsdz16lwnufdvtljny9oht">
+            <w:hyperlink w:history="1" r:id="rId8o0plz5yecszljjhvq_ly">
               <w:r>
                 <w:rPr>
                   <w:rFonts w:ascii="Arial" w:cs="Arial" w:eastAsia="Arial" w:hAnsi="Arial"/>
@@ -7188,7 +7188,7 @@
               <w:spacing w:after="10" w:before="0"/>
               <w:ind w:left="120"/>
             </w:pPr>
-            <w:hyperlink w:history="1" r:id="rIdldvht9r6imkwqfnxdraph">
+            <w:hyperlink w:history="1" r:id="rId3pnnxxsubpzarxwvgpsmr">
               <w:r>
                 <w:rPr>
                   <w:rFonts w:ascii="Arial" w:cs="Arial" w:eastAsia="Arial" w:hAnsi="Arial"/>
@@ -7383,7 +7383,7 @@
             <w:pPr>
               <w:spacing w:after="20" w:before="0"/>
             </w:pPr>
-            <w:hyperlink w:history="1" r:id="rIdlk2v0qejfgxcr4dgj94pa">
+            <w:hyperlink w:history="1" r:id="rIdzdmbcjkfak4wmdeezrpl3">
               <w:r>
                 <w:rPr>
                   <w:rFonts w:ascii="Arial" w:cs="Arial" w:eastAsia="Arial" w:hAnsi="Arial"/>
@@ -7416,7 +7416,7 @@
               <w:spacing w:after="10" w:before="0"/>
               <w:ind w:left="120"/>
             </w:pPr>
-            <w:hyperlink w:history="1" r:id="rIdfltsmmvlybxdztizydrxt">
+            <w:hyperlink w:history="1" r:id="rId3xh1odjcqlycr-1-hjo7y">
               <w:r>
                 <w:rPr>
                   <w:rFonts w:ascii="Arial" w:cs="Arial" w:eastAsia="Arial" w:hAnsi="Arial"/>
@@ -7461,7 +7461,7 @@
             <w:pPr>
               <w:spacing w:after="20" w:before="0"/>
             </w:pPr>
-            <w:hyperlink w:history="1" r:id="rId5uogrcm8zkvbrsslesk_e">
+            <w:hyperlink w:history="1" r:id="rIdrmkaohsi6oiyu-f0bcbqz">
               <w:r>
                 <w:rPr>
                   <w:rFonts w:ascii="Arial" w:cs="Arial" w:eastAsia="Arial" w:hAnsi="Arial"/>
@@ -7494,7 +7494,7 @@
               <w:spacing w:after="10" w:before="0"/>
               <w:ind w:left="120"/>
             </w:pPr>
-            <w:hyperlink w:history="1" r:id="rIdflj6a9vaofyrbfwvulj2e">
+            <w:hyperlink w:history="1" r:id="rIdnlwhdfsvyflj1cpw7m1dr">
               <w:r>
                 <w:rPr>
                   <w:rFonts w:ascii="Arial" w:cs="Arial" w:eastAsia="Arial" w:hAnsi="Arial"/>
@@ -7689,7 +7689,7 @@
             <w:pPr>
               <w:spacing w:after="20" w:before="0"/>
             </w:pPr>
-            <w:hyperlink w:history="1" r:id="rIdogfg0akedr8iwbc4imhth">
+            <w:hyperlink w:history="1" r:id="rId3_g_7q-pp8plwukelnjyq">
               <w:r>
                 <w:rPr>
                   <w:rFonts w:ascii="Arial" w:cs="Arial" w:eastAsia="Arial" w:hAnsi="Arial"/>
@@ -7722,7 +7722,7 @@
               <w:spacing w:after="10" w:before="0"/>
               <w:ind w:left="120"/>
             </w:pPr>
-            <w:hyperlink w:history="1" r:id="rIdwps9rpael3fadxxdnolyd">
+            <w:hyperlink w:history="1" r:id="rIdb8dvxfr4igpxkypkxwygk">
               <w:r>
                 <w:rPr>
                   <w:rFonts w:ascii="Arial" w:cs="Arial" w:eastAsia="Arial" w:hAnsi="Arial"/>
@@ -7767,7 +7767,7 @@
             <w:pPr>
               <w:spacing w:after="20" w:before="0"/>
             </w:pPr>
-            <w:hyperlink w:history="1" r:id="rIdz3dhy_pprw5ndi7alrvhu">
+            <w:hyperlink w:history="1" r:id="rIdv4av_ksrcb06icqpqbfqi">
               <w:r>
                 <w:rPr>
                   <w:rFonts w:ascii="Arial" w:cs="Arial" w:eastAsia="Arial" w:hAnsi="Arial"/>
@@ -7800,7 +7800,7 @@
               <w:spacing w:after="10" w:before="0"/>
               <w:ind w:left="120"/>
             </w:pPr>
-            <w:hyperlink w:history="1" r:id="rIddqfcotibbs0hbxck1uh6a">
+            <w:hyperlink w:history="1" r:id="rId49ft48klgi-rkzmoducfx">
               <w:r>
                 <w:rPr>
                   <w:rFonts w:ascii="Arial" w:cs="Arial" w:eastAsia="Arial" w:hAnsi="Arial"/>
@@ -9287,7 +9287,7 @@
             <w:pPr>
               <w:spacing w:after="20" w:before="0"/>
             </w:pPr>
-            <w:hyperlink w:history="1" r:id="rIdtxhyimrhccuvd-xlv5z4b">
+            <w:hyperlink w:history="1" r:id="rIdpnlixl9o7hjmuue_r1x5i">
               <w:r>
                 <w:rPr>
                   <w:rFonts w:ascii="Arial" w:cs="Arial" w:eastAsia="Arial" w:hAnsi="Arial"/>
@@ -9320,7 +9320,7 @@
               <w:spacing w:after="10" w:before="0"/>
               <w:ind w:left="120"/>
             </w:pPr>
-            <w:hyperlink w:history="1" r:id="rIdcecjqsto1aeduhvpciicu">
+            <w:hyperlink w:history="1" r:id="rId4dlesbflc09kppbed5ryz">
               <w:r>
                 <w:rPr>
                   <w:rFonts w:ascii="Arial" w:cs="Arial" w:eastAsia="Arial" w:hAnsi="Arial"/>
@@ -9365,7 +9365,7 @@
             <w:pPr>
               <w:spacing w:after="20" w:before="0"/>
             </w:pPr>
-            <w:hyperlink w:history="1" r:id="rIdhl9ggnmy8wpkp1zp0_srw">
+            <w:hyperlink w:history="1" r:id="rIdtbax-osug1m-7r79bqijn">
               <w:r>
                 <w:rPr>
                   <w:rFonts w:ascii="Arial" w:cs="Arial" w:eastAsia="Arial" w:hAnsi="Arial"/>
@@ -9398,7 +9398,7 @@
               <w:spacing w:after="10" w:before="0"/>
               <w:ind w:left="120"/>
             </w:pPr>
-            <w:hyperlink w:history="1" r:id="rIdl2s-y8cbkpgygx5lnz3ex">
+            <w:hyperlink w:history="1" r:id="rIducmojfahhb62p-sq1hsdo">
               <w:r>
                 <w:rPr>
                   <w:rFonts w:ascii="Arial" w:cs="Arial" w:eastAsia="Arial" w:hAnsi="Arial"/>
@@ -9593,7 +9593,7 @@
             <w:pPr>
               <w:spacing w:after="20" w:before="0"/>
             </w:pPr>
-            <w:hyperlink w:history="1" r:id="rIdqxx5vrp-y6xlcq8jpnsvm">
+            <w:hyperlink w:history="1" r:id="rIdxsu1sf0ciws8zktkx-tzy">
               <w:r>
                 <w:rPr>
                   <w:rFonts w:ascii="Arial" w:cs="Arial" w:eastAsia="Arial" w:hAnsi="Arial"/>
@@ -9626,7 +9626,7 @@
               <w:spacing w:after="10" w:before="0"/>
               <w:ind w:left="120"/>
             </w:pPr>
-            <w:hyperlink w:history="1" r:id="rId1mubs0e_rfijavou3_ivn">
+            <w:hyperlink w:history="1" r:id="rIdiq2zpmik2oy0q9h_eackj">
               <w:r>
                 <w:rPr>
                   <w:rFonts w:ascii="Arial" w:cs="Arial" w:eastAsia="Arial" w:hAnsi="Arial"/>
@@ -9671,7 +9671,7 @@
             <w:pPr>
               <w:spacing w:after="20" w:before="0"/>
             </w:pPr>
-            <w:hyperlink w:history="1" r:id="rIdataj6fxwf1ultzkgryedm">
+            <w:hyperlink w:history="1" r:id="rIduy2xg_d_bndw_taglcxi3">
               <w:r>
                 <w:rPr>
                   <w:rFonts w:ascii="Arial" w:cs="Arial" w:eastAsia="Arial" w:hAnsi="Arial"/>
@@ -9704,7 +9704,7 @@
               <w:spacing w:after="10" w:before="0"/>
               <w:ind w:left="120"/>
             </w:pPr>
-            <w:hyperlink w:history="1" r:id="rId2uuoiterzm0ouivv9-znt">
+            <w:hyperlink w:history="1" r:id="rIdsq5y6uzu27oo6q17qojpo">
               <w:r>
                 <w:rPr>
                   <w:rFonts w:ascii="Arial" w:cs="Arial" w:eastAsia="Arial" w:hAnsi="Arial"/>
@@ -9899,7 +9899,7 @@
             <w:pPr>
               <w:spacing w:after="20" w:before="0"/>
             </w:pPr>
-            <w:hyperlink w:history="1" r:id="rIdghorxhlvfdve_q8gc1dd0">
+            <w:hyperlink w:history="1" r:id="rIdqbm6yqwcxrbjxem6hh0yv">
               <w:r>
                 <w:rPr>
                   <w:rFonts w:ascii="Arial" w:cs="Arial" w:eastAsia="Arial" w:hAnsi="Arial"/>
@@ -9932,7 +9932,7 @@
               <w:spacing w:after="10" w:before="0"/>
               <w:ind w:left="120"/>
             </w:pPr>
-            <w:hyperlink w:history="1" r:id="rId1qowlqb29lsnslb85y61u">
+            <w:hyperlink w:history="1" r:id="rIdvsk1r3lg0eftdes15o8lv">
               <w:r>
                 <w:rPr>
                   <w:rFonts w:ascii="Arial" w:cs="Arial" w:eastAsia="Arial" w:hAnsi="Arial"/>
@@ -9977,7 +9977,7 @@
             <w:pPr>
               <w:spacing w:after="20" w:before="0"/>
             </w:pPr>
-            <w:hyperlink w:history="1" r:id="rIduuygfldgjfv0jifsnbe7b">
+            <w:hyperlink w:history="1" r:id="rIdxwnzwoqo4s1pkdtcz4woy">
               <w:r>
                 <w:rPr>
                   <w:rFonts w:ascii="Arial" w:cs="Arial" w:eastAsia="Arial" w:hAnsi="Arial"/>
@@ -10010,7 +10010,7 @@
               <w:spacing w:after="10" w:before="0"/>
               <w:ind w:left="120"/>
             </w:pPr>
-            <w:hyperlink w:history="1" r:id="rIdut2mnuaw5jisxkblpfqrb">
+            <w:hyperlink w:history="1" r:id="rIdhfjl7vvpj0_yx-whtawyu">
               <w:r>
                 <w:rPr>
                   <w:rFonts w:ascii="Arial" w:cs="Arial" w:eastAsia="Arial" w:hAnsi="Arial"/>
@@ -10205,7 +10205,7 @@
             <w:pPr>
               <w:spacing w:after="20" w:before="0"/>
             </w:pPr>
-            <w:hyperlink w:history="1" r:id="rIdeygsrpomjvqlc3yylj171">
+            <w:hyperlink w:history="1" r:id="rIdkel4dnufop4x3jjyafxhw">
               <w:r>
                 <w:rPr>
                   <w:rFonts w:ascii="Arial" w:cs="Arial" w:eastAsia="Arial" w:hAnsi="Arial"/>
@@ -10238,7 +10238,7 @@
               <w:spacing w:after="10" w:before="0"/>
               <w:ind w:left="120"/>
             </w:pPr>
-            <w:hyperlink w:history="1" r:id="rIdjbwtfbpkkbnz0gvgkd9bi">
+            <w:hyperlink w:history="1" r:id="rIdwzaxmra59xgheueh5gx8z">
               <w:r>
                 <w:rPr>
                   <w:rFonts w:ascii="Arial" w:cs="Arial" w:eastAsia="Arial" w:hAnsi="Arial"/>
@@ -10283,7 +10283,7 @@
             <w:pPr>
               <w:spacing w:after="20" w:before="0"/>
             </w:pPr>
-            <w:hyperlink w:history="1" r:id="rIdcb3p-mdejdkqhp3izu5m-">
+            <w:hyperlink w:history="1" r:id="rIdhveaxjupv7nc5xag9gmzs">
               <w:r>
                 <w:rPr>
                   <w:rFonts w:ascii="Arial" w:cs="Arial" w:eastAsia="Arial" w:hAnsi="Arial"/>
@@ -10316,7 +10316,7 @@
               <w:spacing w:after="10" w:before="0"/>
               <w:ind w:left="120"/>
             </w:pPr>
-            <w:hyperlink w:history="1" r:id="rIdp5g-wjq0cqsmk7bapfw6j">
+            <w:hyperlink w:history="1" r:id="rIdzk3zvqpbessytzhdscegy">
               <w:r>
                 <w:rPr>
                   <w:rFonts w:ascii="Arial" w:cs="Arial" w:eastAsia="Arial" w:hAnsi="Arial"/>
@@ -10511,7 +10511,7 @@
             <w:pPr>
               <w:spacing w:after="20" w:before="0"/>
             </w:pPr>
-            <w:hyperlink w:history="1" r:id="rIdeck22fmkmti2mmi9mgsou">
+            <w:hyperlink w:history="1" r:id="rIdn308g4d4cy92yixo52whc">
               <w:r>
                 <w:rPr>
                   <w:rFonts w:ascii="Arial" w:cs="Arial" w:eastAsia="Arial" w:hAnsi="Arial"/>
@@ -10544,7 +10544,7 @@
               <w:spacing w:after="10" w:before="0"/>
               <w:ind w:left="120"/>
             </w:pPr>
-            <w:hyperlink w:history="1" r:id="rIdgjjknbdeyvu1lo4elqkc5">
+            <w:hyperlink w:history="1" r:id="rIdvhz5jzc5mpmmpexnygg57">
               <w:r>
                 <w:rPr>
                   <w:rFonts w:ascii="Arial" w:cs="Arial" w:eastAsia="Arial" w:hAnsi="Arial"/>
@@ -10589,7 +10589,7 @@
             <w:pPr>
               <w:spacing w:after="20" w:before="0"/>
             </w:pPr>
-            <w:hyperlink w:history="1" r:id="rIdx3kf2mqn09g3zm0jeucnj">
+            <w:hyperlink w:history="1" r:id="rIdmwmmufe6hfgzku2h_19ol">
               <w:r>
                 <w:rPr>
                   <w:rFonts w:ascii="Arial" w:cs="Arial" w:eastAsia="Arial" w:hAnsi="Arial"/>
@@ -10622,7 +10622,7 @@
               <w:spacing w:after="10" w:before="0"/>
               <w:ind w:left="120"/>
             </w:pPr>
-            <w:hyperlink w:history="1" r:id="rId7lodgrox05ad2wmfoqlqg">
+            <w:hyperlink w:history="1" r:id="rIdhm2ybu6hwml91f4w-2usg">
               <w:r>
                 <w:rPr>
                   <w:rFonts w:ascii="Arial" w:cs="Arial" w:eastAsia="Arial" w:hAnsi="Arial"/>
@@ -12109,7 +12109,7 @@
             <w:pPr>
               <w:spacing w:after="20" w:before="0"/>
             </w:pPr>
-            <w:hyperlink w:history="1" r:id="rId0tzy4oaogzopflzss9mlw">
+            <w:hyperlink w:history="1" r:id="rIduhmxyrzoqvorun0bqegjr">
               <w:r>
                 <w:rPr>
                   <w:rFonts w:ascii="Arial" w:cs="Arial" w:eastAsia="Arial" w:hAnsi="Arial"/>
@@ -12142,7 +12142,7 @@
               <w:spacing w:after="10" w:before="0"/>
               <w:ind w:left="120"/>
             </w:pPr>
-            <w:hyperlink w:history="1" r:id="rIdr9odtd50vahucdvxb-qk8">
+            <w:hyperlink w:history="1" r:id="rIdwuq4abbjyezrva2yh0idp">
               <w:r>
                 <w:rPr>
                   <w:rFonts w:ascii="Arial" w:cs="Arial" w:eastAsia="Arial" w:hAnsi="Arial"/>
@@ -12187,7 +12187,7 @@
             <w:pPr>
               <w:spacing w:after="20" w:before="0"/>
             </w:pPr>
-            <w:hyperlink w:history="1" r:id="rIdzngphp-2zfro1cfjnbjoe">
+            <w:hyperlink w:history="1" r:id="rIdxee8o-pazrzcawy9qbzoq">
               <w:r>
                 <w:rPr>
                   <w:rFonts w:ascii="Arial" w:cs="Arial" w:eastAsia="Arial" w:hAnsi="Arial"/>
@@ -12220,7 +12220,7 @@
               <w:spacing w:after="10" w:before="0"/>
               <w:ind w:left="120"/>
             </w:pPr>
-            <w:hyperlink w:history="1" r:id="rId6xtji8dbcxhz2plgnuxoc">
+            <w:hyperlink w:history="1" r:id="rIdm4nfbbyafiuztua9xkuw6">
               <w:r>
                 <w:rPr>
                   <w:rFonts w:ascii="Arial" w:cs="Arial" w:eastAsia="Arial" w:hAnsi="Arial"/>
@@ -12415,7 +12415,7 @@
             <w:pPr>
               <w:spacing w:after="20" w:before="0"/>
             </w:pPr>
-            <w:hyperlink w:history="1" r:id="rIdmivzaem-tsxxk6ewqnipn">
+            <w:hyperlink w:history="1" r:id="rIdqvpf95x7zbibxgb5km80z">
               <w:r>
                 <w:rPr>
                   <w:rFonts w:ascii="Arial" w:cs="Arial" w:eastAsia="Arial" w:hAnsi="Arial"/>
@@ -12448,7 +12448,7 @@
               <w:spacing w:after="10" w:before="0"/>
               <w:ind w:left="120"/>
             </w:pPr>
-            <w:hyperlink w:history="1" r:id="rIdwk9vrhi7nnch3qcmybd-l">
+            <w:hyperlink w:history="1" r:id="rIdjpzgl2ac8_sgrafaxazu5">
               <w:r>
                 <w:rPr>
                   <w:rFonts w:ascii="Arial" w:cs="Arial" w:eastAsia="Arial" w:hAnsi="Arial"/>
@@ -12493,7 +12493,7 @@
             <w:pPr>
               <w:spacing w:after="20" w:before="0"/>
             </w:pPr>
-            <w:hyperlink w:history="1" r:id="rIdohrrpl30hw-laqrwghgdk">
+            <w:hyperlink w:history="1" r:id="rIdytfu-hfledjitkwecksms">
               <w:r>
                 <w:rPr>
                   <w:rFonts w:ascii="Arial" w:cs="Arial" w:eastAsia="Arial" w:hAnsi="Arial"/>
@@ -12526,7 +12526,7 @@
               <w:spacing w:after="10" w:before="0"/>
               <w:ind w:left="120"/>
             </w:pPr>
-            <w:hyperlink w:history="1" r:id="rId0k_p--tr7951g7qa1ell3">
+            <w:hyperlink w:history="1" r:id="rIdkkuwznrcaim4imgbcb_lh">
               <w:r>
                 <w:rPr>
                   <w:rFonts w:ascii="Arial" w:cs="Arial" w:eastAsia="Arial" w:hAnsi="Arial"/>
@@ -12721,7 +12721,7 @@
             <w:pPr>
               <w:spacing w:after="20" w:before="0"/>
             </w:pPr>
-            <w:hyperlink w:history="1" r:id="rIdpcrnxe-9sv7wrqqhvqloh">
+            <w:hyperlink w:history="1" r:id="rIdvzkfl1ktzi9c0wcepbbix">
               <w:r>
                 <w:rPr>
                   <w:rFonts w:ascii="Arial" w:cs="Arial" w:eastAsia="Arial" w:hAnsi="Arial"/>
@@ -12754,7 +12754,7 @@
               <w:spacing w:after="10" w:before="0"/>
               <w:ind w:left="120"/>
             </w:pPr>
-            <w:hyperlink w:history="1" r:id="rIdhxnejb4gc1_t3dojfr3g0">
+            <w:hyperlink w:history="1" r:id="rId_v4ujggdghbemy-zlr2-k">
               <w:r>
                 <w:rPr>
                   <w:rFonts w:ascii="Arial" w:cs="Arial" w:eastAsia="Arial" w:hAnsi="Arial"/>
@@ -12799,7 +12799,7 @@
             <w:pPr>
               <w:spacing w:after="20" w:before="0"/>
             </w:pPr>
-            <w:hyperlink w:history="1" r:id="rIdjsfguvyyhe3fn-48nnsao">
+            <w:hyperlink w:history="1" r:id="rIdhzvsqloabvr89z7iybjl7">
               <w:r>
                 <w:rPr>
                   <w:rFonts w:ascii="Arial" w:cs="Arial" w:eastAsia="Arial" w:hAnsi="Arial"/>
@@ -12832,7 +12832,7 @@
               <w:spacing w:after="10" w:before="0"/>
               <w:ind w:left="120"/>
             </w:pPr>
-            <w:hyperlink w:history="1" r:id="rIdjewxua8a2ozuoovxlny0y">
+            <w:hyperlink w:history="1" r:id="rIdtdpvcydjq1x2wcg-bimdg">
               <w:r>
                 <w:rPr>
                   <w:rFonts w:ascii="Arial" w:cs="Arial" w:eastAsia="Arial" w:hAnsi="Arial"/>
@@ -13027,7 +13027,7 @@
             <w:pPr>
               <w:spacing w:after="20" w:before="0"/>
             </w:pPr>
-            <w:hyperlink w:history="1" r:id="rIdhsxmy_rsqsb4knsflkimt">
+            <w:hyperlink w:history="1" r:id="rId2vkkgxa9rqohsd6egez_s">
               <w:r>
                 <w:rPr>
                   <w:rFonts w:ascii="Arial" w:cs="Arial" w:eastAsia="Arial" w:hAnsi="Arial"/>
@@ -13060,7 +13060,7 @@
               <w:spacing w:after="10" w:before="0"/>
               <w:ind w:left="120"/>
             </w:pPr>
-            <w:hyperlink w:history="1" r:id="rIdbcs1rvjwnzpjk0vpbvkyh">
+            <w:hyperlink w:history="1" r:id="rIdxzkmvfafefcqr473a8z7v">
               <w:r>
                 <w:rPr>
                   <w:rFonts w:ascii="Arial" w:cs="Arial" w:eastAsia="Arial" w:hAnsi="Arial"/>
@@ -13105,7 +13105,7 @@
             <w:pPr>
               <w:spacing w:after="20" w:before="0"/>
             </w:pPr>
-            <w:hyperlink w:history="1" r:id="rIdghhsjpv-ssxl_jkap5teo">
+            <w:hyperlink w:history="1" r:id="rIdwaf_rnwnzzcq4xlq68-sg">
               <w:r>
                 <w:rPr>
                   <w:rFonts w:ascii="Arial" w:cs="Arial" w:eastAsia="Arial" w:hAnsi="Arial"/>
@@ -13138,7 +13138,7 @@
               <w:spacing w:after="10" w:before="0"/>
               <w:ind w:left="120"/>
             </w:pPr>
-            <w:hyperlink w:history="1" r:id="rIdq5u7bo_wdhgtmwqrwh0v2">
+            <w:hyperlink w:history="1" r:id="rIdak4sta6wom_data12epro">
               <w:r>
                 <w:rPr>
                   <w:rFonts w:ascii="Arial" w:cs="Arial" w:eastAsia="Arial" w:hAnsi="Arial"/>
@@ -13333,7 +13333,7 @@
             <w:pPr>
               <w:spacing w:after="20" w:before="0"/>
             </w:pPr>
-            <w:hyperlink w:history="1" r:id="rIdar5womoknif-wtfiuqov7">
+            <w:hyperlink w:history="1" r:id="rId3ec1vkxfr4kiiivtex8nm">
               <w:r>
                 <w:rPr>
                   <w:rFonts w:ascii="Arial" w:cs="Arial" w:eastAsia="Arial" w:hAnsi="Arial"/>
@@ -13366,7 +13366,7 @@
               <w:spacing w:after="10" w:before="0"/>
               <w:ind w:left="120"/>
             </w:pPr>
-            <w:hyperlink w:history="1" r:id="rIdkdgpgkbtobxmx_azagu7p">
+            <w:hyperlink w:history="1" r:id="rIdow0-a2-zpbsrxpvl1tmzb">
               <w:r>
                 <w:rPr>
                   <w:rFonts w:ascii="Arial" w:cs="Arial" w:eastAsia="Arial" w:hAnsi="Arial"/>
@@ -13411,7 +13411,7 @@
             <w:pPr>
               <w:spacing w:after="20" w:before="0"/>
             </w:pPr>
-            <w:hyperlink w:history="1" r:id="rIdobgxhvsp_vlbhsozin4qe">
+            <w:hyperlink w:history="1" r:id="rId06tmfme_xwuo7ofd_gelc">
               <w:r>
                 <w:rPr>
                   <w:rFonts w:ascii="Arial" w:cs="Arial" w:eastAsia="Arial" w:hAnsi="Arial"/>
@@ -13444,7 +13444,7 @@
               <w:spacing w:after="10" w:before="0"/>
               <w:ind w:left="120"/>
             </w:pPr>
-            <w:hyperlink w:history="1" r:id="rId6z6ylki0iqgfnkdz6gbol">
+            <w:hyperlink w:history="1" r:id="rIdui9vndzwocj38kglccm9j">
               <w:r>
                 <w:rPr>
                   <w:rFonts w:ascii="Arial" w:cs="Arial" w:eastAsia="Arial" w:hAnsi="Arial"/>
@@ -15130,7 +15130,7 @@
             <w:pPr>
               <w:spacing w:after="20" w:before="0"/>
             </w:pPr>
-            <w:hyperlink w:history="1" r:id="rIdoqv5kschoh0spe5wcjydr">
+            <w:hyperlink w:history="1" r:id="rIdnajkkbnkjewnt9-kbeyxq">
               <w:r>
                 <w:rPr>
                   <w:rFonts w:ascii="Arial" w:cs="Arial" w:eastAsia="Arial" w:hAnsi="Arial"/>
@@ -15163,7 +15163,7 @@
               <w:spacing w:after="10" w:before="0"/>
               <w:ind w:left="120"/>
             </w:pPr>
-            <w:hyperlink w:history="1" r:id="rIdqi4lrwz_tzcc5un81brhj">
+            <w:hyperlink w:history="1" r:id="rIdocpdfj94uhtmacthh7j4r">
               <w:r>
                 <w:rPr>
                   <w:rFonts w:ascii="Arial" w:cs="Arial" w:eastAsia="Arial" w:hAnsi="Arial"/>
@@ -15208,7 +15208,7 @@
             <w:pPr>
               <w:spacing w:after="20" w:before="0"/>
             </w:pPr>
-            <w:hyperlink w:history="1" r:id="rId1n-zufbckhu2xbk_cpebr">
+            <w:hyperlink w:history="1" r:id="rIdm4sejmen0gqx1mxrottvo">
               <w:r>
                 <w:rPr>
                   <w:rFonts w:ascii="Arial" w:cs="Arial" w:eastAsia="Arial" w:hAnsi="Arial"/>
@@ -15241,7 +15241,7 @@
               <w:spacing w:after="10" w:before="0"/>
               <w:ind w:left="120"/>
             </w:pPr>
-            <w:hyperlink w:history="1" r:id="rIdrpwjdybl9ppwdpy_jjzey">
+            <w:hyperlink w:history="1" r:id="rIdnohanp8qp2o8oikkhskkb">
               <w:r>
                 <w:rPr>
                   <w:rFonts w:ascii="Arial" w:cs="Arial" w:eastAsia="Arial" w:hAnsi="Arial"/>
@@ -15436,7 +15436,7 @@
             <w:pPr>
               <w:spacing w:after="20" w:before="0"/>
             </w:pPr>
-            <w:hyperlink w:history="1" r:id="rIdpo0cyoo1c3ucep6nqcriq">
+            <w:hyperlink w:history="1" r:id="rIdozbvvgdz-otb-zxcp2pqp">
               <w:r>
                 <w:rPr>
                   <w:rFonts w:ascii="Arial" w:cs="Arial" w:eastAsia="Arial" w:hAnsi="Arial"/>
@@ -15469,7 +15469,7 @@
               <w:spacing w:after="10" w:before="0"/>
               <w:ind w:left="120"/>
             </w:pPr>
-            <w:hyperlink w:history="1" r:id="rIdgukwrnwjrtiujnpb-1dq9">
+            <w:hyperlink w:history="1" r:id="rIdvaruj69zrltgd9glhkvh6">
               <w:r>
                 <w:rPr>
                   <w:rFonts w:ascii="Arial" w:cs="Arial" w:eastAsia="Arial" w:hAnsi="Arial"/>
@@ -15514,7 +15514,7 @@
             <w:pPr>
               <w:spacing w:after="20" w:before="0"/>
             </w:pPr>
-            <w:hyperlink w:history="1" r:id="rId_gsis8lc19a1g7pskxj5l">
+            <w:hyperlink w:history="1" r:id="rIddg9cqgraslhobp3bzfexg">
               <w:r>
                 <w:rPr>
                   <w:rFonts w:ascii="Arial" w:cs="Arial" w:eastAsia="Arial" w:hAnsi="Arial"/>
@@ -15547,7 +15547,7 @@
               <w:spacing w:after="10" w:before="0"/>
               <w:ind w:left="120"/>
             </w:pPr>
-            <w:hyperlink w:history="1" r:id="rIdbwvchwkz93s2cdxflc9ca">
+            <w:hyperlink w:history="1" r:id="rIdn59rkw5bnikd2shjksiue">
               <w:r>
                 <w:rPr>
                   <w:rFonts w:ascii="Arial" w:cs="Arial" w:eastAsia="Arial" w:hAnsi="Arial"/>
@@ -15742,7 +15742,7 @@
             <w:pPr>
               <w:spacing w:after="20" w:before="0"/>
             </w:pPr>
-            <w:hyperlink w:history="1" r:id="rIdedkdr5aczkwkxxkicdcrm">
+            <w:hyperlink w:history="1" r:id="rIdclvka6aemaah0h2juu3pp">
               <w:r>
                 <w:rPr>
                   <w:rFonts w:ascii="Arial" w:cs="Arial" w:eastAsia="Arial" w:hAnsi="Arial"/>
@@ -15775,7 +15775,7 @@
               <w:spacing w:after="10" w:before="0"/>
               <w:ind w:left="120"/>
             </w:pPr>
-            <w:hyperlink w:history="1" r:id="rIdhjlilkatgwwelmizw1zeg">
+            <w:hyperlink w:history="1" r:id="rIdgfxzynsndyyyi-_ruguw_">
               <w:r>
                 <w:rPr>
                   <w:rFonts w:ascii="Arial" w:cs="Arial" w:eastAsia="Arial" w:hAnsi="Arial"/>
@@ -15820,7 +15820,7 @@
             <w:pPr>
               <w:spacing w:after="20" w:before="0"/>
             </w:pPr>
-            <w:hyperlink w:history="1" r:id="rIdsrp14jfzbp6wvu_e_c7-m">
+            <w:hyperlink w:history="1" r:id="rIdlwhjzojnqk0chd8mc_kw_">
               <w:r>
                 <w:rPr>
                   <w:rFonts w:ascii="Arial" w:cs="Arial" w:eastAsia="Arial" w:hAnsi="Arial"/>
@@ -15853,7 +15853,7 @@
               <w:spacing w:after="10" w:before="0"/>
               <w:ind w:left="120"/>
             </w:pPr>
-            <w:hyperlink w:history="1" r:id="rIdzgyw7ctfckoa1ppaddybq">
+            <w:hyperlink w:history="1" r:id="rIdwtus1jjlmpstdwtycem1u">
               <w:r>
                 <w:rPr>
                   <w:rFonts w:ascii="Arial" w:cs="Arial" w:eastAsia="Arial" w:hAnsi="Arial"/>
@@ -16048,7 +16048,7 @@
             <w:pPr>
               <w:spacing w:after="20" w:before="0"/>
             </w:pPr>
-            <w:hyperlink w:history="1" r:id="rId4x91bzrvgzicemossxtds">
+            <w:hyperlink w:history="1" r:id="rIdrwc2fvaiilfizt_xo9-j-">
               <w:r>
                 <w:rPr>
                   <w:rFonts w:ascii="Arial" w:cs="Arial" w:eastAsia="Arial" w:hAnsi="Arial"/>
@@ -16081,7 +16081,7 @@
               <w:spacing w:after="10" w:before="0"/>
               <w:ind w:left="120"/>
             </w:pPr>
-            <w:hyperlink w:history="1" r:id="rIdds83zscil94oqvhxujiou">
+            <w:hyperlink w:history="1" r:id="rIdzkwcj44nmxpopigqs7e_h">
               <w:r>
                 <w:rPr>
                   <w:rFonts w:ascii="Arial" w:cs="Arial" w:eastAsia="Arial" w:hAnsi="Arial"/>
@@ -16126,7 +16126,7 @@
             <w:pPr>
               <w:spacing w:after="20" w:before="0"/>
             </w:pPr>
-            <w:hyperlink w:history="1" r:id="rId0j0ila-jhueqphkjbmsaq">
+            <w:hyperlink w:history="1" r:id="rIdotrephgzukqsta6dz8mcx">
               <w:r>
                 <w:rPr>
                   <w:rFonts w:ascii="Arial" w:cs="Arial" w:eastAsia="Arial" w:hAnsi="Arial"/>
@@ -16159,7 +16159,7 @@
               <w:spacing w:after="10" w:before="0"/>
               <w:ind w:left="120"/>
             </w:pPr>
-            <w:hyperlink w:history="1" r:id="rIdhmganwbgvytno5psohx7t">
+            <w:hyperlink w:history="1" r:id="rId_-lkwgpgphcdntgjl6tq3">
               <w:r>
                 <w:rPr>
                   <w:rFonts w:ascii="Arial" w:cs="Arial" w:eastAsia="Arial" w:hAnsi="Arial"/>
@@ -16354,7 +16354,7 @@
             <w:pPr>
               <w:spacing w:after="20" w:before="0"/>
             </w:pPr>
-            <w:hyperlink w:history="1" r:id="rIdtk_c7bartvmvj_nk2el6g">
+            <w:hyperlink w:history="1" r:id="rId0gt6nlc0rvkmj7v0tblwk">
               <w:r>
                 <w:rPr>
                   <w:rFonts w:ascii="Arial" w:cs="Arial" w:eastAsia="Arial" w:hAnsi="Arial"/>
@@ -16387,7 +16387,7 @@
               <w:spacing w:after="10" w:before="0"/>
               <w:ind w:left="120"/>
             </w:pPr>
-            <w:hyperlink w:history="1" r:id="rIdkjbkgc5_fqz42i-k26oq2">
+            <w:hyperlink w:history="1" r:id="rIdmuzsvx_xpnwzyq1bfqui3">
               <w:r>
                 <w:rPr>
                   <w:rFonts w:ascii="Arial" w:cs="Arial" w:eastAsia="Arial" w:hAnsi="Arial"/>
@@ -16432,7 +16432,7 @@
             <w:pPr>
               <w:spacing w:after="20" w:before="0"/>
             </w:pPr>
-            <w:hyperlink w:history="1" r:id="rIdjkwaqocgldp90mtfzsbim">
+            <w:hyperlink w:history="1" r:id="rId4ztrwnlwzkwhu-hsmjif6">
               <w:r>
                 <w:rPr>
                   <w:rFonts w:ascii="Arial" w:cs="Arial" w:eastAsia="Arial" w:hAnsi="Arial"/>
@@ -16465,7 +16465,7 @@
               <w:spacing w:after="10" w:before="0"/>
               <w:ind w:left="120"/>
             </w:pPr>
-            <w:hyperlink w:history="1" r:id="rIdfskaa-kk6iihdxytqhb6r">
+            <w:hyperlink w:history="1" r:id="rIdhtyylhr8vfncqeqoywdlo">
               <w:r>
                 <w:rPr>
                   <w:rFonts w:ascii="Arial" w:cs="Arial" w:eastAsia="Arial" w:hAnsi="Arial"/>
@@ -18028,7 +18028,7 @@
             <w:pPr>
               <w:spacing w:after="20" w:before="0"/>
             </w:pPr>
-            <w:hyperlink w:history="1" r:id="rIdicy-j3fxagcio0tfep1b3">
+            <w:hyperlink w:history="1" r:id="rIdppp8njv_awjx1x6hvwduy">
               <w:r>
                 <w:rPr>
                   <w:rFonts w:ascii="Arial" w:cs="Arial" w:eastAsia="Arial" w:hAnsi="Arial"/>
@@ -18061,7 +18061,7 @@
               <w:spacing w:after="10" w:before="0"/>
               <w:ind w:left="120"/>
             </w:pPr>
-            <w:hyperlink w:history="1" r:id="rId55ia-tejtrddaxzgzo4ny">
+            <w:hyperlink w:history="1" r:id="rIdufbdd5ohipibdg9eivz4q">
               <w:r>
                 <w:rPr>
                   <w:rFonts w:ascii="Arial" w:cs="Arial" w:eastAsia="Arial" w:hAnsi="Arial"/>
@@ -18106,7 +18106,7 @@
             <w:pPr>
               <w:spacing w:after="20" w:before="0"/>
             </w:pPr>
-            <w:hyperlink w:history="1" r:id="rIdfvuy4nn73zqvy6ww3myuw">
+            <w:hyperlink w:history="1" r:id="rIdrzpvwzzddawkzgitubn5v">
               <w:r>
                 <w:rPr>
                   <w:rFonts w:ascii="Arial" w:cs="Arial" w:eastAsia="Arial" w:hAnsi="Arial"/>
@@ -18139,7 +18139,7 @@
               <w:spacing w:after="10" w:before="0"/>
               <w:ind w:left="120"/>
             </w:pPr>
-            <w:hyperlink w:history="1" r:id="rIduywyrg_opeuntn7btdlwp">
+            <w:hyperlink w:history="1" r:id="rIdz4tkddmsyuyi6xn-754dn">
               <w:r>
                 <w:rPr>
                   <w:rFonts w:ascii="Arial" w:cs="Arial" w:eastAsia="Arial" w:hAnsi="Arial"/>
@@ -18334,7 +18334,925 @@
             <w:pPr>
               <w:spacing w:after="20" w:before="0"/>
             </w:pPr>
-            <w:hyperlink w:history="1" r:id="rIdbmae5zuayglrrn4e-gfvw">
+            <w:hyperlink w:history="1" r:id="rIdookxge0tsu7dkgkvnkqee">
+              <w:r>
+                <w:rPr>
+                  <w:rFonts w:ascii="Arial" w:cs="Arial" w:eastAsia="Arial" w:hAnsi="Arial"/>
+                  <w:color w:val="2E75B6"/>
+                  <w:sz w:val="16"/>
+                  <w:szCs w:val="16"/>
+                  <w:u w:val="single" w:color="2E75B6"/>
+                </w:rPr>
+                <w:t xml:space="preserve">Evaluating expressions with variables: exponents</w:t>
+              </w:r>
+            </w:hyperlink>
+          </w:p>
+          <w:p>
+            <w:pPr>
+              <w:spacing w:after="10" w:before="0"/>
+              <w:ind w:left="120"/>
+            </w:pPr>
+            <w:r>
+              <w:rPr>
+                <w:rFonts w:ascii="Arial" w:cs="Arial" w:eastAsia="Arial" w:hAnsi="Arial"/>
+                <w:color w:val="595959"/>
+                <w:sz w:val="14"/>
+                <w:szCs w:val="14"/>
+              </w:rPr>
+              <w:t xml:space="preserve">Source: Khan Academy (English - US curriculum)</w:t>
+            </w:r>
+          </w:p>
+          <w:p>
+            <w:pPr>
+              <w:spacing w:after="10" w:before="0"/>
+              <w:ind w:left="120"/>
+            </w:pPr>
+            <w:hyperlink w:history="1" r:id="rIdsubw_pbxsebeyfiellkuu">
+              <w:r>
+                <w:rPr>
+                  <w:rFonts w:ascii="Arial" w:cs="Arial" w:eastAsia="Arial" w:hAnsi="Arial"/>
+                  <w:color w:val="595959"/>
+                  <w:sz w:val="14"/>
+                  <w:szCs w:val="14"/>
+                  <w:u w:val="single" w:color="595959"/>
+                </w:rPr>
+                <w:t xml:space="preserve">🔍 Search ARES for similar videos</w:t>
+              </w:r>
+            </w:hyperlink>
+          </w:p>
+          <w:p>
+            <w:pPr>
+              <w:spacing w:after="40" w:before="0"/>
+            </w:pPr>
+            <w:r>
+              <w:rPr>
+                <w:sz w:val="14"/>
+                <w:szCs w:val="14"/>
+              </w:rPr>
+              <w:t xml:space="preserve"/>
+            </w:r>
+          </w:p>
+          <w:p>
+            <w:pPr>
+              <w:spacing w:after="20" w:before="0"/>
+            </w:pPr>
+            <w:r>
+              <w:rPr>
+                <w:rFonts w:ascii="Arial" w:cs="Arial" w:eastAsia="Arial" w:hAnsi="Arial"/>
+                <w:b/>
+                <w:bCs/>
+                <w:color w:val="1F3864"/>
+                <w:sz w:val="16"/>
+                <w:szCs w:val="16"/>
+              </w:rPr>
+              <w:t xml:space="preserve">📖 EXERCISE:</w:t>
+            </w:r>
+          </w:p>
+          <w:p>
+            <w:pPr>
+              <w:spacing w:after="20" w:before="0"/>
+            </w:pPr>
+            <w:hyperlink w:history="1" r:id="rIdn8rlwfyfapcwdrja1x5hl">
+              <w:r>
+                <w:rPr>
+                  <w:rFonts w:ascii="Arial" w:cs="Arial" w:eastAsia="Arial" w:hAnsi="Arial"/>
+                  <w:color w:val="2E75B6"/>
+                  <w:sz w:val="16"/>
+                  <w:szCs w:val="16"/>
+                  <w:u w:val="single" w:color="2E75B6"/>
+                </w:rPr>
+                <w:t xml:space="preserve">Order of operations with fractions and exponents</w:t>
+              </w:r>
+            </w:hyperlink>
+          </w:p>
+          <w:p>
+            <w:pPr>
+              <w:spacing w:after="10" w:before="0"/>
+              <w:ind w:left="120"/>
+            </w:pPr>
+            <w:r>
+              <w:rPr>
+                <w:rFonts w:ascii="Arial" w:cs="Arial" w:eastAsia="Arial" w:hAnsi="Arial"/>
+                <w:color w:val="595959"/>
+                <w:sz w:val="14"/>
+                <w:szCs w:val="14"/>
+              </w:rPr>
+              <w:t xml:space="preserve">Source: Khan Academy (English - US curriculum)</w:t>
+            </w:r>
+          </w:p>
+          <w:p>
+            <w:pPr>
+              <w:spacing w:after="10" w:before="0"/>
+              <w:ind w:left="120"/>
+            </w:pPr>
+            <w:hyperlink w:history="1" r:id="rId-r40mplvk0rjf1foz-yce">
+              <w:r>
+                <w:rPr>
+                  <w:rFonts w:ascii="Arial" w:cs="Arial" w:eastAsia="Arial" w:hAnsi="Arial"/>
+                  <w:color w:val="595959"/>
+                  <w:sz w:val="14"/>
+                  <w:szCs w:val="14"/>
+                  <w:u w:val="single" w:color="595959"/>
+                </w:rPr>
+                <w:t xml:space="preserve">🔍 Search ARES for similar readings</w:t>
+              </w:r>
+            </w:hyperlink>
+          </w:p>
+        </w:tc>
+        <w:tc>
+          <w:tcPr>
+            <w:tcW w:type="dxa" w:w="3040"/>
+            <w:shd w:fill="FFFFFF" w:color="auto" w:val="clear"/>
+            <w:tcMar>
+              <w:top w:type="dxa" w:w="60"/>
+              <w:left w:type="dxa" w:w="120"/>
+              <w:bottom w:type="dxa" w:w="60"/>
+              <w:right w:type="dxa" w:w="120"/>
+            </w:tcMar>
+            <w:vAlign w:val="top"/>
+          </w:tcPr>
+          <w:p>
+            <w:pPr>
+              <w:spacing w:after="40" w:before="0"/>
+              <w:jc w:val="left"/>
+            </w:pPr>
+            <w:r>
+              <w:rPr>
+                <w:rFonts w:ascii="Arial" w:cs="Arial" w:eastAsia="Arial" w:hAnsi="Arial"/>
+                <w:b w:val="false"/>
+                <w:bCs w:val="false"/>
+                <w:i w:val="false"/>
+                <w:iCs w:val="false"/>
+                <w:color w:val="000000"/>
+                <w:sz w:val="18"/>
+                <w:szCs w:val="18"/>
+              </w:rPr>
+              <w:t xml:space="preserve">Learners work in assigned pairs. Each pair receives a worksheet titled 'Gikomba Market: Three BODMAS Challenges'. The three problems escalate in complexity: (Level 1) Evaluate (2½ × 60.50) + (3 × 15) + (8 × 5) — total market bill; (Level 2) Mama Wanjiku also buys a piece of string to go around her sufuria (diameter 28 cm). String is sold per centimetre at Ksh 0.50. Using π ≈ 3.142, evaluate 0.50 × (π × 28) and compare with 0.50 × (3.142 × 28) — discuss any difference; (Level 3) A market stall charges Ksh [4² ÷ (√16 − 1) + 2½] per 100 g of nyama choma. Evaluate the expression and find the cost of 350 g. After 15 minutes of pair work, pairs exchange worksheets with an adjacent pair and mark using a teacher-issued worked solutions sheet. Pairs record marks and circle any discrepancies in red pen.</w:t>
+            </w:r>
+          </w:p>
+        </w:tc>
+        <w:tc>
+          <w:tcPr>
+            <w:tcW w:type="dxa" w:w="3040"/>
+            <w:shd w:fill="F2F2F2" w:color="auto" w:val="clear"/>
+            <w:tcMar>
+              <w:top w:type="dxa" w:w="60"/>
+              <w:left w:type="dxa" w:w="120"/>
+              <w:bottom w:type="dxa" w:w="60"/>
+              <w:right w:type="dxa" w:w="120"/>
+            </w:tcMar>
+            <w:vAlign w:val="top"/>
+          </w:tcPr>
+          <w:p>
+            <w:pPr>
+              <w:spacing w:after="40" w:before="0"/>
+              <w:jc w:val="left"/>
+            </w:pPr>
+            <w:r>
+              <w:rPr>
+                <w:rFonts w:ascii="Arial" w:cs="Arial" w:eastAsia="Arial" w:hAnsi="Arial"/>
+                <w:b w:val="false"/>
+                <w:bCs w:val="false"/>
+                <w:i w:val="false"/>
+                <w:iCs w:val="false"/>
+                <w:color w:val="000000"/>
+                <w:sz w:val="18"/>
+                <w:szCs w:val="18"/>
+              </w:rPr>
+              <w:t xml:space="preserve">Circulate during pair work. Stop at pairs who are working on Level 2 and ask: 'What happens to your answer if you round π to 3.142 before multiplying, versus rounding after? Try it both ways.' Use 12 seconds WAIT TIME. At 15 minutes, pause the class: 'Pens down. Pass your worksheet one pair to your right.' Distribute worked solution sheets face-down and say: 'Do not flip until I say go.' Check that every pair has a worksheet to mark. Say 'Go.' After 5 minutes of peer-marking, cold-call 2 pairs to report a discrepancy they found, asking: 'What was the error? Which step of BODMAS was violated?' Record the two most common errors on the board.</w:t>
+            </w:r>
+          </w:p>
+        </w:tc>
+        <w:tc>
+          <w:tcPr>
+            <w:tcW w:type="dxa" w:w="3040"/>
+            <w:shd w:fill="FFFFFF" w:color="auto" w:val="clear"/>
+            <w:tcMar>
+              <w:top w:type="dxa" w:w="60"/>
+              <w:left w:type="dxa" w:w="120"/>
+              <w:bottom w:type="dxa" w:w="60"/>
+              <w:right w:type="dxa" w:w="120"/>
+            </w:tcMar>
+            <w:vAlign w:val="top"/>
+          </w:tcPr>
+          <w:p>
+            <w:pPr>
+              <w:spacing w:after="40" w:before="0"/>
+              <w:jc w:val="left"/>
+            </w:pPr>
+            <w:r>
+              <w:rPr>
+                <w:rFonts w:ascii="Arial" w:cs="Arial" w:eastAsia="Arial" w:hAnsi="Arial"/>
+                <w:b w:val="false"/>
+                <w:bCs w:val="false"/>
+                <w:i w:val="false"/>
+                <w:iCs w:val="false"/>
+                <w:color w:val="000000"/>
+                <w:sz w:val="18"/>
+                <w:szCs w:val="18"/>
+              </w:rPr>
+              <w:t xml:space="preserve">Peer-Marking with Worked Solutions (Structured Error Analysis). Having learners mark each other's work against a fully worked solution — rather than just a final answer — forces them to trace errors to a specific operational step. This mirrors the professional practice of a Kenyan accountant or quantity surveyor checking a bill of quantities line by line.</w:t>
+            </w:r>
+          </w:p>
+        </w:tc>
+        <w:tc>
+          <w:tcPr>
+            <w:tcW w:type="dxa" w:w="3040"/>
+            <w:shd w:fill="F2F2F2" w:color="auto" w:val="clear"/>
+            <w:tcMar>
+              <w:top w:type="dxa" w:w="60"/>
+              <w:left w:type="dxa" w:w="120"/>
+              <w:bottom w:type="dxa" w:w="60"/>
+              <w:right w:type="dxa" w:w="120"/>
+            </w:tcMar>
+            <w:vAlign w:val="top"/>
+          </w:tcPr>
+          <w:p>
+            <w:pPr>
+              <w:spacing w:after="40" w:before="0"/>
+              <w:jc w:val="left"/>
+            </w:pPr>
+            <w:r>
+              <w:rPr>
+                <w:rFonts w:ascii="Arial" w:cs="Arial" w:eastAsia="Arial" w:hAnsi="Arial"/>
+                <w:b w:val="false"/>
+                <w:bCs w:val="false"/>
+                <w:i w:val="false"/>
+                <w:iCs w:val="false"/>
+                <w:color w:val="000000"/>
+                <w:sz w:val="18"/>
+                <w:szCs w:val="18"/>
+              </w:rPr>
+              <w:t xml:space="preserve">Collect marked worksheets at the end of the phase. Scan for: (1) Level 1 — correct total Ksh 242.25, change Ksh 257.75; (2) Level 2 — correct string cost Ksh 43.988 ≈ Ksh 44.00 using π ≈ 3.142 (learners should note this is still an approximation because π is irrational); (3) Level 3 — correct step-by-step: 4² = 16, √16 = 4, 4−1 = 3, 16÷3 = 5.333…, 5.333… + 2.5 = 7.833…, cost per 100g ≈ Ksh 7.83, cost of 350g ≈ Ksh 27.42. Observable indicator: fewer than 3 pairs make a BODMAS ordering error on Level 1 after peer-marking discussion.</w:t>
+            </w:r>
+          </w:p>
+        </w:tc>
+      </w:tr>
+      <w:tr>
+        <w:tc>
+          <w:tcPr>
+            <w:tcW w:type="dxa" w:w="1520"/>
+            <w:shd w:fill="E2EFDA" w:color="auto" w:val="clear"/>
+            <w:tcMar>
+              <w:top w:type="dxa" w:w="60"/>
+              <w:left w:type="dxa" w:w="120"/>
+              <w:bottom w:type="dxa" w:w="60"/>
+              <w:right w:type="dxa" w:w="120"/>
+            </w:tcMar>
+            <w:vAlign w:val="top"/>
+          </w:tcPr>
+          <w:p>
+            <w:pPr>
+              <w:spacing w:after="40" w:before="0"/>
+              <w:jc w:val="left"/>
+            </w:pPr>
+            <w:r>
+              <w:rPr>
+                <w:rFonts w:ascii="Arial" w:cs="Arial" w:eastAsia="Arial" w:hAnsi="Arial"/>
+                <w:b/>
+                <w:bCs/>
+                <w:i w:val="false"/>
+                <w:iCs w:val="false"/>
+                <w:color w:val="000000"/>
+                <w:sz w:val="18"/>
+                <w:szCs w:val="18"/>
+              </w:rPr>
+              <w:t xml:space="preserve">Explain Phase</w:t>
+            </w:r>
+          </w:p>
+          <w:p>
+            <w:pPr>
+              <w:spacing w:after="20" w:before="0"/>
+            </w:pPr>
+            <w:r>
+              <w:rPr>
+                <w:rFonts w:ascii="Arial" w:cs="Arial" w:eastAsia="Arial" w:hAnsi="Arial"/>
+                <w:b/>
+                <w:bCs/>
+                <w:color w:val="1F3864"/>
+                <w:sz w:val="16"/>
+                <w:szCs w:val="16"/>
+              </w:rPr>
+              <w:t xml:space="preserve">📹 VIDEO:</w:t>
+            </w:r>
+          </w:p>
+          <w:p>
+            <w:pPr>
+              <w:spacing w:after="20" w:before="0"/>
+            </w:pPr>
+            <w:hyperlink w:history="1" r:id="rIdstwygfmvdpzz1utbqintc">
+              <w:r>
+                <w:rPr>
+                  <w:rFonts w:ascii="Arial" w:cs="Arial" w:eastAsia="Arial" w:hAnsi="Arial"/>
+                  <w:color w:val="2E75B6"/>
+                  <w:sz w:val="16"/>
+                  <w:szCs w:val="16"/>
+                  <w:u w:val="single" w:color="2E75B6"/>
+                </w:rPr>
+                <w:t xml:space="preserve">Order of operations example</w:t>
+              </w:r>
+            </w:hyperlink>
+          </w:p>
+          <w:p>
+            <w:pPr>
+              <w:spacing w:after="10" w:before="0"/>
+              <w:ind w:left="120"/>
+            </w:pPr>
+            <w:r>
+              <w:rPr>
+                <w:rFonts w:ascii="Arial" w:cs="Arial" w:eastAsia="Arial" w:hAnsi="Arial"/>
+                <w:color w:val="595959"/>
+                <w:sz w:val="14"/>
+                <w:szCs w:val="14"/>
+              </w:rPr>
+              <w:t xml:space="preserve">Source: Khan Academy (English - US curriculum)</w:t>
+            </w:r>
+          </w:p>
+          <w:p>
+            <w:pPr>
+              <w:spacing w:after="10" w:before="0"/>
+              <w:ind w:left="120"/>
+            </w:pPr>
+            <w:hyperlink w:history="1" r:id="rIdq6-3oa3g-kxgwlhaatudx">
+              <w:r>
+                <w:rPr>
+                  <w:rFonts w:ascii="Arial" w:cs="Arial" w:eastAsia="Arial" w:hAnsi="Arial"/>
+                  <w:color w:val="595959"/>
+                  <w:sz w:val="14"/>
+                  <w:szCs w:val="14"/>
+                  <w:u w:val="single" w:color="595959"/>
+                </w:rPr>
+                <w:t xml:space="preserve">🔍 Search ARES for similar videos</w:t>
+              </w:r>
+            </w:hyperlink>
+          </w:p>
+          <w:p>
+            <w:pPr>
+              <w:spacing w:after="40" w:before="0"/>
+            </w:pPr>
+            <w:r>
+              <w:rPr>
+                <w:sz w:val="14"/>
+                <w:szCs w:val="14"/>
+              </w:rPr>
+              <w:t xml:space="preserve"/>
+            </w:r>
+          </w:p>
+          <w:p>
+            <w:pPr>
+              <w:spacing w:after="20" w:before="0"/>
+            </w:pPr>
+            <w:r>
+              <w:rPr>
+                <w:rFonts w:ascii="Arial" w:cs="Arial" w:eastAsia="Arial" w:hAnsi="Arial"/>
+                <w:b/>
+                <w:bCs/>
+                <w:color w:val="1F3864"/>
+                <w:sz w:val="16"/>
+                <w:szCs w:val="16"/>
+              </w:rPr>
+              <w:t xml:space="preserve">📖 EXERCISE:</w:t>
+            </w:r>
+          </w:p>
+          <w:p>
+            <w:pPr>
+              <w:spacing w:after="20" w:before="0"/>
+            </w:pPr>
+            <w:hyperlink w:history="1" r:id="rIdrdh33-wbt7zll_1jqsmr_">
+              <w:r>
+                <w:rPr>
+                  <w:rFonts w:ascii="Arial" w:cs="Arial" w:eastAsia="Arial" w:hAnsi="Arial"/>
+                  <w:color w:val="2E75B6"/>
+                  <w:sz w:val="16"/>
+                  <w:szCs w:val="16"/>
+                  <w:u w:val="single" w:color="2E75B6"/>
+                </w:rPr>
+                <w:t xml:space="preserve">Order rational numbers</w:t>
+              </w:r>
+            </w:hyperlink>
+          </w:p>
+          <w:p>
+            <w:pPr>
+              <w:spacing w:after="10" w:before="0"/>
+              <w:ind w:left="120"/>
+            </w:pPr>
+            <w:r>
+              <w:rPr>
+                <w:rFonts w:ascii="Arial" w:cs="Arial" w:eastAsia="Arial" w:hAnsi="Arial"/>
+                <w:color w:val="595959"/>
+                <w:sz w:val="14"/>
+                <w:szCs w:val="14"/>
+              </w:rPr>
+              <w:t xml:space="preserve">Source: Khan Academy (English - US curriculum)</w:t>
+            </w:r>
+          </w:p>
+          <w:p>
+            <w:pPr>
+              <w:spacing w:after="10" w:before="0"/>
+              <w:ind w:left="120"/>
+            </w:pPr>
+            <w:hyperlink w:history="1" r:id="rIdpb2uavvsshy8xiaxe_pgs">
+              <w:r>
+                <w:rPr>
+                  <w:rFonts w:ascii="Arial" w:cs="Arial" w:eastAsia="Arial" w:hAnsi="Arial"/>
+                  <w:color w:val="595959"/>
+                  <w:sz w:val="14"/>
+                  <w:szCs w:val="14"/>
+                  <w:u w:val="single" w:color="595959"/>
+                </w:rPr>
+                <w:t xml:space="preserve">🔍 Search ARES for similar readings</w:t>
+              </w:r>
+            </w:hyperlink>
+          </w:p>
+        </w:tc>
+        <w:tc>
+          <w:tcPr>
+            <w:tcW w:type="dxa" w:w="3040"/>
+            <w:shd w:fill="FFFFFF" w:color="auto" w:val="clear"/>
+            <w:tcMar>
+              <w:top w:type="dxa" w:w="60"/>
+              <w:left w:type="dxa" w:w="120"/>
+              <w:bottom w:type="dxa" w:w="60"/>
+              <w:right w:type="dxa" w:w="120"/>
+            </w:tcMar>
+            <w:vAlign w:val="top"/>
+          </w:tcPr>
+          <w:p>
+            <w:pPr>
+              <w:spacing w:after="40" w:before="0"/>
+              <w:jc w:val="left"/>
+            </w:pPr>
+            <w:r>
+              <w:rPr>
+                <w:rFonts w:ascii="Arial" w:cs="Arial" w:eastAsia="Arial" w:hAnsi="Arial"/>
+                <w:b w:val="false"/>
+                <w:bCs w:val="false"/>
+                <w:i w:val="false"/>
+                <w:iCs w:val="false"/>
+                <w:color w:val="000000"/>
+                <w:sz w:val="18"/>
+                <w:szCs w:val="18"/>
+              </w:rPr>
+              <w:t xml:space="preserve">Whole-class discussion facilitated by the teacher. Learners revisit the two errors flagged on the board. For each error, the class works through the correct solution step by step, with individual learners called on to supply the next step. Learners then respond in writing (2 minutes) to the prompt: 'The daughter in the Gikomba story approximated π as 3.142 before multiplying by 28. Explain in one sentence why this introduces a small error, and state whether BODMAS still applies when one of the numbers is irrational like π.' Learners share responses with their partner, then one response is shared whole-class.</w:t>
+            </w:r>
+          </w:p>
+        </w:tc>
+        <w:tc>
+          <w:tcPr>
+            <w:tcW w:type="dxa" w:w="3040"/>
+            <w:shd w:fill="F2F2F2" w:color="auto" w:val="clear"/>
+            <w:tcMar>
+              <w:top w:type="dxa" w:w="60"/>
+              <w:left w:type="dxa" w:w="120"/>
+              <w:bottom w:type="dxa" w:w="60"/>
+              <w:right w:type="dxa" w:w="120"/>
+            </w:tcMar>
+            <w:vAlign w:val="top"/>
+          </w:tcPr>
+          <w:p>
+            <w:pPr>
+              <w:spacing w:after="40" w:before="0"/>
+              <w:jc w:val="left"/>
+            </w:pPr>
+            <w:r>
+              <w:rPr>
+                <w:rFonts w:ascii="Arial" w:cs="Arial" w:eastAsia="Arial" w:hAnsi="Arial"/>
+                <w:b w:val="false"/>
+                <w:bCs w:val="false"/>
+                <w:i w:val="false"/>
+                <w:iCs w:val="false"/>
+                <w:color w:val="000000"/>
+                <w:sz w:val="18"/>
+                <w:szCs w:val="18"/>
+              </w:rPr>
+              <w:t xml:space="preserve">Point to the first error on the board (e.g., addition performed before multiplication). Say: 'Who can tell me which letter of BODMAS tells us what to do first here? Put your hand up if you know — I will pick someone in 12 seconds.' Apply 12-second WAIT TIME. Cold-call 1 learner. If incorrect, say: 'Interesting — does anyone want to build on that?' Cold-call a second learner. Work through the correction live on the board, narrating each BODMAS step. Then transition to the π error: 'Now look at the Level 2 problem. Kioni rounded π before multiplying. Adhiambo rounded after multiplying. Who got a more accurate answer? By how much?' Give 12 seconds WAIT TIME, then cold-call 2 learners. Write the comparison on the board: (3.142 × 28) × 0.50 vs. (π × 28) × 0.50 ≈ (87.9646… × 0.50). Say: 'The error from early rounding here is small — but for a Kenyan civil engineer calculating the circumference of a water tank in Kisumu, would that matter?' Allow 10 seconds, then cold-call 1 learner. Close by saying: 'Write your answer to the phenomenon prompt now — 2 minutes, silent.'</w:t>
+            </w:r>
+          </w:p>
+        </w:tc>
+        <w:tc>
+          <w:tcPr>
+            <w:tcW w:type="dxa" w:w="3040"/>
+            <w:shd w:fill="FFFFFF" w:color="auto" w:val="clear"/>
+            <w:tcMar>
+              <w:top w:type="dxa" w:w="60"/>
+              <w:left w:type="dxa" w:w="120"/>
+              <w:bottom w:type="dxa" w:w="60"/>
+              <w:right w:type="dxa" w:w="120"/>
+            </w:tcMar>
+            <w:vAlign w:val="top"/>
+          </w:tcPr>
+          <w:p>
+            <w:pPr>
+              <w:spacing w:after="40" w:before="0"/>
+              <w:jc w:val="left"/>
+            </w:pPr>
+            <w:r>
+              <w:rPr>
+                <w:rFonts w:ascii="Arial" w:cs="Arial" w:eastAsia="Arial" w:hAnsi="Arial"/>
+                <w:b w:val="false"/>
+                <w:bCs w:val="false"/>
+                <w:i w:val="false"/>
+                <w:iCs w:val="false"/>
+                <w:color w:val="000000"/>
+                <w:sz w:val="18"/>
+                <w:szCs w:val="18"/>
+              </w:rPr>
+              <w:t xml:space="preserve">Live Error Correction with Think-Aloud (Metacognitive Modelling). The teacher models step-by-step reasoning aloud while learners supply each step, making the invisible thinking process visible. Connecting the rounding error to a professional Kenyan context (civil engineer, water tank) anchors the abstract concept of irrational number precision in a meaningful real-world consequence.</w:t>
+            </w:r>
+          </w:p>
+        </w:tc>
+        <w:tc>
+          <w:tcPr>
+            <w:tcW w:type="dxa" w:w="3040"/>
+            <w:shd w:fill="F2F2F2" w:color="auto" w:val="clear"/>
+            <w:tcMar>
+              <w:top w:type="dxa" w:w="60"/>
+              <w:left w:type="dxa" w:w="120"/>
+              <w:bottom w:type="dxa" w:w="60"/>
+              <w:right w:type="dxa" w:w="120"/>
+            </w:tcMar>
+            <w:vAlign w:val="top"/>
+          </w:tcPr>
+          <w:p>
+            <w:pPr>
+              <w:spacing w:after="40" w:before="0"/>
+              <w:jc w:val="left"/>
+            </w:pPr>
+            <w:r>
+              <w:rPr>
+                <w:rFonts w:ascii="Arial" w:cs="Arial" w:eastAsia="Arial" w:hAnsi="Arial"/>
+                <w:b w:val="false"/>
+                <w:bCs w:val="false"/>
+                <w:i w:val="false"/>
+                <w:iCs w:val="false"/>
+                <w:color w:val="000000"/>
+                <w:sz w:val="18"/>
+                <w:szCs w:val="18"/>
+              </w:rPr>
+              <w:t xml:space="preserve">Collect the written one-sentence responses. Look for: (1) acknowledgement that π has infinitely many non-repeating decimal places so any written value is an approximation; (2) confirmation that BODMAS applies regardless of whether numbers are rational or irrational. Observable indicator: at least 80% of written responses correctly state that BODMAS governs operation order for all real numbers, and that rounding early reduces precision.</w:t>
+            </w:r>
+          </w:p>
+        </w:tc>
+      </w:tr>
+      <w:tr>
+        <w:tc>
+          <w:tcPr>
+            <w:tcW w:type="dxa" w:w="1520"/>
+            <w:shd w:fill="FCE4D6" w:color="auto" w:val="clear"/>
+            <w:tcMar>
+              <w:top w:type="dxa" w:w="60"/>
+              <w:left w:type="dxa" w:w="120"/>
+              <w:bottom w:type="dxa" w:w="60"/>
+              <w:right w:type="dxa" w:w="120"/>
+            </w:tcMar>
+            <w:vAlign w:val="top"/>
+          </w:tcPr>
+          <w:p>
+            <w:pPr>
+              <w:spacing w:after="40" w:before="0"/>
+              <w:jc w:val="left"/>
+            </w:pPr>
+            <w:r>
+              <w:rPr>
+                <w:rFonts w:ascii="Arial" w:cs="Arial" w:eastAsia="Arial" w:hAnsi="Arial"/>
+                <w:b/>
+                <w:bCs/>
+                <w:i w:val="false"/>
+                <w:iCs w:val="false"/>
+                <w:color w:val="000000"/>
+                <w:sz w:val="18"/>
+                <w:szCs w:val="18"/>
+              </w:rPr>
+              <w:t xml:space="preserve">Driving Question Board (DQB) Creation</w:t>
+            </w:r>
+          </w:p>
+          <w:p>
+            <w:pPr>
+              <w:spacing w:after="20" w:before="0"/>
+            </w:pPr>
+            <w:r>
+              <w:rPr>
+                <w:rFonts w:ascii="Arial" w:cs="Arial" w:eastAsia="Arial" w:hAnsi="Arial"/>
+                <w:b/>
+                <w:bCs/>
+                <w:color w:val="1F3864"/>
+                <w:sz w:val="16"/>
+                <w:szCs w:val="16"/>
+              </w:rPr>
+              <w:t xml:space="preserve">📹 VIDEO:</w:t>
+            </w:r>
+          </w:p>
+          <w:p>
+            <w:pPr>
+              <w:spacing w:after="20" w:before="0"/>
+            </w:pPr>
+            <w:hyperlink w:history="1" r:id="rIddtr45dhw_agl1-bgia3r8">
+              <w:r>
+                <w:rPr>
+                  <w:rFonts w:ascii="Arial" w:cs="Arial" w:eastAsia="Arial" w:hAnsi="Arial"/>
+                  <w:color w:val="2E75B6"/>
+                  <w:sz w:val="16"/>
+                  <w:szCs w:val="16"/>
+                  <w:u w:val="single" w:color="2E75B6"/>
+                </w:rPr>
+                <w:t xml:space="preserve">Worked example: Order of operations (PEMDAS)</w:t>
+              </w:r>
+            </w:hyperlink>
+          </w:p>
+          <w:p>
+            <w:pPr>
+              <w:spacing w:after="10" w:before="0"/>
+              <w:ind w:left="120"/>
+            </w:pPr>
+            <w:r>
+              <w:rPr>
+                <w:rFonts w:ascii="Arial" w:cs="Arial" w:eastAsia="Arial" w:hAnsi="Arial"/>
+                <w:color w:val="595959"/>
+                <w:sz w:val="14"/>
+                <w:szCs w:val="14"/>
+              </w:rPr>
+              <w:t xml:space="preserve">Source: Khan Academy (English - US curriculum)</w:t>
+            </w:r>
+          </w:p>
+          <w:p>
+            <w:pPr>
+              <w:spacing w:after="10" w:before="0"/>
+              <w:ind w:left="120"/>
+            </w:pPr>
+            <w:hyperlink w:history="1" r:id="rIdqdd4g55n3uu54knq4atmv">
+              <w:r>
+                <w:rPr>
+                  <w:rFonts w:ascii="Arial" w:cs="Arial" w:eastAsia="Arial" w:hAnsi="Arial"/>
+                  <w:color w:val="595959"/>
+                  <w:sz w:val="14"/>
+                  <w:szCs w:val="14"/>
+                  <w:u w:val="single" w:color="595959"/>
+                </w:rPr>
+                <w:t xml:space="preserve">🔍 Search ARES for similar videos</w:t>
+              </w:r>
+            </w:hyperlink>
+          </w:p>
+          <w:p>
+            <w:pPr>
+              <w:spacing w:after="40" w:before="0"/>
+            </w:pPr>
+            <w:r>
+              <w:rPr>
+                <w:sz w:val="14"/>
+                <w:szCs w:val="14"/>
+              </w:rPr>
+              <w:t xml:space="preserve"/>
+            </w:r>
+          </w:p>
+          <w:p>
+            <w:pPr>
+              <w:spacing w:after="20" w:before="0"/>
+            </w:pPr>
+            <w:r>
+              <w:rPr>
+                <w:rFonts w:ascii="Arial" w:cs="Arial" w:eastAsia="Arial" w:hAnsi="Arial"/>
+                <w:b/>
+                <w:bCs/>
+                <w:color w:val="1F3864"/>
+                <w:sz w:val="16"/>
+                <w:szCs w:val="16"/>
+              </w:rPr>
+              <w:t xml:space="preserve">📖 EXERCISE:</w:t>
+            </w:r>
+          </w:p>
+          <w:p>
+            <w:pPr>
+              <w:spacing w:after="20" w:before="0"/>
+            </w:pPr>
+            <w:hyperlink w:history="1" r:id="rIdemykhroxzzni5glxlnsqy">
+              <w:r>
+                <w:rPr>
+                  <w:rFonts w:ascii="Arial" w:cs="Arial" w:eastAsia="Arial" w:hAnsi="Arial"/>
+                  <w:color w:val="2E75B6"/>
+                  <w:sz w:val="16"/>
+                  <w:szCs w:val="16"/>
+                  <w:u w:val="single" w:color="2E75B6"/>
+                </w:rPr>
+                <w:t xml:space="preserve">Multiply &amp; divide rational expressions: Error analysis</w:t>
+              </w:r>
+            </w:hyperlink>
+          </w:p>
+          <w:p>
+            <w:pPr>
+              <w:spacing w:after="10" w:before="0"/>
+              <w:ind w:left="120"/>
+            </w:pPr>
+            <w:r>
+              <w:rPr>
+                <w:rFonts w:ascii="Arial" w:cs="Arial" w:eastAsia="Arial" w:hAnsi="Arial"/>
+                <w:color w:val="595959"/>
+                <w:sz w:val="14"/>
+                <w:szCs w:val="14"/>
+              </w:rPr>
+              <w:t xml:space="preserve">Source: Khan Academy (English - US curriculum)</w:t>
+            </w:r>
+          </w:p>
+          <w:p>
+            <w:pPr>
+              <w:spacing w:after="10" w:before="0"/>
+              <w:ind w:left="120"/>
+            </w:pPr>
+            <w:hyperlink w:history="1" r:id="rId-9xhu9hvhthki58etd2ml">
+              <w:r>
+                <w:rPr>
+                  <w:rFonts w:ascii="Arial" w:cs="Arial" w:eastAsia="Arial" w:hAnsi="Arial"/>
+                  <w:color w:val="595959"/>
+                  <w:sz w:val="14"/>
+                  <w:szCs w:val="14"/>
+                  <w:u w:val="single" w:color="595959"/>
+                </w:rPr>
+                <w:t xml:space="preserve">🔍 Search ARES for similar readings</w:t>
+              </w:r>
+            </w:hyperlink>
+          </w:p>
+        </w:tc>
+        <w:tc>
+          <w:tcPr>
+            <w:tcW w:type="dxa" w:w="3040"/>
+            <w:shd w:fill="FFFFFF" w:color="auto" w:val="clear"/>
+            <w:tcMar>
+              <w:top w:type="dxa" w:w="60"/>
+              <w:left w:type="dxa" w:w="120"/>
+              <w:bottom w:type="dxa" w:w="60"/>
+              <w:right w:type="dxa" w:w="120"/>
+            </w:tcMar>
+            <w:vAlign w:val="top"/>
+          </w:tcPr>
+          <w:p>
+            <w:pPr>
+              <w:spacing w:after="40" w:before="0"/>
+              <w:jc w:val="left"/>
+            </w:pPr>
+            <w:r>
+              <w:rPr>
+                <w:rFonts w:ascii="Arial" w:cs="Arial" w:eastAsia="Arial" w:hAnsi="Arial"/>
+                <w:b w:val="false"/>
+                <w:bCs w:val="false"/>
+                <w:i w:val="false"/>
+                <w:iCs w:val="false"/>
+                <w:color w:val="000000"/>
+                <w:sz w:val="18"/>
+                <w:szCs w:val="18"/>
+              </w:rPr>
+              <w:t xml:space="preserve">Learners receive a sticky note each (or write in their DQB section of their notebook on the ARES platform). They complete two sentence starters: (1) 'Something we can now answer about the driving question: …' and (2) 'A new question this lesson raised for me: …' Responses are shared with the class and the teacher adds the key insight to the class DQB: 'BODMAS applies to ALL real numbers — rational and irrational. Rounding an irrational number early in a calculation reduces accuracy. The daughter in Gikomba could reduce her error by computing π × 28 first, then rounding only at the final step.'</w:t>
+            </w:r>
+          </w:p>
+        </w:tc>
+        <w:tc>
+          <w:tcPr>
+            <w:tcW w:type="dxa" w:w="3040"/>
+            <w:shd w:fill="F2F2F2" w:color="auto" w:val="clear"/>
+            <w:tcMar>
+              <w:top w:type="dxa" w:w="60"/>
+              <w:left w:type="dxa" w:w="120"/>
+              <w:bottom w:type="dxa" w:w="60"/>
+              <w:right w:type="dxa" w:w="120"/>
+            </w:tcMar>
+            <w:vAlign w:val="top"/>
+          </w:tcPr>
+          <w:p>
+            <w:pPr>
+              <w:spacing w:after="40" w:before="0"/>
+              <w:jc w:val="left"/>
+            </w:pPr>
+            <w:r>
+              <w:rPr>
+                <w:rFonts w:ascii="Arial" w:cs="Arial" w:eastAsia="Arial" w:hAnsi="Arial"/>
+                <w:b w:val="false"/>
+                <w:bCs w:val="false"/>
+                <w:i w:val="false"/>
+                <w:iCs w:val="false"/>
+                <w:color w:val="000000"/>
+                <w:sz w:val="18"/>
+                <w:szCs w:val="18"/>
+              </w:rPr>
+              <w:t xml:space="preserve">Display the driving question on the board: 'Why can we never write some everyday numbers down completely — and how do mathematicians and Kenyan professionals work accurately with numbers that go on forever?' Say: 'We have now worked with these numbers. What can we say today that we could NOT say at the start of Lesson 1? Write your sticky note — 3 minutes.' After 3 minutes, cold-call 3 learners to read their 'something we can now answer' note. For each, ask: 'Does this answer part of our driving question? Which part?' After posting insights to the DQB, point to any remaining unanswered DQB questions from earlier lessons and ask: 'Did today's lesson answer any of these? Move it to the answered column if so.'</w:t>
+            </w:r>
+          </w:p>
+        </w:tc>
+        <w:tc>
+          <w:tcPr>
+            <w:tcW w:type="dxa" w:w="3040"/>
+            <w:shd w:fill="FFFFFF" w:color="auto" w:val="clear"/>
+            <w:tcMar>
+              <w:top w:type="dxa" w:w="60"/>
+              <w:left w:type="dxa" w:w="120"/>
+              <w:bottom w:type="dxa" w:w="60"/>
+              <w:right w:type="dxa" w:w="120"/>
+            </w:tcMar>
+            <w:vAlign w:val="top"/>
+          </w:tcPr>
+          <w:p>
+            <w:pPr>
+              <w:spacing w:after="40" w:before="0"/>
+              <w:jc w:val="left"/>
+            </w:pPr>
+            <w:r>
+              <w:rPr>
+                <w:rFonts w:ascii="Arial" w:cs="Arial" w:eastAsia="Arial" w:hAnsi="Arial"/>
+                <w:b w:val="false"/>
+                <w:bCs w:val="false"/>
+                <w:i w:val="false"/>
+                <w:iCs w:val="false"/>
+                <w:color w:val="000000"/>
+                <w:sz w:val="18"/>
+                <w:szCs w:val="18"/>
+              </w:rPr>
+              <w:t xml:space="preserve">Driving Question Board Curation (Progressive Sense-Making Record). The DQB functions as a living document of the class's growing understanding. By explicitly linking today's BODMAS insights back to the original phenomenon (the daughter's string problem), learners see how operational fluency with real numbers is one necessary piece of the full answer to the driving question.</w:t>
+            </w:r>
+          </w:p>
+        </w:tc>
+        <w:tc>
+          <w:tcPr>
+            <w:tcW w:type="dxa" w:w="3040"/>
+            <w:shd w:fill="F2F2F2" w:color="auto" w:val="clear"/>
+            <w:tcMar>
+              <w:top w:type="dxa" w:w="60"/>
+              <w:left w:type="dxa" w:w="120"/>
+              <w:bottom w:type="dxa" w:w="60"/>
+              <w:right w:type="dxa" w:w="120"/>
+            </w:tcMar>
+            <w:vAlign w:val="top"/>
+          </w:tcPr>
+          <w:p>
+            <w:pPr>
+              <w:spacing w:after="40" w:before="0"/>
+              <w:jc w:val="left"/>
+            </w:pPr>
+            <w:r>
+              <w:rPr>
+                <w:rFonts w:ascii="Arial" w:cs="Arial" w:eastAsia="Arial" w:hAnsi="Arial"/>
+                <w:b w:val="false"/>
+                <w:bCs w:val="false"/>
+                <w:i w:val="false"/>
+                <w:iCs w:val="false"/>
+                <w:color w:val="000000"/>
+                <w:sz w:val="18"/>
+                <w:szCs w:val="18"/>
+              </w:rPr>
+              <w:t xml:space="preserve">Review sticky notes / DQB entries for conceptual accuracy. Observable indicator: at least 3 learners connect BODMAS specifically to the irrational number π and the sufuria circumference. Flag any learner who writes 'BODMAS only works for whole numbers' — this misconception must be addressed in Lesson 7.</w:t>
+            </w:r>
+          </w:p>
+        </w:tc>
+      </w:tr>
+      <w:tr>
+        <w:tc>
+          <w:tcPr>
+            <w:tcW w:type="dxa" w:w="1520"/>
+            <w:shd w:fill="D5E8F0" w:color="auto" w:val="clear"/>
+            <w:tcMar>
+              <w:top w:type="dxa" w:w="60"/>
+              <w:left w:type="dxa" w:w="120"/>
+              <w:bottom w:type="dxa" w:w="60"/>
+              <w:right w:type="dxa" w:w="120"/>
+            </w:tcMar>
+            <w:vAlign w:val="top"/>
+          </w:tcPr>
+          <w:p>
+            <w:pPr>
+              <w:spacing w:after="40" w:before="0"/>
+              <w:jc w:val="left"/>
+            </w:pPr>
+            <w:r>
+              <w:rPr>
+                <w:rFonts w:ascii="Arial" w:cs="Arial" w:eastAsia="Arial" w:hAnsi="Arial"/>
+                <w:b/>
+                <w:bCs/>
+                <w:i w:val="false"/>
+                <w:iCs w:val="false"/>
+                <w:color w:val="000000"/>
+                <w:sz w:val="18"/>
+                <w:szCs w:val="18"/>
+              </w:rPr>
+              <w:t xml:space="preserve">Model Building Phase</w:t>
+            </w:r>
+          </w:p>
+          <w:p>
+            <w:pPr>
+              <w:spacing w:after="20" w:before="0"/>
+            </w:pPr>
+            <w:r>
+              <w:rPr>
+                <w:rFonts w:ascii="Arial" w:cs="Arial" w:eastAsia="Arial" w:hAnsi="Arial"/>
+                <w:b/>
+                <w:bCs/>
+                <w:color w:val="1F3864"/>
+                <w:sz w:val="16"/>
+                <w:szCs w:val="16"/>
+              </w:rPr>
+              <w:t xml:space="preserve">📹 VIDEO:</w:t>
+            </w:r>
+          </w:p>
+          <w:p>
+            <w:pPr>
+              <w:spacing w:after="20" w:before="0"/>
+            </w:pPr>
+            <w:hyperlink w:history="1" r:id="rIde4du45xvvay_1ngl5z4lj">
               <w:r>
                 <w:rPr>
                   <w:rFonts w:ascii="Arial" w:cs="Arial" w:eastAsia="Arial" w:hAnsi="Arial"/>
@@ -18367,7 +19285,7 @@
               <w:spacing w:after="10" w:before="0"/>
               <w:ind w:left="120"/>
             </w:pPr>
-            <w:hyperlink w:history="1" r:id="rId3oipolkde7oxuxgebxxaf">
+            <w:hyperlink w:history="1" r:id="rIdwk0ncirhadp-rxuizhjmh">
               <w:r>
                 <w:rPr>
                   <w:rFonts w:ascii="Arial" w:cs="Arial" w:eastAsia="Arial" w:hAnsi="Arial"/>
@@ -18412,619 +19330,7 @@
             <w:pPr>
               <w:spacing w:after="20" w:before="0"/>
             </w:pPr>
-            <w:hyperlink w:history="1" r:id="rIdfor_qww6mhyozjphklgye">
-              <w:r>
-                <w:rPr>
-                  <w:rFonts w:ascii="Arial" w:cs="Arial" w:eastAsia="Arial" w:hAnsi="Arial"/>
-                  <w:color w:val="2E75B6"/>
-                  <w:sz w:val="16"/>
-                  <w:szCs w:val="16"/>
-                  <w:u w:val="single" w:color="2E75B6"/>
-                </w:rPr>
-                <w:t xml:space="preserve">Order rational numbers</w:t>
-              </w:r>
-            </w:hyperlink>
-          </w:p>
-          <w:p>
-            <w:pPr>
-              <w:spacing w:after="10" w:before="0"/>
-              <w:ind w:left="120"/>
-            </w:pPr>
-            <w:r>
-              <w:rPr>
-                <w:rFonts w:ascii="Arial" w:cs="Arial" w:eastAsia="Arial" w:hAnsi="Arial"/>
-                <w:color w:val="595959"/>
-                <w:sz w:val="14"/>
-                <w:szCs w:val="14"/>
-              </w:rPr>
-              <w:t xml:space="preserve">Source: Khan Academy (English - US curriculum)</w:t>
-            </w:r>
-          </w:p>
-          <w:p>
-            <w:pPr>
-              <w:spacing w:after="10" w:before="0"/>
-              <w:ind w:left="120"/>
-            </w:pPr>
-            <w:hyperlink w:history="1" r:id="rIday3bbir2jgtdbxfrkxp0k">
-              <w:r>
-                <w:rPr>
-                  <w:rFonts w:ascii="Arial" w:cs="Arial" w:eastAsia="Arial" w:hAnsi="Arial"/>
-                  <w:color w:val="595959"/>
-                  <w:sz w:val="14"/>
-                  <w:szCs w:val="14"/>
-                  <w:u w:val="single" w:color="595959"/>
-                </w:rPr>
-                <w:t xml:space="preserve">🔍 Search ARES for similar readings</w:t>
-              </w:r>
-            </w:hyperlink>
-          </w:p>
-        </w:tc>
-        <w:tc>
-          <w:tcPr>
-            <w:tcW w:type="dxa" w:w="3040"/>
-            <w:shd w:fill="FFFFFF" w:color="auto" w:val="clear"/>
-            <w:tcMar>
-              <w:top w:type="dxa" w:w="60"/>
-              <w:left w:type="dxa" w:w="120"/>
-              <w:bottom w:type="dxa" w:w="60"/>
-              <w:right w:type="dxa" w:w="120"/>
-            </w:tcMar>
-            <w:vAlign w:val="top"/>
-          </w:tcPr>
-          <w:p>
-            <w:pPr>
-              <w:spacing w:after="40" w:before="0"/>
-              <w:jc w:val="left"/>
-            </w:pPr>
-            <w:r>
-              <w:rPr>
-                <w:rFonts w:ascii="Arial" w:cs="Arial" w:eastAsia="Arial" w:hAnsi="Arial"/>
-                <w:b w:val="false"/>
-                <w:bCs w:val="false"/>
-                <w:i w:val="false"/>
-                <w:iCs w:val="false"/>
-                <w:color w:val="000000"/>
-                <w:sz w:val="18"/>
-                <w:szCs w:val="18"/>
-              </w:rPr>
-              <w:t xml:space="preserve">Learners work in assigned pairs. Each pair receives a worksheet titled 'Gikomba Market: Three BODMAS Challenges'. The three problems escalate in complexity: (Level 1) Evaluate (2½ × 60.50) + (3 × 15) + (8 × 5) — total market bill; (Level 2) Mama Wanjiku also buys a piece of string to go around her sufuria (diameter 28 cm). String is sold per centimetre at Ksh 0.50. Using π ≈ 3.142, evaluate 0.50 × (π × 28) and compare with 0.50 × (3.142 × 28) — discuss any difference; (Level 3) A market stall charges Ksh [4² ÷ (√16 − 1) + 2½] per 100 g of nyama choma. Evaluate the expression and find the cost of 350 g. After 15 minutes of pair work, pairs exchange worksheets with an adjacent pair and mark using a teacher-issued worked solutions sheet. Pairs record marks and circle any discrepancies in red pen.</w:t>
-            </w:r>
-          </w:p>
-        </w:tc>
-        <w:tc>
-          <w:tcPr>
-            <w:tcW w:type="dxa" w:w="3040"/>
-            <w:shd w:fill="F2F2F2" w:color="auto" w:val="clear"/>
-            <w:tcMar>
-              <w:top w:type="dxa" w:w="60"/>
-              <w:left w:type="dxa" w:w="120"/>
-              <w:bottom w:type="dxa" w:w="60"/>
-              <w:right w:type="dxa" w:w="120"/>
-            </w:tcMar>
-            <w:vAlign w:val="top"/>
-          </w:tcPr>
-          <w:p>
-            <w:pPr>
-              <w:spacing w:after="40" w:before="0"/>
-              <w:jc w:val="left"/>
-            </w:pPr>
-            <w:r>
-              <w:rPr>
-                <w:rFonts w:ascii="Arial" w:cs="Arial" w:eastAsia="Arial" w:hAnsi="Arial"/>
-                <w:b w:val="false"/>
-                <w:bCs w:val="false"/>
-                <w:i w:val="false"/>
-                <w:iCs w:val="false"/>
-                <w:color w:val="000000"/>
-                <w:sz w:val="18"/>
-                <w:szCs w:val="18"/>
-              </w:rPr>
-              <w:t xml:space="preserve">Circulate during pair work. Stop at pairs who are working on Level 2 and ask: 'What happens to your answer if you round π to 3.142 before multiplying, versus rounding after? Try it both ways.' Use 12 seconds WAIT TIME. At 15 minutes, pause the class: 'Pens down. Pass your worksheet one pair to your right.' Distribute worked solution sheets face-down and say: 'Do not flip until I say go.' Check that every pair has a worksheet to mark. Say 'Go.' After 5 minutes of peer-marking, cold-call 2 pairs to report a discrepancy they found, asking: 'What was the error? Which step of BODMAS was violated?' Record the two most common errors on the board.</w:t>
-            </w:r>
-          </w:p>
-        </w:tc>
-        <w:tc>
-          <w:tcPr>
-            <w:tcW w:type="dxa" w:w="3040"/>
-            <w:shd w:fill="FFFFFF" w:color="auto" w:val="clear"/>
-            <w:tcMar>
-              <w:top w:type="dxa" w:w="60"/>
-              <w:left w:type="dxa" w:w="120"/>
-              <w:bottom w:type="dxa" w:w="60"/>
-              <w:right w:type="dxa" w:w="120"/>
-            </w:tcMar>
-            <w:vAlign w:val="top"/>
-          </w:tcPr>
-          <w:p>
-            <w:pPr>
-              <w:spacing w:after="40" w:before="0"/>
-              <w:jc w:val="left"/>
-            </w:pPr>
-            <w:r>
-              <w:rPr>
-                <w:rFonts w:ascii="Arial" w:cs="Arial" w:eastAsia="Arial" w:hAnsi="Arial"/>
-                <w:b w:val="false"/>
-                <w:bCs w:val="false"/>
-                <w:i w:val="false"/>
-                <w:iCs w:val="false"/>
-                <w:color w:val="000000"/>
-                <w:sz w:val="18"/>
-                <w:szCs w:val="18"/>
-              </w:rPr>
-              <w:t xml:space="preserve">Peer-Marking with Worked Solutions (Structured Error Analysis). Having learners mark each other's work against a fully worked solution — rather than just a final answer — forces them to trace errors to a specific operational step. This mirrors the professional practice of a Kenyan accountant or quantity surveyor checking a bill of quantities line by line.</w:t>
-            </w:r>
-          </w:p>
-        </w:tc>
-        <w:tc>
-          <w:tcPr>
-            <w:tcW w:type="dxa" w:w="3040"/>
-            <w:shd w:fill="F2F2F2" w:color="auto" w:val="clear"/>
-            <w:tcMar>
-              <w:top w:type="dxa" w:w="60"/>
-              <w:left w:type="dxa" w:w="120"/>
-              <w:bottom w:type="dxa" w:w="60"/>
-              <w:right w:type="dxa" w:w="120"/>
-            </w:tcMar>
-            <w:vAlign w:val="top"/>
-          </w:tcPr>
-          <w:p>
-            <w:pPr>
-              <w:spacing w:after="40" w:before="0"/>
-              <w:jc w:val="left"/>
-            </w:pPr>
-            <w:r>
-              <w:rPr>
-                <w:rFonts w:ascii="Arial" w:cs="Arial" w:eastAsia="Arial" w:hAnsi="Arial"/>
-                <w:b w:val="false"/>
-                <w:bCs w:val="false"/>
-                <w:i w:val="false"/>
-                <w:iCs w:val="false"/>
-                <w:color w:val="000000"/>
-                <w:sz w:val="18"/>
-                <w:szCs w:val="18"/>
-              </w:rPr>
-              <w:t xml:space="preserve">Collect marked worksheets at the end of the phase. Scan for: (1) Level 1 — correct total Ksh 242.25, change Ksh 257.75; (2) Level 2 — correct string cost Ksh 43.988 ≈ Ksh 44.00 using π ≈ 3.142 (learners should note this is still an approximation because π is irrational); (3) Level 3 — correct step-by-step: 4² = 16, √16 = 4, 4−1 = 3, 16÷3 = 5.333…, 5.333… + 2.5 = 7.833…, cost per 100g ≈ Ksh 7.83, cost of 350g ≈ Ksh 27.42. Observable indicator: fewer than 3 pairs make a BODMAS ordering error on Level 1 after peer-marking discussion.</w:t>
-            </w:r>
-          </w:p>
-        </w:tc>
-      </w:tr>
-      <w:tr>
-        <w:tc>
-          <w:tcPr>
-            <w:tcW w:type="dxa" w:w="1520"/>
-            <w:shd w:fill="E2EFDA" w:color="auto" w:val="clear"/>
-            <w:tcMar>
-              <w:top w:type="dxa" w:w="60"/>
-              <w:left w:type="dxa" w:w="120"/>
-              <w:bottom w:type="dxa" w:w="60"/>
-              <w:right w:type="dxa" w:w="120"/>
-            </w:tcMar>
-            <w:vAlign w:val="top"/>
-          </w:tcPr>
-          <w:p>
-            <w:pPr>
-              <w:spacing w:after="40" w:before="0"/>
-              <w:jc w:val="left"/>
-            </w:pPr>
-            <w:r>
-              <w:rPr>
-                <w:rFonts w:ascii="Arial" w:cs="Arial" w:eastAsia="Arial" w:hAnsi="Arial"/>
-                <w:b/>
-                <w:bCs/>
-                <w:i w:val="false"/>
-                <w:iCs w:val="false"/>
-                <w:color w:val="000000"/>
-                <w:sz w:val="18"/>
-                <w:szCs w:val="18"/>
-              </w:rPr>
-              <w:t xml:space="preserve">Explain Phase</w:t>
-            </w:r>
-          </w:p>
-          <w:p>
-            <w:pPr>
-              <w:spacing w:after="20" w:before="0"/>
-            </w:pPr>
-            <w:r>
-              <w:rPr>
-                <w:rFonts w:ascii="Arial" w:cs="Arial" w:eastAsia="Arial" w:hAnsi="Arial"/>
-                <w:b/>
-                <w:bCs/>
-                <w:color w:val="1F3864"/>
-                <w:sz w:val="16"/>
-                <w:szCs w:val="16"/>
-              </w:rPr>
-              <w:t xml:space="preserve">📹 VIDEO:</w:t>
-            </w:r>
-          </w:p>
-          <w:p>
-            <w:pPr>
-              <w:spacing w:after="20" w:before="0"/>
-            </w:pPr>
-            <w:hyperlink w:history="1" r:id="rIdhnumlpqutwfmhmxxl1yoj">
-              <w:r>
-                <w:rPr>
-                  <w:rFonts w:ascii="Arial" w:cs="Arial" w:eastAsia="Arial" w:hAnsi="Arial"/>
-                  <w:color w:val="2E75B6"/>
-                  <w:sz w:val="16"/>
-                  <w:szCs w:val="16"/>
-                  <w:u w:val="single" w:color="2E75B6"/>
-                </w:rPr>
-                <w:t xml:space="preserve">Selecting the First Operation - Order of Operations</w:t>
-              </w:r>
-            </w:hyperlink>
-          </w:p>
-          <w:p>
-            <w:pPr>
-              <w:spacing w:after="10" w:before="0"/>
-              <w:ind w:left="120"/>
-            </w:pPr>
-            <w:r>
-              <w:rPr>
-                <w:rFonts w:ascii="Arial" w:cs="Arial" w:eastAsia="Arial" w:hAnsi="Arial"/>
-                <w:color w:val="595959"/>
-                <w:sz w:val="14"/>
-                <w:szCs w:val="14"/>
-              </w:rPr>
-              <w:t xml:space="preserve">Source: CK-12</w:t>
-            </w:r>
-          </w:p>
-          <w:p>
-            <w:pPr>
-              <w:spacing w:after="10" w:before="0"/>
-              <w:ind w:left="120"/>
-            </w:pPr>
-            <w:hyperlink w:history="1" r:id="rIdfmatgn_5izm_hqh66rfcp">
-              <w:r>
-                <w:rPr>
-                  <w:rFonts w:ascii="Arial" w:cs="Arial" w:eastAsia="Arial" w:hAnsi="Arial"/>
-                  <w:color w:val="595959"/>
-                  <w:sz w:val="14"/>
-                  <w:szCs w:val="14"/>
-                  <w:u w:val="single" w:color="595959"/>
-                </w:rPr>
-                <w:t xml:space="preserve">🔍 Search ARES for similar videos</w:t>
-              </w:r>
-            </w:hyperlink>
-          </w:p>
-          <w:p>
-            <w:pPr>
-              <w:spacing w:after="40" w:before="0"/>
-            </w:pPr>
-            <w:r>
-              <w:rPr>
-                <w:sz w:val="14"/>
-                <w:szCs w:val="14"/>
-              </w:rPr>
-              <w:t xml:space="preserve"/>
-            </w:r>
-          </w:p>
-          <w:p>
-            <w:pPr>
-              <w:spacing w:after="20" w:before="0"/>
-            </w:pPr>
-            <w:r>
-              <w:rPr>
-                <w:rFonts w:ascii="Arial" w:cs="Arial" w:eastAsia="Arial" w:hAnsi="Arial"/>
-                <w:b/>
-                <w:bCs/>
-                <w:color w:val="1F3864"/>
-                <w:sz w:val="16"/>
-                <w:szCs w:val="16"/>
-              </w:rPr>
-              <w:t xml:space="preserve">📖 EXERCISE:</w:t>
-            </w:r>
-          </w:p>
-          <w:p>
-            <w:pPr>
-              <w:spacing w:after="20" w:before="0"/>
-            </w:pPr>
-            <w:hyperlink w:history="1" r:id="rIda2t6navfucxf83zsekkif">
-              <w:r>
-                <w:rPr>
-                  <w:rFonts w:ascii="Arial" w:cs="Arial" w:eastAsia="Arial" w:hAnsi="Arial"/>
-                  <w:color w:val="2E75B6"/>
-                  <w:sz w:val="16"/>
-                  <w:szCs w:val="16"/>
-                  <w:u w:val="single" w:color="2E75B6"/>
-                </w:rPr>
-                <w:t xml:space="preserve">Multiply &amp; divide rational expressions: Error analysis</w:t>
-              </w:r>
-            </w:hyperlink>
-          </w:p>
-          <w:p>
-            <w:pPr>
-              <w:spacing w:after="10" w:before="0"/>
-              <w:ind w:left="120"/>
-            </w:pPr>
-            <w:r>
-              <w:rPr>
-                <w:rFonts w:ascii="Arial" w:cs="Arial" w:eastAsia="Arial" w:hAnsi="Arial"/>
-                <w:color w:val="595959"/>
-                <w:sz w:val="14"/>
-                <w:szCs w:val="14"/>
-              </w:rPr>
-              <w:t xml:space="preserve">Source: Khan Academy (English - US curriculum)</w:t>
-            </w:r>
-          </w:p>
-          <w:p>
-            <w:pPr>
-              <w:spacing w:after="10" w:before="0"/>
-              <w:ind w:left="120"/>
-            </w:pPr>
-            <w:hyperlink w:history="1" r:id="rIdprbzxkqjt06tlqyihrz4u">
-              <w:r>
-                <w:rPr>
-                  <w:rFonts w:ascii="Arial" w:cs="Arial" w:eastAsia="Arial" w:hAnsi="Arial"/>
-                  <w:color w:val="595959"/>
-                  <w:sz w:val="14"/>
-                  <w:szCs w:val="14"/>
-                  <w:u w:val="single" w:color="595959"/>
-                </w:rPr>
-                <w:t xml:space="preserve">🔍 Search ARES for similar readings</w:t>
-              </w:r>
-            </w:hyperlink>
-          </w:p>
-        </w:tc>
-        <w:tc>
-          <w:tcPr>
-            <w:tcW w:type="dxa" w:w="3040"/>
-            <w:shd w:fill="FFFFFF" w:color="auto" w:val="clear"/>
-            <w:tcMar>
-              <w:top w:type="dxa" w:w="60"/>
-              <w:left w:type="dxa" w:w="120"/>
-              <w:bottom w:type="dxa" w:w="60"/>
-              <w:right w:type="dxa" w:w="120"/>
-            </w:tcMar>
-            <w:vAlign w:val="top"/>
-          </w:tcPr>
-          <w:p>
-            <w:pPr>
-              <w:spacing w:after="40" w:before="0"/>
-              <w:jc w:val="left"/>
-            </w:pPr>
-            <w:r>
-              <w:rPr>
-                <w:rFonts w:ascii="Arial" w:cs="Arial" w:eastAsia="Arial" w:hAnsi="Arial"/>
-                <w:b w:val="false"/>
-                <w:bCs w:val="false"/>
-                <w:i w:val="false"/>
-                <w:iCs w:val="false"/>
-                <w:color w:val="000000"/>
-                <w:sz w:val="18"/>
-                <w:szCs w:val="18"/>
-              </w:rPr>
-              <w:t xml:space="preserve">Whole-class discussion facilitated by the teacher. Learners revisit the two errors flagged on the board. For each error, the class works through the correct solution step by step, with individual learners called on to supply the next step. Learners then respond in writing (2 minutes) to the prompt: 'The daughter in the Gikomba story approximated π as 3.142 before multiplying by 28. Explain in one sentence why this introduces a small error, and state whether BODMAS still applies when one of the numbers is irrational like π.' Learners share responses with their partner, then one response is shared whole-class.</w:t>
-            </w:r>
-          </w:p>
-        </w:tc>
-        <w:tc>
-          <w:tcPr>
-            <w:tcW w:type="dxa" w:w="3040"/>
-            <w:shd w:fill="F2F2F2" w:color="auto" w:val="clear"/>
-            <w:tcMar>
-              <w:top w:type="dxa" w:w="60"/>
-              <w:left w:type="dxa" w:w="120"/>
-              <w:bottom w:type="dxa" w:w="60"/>
-              <w:right w:type="dxa" w:w="120"/>
-            </w:tcMar>
-            <w:vAlign w:val="top"/>
-          </w:tcPr>
-          <w:p>
-            <w:pPr>
-              <w:spacing w:after="40" w:before="0"/>
-              <w:jc w:val="left"/>
-            </w:pPr>
-            <w:r>
-              <w:rPr>
-                <w:rFonts w:ascii="Arial" w:cs="Arial" w:eastAsia="Arial" w:hAnsi="Arial"/>
-                <w:b w:val="false"/>
-                <w:bCs w:val="false"/>
-                <w:i w:val="false"/>
-                <w:iCs w:val="false"/>
-                <w:color w:val="000000"/>
-                <w:sz w:val="18"/>
-                <w:szCs w:val="18"/>
-              </w:rPr>
-              <w:t xml:space="preserve">Point to the first error on the board (e.g., addition performed before multiplication). Say: 'Who can tell me which letter of BODMAS tells us what to do first here? Put your hand up if you know — I will pick someone in 12 seconds.' Apply 12-second WAIT TIME. Cold-call 1 learner. If incorrect, say: 'Interesting — does anyone want to build on that?' Cold-call a second learner. Work through the correction live on the board, narrating each BODMAS step. Then transition to the π error: 'Now look at the Level 2 problem. Kioni rounded π before multiplying. Adhiambo rounded after multiplying. Who got a more accurate answer? By how much?' Give 12 seconds WAIT TIME, then cold-call 2 learners. Write the comparison on the board: (3.142 × 28) × 0.50 vs. (π × 28) × 0.50 ≈ (87.9646… × 0.50). Say: 'The error from early rounding here is small — but for a Kenyan civil engineer calculating the circumference of a water tank in Kisumu, would that matter?' Allow 10 seconds, then cold-call 1 learner. Close by saying: 'Write your answer to the phenomenon prompt now — 2 minutes, silent.'</w:t>
-            </w:r>
-          </w:p>
-        </w:tc>
-        <w:tc>
-          <w:tcPr>
-            <w:tcW w:type="dxa" w:w="3040"/>
-            <w:shd w:fill="FFFFFF" w:color="auto" w:val="clear"/>
-            <w:tcMar>
-              <w:top w:type="dxa" w:w="60"/>
-              <w:left w:type="dxa" w:w="120"/>
-              <w:bottom w:type="dxa" w:w="60"/>
-              <w:right w:type="dxa" w:w="120"/>
-            </w:tcMar>
-            <w:vAlign w:val="top"/>
-          </w:tcPr>
-          <w:p>
-            <w:pPr>
-              <w:spacing w:after="40" w:before="0"/>
-              <w:jc w:val="left"/>
-            </w:pPr>
-            <w:r>
-              <w:rPr>
-                <w:rFonts w:ascii="Arial" w:cs="Arial" w:eastAsia="Arial" w:hAnsi="Arial"/>
-                <w:b w:val="false"/>
-                <w:bCs w:val="false"/>
-                <w:i w:val="false"/>
-                <w:iCs w:val="false"/>
-                <w:color w:val="000000"/>
-                <w:sz w:val="18"/>
-                <w:szCs w:val="18"/>
-              </w:rPr>
-              <w:t xml:space="preserve">Live Error Correction with Think-Aloud (Metacognitive Modelling). The teacher models step-by-step reasoning aloud while learners supply each step, making the invisible thinking process visible. Connecting the rounding error to a professional Kenyan context (civil engineer, water tank) anchors the abstract concept of irrational number precision in a meaningful real-world consequence.</w:t>
-            </w:r>
-          </w:p>
-        </w:tc>
-        <w:tc>
-          <w:tcPr>
-            <w:tcW w:type="dxa" w:w="3040"/>
-            <w:shd w:fill="F2F2F2" w:color="auto" w:val="clear"/>
-            <w:tcMar>
-              <w:top w:type="dxa" w:w="60"/>
-              <w:left w:type="dxa" w:w="120"/>
-              <w:bottom w:type="dxa" w:w="60"/>
-              <w:right w:type="dxa" w:w="120"/>
-            </w:tcMar>
-            <w:vAlign w:val="top"/>
-          </w:tcPr>
-          <w:p>
-            <w:pPr>
-              <w:spacing w:after="40" w:before="0"/>
-              <w:jc w:val="left"/>
-            </w:pPr>
-            <w:r>
-              <w:rPr>
-                <w:rFonts w:ascii="Arial" w:cs="Arial" w:eastAsia="Arial" w:hAnsi="Arial"/>
-                <w:b w:val="false"/>
-                <w:bCs w:val="false"/>
-                <w:i w:val="false"/>
-                <w:iCs w:val="false"/>
-                <w:color w:val="000000"/>
-                <w:sz w:val="18"/>
-                <w:szCs w:val="18"/>
-              </w:rPr>
-              <w:t xml:space="preserve">Collect the written one-sentence responses. Look for: (1) acknowledgement that π has infinitely many non-repeating decimal places so any written value is an approximation; (2) confirmation that BODMAS applies regardless of whether numbers are rational or irrational. Observable indicator: at least 80% of written responses correctly state that BODMAS governs operation order for all real numbers, and that rounding early reduces precision.</w:t>
-            </w:r>
-          </w:p>
-        </w:tc>
-      </w:tr>
-      <w:tr>
-        <w:tc>
-          <w:tcPr>
-            <w:tcW w:type="dxa" w:w="1520"/>
-            <w:shd w:fill="FCE4D6" w:color="auto" w:val="clear"/>
-            <w:tcMar>
-              <w:top w:type="dxa" w:w="60"/>
-              <w:left w:type="dxa" w:w="120"/>
-              <w:bottom w:type="dxa" w:w="60"/>
-              <w:right w:type="dxa" w:w="120"/>
-            </w:tcMar>
-            <w:vAlign w:val="top"/>
-          </w:tcPr>
-          <w:p>
-            <w:pPr>
-              <w:spacing w:after="40" w:before="0"/>
-              <w:jc w:val="left"/>
-            </w:pPr>
-            <w:r>
-              <w:rPr>
-                <w:rFonts w:ascii="Arial" w:cs="Arial" w:eastAsia="Arial" w:hAnsi="Arial"/>
-                <w:b/>
-                <w:bCs/>
-                <w:i w:val="false"/>
-                <w:iCs w:val="false"/>
-                <w:color w:val="000000"/>
-                <w:sz w:val="18"/>
-                <w:szCs w:val="18"/>
-              </w:rPr>
-              <w:t xml:space="preserve">Driving Question Board (DQB) Creation</w:t>
-            </w:r>
-          </w:p>
-          <w:p>
-            <w:pPr>
-              <w:spacing w:after="20" w:before="0"/>
-            </w:pPr>
-            <w:r>
-              <w:rPr>
-                <w:rFonts w:ascii="Arial" w:cs="Arial" w:eastAsia="Arial" w:hAnsi="Arial"/>
-                <w:b/>
-                <w:bCs/>
-                <w:color w:val="1F3864"/>
-                <w:sz w:val="16"/>
-                <w:szCs w:val="16"/>
-              </w:rPr>
-              <w:t xml:space="preserve">📹 VIDEO:</w:t>
-            </w:r>
-          </w:p>
-          <w:p>
-            <w:pPr>
-              <w:spacing w:after="20" w:before="0"/>
-            </w:pPr>
-            <w:hyperlink w:history="1" r:id="rIdhookht-6qfylr6ivawphi">
-              <w:r>
-                <w:rPr>
-                  <w:rFonts w:ascii="Arial" w:cs="Arial" w:eastAsia="Arial" w:hAnsi="Arial"/>
-                  <w:color w:val="2E75B6"/>
-                  <w:sz w:val="16"/>
-                  <w:szCs w:val="16"/>
-                  <w:u w:val="single" w:color="2E75B6"/>
-                </w:rPr>
-                <w:t xml:space="preserve">Order of operations example</w:t>
-              </w:r>
-            </w:hyperlink>
-          </w:p>
-          <w:p>
-            <w:pPr>
-              <w:spacing w:after="10" w:before="0"/>
-              <w:ind w:left="120"/>
-            </w:pPr>
-            <w:r>
-              <w:rPr>
-                <w:rFonts w:ascii="Arial" w:cs="Arial" w:eastAsia="Arial" w:hAnsi="Arial"/>
-                <w:color w:val="595959"/>
-                <w:sz w:val="14"/>
-                <w:szCs w:val="14"/>
-              </w:rPr>
-              <w:t xml:space="preserve">Source: Khan Academy (English - US curriculum)</w:t>
-            </w:r>
-          </w:p>
-          <w:p>
-            <w:pPr>
-              <w:spacing w:after="10" w:before="0"/>
-              <w:ind w:left="120"/>
-            </w:pPr>
-            <w:hyperlink w:history="1" r:id="rIdvzvcvmvm1jfwca7mtccve">
-              <w:r>
-                <w:rPr>
-                  <w:rFonts w:ascii="Arial" w:cs="Arial" w:eastAsia="Arial" w:hAnsi="Arial"/>
-                  <w:color w:val="595959"/>
-                  <w:sz w:val="14"/>
-                  <w:szCs w:val="14"/>
-                  <w:u w:val="single" w:color="595959"/>
-                </w:rPr>
-                <w:t xml:space="preserve">🔍 Search ARES for similar videos</w:t>
-              </w:r>
-            </w:hyperlink>
-          </w:p>
-          <w:p>
-            <w:pPr>
-              <w:spacing w:after="40" w:before="0"/>
-            </w:pPr>
-            <w:r>
-              <w:rPr>
-                <w:sz w:val="14"/>
-                <w:szCs w:val="14"/>
-              </w:rPr>
-              <w:t xml:space="preserve"/>
-            </w:r>
-          </w:p>
-          <w:p>
-            <w:pPr>
-              <w:spacing w:after="20" w:before="0"/>
-            </w:pPr>
-            <w:r>
-              <w:rPr>
-                <w:rFonts w:ascii="Arial" w:cs="Arial" w:eastAsia="Arial" w:hAnsi="Arial"/>
-                <w:b/>
-                <w:bCs/>
-                <w:color w:val="1F3864"/>
-                <w:sz w:val="16"/>
-                <w:szCs w:val="16"/>
-              </w:rPr>
-              <w:t xml:space="preserve">📖 EXERCISE:</w:t>
-            </w:r>
-          </w:p>
-          <w:p>
-            <w:pPr>
-              <w:spacing w:after="20" w:before="0"/>
-            </w:pPr>
-            <w:hyperlink w:history="1" r:id="rId77lzhcphnkal-knqko-0s">
+            <w:hyperlink w:history="1" r:id="rIdoj4w261yplqoilvuup1v3">
               <w:r>
                 <w:rPr>
                   <w:rFonts w:ascii="Arial" w:cs="Arial" w:eastAsia="Arial" w:hAnsi="Arial"/>
@@ -19057,313 +19363,7 @@
               <w:spacing w:after="10" w:before="0"/>
               <w:ind w:left="120"/>
             </w:pPr>
-            <w:hyperlink w:history="1" r:id="rId2jkotk1xz2qcn_zqnilsv">
-              <w:r>
-                <w:rPr>
-                  <w:rFonts w:ascii="Arial" w:cs="Arial" w:eastAsia="Arial" w:hAnsi="Arial"/>
-                  <w:color w:val="595959"/>
-                  <w:sz w:val="14"/>
-                  <w:szCs w:val="14"/>
-                  <w:u w:val="single" w:color="595959"/>
-                </w:rPr>
-                <w:t xml:space="preserve">🔍 Search ARES for similar readings</w:t>
-              </w:r>
-            </w:hyperlink>
-          </w:p>
-        </w:tc>
-        <w:tc>
-          <w:tcPr>
-            <w:tcW w:type="dxa" w:w="3040"/>
-            <w:shd w:fill="FFFFFF" w:color="auto" w:val="clear"/>
-            <w:tcMar>
-              <w:top w:type="dxa" w:w="60"/>
-              <w:left w:type="dxa" w:w="120"/>
-              <w:bottom w:type="dxa" w:w="60"/>
-              <w:right w:type="dxa" w:w="120"/>
-            </w:tcMar>
-            <w:vAlign w:val="top"/>
-          </w:tcPr>
-          <w:p>
-            <w:pPr>
-              <w:spacing w:after="40" w:before="0"/>
-              <w:jc w:val="left"/>
-            </w:pPr>
-            <w:r>
-              <w:rPr>
-                <w:rFonts w:ascii="Arial" w:cs="Arial" w:eastAsia="Arial" w:hAnsi="Arial"/>
-                <w:b w:val="false"/>
-                <w:bCs w:val="false"/>
-                <w:i w:val="false"/>
-                <w:iCs w:val="false"/>
-                <w:color w:val="000000"/>
-                <w:sz w:val="18"/>
-                <w:szCs w:val="18"/>
-              </w:rPr>
-              <w:t xml:space="preserve">Learners receive a sticky note each (or write in their DQB section of their notebook on the ARES platform). They complete two sentence starters: (1) 'Something we can now answer about the driving question: …' and (2) 'A new question this lesson raised for me: …' Responses are shared with the class and the teacher adds the key insight to the class DQB: 'BODMAS applies to ALL real numbers — rational and irrational. Rounding an irrational number early in a calculation reduces accuracy. The daughter in Gikomba could reduce her error by computing π × 28 first, then rounding only at the final step.'</w:t>
-            </w:r>
-          </w:p>
-        </w:tc>
-        <w:tc>
-          <w:tcPr>
-            <w:tcW w:type="dxa" w:w="3040"/>
-            <w:shd w:fill="F2F2F2" w:color="auto" w:val="clear"/>
-            <w:tcMar>
-              <w:top w:type="dxa" w:w="60"/>
-              <w:left w:type="dxa" w:w="120"/>
-              <w:bottom w:type="dxa" w:w="60"/>
-              <w:right w:type="dxa" w:w="120"/>
-            </w:tcMar>
-            <w:vAlign w:val="top"/>
-          </w:tcPr>
-          <w:p>
-            <w:pPr>
-              <w:spacing w:after="40" w:before="0"/>
-              <w:jc w:val="left"/>
-            </w:pPr>
-            <w:r>
-              <w:rPr>
-                <w:rFonts w:ascii="Arial" w:cs="Arial" w:eastAsia="Arial" w:hAnsi="Arial"/>
-                <w:b w:val="false"/>
-                <w:bCs w:val="false"/>
-                <w:i w:val="false"/>
-                <w:iCs w:val="false"/>
-                <w:color w:val="000000"/>
-                <w:sz w:val="18"/>
-                <w:szCs w:val="18"/>
-              </w:rPr>
-              <w:t xml:space="preserve">Display the driving question on the board: 'Why can we never write some everyday numbers down completely — and how do mathematicians and Kenyan professionals work accurately with numbers that go on forever?' Say: 'We have now worked with these numbers. What can we say today that we could NOT say at the start of Lesson 1? Write your sticky note — 3 minutes.' After 3 minutes, cold-call 3 learners to read their 'something we can now answer' note. For each, ask: 'Does this answer part of our driving question? Which part?' After posting insights to the DQB, point to any remaining unanswered DQB questions from earlier lessons and ask: 'Did today's lesson answer any of these? Move it to the answered column if so.'</w:t>
-            </w:r>
-          </w:p>
-        </w:tc>
-        <w:tc>
-          <w:tcPr>
-            <w:tcW w:type="dxa" w:w="3040"/>
-            <w:shd w:fill="FFFFFF" w:color="auto" w:val="clear"/>
-            <w:tcMar>
-              <w:top w:type="dxa" w:w="60"/>
-              <w:left w:type="dxa" w:w="120"/>
-              <w:bottom w:type="dxa" w:w="60"/>
-              <w:right w:type="dxa" w:w="120"/>
-            </w:tcMar>
-            <w:vAlign w:val="top"/>
-          </w:tcPr>
-          <w:p>
-            <w:pPr>
-              <w:spacing w:after="40" w:before="0"/>
-              <w:jc w:val="left"/>
-            </w:pPr>
-            <w:r>
-              <w:rPr>
-                <w:rFonts w:ascii="Arial" w:cs="Arial" w:eastAsia="Arial" w:hAnsi="Arial"/>
-                <w:b w:val="false"/>
-                <w:bCs w:val="false"/>
-                <w:i w:val="false"/>
-                <w:iCs w:val="false"/>
-                <w:color w:val="000000"/>
-                <w:sz w:val="18"/>
-                <w:szCs w:val="18"/>
-              </w:rPr>
-              <w:t xml:space="preserve">Driving Question Board Curation (Progressive Sense-Making Record). The DQB functions as a living document of the class's growing understanding. By explicitly linking today's BODMAS insights back to the original phenomenon (the daughter's string problem), learners see how operational fluency with real numbers is one necessary piece of the full answer to the driving question.</w:t>
-            </w:r>
-          </w:p>
-        </w:tc>
-        <w:tc>
-          <w:tcPr>
-            <w:tcW w:type="dxa" w:w="3040"/>
-            <w:shd w:fill="F2F2F2" w:color="auto" w:val="clear"/>
-            <w:tcMar>
-              <w:top w:type="dxa" w:w="60"/>
-              <w:left w:type="dxa" w:w="120"/>
-              <w:bottom w:type="dxa" w:w="60"/>
-              <w:right w:type="dxa" w:w="120"/>
-            </w:tcMar>
-            <w:vAlign w:val="top"/>
-          </w:tcPr>
-          <w:p>
-            <w:pPr>
-              <w:spacing w:after="40" w:before="0"/>
-              <w:jc w:val="left"/>
-            </w:pPr>
-            <w:r>
-              <w:rPr>
-                <w:rFonts w:ascii="Arial" w:cs="Arial" w:eastAsia="Arial" w:hAnsi="Arial"/>
-                <w:b w:val="false"/>
-                <w:bCs w:val="false"/>
-                <w:i w:val="false"/>
-                <w:iCs w:val="false"/>
-                <w:color w:val="000000"/>
-                <w:sz w:val="18"/>
-                <w:szCs w:val="18"/>
-              </w:rPr>
-              <w:t xml:space="preserve">Review sticky notes / DQB entries for conceptual accuracy. Observable indicator: at least 3 learners connect BODMAS specifically to the irrational number π and the sufuria circumference. Flag any learner who writes 'BODMAS only works for whole numbers' — this misconception must be addressed in Lesson 7.</w:t>
-            </w:r>
-          </w:p>
-        </w:tc>
-      </w:tr>
-      <w:tr>
-        <w:tc>
-          <w:tcPr>
-            <w:tcW w:type="dxa" w:w="1520"/>
-            <w:shd w:fill="D5E8F0" w:color="auto" w:val="clear"/>
-            <w:tcMar>
-              <w:top w:type="dxa" w:w="60"/>
-              <w:left w:type="dxa" w:w="120"/>
-              <w:bottom w:type="dxa" w:w="60"/>
-              <w:right w:type="dxa" w:w="120"/>
-            </w:tcMar>
-            <w:vAlign w:val="top"/>
-          </w:tcPr>
-          <w:p>
-            <w:pPr>
-              <w:spacing w:after="40" w:before="0"/>
-              <w:jc w:val="left"/>
-            </w:pPr>
-            <w:r>
-              <w:rPr>
-                <w:rFonts w:ascii="Arial" w:cs="Arial" w:eastAsia="Arial" w:hAnsi="Arial"/>
-                <w:b/>
-                <w:bCs/>
-                <w:i w:val="false"/>
-                <w:iCs w:val="false"/>
-                <w:color w:val="000000"/>
-                <w:sz w:val="18"/>
-                <w:szCs w:val="18"/>
-              </w:rPr>
-              <w:t xml:space="preserve">Model Building Phase</w:t>
-            </w:r>
-          </w:p>
-          <w:p>
-            <w:pPr>
-              <w:spacing w:after="20" w:before="0"/>
-            </w:pPr>
-            <w:r>
-              <w:rPr>
-                <w:rFonts w:ascii="Arial" w:cs="Arial" w:eastAsia="Arial" w:hAnsi="Arial"/>
-                <w:b/>
-                <w:bCs/>
-                <w:color w:val="1F3864"/>
-                <w:sz w:val="16"/>
-                <w:szCs w:val="16"/>
-              </w:rPr>
-              <w:t xml:space="preserve">📹 VIDEO:</w:t>
-            </w:r>
-          </w:p>
-          <w:p>
-            <w:pPr>
-              <w:spacing w:after="20" w:before="0"/>
-            </w:pPr>
-            <w:hyperlink w:history="1" r:id="rIdkdcasqbhfe25ic_n56mev">
-              <w:r>
-                <w:rPr>
-                  <w:rFonts w:ascii="Arial" w:cs="Arial" w:eastAsia="Arial" w:hAnsi="Arial"/>
-                  <w:color w:val="2E75B6"/>
-                  <w:sz w:val="16"/>
-                  <w:szCs w:val="16"/>
-                  <w:u w:val="single" w:color="2E75B6"/>
-                </w:rPr>
-                <w:t xml:space="preserve">Adding, Subtracting, Multiplying and Dividing - Missing Operation - Order of Operations</w:t>
-              </w:r>
-            </w:hyperlink>
-          </w:p>
-          <w:p>
-            <w:pPr>
-              <w:spacing w:after="10" w:before="0"/>
-              <w:ind w:left="120"/>
-            </w:pPr>
-            <w:r>
-              <w:rPr>
-                <w:rFonts w:ascii="Arial" w:cs="Arial" w:eastAsia="Arial" w:hAnsi="Arial"/>
-                <w:color w:val="595959"/>
-                <w:sz w:val="14"/>
-                <w:szCs w:val="14"/>
-              </w:rPr>
-              <w:t xml:space="preserve">Source: CK-12</w:t>
-            </w:r>
-          </w:p>
-          <w:p>
-            <w:pPr>
-              <w:spacing w:after="10" w:before="0"/>
-              <w:ind w:left="120"/>
-            </w:pPr>
-            <w:hyperlink w:history="1" r:id="rIdqzwm7tkqoh3qijzrwliyh">
-              <w:r>
-                <w:rPr>
-                  <w:rFonts w:ascii="Arial" w:cs="Arial" w:eastAsia="Arial" w:hAnsi="Arial"/>
-                  <w:color w:val="595959"/>
-                  <w:sz w:val="14"/>
-                  <w:szCs w:val="14"/>
-                  <w:u w:val="single" w:color="595959"/>
-                </w:rPr>
-                <w:t xml:space="preserve">🔍 Search ARES for similar videos</w:t>
-              </w:r>
-            </w:hyperlink>
-          </w:p>
-          <w:p>
-            <w:pPr>
-              <w:spacing w:after="40" w:before="0"/>
-            </w:pPr>
-            <w:r>
-              <w:rPr>
-                <w:sz w:val="14"/>
-                <w:szCs w:val="14"/>
-              </w:rPr>
-              <w:t xml:space="preserve"/>
-            </w:r>
-          </w:p>
-          <w:p>
-            <w:pPr>
-              <w:spacing w:after="20" w:before="0"/>
-            </w:pPr>
-            <w:r>
-              <w:rPr>
-                <w:rFonts w:ascii="Arial" w:cs="Arial" w:eastAsia="Arial" w:hAnsi="Arial"/>
-                <w:b/>
-                <w:bCs/>
-                <w:color w:val="1F3864"/>
-                <w:sz w:val="16"/>
-                <w:szCs w:val="16"/>
-              </w:rPr>
-              <w:t xml:space="preserve">📖 HTML:</w:t>
-            </w:r>
-          </w:p>
-          <w:p>
-            <w:pPr>
-              <w:spacing w:after="20" w:before="0"/>
-            </w:pPr>
-            <w:hyperlink w:history="1" r:id="rIdjbqtxerrg7jt_3uakwzkr">
-              <w:r>
-                <w:rPr>
-                  <w:rFonts w:ascii="Arial" w:cs="Arial" w:eastAsia="Arial" w:hAnsi="Arial"/>
-                  <w:color w:val="2E75B6"/>
-                  <w:sz w:val="16"/>
-                  <w:szCs w:val="16"/>
-                  <w:u w:val="single" w:color="2E75B6"/>
-                </w:rPr>
-                <w:t xml:space="preserve">Connect Variable Expressions and the Order of Operations with Real-World Problems (Flexbook)</w:t>
-              </w:r>
-            </w:hyperlink>
-          </w:p>
-          <w:p>
-            <w:pPr>
-              <w:spacing w:after="10" w:before="0"/>
-              <w:ind w:left="120"/>
-            </w:pPr>
-            <w:r>
-              <w:rPr>
-                <w:rFonts w:ascii="Arial" w:cs="Arial" w:eastAsia="Arial" w:hAnsi="Arial"/>
-                <w:color w:val="595959"/>
-                <w:sz w:val="14"/>
-                <w:szCs w:val="14"/>
-              </w:rPr>
-              <w:t xml:space="preserve">Source: CK-12</w:t>
-            </w:r>
-          </w:p>
-          <w:p>
-            <w:pPr>
-              <w:spacing w:after="10" w:before="0"/>
-              <w:ind w:left="120"/>
-            </w:pPr>
-            <w:hyperlink w:history="1" r:id="rIdzurrrw-bvya_8barreqru">
+            <w:hyperlink w:history="1" r:id="rIde9dmysltfy_ff0zteonfb">
               <w:r>
                 <w:rPr>
                   <w:rFonts w:ascii="Arial" w:cs="Arial" w:eastAsia="Arial" w:hAnsi="Arial"/>
@@ -21029,7 +21029,7 @@
             <w:pPr>
               <w:spacing w:after="20" w:before="0"/>
             </w:pPr>
-            <w:hyperlink w:history="1" r:id="rIdzocajkakgxayc2bypmmqr">
+            <w:hyperlink w:history="1" r:id="rIds2cdg3klx9cgbinpmsfne">
               <w:r>
                 <w:rPr>
                   <w:rFonts w:ascii="Arial" w:cs="Arial" w:eastAsia="Arial" w:hAnsi="Arial"/>
@@ -21062,7 +21062,7 @@
               <w:spacing w:after="10" w:before="0"/>
               <w:ind w:left="120"/>
             </w:pPr>
-            <w:hyperlink w:history="1" r:id="rIdpr_b6h6rittjnrqhlvl-h">
+            <w:hyperlink w:history="1" r:id="rIdettzyiwc0xwggppvmzcwz">
               <w:r>
                 <w:rPr>
                   <w:rFonts w:ascii="Arial" w:cs="Arial" w:eastAsia="Arial" w:hAnsi="Arial"/>
@@ -21107,7 +21107,7 @@
             <w:pPr>
               <w:spacing w:after="20" w:before="0"/>
             </w:pPr>
-            <w:hyperlink w:history="1" r:id="rId2fx5k-if2mfgfvnuvar5k">
+            <w:hyperlink w:history="1" r:id="rId7p5lelpnreycbiqsppywv">
               <w:r>
                 <w:rPr>
                   <w:rFonts w:ascii="Arial" w:cs="Arial" w:eastAsia="Arial" w:hAnsi="Arial"/>
@@ -21140,7 +21140,7 @@
               <w:spacing w:after="10" w:before="0"/>
               <w:ind w:left="120"/>
             </w:pPr>
-            <w:hyperlink w:history="1" r:id="rIdxglwuvronpq16kvv6kqf9">
+            <w:hyperlink w:history="1" r:id="rId9fnu3c0vj37ovurddlfg9">
               <w:r>
                 <w:rPr>
                   <w:rFonts w:ascii="Arial" w:cs="Arial" w:eastAsia="Arial" w:hAnsi="Arial"/>
@@ -21335,7 +21335,7 @@
             <w:pPr>
               <w:spacing w:after="20" w:before="0"/>
             </w:pPr>
-            <w:hyperlink w:history="1" r:id="rIdbra1_ajblzsz6pxqyclbz">
+            <w:hyperlink w:history="1" r:id="rIdr50h7y3br6qzvu6va1nxp">
               <w:r>
                 <w:rPr>
                   <w:rFonts w:ascii="Arial" w:cs="Arial" w:eastAsia="Arial" w:hAnsi="Arial"/>
@@ -21368,7 +21368,7 @@
               <w:spacing w:after="10" w:before="0"/>
               <w:ind w:left="120"/>
             </w:pPr>
-            <w:hyperlink w:history="1" r:id="rIdzvedqgd-f5g8cdqpetkfx">
+            <w:hyperlink w:history="1" r:id="rIdcpqsh7k5eljn3nofrwwie">
               <w:r>
                 <w:rPr>
                   <w:rFonts w:ascii="Arial" w:cs="Arial" w:eastAsia="Arial" w:hAnsi="Arial"/>
@@ -21413,7 +21413,7 @@
             <w:pPr>
               <w:spacing w:after="20" w:before="0"/>
             </w:pPr>
-            <w:hyperlink w:history="1" r:id="rIdl3fyubgixhu_9pq4fgw6b">
+            <w:hyperlink w:history="1" r:id="rId86xee-9qfrqpqkvhbezgq">
               <w:r>
                 <w:rPr>
                   <w:rFonts w:ascii="Arial" w:cs="Arial" w:eastAsia="Arial" w:hAnsi="Arial"/>
@@ -21446,7 +21446,7 @@
               <w:spacing w:after="10" w:before="0"/>
               <w:ind w:left="120"/>
             </w:pPr>
-            <w:hyperlink w:history="1" r:id="rIdk2rpxwlp--_ljzw-ws0wu">
+            <w:hyperlink w:history="1" r:id="rId7ikf-jokovnotgr4_xmcs">
               <w:r>
                 <w:rPr>
                   <w:rFonts w:ascii="Arial" w:cs="Arial" w:eastAsia="Arial" w:hAnsi="Arial"/>
@@ -21641,7 +21641,7 @@
             <w:pPr>
               <w:spacing w:after="20" w:before="0"/>
             </w:pPr>
-            <w:hyperlink w:history="1" r:id="rIdridln5lgzrtuwn-flbfld">
+            <w:hyperlink w:history="1" r:id="rId__ot_9czeazstxz_7z1ix">
               <w:r>
                 <w:rPr>
                   <w:rFonts w:ascii="Arial" w:cs="Arial" w:eastAsia="Arial" w:hAnsi="Arial"/>
@@ -21674,7 +21674,7 @@
               <w:spacing w:after="10" w:before="0"/>
               <w:ind w:left="120"/>
             </w:pPr>
-            <w:hyperlink w:history="1" r:id="rIddiwdynr7y3xdbbmlcqlzl">
+            <w:hyperlink w:history="1" r:id="rId_huuakfg2c4zcdyi3fqv6">
               <w:r>
                 <w:rPr>
                   <w:rFonts w:ascii="Arial" w:cs="Arial" w:eastAsia="Arial" w:hAnsi="Arial"/>
@@ -21719,7 +21719,7 @@
             <w:pPr>
               <w:spacing w:after="20" w:before="0"/>
             </w:pPr>
-            <w:hyperlink w:history="1" r:id="rIdfutke4girbcwarldne_ew">
+            <w:hyperlink w:history="1" r:id="rIdkv9j4mdrej8rjw0gq_ame">
               <w:r>
                 <w:rPr>
                   <w:rFonts w:ascii="Arial" w:cs="Arial" w:eastAsia="Arial" w:hAnsi="Arial"/>
@@ -21752,7 +21752,7 @@
               <w:spacing w:after="10" w:before="0"/>
               <w:ind w:left="120"/>
             </w:pPr>
-            <w:hyperlink w:history="1" r:id="rIdv9qv_2nmf3v0dmlx2hyw9">
+            <w:hyperlink w:history="1" r:id="rIdm_dcz9idqqu-qowl4apa_">
               <w:r>
                 <w:rPr>
                   <w:rFonts w:ascii="Arial" w:cs="Arial" w:eastAsia="Arial" w:hAnsi="Arial"/>
@@ -21947,7 +21947,7 @@
             <w:pPr>
               <w:spacing w:after="20" w:before="0"/>
             </w:pPr>
-            <w:hyperlink w:history="1" r:id="rIdfru-oascdjpucw06cgocp">
+            <w:hyperlink w:history="1" r:id="rId4gqi56nnrficzxj5zs0zf">
               <w:r>
                 <w:rPr>
                   <w:rFonts w:ascii="Arial" w:cs="Arial" w:eastAsia="Arial" w:hAnsi="Arial"/>
@@ -21980,7 +21980,7 @@
               <w:spacing w:after="10" w:before="0"/>
               <w:ind w:left="120"/>
             </w:pPr>
-            <w:hyperlink w:history="1" r:id="rId2zlphocbjh4izwfzz4rua">
+            <w:hyperlink w:history="1" r:id="rIdzhpsfsecerqpzery5rqoh">
               <w:r>
                 <w:rPr>
                   <w:rFonts w:ascii="Arial" w:cs="Arial" w:eastAsia="Arial" w:hAnsi="Arial"/>
@@ -22025,7 +22025,7 @@
             <w:pPr>
               <w:spacing w:after="20" w:before="0"/>
             </w:pPr>
-            <w:hyperlink w:history="1" r:id="rIdch_x8fnnxb2xsp06rkz8j">
+            <w:hyperlink w:history="1" r:id="rId1q4v214gezhosj6nxkw0e">
               <w:r>
                 <w:rPr>
                   <w:rFonts w:ascii="Arial" w:cs="Arial" w:eastAsia="Arial" w:hAnsi="Arial"/>
@@ -22058,7 +22058,7 @@
               <w:spacing w:after="10" w:before="0"/>
               <w:ind w:left="120"/>
             </w:pPr>
-            <w:hyperlink w:history="1" r:id="rIdxftlajbgvhofzrkfu6exh">
+            <w:hyperlink w:history="1" r:id="rIdjlijanqlq5azzddas8p0o">
               <w:r>
                 <w:rPr>
                   <w:rFonts w:ascii="Arial" w:cs="Arial" w:eastAsia="Arial" w:hAnsi="Arial"/>
@@ -22253,7 +22253,7 @@
             <w:pPr>
               <w:spacing w:after="20" w:before="0"/>
             </w:pPr>
-            <w:hyperlink w:history="1" r:id="rIdv_cmlry87lo_qtacmgs3a">
+            <w:hyperlink w:history="1" r:id="rIdueuulrckdiplplgwc96ko">
               <w:r>
                 <w:rPr>
                   <w:rFonts w:ascii="Arial" w:cs="Arial" w:eastAsia="Arial" w:hAnsi="Arial"/>
@@ -22286,7 +22286,7 @@
               <w:spacing w:after="10" w:before="0"/>
               <w:ind w:left="120"/>
             </w:pPr>
-            <w:hyperlink w:history="1" r:id="rIdx9n4uvvrihcxpj5sxholm">
+            <w:hyperlink w:history="1" r:id="rIdbvmkyx5y2t_sdfm5wwxbh">
               <w:r>
                 <w:rPr>
                   <w:rFonts w:ascii="Arial" w:cs="Arial" w:eastAsia="Arial" w:hAnsi="Arial"/>
@@ -22331,7 +22331,7 @@
             <w:pPr>
               <w:spacing w:after="20" w:before="0"/>
             </w:pPr>
-            <w:hyperlink w:history="1" r:id="rIdoa2pkdln-h3sdlvw59lb2">
+            <w:hyperlink w:history="1" r:id="rIdzxdb5_g8i7w7qjvjch0ef">
               <w:r>
                 <w:rPr>
                   <w:rFonts w:ascii="Arial" w:cs="Arial" w:eastAsia="Arial" w:hAnsi="Arial"/>
@@ -22364,7 +22364,7 @@
               <w:spacing w:after="10" w:before="0"/>
               <w:ind w:left="120"/>
             </w:pPr>
-            <w:hyperlink w:history="1" r:id="rIda5wog-dw9tstz12sjhfes">
+            <w:hyperlink w:history="1" r:id="rIdvrd3ejmlgrojhs0iv36l4">
               <w:r>
                 <w:rPr>
                   <w:rFonts w:ascii="Arial" w:cs="Arial" w:eastAsia="Arial" w:hAnsi="Arial"/>
@@ -23927,7 +23927,7 @@
             <w:pPr>
               <w:spacing w:after="20" w:before="0"/>
             </w:pPr>
-            <w:hyperlink w:history="1" r:id="rIdbdac9twj8v7-ncxfenpfd">
+            <w:hyperlink w:history="1" r:id="rIdf6qdmrir99lq9obpcrz8m">
               <w:r>
                 <w:rPr>
                   <w:rFonts w:ascii="Arial" w:cs="Arial" w:eastAsia="Arial" w:hAnsi="Arial"/>
@@ -23960,7 +23960,7 @@
               <w:spacing w:after="10" w:before="0"/>
               <w:ind w:left="120"/>
             </w:pPr>
-            <w:hyperlink w:history="1" r:id="rIdu2txzvlvwwvsctdzzhqhe">
+            <w:hyperlink w:history="1" r:id="rIdkbxmctb8rc6ofvhfd_uu-">
               <w:r>
                 <w:rPr>
                   <w:rFonts w:ascii="Arial" w:cs="Arial" w:eastAsia="Arial" w:hAnsi="Arial"/>
@@ -24005,7 +24005,7 @@
             <w:pPr>
               <w:spacing w:after="20" w:before="0"/>
             </w:pPr>
-            <w:hyperlink w:history="1" r:id="rIdq4wzlpboharsbabnzivpb">
+            <w:hyperlink w:history="1" r:id="rIdoctsz6adh0_jrpvi76ofi">
               <w:r>
                 <w:rPr>
                   <w:rFonts w:ascii="Arial" w:cs="Arial" w:eastAsia="Arial" w:hAnsi="Arial"/>
@@ -24038,7 +24038,7 @@
               <w:spacing w:after="10" w:before="0"/>
               <w:ind w:left="120"/>
             </w:pPr>
-            <w:hyperlink w:history="1" r:id="rIdxvpxjarmckeg1asppygdt">
+            <w:hyperlink w:history="1" r:id="rIdrruvyfmqh5r_wq3sxqc14">
               <w:r>
                 <w:rPr>
                   <w:rFonts w:ascii="Arial" w:cs="Arial" w:eastAsia="Arial" w:hAnsi="Arial"/>
@@ -24233,7 +24233,7 @@
             <w:pPr>
               <w:spacing w:after="20" w:before="0"/>
             </w:pPr>
-            <w:hyperlink w:history="1" r:id="rIdic0vaulp5b7qepdzqos2l">
+            <w:hyperlink w:history="1" r:id="rIdeujuyfzhcdlvpye1z-03p">
               <w:r>
                 <w:rPr>
                   <w:rFonts w:ascii="Arial" w:cs="Arial" w:eastAsia="Arial" w:hAnsi="Arial"/>
@@ -24266,7 +24266,7 @@
               <w:spacing w:after="10" w:before="0"/>
               <w:ind w:left="120"/>
             </w:pPr>
-            <w:hyperlink w:history="1" r:id="rId5gukangbz-8ekxhennsor">
+            <w:hyperlink w:history="1" r:id="rIdudrio8rs_onpturnod_yf">
               <w:r>
                 <w:rPr>
                   <w:rFonts w:ascii="Arial" w:cs="Arial" w:eastAsia="Arial" w:hAnsi="Arial"/>
@@ -24311,7 +24311,7 @@
             <w:pPr>
               <w:spacing w:after="20" w:before="0"/>
             </w:pPr>
-            <w:hyperlink w:history="1" r:id="rIdkrsnetqo-07tbnnwyf6b8">
+            <w:hyperlink w:history="1" r:id="rIdsfapdmlbhu4omgudk2rhe">
               <w:r>
                 <w:rPr>
                   <w:rFonts w:ascii="Arial" w:cs="Arial" w:eastAsia="Arial" w:hAnsi="Arial"/>
@@ -24344,7 +24344,7 @@
               <w:spacing w:after="10" w:before="0"/>
               <w:ind w:left="120"/>
             </w:pPr>
-            <w:hyperlink w:history="1" r:id="rIdjg25qxamhtikpokxyq1ga">
+            <w:hyperlink w:history="1" r:id="rId306ckovas_iv-wvb_bgyc">
               <w:r>
                 <w:rPr>
                   <w:rFonts w:ascii="Arial" w:cs="Arial" w:eastAsia="Arial" w:hAnsi="Arial"/>
@@ -24539,7 +24539,7 @@
             <w:pPr>
               <w:spacing w:after="20" w:before="0"/>
             </w:pPr>
-            <w:hyperlink w:history="1" r:id="rId0g2c7kavvao-tlyit9jlp">
+            <w:hyperlink w:history="1" r:id="rIdndvwkzsv6bb7lui5bndwf">
               <w:r>
                 <w:rPr>
                   <w:rFonts w:ascii="Arial" w:cs="Arial" w:eastAsia="Arial" w:hAnsi="Arial"/>
@@ -24572,7 +24572,7 @@
               <w:spacing w:after="10" w:before="0"/>
               <w:ind w:left="120"/>
             </w:pPr>
-            <w:hyperlink w:history="1" r:id="rIdzeu22ljzspxmz4omuxjxi">
+            <w:hyperlink w:history="1" r:id="rIduvjoey0apzywzzcw_ghfx">
               <w:r>
                 <w:rPr>
                   <w:rFonts w:ascii="Arial" w:cs="Arial" w:eastAsia="Arial" w:hAnsi="Arial"/>
@@ -24617,7 +24617,7 @@
             <w:pPr>
               <w:spacing w:after="20" w:before="0"/>
             </w:pPr>
-            <w:hyperlink w:history="1" r:id="rIdpoek34gc5u0gi0i26loog">
+            <w:hyperlink w:history="1" r:id="rId0i3oaylflkhgwl6xsbjur">
               <w:r>
                 <w:rPr>
                   <w:rFonts w:ascii="Arial" w:cs="Arial" w:eastAsia="Arial" w:hAnsi="Arial"/>
@@ -24650,7 +24650,7 @@
               <w:spacing w:after="10" w:before="0"/>
               <w:ind w:left="120"/>
             </w:pPr>
-            <w:hyperlink w:history="1" r:id="rIdez2babvrzofaiw7ph5vpp">
+            <w:hyperlink w:history="1" r:id="rIdtx8hqtvx8ymm0w_ar-h-6">
               <w:r>
                 <w:rPr>
                   <w:rFonts w:ascii="Arial" w:cs="Arial" w:eastAsia="Arial" w:hAnsi="Arial"/>
@@ -24845,7 +24845,7 @@
             <w:pPr>
               <w:spacing w:after="20" w:before="0"/>
             </w:pPr>
-            <w:hyperlink w:history="1" r:id="rIdf9hghryq4v0bc5xn6c6on">
+            <w:hyperlink w:history="1" r:id="rIdecg1dy3tyivksfbebdfid">
               <w:r>
                 <w:rPr>
                   <w:rFonts w:ascii="Arial" w:cs="Arial" w:eastAsia="Arial" w:hAnsi="Arial"/>
@@ -24878,7 +24878,7 @@
               <w:spacing w:after="10" w:before="0"/>
               <w:ind w:left="120"/>
             </w:pPr>
-            <w:hyperlink w:history="1" r:id="rIdcfhz1x-7tgvliiieq3jyf">
+            <w:hyperlink w:history="1" r:id="rIduzb_ton_flyvfbtko69_6">
               <w:r>
                 <w:rPr>
                   <w:rFonts w:ascii="Arial" w:cs="Arial" w:eastAsia="Arial" w:hAnsi="Arial"/>
@@ -24923,7 +24923,7 @@
             <w:pPr>
               <w:spacing w:after="20" w:before="0"/>
             </w:pPr>
-            <w:hyperlink w:history="1" r:id="rIdjqtoeknl7wd_5fuurmm4h">
+            <w:hyperlink w:history="1" r:id="rId6giqdyxng2kgjpelwkqqp">
               <w:r>
                 <w:rPr>
                   <w:rFonts w:ascii="Arial" w:cs="Arial" w:eastAsia="Arial" w:hAnsi="Arial"/>
@@ -24956,7 +24956,7 @@
               <w:spacing w:after="10" w:before="0"/>
               <w:ind w:left="120"/>
             </w:pPr>
-            <w:hyperlink w:history="1" r:id="rIdzh4catddaaxw5q97lq8yn">
+            <w:hyperlink w:history="1" r:id="rIdl6ty5-ecrd3tomrfp6gkh">
               <w:r>
                 <w:rPr>
                   <w:rFonts w:ascii="Arial" w:cs="Arial" w:eastAsia="Arial" w:hAnsi="Arial"/>
@@ -25151,7 +25151,7 @@
             <w:pPr>
               <w:spacing w:after="20" w:before="0"/>
             </w:pPr>
-            <w:hyperlink w:history="1" r:id="rIdi1kb83invmkges0agxmc9">
+            <w:hyperlink w:history="1" r:id="rId-czd4he-l5crnxnofevhg">
               <w:r>
                 <w:rPr>
                   <w:rFonts w:ascii="Arial" w:cs="Arial" w:eastAsia="Arial" w:hAnsi="Arial"/>
@@ -25184,7 +25184,7 @@
               <w:spacing w:after="10" w:before="0"/>
               <w:ind w:left="120"/>
             </w:pPr>
-            <w:hyperlink w:history="1" r:id="rIdfth0zv2zbzitslrkg9h17">
+            <w:hyperlink w:history="1" r:id="rIdpo4zz_4m9nwbl2ypsmj4l">
               <w:r>
                 <w:rPr>
                   <w:rFonts w:ascii="Arial" w:cs="Arial" w:eastAsia="Arial" w:hAnsi="Arial"/>
@@ -25229,7 +25229,7 @@
             <w:pPr>
               <w:spacing w:after="20" w:before="0"/>
             </w:pPr>
-            <w:hyperlink w:history="1" r:id="rIdvmwwkx3cfimdut3h-t0mu">
+            <w:hyperlink w:history="1" r:id="rIdkqly8wuccnsy7s1hx-d23">
               <w:r>
                 <w:rPr>
                   <w:rFonts w:ascii="Arial" w:cs="Arial" w:eastAsia="Arial" w:hAnsi="Arial"/>
@@ -25262,7 +25262,7 @@
               <w:spacing w:after="10" w:before="0"/>
               <w:ind w:left="120"/>
             </w:pPr>
-            <w:hyperlink w:history="1" r:id="rId4yetaco74dvnrfonq79hj">
+            <w:hyperlink w:history="1" r:id="rId4ww1ogwolyduq3lm3aofm">
               <w:r>
                 <w:rPr>
                   <w:rFonts w:ascii="Arial" w:cs="Arial" w:eastAsia="Arial" w:hAnsi="Arial"/>

--- a/data/outputs/v2/Core_Mathematics/SS1.1_Real_Numbers/Core_Mathematics_Real_Numbers_CBE_LessonSequence.docx
+++ b/data/outputs/v2/Core_Mathematics/SS1.1_Real_Numbers/Core_Mathematics_Real_Numbers_CBE_LessonSequence.docx
@@ -42,6 +42,177 @@
     </w:p>
     <w:p>
       <w:pPr>
+        <w:spacing w:after="80" w:before="120"/>
+      </w:pPr>
+      <w:r>
+        <w:rPr>
+          <w:rFonts w:ascii="Arial" w:cs="Arial" w:eastAsia="Arial" w:hAnsi="Arial"/>
+          <w:b/>
+          <w:bCs/>
+          <w:color w:val="1F3864"/>
+          <w:sz w:val="20"/>
+          <w:szCs w:val="20"/>
+        </w:rPr>
+        <w:t xml:space="preserve">ATTRIBUTION AND LICENSING</w:t>
+      </w:r>
+    </w:p>
+    <w:p>
+      <w:pPr>
+        <w:spacing w:after="60" w:before="0"/>
+      </w:pPr>
+      <w:r>
+        <w:rPr>
+          <w:rFonts w:ascii="Arial" w:cs="Arial" w:eastAsia="Arial" w:hAnsi="Arial"/>
+          <w:b/>
+          <w:bCs/>
+          <w:sz w:val="17"/>
+          <w:szCs w:val="17"/>
+        </w:rPr>
+        <w:t xml:space="preserve">Curriculum Alignment: </w:t>
+      </w:r>
+      <w:r>
+        <w:rPr>
+          <w:rFonts w:ascii="Arial" w:cs="Arial" w:eastAsia="Arial" w:hAnsi="Arial"/>
+          <w:sz w:val="17"/>
+          <w:szCs w:val="17"/>
+        </w:rPr>
+        <w:t xml:space="preserve">Structured in pedagogical alignment with the competence-based curriculum format and learning outcomes established by the Kenya Institute of Curriculum Development (KICD). This material is independently developed and is not officially endorsed or published by KICD.</w:t>
+      </w:r>
+    </w:p>
+    <w:p>
+      <w:pPr>
+        <w:spacing w:after="60" w:before="0"/>
+      </w:pPr>
+      <w:r>
+        <w:rPr>
+          <w:rFonts w:ascii="Arial" w:cs="Arial" w:eastAsia="Arial" w:hAnsi="Arial"/>
+          <w:b/>
+          <w:bCs/>
+          <w:sz w:val="17"/>
+          <w:szCs w:val="17"/>
+        </w:rPr>
+        <w:t xml:space="preserve">Content &amp; Pedagogy: </w:t>
+      </w:r>
+      <w:r>
+        <w:rPr>
+          <w:rFonts w:ascii="Arial" w:cs="Arial" w:eastAsia="Arial" w:hAnsi="Arial"/>
+          <w:sz w:val="17"/>
+          <w:szCs w:val="17"/>
+        </w:rPr>
+        <w:t xml:space="preserve">Developed and adapted by the educator team at SeaVuria (registered 501(c)(3) in the United States and registered NGO in Kenya, No. 872-850A-BF11), who designed the pedagogical framework, lesson templates and exemplar lessons on which this material is based.</w:t>
+      </w:r>
+    </w:p>
+    <w:p>
+      <w:pPr>
+        <w:spacing w:after="60" w:before="0"/>
+      </w:pPr>
+      <w:r>
+        <w:rPr>
+          <w:rFonts w:ascii="Arial" w:cs="Arial" w:eastAsia="Arial" w:hAnsi="Arial"/>
+          <w:b/>
+          <w:bCs/>
+          <w:sz w:val="17"/>
+          <w:szCs w:val="17"/>
+        </w:rPr>
+        <w:t xml:space="preserve">Production &amp; Layout: </w:t>
+      </w:r>
+      <w:r>
+        <w:rPr>
+          <w:rFonts w:ascii="Arial" w:cs="Arial" w:eastAsia="Arial" w:hAnsi="Arial"/>
+          <w:sz w:val="17"/>
+          <w:szCs w:val="17"/>
+        </w:rPr>
+        <w:t xml:space="preserve">Educational design and curriculum sequencing by SeaVuria. Technical layout, structural formatting, and digital optimization/implementation executed in partnership with ARES Education (registered 501(c)(3) in the United States and Canada (as Afretech Aid) and registered NGO in Kenya), with lesson drafting and compilation assisted by AI (Claude, Anthropic).</w:t>
+      </w:r>
+    </w:p>
+    <w:p>
+      <w:pPr>
+        <w:pBdr>
+          <w:bottom w:val="single" w:color="1F3864" w:sz="6" w:space="6"/>
+        </w:pBdr>
+        <w:spacing w:after="60" w:before="0"/>
+      </w:pPr>
+      <w:r>
+        <w:rPr>
+          <w:rFonts w:ascii="Arial" w:cs="Arial" w:eastAsia="Arial" w:hAnsi="Arial"/>
+          <w:b/>
+          <w:bCs/>
+          <w:sz w:val="17"/>
+          <w:szCs w:val="17"/>
+        </w:rPr>
+        <w:t xml:space="preserve">Licensing &amp; Copyright: </w:t>
+      </w:r>
+      <w:r>
+        <w:rPr>
+          <w:rFonts w:ascii="Arial" w:cs="Arial" w:eastAsia="Arial" w:hAnsi="Arial"/>
+          <w:sz w:val="17"/>
+          <w:szCs w:val="17"/>
+        </w:rPr>
+        <w:t xml:space="preserve">© 2026 SeaVuria and ARES. This work is licensed under a </w:t>
+      </w:r>
+      <w:hyperlink w:history="1" r:id="rIdusbggo7vttj73zus1sfe-">
+        <w:r>
+          <w:rPr>
+            <w:rFonts w:ascii="Arial" w:cs="Arial" w:eastAsia="Arial" w:hAnsi="Arial"/>
+            <w:color w:val="1F6B75"/>
+            <w:sz w:val="17"/>
+            <w:szCs w:val="17"/>
+            <w:u w:val="single" w:color="1F6B75"/>
+          </w:rPr>
+          <w:t xml:space="preserve">Creative Commons Attribution-NonCommercial 4.0 International License</w:t>
+        </w:r>
+      </w:hyperlink>
+      <w:r>
+        <w:rPr>
+          <w:rFonts w:ascii="Arial" w:cs="Arial" w:eastAsia="Arial" w:hAnsi="Arial"/>
+          <w:sz w:val="17"/>
+          <w:szCs w:val="17"/>
+        </w:rPr>
+        <w:t xml:space="preserve"> (</w:t>
+      </w:r>
+      <w:hyperlink w:history="1" r:id="rIdxvcmzt-chzgcambqwfzku">
+        <w:r>
+          <w:rPr>
+            <w:rFonts w:ascii="Arial" w:cs="Arial" w:eastAsia="Arial" w:hAnsi="Arial"/>
+            <w:color w:val="1F6B75"/>
+            <w:sz w:val="17"/>
+            <w:szCs w:val="17"/>
+            <w:u w:val="single" w:color="1F6B75"/>
+          </w:rPr>
+          <w:t xml:space="preserve">CC BY-NC 4.0</w:t>
+        </w:r>
+      </w:hyperlink>
+      <w:r>
+        <w:rPr>
+          <w:rFonts w:ascii="Arial" w:cs="Arial" w:eastAsia="Arial" w:hAnsi="Arial"/>
+          <w:sz w:val="17"/>
+          <w:szCs w:val="17"/>
+        </w:rPr>
+        <w:t xml:space="preserve">). To view a copy of this license, visit </w:t>
+      </w:r>
+      <w:hyperlink w:history="1" r:id="rId9z_yqj7phkimm_cpbrqbi">
+        <w:r>
+          <w:rPr>
+            <w:rFonts w:ascii="Arial" w:cs="Arial" w:eastAsia="Arial" w:hAnsi="Arial"/>
+            <w:color w:val="1F6B75"/>
+            <w:sz w:val="17"/>
+            <w:szCs w:val="17"/>
+            <w:u w:val="single" w:color="1F6B75"/>
+          </w:rPr>
+          <w:t xml:space="preserve">https://creativecommons.org/licenses/by-nc/4.0/</w:t>
+        </w:r>
+      </w:hyperlink>
+      <w:r>
+        <w:rPr>
+          <w:rFonts w:ascii="Arial" w:cs="Arial" w:eastAsia="Arial" w:hAnsi="Arial"/>
+          <w:sz w:val="17"/>
+          <w:szCs w:val="17"/>
+        </w:rPr>
+        <w:t xml:space="preserve">. You are free to copy, redistribute, and adapt this material in any medium or format, provided appropriate credit is given and the material is not used for commercial purposes. KICD learning outcomes and curriculum designations reproduced here for alignment purposes remain the property of KICD and are not covered by this license. Linked external resources (e.g. CK-12, Khan Academy, PhET) are subject to their own licenses.</w:t>
+      </w:r>
+    </w:p>
+    <w:p>
+      <w:pPr>
         <w:spacing w:after="120"/>
       </w:pPr>
       <w:r>
@@ -3529,7 +3700,7 @@
             <w:pPr>
               <w:spacing w:after="20" w:before="0"/>
             </w:pPr>
-            <w:hyperlink w:history="1" r:id="rIdhw4fxratek-d1gtfzqs1f">
+            <w:hyperlink w:history="1" r:id="rIdjut_bnvdcowkjp7r2zj90">
               <w:r>
                 <w:rPr>
                   <w:rFonts w:ascii="Arial" w:cs="Arial" w:eastAsia="Arial" w:hAnsi="Arial"/>
@@ -3562,7 +3733,7 @@
               <w:spacing w:after="10" w:before="0"/>
               <w:ind w:left="120"/>
             </w:pPr>
-            <w:hyperlink w:history="1" r:id="rIdpedlj0xxa5gakboobrx7_">
+            <w:hyperlink w:history="1" r:id="rIdalji0kwqtvj2nleqvs_lx">
               <w:r>
                 <w:rPr>
                   <w:rFonts w:ascii="Arial" w:cs="Arial" w:eastAsia="Arial" w:hAnsi="Arial"/>
@@ -3607,7 +3778,7 @@
             <w:pPr>
               <w:spacing w:after="20" w:before="0"/>
             </w:pPr>
-            <w:hyperlink w:history="1" r:id="rIdamizaarncyok7i3dndoxm">
+            <w:hyperlink w:history="1" r:id="rId8igkz0ppfdvs3b6__rk-h">
               <w:r>
                 <w:rPr>
                   <w:rFonts w:ascii="Arial" w:cs="Arial" w:eastAsia="Arial" w:hAnsi="Arial"/>
@@ -3640,7 +3811,7 @@
               <w:spacing w:after="10" w:before="0"/>
               <w:ind w:left="120"/>
             </w:pPr>
-            <w:hyperlink w:history="1" r:id="rIdmr3xx7ct6tx1t8dvc1ouu">
+            <w:hyperlink w:history="1" r:id="rIdcq75_lblpcr3-hpkhfzwd">
               <w:r>
                 <w:rPr>
                   <w:rFonts w:ascii="Arial" w:cs="Arial" w:eastAsia="Arial" w:hAnsi="Arial"/>
@@ -3835,7 +4006,7 @@
             <w:pPr>
               <w:spacing w:after="20" w:before="0"/>
             </w:pPr>
-            <w:hyperlink w:history="1" r:id="rIdwlkuzuvyynvpkrs0vnqio">
+            <w:hyperlink w:history="1" r:id="rId3lrtstgbhg3jrznblyj4f">
               <w:r>
                 <w:rPr>
                   <w:rFonts w:ascii="Arial" w:cs="Arial" w:eastAsia="Arial" w:hAnsi="Arial"/>
@@ -3868,7 +4039,7 @@
               <w:spacing w:after="10" w:before="0"/>
               <w:ind w:left="120"/>
             </w:pPr>
-            <w:hyperlink w:history="1" r:id="rIdvte55mou1cukmesqxnikq">
+            <w:hyperlink w:history="1" r:id="rIdhuycoc8o4-m3eumjomfgt">
               <w:r>
                 <w:rPr>
                   <w:rFonts w:ascii="Arial" w:cs="Arial" w:eastAsia="Arial" w:hAnsi="Arial"/>
@@ -3913,7 +4084,7 @@
             <w:pPr>
               <w:spacing w:after="20" w:before="0"/>
             </w:pPr>
-            <w:hyperlink w:history="1" r:id="rIdauva41z3pylkblignejxk">
+            <w:hyperlink w:history="1" r:id="rIduklnm33nz3d7wmgjr9end">
               <w:r>
                 <w:rPr>
                   <w:rFonts w:ascii="Arial" w:cs="Arial" w:eastAsia="Arial" w:hAnsi="Arial"/>
@@ -3946,7 +4117,7 @@
               <w:spacing w:after="10" w:before="0"/>
               <w:ind w:left="120"/>
             </w:pPr>
-            <w:hyperlink w:history="1" r:id="rIdug2gp_ep2dzsx2_ebibqj">
+            <w:hyperlink w:history="1" r:id="rIdrgtgdli_10n5xge_ubgco">
               <w:r>
                 <w:rPr>
                   <w:rFonts w:ascii="Arial" w:cs="Arial" w:eastAsia="Arial" w:hAnsi="Arial"/>
@@ -4141,7 +4312,7 @@
             <w:pPr>
               <w:spacing w:after="20" w:before="0"/>
             </w:pPr>
-            <w:hyperlink w:history="1" r:id="rIdqeoma0g3mgekijsxw7aqs">
+            <w:hyperlink w:history="1" r:id="rIdcbnjx0yhwb8stkwa5hozf">
               <w:r>
                 <w:rPr>
                   <w:rFonts w:ascii="Arial" w:cs="Arial" w:eastAsia="Arial" w:hAnsi="Arial"/>
@@ -4174,7 +4345,7 @@
               <w:spacing w:after="10" w:before="0"/>
               <w:ind w:left="120"/>
             </w:pPr>
-            <w:hyperlink w:history="1" r:id="rId6ollue7yemgvbajnmxwoj">
+            <w:hyperlink w:history="1" r:id="rIdh34sdr0gwj_fjs2l1sqb1">
               <w:r>
                 <w:rPr>
                   <w:rFonts w:ascii="Arial" w:cs="Arial" w:eastAsia="Arial" w:hAnsi="Arial"/>
@@ -4219,7 +4390,7 @@
             <w:pPr>
               <w:spacing w:after="20" w:before="0"/>
             </w:pPr>
-            <w:hyperlink w:history="1" r:id="rIdexr_zuhoticpdp4rqiw-_">
+            <w:hyperlink w:history="1" r:id="rIdoxjxcw-b95hqotlvwqv_7">
               <w:r>
                 <w:rPr>
                   <w:rFonts w:ascii="Arial" w:cs="Arial" w:eastAsia="Arial" w:hAnsi="Arial"/>
@@ -4252,7 +4423,7 @@
               <w:spacing w:after="10" w:before="0"/>
               <w:ind w:left="120"/>
             </w:pPr>
-            <w:hyperlink w:history="1" r:id="rIdrqims4eblcgtzw1dwub36">
+            <w:hyperlink w:history="1" r:id="rId-xtwsn-el-tb1ahltx1bi">
               <w:r>
                 <w:rPr>
                   <w:rFonts w:ascii="Arial" w:cs="Arial" w:eastAsia="Arial" w:hAnsi="Arial"/>
@@ -4447,7 +4618,7 @@
             <w:pPr>
               <w:spacing w:after="20" w:before="0"/>
             </w:pPr>
-            <w:hyperlink w:history="1" r:id="rIdjgtsdmuw2gxcbhbjtbwsr">
+            <w:hyperlink w:history="1" r:id="rIdrpc1ojngdh6wuc9xqlgm5">
               <w:r>
                 <w:rPr>
                   <w:rFonts w:ascii="Arial" w:cs="Arial" w:eastAsia="Arial" w:hAnsi="Arial"/>
@@ -4480,7 +4651,7 @@
               <w:spacing w:after="10" w:before="0"/>
               <w:ind w:left="120"/>
             </w:pPr>
-            <w:hyperlink w:history="1" r:id="rIdlsu9j7rpqginq41v4c92m">
+            <w:hyperlink w:history="1" r:id="rIdmbc2r-6zo27k96mjeccju">
               <w:r>
                 <w:rPr>
                   <w:rFonts w:ascii="Arial" w:cs="Arial" w:eastAsia="Arial" w:hAnsi="Arial"/>
@@ -4525,7 +4696,7 @@
             <w:pPr>
               <w:spacing w:after="20" w:before="0"/>
             </w:pPr>
-            <w:hyperlink w:history="1" r:id="rId9ebpwmczq60uxpjveoqqw">
+            <w:hyperlink w:history="1" r:id="rIdikshi7vttjkctomzytdgc">
               <w:r>
                 <w:rPr>
                   <w:rFonts w:ascii="Arial" w:cs="Arial" w:eastAsia="Arial" w:hAnsi="Arial"/>
@@ -4558,7 +4729,7 @@
               <w:spacing w:after="10" w:before="0"/>
               <w:ind w:left="120"/>
             </w:pPr>
-            <w:hyperlink w:history="1" r:id="rIdik-cm7sv0ipeisriytpzp">
+            <w:hyperlink w:history="1" r:id="rId_kcxz8rp_8yqvvcqn6lwv">
               <w:r>
                 <w:rPr>
                   <w:rFonts w:ascii="Arial" w:cs="Arial" w:eastAsia="Arial" w:hAnsi="Arial"/>
@@ -4753,7 +4924,7 @@
             <w:pPr>
               <w:spacing w:after="20" w:before="0"/>
             </w:pPr>
-            <w:hyperlink w:history="1" r:id="rIdmzntliigcbhobrsiua1uj">
+            <w:hyperlink w:history="1" r:id="rIdfsvukzlsfufofp0lwrt4-">
               <w:r>
                 <w:rPr>
                   <w:rFonts w:ascii="Arial" w:cs="Arial" w:eastAsia="Arial" w:hAnsi="Arial"/>
@@ -4786,7 +4957,7 @@
               <w:spacing w:after="10" w:before="0"/>
               <w:ind w:left="120"/>
             </w:pPr>
-            <w:hyperlink w:history="1" r:id="rId9y9qrrhron7t9b4ahdxdg">
+            <w:hyperlink w:history="1" r:id="rId7mkqkyyp9h6_u2syfsmek">
               <w:r>
                 <w:rPr>
                   <w:rFonts w:ascii="Arial" w:cs="Arial" w:eastAsia="Arial" w:hAnsi="Arial"/>
@@ -4831,7 +5002,7 @@
             <w:pPr>
               <w:spacing w:after="20" w:before="0"/>
             </w:pPr>
-            <w:hyperlink w:history="1" r:id="rIdzkl-jhlyukxz6kueuakjs">
+            <w:hyperlink w:history="1" r:id="rIdtmohsjw5_ev1l3t-xjgor">
               <w:r>
                 <w:rPr>
                   <w:rFonts w:ascii="Arial" w:cs="Arial" w:eastAsia="Arial" w:hAnsi="Arial"/>
@@ -4864,7 +5035,7 @@
               <w:spacing w:after="10" w:before="0"/>
               <w:ind w:left="120"/>
             </w:pPr>
-            <w:hyperlink w:history="1" r:id="rIddxlr_o0rvvrwvo3h63top">
+            <w:hyperlink w:history="1" r:id="rId-d9fvxoeip9mpgy1b8ti4">
               <w:r>
                 <w:rPr>
                   <w:rFonts w:ascii="Arial" w:cs="Arial" w:eastAsia="Arial" w:hAnsi="Arial"/>
@@ -5474,6 +5645,65 @@
         </w:tc>
       </w:tr>
     </w:tbl>
+    <w:p>
+      <w:pPr>
+        <w:pBdr>
+          <w:top w:val="single" w:color="BBBBBB" w:sz="4" w:space="4"/>
+        </w:pBdr>
+        <w:spacing w:after="0" w:before="160"/>
+      </w:pPr>
+      <w:r>
+        <w:rPr>
+          <w:rFonts w:ascii="Arial" w:cs="Arial" w:eastAsia="Arial" w:hAnsi="Arial"/>
+          <w:color w:val="666666"/>
+          <w:sz w:val="14"/>
+          <w:szCs w:val="14"/>
+        </w:rPr>
+        <w:t xml:space="preserve">© 2026 SeaVuria and ARES. Aligned with KICD objectives. Developed by SeaVuria; technical implementation by ARES (with AI assistance from Claude). Licensed under </w:t>
+      </w:r>
+      <w:hyperlink w:history="1" r:id="rIdbkgd1lvks5cmegsocml59">
+        <w:r>
+          <w:rPr>
+            <w:rFonts w:ascii="Arial" w:cs="Arial" w:eastAsia="Arial" w:hAnsi="Arial"/>
+            <w:color w:val="1F6B75"/>
+            <w:sz w:val="14"/>
+            <w:szCs w:val="14"/>
+            <w:u w:val="single" w:color="1F6B75"/>
+          </w:rPr>
+          <w:t xml:space="preserve">CC BY-NC 4.0</w:t>
+        </w:r>
+      </w:hyperlink>
+      <w:r>
+        <w:rPr>
+          <w:rFonts w:ascii="Arial" w:cs="Arial" w:eastAsia="Arial" w:hAnsi="Arial"/>
+          <w:color w:val="666666"/>
+          <w:sz w:val="14"/>
+          <w:szCs w:val="14"/>
+        </w:rPr>
+        <w:t xml:space="preserve"> (</w:t>
+      </w:r>
+      <w:hyperlink w:history="1" r:id="rId93amm89oaoq7ttppyhq8y">
+        <w:r>
+          <w:rPr>
+            <w:rFonts w:ascii="Arial" w:cs="Arial" w:eastAsia="Arial" w:hAnsi="Arial"/>
+            <w:color w:val="1F6B75"/>
+            <w:sz w:val="14"/>
+            <w:szCs w:val="14"/>
+            <w:u w:val="single" w:color="1F6B75"/>
+          </w:rPr>
+          <w:t xml:space="preserve">https://creativecommons.org/licenses/by-nc/4.0/</w:t>
+        </w:r>
+      </w:hyperlink>
+      <w:r>
+        <w:rPr>
+          <w:rFonts w:ascii="Arial" w:cs="Arial" w:eastAsia="Arial" w:hAnsi="Arial"/>
+          <w:color w:val="666666"/>
+          <w:sz w:val="14"/>
+          <w:szCs w:val="14"/>
+        </w:rPr>
+        <w:t xml:space="preserve">).</w:t>
+      </w:r>
+    </w:p>
     <w:p>
       <w:r>
         <w:br w:type="page"/>
@@ -6465,7 +6695,7 @@
             <w:pPr>
               <w:spacing w:after="20" w:before="0"/>
             </w:pPr>
-            <w:hyperlink w:history="1" r:id="rIdqhdcff4dkp1oh8rhnyutf">
+            <w:hyperlink w:history="1" r:id="rId9khnxo6-2_n4yyw-g64ca">
               <w:r>
                 <w:rPr>
                   <w:rFonts w:ascii="Arial" w:cs="Arial" w:eastAsia="Arial" w:hAnsi="Arial"/>
@@ -6498,7 +6728,7 @@
               <w:spacing w:after="10" w:before="0"/>
               <w:ind w:left="120"/>
             </w:pPr>
-            <w:hyperlink w:history="1" r:id="rIdqbmfh-efo6zoomjs44doo">
+            <w:hyperlink w:history="1" r:id="rIdxeupj05cordaonvpefudv">
               <w:r>
                 <w:rPr>
                   <w:rFonts w:ascii="Arial" w:cs="Arial" w:eastAsia="Arial" w:hAnsi="Arial"/>
@@ -6543,7 +6773,7 @@
             <w:pPr>
               <w:spacing w:after="20" w:before="0"/>
             </w:pPr>
-            <w:hyperlink w:history="1" r:id="rIdyrirb5ob4peh2nmlcczpq">
+            <w:hyperlink w:history="1" r:id="rIdvksxxuwu_d7nod7ke3zzm">
               <w:r>
                 <w:rPr>
                   <w:rFonts w:ascii="Arial" w:cs="Arial" w:eastAsia="Arial" w:hAnsi="Arial"/>
@@ -6576,7 +6806,7 @@
               <w:spacing w:after="10" w:before="0"/>
               <w:ind w:left="120"/>
             </w:pPr>
-            <w:hyperlink w:history="1" r:id="rIddhygtqojktxz5ub1mikx7">
+            <w:hyperlink w:history="1" r:id="rIdr5g4jqt_i7yf33drvopuk">
               <w:r>
                 <w:rPr>
                   <w:rFonts w:ascii="Arial" w:cs="Arial" w:eastAsia="Arial" w:hAnsi="Arial"/>
@@ -6771,7 +7001,7 @@
             <w:pPr>
               <w:spacing w:after="20" w:before="0"/>
             </w:pPr>
-            <w:hyperlink w:history="1" r:id="rIdupdzi2xeagxq6h1pfg8n0">
+            <w:hyperlink w:history="1" r:id="rIdevosjo1rbvu1jel5cexrv">
               <w:r>
                 <w:rPr>
                   <w:rFonts w:ascii="Arial" w:cs="Arial" w:eastAsia="Arial" w:hAnsi="Arial"/>
@@ -6804,7 +7034,7 @@
               <w:spacing w:after="10" w:before="0"/>
               <w:ind w:left="120"/>
             </w:pPr>
-            <w:hyperlink w:history="1" r:id="rIdo5pqzu2p5idmhaptpuyi6">
+            <w:hyperlink w:history="1" r:id="rId2hdbl0kuejthplxpsqtof">
               <w:r>
                 <w:rPr>
                   <w:rFonts w:ascii="Arial" w:cs="Arial" w:eastAsia="Arial" w:hAnsi="Arial"/>
@@ -6849,7 +7079,7 @@
             <w:pPr>
               <w:spacing w:after="20" w:before="0"/>
             </w:pPr>
-            <w:hyperlink w:history="1" r:id="rId53r22n_686naomgnnxicc">
+            <w:hyperlink w:history="1" r:id="rId70auuz7zt3zi05pk-efbo">
               <w:r>
                 <w:rPr>
                   <w:rFonts w:ascii="Arial" w:cs="Arial" w:eastAsia="Arial" w:hAnsi="Arial"/>
@@ -6882,7 +7112,7 @@
               <w:spacing w:after="10" w:before="0"/>
               <w:ind w:left="120"/>
             </w:pPr>
-            <w:hyperlink w:history="1" r:id="rId35hj7qo5zazxi5-wtehcz">
+            <w:hyperlink w:history="1" r:id="rIdjhp-ughc0mxnptk6v3qs5">
               <w:r>
                 <w:rPr>
                   <w:rFonts w:ascii="Arial" w:cs="Arial" w:eastAsia="Arial" w:hAnsi="Arial"/>
@@ -7077,7 +7307,7 @@
             <w:pPr>
               <w:spacing w:after="20" w:before="0"/>
             </w:pPr>
-            <w:hyperlink w:history="1" r:id="rIdfvc9ltbyodefpsigfqb6f">
+            <w:hyperlink w:history="1" r:id="rId-7g_udfivmi0rwm3i-a2r">
               <w:r>
                 <w:rPr>
                   <w:rFonts w:ascii="Arial" w:cs="Arial" w:eastAsia="Arial" w:hAnsi="Arial"/>
@@ -7110,7 +7340,7 @@
               <w:spacing w:after="10" w:before="0"/>
               <w:ind w:left="120"/>
             </w:pPr>
-            <w:hyperlink w:history="1" r:id="rIdnaqzcvw2sd4vmlk5kpq9l">
+            <w:hyperlink w:history="1" r:id="rId1tiioqyvml0szzm-eah7u">
               <w:r>
                 <w:rPr>
                   <w:rFonts w:ascii="Arial" w:cs="Arial" w:eastAsia="Arial" w:hAnsi="Arial"/>
@@ -7155,7 +7385,7 @@
             <w:pPr>
               <w:spacing w:after="20" w:before="0"/>
             </w:pPr>
-            <w:hyperlink w:history="1" r:id="rId8o0plz5yecszljjhvq_ly">
+            <w:hyperlink w:history="1" r:id="rId0styqydomfdgeniftv5gp">
               <w:r>
                 <w:rPr>
                   <w:rFonts w:ascii="Arial" w:cs="Arial" w:eastAsia="Arial" w:hAnsi="Arial"/>
@@ -7188,7 +7418,7 @@
               <w:spacing w:after="10" w:before="0"/>
               <w:ind w:left="120"/>
             </w:pPr>
-            <w:hyperlink w:history="1" r:id="rId3pnnxxsubpzarxwvgpsmr">
+            <w:hyperlink w:history="1" r:id="rId4km469lzfbbse9fxsny6n">
               <w:r>
                 <w:rPr>
                   <w:rFonts w:ascii="Arial" w:cs="Arial" w:eastAsia="Arial" w:hAnsi="Arial"/>
@@ -7383,7 +7613,7 @@
             <w:pPr>
               <w:spacing w:after="20" w:before="0"/>
             </w:pPr>
-            <w:hyperlink w:history="1" r:id="rIdzdmbcjkfak4wmdeezrpl3">
+            <w:hyperlink w:history="1" r:id="rIdjlphttduj0yikhmjh7l_j">
               <w:r>
                 <w:rPr>
                   <w:rFonts w:ascii="Arial" w:cs="Arial" w:eastAsia="Arial" w:hAnsi="Arial"/>
@@ -7416,7 +7646,7 @@
               <w:spacing w:after="10" w:before="0"/>
               <w:ind w:left="120"/>
             </w:pPr>
-            <w:hyperlink w:history="1" r:id="rId3xh1odjcqlycr-1-hjo7y">
+            <w:hyperlink w:history="1" r:id="rIdnmopxymzjnpzwkxkgrtj_">
               <w:r>
                 <w:rPr>
                   <w:rFonts w:ascii="Arial" w:cs="Arial" w:eastAsia="Arial" w:hAnsi="Arial"/>
@@ -7461,7 +7691,7 @@
             <w:pPr>
               <w:spacing w:after="20" w:before="0"/>
             </w:pPr>
-            <w:hyperlink w:history="1" r:id="rIdrmkaohsi6oiyu-f0bcbqz">
+            <w:hyperlink w:history="1" r:id="rIdxug377whpgigismdcjpww">
               <w:r>
                 <w:rPr>
                   <w:rFonts w:ascii="Arial" w:cs="Arial" w:eastAsia="Arial" w:hAnsi="Arial"/>
@@ -7494,7 +7724,7 @@
               <w:spacing w:after="10" w:before="0"/>
               <w:ind w:left="120"/>
             </w:pPr>
-            <w:hyperlink w:history="1" r:id="rIdnlwhdfsvyflj1cpw7m1dr">
+            <w:hyperlink w:history="1" r:id="rIdezyxcpmqm-tnix1k3zdmo">
               <w:r>
                 <w:rPr>
                   <w:rFonts w:ascii="Arial" w:cs="Arial" w:eastAsia="Arial" w:hAnsi="Arial"/>
@@ -7689,7 +7919,7 @@
             <w:pPr>
               <w:spacing w:after="20" w:before="0"/>
             </w:pPr>
-            <w:hyperlink w:history="1" r:id="rId3_g_7q-pp8plwukelnjyq">
+            <w:hyperlink w:history="1" r:id="rId6kme_cw5ut1pjh9v3hkp1">
               <w:r>
                 <w:rPr>
                   <w:rFonts w:ascii="Arial" w:cs="Arial" w:eastAsia="Arial" w:hAnsi="Arial"/>
@@ -7722,7 +7952,7 @@
               <w:spacing w:after="10" w:before="0"/>
               <w:ind w:left="120"/>
             </w:pPr>
-            <w:hyperlink w:history="1" r:id="rIdb8dvxfr4igpxkypkxwygk">
+            <w:hyperlink w:history="1" r:id="rIdi8o2rckmuocoqyeacsbau">
               <w:r>
                 <w:rPr>
                   <w:rFonts w:ascii="Arial" w:cs="Arial" w:eastAsia="Arial" w:hAnsi="Arial"/>
@@ -7767,7 +7997,7 @@
             <w:pPr>
               <w:spacing w:after="20" w:before="0"/>
             </w:pPr>
-            <w:hyperlink w:history="1" r:id="rIdv4av_ksrcb06icqpqbfqi">
+            <w:hyperlink w:history="1" r:id="rIdqqrpozgxdsmoulamat973">
               <w:r>
                 <w:rPr>
                   <w:rFonts w:ascii="Arial" w:cs="Arial" w:eastAsia="Arial" w:hAnsi="Arial"/>
@@ -7800,7 +8030,7 @@
               <w:spacing w:after="10" w:before="0"/>
               <w:ind w:left="120"/>
             </w:pPr>
-            <w:hyperlink w:history="1" r:id="rId49ft48klgi-rkzmoducfx">
+            <w:hyperlink w:history="1" r:id="rIdqn1vw6qmmmjwh5jiwhgpx">
               <w:r>
                 <w:rPr>
                   <w:rFonts w:ascii="Arial" w:cs="Arial" w:eastAsia="Arial" w:hAnsi="Arial"/>
@@ -8296,6 +8526,65 @@
         </w:tc>
       </w:tr>
     </w:tbl>
+    <w:p>
+      <w:pPr>
+        <w:pBdr>
+          <w:top w:val="single" w:color="BBBBBB" w:sz="4" w:space="4"/>
+        </w:pBdr>
+        <w:spacing w:after="0" w:before="160"/>
+      </w:pPr>
+      <w:r>
+        <w:rPr>
+          <w:rFonts w:ascii="Arial" w:cs="Arial" w:eastAsia="Arial" w:hAnsi="Arial"/>
+          <w:color w:val="666666"/>
+          <w:sz w:val="14"/>
+          <w:szCs w:val="14"/>
+        </w:rPr>
+        <w:t xml:space="preserve">© 2026 SeaVuria and ARES. Aligned with KICD objectives. Developed by SeaVuria; technical implementation by ARES (with AI assistance from Claude). Licensed under </w:t>
+      </w:r>
+      <w:hyperlink w:history="1" r:id="rIdnsyitgixh3ag3d0mla4jz">
+        <w:r>
+          <w:rPr>
+            <w:rFonts w:ascii="Arial" w:cs="Arial" w:eastAsia="Arial" w:hAnsi="Arial"/>
+            <w:color w:val="1F6B75"/>
+            <w:sz w:val="14"/>
+            <w:szCs w:val="14"/>
+            <w:u w:val="single" w:color="1F6B75"/>
+          </w:rPr>
+          <w:t xml:space="preserve">CC BY-NC 4.0</w:t>
+        </w:r>
+      </w:hyperlink>
+      <w:r>
+        <w:rPr>
+          <w:rFonts w:ascii="Arial" w:cs="Arial" w:eastAsia="Arial" w:hAnsi="Arial"/>
+          <w:color w:val="666666"/>
+          <w:sz w:val="14"/>
+          <w:szCs w:val="14"/>
+        </w:rPr>
+        <w:t xml:space="preserve"> (</w:t>
+      </w:r>
+      <w:hyperlink w:history="1" r:id="rIdiwjmrmpauukgkxq3sr5d9">
+        <w:r>
+          <w:rPr>
+            <w:rFonts w:ascii="Arial" w:cs="Arial" w:eastAsia="Arial" w:hAnsi="Arial"/>
+            <w:color w:val="1F6B75"/>
+            <w:sz w:val="14"/>
+            <w:szCs w:val="14"/>
+            <w:u w:val="single" w:color="1F6B75"/>
+          </w:rPr>
+          <w:t xml:space="preserve">https://creativecommons.org/licenses/by-nc/4.0/</w:t>
+        </w:r>
+      </w:hyperlink>
+      <w:r>
+        <w:rPr>
+          <w:rFonts w:ascii="Arial" w:cs="Arial" w:eastAsia="Arial" w:hAnsi="Arial"/>
+          <w:color w:val="666666"/>
+          <w:sz w:val="14"/>
+          <w:szCs w:val="14"/>
+        </w:rPr>
+        <w:t xml:space="preserve">).</w:t>
+      </w:r>
+    </w:p>
     <w:p>
       <w:r>
         <w:br w:type="page"/>
@@ -9287,7 +9576,7 @@
             <w:pPr>
               <w:spacing w:after="20" w:before="0"/>
             </w:pPr>
-            <w:hyperlink w:history="1" r:id="rIdpnlixl9o7hjmuue_r1x5i">
+            <w:hyperlink w:history="1" r:id="rIdavduf5lvesiknvnytymmu">
               <w:r>
                 <w:rPr>
                   <w:rFonts w:ascii="Arial" w:cs="Arial" w:eastAsia="Arial" w:hAnsi="Arial"/>
@@ -9320,7 +9609,7 @@
               <w:spacing w:after="10" w:before="0"/>
               <w:ind w:left="120"/>
             </w:pPr>
-            <w:hyperlink w:history="1" r:id="rId4dlesbflc09kppbed5ryz">
+            <w:hyperlink w:history="1" r:id="rIdhrudh6c8rni4yw-ge86zp">
               <w:r>
                 <w:rPr>
                   <w:rFonts w:ascii="Arial" w:cs="Arial" w:eastAsia="Arial" w:hAnsi="Arial"/>
@@ -9365,7 +9654,7 @@
             <w:pPr>
               <w:spacing w:after="20" w:before="0"/>
             </w:pPr>
-            <w:hyperlink w:history="1" r:id="rIdtbax-osug1m-7r79bqijn">
+            <w:hyperlink w:history="1" r:id="rIdmtdzlqtaufpsmfaqnalsg">
               <w:r>
                 <w:rPr>
                   <w:rFonts w:ascii="Arial" w:cs="Arial" w:eastAsia="Arial" w:hAnsi="Arial"/>
@@ -9398,7 +9687,7 @@
               <w:spacing w:after="10" w:before="0"/>
               <w:ind w:left="120"/>
             </w:pPr>
-            <w:hyperlink w:history="1" r:id="rIducmojfahhb62p-sq1hsdo">
+            <w:hyperlink w:history="1" r:id="rIdtxrw8fja8zcbezex0yus3">
               <w:r>
                 <w:rPr>
                   <w:rFonts w:ascii="Arial" w:cs="Arial" w:eastAsia="Arial" w:hAnsi="Arial"/>
@@ -9593,7 +9882,7 @@
             <w:pPr>
               <w:spacing w:after="20" w:before="0"/>
             </w:pPr>
-            <w:hyperlink w:history="1" r:id="rIdxsu1sf0ciws8zktkx-tzy">
+            <w:hyperlink w:history="1" r:id="rId0uujfrlg9q5ahlpv4nij0">
               <w:r>
                 <w:rPr>
                   <w:rFonts w:ascii="Arial" w:cs="Arial" w:eastAsia="Arial" w:hAnsi="Arial"/>
@@ -9626,7 +9915,7 @@
               <w:spacing w:after="10" w:before="0"/>
               <w:ind w:left="120"/>
             </w:pPr>
-            <w:hyperlink w:history="1" r:id="rIdiq2zpmik2oy0q9h_eackj">
+            <w:hyperlink w:history="1" r:id="rIdxhaf2wqa175sc3gcy_s8e">
               <w:r>
                 <w:rPr>
                   <w:rFonts w:ascii="Arial" w:cs="Arial" w:eastAsia="Arial" w:hAnsi="Arial"/>
@@ -9671,7 +9960,7 @@
             <w:pPr>
               <w:spacing w:after="20" w:before="0"/>
             </w:pPr>
-            <w:hyperlink w:history="1" r:id="rIduy2xg_d_bndw_taglcxi3">
+            <w:hyperlink w:history="1" r:id="rIdgpxa0qgp4vazqn9gnn-ij">
               <w:r>
                 <w:rPr>
                   <w:rFonts w:ascii="Arial" w:cs="Arial" w:eastAsia="Arial" w:hAnsi="Arial"/>
@@ -9704,7 +9993,7 @@
               <w:spacing w:after="10" w:before="0"/>
               <w:ind w:left="120"/>
             </w:pPr>
-            <w:hyperlink w:history="1" r:id="rIdsq5y6uzu27oo6q17qojpo">
+            <w:hyperlink w:history="1" r:id="rIds9vmgbpnhpksvaunxqm9q">
               <w:r>
                 <w:rPr>
                   <w:rFonts w:ascii="Arial" w:cs="Arial" w:eastAsia="Arial" w:hAnsi="Arial"/>
@@ -9899,7 +10188,7 @@
             <w:pPr>
               <w:spacing w:after="20" w:before="0"/>
             </w:pPr>
-            <w:hyperlink w:history="1" r:id="rIdqbm6yqwcxrbjxem6hh0yv">
+            <w:hyperlink w:history="1" r:id="rIdtv1-vxfwhx6jtz_q77h1q">
               <w:r>
                 <w:rPr>
                   <w:rFonts w:ascii="Arial" w:cs="Arial" w:eastAsia="Arial" w:hAnsi="Arial"/>
@@ -9932,7 +10221,7 @@
               <w:spacing w:after="10" w:before="0"/>
               <w:ind w:left="120"/>
             </w:pPr>
-            <w:hyperlink w:history="1" r:id="rIdvsk1r3lg0eftdes15o8lv">
+            <w:hyperlink w:history="1" r:id="rIdwdsalairutwaf4u_jss18">
               <w:r>
                 <w:rPr>
                   <w:rFonts w:ascii="Arial" w:cs="Arial" w:eastAsia="Arial" w:hAnsi="Arial"/>
@@ -9977,7 +10266,7 @@
             <w:pPr>
               <w:spacing w:after="20" w:before="0"/>
             </w:pPr>
-            <w:hyperlink w:history="1" r:id="rIdxwnzwoqo4s1pkdtcz4woy">
+            <w:hyperlink w:history="1" r:id="rIdntv44htrccictak-l2sz3">
               <w:r>
                 <w:rPr>
                   <w:rFonts w:ascii="Arial" w:cs="Arial" w:eastAsia="Arial" w:hAnsi="Arial"/>
@@ -10010,7 +10299,7 @@
               <w:spacing w:after="10" w:before="0"/>
               <w:ind w:left="120"/>
             </w:pPr>
-            <w:hyperlink w:history="1" r:id="rIdhfjl7vvpj0_yx-whtawyu">
+            <w:hyperlink w:history="1" r:id="rIdu2hjgl27azr1e2b8o646n">
               <w:r>
                 <w:rPr>
                   <w:rFonts w:ascii="Arial" w:cs="Arial" w:eastAsia="Arial" w:hAnsi="Arial"/>
@@ -10205,7 +10494,7 @@
             <w:pPr>
               <w:spacing w:after="20" w:before="0"/>
             </w:pPr>
-            <w:hyperlink w:history="1" r:id="rIdkel4dnufop4x3jjyafxhw">
+            <w:hyperlink w:history="1" r:id="rIdkrbqcybguedbfikmh9xwg">
               <w:r>
                 <w:rPr>
                   <w:rFonts w:ascii="Arial" w:cs="Arial" w:eastAsia="Arial" w:hAnsi="Arial"/>
@@ -10238,7 +10527,7 @@
               <w:spacing w:after="10" w:before="0"/>
               <w:ind w:left="120"/>
             </w:pPr>
-            <w:hyperlink w:history="1" r:id="rIdwzaxmra59xgheueh5gx8z">
+            <w:hyperlink w:history="1" r:id="rIdntrrhvxxvhkbcjzey5hrq">
               <w:r>
                 <w:rPr>
                   <w:rFonts w:ascii="Arial" w:cs="Arial" w:eastAsia="Arial" w:hAnsi="Arial"/>
@@ -10283,7 +10572,7 @@
             <w:pPr>
               <w:spacing w:after="20" w:before="0"/>
             </w:pPr>
-            <w:hyperlink w:history="1" r:id="rIdhveaxjupv7nc5xag9gmzs">
+            <w:hyperlink w:history="1" r:id="rIdpp8176jgyoxyn3ykcvqla">
               <w:r>
                 <w:rPr>
                   <w:rFonts w:ascii="Arial" w:cs="Arial" w:eastAsia="Arial" w:hAnsi="Arial"/>
@@ -10316,7 +10605,7 @@
               <w:spacing w:after="10" w:before="0"/>
               <w:ind w:left="120"/>
             </w:pPr>
-            <w:hyperlink w:history="1" r:id="rIdzk3zvqpbessytzhdscegy">
+            <w:hyperlink w:history="1" r:id="rIdvdpfgd_hp29vyd6x5dtzq">
               <w:r>
                 <w:rPr>
                   <w:rFonts w:ascii="Arial" w:cs="Arial" w:eastAsia="Arial" w:hAnsi="Arial"/>
@@ -10511,7 +10800,7 @@
             <w:pPr>
               <w:spacing w:after="20" w:before="0"/>
             </w:pPr>
-            <w:hyperlink w:history="1" r:id="rIdn308g4d4cy92yixo52whc">
+            <w:hyperlink w:history="1" r:id="rId9loniqv8c7m8apdabbpge">
               <w:r>
                 <w:rPr>
                   <w:rFonts w:ascii="Arial" w:cs="Arial" w:eastAsia="Arial" w:hAnsi="Arial"/>
@@ -10544,7 +10833,7 @@
               <w:spacing w:after="10" w:before="0"/>
               <w:ind w:left="120"/>
             </w:pPr>
-            <w:hyperlink w:history="1" r:id="rIdvhz5jzc5mpmmpexnygg57">
+            <w:hyperlink w:history="1" r:id="rIdwcqqmd3lse9pyahouc7co">
               <w:r>
                 <w:rPr>
                   <w:rFonts w:ascii="Arial" w:cs="Arial" w:eastAsia="Arial" w:hAnsi="Arial"/>
@@ -10589,7 +10878,7 @@
             <w:pPr>
               <w:spacing w:after="20" w:before="0"/>
             </w:pPr>
-            <w:hyperlink w:history="1" r:id="rIdmwmmufe6hfgzku2h_19ol">
+            <w:hyperlink w:history="1" r:id="rIdkyt5og64afr0flgwvudd3">
               <w:r>
                 <w:rPr>
                   <w:rFonts w:ascii="Arial" w:cs="Arial" w:eastAsia="Arial" w:hAnsi="Arial"/>
@@ -10622,7 +10911,7 @@
               <w:spacing w:after="10" w:before="0"/>
               <w:ind w:left="120"/>
             </w:pPr>
-            <w:hyperlink w:history="1" r:id="rIdhm2ybu6hwml91f4w-2usg">
+            <w:hyperlink w:history="1" r:id="rIdy3yvgy-oc7cq6q6ylb1jl">
               <w:r>
                 <w:rPr>
                   <w:rFonts w:ascii="Arial" w:cs="Arial" w:eastAsia="Arial" w:hAnsi="Arial"/>
@@ -11118,6 +11407,65 @@
         </w:tc>
       </w:tr>
     </w:tbl>
+    <w:p>
+      <w:pPr>
+        <w:pBdr>
+          <w:top w:val="single" w:color="BBBBBB" w:sz="4" w:space="4"/>
+        </w:pBdr>
+        <w:spacing w:after="0" w:before="160"/>
+      </w:pPr>
+      <w:r>
+        <w:rPr>
+          <w:rFonts w:ascii="Arial" w:cs="Arial" w:eastAsia="Arial" w:hAnsi="Arial"/>
+          <w:color w:val="666666"/>
+          <w:sz w:val="14"/>
+          <w:szCs w:val="14"/>
+        </w:rPr>
+        <w:t xml:space="preserve">© 2026 SeaVuria and ARES. Aligned with KICD objectives. Developed by SeaVuria; technical implementation by ARES (with AI assistance from Claude). Licensed under </w:t>
+      </w:r>
+      <w:hyperlink w:history="1" r:id="rIdphg1ntgntv_ly7icmykic">
+        <w:r>
+          <w:rPr>
+            <w:rFonts w:ascii="Arial" w:cs="Arial" w:eastAsia="Arial" w:hAnsi="Arial"/>
+            <w:color w:val="1F6B75"/>
+            <w:sz w:val="14"/>
+            <w:szCs w:val="14"/>
+            <w:u w:val="single" w:color="1F6B75"/>
+          </w:rPr>
+          <w:t xml:space="preserve">CC BY-NC 4.0</w:t>
+        </w:r>
+      </w:hyperlink>
+      <w:r>
+        <w:rPr>
+          <w:rFonts w:ascii="Arial" w:cs="Arial" w:eastAsia="Arial" w:hAnsi="Arial"/>
+          <w:color w:val="666666"/>
+          <w:sz w:val="14"/>
+          <w:szCs w:val="14"/>
+        </w:rPr>
+        <w:t xml:space="preserve"> (</w:t>
+      </w:r>
+      <w:hyperlink w:history="1" r:id="rIdpsa943to8hvvv_tmj3bnn">
+        <w:r>
+          <w:rPr>
+            <w:rFonts w:ascii="Arial" w:cs="Arial" w:eastAsia="Arial" w:hAnsi="Arial"/>
+            <w:color w:val="1F6B75"/>
+            <w:sz w:val="14"/>
+            <w:szCs w:val="14"/>
+            <w:u w:val="single" w:color="1F6B75"/>
+          </w:rPr>
+          <w:t xml:space="preserve">https://creativecommons.org/licenses/by-nc/4.0/</w:t>
+        </w:r>
+      </w:hyperlink>
+      <w:r>
+        <w:rPr>
+          <w:rFonts w:ascii="Arial" w:cs="Arial" w:eastAsia="Arial" w:hAnsi="Arial"/>
+          <w:color w:val="666666"/>
+          <w:sz w:val="14"/>
+          <w:szCs w:val="14"/>
+        </w:rPr>
+        <w:t xml:space="preserve">).</w:t>
+      </w:r>
+    </w:p>
     <w:p>
       <w:r>
         <w:br w:type="page"/>
@@ -12109,7 +12457,7 @@
             <w:pPr>
               <w:spacing w:after="20" w:before="0"/>
             </w:pPr>
-            <w:hyperlink w:history="1" r:id="rIduhmxyrzoqvorun0bqegjr">
+            <w:hyperlink w:history="1" r:id="rIdgidoubw84jhvzbelb2k7o">
               <w:r>
                 <w:rPr>
                   <w:rFonts w:ascii="Arial" w:cs="Arial" w:eastAsia="Arial" w:hAnsi="Arial"/>
@@ -12142,7 +12490,7 @@
               <w:spacing w:after="10" w:before="0"/>
               <w:ind w:left="120"/>
             </w:pPr>
-            <w:hyperlink w:history="1" r:id="rIdwuq4abbjyezrva2yh0idp">
+            <w:hyperlink w:history="1" r:id="rIdnjemzvbpf3pfybd_bq8ic">
               <w:r>
                 <w:rPr>
                   <w:rFonts w:ascii="Arial" w:cs="Arial" w:eastAsia="Arial" w:hAnsi="Arial"/>
@@ -12187,7 +12535,7 @@
             <w:pPr>
               <w:spacing w:after="20" w:before="0"/>
             </w:pPr>
-            <w:hyperlink w:history="1" r:id="rIdxee8o-pazrzcawy9qbzoq">
+            <w:hyperlink w:history="1" r:id="rIdnwdhsh8ary7kdepd7zohz">
               <w:r>
                 <w:rPr>
                   <w:rFonts w:ascii="Arial" w:cs="Arial" w:eastAsia="Arial" w:hAnsi="Arial"/>
@@ -12220,7 +12568,7 @@
               <w:spacing w:after="10" w:before="0"/>
               <w:ind w:left="120"/>
             </w:pPr>
-            <w:hyperlink w:history="1" r:id="rIdm4nfbbyafiuztua9xkuw6">
+            <w:hyperlink w:history="1" r:id="rIdbuxlwux9qx0asff85lkku">
               <w:r>
                 <w:rPr>
                   <w:rFonts w:ascii="Arial" w:cs="Arial" w:eastAsia="Arial" w:hAnsi="Arial"/>
@@ -12415,7 +12763,7 @@
             <w:pPr>
               <w:spacing w:after="20" w:before="0"/>
             </w:pPr>
-            <w:hyperlink w:history="1" r:id="rIdqvpf95x7zbibxgb5km80z">
+            <w:hyperlink w:history="1" r:id="rIdxa22rvvudylhmhh3b_4s1">
               <w:r>
                 <w:rPr>
                   <w:rFonts w:ascii="Arial" w:cs="Arial" w:eastAsia="Arial" w:hAnsi="Arial"/>
@@ -12448,7 +12796,7 @@
               <w:spacing w:after="10" w:before="0"/>
               <w:ind w:left="120"/>
             </w:pPr>
-            <w:hyperlink w:history="1" r:id="rIdjpzgl2ac8_sgrafaxazu5">
+            <w:hyperlink w:history="1" r:id="rIdh_aufz4hxoefybqfhzoox">
               <w:r>
                 <w:rPr>
                   <w:rFonts w:ascii="Arial" w:cs="Arial" w:eastAsia="Arial" w:hAnsi="Arial"/>
@@ -12493,7 +12841,7 @@
             <w:pPr>
               <w:spacing w:after="20" w:before="0"/>
             </w:pPr>
-            <w:hyperlink w:history="1" r:id="rIdytfu-hfledjitkwecksms">
+            <w:hyperlink w:history="1" r:id="rIdqwdazygsoz6hwc3srojur">
               <w:r>
                 <w:rPr>
                   <w:rFonts w:ascii="Arial" w:cs="Arial" w:eastAsia="Arial" w:hAnsi="Arial"/>
@@ -12526,7 +12874,7 @@
               <w:spacing w:after="10" w:before="0"/>
               <w:ind w:left="120"/>
             </w:pPr>
-            <w:hyperlink w:history="1" r:id="rIdkkuwznrcaim4imgbcb_lh">
+            <w:hyperlink w:history="1" r:id="rIdk7ejet88f3unisp5lyjgq">
               <w:r>
                 <w:rPr>
                   <w:rFonts w:ascii="Arial" w:cs="Arial" w:eastAsia="Arial" w:hAnsi="Arial"/>
@@ -12721,7 +13069,7 @@
             <w:pPr>
               <w:spacing w:after="20" w:before="0"/>
             </w:pPr>
-            <w:hyperlink w:history="1" r:id="rIdvzkfl1ktzi9c0wcepbbix">
+            <w:hyperlink w:history="1" r:id="rIdtmniokugv-upmr0gm-vu1">
               <w:r>
                 <w:rPr>
                   <w:rFonts w:ascii="Arial" w:cs="Arial" w:eastAsia="Arial" w:hAnsi="Arial"/>
@@ -12754,7 +13102,7 @@
               <w:spacing w:after="10" w:before="0"/>
               <w:ind w:left="120"/>
             </w:pPr>
-            <w:hyperlink w:history="1" r:id="rId_v4ujggdghbemy-zlr2-k">
+            <w:hyperlink w:history="1" r:id="rIdqwknojasivjhfmgfvdeld">
               <w:r>
                 <w:rPr>
                   <w:rFonts w:ascii="Arial" w:cs="Arial" w:eastAsia="Arial" w:hAnsi="Arial"/>
@@ -12799,7 +13147,7 @@
             <w:pPr>
               <w:spacing w:after="20" w:before="0"/>
             </w:pPr>
-            <w:hyperlink w:history="1" r:id="rIdhzvsqloabvr89z7iybjl7">
+            <w:hyperlink w:history="1" r:id="rIdkafgjok1wu-fqw73xkftj">
               <w:r>
                 <w:rPr>
                   <w:rFonts w:ascii="Arial" w:cs="Arial" w:eastAsia="Arial" w:hAnsi="Arial"/>
@@ -12832,7 +13180,7 @@
               <w:spacing w:after="10" w:before="0"/>
               <w:ind w:left="120"/>
             </w:pPr>
-            <w:hyperlink w:history="1" r:id="rIdtdpvcydjq1x2wcg-bimdg">
+            <w:hyperlink w:history="1" r:id="rIdpz-i7gojpse0xu_ymgyok">
               <w:r>
                 <w:rPr>
                   <w:rFonts w:ascii="Arial" w:cs="Arial" w:eastAsia="Arial" w:hAnsi="Arial"/>
@@ -13027,7 +13375,7 @@
             <w:pPr>
               <w:spacing w:after="20" w:before="0"/>
             </w:pPr>
-            <w:hyperlink w:history="1" r:id="rId2vkkgxa9rqohsd6egez_s">
+            <w:hyperlink w:history="1" r:id="rIdwhscb8egwsoe-rnpwguel">
               <w:r>
                 <w:rPr>
                   <w:rFonts w:ascii="Arial" w:cs="Arial" w:eastAsia="Arial" w:hAnsi="Arial"/>
@@ -13060,7 +13408,7 @@
               <w:spacing w:after="10" w:before="0"/>
               <w:ind w:left="120"/>
             </w:pPr>
-            <w:hyperlink w:history="1" r:id="rIdxzkmvfafefcqr473a8z7v">
+            <w:hyperlink w:history="1" r:id="rIdp-kgbei4fqrp-k0mtwiq0">
               <w:r>
                 <w:rPr>
                   <w:rFonts w:ascii="Arial" w:cs="Arial" w:eastAsia="Arial" w:hAnsi="Arial"/>
@@ -13105,7 +13453,7 @@
             <w:pPr>
               <w:spacing w:after="20" w:before="0"/>
             </w:pPr>
-            <w:hyperlink w:history="1" r:id="rIdwaf_rnwnzzcq4xlq68-sg">
+            <w:hyperlink w:history="1" r:id="rIdc3gzl5yjb82meitv6kgsw">
               <w:r>
                 <w:rPr>
                   <w:rFonts w:ascii="Arial" w:cs="Arial" w:eastAsia="Arial" w:hAnsi="Arial"/>
@@ -13138,7 +13486,7 @@
               <w:spacing w:after="10" w:before="0"/>
               <w:ind w:left="120"/>
             </w:pPr>
-            <w:hyperlink w:history="1" r:id="rIdak4sta6wom_data12epro">
+            <w:hyperlink w:history="1" r:id="rIdsq7nehcc0zbmyxq_yiiiu">
               <w:r>
                 <w:rPr>
                   <w:rFonts w:ascii="Arial" w:cs="Arial" w:eastAsia="Arial" w:hAnsi="Arial"/>
@@ -13333,7 +13681,7 @@
             <w:pPr>
               <w:spacing w:after="20" w:before="0"/>
             </w:pPr>
-            <w:hyperlink w:history="1" r:id="rId3ec1vkxfr4kiiivtex8nm">
+            <w:hyperlink w:history="1" r:id="rIdsunqpozphbbarhnls-pcd">
               <w:r>
                 <w:rPr>
                   <w:rFonts w:ascii="Arial" w:cs="Arial" w:eastAsia="Arial" w:hAnsi="Arial"/>
@@ -13366,7 +13714,7 @@
               <w:spacing w:after="10" w:before="0"/>
               <w:ind w:left="120"/>
             </w:pPr>
-            <w:hyperlink w:history="1" r:id="rIdow0-a2-zpbsrxpvl1tmzb">
+            <w:hyperlink w:history="1" r:id="rIdqfqconwiqf3wvmn9ig5qp">
               <w:r>
                 <w:rPr>
                   <w:rFonts w:ascii="Arial" w:cs="Arial" w:eastAsia="Arial" w:hAnsi="Arial"/>
@@ -13411,7 +13759,7 @@
             <w:pPr>
               <w:spacing w:after="20" w:before="0"/>
             </w:pPr>
-            <w:hyperlink w:history="1" r:id="rId06tmfme_xwuo7ofd_gelc">
+            <w:hyperlink w:history="1" r:id="rIdorkk5ljqrvrlwgzvmo8ox">
               <w:r>
                 <w:rPr>
                   <w:rFonts w:ascii="Arial" w:cs="Arial" w:eastAsia="Arial" w:hAnsi="Arial"/>
@@ -13444,7 +13792,7 @@
               <w:spacing w:after="10" w:before="0"/>
               <w:ind w:left="120"/>
             </w:pPr>
-            <w:hyperlink w:history="1" r:id="rIdui9vndzwocj38kglccm9j">
+            <w:hyperlink w:history="1" r:id="rId2merm4q1ajmg0w690w7ou">
               <w:r>
                 <w:rPr>
                   <w:rFonts w:ascii="Arial" w:cs="Arial" w:eastAsia="Arial" w:hAnsi="Arial"/>
@@ -13940,6 +14288,65 @@
         </w:tc>
       </w:tr>
     </w:tbl>
+    <w:p>
+      <w:pPr>
+        <w:pBdr>
+          <w:top w:val="single" w:color="BBBBBB" w:sz="4" w:space="4"/>
+        </w:pBdr>
+        <w:spacing w:after="0" w:before="160"/>
+      </w:pPr>
+      <w:r>
+        <w:rPr>
+          <w:rFonts w:ascii="Arial" w:cs="Arial" w:eastAsia="Arial" w:hAnsi="Arial"/>
+          <w:color w:val="666666"/>
+          <w:sz w:val="14"/>
+          <w:szCs w:val="14"/>
+        </w:rPr>
+        <w:t xml:space="preserve">© 2026 SeaVuria and ARES. Aligned with KICD objectives. Developed by SeaVuria; technical implementation by ARES (with AI assistance from Claude). Licensed under </w:t>
+      </w:r>
+      <w:hyperlink w:history="1" r:id="rIdvf1vgnprvenxm69bew2y1">
+        <w:r>
+          <w:rPr>
+            <w:rFonts w:ascii="Arial" w:cs="Arial" w:eastAsia="Arial" w:hAnsi="Arial"/>
+            <w:color w:val="1F6B75"/>
+            <w:sz w:val="14"/>
+            <w:szCs w:val="14"/>
+            <w:u w:val="single" w:color="1F6B75"/>
+          </w:rPr>
+          <w:t xml:space="preserve">CC BY-NC 4.0</w:t>
+        </w:r>
+      </w:hyperlink>
+      <w:r>
+        <w:rPr>
+          <w:rFonts w:ascii="Arial" w:cs="Arial" w:eastAsia="Arial" w:hAnsi="Arial"/>
+          <w:color w:val="666666"/>
+          <w:sz w:val="14"/>
+          <w:szCs w:val="14"/>
+        </w:rPr>
+        <w:t xml:space="preserve"> (</w:t>
+      </w:r>
+      <w:hyperlink w:history="1" r:id="rIdtcn8hiwlnjotw1et_jquw">
+        <w:r>
+          <w:rPr>
+            <w:rFonts w:ascii="Arial" w:cs="Arial" w:eastAsia="Arial" w:hAnsi="Arial"/>
+            <w:color w:val="1F6B75"/>
+            <w:sz w:val="14"/>
+            <w:szCs w:val="14"/>
+            <w:u w:val="single" w:color="1F6B75"/>
+          </w:rPr>
+          <w:t xml:space="preserve">https://creativecommons.org/licenses/by-nc/4.0/</w:t>
+        </w:r>
+      </w:hyperlink>
+      <w:r>
+        <w:rPr>
+          <w:rFonts w:ascii="Arial" w:cs="Arial" w:eastAsia="Arial" w:hAnsi="Arial"/>
+          <w:color w:val="666666"/>
+          <w:sz w:val="14"/>
+          <w:szCs w:val="14"/>
+        </w:rPr>
+        <w:t xml:space="preserve">).</w:t>
+      </w:r>
+    </w:p>
     <w:p>
       <w:r>
         <w:br w:type="page"/>
@@ -15130,7 +15537,7 @@
             <w:pPr>
               <w:spacing w:after="20" w:before="0"/>
             </w:pPr>
-            <w:hyperlink w:history="1" r:id="rIdnajkkbnkjewnt9-kbeyxq">
+            <w:hyperlink w:history="1" r:id="rIdxhbdbl5qrtrs6vbgtthnh">
               <w:r>
                 <w:rPr>
                   <w:rFonts w:ascii="Arial" w:cs="Arial" w:eastAsia="Arial" w:hAnsi="Arial"/>
@@ -15163,7 +15570,7 @@
               <w:spacing w:after="10" w:before="0"/>
               <w:ind w:left="120"/>
             </w:pPr>
-            <w:hyperlink w:history="1" r:id="rIdocpdfj94uhtmacthh7j4r">
+            <w:hyperlink w:history="1" r:id="rIdzo_nfhi6zng-i2mq8dnef">
               <w:r>
                 <w:rPr>
                   <w:rFonts w:ascii="Arial" w:cs="Arial" w:eastAsia="Arial" w:hAnsi="Arial"/>
@@ -15208,7 +15615,7 @@
             <w:pPr>
               <w:spacing w:after="20" w:before="0"/>
             </w:pPr>
-            <w:hyperlink w:history="1" r:id="rIdm4sejmen0gqx1mxrottvo">
+            <w:hyperlink w:history="1" r:id="rIdrf8sduhu7ch3b73jubqfn">
               <w:r>
                 <w:rPr>
                   <w:rFonts w:ascii="Arial" w:cs="Arial" w:eastAsia="Arial" w:hAnsi="Arial"/>
@@ -15241,7 +15648,7 @@
               <w:spacing w:after="10" w:before="0"/>
               <w:ind w:left="120"/>
             </w:pPr>
-            <w:hyperlink w:history="1" r:id="rIdnohanp8qp2o8oikkhskkb">
+            <w:hyperlink w:history="1" r:id="rIdtrqdxnvjxeh_r6sbyrheb">
               <w:r>
                 <w:rPr>
                   <w:rFonts w:ascii="Arial" w:cs="Arial" w:eastAsia="Arial" w:hAnsi="Arial"/>
@@ -15436,7 +15843,7 @@
             <w:pPr>
               <w:spacing w:after="20" w:before="0"/>
             </w:pPr>
-            <w:hyperlink w:history="1" r:id="rIdozbvvgdz-otb-zxcp2pqp">
+            <w:hyperlink w:history="1" r:id="rId8dqxo5fbb3-pneayxqhiu">
               <w:r>
                 <w:rPr>
                   <w:rFonts w:ascii="Arial" w:cs="Arial" w:eastAsia="Arial" w:hAnsi="Arial"/>
@@ -15469,7 +15876,7 @@
               <w:spacing w:after="10" w:before="0"/>
               <w:ind w:left="120"/>
             </w:pPr>
-            <w:hyperlink w:history="1" r:id="rIdvaruj69zrltgd9glhkvh6">
+            <w:hyperlink w:history="1" r:id="rIdvh8onbtsf4ribu1umhfsf">
               <w:r>
                 <w:rPr>
                   <w:rFonts w:ascii="Arial" w:cs="Arial" w:eastAsia="Arial" w:hAnsi="Arial"/>
@@ -15514,7 +15921,7 @@
             <w:pPr>
               <w:spacing w:after="20" w:before="0"/>
             </w:pPr>
-            <w:hyperlink w:history="1" r:id="rIddg9cqgraslhobp3bzfexg">
+            <w:hyperlink w:history="1" r:id="rIdjx25jdk1il5xn4isfzmit">
               <w:r>
                 <w:rPr>
                   <w:rFonts w:ascii="Arial" w:cs="Arial" w:eastAsia="Arial" w:hAnsi="Arial"/>
@@ -15547,7 +15954,7 @@
               <w:spacing w:after="10" w:before="0"/>
               <w:ind w:left="120"/>
             </w:pPr>
-            <w:hyperlink w:history="1" r:id="rIdn59rkw5bnikd2shjksiue">
+            <w:hyperlink w:history="1" r:id="rId5ui-mmmv-h_kthhate7l1">
               <w:r>
                 <w:rPr>
                   <w:rFonts w:ascii="Arial" w:cs="Arial" w:eastAsia="Arial" w:hAnsi="Arial"/>
@@ -15742,7 +16149,7 @@
             <w:pPr>
               <w:spacing w:after="20" w:before="0"/>
             </w:pPr>
-            <w:hyperlink w:history="1" r:id="rIdclvka6aemaah0h2juu3pp">
+            <w:hyperlink w:history="1" r:id="rIdssjhat2xp6dtv_huafujh">
               <w:r>
                 <w:rPr>
                   <w:rFonts w:ascii="Arial" w:cs="Arial" w:eastAsia="Arial" w:hAnsi="Arial"/>
@@ -15775,7 +16182,7 @@
               <w:spacing w:after="10" w:before="0"/>
               <w:ind w:left="120"/>
             </w:pPr>
-            <w:hyperlink w:history="1" r:id="rIdgfxzynsndyyyi-_ruguw_">
+            <w:hyperlink w:history="1" r:id="rId9kgm5wawzwqq2uaywk2qp">
               <w:r>
                 <w:rPr>
                   <w:rFonts w:ascii="Arial" w:cs="Arial" w:eastAsia="Arial" w:hAnsi="Arial"/>
@@ -15820,7 +16227,7 @@
             <w:pPr>
               <w:spacing w:after="20" w:before="0"/>
             </w:pPr>
-            <w:hyperlink w:history="1" r:id="rIdlwhjzojnqk0chd8mc_kw_">
+            <w:hyperlink w:history="1" r:id="rIdze0zr8h25k_itun7kw6gn">
               <w:r>
                 <w:rPr>
                   <w:rFonts w:ascii="Arial" w:cs="Arial" w:eastAsia="Arial" w:hAnsi="Arial"/>
@@ -15853,7 +16260,7 @@
               <w:spacing w:after="10" w:before="0"/>
               <w:ind w:left="120"/>
             </w:pPr>
-            <w:hyperlink w:history="1" r:id="rIdwtus1jjlmpstdwtycem1u">
+            <w:hyperlink w:history="1" r:id="rIdx9lwxkxuv2gm7lbadrvtq">
               <w:r>
                 <w:rPr>
                   <w:rFonts w:ascii="Arial" w:cs="Arial" w:eastAsia="Arial" w:hAnsi="Arial"/>
@@ -16048,7 +16455,7 @@
             <w:pPr>
               <w:spacing w:after="20" w:before="0"/>
             </w:pPr>
-            <w:hyperlink w:history="1" r:id="rIdrwc2fvaiilfizt_xo9-j-">
+            <w:hyperlink w:history="1" r:id="rIdb67yjenrclujrnnwyp7zx">
               <w:r>
                 <w:rPr>
                   <w:rFonts w:ascii="Arial" w:cs="Arial" w:eastAsia="Arial" w:hAnsi="Arial"/>
@@ -16081,7 +16488,7 @@
               <w:spacing w:after="10" w:before="0"/>
               <w:ind w:left="120"/>
             </w:pPr>
-            <w:hyperlink w:history="1" r:id="rIdzkwcj44nmxpopigqs7e_h">
+            <w:hyperlink w:history="1" r:id="rIdaddrgqtyznkulv37vnfrr">
               <w:r>
                 <w:rPr>
                   <w:rFonts w:ascii="Arial" w:cs="Arial" w:eastAsia="Arial" w:hAnsi="Arial"/>
@@ -16126,7 +16533,7 @@
             <w:pPr>
               <w:spacing w:after="20" w:before="0"/>
             </w:pPr>
-            <w:hyperlink w:history="1" r:id="rIdotrephgzukqsta6dz8mcx">
+            <w:hyperlink w:history="1" r:id="rIdd9clqiswy-mcmomkwgaxj">
               <w:r>
                 <w:rPr>
                   <w:rFonts w:ascii="Arial" w:cs="Arial" w:eastAsia="Arial" w:hAnsi="Arial"/>
@@ -16159,7 +16566,7 @@
               <w:spacing w:after="10" w:before="0"/>
               <w:ind w:left="120"/>
             </w:pPr>
-            <w:hyperlink w:history="1" r:id="rId_-lkwgpgphcdntgjl6tq3">
+            <w:hyperlink w:history="1" r:id="rIdrs0pjato1klxmujkkcui9">
               <w:r>
                 <w:rPr>
                   <w:rFonts w:ascii="Arial" w:cs="Arial" w:eastAsia="Arial" w:hAnsi="Arial"/>
@@ -16354,7 +16761,7 @@
             <w:pPr>
               <w:spacing w:after="20" w:before="0"/>
             </w:pPr>
-            <w:hyperlink w:history="1" r:id="rId0gt6nlc0rvkmj7v0tblwk">
+            <w:hyperlink w:history="1" r:id="rIdj_8lxd8svnfe3tq9-yuf0">
               <w:r>
                 <w:rPr>
                   <w:rFonts w:ascii="Arial" w:cs="Arial" w:eastAsia="Arial" w:hAnsi="Arial"/>
@@ -16387,7 +16794,7 @@
               <w:spacing w:after="10" w:before="0"/>
               <w:ind w:left="120"/>
             </w:pPr>
-            <w:hyperlink w:history="1" r:id="rIdmuzsvx_xpnwzyq1bfqui3">
+            <w:hyperlink w:history="1" r:id="rIdbzebwy5ihtyzyufqjxav7">
               <w:r>
                 <w:rPr>
                   <w:rFonts w:ascii="Arial" w:cs="Arial" w:eastAsia="Arial" w:hAnsi="Arial"/>
@@ -16432,7 +16839,7 @@
             <w:pPr>
               <w:spacing w:after="20" w:before="0"/>
             </w:pPr>
-            <w:hyperlink w:history="1" r:id="rId4ztrwnlwzkwhu-hsmjif6">
+            <w:hyperlink w:history="1" r:id="rIdffp22pgi61qzlbaf0fv_4">
               <w:r>
                 <w:rPr>
                   <w:rFonts w:ascii="Arial" w:cs="Arial" w:eastAsia="Arial" w:hAnsi="Arial"/>
@@ -16465,7 +16872,7 @@
               <w:spacing w:after="10" w:before="0"/>
               <w:ind w:left="120"/>
             </w:pPr>
-            <w:hyperlink w:history="1" r:id="rIdhtyylhr8vfncqeqoywdlo">
+            <w:hyperlink w:history="1" r:id="rIdbnc4qzfmltlwrge0m5dyn">
               <w:r>
                 <w:rPr>
                   <w:rFonts w:ascii="Arial" w:cs="Arial" w:eastAsia="Arial" w:hAnsi="Arial"/>
@@ -17037,6 +17444,65 @@
         </w:tc>
       </w:tr>
     </w:tbl>
+    <w:p>
+      <w:pPr>
+        <w:pBdr>
+          <w:top w:val="single" w:color="BBBBBB" w:sz="4" w:space="4"/>
+        </w:pBdr>
+        <w:spacing w:after="0" w:before="160"/>
+      </w:pPr>
+      <w:r>
+        <w:rPr>
+          <w:rFonts w:ascii="Arial" w:cs="Arial" w:eastAsia="Arial" w:hAnsi="Arial"/>
+          <w:color w:val="666666"/>
+          <w:sz w:val="14"/>
+          <w:szCs w:val="14"/>
+        </w:rPr>
+        <w:t xml:space="preserve">© 2026 SeaVuria and ARES. Aligned with KICD objectives. Developed by SeaVuria; technical implementation by ARES (with AI assistance from Claude). Licensed under </w:t>
+      </w:r>
+      <w:hyperlink w:history="1" r:id="rIdd4l2hmye9jczylgzk21ht">
+        <w:r>
+          <w:rPr>
+            <w:rFonts w:ascii="Arial" w:cs="Arial" w:eastAsia="Arial" w:hAnsi="Arial"/>
+            <w:color w:val="1F6B75"/>
+            <w:sz w:val="14"/>
+            <w:szCs w:val="14"/>
+            <w:u w:val="single" w:color="1F6B75"/>
+          </w:rPr>
+          <w:t xml:space="preserve">CC BY-NC 4.0</w:t>
+        </w:r>
+      </w:hyperlink>
+      <w:r>
+        <w:rPr>
+          <w:rFonts w:ascii="Arial" w:cs="Arial" w:eastAsia="Arial" w:hAnsi="Arial"/>
+          <w:color w:val="666666"/>
+          <w:sz w:val="14"/>
+          <w:szCs w:val="14"/>
+        </w:rPr>
+        <w:t xml:space="preserve"> (</w:t>
+      </w:r>
+      <w:hyperlink w:history="1" r:id="rIdejeo556nad7bdnledfwkq">
+        <w:r>
+          <w:rPr>
+            <w:rFonts w:ascii="Arial" w:cs="Arial" w:eastAsia="Arial" w:hAnsi="Arial"/>
+            <w:color w:val="1F6B75"/>
+            <w:sz w:val="14"/>
+            <w:szCs w:val="14"/>
+            <w:u w:val="single" w:color="1F6B75"/>
+          </w:rPr>
+          <w:t xml:space="preserve">https://creativecommons.org/licenses/by-nc/4.0/</w:t>
+        </w:r>
+      </w:hyperlink>
+      <w:r>
+        <w:rPr>
+          <w:rFonts w:ascii="Arial" w:cs="Arial" w:eastAsia="Arial" w:hAnsi="Arial"/>
+          <w:color w:val="666666"/>
+          <w:sz w:val="14"/>
+          <w:szCs w:val="14"/>
+        </w:rPr>
+        <w:t xml:space="preserve">).</w:t>
+      </w:r>
+    </w:p>
     <w:p>
       <w:r>
         <w:br w:type="page"/>
@@ -18028,7 +18494,7 @@
             <w:pPr>
               <w:spacing w:after="20" w:before="0"/>
             </w:pPr>
-            <w:hyperlink w:history="1" r:id="rIdppp8njv_awjx1x6hvwduy">
+            <w:hyperlink w:history="1" r:id="rIdt4yxgou30vy2zz8iycbao">
               <w:r>
                 <w:rPr>
                   <w:rFonts w:ascii="Arial" w:cs="Arial" w:eastAsia="Arial" w:hAnsi="Arial"/>
@@ -18061,7 +18527,7 @@
               <w:spacing w:after="10" w:before="0"/>
               <w:ind w:left="120"/>
             </w:pPr>
-            <w:hyperlink w:history="1" r:id="rIdufbdd5ohipibdg9eivz4q">
+            <w:hyperlink w:history="1" r:id="rId6agdygc8hcdttca-8mayt">
               <w:r>
                 <w:rPr>
                   <w:rFonts w:ascii="Arial" w:cs="Arial" w:eastAsia="Arial" w:hAnsi="Arial"/>
@@ -18106,7 +18572,7 @@
             <w:pPr>
               <w:spacing w:after="20" w:before="0"/>
             </w:pPr>
-            <w:hyperlink w:history="1" r:id="rIdrzpvwzzddawkzgitubn5v">
+            <w:hyperlink w:history="1" r:id="rIdeqnirbh0ss2um75yo2tey">
               <w:r>
                 <w:rPr>
                   <w:rFonts w:ascii="Arial" w:cs="Arial" w:eastAsia="Arial" w:hAnsi="Arial"/>
@@ -18139,7 +18605,7 @@
               <w:spacing w:after="10" w:before="0"/>
               <w:ind w:left="120"/>
             </w:pPr>
-            <w:hyperlink w:history="1" r:id="rIdz4tkddmsyuyi6xn-754dn">
+            <w:hyperlink w:history="1" r:id="rId_fzzekzspawfpcvrkilfw">
               <w:r>
                 <w:rPr>
                   <w:rFonts w:ascii="Arial" w:cs="Arial" w:eastAsia="Arial" w:hAnsi="Arial"/>
@@ -18334,7 +18800,7 @@
             <w:pPr>
               <w:spacing w:after="20" w:before="0"/>
             </w:pPr>
-            <w:hyperlink w:history="1" r:id="rIdookxge0tsu7dkgkvnkqee">
+            <w:hyperlink w:history="1" r:id="rIdifv2jniha6gfj_d2vpfbb">
               <w:r>
                 <w:rPr>
                   <w:rFonts w:ascii="Arial" w:cs="Arial" w:eastAsia="Arial" w:hAnsi="Arial"/>
@@ -18367,7 +18833,7 @@
               <w:spacing w:after="10" w:before="0"/>
               <w:ind w:left="120"/>
             </w:pPr>
-            <w:hyperlink w:history="1" r:id="rIdsubw_pbxsebeyfiellkuu">
+            <w:hyperlink w:history="1" r:id="rIduxugxtfocgqpophcdmvlm">
               <w:r>
                 <w:rPr>
                   <w:rFonts w:ascii="Arial" w:cs="Arial" w:eastAsia="Arial" w:hAnsi="Arial"/>
@@ -18412,7 +18878,7 @@
             <w:pPr>
               <w:spacing w:after="20" w:before="0"/>
             </w:pPr>
-            <w:hyperlink w:history="1" r:id="rIdn8rlwfyfapcwdrja1x5hl">
+            <w:hyperlink w:history="1" r:id="rIdvvgdefuhwstt-dzgvcujy">
               <w:r>
                 <w:rPr>
                   <w:rFonts w:ascii="Arial" w:cs="Arial" w:eastAsia="Arial" w:hAnsi="Arial"/>
@@ -18445,7 +18911,7 @@
               <w:spacing w:after="10" w:before="0"/>
               <w:ind w:left="120"/>
             </w:pPr>
-            <w:hyperlink w:history="1" r:id="rId-r40mplvk0rjf1foz-yce">
+            <w:hyperlink w:history="1" r:id="rIda6zbagaaa4upaadumnvpj">
               <w:r>
                 <w:rPr>
                   <w:rFonts w:ascii="Arial" w:cs="Arial" w:eastAsia="Arial" w:hAnsi="Arial"/>
@@ -18640,7 +19106,7 @@
             <w:pPr>
               <w:spacing w:after="20" w:before="0"/>
             </w:pPr>
-            <w:hyperlink w:history="1" r:id="rIdstwygfmvdpzz1utbqintc">
+            <w:hyperlink w:history="1" r:id="rIda79g4ydabffzcit9folax">
               <w:r>
                 <w:rPr>
                   <w:rFonts w:ascii="Arial" w:cs="Arial" w:eastAsia="Arial" w:hAnsi="Arial"/>
@@ -18673,7 +19139,7 @@
               <w:spacing w:after="10" w:before="0"/>
               <w:ind w:left="120"/>
             </w:pPr>
-            <w:hyperlink w:history="1" r:id="rIdq6-3oa3g-kxgwlhaatudx">
+            <w:hyperlink w:history="1" r:id="rId10fqyuzbrixx5p-a3nw1z">
               <w:r>
                 <w:rPr>
                   <w:rFonts w:ascii="Arial" w:cs="Arial" w:eastAsia="Arial" w:hAnsi="Arial"/>
@@ -18718,7 +19184,7 @@
             <w:pPr>
               <w:spacing w:after="20" w:before="0"/>
             </w:pPr>
-            <w:hyperlink w:history="1" r:id="rIdrdh33-wbt7zll_1jqsmr_">
+            <w:hyperlink w:history="1" r:id="rIdxez_jxqnwmrtfr9ccm6_h">
               <w:r>
                 <w:rPr>
                   <w:rFonts w:ascii="Arial" w:cs="Arial" w:eastAsia="Arial" w:hAnsi="Arial"/>
@@ -18751,7 +19217,7 @@
               <w:spacing w:after="10" w:before="0"/>
               <w:ind w:left="120"/>
             </w:pPr>
-            <w:hyperlink w:history="1" r:id="rIdpb2uavvsshy8xiaxe_pgs">
+            <w:hyperlink w:history="1" r:id="rIdcykbe5bsyyofwadwtyaxm">
               <w:r>
                 <w:rPr>
                   <w:rFonts w:ascii="Arial" w:cs="Arial" w:eastAsia="Arial" w:hAnsi="Arial"/>
@@ -18946,7 +19412,7 @@
             <w:pPr>
               <w:spacing w:after="20" w:before="0"/>
             </w:pPr>
-            <w:hyperlink w:history="1" r:id="rIddtr45dhw_agl1-bgia3r8">
+            <w:hyperlink w:history="1" r:id="rIdqrtlcujbl6gcui7aegyqd">
               <w:r>
                 <w:rPr>
                   <w:rFonts w:ascii="Arial" w:cs="Arial" w:eastAsia="Arial" w:hAnsi="Arial"/>
@@ -18979,7 +19445,7 @@
               <w:spacing w:after="10" w:before="0"/>
               <w:ind w:left="120"/>
             </w:pPr>
-            <w:hyperlink w:history="1" r:id="rIdqdd4g55n3uu54knq4atmv">
+            <w:hyperlink w:history="1" r:id="rIdguedbfs7br2pdlsaz3o6x">
               <w:r>
                 <w:rPr>
                   <w:rFonts w:ascii="Arial" w:cs="Arial" w:eastAsia="Arial" w:hAnsi="Arial"/>
@@ -19024,7 +19490,7 @@
             <w:pPr>
               <w:spacing w:after="20" w:before="0"/>
             </w:pPr>
-            <w:hyperlink w:history="1" r:id="rIdemykhroxzzni5glxlnsqy">
+            <w:hyperlink w:history="1" r:id="rIdapcd9tylkv493lh4uonnp">
               <w:r>
                 <w:rPr>
                   <w:rFonts w:ascii="Arial" w:cs="Arial" w:eastAsia="Arial" w:hAnsi="Arial"/>
@@ -19057,7 +19523,7 @@
               <w:spacing w:after="10" w:before="0"/>
               <w:ind w:left="120"/>
             </w:pPr>
-            <w:hyperlink w:history="1" r:id="rId-9xhu9hvhthki58etd2ml">
+            <w:hyperlink w:history="1" r:id="rIdfcyp8xeyqtbehl8ne7aka">
               <w:r>
                 <w:rPr>
                   <w:rFonts w:ascii="Arial" w:cs="Arial" w:eastAsia="Arial" w:hAnsi="Arial"/>
@@ -19252,7 +19718,7 @@
             <w:pPr>
               <w:spacing w:after="20" w:before="0"/>
             </w:pPr>
-            <w:hyperlink w:history="1" r:id="rIde4du45xvvay_1ngl5z4lj">
+            <w:hyperlink w:history="1" r:id="rIdxl_fuf92vzhai14hte-nz">
               <w:r>
                 <w:rPr>
                   <w:rFonts w:ascii="Arial" w:cs="Arial" w:eastAsia="Arial" w:hAnsi="Arial"/>
@@ -19285,7 +19751,7 @@
               <w:spacing w:after="10" w:before="0"/>
               <w:ind w:left="120"/>
             </w:pPr>
-            <w:hyperlink w:history="1" r:id="rIdwk0ncirhadp-rxuizhjmh">
+            <w:hyperlink w:history="1" r:id="rIdwvxyks0eevw-wxuq3diht">
               <w:r>
                 <w:rPr>
                   <w:rFonts w:ascii="Arial" w:cs="Arial" w:eastAsia="Arial" w:hAnsi="Arial"/>
@@ -19330,7 +19796,7 @@
             <w:pPr>
               <w:spacing w:after="20" w:before="0"/>
             </w:pPr>
-            <w:hyperlink w:history="1" r:id="rIdoj4w261yplqoilvuup1v3">
+            <w:hyperlink w:history="1" r:id="rIdjwpzqbl-lsdx5amgclask">
               <w:r>
                 <w:rPr>
                   <w:rFonts w:ascii="Arial" w:cs="Arial" w:eastAsia="Arial" w:hAnsi="Arial"/>
@@ -19363,7 +19829,7 @@
               <w:spacing w:after="10" w:before="0"/>
               <w:ind w:left="120"/>
             </w:pPr>
-            <w:hyperlink w:history="1" r:id="rIde9dmysltfy_ff0zteonfb">
+            <w:hyperlink w:history="1" r:id="rId-zj3rrnn-ljo-nddgcykj">
               <w:r>
                 <w:rPr>
                   <w:rFonts w:ascii="Arial" w:cs="Arial" w:eastAsia="Arial" w:hAnsi="Arial"/>
@@ -19859,6 +20325,65 @@
         </w:tc>
       </w:tr>
     </w:tbl>
+    <w:p>
+      <w:pPr>
+        <w:pBdr>
+          <w:top w:val="single" w:color="BBBBBB" w:sz="4" w:space="4"/>
+        </w:pBdr>
+        <w:spacing w:after="0" w:before="160"/>
+      </w:pPr>
+      <w:r>
+        <w:rPr>
+          <w:rFonts w:ascii="Arial" w:cs="Arial" w:eastAsia="Arial" w:hAnsi="Arial"/>
+          <w:color w:val="666666"/>
+          <w:sz w:val="14"/>
+          <w:szCs w:val="14"/>
+        </w:rPr>
+        <w:t xml:space="preserve">© 2026 SeaVuria and ARES. Aligned with KICD objectives. Developed by SeaVuria; technical implementation by ARES (with AI assistance from Claude). Licensed under </w:t>
+      </w:r>
+      <w:hyperlink w:history="1" r:id="rIdqp9ipaxa-3-sigrkck8rw">
+        <w:r>
+          <w:rPr>
+            <w:rFonts w:ascii="Arial" w:cs="Arial" w:eastAsia="Arial" w:hAnsi="Arial"/>
+            <w:color w:val="1F6B75"/>
+            <w:sz w:val="14"/>
+            <w:szCs w:val="14"/>
+            <w:u w:val="single" w:color="1F6B75"/>
+          </w:rPr>
+          <w:t xml:space="preserve">CC BY-NC 4.0</w:t>
+        </w:r>
+      </w:hyperlink>
+      <w:r>
+        <w:rPr>
+          <w:rFonts w:ascii="Arial" w:cs="Arial" w:eastAsia="Arial" w:hAnsi="Arial"/>
+          <w:color w:val="666666"/>
+          <w:sz w:val="14"/>
+          <w:szCs w:val="14"/>
+        </w:rPr>
+        <w:t xml:space="preserve"> (</w:t>
+      </w:r>
+      <w:hyperlink w:history="1" r:id="rIde8luayn2epagl-rlvz1an">
+        <w:r>
+          <w:rPr>
+            <w:rFonts w:ascii="Arial" w:cs="Arial" w:eastAsia="Arial" w:hAnsi="Arial"/>
+            <w:color w:val="1F6B75"/>
+            <w:sz w:val="14"/>
+            <w:szCs w:val="14"/>
+            <w:u w:val="single" w:color="1F6B75"/>
+          </w:rPr>
+          <w:t xml:space="preserve">https://creativecommons.org/licenses/by-nc/4.0/</w:t>
+        </w:r>
+      </w:hyperlink>
+      <w:r>
+        <w:rPr>
+          <w:rFonts w:ascii="Arial" w:cs="Arial" w:eastAsia="Arial" w:hAnsi="Arial"/>
+          <w:color w:val="666666"/>
+          <w:sz w:val="14"/>
+          <w:szCs w:val="14"/>
+        </w:rPr>
+        <w:t xml:space="preserve">).</w:t>
+      </w:r>
+    </w:p>
     <w:p>
       <w:r>
         <w:br w:type="page"/>
@@ -21029,7 +21554,7 @@
             <w:pPr>
               <w:spacing w:after="20" w:before="0"/>
             </w:pPr>
-            <w:hyperlink w:history="1" r:id="rIds2cdg3klx9cgbinpmsfne">
+            <w:hyperlink w:history="1" r:id="rIdjbuardzpsrrscli2_r_fo">
               <w:r>
                 <w:rPr>
                   <w:rFonts w:ascii="Arial" w:cs="Arial" w:eastAsia="Arial" w:hAnsi="Arial"/>
@@ -21062,7 +21587,7 @@
               <w:spacing w:after="10" w:before="0"/>
               <w:ind w:left="120"/>
             </w:pPr>
-            <w:hyperlink w:history="1" r:id="rIdettzyiwc0xwggppvmzcwz">
+            <w:hyperlink w:history="1" r:id="rIdu11ltmklr7fp9a0hp9yw4">
               <w:r>
                 <w:rPr>
                   <w:rFonts w:ascii="Arial" w:cs="Arial" w:eastAsia="Arial" w:hAnsi="Arial"/>
@@ -21107,7 +21632,7 @@
             <w:pPr>
               <w:spacing w:after="20" w:before="0"/>
             </w:pPr>
-            <w:hyperlink w:history="1" r:id="rId7p5lelpnreycbiqsppywv">
+            <w:hyperlink w:history="1" r:id="rIdc4hlocfybty522ztprpiy">
               <w:r>
                 <w:rPr>
                   <w:rFonts w:ascii="Arial" w:cs="Arial" w:eastAsia="Arial" w:hAnsi="Arial"/>
@@ -21140,7 +21665,7 @@
               <w:spacing w:after="10" w:before="0"/>
               <w:ind w:left="120"/>
             </w:pPr>
-            <w:hyperlink w:history="1" r:id="rId9fnu3c0vj37ovurddlfg9">
+            <w:hyperlink w:history="1" r:id="rIdmz-yfglmorvpsichjldn7">
               <w:r>
                 <w:rPr>
                   <w:rFonts w:ascii="Arial" w:cs="Arial" w:eastAsia="Arial" w:hAnsi="Arial"/>
@@ -21335,7 +21860,7 @@
             <w:pPr>
               <w:spacing w:after="20" w:before="0"/>
             </w:pPr>
-            <w:hyperlink w:history="1" r:id="rIdr50h7y3br6qzvu6va1nxp">
+            <w:hyperlink w:history="1" r:id="rId5z4w4prrhl-nuwfgyb7di">
               <w:r>
                 <w:rPr>
                   <w:rFonts w:ascii="Arial" w:cs="Arial" w:eastAsia="Arial" w:hAnsi="Arial"/>
@@ -21368,7 +21893,7 @@
               <w:spacing w:after="10" w:before="0"/>
               <w:ind w:left="120"/>
             </w:pPr>
-            <w:hyperlink w:history="1" r:id="rIdcpqsh7k5eljn3nofrwwie">
+            <w:hyperlink w:history="1" r:id="rIdi04imotgzx5evndzmxdgn">
               <w:r>
                 <w:rPr>
                   <w:rFonts w:ascii="Arial" w:cs="Arial" w:eastAsia="Arial" w:hAnsi="Arial"/>
@@ -21413,7 +21938,7 @@
             <w:pPr>
               <w:spacing w:after="20" w:before="0"/>
             </w:pPr>
-            <w:hyperlink w:history="1" r:id="rId86xee-9qfrqpqkvhbezgq">
+            <w:hyperlink w:history="1" r:id="rId-wu1cpwgynpnzceowdb2d">
               <w:r>
                 <w:rPr>
                   <w:rFonts w:ascii="Arial" w:cs="Arial" w:eastAsia="Arial" w:hAnsi="Arial"/>
@@ -21446,7 +21971,7 @@
               <w:spacing w:after="10" w:before="0"/>
               <w:ind w:left="120"/>
             </w:pPr>
-            <w:hyperlink w:history="1" r:id="rId7ikf-jokovnotgr4_xmcs">
+            <w:hyperlink w:history="1" r:id="rIdxu0nnw8d2bpt0lo9kyxwo">
               <w:r>
                 <w:rPr>
                   <w:rFonts w:ascii="Arial" w:cs="Arial" w:eastAsia="Arial" w:hAnsi="Arial"/>
@@ -21641,7 +22166,7 @@
             <w:pPr>
               <w:spacing w:after="20" w:before="0"/>
             </w:pPr>
-            <w:hyperlink w:history="1" r:id="rId__ot_9czeazstxz_7z1ix">
+            <w:hyperlink w:history="1" r:id="rId6w5wb43y0f9ct9065qrkc">
               <w:r>
                 <w:rPr>
                   <w:rFonts w:ascii="Arial" w:cs="Arial" w:eastAsia="Arial" w:hAnsi="Arial"/>
@@ -21674,7 +22199,7 @@
               <w:spacing w:after="10" w:before="0"/>
               <w:ind w:left="120"/>
             </w:pPr>
-            <w:hyperlink w:history="1" r:id="rId_huuakfg2c4zcdyi3fqv6">
+            <w:hyperlink w:history="1" r:id="rIddl4uqjaxbr-vpewznbdum">
               <w:r>
                 <w:rPr>
                   <w:rFonts w:ascii="Arial" w:cs="Arial" w:eastAsia="Arial" w:hAnsi="Arial"/>
@@ -21719,7 +22244,7 @@
             <w:pPr>
               <w:spacing w:after="20" w:before="0"/>
             </w:pPr>
-            <w:hyperlink w:history="1" r:id="rIdkv9j4mdrej8rjw0gq_ame">
+            <w:hyperlink w:history="1" r:id="rIdphiy5czjfmmdijyre4hpt">
               <w:r>
                 <w:rPr>
                   <w:rFonts w:ascii="Arial" w:cs="Arial" w:eastAsia="Arial" w:hAnsi="Arial"/>
@@ -21752,7 +22277,7 @@
               <w:spacing w:after="10" w:before="0"/>
               <w:ind w:left="120"/>
             </w:pPr>
-            <w:hyperlink w:history="1" r:id="rIdm_dcz9idqqu-qowl4apa_">
+            <w:hyperlink w:history="1" r:id="rIdzmhxuzdjj8i27ecs3vg_o">
               <w:r>
                 <w:rPr>
                   <w:rFonts w:ascii="Arial" w:cs="Arial" w:eastAsia="Arial" w:hAnsi="Arial"/>
@@ -21947,7 +22472,7 @@
             <w:pPr>
               <w:spacing w:after="20" w:before="0"/>
             </w:pPr>
-            <w:hyperlink w:history="1" r:id="rId4gqi56nnrficzxj5zs0zf">
+            <w:hyperlink w:history="1" r:id="rIdln1q4fbbvagv0fmudhcqo">
               <w:r>
                 <w:rPr>
                   <w:rFonts w:ascii="Arial" w:cs="Arial" w:eastAsia="Arial" w:hAnsi="Arial"/>
@@ -21980,7 +22505,7 @@
               <w:spacing w:after="10" w:before="0"/>
               <w:ind w:left="120"/>
             </w:pPr>
-            <w:hyperlink w:history="1" r:id="rIdzhpsfsecerqpzery5rqoh">
+            <w:hyperlink w:history="1" r:id="rIdfh1546j827jhk51qdmfuq">
               <w:r>
                 <w:rPr>
                   <w:rFonts w:ascii="Arial" w:cs="Arial" w:eastAsia="Arial" w:hAnsi="Arial"/>
@@ -22025,7 +22550,7 @@
             <w:pPr>
               <w:spacing w:after="20" w:before="0"/>
             </w:pPr>
-            <w:hyperlink w:history="1" r:id="rId1q4v214gezhosj6nxkw0e">
+            <w:hyperlink w:history="1" r:id="rIdknhwbyddmsfbiv0f_yk1b">
               <w:r>
                 <w:rPr>
                   <w:rFonts w:ascii="Arial" w:cs="Arial" w:eastAsia="Arial" w:hAnsi="Arial"/>
@@ -22058,7 +22583,7 @@
               <w:spacing w:after="10" w:before="0"/>
               <w:ind w:left="120"/>
             </w:pPr>
-            <w:hyperlink w:history="1" r:id="rIdjlijanqlq5azzddas8p0o">
+            <w:hyperlink w:history="1" r:id="rIdn42abuwgxkse3qi-s0zdi">
               <w:r>
                 <w:rPr>
                   <w:rFonts w:ascii="Arial" w:cs="Arial" w:eastAsia="Arial" w:hAnsi="Arial"/>
@@ -22253,7 +22778,7 @@
             <w:pPr>
               <w:spacing w:after="20" w:before="0"/>
             </w:pPr>
-            <w:hyperlink w:history="1" r:id="rIdueuulrckdiplplgwc96ko">
+            <w:hyperlink w:history="1" r:id="rIdu6neodqubjff0u3fappyw">
               <w:r>
                 <w:rPr>
                   <w:rFonts w:ascii="Arial" w:cs="Arial" w:eastAsia="Arial" w:hAnsi="Arial"/>
@@ -22286,7 +22811,7 @@
               <w:spacing w:after="10" w:before="0"/>
               <w:ind w:left="120"/>
             </w:pPr>
-            <w:hyperlink w:history="1" r:id="rIdbvmkyx5y2t_sdfm5wwxbh">
+            <w:hyperlink w:history="1" r:id="rIdopx0ccm2ygeu4h8xufzzf">
               <w:r>
                 <w:rPr>
                   <w:rFonts w:ascii="Arial" w:cs="Arial" w:eastAsia="Arial" w:hAnsi="Arial"/>
@@ -22331,7 +22856,7 @@
             <w:pPr>
               <w:spacing w:after="20" w:before="0"/>
             </w:pPr>
-            <w:hyperlink w:history="1" r:id="rIdzxdb5_g8i7w7qjvjch0ef">
+            <w:hyperlink w:history="1" r:id="rIdqr0yrbburzi2k4s6ehkfq">
               <w:r>
                 <w:rPr>
                   <w:rFonts w:ascii="Arial" w:cs="Arial" w:eastAsia="Arial" w:hAnsi="Arial"/>
@@ -22364,7 +22889,7 @@
               <w:spacing w:after="10" w:before="0"/>
               <w:ind w:left="120"/>
             </w:pPr>
-            <w:hyperlink w:history="1" r:id="rIdvrd3ejmlgrojhs0iv36l4">
+            <w:hyperlink w:history="1" r:id="rIdvy--9pvi84rjvzpkzb_ea">
               <w:r>
                 <w:rPr>
                   <w:rFonts w:ascii="Arial" w:cs="Arial" w:eastAsia="Arial" w:hAnsi="Arial"/>
@@ -22936,6 +23461,65 @@
         </w:tc>
       </w:tr>
     </w:tbl>
+    <w:p>
+      <w:pPr>
+        <w:pBdr>
+          <w:top w:val="single" w:color="BBBBBB" w:sz="4" w:space="4"/>
+        </w:pBdr>
+        <w:spacing w:after="0" w:before="160"/>
+      </w:pPr>
+      <w:r>
+        <w:rPr>
+          <w:rFonts w:ascii="Arial" w:cs="Arial" w:eastAsia="Arial" w:hAnsi="Arial"/>
+          <w:color w:val="666666"/>
+          <w:sz w:val="14"/>
+          <w:szCs w:val="14"/>
+        </w:rPr>
+        <w:t xml:space="preserve">© 2026 SeaVuria and ARES. Aligned with KICD objectives. Developed by SeaVuria; technical implementation by ARES (with AI assistance from Claude). Licensed under </w:t>
+      </w:r>
+      <w:hyperlink w:history="1" r:id="rIdcugq3kdahi0m-5fmg-3lq">
+        <w:r>
+          <w:rPr>
+            <w:rFonts w:ascii="Arial" w:cs="Arial" w:eastAsia="Arial" w:hAnsi="Arial"/>
+            <w:color w:val="1F6B75"/>
+            <w:sz w:val="14"/>
+            <w:szCs w:val="14"/>
+            <w:u w:val="single" w:color="1F6B75"/>
+          </w:rPr>
+          <w:t xml:space="preserve">CC BY-NC 4.0</w:t>
+        </w:r>
+      </w:hyperlink>
+      <w:r>
+        <w:rPr>
+          <w:rFonts w:ascii="Arial" w:cs="Arial" w:eastAsia="Arial" w:hAnsi="Arial"/>
+          <w:color w:val="666666"/>
+          <w:sz w:val="14"/>
+          <w:szCs w:val="14"/>
+        </w:rPr>
+        <w:t xml:space="preserve"> (</w:t>
+      </w:r>
+      <w:hyperlink w:history="1" r:id="rIdcsz8ivqo-wefm7gwiiv-_">
+        <w:r>
+          <w:rPr>
+            <w:rFonts w:ascii="Arial" w:cs="Arial" w:eastAsia="Arial" w:hAnsi="Arial"/>
+            <w:color w:val="1F6B75"/>
+            <w:sz w:val="14"/>
+            <w:szCs w:val="14"/>
+            <w:u w:val="single" w:color="1F6B75"/>
+          </w:rPr>
+          <w:t xml:space="preserve">https://creativecommons.org/licenses/by-nc/4.0/</w:t>
+        </w:r>
+      </w:hyperlink>
+      <w:r>
+        <w:rPr>
+          <w:rFonts w:ascii="Arial" w:cs="Arial" w:eastAsia="Arial" w:hAnsi="Arial"/>
+          <w:color w:val="666666"/>
+          <w:sz w:val="14"/>
+          <w:szCs w:val="14"/>
+        </w:rPr>
+        <w:t xml:space="preserve">).</w:t>
+      </w:r>
+    </w:p>
     <w:p>
       <w:r>
         <w:br w:type="page"/>
@@ -23927,7 +24511,7 @@
             <w:pPr>
               <w:spacing w:after="20" w:before="0"/>
             </w:pPr>
-            <w:hyperlink w:history="1" r:id="rIdf6qdmrir99lq9obpcrz8m">
+            <w:hyperlink w:history="1" r:id="rIdsatcixqugdlqmdklkyypj">
               <w:r>
                 <w:rPr>
                   <w:rFonts w:ascii="Arial" w:cs="Arial" w:eastAsia="Arial" w:hAnsi="Arial"/>
@@ -23960,7 +24544,7 @@
               <w:spacing w:after="10" w:before="0"/>
               <w:ind w:left="120"/>
             </w:pPr>
-            <w:hyperlink w:history="1" r:id="rIdkbxmctb8rc6ofvhfd_uu-">
+            <w:hyperlink w:history="1" r:id="rIdh84n3byrvj4kgqj_pgt0b">
               <w:r>
                 <w:rPr>
                   <w:rFonts w:ascii="Arial" w:cs="Arial" w:eastAsia="Arial" w:hAnsi="Arial"/>
@@ -24005,7 +24589,7 @@
             <w:pPr>
               <w:spacing w:after="20" w:before="0"/>
             </w:pPr>
-            <w:hyperlink w:history="1" r:id="rIdoctsz6adh0_jrpvi76ofi">
+            <w:hyperlink w:history="1" r:id="rIddnwjz8w7b5ctvimxtfozi">
               <w:r>
                 <w:rPr>
                   <w:rFonts w:ascii="Arial" w:cs="Arial" w:eastAsia="Arial" w:hAnsi="Arial"/>
@@ -24038,7 +24622,7 @@
               <w:spacing w:after="10" w:before="0"/>
               <w:ind w:left="120"/>
             </w:pPr>
-            <w:hyperlink w:history="1" r:id="rIdrruvyfmqh5r_wq3sxqc14">
+            <w:hyperlink w:history="1" r:id="rIdyaxqjw5di25nhiqzlx7b1">
               <w:r>
                 <w:rPr>
                   <w:rFonts w:ascii="Arial" w:cs="Arial" w:eastAsia="Arial" w:hAnsi="Arial"/>
@@ -24233,7 +24817,7 @@
             <w:pPr>
               <w:spacing w:after="20" w:before="0"/>
             </w:pPr>
-            <w:hyperlink w:history="1" r:id="rIdeujuyfzhcdlvpye1z-03p">
+            <w:hyperlink w:history="1" r:id="rIdhnpiegahrxjtvabiklvxo">
               <w:r>
                 <w:rPr>
                   <w:rFonts w:ascii="Arial" w:cs="Arial" w:eastAsia="Arial" w:hAnsi="Arial"/>
@@ -24266,7 +24850,7 @@
               <w:spacing w:after="10" w:before="0"/>
               <w:ind w:left="120"/>
             </w:pPr>
-            <w:hyperlink w:history="1" r:id="rIdudrio8rs_onpturnod_yf">
+            <w:hyperlink w:history="1" r:id="rIdrgx2pgsqz7j41on-7nbfp">
               <w:r>
                 <w:rPr>
                   <w:rFonts w:ascii="Arial" w:cs="Arial" w:eastAsia="Arial" w:hAnsi="Arial"/>
@@ -24311,7 +24895,7 @@
             <w:pPr>
               <w:spacing w:after="20" w:before="0"/>
             </w:pPr>
-            <w:hyperlink w:history="1" r:id="rIdsfapdmlbhu4omgudk2rhe">
+            <w:hyperlink w:history="1" r:id="rId8_2tk2wonooavs3qjbuw5">
               <w:r>
                 <w:rPr>
                   <w:rFonts w:ascii="Arial" w:cs="Arial" w:eastAsia="Arial" w:hAnsi="Arial"/>
@@ -24344,7 +24928,7 @@
               <w:spacing w:after="10" w:before="0"/>
               <w:ind w:left="120"/>
             </w:pPr>
-            <w:hyperlink w:history="1" r:id="rId306ckovas_iv-wvb_bgyc">
+            <w:hyperlink w:history="1" r:id="rIdbw47tqbprmmdg3uinysdc">
               <w:r>
                 <w:rPr>
                   <w:rFonts w:ascii="Arial" w:cs="Arial" w:eastAsia="Arial" w:hAnsi="Arial"/>
@@ -24539,7 +25123,7 @@
             <w:pPr>
               <w:spacing w:after="20" w:before="0"/>
             </w:pPr>
-            <w:hyperlink w:history="1" r:id="rIdndvwkzsv6bb7lui5bndwf">
+            <w:hyperlink w:history="1" r:id="rIdte3k3iwpdiec5koxdinrp">
               <w:r>
                 <w:rPr>
                   <w:rFonts w:ascii="Arial" w:cs="Arial" w:eastAsia="Arial" w:hAnsi="Arial"/>
@@ -24572,7 +25156,7 @@
               <w:spacing w:after="10" w:before="0"/>
               <w:ind w:left="120"/>
             </w:pPr>
-            <w:hyperlink w:history="1" r:id="rIduvjoey0apzywzzcw_ghfx">
+            <w:hyperlink w:history="1" r:id="rIdfsldrmhqskezd9ygkg4qg">
               <w:r>
                 <w:rPr>
                   <w:rFonts w:ascii="Arial" w:cs="Arial" w:eastAsia="Arial" w:hAnsi="Arial"/>
@@ -24617,7 +25201,7 @@
             <w:pPr>
               <w:spacing w:after="20" w:before="0"/>
             </w:pPr>
-            <w:hyperlink w:history="1" r:id="rId0i3oaylflkhgwl6xsbjur">
+            <w:hyperlink w:history="1" r:id="rIdrpyexvx_pu0t1t32jazv4">
               <w:r>
                 <w:rPr>
                   <w:rFonts w:ascii="Arial" w:cs="Arial" w:eastAsia="Arial" w:hAnsi="Arial"/>
@@ -24650,7 +25234,7 @@
               <w:spacing w:after="10" w:before="0"/>
               <w:ind w:left="120"/>
             </w:pPr>
-            <w:hyperlink w:history="1" r:id="rIdtx8hqtvx8ymm0w_ar-h-6">
+            <w:hyperlink w:history="1" r:id="rIdoc_1tmiwxq-8fwdyua1hh">
               <w:r>
                 <w:rPr>
                   <w:rFonts w:ascii="Arial" w:cs="Arial" w:eastAsia="Arial" w:hAnsi="Arial"/>
@@ -24845,7 +25429,7 @@
             <w:pPr>
               <w:spacing w:after="20" w:before="0"/>
             </w:pPr>
-            <w:hyperlink w:history="1" r:id="rIdecg1dy3tyivksfbebdfid">
+            <w:hyperlink w:history="1" r:id="rIdncfg1nez9dnb05t8nab5q">
               <w:r>
                 <w:rPr>
                   <w:rFonts w:ascii="Arial" w:cs="Arial" w:eastAsia="Arial" w:hAnsi="Arial"/>
@@ -24878,7 +25462,7 @@
               <w:spacing w:after="10" w:before="0"/>
               <w:ind w:left="120"/>
             </w:pPr>
-            <w:hyperlink w:history="1" r:id="rIduzb_ton_flyvfbtko69_6">
+            <w:hyperlink w:history="1" r:id="rIdhnvgkin1ejlg5bivnyzyi">
               <w:r>
                 <w:rPr>
                   <w:rFonts w:ascii="Arial" w:cs="Arial" w:eastAsia="Arial" w:hAnsi="Arial"/>
@@ -24923,7 +25507,7 @@
             <w:pPr>
               <w:spacing w:after="20" w:before="0"/>
             </w:pPr>
-            <w:hyperlink w:history="1" r:id="rId6giqdyxng2kgjpelwkqqp">
+            <w:hyperlink w:history="1" r:id="rIdg-zvcx_5tfwrfo3sjjaha">
               <w:r>
                 <w:rPr>
                   <w:rFonts w:ascii="Arial" w:cs="Arial" w:eastAsia="Arial" w:hAnsi="Arial"/>
@@ -24956,7 +25540,7 @@
               <w:spacing w:after="10" w:before="0"/>
               <w:ind w:left="120"/>
             </w:pPr>
-            <w:hyperlink w:history="1" r:id="rIdl6ty5-ecrd3tomrfp6gkh">
+            <w:hyperlink w:history="1" r:id="rId0hhenemuw7m6sdwsqw-qc">
               <w:r>
                 <w:rPr>
                   <w:rFonts w:ascii="Arial" w:cs="Arial" w:eastAsia="Arial" w:hAnsi="Arial"/>
@@ -25151,7 +25735,7 @@
             <w:pPr>
               <w:spacing w:after="20" w:before="0"/>
             </w:pPr>
-            <w:hyperlink w:history="1" r:id="rId-czd4he-l5crnxnofevhg">
+            <w:hyperlink w:history="1" r:id="rIdhdb_shh8of9kpunxifu5z">
               <w:r>
                 <w:rPr>
                   <w:rFonts w:ascii="Arial" w:cs="Arial" w:eastAsia="Arial" w:hAnsi="Arial"/>
@@ -25184,7 +25768,7 @@
               <w:spacing w:after="10" w:before="0"/>
               <w:ind w:left="120"/>
             </w:pPr>
-            <w:hyperlink w:history="1" r:id="rIdpo4zz_4m9nwbl2ypsmj4l">
+            <w:hyperlink w:history="1" r:id="rId7kesqrlkffmmpoyk6i8jh">
               <w:r>
                 <w:rPr>
                   <w:rFonts w:ascii="Arial" w:cs="Arial" w:eastAsia="Arial" w:hAnsi="Arial"/>
@@ -25229,7 +25813,7 @@
             <w:pPr>
               <w:spacing w:after="20" w:before="0"/>
             </w:pPr>
-            <w:hyperlink w:history="1" r:id="rIdkqly8wuccnsy7s1hx-d23">
+            <w:hyperlink w:history="1" r:id="rId-byvch7i4oqekex9w4dip">
               <w:r>
                 <w:rPr>
                   <w:rFonts w:ascii="Arial" w:cs="Arial" w:eastAsia="Arial" w:hAnsi="Arial"/>
@@ -25262,7 +25846,7 @@
               <w:spacing w:after="10" w:before="0"/>
               <w:ind w:left="120"/>
             </w:pPr>
-            <w:hyperlink w:history="1" r:id="rId4ww1ogwolyduq3lm3aofm">
+            <w:hyperlink w:history="1" r:id="rIdhskd_0qjizf4sz4p5hpfb">
               <w:r>
                 <w:rPr>
                   <w:rFonts w:ascii="Arial" w:cs="Arial" w:eastAsia="Arial" w:hAnsi="Arial"/>
@@ -25758,6 +26342,65 @@
         </w:tc>
       </w:tr>
     </w:tbl>
+    <w:p>
+      <w:pPr>
+        <w:pBdr>
+          <w:top w:val="single" w:color="BBBBBB" w:sz="4" w:space="4"/>
+        </w:pBdr>
+        <w:spacing w:after="0" w:before="160"/>
+      </w:pPr>
+      <w:r>
+        <w:rPr>
+          <w:rFonts w:ascii="Arial" w:cs="Arial" w:eastAsia="Arial" w:hAnsi="Arial"/>
+          <w:color w:val="666666"/>
+          <w:sz w:val="14"/>
+          <w:szCs w:val="14"/>
+        </w:rPr>
+        <w:t xml:space="preserve">© 2026 SeaVuria and ARES. Aligned with KICD objectives. Developed by SeaVuria; technical implementation by ARES (with AI assistance from Claude). Licensed under </w:t>
+      </w:r>
+      <w:hyperlink w:history="1" r:id="rIddhwefhb7wfsuvwrm59km0">
+        <w:r>
+          <w:rPr>
+            <w:rFonts w:ascii="Arial" w:cs="Arial" w:eastAsia="Arial" w:hAnsi="Arial"/>
+            <w:color w:val="1F6B75"/>
+            <w:sz w:val="14"/>
+            <w:szCs w:val="14"/>
+            <w:u w:val="single" w:color="1F6B75"/>
+          </w:rPr>
+          <w:t xml:space="preserve">CC BY-NC 4.0</w:t>
+        </w:r>
+      </w:hyperlink>
+      <w:r>
+        <w:rPr>
+          <w:rFonts w:ascii="Arial" w:cs="Arial" w:eastAsia="Arial" w:hAnsi="Arial"/>
+          <w:color w:val="666666"/>
+          <w:sz w:val="14"/>
+          <w:szCs w:val="14"/>
+        </w:rPr>
+        <w:t xml:space="preserve"> (</w:t>
+      </w:r>
+      <w:hyperlink w:history="1" r:id="rIdxmtntndxynyhf8y_djjzu">
+        <w:r>
+          <w:rPr>
+            <w:rFonts w:ascii="Arial" w:cs="Arial" w:eastAsia="Arial" w:hAnsi="Arial"/>
+            <w:color w:val="1F6B75"/>
+            <w:sz w:val="14"/>
+            <w:szCs w:val="14"/>
+            <w:u w:val="single" w:color="1F6B75"/>
+          </w:rPr>
+          <w:t xml:space="preserve">https://creativecommons.org/licenses/by-nc/4.0/</w:t>
+        </w:r>
+      </w:hyperlink>
+      <w:r>
+        <w:rPr>
+          <w:rFonts w:ascii="Arial" w:cs="Arial" w:eastAsia="Arial" w:hAnsi="Arial"/>
+          <w:color w:val="666666"/>
+          <w:sz w:val="14"/>
+          <w:szCs w:val="14"/>
+        </w:rPr>
+        <w:t xml:space="preserve">).</w:t>
+      </w:r>
+    </w:p>
     <w:p>
       <w:r>
         <w:br w:type="page"/>

--- a/data/outputs/v2/Core_Mathematics/SS1.1_Real_Numbers/Core_Mathematics_Real_Numbers_CBE_LessonSequence.docx
+++ b/data/outputs/v2/Core_Mathematics/SS1.1_Real_Numbers/Core_Mathematics_Real_Numbers_CBE_LessonSequence.docx
@@ -38,6 +38,2504 @@
           <w:szCs w:val="22"/>
         </w:rPr>
         <w:t xml:space="preserve">CBE Phenomenon-Driven Lesson Sequence — Sub-Strand 1.1 (8 Lessons)</w:t>
+      </w:r>
+    </w:p>
+    <w:p>
+      <w:pPr>
+        <w:spacing w:after="120"/>
+      </w:pPr>
+      <w:r>
+        <w:t xml:space="preserve"/>
+      </w:r>
+    </w:p>
+    <w:tbl>
+      <w:tblPr>
+        <w:tblW w:type="dxa" w:w="13680"/>
+        <w:tblBorders>
+          <w:top w:val="single" w:color="AAAAAA" w:sz="4"/>
+          <w:left w:val="single" w:color="AAAAAA" w:sz="4"/>
+          <w:bottom w:val="single" w:color="AAAAAA" w:sz="4"/>
+          <w:right w:val="single" w:color="AAAAAA" w:sz="4"/>
+          <w:insideH w:val="single" w:color="auto" w:sz="4"/>
+          <w:insideV w:val="single" w:color="auto" w:sz="4"/>
+        </w:tblBorders>
+        <w:tblLayout w:type="fixed"/>
+      </w:tblPr>
+      <w:tblGrid>
+        <w:gridCol w:w="3000"/>
+        <w:gridCol w:w="10680"/>
+      </w:tblGrid>
+      <w:tr>
+        <w:tc>
+          <w:tcPr>
+            <w:tcW w:type="dxa" w:w="13680"/>
+            <w:gridSpan w:val="2"/>
+            <w:shd w:fill="1F3864" w:color="auto" w:val="clear"/>
+            <w:tcMar>
+              <w:top w:type="dxa" w:w="60"/>
+              <w:left w:type="dxa" w:w="120"/>
+              <w:bottom w:type="dxa" w:w="60"/>
+              <w:right w:type="dxa" w:w="120"/>
+            </w:tcMar>
+            <w:vAlign w:val="top"/>
+          </w:tcPr>
+          <w:p>
+            <w:pPr>
+              <w:spacing w:after="40" w:before="0"/>
+              <w:jc w:val="center"/>
+            </w:pPr>
+            <w:r>
+              <w:rPr>
+                <w:rFonts w:ascii="Arial" w:cs="Arial" w:eastAsia="Arial" w:hAnsi="Arial"/>
+                <w:b/>
+                <w:bCs/>
+                <w:i w:val="false"/>
+                <w:iCs w:val="false"/>
+                <w:color w:val="FFFFFF"/>
+                <w:sz w:val="22"/>
+                <w:szCs w:val="22"/>
+              </w:rPr>
+              <w:t xml:space="preserve">SUB-STRAND OVERVIEW</w:t>
+            </w:r>
+          </w:p>
+        </w:tc>
+      </w:tr>
+      <w:tr>
+        <w:tc>
+          <w:tcPr>
+            <w:tcW w:type="dxa" w:w="3000"/>
+            <w:shd w:fill="D5E8F0" w:color="auto" w:val="clear"/>
+            <w:tcMar>
+              <w:top w:type="dxa" w:w="60"/>
+              <w:left w:type="dxa" w:w="120"/>
+              <w:bottom w:type="dxa" w:w="60"/>
+              <w:right w:type="dxa" w:w="120"/>
+            </w:tcMar>
+            <w:vAlign w:val="top"/>
+          </w:tcPr>
+          <w:p>
+            <w:pPr>
+              <w:spacing w:after="40" w:before="0"/>
+              <w:jc w:val="left"/>
+            </w:pPr>
+            <w:r>
+              <w:rPr>
+                <w:rFonts w:ascii="Arial" w:cs="Arial" w:eastAsia="Arial" w:hAnsi="Arial"/>
+                <w:b/>
+                <w:bCs/>
+                <w:i w:val="false"/>
+                <w:iCs w:val="false"/>
+                <w:color w:val="000000"/>
+                <w:sz w:val="18"/>
+                <w:szCs w:val="18"/>
+              </w:rPr>
+              <w:t xml:space="preserve">Grade Level</w:t>
+            </w:r>
+          </w:p>
+        </w:tc>
+        <w:tc>
+          <w:tcPr>
+            <w:tcW w:type="dxa" w:w="10680"/>
+            <w:shd w:fill="FFFFFF" w:color="auto" w:val="clear"/>
+            <w:tcMar>
+              <w:top w:type="dxa" w:w="60"/>
+              <w:left w:type="dxa" w:w="120"/>
+              <w:bottom w:type="dxa" w:w="60"/>
+              <w:right w:type="dxa" w:w="120"/>
+            </w:tcMar>
+            <w:vAlign w:val="top"/>
+          </w:tcPr>
+          <w:p>
+            <w:pPr>
+              <w:spacing w:after="40" w:before="0"/>
+              <w:jc w:val="left"/>
+            </w:pPr>
+            <w:r>
+              <w:rPr>
+                <w:rFonts w:ascii="Arial" w:cs="Arial" w:eastAsia="Arial" w:hAnsi="Arial"/>
+                <w:b w:val="false"/>
+                <w:bCs w:val="false"/>
+                <w:i w:val="false"/>
+                <w:iCs w:val="false"/>
+                <w:color w:val="000000"/>
+                <w:sz w:val="18"/>
+                <w:szCs w:val="18"/>
+              </w:rPr>
+              <w:t xml:space="preserve">10</w:t>
+            </w:r>
+          </w:p>
+        </w:tc>
+      </w:tr>
+      <w:tr>
+        <w:tc>
+          <w:tcPr>
+            <w:tcW w:type="dxa" w:w="3000"/>
+            <w:shd w:fill="D5E8F0" w:color="auto" w:val="clear"/>
+            <w:tcMar>
+              <w:top w:type="dxa" w:w="60"/>
+              <w:left w:type="dxa" w:w="120"/>
+              <w:bottom w:type="dxa" w:w="60"/>
+              <w:right w:type="dxa" w:w="120"/>
+            </w:tcMar>
+            <w:vAlign w:val="top"/>
+          </w:tcPr>
+          <w:p>
+            <w:pPr>
+              <w:spacing w:after="40" w:before="0"/>
+              <w:jc w:val="left"/>
+            </w:pPr>
+            <w:r>
+              <w:rPr>
+                <w:rFonts w:ascii="Arial" w:cs="Arial" w:eastAsia="Arial" w:hAnsi="Arial"/>
+                <w:b/>
+                <w:bCs/>
+                <w:i w:val="false"/>
+                <w:iCs w:val="false"/>
+                <w:color w:val="000000"/>
+                <w:sz w:val="18"/>
+                <w:szCs w:val="18"/>
+              </w:rPr>
+              <w:t xml:space="preserve">Subject</w:t>
+            </w:r>
+          </w:p>
+        </w:tc>
+        <w:tc>
+          <w:tcPr>
+            <w:tcW w:type="dxa" w:w="10680"/>
+            <w:shd w:fill="FFFFFF" w:color="auto" w:val="clear"/>
+            <w:tcMar>
+              <w:top w:type="dxa" w:w="60"/>
+              <w:left w:type="dxa" w:w="120"/>
+              <w:bottom w:type="dxa" w:w="60"/>
+              <w:right w:type="dxa" w:w="120"/>
+            </w:tcMar>
+            <w:vAlign w:val="top"/>
+          </w:tcPr>
+          <w:p>
+            <w:pPr>
+              <w:spacing w:after="40" w:before="0"/>
+              <w:jc w:val="left"/>
+            </w:pPr>
+            <w:r>
+              <w:rPr>
+                <w:rFonts w:ascii="Arial" w:cs="Arial" w:eastAsia="Arial" w:hAnsi="Arial"/>
+                <w:b w:val="false"/>
+                <w:bCs w:val="false"/>
+                <w:i w:val="false"/>
+                <w:iCs w:val="false"/>
+                <w:color w:val="000000"/>
+                <w:sz w:val="18"/>
+                <w:szCs w:val="18"/>
+              </w:rPr>
+              <w:t xml:space="preserve">Core Mathematics</w:t>
+            </w:r>
+          </w:p>
+        </w:tc>
+      </w:tr>
+      <w:tr>
+        <w:tc>
+          <w:tcPr>
+            <w:tcW w:type="dxa" w:w="3000"/>
+            <w:shd w:fill="D5E8F0" w:color="auto" w:val="clear"/>
+            <w:tcMar>
+              <w:top w:type="dxa" w:w="60"/>
+              <w:left w:type="dxa" w:w="120"/>
+              <w:bottom w:type="dxa" w:w="60"/>
+              <w:right w:type="dxa" w:w="120"/>
+            </w:tcMar>
+            <w:vAlign w:val="top"/>
+          </w:tcPr>
+          <w:p>
+            <w:pPr>
+              <w:spacing w:after="40" w:before="0"/>
+              <w:jc w:val="left"/>
+            </w:pPr>
+            <w:r>
+              <w:rPr>
+                <w:rFonts w:ascii="Arial" w:cs="Arial" w:eastAsia="Arial" w:hAnsi="Arial"/>
+                <w:b/>
+                <w:bCs/>
+                <w:i w:val="false"/>
+                <w:iCs w:val="false"/>
+                <w:color w:val="000000"/>
+                <w:sz w:val="18"/>
+                <w:szCs w:val="18"/>
+              </w:rPr>
+              <w:t xml:space="preserve">Strand</w:t>
+            </w:r>
+          </w:p>
+        </w:tc>
+        <w:tc>
+          <w:tcPr>
+            <w:tcW w:type="dxa" w:w="10680"/>
+            <w:shd w:fill="FFFFFF" w:color="auto" w:val="clear"/>
+            <w:tcMar>
+              <w:top w:type="dxa" w:w="60"/>
+              <w:left w:type="dxa" w:w="120"/>
+              <w:bottom w:type="dxa" w:w="60"/>
+              <w:right w:type="dxa" w:w="120"/>
+            </w:tcMar>
+            <w:vAlign w:val="top"/>
+          </w:tcPr>
+          <w:p>
+            <w:pPr>
+              <w:spacing w:after="40" w:before="0"/>
+              <w:jc w:val="left"/>
+            </w:pPr>
+            <w:r>
+              <w:rPr>
+                <w:rFonts w:ascii="Arial" w:cs="Arial" w:eastAsia="Arial" w:hAnsi="Arial"/>
+                <w:b w:val="false"/>
+                <w:bCs w:val="false"/>
+                <w:i w:val="false"/>
+                <w:iCs w:val="false"/>
+                <w:color w:val="000000"/>
+                <w:sz w:val="18"/>
+                <w:szCs w:val="18"/>
+              </w:rPr>
+              <w:t xml:space="preserve">Strand 1.0: Numbers and Algebra</w:t>
+            </w:r>
+          </w:p>
+        </w:tc>
+      </w:tr>
+      <w:tr>
+        <w:tc>
+          <w:tcPr>
+            <w:tcW w:type="dxa" w:w="3000"/>
+            <w:shd w:fill="D5E8F0" w:color="auto" w:val="clear"/>
+            <w:tcMar>
+              <w:top w:type="dxa" w:w="60"/>
+              <w:left w:type="dxa" w:w="120"/>
+              <w:bottom w:type="dxa" w:w="60"/>
+              <w:right w:type="dxa" w:w="120"/>
+            </w:tcMar>
+            <w:vAlign w:val="top"/>
+          </w:tcPr>
+          <w:p>
+            <w:pPr>
+              <w:spacing w:after="40" w:before="0"/>
+              <w:jc w:val="left"/>
+            </w:pPr>
+            <w:r>
+              <w:rPr>
+                <w:rFonts w:ascii="Arial" w:cs="Arial" w:eastAsia="Arial" w:hAnsi="Arial"/>
+                <w:b/>
+                <w:bCs/>
+                <w:i w:val="false"/>
+                <w:iCs w:val="false"/>
+                <w:color w:val="000000"/>
+                <w:sz w:val="18"/>
+                <w:szCs w:val="18"/>
+              </w:rPr>
+              <w:t xml:space="preserve">Sub-Strand</w:t>
+            </w:r>
+          </w:p>
+        </w:tc>
+        <w:tc>
+          <w:tcPr>
+            <w:tcW w:type="dxa" w:w="10680"/>
+            <w:shd w:fill="FFFFFF" w:color="auto" w:val="clear"/>
+            <w:tcMar>
+              <w:top w:type="dxa" w:w="60"/>
+              <w:left w:type="dxa" w:w="120"/>
+              <w:bottom w:type="dxa" w:w="60"/>
+              <w:right w:type="dxa" w:w="120"/>
+            </w:tcMar>
+            <w:vAlign w:val="top"/>
+          </w:tcPr>
+          <w:p>
+            <w:pPr>
+              <w:spacing w:after="40" w:before="0"/>
+              <w:jc w:val="left"/>
+            </w:pPr>
+            <w:r>
+              <w:rPr>
+                <w:rFonts w:ascii="Arial" w:cs="Arial" w:eastAsia="Arial" w:hAnsi="Arial"/>
+                <w:b w:val="false"/>
+                <w:bCs w:val="false"/>
+                <w:i w:val="false"/>
+                <w:iCs w:val="false"/>
+                <w:color w:val="000000"/>
+                <w:sz w:val="18"/>
+                <w:szCs w:val="18"/>
+              </w:rPr>
+              <w:t xml:space="preserve">Sub-Strand 1.1: Real Numbers</w:t>
+            </w:r>
+          </w:p>
+        </w:tc>
+      </w:tr>
+      <w:tr>
+        <w:tc>
+          <w:tcPr>
+            <w:tcW w:type="dxa" w:w="3000"/>
+            <w:shd w:fill="D5E8F0" w:color="auto" w:val="clear"/>
+            <w:tcMar>
+              <w:top w:type="dxa" w:w="60"/>
+              <w:left w:type="dxa" w:w="120"/>
+              <w:bottom w:type="dxa" w:w="60"/>
+              <w:right w:type="dxa" w:w="120"/>
+            </w:tcMar>
+            <w:vAlign w:val="top"/>
+          </w:tcPr>
+          <w:p>
+            <w:pPr>
+              <w:spacing w:after="40" w:before="0"/>
+              <w:jc w:val="left"/>
+            </w:pPr>
+            <w:r>
+              <w:rPr>
+                <w:rFonts w:ascii="Arial" w:cs="Arial" w:eastAsia="Arial" w:hAnsi="Arial"/>
+                <w:b/>
+                <w:bCs/>
+                <w:i w:val="false"/>
+                <w:iCs w:val="false"/>
+                <w:color w:val="000000"/>
+                <w:sz w:val="18"/>
+                <w:szCs w:val="18"/>
+              </w:rPr>
+              <w:t xml:space="preserve">Total Duration</w:t>
+            </w:r>
+          </w:p>
+        </w:tc>
+        <w:tc>
+          <w:tcPr>
+            <w:tcW w:type="dxa" w:w="10680"/>
+            <w:shd w:fill="FFFFFF" w:color="auto" w:val="clear"/>
+            <w:tcMar>
+              <w:top w:type="dxa" w:w="60"/>
+              <w:left w:type="dxa" w:w="120"/>
+              <w:bottom w:type="dxa" w:w="60"/>
+              <w:right w:type="dxa" w:w="120"/>
+            </w:tcMar>
+            <w:vAlign w:val="top"/>
+          </w:tcPr>
+          <w:p>
+            <w:pPr>
+              <w:spacing w:after="40" w:before="0"/>
+              <w:jc w:val="left"/>
+            </w:pPr>
+            <w:r>
+              <w:rPr>
+                <w:rFonts w:ascii="Arial" w:cs="Arial" w:eastAsia="Arial" w:hAnsi="Arial"/>
+                <w:b w:val="false"/>
+                <w:bCs w:val="false"/>
+                <w:i w:val="false"/>
+                <w:iCs w:val="false"/>
+                <w:color w:val="000000"/>
+                <w:sz w:val="18"/>
+                <w:szCs w:val="18"/>
+              </w:rPr>
+              <w:t xml:space="preserve">8 lessons × 40 minutes = 320 minutes total</w:t>
+            </w:r>
+          </w:p>
+        </w:tc>
+      </w:tr>
+      <w:tr>
+        <w:tc>
+          <w:tcPr>
+            <w:tcW w:type="dxa" w:w="3000"/>
+            <w:shd w:fill="D5E8F0" w:color="auto" w:val="clear"/>
+            <w:tcMar>
+              <w:top w:type="dxa" w:w="60"/>
+              <w:left w:type="dxa" w:w="120"/>
+              <w:bottom w:type="dxa" w:w="60"/>
+              <w:right w:type="dxa" w:w="120"/>
+            </w:tcMar>
+            <w:vAlign w:val="top"/>
+          </w:tcPr>
+          <w:p>
+            <w:pPr>
+              <w:spacing w:after="40" w:before="0"/>
+              <w:jc w:val="left"/>
+            </w:pPr>
+            <w:r>
+              <w:rPr>
+                <w:rFonts w:ascii="Arial" w:cs="Arial" w:eastAsia="Arial" w:hAnsi="Arial"/>
+                <w:b/>
+                <w:bCs/>
+                <w:i w:val="false"/>
+                <w:iCs w:val="false"/>
+                <w:color w:val="000000"/>
+                <w:sz w:val="18"/>
+                <w:szCs w:val="18"/>
+              </w:rPr>
+              <w:t xml:space="preserve">Sub-Strand Content</w:t>
+            </w:r>
+          </w:p>
+        </w:tc>
+        <w:tc>
+          <w:tcPr>
+            <w:tcW w:type="dxa" w:w="10680"/>
+            <w:shd w:fill="FFFFFF" w:color="auto" w:val="clear"/>
+            <w:tcMar>
+              <w:top w:type="dxa" w:w="60"/>
+              <w:left w:type="dxa" w:w="120"/>
+              <w:bottom w:type="dxa" w:w="60"/>
+              <w:right w:type="dxa" w:w="120"/>
+            </w:tcMar>
+            <w:vAlign w:val="top"/>
+          </w:tcPr>
+          <w:p>
+            <w:pPr>
+              <w:spacing w:after="30" w:before="0"/>
+              <w:ind w:left="360" w:hanging="180"/>
+              <w:jc w:val="left"/>
+            </w:pPr>
+            <w:r>
+              <w:rPr>
+                <w:rFonts w:ascii="Arial" w:cs="Arial" w:eastAsia="Arial" w:hAnsi="Arial"/>
+                <w:b w:val="false"/>
+                <w:bCs w:val="false"/>
+                <w:i w:val="false"/>
+                <w:iCs w:val="false"/>
+                <w:color w:val="000000"/>
+                <w:sz w:val="18"/>
+                <w:szCs w:val="18"/>
+              </w:rPr>
+              <w:t xml:space="preserve">–  Types of real numbers: natural numbers, integers, rational numbers, irrational numbers and their properties</w:t>
+            </w:r>
+          </w:p>
+          <w:p>
+            <w:pPr>
+              <w:spacing w:after="30" w:before="0"/>
+              <w:ind w:left="360" w:hanging="180"/>
+              <w:jc w:val="left"/>
+            </w:pPr>
+            <w:r>
+              <w:rPr>
+                <w:rFonts w:ascii="Arial" w:cs="Arial" w:eastAsia="Arial" w:hAnsi="Arial"/>
+                <w:b w:val="false"/>
+                <w:bCs w:val="false"/>
+                <w:i w:val="false"/>
+                <w:iCs w:val="false"/>
+                <w:color w:val="000000"/>
+                <w:sz w:val="18"/>
+                <w:szCs w:val="18"/>
+              </w:rPr>
+              <w:t xml:space="preserve">–  Number line representation of real numbers including placement of surds and irrational numbers</w:t>
+            </w:r>
+          </w:p>
+          <w:p>
+            <w:pPr>
+              <w:spacing w:after="30" w:before="0"/>
+              <w:ind w:left="360" w:hanging="180"/>
+              <w:jc w:val="left"/>
+            </w:pPr>
+            <w:r>
+              <w:rPr>
+                <w:rFonts w:ascii="Arial" w:cs="Arial" w:eastAsia="Arial" w:hAnsi="Arial"/>
+                <w:b w:val="false"/>
+                <w:bCs w:val="false"/>
+                <w:i w:val="false"/>
+                <w:iCs w:val="false"/>
+                <w:color w:val="000000"/>
+                <w:sz w:val="18"/>
+                <w:szCs w:val="18"/>
+              </w:rPr>
+              <w:t xml:space="preserve">–  Operations on real numbers: addition, subtraction, multiplication and division</w:t>
+            </w:r>
+          </w:p>
+          <w:p>
+            <w:pPr>
+              <w:spacing w:after="30" w:before="0"/>
+              <w:ind w:left="360" w:hanging="180"/>
+              <w:jc w:val="left"/>
+            </w:pPr>
+            <w:r>
+              <w:rPr>
+                <w:rFonts w:ascii="Arial" w:cs="Arial" w:eastAsia="Arial" w:hAnsi="Arial"/>
+                <w:b w:val="false"/>
+                <w:bCs w:val="false"/>
+                <w:i w:val="false"/>
+                <w:iCs w:val="false"/>
+                <w:color w:val="000000"/>
+                <w:sz w:val="18"/>
+                <w:szCs w:val="18"/>
+              </w:rPr>
+              <w:t xml:space="preserve">–  Order of operations (BODMAS/BIDMAS) applied to real numbers in multi-step computations</w:t>
+            </w:r>
+          </w:p>
+          <w:p>
+            <w:pPr>
+              <w:spacing w:after="30" w:before="0"/>
+              <w:ind w:left="360" w:hanging="180"/>
+              <w:jc w:val="left"/>
+            </w:pPr>
+            <w:r>
+              <w:rPr>
+                <w:rFonts w:ascii="Arial" w:cs="Arial" w:eastAsia="Arial" w:hAnsi="Arial"/>
+                <w:b w:val="false"/>
+                <w:bCs w:val="false"/>
+                <w:i w:val="false"/>
+                <w:iCs w:val="false"/>
+                <w:color w:val="000000"/>
+                <w:sz w:val="18"/>
+                <w:szCs w:val="18"/>
+              </w:rPr>
+              <w:t xml:space="preserve">–  Absolute value of real numbers and its applications in real-life contexts</w:t>
+            </w:r>
+          </w:p>
+          <w:p>
+            <w:pPr>
+              <w:spacing w:after="30" w:before="0"/>
+              <w:ind w:left="360" w:hanging="180"/>
+              <w:jc w:val="left"/>
+            </w:pPr>
+            <w:r>
+              <w:rPr>
+                <w:rFonts w:ascii="Arial" w:cs="Arial" w:eastAsia="Arial" w:hAnsi="Arial"/>
+                <w:b w:val="false"/>
+                <w:bCs w:val="false"/>
+                <w:i w:val="false"/>
+                <w:iCs w:val="false"/>
+                <w:color w:val="000000"/>
+                <w:sz w:val="18"/>
+                <w:szCs w:val="18"/>
+              </w:rPr>
+              <w:t xml:space="preserve">–  Reciprocals of real numbers and their use in mathematical computations</w:t>
+            </w:r>
+          </w:p>
+          <w:p>
+            <w:pPr>
+              <w:spacing w:after="30" w:before="0"/>
+              <w:ind w:left="360" w:hanging="180"/>
+              <w:jc w:val="left"/>
+            </w:pPr>
+            <w:r>
+              <w:rPr>
+                <w:rFonts w:ascii="Arial" w:cs="Arial" w:eastAsia="Arial" w:hAnsi="Arial"/>
+                <w:b w:val="false"/>
+                <w:bCs w:val="false"/>
+                <w:i w:val="false"/>
+                <w:iCs w:val="false"/>
+                <w:color w:val="000000"/>
+                <w:sz w:val="18"/>
+                <w:szCs w:val="18"/>
+              </w:rPr>
+              <w:t xml:space="preserve">–  Conversion between fractions, decimals and percentages within the real number system</w:t>
+            </w:r>
+          </w:p>
+          <w:p>
+            <w:pPr>
+              <w:spacing w:after="30" w:before="0"/>
+              <w:ind w:left="360" w:hanging="180"/>
+              <w:jc w:val="left"/>
+            </w:pPr>
+            <w:r>
+              <w:rPr>
+                <w:rFonts w:ascii="Arial" w:cs="Arial" w:eastAsia="Arial" w:hAnsi="Arial"/>
+                <w:b w:val="false"/>
+                <w:bCs w:val="false"/>
+                <w:i w:val="false"/>
+                <w:iCs w:val="false"/>
+                <w:color w:val="000000"/>
+                <w:sz w:val="18"/>
+                <w:szCs w:val="18"/>
+              </w:rPr>
+              <w:t xml:space="preserve">–  Approximation and estimation: rounding off, significant figures and decimal places</w:t>
+            </w:r>
+          </w:p>
+          <w:p>
+            <w:pPr>
+              <w:spacing w:after="30" w:before="0"/>
+              <w:ind w:left="360" w:hanging="180"/>
+              <w:jc w:val="left"/>
+            </w:pPr>
+            <w:r>
+              <w:rPr>
+                <w:rFonts w:ascii="Arial" w:cs="Arial" w:eastAsia="Arial" w:hAnsi="Arial"/>
+                <w:b w:val="false"/>
+                <w:bCs w:val="false"/>
+                <w:i w:val="false"/>
+                <w:iCs w:val="false"/>
+                <w:color w:val="000000"/>
+                <w:sz w:val="18"/>
+                <w:szCs w:val="18"/>
+              </w:rPr>
+              <w:t xml:space="preserve">–  Application of real numbers to real-life situations (e.g., temperatures in Nairobi, distances in the Rift Valley, market prices in Gikomba)</w:t>
+            </w:r>
+          </w:p>
+        </w:tc>
+      </w:tr>
+      <w:tr>
+        <w:tc>
+          <w:tcPr>
+            <w:tcW w:type="dxa" w:w="3000"/>
+            <w:shd w:fill="D5E8F0" w:color="auto" w:val="clear"/>
+            <w:tcMar>
+              <w:top w:type="dxa" w:w="60"/>
+              <w:left w:type="dxa" w:w="120"/>
+              <w:bottom w:type="dxa" w:w="60"/>
+              <w:right w:type="dxa" w:w="120"/>
+            </w:tcMar>
+            <w:vAlign w:val="top"/>
+          </w:tcPr>
+          <w:p>
+            <w:pPr>
+              <w:spacing w:after="40" w:before="0"/>
+              <w:jc w:val="left"/>
+            </w:pPr>
+            <w:r>
+              <w:rPr>
+                <w:rFonts w:ascii="Arial" w:cs="Arial" w:eastAsia="Arial" w:hAnsi="Arial"/>
+                <w:b/>
+                <w:bCs/>
+                <w:i w:val="false"/>
+                <w:iCs w:val="false"/>
+                <w:color w:val="000000"/>
+                <w:sz w:val="18"/>
+                <w:szCs w:val="18"/>
+              </w:rPr>
+              <w:t xml:space="preserve">Learning Outcomes</w:t>
+            </w:r>
+          </w:p>
+        </w:tc>
+        <w:tc>
+          <w:tcPr>
+            <w:tcW w:type="dxa" w:w="10680"/>
+            <w:shd w:fill="FFFFFF" w:color="auto" w:val="clear"/>
+            <w:tcMar>
+              <w:top w:type="dxa" w:w="60"/>
+              <w:left w:type="dxa" w:w="120"/>
+              <w:bottom w:type="dxa" w:w="60"/>
+              <w:right w:type="dxa" w:w="120"/>
+            </w:tcMar>
+            <w:vAlign w:val="top"/>
+          </w:tcPr>
+          <w:p>
+            <w:pPr>
+              <w:spacing w:after="40" w:before="0"/>
+              <w:jc w:val="left"/>
+            </w:pPr>
+            <w:r>
+              <w:rPr>
+                <w:rFonts w:ascii="Arial" w:cs="Arial" w:eastAsia="Arial" w:hAnsi="Arial"/>
+                <w:b w:val="false"/>
+                <w:bCs w:val="false"/>
+                <w:i w:val="false"/>
+                <w:iCs w:val="false"/>
+                <w:color w:val="000000"/>
+                <w:sz w:val="18"/>
+                <w:szCs w:val="18"/>
+              </w:rPr>
+              <w:t xml:space="preserve">By the end of the sub-strand, the learner should be able to:</w:t>
+            </w:r>
+          </w:p>
+          <w:p>
+            <w:pPr>
+              <w:spacing w:after="40" w:before="0"/>
+              <w:jc w:val="left"/>
+            </w:pPr>
+            <w:r>
+              <w:rPr>
+                <w:rFonts w:ascii="Arial" w:cs="Arial" w:eastAsia="Arial" w:hAnsi="Arial"/>
+                <w:b w:val="false"/>
+                <w:bCs w:val="false"/>
+                <w:i w:val="false"/>
+                <w:iCs w:val="false"/>
+                <w:color w:val="000000"/>
+                <w:sz w:val="18"/>
+                <w:szCs w:val="18"/>
+              </w:rPr>
+              <w:t xml:space="preserve">a) classify and describe types of real numbers and their properties,</w:t>
+            </w:r>
+          </w:p>
+          <w:p>
+            <w:pPr>
+              <w:spacing w:after="40" w:before="0"/>
+              <w:jc w:val="left"/>
+            </w:pPr>
+            <w:r>
+              <w:rPr>
+                <w:rFonts w:ascii="Arial" w:cs="Arial" w:eastAsia="Arial" w:hAnsi="Arial"/>
+                <w:b w:val="false"/>
+                <w:bCs w:val="false"/>
+                <w:i w:val="false"/>
+                <w:iCs w:val="false"/>
+                <w:color w:val="000000"/>
+                <w:sz w:val="18"/>
+                <w:szCs w:val="18"/>
+              </w:rPr>
+              <w:t xml:space="preserve">b) represent real numbers on a number line,</w:t>
+            </w:r>
+          </w:p>
+          <w:p>
+            <w:pPr>
+              <w:spacing w:after="40" w:before="0"/>
+              <w:jc w:val="left"/>
+            </w:pPr>
+            <w:r>
+              <w:rPr>
+                <w:rFonts w:ascii="Arial" w:cs="Arial" w:eastAsia="Arial" w:hAnsi="Arial"/>
+                <w:b w:val="false"/>
+                <w:bCs w:val="false"/>
+                <w:i w:val="false"/>
+                <w:iCs w:val="false"/>
+                <w:color w:val="000000"/>
+                <w:sz w:val="18"/>
+                <w:szCs w:val="18"/>
+              </w:rPr>
+              <w:t xml:space="preserve">c) perform operations on real numbers accurately,</w:t>
+            </w:r>
+          </w:p>
+          <w:p>
+            <w:pPr>
+              <w:spacing w:after="40" w:before="0"/>
+              <w:jc w:val="left"/>
+            </w:pPr>
+            <w:r>
+              <w:rPr>
+                <w:rFonts w:ascii="Arial" w:cs="Arial" w:eastAsia="Arial" w:hAnsi="Arial"/>
+                <w:b w:val="false"/>
+                <w:bCs w:val="false"/>
+                <w:i w:val="false"/>
+                <w:iCs w:val="false"/>
+                <w:color w:val="000000"/>
+                <w:sz w:val="18"/>
+                <w:szCs w:val="18"/>
+              </w:rPr>
+              <w:t xml:space="preserve">d) determine the absolute value of real numbers and apply it in mathematical computations,</w:t>
+            </w:r>
+          </w:p>
+          <w:p>
+            <w:pPr>
+              <w:spacing w:after="40" w:before="0"/>
+              <w:jc w:val="left"/>
+            </w:pPr>
+            <w:r>
+              <w:rPr>
+                <w:rFonts w:ascii="Arial" w:cs="Arial" w:eastAsia="Arial" w:hAnsi="Arial"/>
+                <w:b w:val="false"/>
+                <w:bCs w:val="false"/>
+                <w:i w:val="false"/>
+                <w:iCs w:val="false"/>
+                <w:color w:val="000000"/>
+                <w:sz w:val="18"/>
+                <w:szCs w:val="18"/>
+              </w:rPr>
+              <w:t xml:space="preserve">e) determine the reciprocal of real numbers and accurately apply the reciprocal of real numbers in mathematical computations,</w:t>
+            </w:r>
+          </w:p>
+          <w:p>
+            <w:pPr>
+              <w:spacing w:after="40" w:before="0"/>
+              <w:jc w:val="left"/>
+            </w:pPr>
+            <w:r>
+              <w:rPr>
+                <w:rFonts w:ascii="Arial" w:cs="Arial" w:eastAsia="Arial" w:hAnsi="Arial"/>
+                <w:b w:val="false"/>
+                <w:bCs w:val="false"/>
+                <w:i w:val="false"/>
+                <w:iCs w:val="false"/>
+                <w:color w:val="000000"/>
+                <w:sz w:val="18"/>
+                <w:szCs w:val="18"/>
+              </w:rPr>
+              <w:t xml:space="preserve">f) apply approximation and estimation skills (rounding off, significant figures, decimal places) in real-life contexts,</w:t>
+            </w:r>
+          </w:p>
+          <w:p>
+            <w:pPr>
+              <w:spacing w:after="40" w:before="0"/>
+              <w:jc w:val="left"/>
+            </w:pPr>
+            <w:r>
+              <w:rPr>
+                <w:rFonts w:ascii="Arial" w:cs="Arial" w:eastAsia="Arial" w:hAnsi="Arial"/>
+                <w:b w:val="false"/>
+                <w:bCs w:val="false"/>
+                <w:i w:val="false"/>
+                <w:iCs w:val="false"/>
+                <w:color w:val="000000"/>
+                <w:sz w:val="18"/>
+                <w:szCs w:val="18"/>
+              </w:rPr>
+              <w:t xml:space="preserve">g) apply real numbers in solving real-life mathematical problems,</w:t>
+            </w:r>
+          </w:p>
+          <w:p>
+            <w:pPr>
+              <w:spacing w:after="40" w:before="0"/>
+              <w:jc w:val="left"/>
+            </w:pPr>
+            <w:r>
+              <w:rPr>
+                <w:rFonts w:ascii="Arial" w:cs="Arial" w:eastAsia="Arial" w:hAnsi="Arial"/>
+                <w:b w:val="false"/>
+                <w:bCs w:val="false"/>
+                <w:i w:val="false"/>
+                <w:iCs w:val="false"/>
+                <w:color w:val="000000"/>
+                <w:sz w:val="18"/>
+                <w:szCs w:val="18"/>
+              </w:rPr>
+              <w:t xml:space="preserve">h) appreciate the use of real numbers in day-to-day life situations.</w:t>
+            </w:r>
+          </w:p>
+        </w:tc>
+      </w:tr>
+      <w:tr>
+        <w:tc>
+          <w:tcPr>
+            <w:tcW w:type="dxa" w:w="3000"/>
+            <w:shd w:fill="D5E8F0" w:color="auto" w:val="clear"/>
+            <w:tcMar>
+              <w:top w:type="dxa" w:w="60"/>
+              <w:left w:type="dxa" w:w="120"/>
+              <w:bottom w:type="dxa" w:w="60"/>
+              <w:right w:type="dxa" w:w="120"/>
+            </w:tcMar>
+            <w:vAlign w:val="top"/>
+          </w:tcPr>
+          <w:p>
+            <w:pPr>
+              <w:spacing w:after="40" w:before="0"/>
+              <w:jc w:val="left"/>
+            </w:pPr>
+            <w:r>
+              <w:rPr>
+                <w:rFonts w:ascii="Arial" w:cs="Arial" w:eastAsia="Arial" w:hAnsi="Arial"/>
+                <w:b/>
+                <w:bCs/>
+                <w:i w:val="false"/>
+                <w:iCs w:val="false"/>
+                <w:color w:val="000000"/>
+                <w:sz w:val="18"/>
+                <w:szCs w:val="18"/>
+              </w:rPr>
+              <w:t xml:space="preserve">Core Competencies</w:t>
+            </w:r>
+          </w:p>
+        </w:tc>
+        <w:tc>
+          <w:tcPr>
+            <w:tcW w:type="dxa" w:w="10680"/>
+            <w:shd w:fill="FFFFFF" w:color="auto" w:val="clear"/>
+            <w:tcMar>
+              <w:top w:type="dxa" w:w="60"/>
+              <w:left w:type="dxa" w:w="120"/>
+              <w:bottom w:type="dxa" w:w="60"/>
+              <w:right w:type="dxa" w:w="120"/>
+            </w:tcMar>
+            <w:vAlign w:val="top"/>
+          </w:tcPr>
+          <w:p>
+            <w:pPr>
+              <w:spacing w:after="30" w:before="0"/>
+              <w:ind w:left="360" w:hanging="180"/>
+              <w:jc w:val="left"/>
+            </w:pPr>
+            <w:r>
+              <w:rPr>
+                <w:rFonts w:ascii="Arial" w:cs="Arial" w:eastAsia="Arial" w:hAnsi="Arial"/>
+                <w:b w:val="false"/>
+                <w:bCs w:val="false"/>
+                <w:i w:val="false"/>
+                <w:iCs w:val="false"/>
+                <w:color w:val="000000"/>
+                <w:sz w:val="18"/>
+                <w:szCs w:val="18"/>
+              </w:rPr>
+              <w:t xml:space="preserve">–  Communication and Collaboration: the learner discusses and justifies the classification of numbers encountered in everyday Kenyan contexts — such as market prices at Gikomba market or temperatures recorded at Wilson Airport — working in pairs and groups to share reasoning about the real number system.</w:t>
+            </w:r>
+          </w:p>
+          <w:p>
+            <w:pPr>
+              <w:spacing w:after="30" w:before="0"/>
+              <w:ind w:left="360" w:hanging="180"/>
+              <w:jc w:val="left"/>
+            </w:pPr>
+            <w:r>
+              <w:rPr>
+                <w:rFonts w:ascii="Arial" w:cs="Arial" w:eastAsia="Arial" w:hAnsi="Arial"/>
+                <w:b w:val="false"/>
+                <w:bCs w:val="false"/>
+                <w:i w:val="false"/>
+                <w:iCs w:val="false"/>
+                <w:color w:val="000000"/>
+                <w:sz w:val="18"/>
+                <w:szCs w:val="18"/>
+              </w:rPr>
+              <w:t xml:space="preserve">–  Critical Thinking and Problem Solving: the learner evaluates, compares and operates on real numbers to solve multi-step problems drawn from real-life situations such as calculating distances between Nairobi and Mombasa or working out fair-price divisions of maize harvests in the Rift Valley.</w:t>
+            </w:r>
+          </w:p>
+          <w:p>
+            <w:pPr>
+              <w:spacing w:after="30" w:before="0"/>
+              <w:ind w:left="360" w:hanging="180"/>
+              <w:jc w:val="left"/>
+            </w:pPr>
+            <w:r>
+              <w:rPr>
+                <w:rFonts w:ascii="Arial" w:cs="Arial" w:eastAsia="Arial" w:hAnsi="Arial"/>
+                <w:b w:val="false"/>
+                <w:bCs w:val="false"/>
+                <w:i w:val="false"/>
+                <w:iCs w:val="false"/>
+                <w:color w:val="000000"/>
+                <w:sz w:val="18"/>
+                <w:szCs w:val="18"/>
+              </w:rPr>
+              <w:t xml:space="preserve">–  Self-Efficacy: the learner develops confidence in computing with real numbers — including reciprocals, absolute values and approximations — by tackling increasingly complex tasks and reflecting on their own accuracy and strategies.</w:t>
+            </w:r>
+          </w:p>
+          <w:p>
+            <w:pPr>
+              <w:spacing w:after="30" w:before="0"/>
+              <w:ind w:left="360" w:hanging="180"/>
+              <w:jc w:val="left"/>
+            </w:pPr>
+            <w:r>
+              <w:rPr>
+                <w:rFonts w:ascii="Arial" w:cs="Arial" w:eastAsia="Arial" w:hAnsi="Arial"/>
+                <w:b w:val="false"/>
+                <w:bCs w:val="false"/>
+                <w:i w:val="false"/>
+                <w:iCs w:val="false"/>
+                <w:color w:val="000000"/>
+                <w:sz w:val="18"/>
+                <w:szCs w:val="18"/>
+              </w:rPr>
+              <w:t xml:space="preserve">–  Digital Literacy: the learner uses calculators and, where available, digital devices to verify computations involving real numbers, significant figures and reciprocals, and to explore number patterns.</w:t>
+            </w:r>
+          </w:p>
+        </w:tc>
+      </w:tr>
+      <w:tr>
+        <w:tc>
+          <w:tcPr>
+            <w:tcW w:type="dxa" w:w="3000"/>
+            <w:shd w:fill="E2EFDA" w:color="auto" w:val="clear"/>
+            <w:tcMar>
+              <w:top w:type="dxa" w:w="60"/>
+              <w:left w:type="dxa" w:w="120"/>
+              <w:bottom w:type="dxa" w:w="60"/>
+              <w:right w:type="dxa" w:w="120"/>
+            </w:tcMar>
+            <w:vAlign w:val="top"/>
+          </w:tcPr>
+          <w:p>
+            <w:pPr>
+              <w:spacing w:after="40" w:before="0"/>
+              <w:jc w:val="left"/>
+            </w:pPr>
+            <w:r>
+              <w:rPr>
+                <w:rFonts w:ascii="Arial" w:cs="Arial" w:eastAsia="Arial" w:hAnsi="Arial"/>
+                <w:b/>
+                <w:bCs/>
+                <w:i w:val="false"/>
+                <w:iCs w:val="false"/>
+                <w:color w:val="000000"/>
+                <w:sz w:val="18"/>
+                <w:szCs w:val="18"/>
+              </w:rPr>
+              <w:t xml:space="preserve">Core Values</w:t>
+            </w:r>
+          </w:p>
+        </w:tc>
+        <w:tc>
+          <w:tcPr>
+            <w:tcW w:type="dxa" w:w="10680"/>
+            <w:shd w:fill="FFFFFF" w:color="auto" w:val="clear"/>
+            <w:tcMar>
+              <w:top w:type="dxa" w:w="60"/>
+              <w:left w:type="dxa" w:w="120"/>
+              <w:bottom w:type="dxa" w:w="60"/>
+              <w:right w:type="dxa" w:w="120"/>
+            </w:tcMar>
+            <w:vAlign w:val="top"/>
+          </w:tcPr>
+          <w:p>
+            <w:pPr>
+              <w:spacing w:after="30" w:before="0"/>
+              <w:ind w:left="360" w:hanging="180"/>
+              <w:jc w:val="left"/>
+            </w:pPr>
+            <w:r>
+              <w:rPr>
+                <w:rFonts w:ascii="Arial" w:cs="Arial" w:eastAsia="Arial" w:hAnsi="Arial"/>
+                <w:b w:val="false"/>
+                <w:bCs w:val="false"/>
+                <w:i w:val="false"/>
+                <w:iCs w:val="false"/>
+                <w:color w:val="000000"/>
+                <w:sz w:val="18"/>
+                <w:szCs w:val="18"/>
+              </w:rPr>
+              <w:t xml:space="preserve">–  Integrity: the learner records and reports computations — such as approximated measurements or market calculations — accurately and honestly, without manipulating results.</w:t>
+            </w:r>
+          </w:p>
+          <w:p>
+            <w:pPr>
+              <w:spacing w:after="30" w:before="0"/>
+              <w:ind w:left="360" w:hanging="180"/>
+              <w:jc w:val="left"/>
+            </w:pPr>
+            <w:r>
+              <w:rPr>
+                <w:rFonts w:ascii="Arial" w:cs="Arial" w:eastAsia="Arial" w:hAnsi="Arial"/>
+                <w:b w:val="false"/>
+                <w:bCs w:val="false"/>
+                <w:i w:val="false"/>
+                <w:iCs w:val="false"/>
+                <w:color w:val="000000"/>
+                <w:sz w:val="18"/>
+                <w:szCs w:val="18"/>
+              </w:rPr>
+              <w:t xml:space="preserve">–  Responsibility: the learner takes ownership of their mathematical reasoning, carefully checking operations on real numbers and acknowledging errors during peer-review activities.</w:t>
+            </w:r>
+          </w:p>
+          <w:p>
+            <w:pPr>
+              <w:spacing w:after="30" w:before="0"/>
+              <w:ind w:left="360" w:hanging="180"/>
+              <w:jc w:val="left"/>
+            </w:pPr>
+            <w:r>
+              <w:rPr>
+                <w:rFonts w:ascii="Arial" w:cs="Arial" w:eastAsia="Arial" w:hAnsi="Arial"/>
+                <w:b w:val="false"/>
+                <w:bCs w:val="false"/>
+                <w:i w:val="false"/>
+                <w:iCs w:val="false"/>
+                <w:color w:val="000000"/>
+                <w:sz w:val="18"/>
+                <w:szCs w:val="18"/>
+              </w:rPr>
+              <w:t xml:space="preserve">–  Unity: the learner collaborates respectfully with peers from diverse backgrounds during group classification and computation tasks, valuing each member's contribution to problem solving.</w:t>
+            </w:r>
+          </w:p>
+          <w:p>
+            <w:pPr>
+              <w:spacing w:after="30" w:before="0"/>
+              <w:ind w:left="360" w:hanging="180"/>
+              <w:jc w:val="left"/>
+            </w:pPr>
+            <w:r>
+              <w:rPr>
+                <w:rFonts w:ascii="Arial" w:cs="Arial" w:eastAsia="Arial" w:hAnsi="Arial"/>
+                <w:b w:val="false"/>
+                <w:bCs w:val="false"/>
+                <w:i w:val="false"/>
+                <w:iCs w:val="false"/>
+                <w:color w:val="000000"/>
+                <w:sz w:val="18"/>
+                <w:szCs w:val="18"/>
+              </w:rPr>
+              <w:t xml:space="preserve">–  Love: the learner shows care for fellow learners by offering support and explanation when peers struggle with concepts such as identifying irrational numbers or applying BODMAS to real numbers.</w:t>
+            </w:r>
+          </w:p>
+        </w:tc>
+      </w:tr>
+      <w:tr>
+        <w:tc>
+          <w:tcPr>
+            <w:tcW w:type="dxa" w:w="3000"/>
+            <w:shd w:fill="D5E8F0" w:color="auto" w:val="clear"/>
+            <w:tcMar>
+              <w:top w:type="dxa" w:w="60"/>
+              <w:left w:type="dxa" w:w="120"/>
+              <w:bottom w:type="dxa" w:w="60"/>
+              <w:right w:type="dxa" w:w="120"/>
+            </w:tcMar>
+            <w:vAlign w:val="top"/>
+          </w:tcPr>
+          <w:p>
+            <w:pPr>
+              <w:spacing w:after="40" w:before="0"/>
+              <w:jc w:val="left"/>
+            </w:pPr>
+            <w:r>
+              <w:rPr>
+                <w:rFonts w:ascii="Arial" w:cs="Arial" w:eastAsia="Arial" w:hAnsi="Arial"/>
+                <w:b/>
+                <w:bCs/>
+                <w:i w:val="false"/>
+                <w:iCs w:val="false"/>
+                <w:color w:val="000000"/>
+                <w:sz w:val="18"/>
+                <w:szCs w:val="18"/>
+              </w:rPr>
+              <w:t xml:space="preserve">Science &amp; Engineering Practices</w:t>
+            </w:r>
+          </w:p>
+        </w:tc>
+        <w:tc>
+          <w:tcPr>
+            <w:tcW w:type="dxa" w:w="10680"/>
+            <w:shd w:fill="FFFFFF" w:color="auto" w:val="clear"/>
+            <w:tcMar>
+              <w:top w:type="dxa" w:w="60"/>
+              <w:left w:type="dxa" w:w="120"/>
+              <w:bottom w:type="dxa" w:w="60"/>
+              <w:right w:type="dxa" w:w="120"/>
+            </w:tcMar>
+            <w:vAlign w:val="top"/>
+          </w:tcPr>
+          <w:p>
+            <w:pPr>
+              <w:spacing w:after="30" w:before="0"/>
+              <w:ind w:left="360" w:hanging="180"/>
+              <w:jc w:val="left"/>
+            </w:pPr>
+            <w:r>
+              <w:rPr>
+                <w:rFonts w:ascii="Arial" w:cs="Arial" w:eastAsia="Arial" w:hAnsi="Arial"/>
+                <w:b w:val="false"/>
+                <w:bCs w:val="false"/>
+                <w:i w:val="false"/>
+                <w:iCs w:val="false"/>
+                <w:color w:val="000000"/>
+                <w:sz w:val="18"/>
+                <w:szCs w:val="18"/>
+              </w:rPr>
+              <w:t xml:space="preserve">–  Asking Questions and Defining Problems: the learner poses questions about why certain numbers (e.g., √2, π) cannot be expressed as exact fractions, driving inquiry into the structure of the real number system.</w:t>
+            </w:r>
+          </w:p>
+          <w:p>
+            <w:pPr>
+              <w:spacing w:after="30" w:before="0"/>
+              <w:ind w:left="360" w:hanging="180"/>
+              <w:jc w:val="left"/>
+            </w:pPr>
+            <w:r>
+              <w:rPr>
+                <w:rFonts w:ascii="Arial" w:cs="Arial" w:eastAsia="Arial" w:hAnsi="Arial"/>
+                <w:b w:val="false"/>
+                <w:bCs w:val="false"/>
+                <w:i w:val="false"/>
+                <w:iCs w:val="false"/>
+                <w:color w:val="000000"/>
+                <w:sz w:val="18"/>
+                <w:szCs w:val="18"/>
+              </w:rPr>
+              <w:t xml:space="preserve">–  Using Mathematics and Computational Thinking: the learner applies order of operations, absolute value rules and reciprocal relationships to solve multi-step real-world problems, mirroring the systematic reasoning used in scientific and engineering contexts.</w:t>
+            </w:r>
+          </w:p>
+          <w:p>
+            <w:pPr>
+              <w:spacing w:after="30" w:before="0"/>
+              <w:ind w:left="360" w:hanging="180"/>
+              <w:jc w:val="left"/>
+            </w:pPr>
+            <w:r>
+              <w:rPr>
+                <w:rFonts w:ascii="Arial" w:cs="Arial" w:eastAsia="Arial" w:hAnsi="Arial"/>
+                <w:b w:val="false"/>
+                <w:bCs w:val="false"/>
+                <w:i w:val="false"/>
+                <w:iCs w:val="false"/>
+                <w:color w:val="000000"/>
+                <w:sz w:val="18"/>
+                <w:szCs w:val="18"/>
+              </w:rPr>
+              <w:t xml:space="preserve">–  Analysing and Interpreting Data: the learner interprets numerical data from Kenyan real-life contexts (e.g., rainfall figures from the Kenya Meteorological Department, population data, commodity prices) by classifying, approximating and operating on the values using properties of real numbers.</w:t>
+            </w:r>
+          </w:p>
+          <w:p>
+            <w:pPr>
+              <w:spacing w:after="30" w:before="0"/>
+              <w:ind w:left="360" w:hanging="180"/>
+              <w:jc w:val="left"/>
+            </w:pPr>
+            <w:r>
+              <w:rPr>
+                <w:rFonts w:ascii="Arial" w:cs="Arial" w:eastAsia="Arial" w:hAnsi="Arial"/>
+                <w:b w:val="false"/>
+                <w:bCs w:val="false"/>
+                <w:i w:val="false"/>
+                <w:iCs w:val="false"/>
+                <w:color w:val="000000"/>
+                <w:sz w:val="18"/>
+                <w:szCs w:val="18"/>
+              </w:rPr>
+              <w:t xml:space="preserve">–  Constructing Explanations: the learner constructs clear written and verbal explanations of why a number belongs to a particular subset of the real number system, using evidence from the number line and computation results.</w:t>
+            </w:r>
+          </w:p>
+        </w:tc>
+      </w:tr>
+      <w:tr>
+        <w:tc>
+          <w:tcPr>
+            <w:tcW w:type="dxa" w:w="3000"/>
+            <w:shd w:fill="FCE4D6" w:color="auto" w:val="clear"/>
+            <w:tcMar>
+              <w:top w:type="dxa" w:w="60"/>
+              <w:left w:type="dxa" w:w="120"/>
+              <w:bottom w:type="dxa" w:w="60"/>
+              <w:right w:type="dxa" w:w="120"/>
+            </w:tcMar>
+            <w:vAlign w:val="top"/>
+          </w:tcPr>
+          <w:p>
+            <w:pPr>
+              <w:spacing w:after="40" w:before="0"/>
+              <w:jc w:val="left"/>
+            </w:pPr>
+            <w:r>
+              <w:rPr>
+                <w:rFonts w:ascii="Arial" w:cs="Arial" w:eastAsia="Arial" w:hAnsi="Arial"/>
+                <w:b/>
+                <w:bCs/>
+                <w:i w:val="false"/>
+                <w:iCs w:val="false"/>
+                <w:color w:val="000000"/>
+                <w:sz w:val="18"/>
+                <w:szCs w:val="18"/>
+              </w:rPr>
+              <w:t xml:space="preserve">Pertinent &amp; Contemporary Issues (PCIs)</w:t>
+            </w:r>
+          </w:p>
+        </w:tc>
+        <w:tc>
+          <w:tcPr>
+            <w:tcW w:type="dxa" w:w="10680"/>
+            <w:shd w:fill="FFFFFF" w:color="auto" w:val="clear"/>
+            <w:tcMar>
+              <w:top w:type="dxa" w:w="60"/>
+              <w:left w:type="dxa" w:w="120"/>
+              <w:bottom w:type="dxa" w:w="60"/>
+              <w:right w:type="dxa" w:w="120"/>
+            </w:tcMar>
+            <w:vAlign w:val="top"/>
+          </w:tcPr>
+          <w:p>
+            <w:pPr>
+              <w:spacing w:after="30" w:before="0"/>
+              <w:ind w:left="360" w:hanging="180"/>
+              <w:jc w:val="left"/>
+            </w:pPr>
+            <w:r>
+              <w:rPr>
+                <w:rFonts w:ascii="Arial" w:cs="Arial" w:eastAsia="Arial" w:hAnsi="Arial"/>
+                <w:b w:val="false"/>
+                <w:bCs w:val="false"/>
+                <w:i w:val="false"/>
+                <w:iCs w:val="false"/>
+                <w:color w:val="000000"/>
+                <w:sz w:val="18"/>
+                <w:szCs w:val="18"/>
+              </w:rPr>
+              <w:t xml:space="preserve">–  Financial Literacy: the learner applies operations on real numbers — including reciprocals, percentages and approximations — to real-life financial contexts such as calculating unit prices of unga (maize flour) or sukuma wiki at a Nairobi market, making change, and estimating household budgets, thereby building practical money-management skills.</w:t>
+            </w:r>
+          </w:p>
+          <w:p>
+            <w:pPr>
+              <w:spacing w:after="30" w:before="0"/>
+              <w:ind w:left="360" w:hanging="180"/>
+              <w:jc w:val="left"/>
+            </w:pPr>
+            <w:r>
+              <w:rPr>
+                <w:rFonts w:ascii="Arial" w:cs="Arial" w:eastAsia="Arial" w:hAnsi="Arial"/>
+                <w:b w:val="false"/>
+                <w:bCs w:val="false"/>
+                <w:i w:val="false"/>
+                <w:iCs w:val="false"/>
+                <w:color w:val="000000"/>
+                <w:sz w:val="18"/>
+                <w:szCs w:val="18"/>
+              </w:rPr>
+              <w:t xml:space="preserve">–  Education for Sustainable Development (Environmental Education): the learner uses real-number computations to engage with environmental data, for example approximating distances for tree-planting initiatives in Karura Forest or calculating ratios of land use in the Rift Valley, linking mathematics to sustainability.</w:t>
+            </w:r>
+          </w:p>
+          <w:p>
+            <w:pPr>
+              <w:spacing w:after="30" w:before="0"/>
+              <w:ind w:left="360" w:hanging="180"/>
+              <w:jc w:val="left"/>
+            </w:pPr>
+            <w:r>
+              <w:rPr>
+                <w:rFonts w:ascii="Arial" w:cs="Arial" w:eastAsia="Arial" w:hAnsi="Arial"/>
+                <w:b w:val="false"/>
+                <w:bCs w:val="false"/>
+                <w:i w:val="false"/>
+                <w:iCs w:val="false"/>
+                <w:color w:val="000000"/>
+                <w:sz w:val="18"/>
+                <w:szCs w:val="18"/>
+              </w:rPr>
+              <w:t xml:space="preserve">–  Life Skills (Decision Making): the learner applies estimation and approximation skills to make informed everyday decisions — such as determining whether a quoted price at the duka is a fair approximation or whether a measured quantity of githeri ingredients is within an acceptable range.</w:t>
+            </w:r>
+          </w:p>
+          <w:p>
+            <w:pPr>
+              <w:spacing w:after="30" w:before="0"/>
+              <w:ind w:left="360" w:hanging="180"/>
+              <w:jc w:val="left"/>
+            </w:pPr>
+            <w:r>
+              <w:rPr>
+                <w:rFonts w:ascii="Arial" w:cs="Arial" w:eastAsia="Arial" w:hAnsi="Arial"/>
+                <w:b w:val="false"/>
+                <w:bCs w:val="false"/>
+                <w:i w:val="false"/>
+                <w:iCs w:val="false"/>
+                <w:color w:val="000000"/>
+                <w:sz w:val="18"/>
+                <w:szCs w:val="18"/>
+              </w:rPr>
+              <w:t xml:space="preserve">–  Social Cohesion: the learner works collaboratively in diverse groups to classify numbers and solve real-life problems, fostering mutual respect and appreciation across different community backgrounds.</w:t>
+            </w:r>
+          </w:p>
+        </w:tc>
+      </w:tr>
+      <w:tr>
+        <w:tc>
+          <w:tcPr>
+            <w:tcW w:type="dxa" w:w="3000"/>
+            <w:shd w:fill="D9EEF1" w:color="auto" w:val="clear"/>
+            <w:tcMar>
+              <w:top w:type="dxa" w:w="60"/>
+              <w:left w:type="dxa" w:w="120"/>
+              <w:bottom w:type="dxa" w:w="60"/>
+              <w:right w:type="dxa" w:w="120"/>
+            </w:tcMar>
+            <w:vAlign w:val="top"/>
+          </w:tcPr>
+          <w:p>
+            <w:pPr>
+              <w:spacing w:after="40" w:before="0"/>
+              <w:jc w:val="left"/>
+            </w:pPr>
+            <w:r>
+              <w:rPr>
+                <w:rFonts w:ascii="Arial" w:cs="Arial" w:eastAsia="Arial" w:hAnsi="Arial"/>
+                <w:b/>
+                <w:bCs/>
+                <w:i w:val="false"/>
+                <w:iCs w:val="false"/>
+                <w:color w:val="000000"/>
+                <w:sz w:val="18"/>
+                <w:szCs w:val="18"/>
+              </w:rPr>
+              <w:t xml:space="preserve">Career Connections</w:t>
+            </w:r>
+          </w:p>
+        </w:tc>
+        <w:tc>
+          <w:tcPr>
+            <w:tcW w:type="dxa" w:w="10680"/>
+            <w:shd w:fill="FFFFFF" w:color="auto" w:val="clear"/>
+            <w:tcMar>
+              <w:top w:type="dxa" w:w="60"/>
+              <w:left w:type="dxa" w:w="120"/>
+              <w:bottom w:type="dxa" w:w="60"/>
+              <w:right w:type="dxa" w:w="120"/>
+            </w:tcMar>
+            <w:vAlign w:val="top"/>
+          </w:tcPr>
+          <w:p>
+            <w:pPr>
+              <w:spacing w:after="30" w:before="0"/>
+              <w:ind w:left="360" w:hanging="180"/>
+              <w:jc w:val="left"/>
+            </w:pPr>
+            <w:r>
+              <w:rPr>
+                <w:rFonts w:ascii="Arial" w:cs="Arial" w:eastAsia="Arial" w:hAnsi="Arial"/>
+                <w:b w:val="false"/>
+                <w:bCs w:val="false"/>
+                <w:i w:val="false"/>
+                <w:iCs w:val="false"/>
+                <w:color w:val="000000"/>
+                <w:sz w:val="18"/>
+                <w:szCs w:val="18"/>
+              </w:rPr>
+              <w:t xml:space="preserve">–  Engineering and Architecture: engineers working on infrastructure projects such as the Nairobi Expressway or LAPSSET Corridor apply real number operations, significant figures and approximations in precise calculations of measurements, loads and material quantities.</w:t>
+            </w:r>
+          </w:p>
+          <w:p>
+            <w:pPr>
+              <w:spacing w:after="30" w:before="0"/>
+              <w:ind w:left="360" w:hanging="180"/>
+              <w:jc w:val="left"/>
+            </w:pPr>
+            <w:r>
+              <w:rPr>
+                <w:rFonts w:ascii="Arial" w:cs="Arial" w:eastAsia="Arial" w:hAnsi="Arial"/>
+                <w:b w:val="false"/>
+                <w:bCs w:val="false"/>
+                <w:i w:val="false"/>
+                <w:iCs w:val="false"/>
+                <w:color w:val="000000"/>
+                <w:sz w:val="18"/>
+                <w:szCs w:val="18"/>
+              </w:rPr>
+              <w:t xml:space="preserve">–  Data Science and Actuarial Science: data analysts and actuaries at institutions like the Kenya Revenue Authority (KRA) or insurance companies use properties of real numbers, rational/irrational distinctions and precision in decimal representation to model financial and population data.</w:t>
+            </w:r>
+          </w:p>
+          <w:p>
+            <w:pPr>
+              <w:spacing w:after="30" w:before="0"/>
+              <w:ind w:left="360" w:hanging="180"/>
+              <w:jc w:val="left"/>
+            </w:pPr>
+            <w:r>
+              <w:rPr>
+                <w:rFonts w:ascii="Arial" w:cs="Arial" w:eastAsia="Arial" w:hAnsi="Arial"/>
+                <w:b w:val="false"/>
+                <w:bCs w:val="false"/>
+                <w:i w:val="false"/>
+                <w:iCs w:val="false"/>
+                <w:color w:val="000000"/>
+                <w:sz w:val="18"/>
+                <w:szCs w:val="18"/>
+              </w:rPr>
+              <w:t xml:space="preserve">–  Accounting and Finance: accountants and bank officers working in institutions such as Equity Bank or Kenya Commercial Bank apply reciprocals, percentages, rounding off and operations on real numbers daily in ledger computation, interest calculations and currency exchange.</w:t>
+            </w:r>
+          </w:p>
+          <w:p>
+            <w:pPr>
+              <w:spacing w:after="30" w:before="0"/>
+              <w:ind w:left="360" w:hanging="180"/>
+              <w:jc w:val="left"/>
+            </w:pPr>
+            <w:r>
+              <w:rPr>
+                <w:rFonts w:ascii="Arial" w:cs="Arial" w:eastAsia="Arial" w:hAnsi="Arial"/>
+                <w:b w:val="false"/>
+                <w:bCs w:val="false"/>
+                <w:i w:val="false"/>
+                <w:iCs w:val="false"/>
+                <w:color w:val="000000"/>
+                <w:sz w:val="18"/>
+                <w:szCs w:val="18"/>
+              </w:rPr>
+              <w:t xml:space="preserve">–  Agriculture and Agribusiness: agronomists and farmers in the Rift Valley or around Kisumu apply real-number arithmetic to calculate fertiliser ratios, land areas, crop yield estimates and fair market pricing for produce like maize, tea or beans.</w:t>
+            </w:r>
+          </w:p>
+          <w:p>
+            <w:pPr>
+              <w:spacing w:after="30" w:before="0"/>
+              <w:ind w:left="360" w:hanging="180"/>
+              <w:jc w:val="left"/>
+            </w:pPr>
+            <w:r>
+              <w:rPr>
+                <w:rFonts w:ascii="Arial" w:cs="Arial" w:eastAsia="Arial" w:hAnsi="Arial"/>
+                <w:b w:val="false"/>
+                <w:bCs w:val="false"/>
+                <w:i w:val="false"/>
+                <w:iCs w:val="false"/>
+                <w:color w:val="000000"/>
+                <w:sz w:val="18"/>
+                <w:szCs w:val="18"/>
+              </w:rPr>
+              <w:t xml:space="preserve">–  Medicine and Pharmacy: medical practitioners at Kenyatta National Hospital and pharmacists apply exact and approximate real-number computations when calculating drug dosages, body-mass indices and lab result thresholds.</w:t>
+            </w:r>
+          </w:p>
+        </w:tc>
+      </w:tr>
+      <w:tr>
+        <w:tc>
+          <w:tcPr>
+            <w:tcW w:type="dxa" w:w="3000"/>
+            <w:shd w:fill="D5E8F0" w:color="auto" w:val="clear"/>
+            <w:tcMar>
+              <w:top w:type="dxa" w:w="60"/>
+              <w:left w:type="dxa" w:w="120"/>
+              <w:bottom w:type="dxa" w:w="60"/>
+              <w:right w:type="dxa" w:w="120"/>
+            </w:tcMar>
+            <w:vAlign w:val="top"/>
+          </w:tcPr>
+          <w:p>
+            <w:pPr>
+              <w:spacing w:after="40" w:before="0"/>
+              <w:jc w:val="left"/>
+            </w:pPr>
+            <w:r>
+              <w:rPr>
+                <w:rFonts w:ascii="Arial" w:cs="Arial" w:eastAsia="Arial" w:hAnsi="Arial"/>
+                <w:b/>
+                <w:bCs/>
+                <w:i w:val="false"/>
+                <w:iCs w:val="false"/>
+                <w:color w:val="000000"/>
+                <w:sz w:val="18"/>
+                <w:szCs w:val="18"/>
+              </w:rPr>
+              <w:t xml:space="preserve">Focus for Lessons</w:t>
+            </w:r>
+          </w:p>
+        </w:tc>
+        <w:tc>
+          <w:tcPr>
+            <w:tcW w:type="dxa" w:w="10680"/>
+            <w:shd w:fill="FFFFFF" w:color="auto" w:val="clear"/>
+            <w:tcMar>
+              <w:top w:type="dxa" w:w="60"/>
+              <w:left w:type="dxa" w:w="120"/>
+              <w:bottom w:type="dxa" w:w="60"/>
+              <w:right w:type="dxa" w:w="120"/>
+            </w:tcMar>
+            <w:vAlign w:val="top"/>
+          </w:tcPr>
+          <w:p>
+            <w:pPr>
+              <w:spacing w:after="40" w:before="0"/>
+              <w:jc w:val="left"/>
+            </w:pPr>
+            <w:r>
+              <w:rPr>
+                <w:rFonts w:ascii="Arial" w:cs="Arial" w:eastAsia="Arial" w:hAnsi="Arial"/>
+                <w:b w:val="false"/>
+                <w:bCs w:val="false"/>
+                <w:i w:val="false"/>
+                <w:iCs w:val="false"/>
+                <w:color w:val="000000"/>
+                <w:sz w:val="18"/>
+                <w:szCs w:val="18"/>
+              </w:rPr>
+              <w:t xml:space="preserve">This unit anchors the Grade 10 Core Mathematics Number and Algebra strand by building a rigorous yet accessible understanding of the real number system — encompassing natural numbers, integers, rationals and irrationals — and the operations, approximations and applications that flow from it. Learners engage with Kenyan real-life contexts (market prices, land measurements, temperature data and distance problems) to make the abstract structure of real numbers tangible and meaningful. The instructional approach is inquiry-based and collaborative: learners predict, investigate, explain and model their growing understanding across eight progressive lessons, each connecting back to the anchoring phenomenon of encountering numbers in everyday Kenyan life that cannot always be expressed exactly as simple fractions.</w:t>
+            </w:r>
+          </w:p>
+        </w:tc>
+      </w:tr>
+      <w:tr>
+        <w:tc>
+          <w:tcPr>
+            <w:tcW w:type="dxa" w:w="3000"/>
+            <w:shd w:fill="EAD1F5" w:color="auto" w:val="clear"/>
+            <w:tcMar>
+              <w:top w:type="dxa" w:w="60"/>
+              <w:left w:type="dxa" w:w="120"/>
+              <w:bottom w:type="dxa" w:w="60"/>
+              <w:right w:type="dxa" w:w="120"/>
+            </w:tcMar>
+            <w:vAlign w:val="top"/>
+          </w:tcPr>
+          <w:p>
+            <w:pPr>
+              <w:spacing w:after="40" w:before="0"/>
+              <w:jc w:val="left"/>
+            </w:pPr>
+            <w:r>
+              <w:rPr>
+                <w:rFonts w:ascii="Arial" w:cs="Arial" w:eastAsia="Arial" w:hAnsi="Arial"/>
+                <w:b/>
+                <w:bCs/>
+                <w:i w:val="false"/>
+                <w:iCs w:val="false"/>
+                <w:color w:val="000000"/>
+                <w:sz w:val="18"/>
+                <w:szCs w:val="18"/>
+              </w:rPr>
+              <w:t xml:space="preserve">Driving Question / Key Inquiry Questions</w:t>
+            </w:r>
+          </w:p>
+        </w:tc>
+        <w:tc>
+          <w:tcPr>
+            <w:tcW w:type="dxa" w:w="10680"/>
+            <w:shd w:fill="FFFFFF" w:color="auto" w:val="clear"/>
+            <w:tcMar>
+              <w:top w:type="dxa" w:w="60"/>
+              <w:left w:type="dxa" w:w="120"/>
+              <w:bottom w:type="dxa" w:w="60"/>
+              <w:right w:type="dxa" w:w="120"/>
+            </w:tcMar>
+            <w:vAlign w:val="top"/>
+          </w:tcPr>
+          <w:p>
+            <w:pPr>
+              <w:spacing w:after="40" w:before="0"/>
+              <w:jc w:val="left"/>
+            </w:pPr>
+            <w:r>
+              <w:rPr>
+                <w:rFonts w:ascii="Arial" w:cs="Arial" w:eastAsia="Arial" w:hAnsi="Arial"/>
+                <w:b w:val="false"/>
+                <w:bCs w:val="false"/>
+                <w:i w:val="false"/>
+                <w:iCs w:val="false"/>
+                <w:color w:val="000000"/>
+                <w:sz w:val="18"/>
+                <w:szCs w:val="18"/>
+              </w:rPr>
+              <w:t xml:space="preserve">DRIVING QUESTION: Why can we never write some everyday numbers down completely — and how do mathematicians and Kenyan professionals work accurately with numbers that go on forever?</w:t>
+            </w:r>
+          </w:p>
+          <w:p>
+            <w:pPr>
+              <w:spacing w:after="40" w:before="0"/>
+              <w:jc w:val="left"/>
+            </w:pPr>
+            <w:r>
+              <w:rPr>
+                <w:rFonts w:ascii="Arial" w:cs="Arial" w:eastAsia="Arial" w:hAnsi="Arial"/>
+                <w:b w:val="false"/>
+                <w:bCs w:val="false"/>
+                <w:i w:val="false"/>
+                <w:iCs w:val="false"/>
+                <w:color w:val="000000"/>
+                <w:sz w:val="18"/>
+                <w:szCs w:val="18"/>
+              </w:rPr>
+              <w:t xml:space="preserve"/>
+            </w:r>
+          </w:p>
+          <w:p>
+            <w:pPr>
+              <w:spacing w:after="40" w:before="0"/>
+              <w:jc w:val="left"/>
+            </w:pPr>
+            <w:r>
+              <w:rPr>
+                <w:rFonts w:ascii="Arial" w:cs="Arial" w:eastAsia="Arial" w:hAnsi="Arial"/>
+                <w:b w:val="false"/>
+                <w:bCs w:val="false"/>
+                <w:i w:val="false"/>
+                <w:iCs w:val="false"/>
+                <w:color w:val="000000"/>
+                <w:sz w:val="18"/>
+                <w:szCs w:val="18"/>
+              </w:rPr>
+              <w:t xml:space="preserve">KICD KEY INQUIRY QUESTIONS:</w:t>
+            </w:r>
+          </w:p>
+          <w:p>
+            <w:pPr>
+              <w:spacing w:after="40" w:before="0"/>
+              <w:jc w:val="left"/>
+            </w:pPr>
+            <w:r>
+              <w:rPr>
+                <w:rFonts w:ascii="Arial" w:cs="Arial" w:eastAsia="Arial" w:hAnsi="Arial"/>
+                <w:b w:val="false"/>
+                <w:bCs w:val="false"/>
+                <w:i w:val="false"/>
+                <w:iCs w:val="false"/>
+                <w:color w:val="000000"/>
+                <w:sz w:val="18"/>
+                <w:szCs w:val="18"/>
+              </w:rPr>
+              <w:t xml:space="preserve">1. What are real numbers?</w:t>
+            </w:r>
+          </w:p>
+          <w:p>
+            <w:pPr>
+              <w:spacing w:after="40" w:before="0"/>
+              <w:jc w:val="left"/>
+            </w:pPr>
+            <w:r>
+              <w:rPr>
+                <w:rFonts w:ascii="Arial" w:cs="Arial" w:eastAsia="Arial" w:hAnsi="Arial"/>
+                <w:b w:val="false"/>
+                <w:bCs w:val="false"/>
+                <w:i w:val="false"/>
+                <w:iCs w:val="false"/>
+                <w:color w:val="000000"/>
+                <w:sz w:val="18"/>
+                <w:szCs w:val="18"/>
+              </w:rPr>
+              <w:t xml:space="preserve">2. How do we use real numbers in day-to-day situations?</w:t>
+            </w:r>
+          </w:p>
+        </w:tc>
+      </w:tr>
+      <w:tr>
+        <w:tc>
+          <w:tcPr>
+            <w:tcW w:type="dxa" w:w="3000"/>
+            <w:shd w:fill="EAD1F5" w:color="auto" w:val="clear"/>
+            <w:tcMar>
+              <w:top w:type="dxa" w:w="60"/>
+              <w:left w:type="dxa" w:w="120"/>
+              <w:bottom w:type="dxa" w:w="60"/>
+              <w:right w:type="dxa" w:w="120"/>
+            </w:tcMar>
+            <w:vAlign w:val="top"/>
+          </w:tcPr>
+          <w:p>
+            <w:pPr>
+              <w:spacing w:after="40" w:before="0"/>
+              <w:jc w:val="left"/>
+            </w:pPr>
+            <w:r>
+              <w:rPr>
+                <w:rFonts w:ascii="Arial" w:cs="Arial" w:eastAsia="Arial" w:hAnsi="Arial"/>
+                <w:b/>
+                <w:bCs/>
+                <w:i w:val="false"/>
+                <w:iCs w:val="false"/>
+                <w:color w:val="000000"/>
+                <w:sz w:val="18"/>
+                <w:szCs w:val="18"/>
+              </w:rPr>
+              <w:t xml:space="preserve">Anchoring Phenomenon</w:t>
+            </w:r>
+          </w:p>
+        </w:tc>
+        <w:tc>
+          <w:tcPr>
+            <w:tcW w:type="dxa" w:w="10680"/>
+            <w:shd w:fill="FFFFFF" w:color="auto" w:val="clear"/>
+            <w:tcMar>
+              <w:top w:type="dxa" w:w="60"/>
+              <w:left w:type="dxa" w:w="120"/>
+              <w:bottom w:type="dxa" w:w="60"/>
+              <w:right w:type="dxa" w:w="120"/>
+            </w:tcMar>
+            <w:vAlign w:val="top"/>
+          </w:tcPr>
+          <w:p>
+            <w:pPr>
+              <w:spacing w:after="40" w:before="0"/>
+              <w:jc w:val="left"/>
+            </w:pPr>
+            <w:r>
+              <w:rPr>
+                <w:rFonts w:ascii="Arial" w:cs="Arial" w:eastAsia="Arial" w:hAnsi="Arial"/>
+                <w:b w:val="false"/>
+                <w:bCs w:val="false"/>
+                <w:i w:val="false"/>
+                <w:iCs w:val="false"/>
+                <w:color w:val="000000"/>
+                <w:sz w:val="18"/>
+                <w:szCs w:val="18"/>
+              </w:rPr>
+              <w:t xml:space="preserve">ANCHORING PHENOMENON — "The Ugali Pot Problem":</w:t>
+            </w:r>
+          </w:p>
+          <w:p>
+            <w:pPr>
+              <w:spacing w:after="40" w:before="0"/>
+              <w:jc w:val="left"/>
+            </w:pPr>
+            <w:r>
+              <w:rPr>
+                <w:rFonts w:ascii="Arial" w:cs="Arial" w:eastAsia="Arial" w:hAnsi="Arial"/>
+                <w:b w:val="false"/>
+                <w:bCs w:val="false"/>
+                <w:i w:val="false"/>
+                <w:iCs w:val="false"/>
+                <w:color w:val="000000"/>
+                <w:sz w:val="18"/>
+                <w:szCs w:val="18"/>
+              </w:rPr>
+              <w:t xml:space="preserve"/>
+            </w:r>
+          </w:p>
+          <w:p>
+            <w:pPr>
+              <w:spacing w:after="40" w:before="0"/>
+              <w:jc w:val="left"/>
+            </w:pPr>
+            <w:r>
+              <w:rPr>
+                <w:rFonts w:ascii="Arial" w:cs="Arial" w:eastAsia="Arial" w:hAnsi="Arial"/>
+                <w:b w:val="false"/>
+                <w:bCs w:val="false"/>
+                <w:i w:val="false"/>
+                <w:iCs w:val="false"/>
+                <w:color w:val="000000"/>
+                <w:sz w:val="18"/>
+                <w:szCs w:val="18"/>
+              </w:rPr>
+              <w:t xml:space="preserve">A mama mboga in Gikomba Market, Nairobi, uses a cylindrical aluminium sufuria to cook ugali for her family every evening. She knows the sufuria has a diameter of exactly 28 cm. When her daughter — a Grade 10 learner — tries to calculate the exact circumference of the pot to cut a piece of string that will fit perfectly around the rim, she multiplies 28 by π (pi). Her calculator shows 87.96459430… and the digits never end or repeat. She cuts the string to 88 cm (rounded to the nearest centimetre), but there is always a tiny gap or overlap.</w:t>
+            </w:r>
+          </w:p>
+          <w:p>
+            <w:pPr>
+              <w:spacing w:after="40" w:before="0"/>
+              <w:jc w:val="left"/>
+            </w:pPr>
+            <w:r>
+              <w:rPr>
+                <w:rFonts w:ascii="Arial" w:cs="Arial" w:eastAsia="Arial" w:hAnsi="Arial"/>
+                <w:b w:val="false"/>
+                <w:bCs w:val="false"/>
+                <w:i w:val="false"/>
+                <w:iCs w:val="false"/>
+                <w:color w:val="000000"/>
+                <w:sz w:val="18"/>
+                <w:szCs w:val="18"/>
+              </w:rPr>
+              <w:t xml:space="preserve"/>
+            </w:r>
+          </w:p>
+          <w:p>
+            <w:pPr>
+              <w:spacing w:after="40" w:before="0"/>
+              <w:jc w:val="left"/>
+            </w:pPr>
+            <w:r>
+              <w:rPr>
+                <w:rFonts w:ascii="Arial" w:cs="Arial" w:eastAsia="Arial" w:hAnsi="Arial"/>
+                <w:b w:val="false"/>
+                <w:bCs w:val="false"/>
+                <w:i w:val="false"/>
+                <w:iCs w:val="false"/>
+                <w:color w:val="000000"/>
+                <w:sz w:val="18"/>
+                <w:szCs w:val="18"/>
+              </w:rPr>
+              <w:t xml:space="preserve">What is puzzling: The diameter is a perfectly "nice" whole number — 28 cm — yet the circumference cannot be written as an exact fraction or a terminating decimal. No matter how many decimal places the calculator shows, the number goes on forever without repeating. Meanwhile, other everyday measurements — the price of a kilo of unga (Ksh 60.50), the distance from Nairobi to Nakuru (160 km), the temperature in Kisumu (34.5°C) — seem to be expressible as ordinary fractions. Why can some numbers be written exactly while others cannot? What kinds of numbers actually exist, and how do we work with them accurately in real life when we can never write them down completely?</w:t>
+            </w:r>
+          </w:p>
+          <w:p>
+            <w:pPr>
+              <w:spacing w:after="40" w:before="0"/>
+              <w:jc w:val="left"/>
+            </w:pPr>
+            <w:r>
+              <w:rPr>
+                <w:rFonts w:ascii="Arial" w:cs="Arial" w:eastAsia="Arial" w:hAnsi="Arial"/>
+                <w:b w:val="false"/>
+                <w:bCs w:val="false"/>
+                <w:i w:val="false"/>
+                <w:iCs w:val="false"/>
+                <w:color w:val="000000"/>
+                <w:sz w:val="18"/>
+                <w:szCs w:val="18"/>
+              </w:rPr>
+              <w:t xml:space="preserve"/>
+            </w:r>
+          </w:p>
+          <w:p>
+            <w:pPr>
+              <w:spacing w:after="40" w:before="0"/>
+              <w:jc w:val="left"/>
+            </w:pPr>
+            <w:r>
+              <w:rPr>
+                <w:rFonts w:ascii="Arial" w:cs="Arial" w:eastAsia="Arial" w:hAnsi="Arial"/>
+                <w:b w:val="false"/>
+                <w:bCs w:val="false"/>
+                <w:i w:val="false"/>
+                <w:iCs w:val="false"/>
+                <w:color w:val="000000"/>
+                <w:sz w:val="18"/>
+                <w:szCs w:val="18"/>
+              </w:rPr>
+              <w:t xml:space="preserve">This phenomenon propels learners to classify, represent and operate on the full system of real numbers, understand the role of approximation, and appreciate why mathematicians draw a fundamental distinction between rational and irrational numbers.</w:t>
+            </w:r>
+          </w:p>
+        </w:tc>
+      </w:tr>
+      <w:tr>
+        <w:tc>
+          <w:tcPr>
+            <w:tcW w:type="dxa" w:w="3000"/>
+            <w:shd w:fill="D9EEF1" w:color="auto" w:val="clear"/>
+            <w:tcMar>
+              <w:top w:type="dxa" w:w="60"/>
+              <w:left w:type="dxa" w:w="120"/>
+              <w:bottom w:type="dxa" w:w="60"/>
+              <w:right w:type="dxa" w:w="120"/>
+            </w:tcMar>
+            <w:vAlign w:val="top"/>
+          </w:tcPr>
+          <w:p>
+            <w:pPr>
+              <w:spacing w:after="40" w:before="0"/>
+              <w:jc w:val="left"/>
+            </w:pPr>
+            <w:r>
+              <w:rPr>
+                <w:rFonts w:ascii="Arial" w:cs="Arial" w:eastAsia="Arial" w:hAnsi="Arial"/>
+                <w:b/>
+                <w:bCs/>
+                <w:i w:val="false"/>
+                <w:iCs w:val="false"/>
+                <w:color w:val="000000"/>
+                <w:sz w:val="18"/>
+                <w:szCs w:val="18"/>
+              </w:rPr>
+              <w:t xml:space="preserve">Storyline Thread</w:t>
+            </w:r>
+          </w:p>
+        </w:tc>
+        <w:tc>
+          <w:tcPr>
+            <w:tcW w:type="dxa" w:w="10680"/>
+            <w:shd w:fill="FFFFFF" w:color="auto" w:val="clear"/>
+            <w:tcMar>
+              <w:top w:type="dxa" w:w="60"/>
+              <w:left w:type="dxa" w:w="120"/>
+              <w:bottom w:type="dxa" w:w="60"/>
+              <w:right w:type="dxa" w:w="120"/>
+            </w:tcMar>
+            <w:vAlign w:val="top"/>
+          </w:tcPr>
+          <w:p>
+            <w:pPr>
+              <w:spacing w:after="40" w:before="0"/>
+              <w:jc w:val="left"/>
+            </w:pPr>
+            <w:r>
+              <w:rPr>
+                <w:rFonts w:ascii="Arial" w:cs="Arial" w:eastAsia="Arial" w:hAnsi="Arial"/>
+                <w:b w:val="false"/>
+                <w:bCs w:val="false"/>
+                <w:i w:val="false"/>
+                <w:iCs w:val="false"/>
+                <w:color w:val="000000"/>
+                <w:sz w:val="18"/>
+                <w:szCs w:val="18"/>
+              </w:rPr>
+              <w:t xml:space="preserve">Lesson 1 — "What Kind of Number Is That?" (Predict &amp; Classify)</w:t>
+            </w:r>
+          </w:p>
+          <w:p>
+            <w:pPr>
+              <w:spacing w:after="40" w:before="0"/>
+              <w:jc w:val="left"/>
+            </w:pPr>
+            <w:r>
+              <w:rPr>
+                <w:rFonts w:ascii="Arial" w:cs="Arial" w:eastAsia="Arial" w:hAnsi="Arial"/>
+                <w:b w:val="false"/>
+                <w:bCs w:val="false"/>
+                <w:i w:val="false"/>
+                <w:iCs w:val="false"/>
+                <w:color w:val="000000"/>
+                <w:sz w:val="18"/>
+                <w:szCs w:val="18"/>
+              </w:rPr>
+              <w:t xml:space="preserve">Learners encounter the Ugali Pot anchoring phenomenon. They predict: is π a fraction? Is it a whole number? Working in pairs, they sort a set of 20 Kenyan number cards (prices, distances, temperatures, √2, π, −7, 0, 2/3, 0.333…) into groups using their own invented categories. Groups share their sorting rules. Teacher introduces the formal classification: natural numbers ⊂ integers ⊂ rationals ⊂ real numbers, and identifies irrationals. Learners revisit their cards and reclassify. DQB is opened: learners post their initial questions.</w:t>
+            </w:r>
+          </w:p>
+          <w:p>
+            <w:pPr>
+              <w:spacing w:after="40" w:before="0"/>
+              <w:jc w:val="left"/>
+            </w:pPr>
+            <w:r>
+              <w:rPr>
+                <w:rFonts w:ascii="Arial" w:cs="Arial" w:eastAsia="Arial" w:hAnsi="Arial"/>
+                <w:b w:val="false"/>
+                <w:bCs w:val="false"/>
+                <w:i w:val="false"/>
+                <w:iCs w:val="false"/>
+                <w:color w:val="000000"/>
+                <w:sz w:val="18"/>
+                <w:szCs w:val="18"/>
+              </w:rPr>
+              <w:t xml:space="preserve"/>
+            </w:r>
+          </w:p>
+          <w:p>
+            <w:pPr>
+              <w:spacing w:after="40" w:before="0"/>
+              <w:jc w:val="left"/>
+            </w:pPr>
+            <w:r>
+              <w:rPr>
+                <w:rFonts w:ascii="Arial" w:cs="Arial" w:eastAsia="Arial" w:hAnsi="Arial"/>
+                <w:b w:val="false"/>
+                <w:bCs w:val="false"/>
+                <w:i w:val="false"/>
+                <w:iCs w:val="false"/>
+                <w:color w:val="000000"/>
+                <w:sz w:val="18"/>
+                <w:szCs w:val="18"/>
+              </w:rPr>
+              <w:t xml:space="preserve">Lesson 2 — "Placing Numbers in Their Right Home" (Number Line &amp; Representation)</w:t>
+            </w:r>
+          </w:p>
+          <w:p>
+            <w:pPr>
+              <w:spacing w:after="40" w:before="0"/>
+              <w:jc w:val="left"/>
+            </w:pPr>
+            <w:r>
+              <w:rPr>
+                <w:rFonts w:ascii="Arial" w:cs="Arial" w:eastAsia="Arial" w:hAnsi="Arial"/>
+                <w:b w:val="false"/>
+                <w:bCs w:val="false"/>
+                <w:i w:val="false"/>
+                <w:iCs w:val="false"/>
+                <w:color w:val="000000"/>
+                <w:sz w:val="18"/>
+                <w:szCs w:val="18"/>
+              </w:rPr>
+              <w:t xml:space="preserve">Learners construct a large classroom number line (using string and pegs) spanning −5 to 5. They must physically place cards showing −√3, −1.5, 0, 2/3, √2, π − 3, 2.333…, and 3 onto the line, justifying each placement. The supporting phenomenon of the Kericho temperature record is introduced: learners plot the week's temperatures and identify which are rational vs. irrational. Learners update the DQB: "Can we always find the exact spot for an irrational number?"</w:t>
+            </w:r>
+          </w:p>
+          <w:p>
+            <w:pPr>
+              <w:spacing w:after="40" w:before="0"/>
+              <w:jc w:val="left"/>
+            </w:pPr>
+            <w:r>
+              <w:rPr>
+                <w:rFonts w:ascii="Arial" w:cs="Arial" w:eastAsia="Arial" w:hAnsi="Arial"/>
+                <w:b w:val="false"/>
+                <w:bCs w:val="false"/>
+                <w:i w:val="false"/>
+                <w:iCs w:val="false"/>
+                <w:color w:val="000000"/>
+                <w:sz w:val="18"/>
+                <w:szCs w:val="18"/>
+              </w:rPr>
+              <w:t xml:space="preserve"/>
+            </w:r>
+          </w:p>
+          <w:p>
+            <w:pPr>
+              <w:spacing w:after="40" w:before="0"/>
+              <w:jc w:val="left"/>
+            </w:pPr>
+            <w:r>
+              <w:rPr>
+                <w:rFonts w:ascii="Arial" w:cs="Arial" w:eastAsia="Arial" w:hAnsi="Arial"/>
+                <w:b w:val="false"/>
+                <w:bCs w:val="false"/>
+                <w:i w:val="false"/>
+                <w:iCs w:val="false"/>
+                <w:color w:val="000000"/>
+                <w:sz w:val="18"/>
+                <w:szCs w:val="18"/>
+              </w:rPr>
+              <w:t xml:space="preserve">Lesson 3 — "Operating on Real Numbers" (Operations &amp; BODMAS)</w:t>
+            </w:r>
+          </w:p>
+          <w:p>
+            <w:pPr>
+              <w:spacing w:after="40" w:before="0"/>
+              <w:jc w:val="left"/>
+            </w:pPr>
+            <w:r>
+              <w:rPr>
+                <w:rFonts w:ascii="Arial" w:cs="Arial" w:eastAsia="Arial" w:hAnsi="Arial"/>
+                <w:b w:val="false"/>
+                <w:bCs w:val="false"/>
+                <w:i w:val="false"/>
+                <w:iCs w:val="false"/>
+                <w:color w:val="000000"/>
+                <w:sz w:val="18"/>
+                <w:szCs w:val="18"/>
+              </w:rPr>
+              <w:t xml:space="preserve">Learners apply the four operations to real numbers using Kenyan market contexts (e.g., calculating total cost of ugali flour, sukuma wiki and tomatoes with mixed-number quantities). Focus on BODMAS with multi-step expressions. Pairs solve sets of increasingly complex expressions, then peer-mark using worked solutions. Common errors are surfaced and discussed. Connection back to phenomenon: "When we approximate π to compute the circumference, which operation rules still apply?"</w:t>
+            </w:r>
+          </w:p>
+          <w:p>
+            <w:pPr>
+              <w:spacing w:after="40" w:before="0"/>
+              <w:jc w:val="left"/>
+            </w:pPr>
+            <w:r>
+              <w:rPr>
+                <w:rFonts w:ascii="Arial" w:cs="Arial" w:eastAsia="Arial" w:hAnsi="Arial"/>
+                <w:b w:val="false"/>
+                <w:bCs w:val="false"/>
+                <w:i w:val="false"/>
+                <w:iCs w:val="false"/>
+                <w:color w:val="000000"/>
+                <w:sz w:val="18"/>
+                <w:szCs w:val="18"/>
+              </w:rPr>
+              <w:t xml:space="preserve"/>
+            </w:r>
+          </w:p>
+          <w:p>
+            <w:pPr>
+              <w:spacing w:after="40" w:before="0"/>
+              <w:jc w:val="left"/>
+            </w:pPr>
+            <w:r>
+              <w:rPr>
+                <w:rFonts w:ascii="Arial" w:cs="Arial" w:eastAsia="Arial" w:hAnsi="Arial"/>
+                <w:b w:val="false"/>
+                <w:bCs w:val="false"/>
+                <w:i w:val="false"/>
+                <w:iCs w:val="false"/>
+                <w:color w:val="000000"/>
+                <w:sz w:val="18"/>
+                <w:szCs w:val="18"/>
+              </w:rPr>
+              <w:t xml:space="preserve">Lesson 4 — "How Far From Zero?" (Absolute Value)</w:t>
+            </w:r>
+          </w:p>
+          <w:p>
+            <w:pPr>
+              <w:spacing w:after="40" w:before="0"/>
+              <w:jc w:val="left"/>
+            </w:pPr>
+            <w:r>
+              <w:rPr>
+                <w:rFonts w:ascii="Arial" w:cs="Arial" w:eastAsia="Arial" w:hAnsi="Arial"/>
+                <w:b w:val="false"/>
+                <w:bCs w:val="false"/>
+                <w:i w:val="false"/>
+                <w:iCs w:val="false"/>
+                <w:color w:val="000000"/>
+                <w:sz w:val="18"/>
+                <w:szCs w:val="18"/>
+              </w:rPr>
+              <w:t xml:space="preserve">The Kericho temperature supporting phenomenon is revisited: "Which day had the biggest swing away from zero degrees?" Learners discover absolute value as "distance from zero on the number line." They work through formal definition |x|, compute absolute values of real numbers, solve simple absolute value expressions in context (e.g., |temperature change|, |profit/loss in shillings|), and represent results on the number line. DQB updated: "Does absolute value change whether a number is rational or irrational?"</w:t>
+            </w:r>
+          </w:p>
+          <w:p>
+            <w:pPr>
+              <w:spacing w:after="40" w:before="0"/>
+              <w:jc w:val="left"/>
+            </w:pPr>
+            <w:r>
+              <w:rPr>
+                <w:rFonts w:ascii="Arial" w:cs="Arial" w:eastAsia="Arial" w:hAnsi="Arial"/>
+                <w:b w:val="false"/>
+                <w:bCs w:val="false"/>
+                <w:i w:val="false"/>
+                <w:iCs w:val="false"/>
+                <w:color w:val="000000"/>
+                <w:sz w:val="18"/>
+                <w:szCs w:val="18"/>
+              </w:rPr>
+              <w:t xml:space="preserve"/>
+            </w:r>
+          </w:p>
+          <w:p>
+            <w:pPr>
+              <w:spacing w:after="40" w:before="0"/>
+              <w:jc w:val="left"/>
+            </w:pPr>
+            <w:r>
+              <w:rPr>
+                <w:rFonts w:ascii="Arial" w:cs="Arial" w:eastAsia="Arial" w:hAnsi="Arial"/>
+                <w:b w:val="false"/>
+                <w:bCs w:val="false"/>
+                <w:i w:val="false"/>
+                <w:iCs w:val="false"/>
+                <w:color w:val="000000"/>
+                <w:sz w:val="18"/>
+                <w:szCs w:val="18"/>
+              </w:rPr>
+              <w:t xml:space="preserve">Lesson 5 — "Flipping Numbers: Reciprocals" (Reciprocals &amp; Their Properties)</w:t>
+            </w:r>
+          </w:p>
+          <w:p>
+            <w:pPr>
+              <w:spacing w:after="40" w:before="0"/>
+              <w:jc w:val="left"/>
+            </w:pPr>
+            <w:r>
+              <w:rPr>
+                <w:rFonts w:ascii="Arial" w:cs="Arial" w:eastAsia="Arial" w:hAnsi="Arial"/>
+                <w:b w:val="false"/>
+                <w:bCs w:val="false"/>
+                <w:i w:val="false"/>
+                <w:iCs w:val="false"/>
+                <w:color w:val="000000"/>
+                <w:sz w:val="18"/>
+                <w:szCs w:val="18"/>
+              </w:rPr>
+              <w:t xml:space="preserve">The boda-boda fuel-split supporting phenomenon is introduced. Learners explore: if one rider pays 850/3 shillings, what is the reciprocal of 850/3? What does multiplying a number by its reciprocal always give? Learners derive the rule, practise finding reciprocals of integers, fractions, decimals and simple surds, and apply reciprocals in context (unit rates, speed calculations for the Iten marathon runner phenomenon). Learners test: does every real number have a reciprocal? (Discovery: zero does not.)</w:t>
+            </w:r>
+          </w:p>
+          <w:p>
+            <w:pPr>
+              <w:spacing w:after="40" w:before="0"/>
+              <w:jc w:val="left"/>
+            </w:pPr>
+            <w:r>
+              <w:rPr>
+                <w:rFonts w:ascii="Arial" w:cs="Arial" w:eastAsia="Arial" w:hAnsi="Arial"/>
+                <w:b w:val="false"/>
+                <w:bCs w:val="false"/>
+                <w:i w:val="false"/>
+                <w:iCs w:val="false"/>
+                <w:color w:val="000000"/>
+                <w:sz w:val="18"/>
+                <w:szCs w:val="18"/>
+              </w:rPr>
+              <w:t xml:space="preserve"/>
+            </w:r>
+          </w:p>
+          <w:p>
+            <w:pPr>
+              <w:spacing w:after="40" w:before="0"/>
+              <w:jc w:val="left"/>
+            </w:pPr>
+            <w:r>
+              <w:rPr>
+                <w:rFonts w:ascii="Arial" w:cs="Arial" w:eastAsia="Arial" w:hAnsi="Arial"/>
+                <w:b w:val="false"/>
+                <w:bCs w:val="false"/>
+                <w:i w:val="false"/>
+                <w:iCs w:val="false"/>
+                <w:color w:val="000000"/>
+                <w:sz w:val="18"/>
+                <w:szCs w:val="18"/>
+              </w:rPr>
+              <w:t xml:space="preserve">Lesson 6 — "Close Enough? Approximation and Significant Figures" (Rounding, S.F., D.P.)</w:t>
+            </w:r>
+          </w:p>
+          <w:p>
+            <w:pPr>
+              <w:spacing w:after="40" w:before="0"/>
+              <w:jc w:val="left"/>
+            </w:pPr>
+            <w:r>
+              <w:rPr>
+                <w:rFonts w:ascii="Arial" w:cs="Arial" w:eastAsia="Arial" w:hAnsi="Arial"/>
+                <w:b w:val="false"/>
+                <w:bCs w:val="false"/>
+                <w:i w:val="false"/>
+                <w:iCs w:val="false"/>
+                <w:color w:val="000000"/>
+                <w:sz w:val="18"/>
+                <w:szCs w:val="18"/>
+              </w:rPr>
+              <w:t xml:space="preserve">Returning to the sufuria phenomenon: the daughter rounded 87.9645… to 88 cm. Was that wise? Learners investigate rounding to decimal places, significant figures, and when to round up vs. down in real-life contexts (drug dosages at KNH, land measurements in the Rift Valley, fuel costs). They compare the effect of rounding at different stages of a multi-step calculation (e.g., computing the total cost of fencing a maize shamba using π and √2). DQB updated: "Does rounding ever make an irrational number rational?"</w:t>
+            </w:r>
+          </w:p>
+          <w:p>
+            <w:pPr>
+              <w:spacing w:after="40" w:before="0"/>
+              <w:jc w:val="left"/>
+            </w:pPr>
+            <w:r>
+              <w:rPr>
+                <w:rFonts w:ascii="Arial" w:cs="Arial" w:eastAsia="Arial" w:hAnsi="Arial"/>
+                <w:b w:val="false"/>
+                <w:bCs w:val="false"/>
+                <w:i w:val="false"/>
+                <w:iCs w:val="false"/>
+                <w:color w:val="000000"/>
+                <w:sz w:val="18"/>
+                <w:szCs w:val="18"/>
+              </w:rPr>
+              <w:t xml:space="preserve"/>
+            </w:r>
+          </w:p>
+          <w:p>
+            <w:pPr>
+              <w:spacing w:after="40" w:before="0"/>
+              <w:jc w:val="left"/>
+            </w:pPr>
+            <w:r>
+              <w:rPr>
+                <w:rFonts w:ascii="Arial" w:cs="Arial" w:eastAsia="Arial" w:hAnsi="Arial"/>
+                <w:b w:val="false"/>
+                <w:bCs w:val="false"/>
+                <w:i w:val="false"/>
+                <w:iCs w:val="false"/>
+                <w:color w:val="000000"/>
+                <w:sz w:val="18"/>
+                <w:szCs w:val="18"/>
+              </w:rPr>
+              <w:t xml:space="preserve">Lesson 7 — "Real Numbers in Real Kenya" (Application &amp; Problem Solving)</w:t>
+            </w:r>
+          </w:p>
+          <w:p>
+            <w:pPr>
+              <w:spacing w:after="40" w:before="0"/>
+              <w:jc w:val="left"/>
+            </w:pPr>
+            <w:r>
+              <w:rPr>
+                <w:rFonts w:ascii="Arial" w:cs="Arial" w:eastAsia="Arial" w:hAnsi="Arial"/>
+                <w:b w:val="false"/>
+                <w:bCs w:val="false"/>
+                <w:i w:val="false"/>
+                <w:iCs w:val="false"/>
+                <w:color w:val="000000"/>
+                <w:sz w:val="18"/>
+                <w:szCs w:val="18"/>
+              </w:rPr>
+              <w:t xml:space="preserve">Learners work in groups on a structured problem-solving task that integrates all sub-strand content: a scenario in which a community water project near Lake Victoria needs to calculate pipe lengths (involving surds), water volumes (operations on decimals), cost estimates (approximation to significant figures), and equal cost-sharing (reciprocals and rational arithmetic). Each group produces a written solution with justifications. Groups present key findings to the class. Teacher facilitates sensemaking connections back to the DQB and anchoring phenomenon.</w:t>
+            </w:r>
+          </w:p>
+          <w:p>
+            <w:pPr>
+              <w:spacing w:after="40" w:before="0"/>
+              <w:jc w:val="left"/>
+            </w:pPr>
+            <w:r>
+              <w:rPr>
+                <w:rFonts w:ascii="Arial" w:cs="Arial" w:eastAsia="Arial" w:hAnsi="Arial"/>
+                <w:b w:val="false"/>
+                <w:bCs w:val="false"/>
+                <w:i w:val="false"/>
+                <w:iCs w:val="false"/>
+                <w:color w:val="000000"/>
+                <w:sz w:val="18"/>
+                <w:szCs w:val="18"/>
+              </w:rPr>
+              <w:t xml:space="preserve"/>
+            </w:r>
+          </w:p>
+          <w:p>
+            <w:pPr>
+              <w:spacing w:after="40" w:before="0"/>
+              <w:jc w:val="left"/>
+            </w:pPr>
+            <w:r>
+              <w:rPr>
+                <w:rFonts w:ascii="Arial" w:cs="Arial" w:eastAsia="Arial" w:hAnsi="Arial"/>
+                <w:b w:val="false"/>
+                <w:bCs w:val="false"/>
+                <w:i w:val="false"/>
+                <w:iCs w:val="false"/>
+                <w:color w:val="000000"/>
+                <w:sz w:val="18"/>
+                <w:szCs w:val="18"/>
+              </w:rPr>
+              <w:t xml:space="preserve">Lesson 8 — "Building Our Real Number Model" (Model Building, DQB Closure &amp; Assessment)</w:t>
+            </w:r>
+          </w:p>
+          <w:p>
+            <w:pPr>
+              <w:spacing w:after="40" w:before="0"/>
+              <w:jc w:val="left"/>
+            </w:pPr>
+            <w:r>
+              <w:rPr>
+                <w:rFonts w:ascii="Arial" w:cs="Arial" w:eastAsia="Arial" w:hAnsi="Arial"/>
+                <w:b w:val="false"/>
+                <w:bCs w:val="false"/>
+                <w:i w:val="false"/>
+                <w:iCs w:val="false"/>
+                <w:color w:val="000000"/>
+                <w:sz w:val="18"/>
+                <w:szCs w:val="18"/>
+              </w:rPr>
+              <w:t xml:space="preserve">Learners individually construct a cumulative visual model of the real number system: a nested Venn diagram annotated with Kenyan examples in each region, a number line showing at least one example from each sub-category, and a worked example showing how approximation, absolute value and reciprocals each appear in a single real-life Kenyan problem of their own devising. DQB is reviewed: which questions have been answered? Which remain open (pointing forward to indices and logarithms)? Lesson concludes with a class written assessment task.</w:t>
+            </w:r>
+          </w:p>
+        </w:tc>
+      </w:tr>
+      <w:tr>
+        <w:tc>
+          <w:tcPr>
+            <w:tcW w:type="dxa" w:w="3000"/>
+            <w:shd w:fill="EAD1F5" w:color="auto" w:val="clear"/>
+            <w:tcMar>
+              <w:top w:type="dxa" w:w="60"/>
+              <w:left w:type="dxa" w:w="120"/>
+              <w:bottom w:type="dxa" w:w="60"/>
+              <w:right w:type="dxa" w:w="120"/>
+            </w:tcMar>
+            <w:vAlign w:val="top"/>
+          </w:tcPr>
+          <w:p>
+            <w:pPr>
+              <w:spacing w:after="40" w:before="0"/>
+              <w:jc w:val="left"/>
+            </w:pPr>
+            <w:r>
+              <w:rPr>
+                <w:rFonts w:ascii="Arial" w:cs="Arial" w:eastAsia="Arial" w:hAnsi="Arial"/>
+                <w:b/>
+                <w:bCs/>
+                <w:i w:val="false"/>
+                <w:iCs w:val="false"/>
+                <w:color w:val="000000"/>
+                <w:sz w:val="18"/>
+                <w:szCs w:val="18"/>
+              </w:rPr>
+              <w:t xml:space="preserve">Supporting Phenomena</w:t>
+            </w:r>
+          </w:p>
+        </w:tc>
+        <w:tc>
+          <w:tcPr>
+            <w:tcW w:type="dxa" w:w="10680"/>
+            <w:shd w:fill="FFFFFF" w:color="auto" w:val="clear"/>
+            <w:tcMar>
+              <w:top w:type="dxa" w:w="60"/>
+              <w:left w:type="dxa" w:w="120"/>
+              <w:bottom w:type="dxa" w:w="60"/>
+              <w:right w:type="dxa" w:w="120"/>
+            </w:tcMar>
+            <w:vAlign w:val="top"/>
+          </w:tcPr>
+          <w:p>
+            <w:pPr>
+              <w:spacing w:after="30" w:before="0"/>
+              <w:ind w:left="360" w:hanging="180"/>
+              <w:jc w:val="left"/>
+            </w:pPr>
+            <w:r>
+              <w:rPr>
+                <w:rFonts w:ascii="Arial" w:cs="Arial" w:eastAsia="Arial" w:hAnsi="Arial"/>
+                <w:b w:val="false"/>
+                <w:bCs w:val="false"/>
+                <w:i w:val="false"/>
+                <w:iCs w:val="false"/>
+                <w:color w:val="000000"/>
+                <w:sz w:val="18"/>
+                <w:szCs w:val="18"/>
+              </w:rPr>
+              <w:t xml:space="preserve">–  The Maize Field Diagonal: A farmer in the Rift Valley has a perfectly square maize shamba with sides of exactly 10 metres. She wants to string a fence diagonally across the field. Using Pythagoras, the diagonal is √200 = 10√2 ≈ 14.142… metres — again a non-terminating, non-repeating decimal. Yet the side length is a "nice" number. Learners explore why √2 is irrational and where it sits on the number line relative to 1.4, 1.41, 1.414, etc.</w:t>
+            </w:r>
+          </w:p>
+          <w:p>
+            <w:pPr>
+              <w:spacing w:after="30" w:before="0"/>
+              <w:ind w:left="360" w:hanging="180"/>
+              <w:jc w:val="left"/>
+            </w:pPr>
+            <w:r>
+              <w:rPr>
+                <w:rFonts w:ascii="Arial" w:cs="Arial" w:eastAsia="Arial" w:hAnsi="Arial"/>
+                <w:b w:val="false"/>
+                <w:bCs w:val="false"/>
+                <w:i w:val="false"/>
+                <w:iCs w:val="false"/>
+                <w:color w:val="000000"/>
+                <w:sz w:val="18"/>
+                <w:szCs w:val="18"/>
+              </w:rPr>
+              <w:t xml:space="preserve">–  The Kericho Tea Estate Temperature Record: The Kenya Meteorological Department records daily minimum temperatures in Kericho. On a particular week, the recorded temperatures (in °C) are: −2.5, 0, 3, −1, 4.75, 2⅓, √3. Learners must classify each temperature as natural, integer, rational or irrational, place them on a number line, and compute the absolute differences between consecutive days to find the sharpest overnight temperature change.</w:t>
+            </w:r>
+          </w:p>
+          <w:p>
+            <w:pPr>
+              <w:spacing w:after="30" w:before="0"/>
+              <w:ind w:left="360" w:hanging="180"/>
+              <w:jc w:val="left"/>
+            </w:pPr>
+            <w:r>
+              <w:rPr>
+                <w:rFonts w:ascii="Arial" w:cs="Arial" w:eastAsia="Arial" w:hAnsi="Arial"/>
+                <w:b w:val="false"/>
+                <w:bCs w:val="false"/>
+                <w:i w:val="false"/>
+                <w:iCs w:val="false"/>
+                <w:color w:val="000000"/>
+                <w:sz w:val="18"/>
+                <w:szCs w:val="18"/>
+              </w:rPr>
+              <w:t xml:space="preserve">–  The Boda-Boda Fuel Split: Three boda-boda riders in Kisumu pool money to buy fuel. The total cost is Ksh 850. They must split the bill equally. Dividing 850 ÷ 3 = 283.333… (a repeating decimal, hence rational but non-terminating). Learners explore why this is rational (it can be written as 850/3), contrast it with irrational numbers, and practise rounding to the nearest shilling for a fair, practical split.</w:t>
+            </w:r>
+          </w:p>
+          <w:p>
+            <w:pPr>
+              <w:spacing w:after="30" w:before="0"/>
+              <w:ind w:left="360" w:hanging="180"/>
+              <w:jc w:val="left"/>
+            </w:pPr>
+            <w:r>
+              <w:rPr>
+                <w:rFonts w:ascii="Arial" w:cs="Arial" w:eastAsia="Arial" w:hAnsi="Arial"/>
+                <w:b w:val="false"/>
+                <w:bCs w:val="false"/>
+                <w:i w:val="false"/>
+                <w:iCs w:val="false"/>
+                <w:color w:val="000000"/>
+                <w:sz w:val="18"/>
+                <w:szCs w:val="18"/>
+              </w:rPr>
+              <w:t xml:space="preserve">–  The Nairobi Marathon Pace: A Kenyan marathon runner from Iten trains for the Nairobi Standard Chartered Marathon. Her target race pace is 1 km every 3 minutes and 45 seconds. Learners convert mixed units, apply reciprocals (speed = 1 ÷ time-per-km) to find km per minute, and use significant figures to compare her pace to competitors, connecting real-number operations to athletics and career contexts.</w:t>
+            </w:r>
+          </w:p>
+        </w:tc>
+      </w:tr>
+    </w:tbl>
+    <w:p>
+      <w:pPr>
+        <w:spacing w:after="120"/>
+      </w:pPr>
+      <w:r>
+        <w:t xml:space="preserve"/>
       </w:r>
     </w:p>
     <w:p>
@@ -150,7 +2648,7 @@
         </w:rPr>
         <w:t xml:space="preserve">© 2026 SeaVuria and ARES. This work is licensed under a </w:t>
       </w:r>
-      <w:hyperlink w:history="1" r:id="rIdusbggo7vttj73zus1sfe-">
+      <w:hyperlink w:history="1" r:id="rIdnoveofherayhlzmwhggdb">
         <w:r>
           <w:rPr>
             <w:rFonts w:ascii="Arial" w:cs="Arial" w:eastAsia="Arial" w:hAnsi="Arial"/>
@@ -170,7 +2668,7 @@
         </w:rPr>
         <w:t xml:space="preserve"> (</w:t>
       </w:r>
-      <w:hyperlink w:history="1" r:id="rIdxvcmzt-chzgcambqwfzku">
+      <w:hyperlink w:history="1" r:id="rId-faj3opevr0k42qmfcj7y">
         <w:r>
           <w:rPr>
             <w:rFonts w:ascii="Arial" w:cs="Arial" w:eastAsia="Arial" w:hAnsi="Arial"/>
@@ -190,7 +2688,7 @@
         </w:rPr>
         <w:t xml:space="preserve">). To view a copy of this license, visit </w:t>
       </w:r>
-      <w:hyperlink w:history="1" r:id="rId9z_yqj7phkimm_cpbrqbi">
+      <w:hyperlink w:history="1" r:id="rId5hur5dnghogywzvsv1pw_">
         <w:r>
           <w:rPr>
             <w:rFonts w:ascii="Arial" w:cs="Arial" w:eastAsia="Arial" w:hAnsi="Arial"/>
@@ -209,2504 +2707,6 @@
           <w:szCs w:val="17"/>
         </w:rPr>
         <w:t xml:space="preserve">. You are free to copy, redistribute, and adapt this material in any medium or format, provided appropriate credit is given and the material is not used for commercial purposes. KICD learning outcomes and curriculum designations reproduced here for alignment purposes remain the property of KICD and are not covered by this license. Linked external resources (e.g. CK-12, Khan Academy, PhET) are subject to their own licenses.</w:t>
-      </w:r>
-    </w:p>
-    <w:p>
-      <w:pPr>
-        <w:spacing w:after="120"/>
-      </w:pPr>
-      <w:r>
-        <w:t xml:space="preserve"/>
-      </w:r>
-    </w:p>
-    <w:tbl>
-      <w:tblPr>
-        <w:tblW w:type="dxa" w:w="13680"/>
-        <w:tblBorders>
-          <w:top w:val="single" w:color="AAAAAA" w:sz="4"/>
-          <w:left w:val="single" w:color="AAAAAA" w:sz="4"/>
-          <w:bottom w:val="single" w:color="AAAAAA" w:sz="4"/>
-          <w:right w:val="single" w:color="AAAAAA" w:sz="4"/>
-          <w:insideH w:val="single" w:color="auto" w:sz="4"/>
-          <w:insideV w:val="single" w:color="auto" w:sz="4"/>
-        </w:tblBorders>
-        <w:tblLayout w:type="fixed"/>
-      </w:tblPr>
-      <w:tblGrid>
-        <w:gridCol w:w="3000"/>
-        <w:gridCol w:w="10680"/>
-      </w:tblGrid>
-      <w:tr>
-        <w:tc>
-          <w:tcPr>
-            <w:tcW w:type="dxa" w:w="13680"/>
-            <w:gridSpan w:val="2"/>
-            <w:shd w:fill="1F3864" w:color="auto" w:val="clear"/>
-            <w:tcMar>
-              <w:top w:type="dxa" w:w="60"/>
-              <w:left w:type="dxa" w:w="120"/>
-              <w:bottom w:type="dxa" w:w="60"/>
-              <w:right w:type="dxa" w:w="120"/>
-            </w:tcMar>
-            <w:vAlign w:val="top"/>
-          </w:tcPr>
-          <w:p>
-            <w:pPr>
-              <w:spacing w:after="40" w:before="0"/>
-              <w:jc w:val="center"/>
-            </w:pPr>
-            <w:r>
-              <w:rPr>
-                <w:rFonts w:ascii="Arial" w:cs="Arial" w:eastAsia="Arial" w:hAnsi="Arial"/>
-                <w:b/>
-                <w:bCs/>
-                <w:i w:val="false"/>
-                <w:iCs w:val="false"/>
-                <w:color w:val="FFFFFF"/>
-                <w:sz w:val="22"/>
-                <w:szCs w:val="22"/>
-              </w:rPr>
-              <w:t xml:space="preserve">SUB-STRAND OVERVIEW</w:t>
-            </w:r>
-          </w:p>
-        </w:tc>
-      </w:tr>
-      <w:tr>
-        <w:tc>
-          <w:tcPr>
-            <w:tcW w:type="dxa" w:w="3000"/>
-            <w:shd w:fill="D5E8F0" w:color="auto" w:val="clear"/>
-            <w:tcMar>
-              <w:top w:type="dxa" w:w="60"/>
-              <w:left w:type="dxa" w:w="120"/>
-              <w:bottom w:type="dxa" w:w="60"/>
-              <w:right w:type="dxa" w:w="120"/>
-            </w:tcMar>
-            <w:vAlign w:val="top"/>
-          </w:tcPr>
-          <w:p>
-            <w:pPr>
-              <w:spacing w:after="40" w:before="0"/>
-              <w:jc w:val="left"/>
-            </w:pPr>
-            <w:r>
-              <w:rPr>
-                <w:rFonts w:ascii="Arial" w:cs="Arial" w:eastAsia="Arial" w:hAnsi="Arial"/>
-                <w:b/>
-                <w:bCs/>
-                <w:i w:val="false"/>
-                <w:iCs w:val="false"/>
-                <w:color w:val="000000"/>
-                <w:sz w:val="18"/>
-                <w:szCs w:val="18"/>
-              </w:rPr>
-              <w:t xml:space="preserve">Grade Level</w:t>
-            </w:r>
-          </w:p>
-        </w:tc>
-        <w:tc>
-          <w:tcPr>
-            <w:tcW w:type="dxa" w:w="10680"/>
-            <w:shd w:fill="FFFFFF" w:color="auto" w:val="clear"/>
-            <w:tcMar>
-              <w:top w:type="dxa" w:w="60"/>
-              <w:left w:type="dxa" w:w="120"/>
-              <w:bottom w:type="dxa" w:w="60"/>
-              <w:right w:type="dxa" w:w="120"/>
-            </w:tcMar>
-            <w:vAlign w:val="top"/>
-          </w:tcPr>
-          <w:p>
-            <w:pPr>
-              <w:spacing w:after="40" w:before="0"/>
-              <w:jc w:val="left"/>
-            </w:pPr>
-            <w:r>
-              <w:rPr>
-                <w:rFonts w:ascii="Arial" w:cs="Arial" w:eastAsia="Arial" w:hAnsi="Arial"/>
-                <w:b w:val="false"/>
-                <w:bCs w:val="false"/>
-                <w:i w:val="false"/>
-                <w:iCs w:val="false"/>
-                <w:color w:val="000000"/>
-                <w:sz w:val="18"/>
-                <w:szCs w:val="18"/>
-              </w:rPr>
-              <w:t xml:space="preserve">10</w:t>
-            </w:r>
-          </w:p>
-        </w:tc>
-      </w:tr>
-      <w:tr>
-        <w:tc>
-          <w:tcPr>
-            <w:tcW w:type="dxa" w:w="3000"/>
-            <w:shd w:fill="D5E8F0" w:color="auto" w:val="clear"/>
-            <w:tcMar>
-              <w:top w:type="dxa" w:w="60"/>
-              <w:left w:type="dxa" w:w="120"/>
-              <w:bottom w:type="dxa" w:w="60"/>
-              <w:right w:type="dxa" w:w="120"/>
-            </w:tcMar>
-            <w:vAlign w:val="top"/>
-          </w:tcPr>
-          <w:p>
-            <w:pPr>
-              <w:spacing w:after="40" w:before="0"/>
-              <w:jc w:val="left"/>
-            </w:pPr>
-            <w:r>
-              <w:rPr>
-                <w:rFonts w:ascii="Arial" w:cs="Arial" w:eastAsia="Arial" w:hAnsi="Arial"/>
-                <w:b/>
-                <w:bCs/>
-                <w:i w:val="false"/>
-                <w:iCs w:val="false"/>
-                <w:color w:val="000000"/>
-                <w:sz w:val="18"/>
-                <w:szCs w:val="18"/>
-              </w:rPr>
-              <w:t xml:space="preserve">Subject</w:t>
-            </w:r>
-          </w:p>
-        </w:tc>
-        <w:tc>
-          <w:tcPr>
-            <w:tcW w:type="dxa" w:w="10680"/>
-            <w:shd w:fill="FFFFFF" w:color="auto" w:val="clear"/>
-            <w:tcMar>
-              <w:top w:type="dxa" w:w="60"/>
-              <w:left w:type="dxa" w:w="120"/>
-              <w:bottom w:type="dxa" w:w="60"/>
-              <w:right w:type="dxa" w:w="120"/>
-            </w:tcMar>
-            <w:vAlign w:val="top"/>
-          </w:tcPr>
-          <w:p>
-            <w:pPr>
-              <w:spacing w:after="40" w:before="0"/>
-              <w:jc w:val="left"/>
-            </w:pPr>
-            <w:r>
-              <w:rPr>
-                <w:rFonts w:ascii="Arial" w:cs="Arial" w:eastAsia="Arial" w:hAnsi="Arial"/>
-                <w:b w:val="false"/>
-                <w:bCs w:val="false"/>
-                <w:i w:val="false"/>
-                <w:iCs w:val="false"/>
-                <w:color w:val="000000"/>
-                <w:sz w:val="18"/>
-                <w:szCs w:val="18"/>
-              </w:rPr>
-              <w:t xml:space="preserve">Core Mathematics</w:t>
-            </w:r>
-          </w:p>
-        </w:tc>
-      </w:tr>
-      <w:tr>
-        <w:tc>
-          <w:tcPr>
-            <w:tcW w:type="dxa" w:w="3000"/>
-            <w:shd w:fill="D5E8F0" w:color="auto" w:val="clear"/>
-            <w:tcMar>
-              <w:top w:type="dxa" w:w="60"/>
-              <w:left w:type="dxa" w:w="120"/>
-              <w:bottom w:type="dxa" w:w="60"/>
-              <w:right w:type="dxa" w:w="120"/>
-            </w:tcMar>
-            <w:vAlign w:val="top"/>
-          </w:tcPr>
-          <w:p>
-            <w:pPr>
-              <w:spacing w:after="40" w:before="0"/>
-              <w:jc w:val="left"/>
-            </w:pPr>
-            <w:r>
-              <w:rPr>
-                <w:rFonts w:ascii="Arial" w:cs="Arial" w:eastAsia="Arial" w:hAnsi="Arial"/>
-                <w:b/>
-                <w:bCs/>
-                <w:i w:val="false"/>
-                <w:iCs w:val="false"/>
-                <w:color w:val="000000"/>
-                <w:sz w:val="18"/>
-                <w:szCs w:val="18"/>
-              </w:rPr>
-              <w:t xml:space="preserve">Strand</w:t>
-            </w:r>
-          </w:p>
-        </w:tc>
-        <w:tc>
-          <w:tcPr>
-            <w:tcW w:type="dxa" w:w="10680"/>
-            <w:shd w:fill="FFFFFF" w:color="auto" w:val="clear"/>
-            <w:tcMar>
-              <w:top w:type="dxa" w:w="60"/>
-              <w:left w:type="dxa" w:w="120"/>
-              <w:bottom w:type="dxa" w:w="60"/>
-              <w:right w:type="dxa" w:w="120"/>
-            </w:tcMar>
-            <w:vAlign w:val="top"/>
-          </w:tcPr>
-          <w:p>
-            <w:pPr>
-              <w:spacing w:after="40" w:before="0"/>
-              <w:jc w:val="left"/>
-            </w:pPr>
-            <w:r>
-              <w:rPr>
-                <w:rFonts w:ascii="Arial" w:cs="Arial" w:eastAsia="Arial" w:hAnsi="Arial"/>
-                <w:b w:val="false"/>
-                <w:bCs w:val="false"/>
-                <w:i w:val="false"/>
-                <w:iCs w:val="false"/>
-                <w:color w:val="000000"/>
-                <w:sz w:val="18"/>
-                <w:szCs w:val="18"/>
-              </w:rPr>
-              <w:t xml:space="preserve">Strand 1.0: Numbers and Algebra</w:t>
-            </w:r>
-          </w:p>
-        </w:tc>
-      </w:tr>
-      <w:tr>
-        <w:tc>
-          <w:tcPr>
-            <w:tcW w:type="dxa" w:w="3000"/>
-            <w:shd w:fill="D5E8F0" w:color="auto" w:val="clear"/>
-            <w:tcMar>
-              <w:top w:type="dxa" w:w="60"/>
-              <w:left w:type="dxa" w:w="120"/>
-              <w:bottom w:type="dxa" w:w="60"/>
-              <w:right w:type="dxa" w:w="120"/>
-            </w:tcMar>
-            <w:vAlign w:val="top"/>
-          </w:tcPr>
-          <w:p>
-            <w:pPr>
-              <w:spacing w:after="40" w:before="0"/>
-              <w:jc w:val="left"/>
-            </w:pPr>
-            <w:r>
-              <w:rPr>
-                <w:rFonts w:ascii="Arial" w:cs="Arial" w:eastAsia="Arial" w:hAnsi="Arial"/>
-                <w:b/>
-                <w:bCs/>
-                <w:i w:val="false"/>
-                <w:iCs w:val="false"/>
-                <w:color w:val="000000"/>
-                <w:sz w:val="18"/>
-                <w:szCs w:val="18"/>
-              </w:rPr>
-              <w:t xml:space="preserve">Sub-Strand</w:t>
-            </w:r>
-          </w:p>
-        </w:tc>
-        <w:tc>
-          <w:tcPr>
-            <w:tcW w:type="dxa" w:w="10680"/>
-            <w:shd w:fill="FFFFFF" w:color="auto" w:val="clear"/>
-            <w:tcMar>
-              <w:top w:type="dxa" w:w="60"/>
-              <w:left w:type="dxa" w:w="120"/>
-              <w:bottom w:type="dxa" w:w="60"/>
-              <w:right w:type="dxa" w:w="120"/>
-            </w:tcMar>
-            <w:vAlign w:val="top"/>
-          </w:tcPr>
-          <w:p>
-            <w:pPr>
-              <w:spacing w:after="40" w:before="0"/>
-              <w:jc w:val="left"/>
-            </w:pPr>
-            <w:r>
-              <w:rPr>
-                <w:rFonts w:ascii="Arial" w:cs="Arial" w:eastAsia="Arial" w:hAnsi="Arial"/>
-                <w:b w:val="false"/>
-                <w:bCs w:val="false"/>
-                <w:i w:val="false"/>
-                <w:iCs w:val="false"/>
-                <w:color w:val="000000"/>
-                <w:sz w:val="18"/>
-                <w:szCs w:val="18"/>
-              </w:rPr>
-              <w:t xml:space="preserve">Sub-Strand 1.1: Real Numbers</w:t>
-            </w:r>
-          </w:p>
-        </w:tc>
-      </w:tr>
-      <w:tr>
-        <w:tc>
-          <w:tcPr>
-            <w:tcW w:type="dxa" w:w="3000"/>
-            <w:shd w:fill="D5E8F0" w:color="auto" w:val="clear"/>
-            <w:tcMar>
-              <w:top w:type="dxa" w:w="60"/>
-              <w:left w:type="dxa" w:w="120"/>
-              <w:bottom w:type="dxa" w:w="60"/>
-              <w:right w:type="dxa" w:w="120"/>
-            </w:tcMar>
-            <w:vAlign w:val="top"/>
-          </w:tcPr>
-          <w:p>
-            <w:pPr>
-              <w:spacing w:after="40" w:before="0"/>
-              <w:jc w:val="left"/>
-            </w:pPr>
-            <w:r>
-              <w:rPr>
-                <w:rFonts w:ascii="Arial" w:cs="Arial" w:eastAsia="Arial" w:hAnsi="Arial"/>
-                <w:b/>
-                <w:bCs/>
-                <w:i w:val="false"/>
-                <w:iCs w:val="false"/>
-                <w:color w:val="000000"/>
-                <w:sz w:val="18"/>
-                <w:szCs w:val="18"/>
-              </w:rPr>
-              <w:t xml:space="preserve">Total Duration</w:t>
-            </w:r>
-          </w:p>
-        </w:tc>
-        <w:tc>
-          <w:tcPr>
-            <w:tcW w:type="dxa" w:w="10680"/>
-            <w:shd w:fill="FFFFFF" w:color="auto" w:val="clear"/>
-            <w:tcMar>
-              <w:top w:type="dxa" w:w="60"/>
-              <w:left w:type="dxa" w:w="120"/>
-              <w:bottom w:type="dxa" w:w="60"/>
-              <w:right w:type="dxa" w:w="120"/>
-            </w:tcMar>
-            <w:vAlign w:val="top"/>
-          </w:tcPr>
-          <w:p>
-            <w:pPr>
-              <w:spacing w:after="40" w:before="0"/>
-              <w:jc w:val="left"/>
-            </w:pPr>
-            <w:r>
-              <w:rPr>
-                <w:rFonts w:ascii="Arial" w:cs="Arial" w:eastAsia="Arial" w:hAnsi="Arial"/>
-                <w:b w:val="false"/>
-                <w:bCs w:val="false"/>
-                <w:i w:val="false"/>
-                <w:iCs w:val="false"/>
-                <w:color w:val="000000"/>
-                <w:sz w:val="18"/>
-                <w:szCs w:val="18"/>
-              </w:rPr>
-              <w:t xml:space="preserve">8 lessons × 40 minutes = 320 minutes total</w:t>
-            </w:r>
-          </w:p>
-        </w:tc>
-      </w:tr>
-      <w:tr>
-        <w:tc>
-          <w:tcPr>
-            <w:tcW w:type="dxa" w:w="3000"/>
-            <w:shd w:fill="D5E8F0" w:color="auto" w:val="clear"/>
-            <w:tcMar>
-              <w:top w:type="dxa" w:w="60"/>
-              <w:left w:type="dxa" w:w="120"/>
-              <w:bottom w:type="dxa" w:w="60"/>
-              <w:right w:type="dxa" w:w="120"/>
-            </w:tcMar>
-            <w:vAlign w:val="top"/>
-          </w:tcPr>
-          <w:p>
-            <w:pPr>
-              <w:spacing w:after="40" w:before="0"/>
-              <w:jc w:val="left"/>
-            </w:pPr>
-            <w:r>
-              <w:rPr>
-                <w:rFonts w:ascii="Arial" w:cs="Arial" w:eastAsia="Arial" w:hAnsi="Arial"/>
-                <w:b/>
-                <w:bCs/>
-                <w:i w:val="false"/>
-                <w:iCs w:val="false"/>
-                <w:color w:val="000000"/>
-                <w:sz w:val="18"/>
-                <w:szCs w:val="18"/>
-              </w:rPr>
-              <w:t xml:space="preserve">Sub-Strand Content</w:t>
-            </w:r>
-          </w:p>
-        </w:tc>
-        <w:tc>
-          <w:tcPr>
-            <w:tcW w:type="dxa" w:w="10680"/>
-            <w:shd w:fill="FFFFFF" w:color="auto" w:val="clear"/>
-            <w:tcMar>
-              <w:top w:type="dxa" w:w="60"/>
-              <w:left w:type="dxa" w:w="120"/>
-              <w:bottom w:type="dxa" w:w="60"/>
-              <w:right w:type="dxa" w:w="120"/>
-            </w:tcMar>
-            <w:vAlign w:val="top"/>
-          </w:tcPr>
-          <w:p>
-            <w:pPr>
-              <w:spacing w:after="30" w:before="0"/>
-              <w:ind w:left="360" w:hanging="180"/>
-              <w:jc w:val="left"/>
-            </w:pPr>
-            <w:r>
-              <w:rPr>
-                <w:rFonts w:ascii="Arial" w:cs="Arial" w:eastAsia="Arial" w:hAnsi="Arial"/>
-                <w:b w:val="false"/>
-                <w:bCs w:val="false"/>
-                <w:i w:val="false"/>
-                <w:iCs w:val="false"/>
-                <w:color w:val="000000"/>
-                <w:sz w:val="18"/>
-                <w:szCs w:val="18"/>
-              </w:rPr>
-              <w:t xml:space="preserve">–  Types of real numbers: natural numbers, integers, rational numbers, irrational numbers and their properties</w:t>
-            </w:r>
-          </w:p>
-          <w:p>
-            <w:pPr>
-              <w:spacing w:after="30" w:before="0"/>
-              <w:ind w:left="360" w:hanging="180"/>
-              <w:jc w:val="left"/>
-            </w:pPr>
-            <w:r>
-              <w:rPr>
-                <w:rFonts w:ascii="Arial" w:cs="Arial" w:eastAsia="Arial" w:hAnsi="Arial"/>
-                <w:b w:val="false"/>
-                <w:bCs w:val="false"/>
-                <w:i w:val="false"/>
-                <w:iCs w:val="false"/>
-                <w:color w:val="000000"/>
-                <w:sz w:val="18"/>
-                <w:szCs w:val="18"/>
-              </w:rPr>
-              <w:t xml:space="preserve">–  Number line representation of real numbers including placement of surds and irrational numbers</w:t>
-            </w:r>
-          </w:p>
-          <w:p>
-            <w:pPr>
-              <w:spacing w:after="30" w:before="0"/>
-              <w:ind w:left="360" w:hanging="180"/>
-              <w:jc w:val="left"/>
-            </w:pPr>
-            <w:r>
-              <w:rPr>
-                <w:rFonts w:ascii="Arial" w:cs="Arial" w:eastAsia="Arial" w:hAnsi="Arial"/>
-                <w:b w:val="false"/>
-                <w:bCs w:val="false"/>
-                <w:i w:val="false"/>
-                <w:iCs w:val="false"/>
-                <w:color w:val="000000"/>
-                <w:sz w:val="18"/>
-                <w:szCs w:val="18"/>
-              </w:rPr>
-              <w:t xml:space="preserve">–  Operations on real numbers: addition, subtraction, multiplication and division</w:t>
-            </w:r>
-          </w:p>
-          <w:p>
-            <w:pPr>
-              <w:spacing w:after="30" w:before="0"/>
-              <w:ind w:left="360" w:hanging="180"/>
-              <w:jc w:val="left"/>
-            </w:pPr>
-            <w:r>
-              <w:rPr>
-                <w:rFonts w:ascii="Arial" w:cs="Arial" w:eastAsia="Arial" w:hAnsi="Arial"/>
-                <w:b w:val="false"/>
-                <w:bCs w:val="false"/>
-                <w:i w:val="false"/>
-                <w:iCs w:val="false"/>
-                <w:color w:val="000000"/>
-                <w:sz w:val="18"/>
-                <w:szCs w:val="18"/>
-              </w:rPr>
-              <w:t xml:space="preserve">–  Order of operations (BODMAS/BIDMAS) applied to real numbers in multi-step computations</w:t>
-            </w:r>
-          </w:p>
-          <w:p>
-            <w:pPr>
-              <w:spacing w:after="30" w:before="0"/>
-              <w:ind w:left="360" w:hanging="180"/>
-              <w:jc w:val="left"/>
-            </w:pPr>
-            <w:r>
-              <w:rPr>
-                <w:rFonts w:ascii="Arial" w:cs="Arial" w:eastAsia="Arial" w:hAnsi="Arial"/>
-                <w:b w:val="false"/>
-                <w:bCs w:val="false"/>
-                <w:i w:val="false"/>
-                <w:iCs w:val="false"/>
-                <w:color w:val="000000"/>
-                <w:sz w:val="18"/>
-                <w:szCs w:val="18"/>
-              </w:rPr>
-              <w:t xml:space="preserve">–  Absolute value of real numbers and its applications in real-life contexts</w:t>
-            </w:r>
-          </w:p>
-          <w:p>
-            <w:pPr>
-              <w:spacing w:after="30" w:before="0"/>
-              <w:ind w:left="360" w:hanging="180"/>
-              <w:jc w:val="left"/>
-            </w:pPr>
-            <w:r>
-              <w:rPr>
-                <w:rFonts w:ascii="Arial" w:cs="Arial" w:eastAsia="Arial" w:hAnsi="Arial"/>
-                <w:b w:val="false"/>
-                <w:bCs w:val="false"/>
-                <w:i w:val="false"/>
-                <w:iCs w:val="false"/>
-                <w:color w:val="000000"/>
-                <w:sz w:val="18"/>
-                <w:szCs w:val="18"/>
-              </w:rPr>
-              <w:t xml:space="preserve">–  Reciprocals of real numbers and their use in mathematical computations</w:t>
-            </w:r>
-          </w:p>
-          <w:p>
-            <w:pPr>
-              <w:spacing w:after="30" w:before="0"/>
-              <w:ind w:left="360" w:hanging="180"/>
-              <w:jc w:val="left"/>
-            </w:pPr>
-            <w:r>
-              <w:rPr>
-                <w:rFonts w:ascii="Arial" w:cs="Arial" w:eastAsia="Arial" w:hAnsi="Arial"/>
-                <w:b w:val="false"/>
-                <w:bCs w:val="false"/>
-                <w:i w:val="false"/>
-                <w:iCs w:val="false"/>
-                <w:color w:val="000000"/>
-                <w:sz w:val="18"/>
-                <w:szCs w:val="18"/>
-              </w:rPr>
-              <w:t xml:space="preserve">–  Conversion between fractions, decimals and percentages within the real number system</w:t>
-            </w:r>
-          </w:p>
-          <w:p>
-            <w:pPr>
-              <w:spacing w:after="30" w:before="0"/>
-              <w:ind w:left="360" w:hanging="180"/>
-              <w:jc w:val="left"/>
-            </w:pPr>
-            <w:r>
-              <w:rPr>
-                <w:rFonts w:ascii="Arial" w:cs="Arial" w:eastAsia="Arial" w:hAnsi="Arial"/>
-                <w:b w:val="false"/>
-                <w:bCs w:val="false"/>
-                <w:i w:val="false"/>
-                <w:iCs w:val="false"/>
-                <w:color w:val="000000"/>
-                <w:sz w:val="18"/>
-                <w:szCs w:val="18"/>
-              </w:rPr>
-              <w:t xml:space="preserve">–  Approximation and estimation: rounding off, significant figures and decimal places</w:t>
-            </w:r>
-          </w:p>
-          <w:p>
-            <w:pPr>
-              <w:spacing w:after="30" w:before="0"/>
-              <w:ind w:left="360" w:hanging="180"/>
-              <w:jc w:val="left"/>
-            </w:pPr>
-            <w:r>
-              <w:rPr>
-                <w:rFonts w:ascii="Arial" w:cs="Arial" w:eastAsia="Arial" w:hAnsi="Arial"/>
-                <w:b w:val="false"/>
-                <w:bCs w:val="false"/>
-                <w:i w:val="false"/>
-                <w:iCs w:val="false"/>
-                <w:color w:val="000000"/>
-                <w:sz w:val="18"/>
-                <w:szCs w:val="18"/>
-              </w:rPr>
-              <w:t xml:space="preserve">–  Application of real numbers to real-life situations (e.g., temperatures in Nairobi, distances in the Rift Valley, market prices in Gikomba)</w:t>
-            </w:r>
-          </w:p>
-        </w:tc>
-      </w:tr>
-      <w:tr>
-        <w:tc>
-          <w:tcPr>
-            <w:tcW w:type="dxa" w:w="3000"/>
-            <w:shd w:fill="D5E8F0" w:color="auto" w:val="clear"/>
-            <w:tcMar>
-              <w:top w:type="dxa" w:w="60"/>
-              <w:left w:type="dxa" w:w="120"/>
-              <w:bottom w:type="dxa" w:w="60"/>
-              <w:right w:type="dxa" w:w="120"/>
-            </w:tcMar>
-            <w:vAlign w:val="top"/>
-          </w:tcPr>
-          <w:p>
-            <w:pPr>
-              <w:spacing w:after="40" w:before="0"/>
-              <w:jc w:val="left"/>
-            </w:pPr>
-            <w:r>
-              <w:rPr>
-                <w:rFonts w:ascii="Arial" w:cs="Arial" w:eastAsia="Arial" w:hAnsi="Arial"/>
-                <w:b/>
-                <w:bCs/>
-                <w:i w:val="false"/>
-                <w:iCs w:val="false"/>
-                <w:color w:val="000000"/>
-                <w:sz w:val="18"/>
-                <w:szCs w:val="18"/>
-              </w:rPr>
-              <w:t xml:space="preserve">Learning Outcomes</w:t>
-            </w:r>
-          </w:p>
-        </w:tc>
-        <w:tc>
-          <w:tcPr>
-            <w:tcW w:type="dxa" w:w="10680"/>
-            <w:shd w:fill="FFFFFF" w:color="auto" w:val="clear"/>
-            <w:tcMar>
-              <w:top w:type="dxa" w:w="60"/>
-              <w:left w:type="dxa" w:w="120"/>
-              <w:bottom w:type="dxa" w:w="60"/>
-              <w:right w:type="dxa" w:w="120"/>
-            </w:tcMar>
-            <w:vAlign w:val="top"/>
-          </w:tcPr>
-          <w:p>
-            <w:pPr>
-              <w:spacing w:after="40" w:before="0"/>
-              <w:jc w:val="left"/>
-            </w:pPr>
-            <w:r>
-              <w:rPr>
-                <w:rFonts w:ascii="Arial" w:cs="Arial" w:eastAsia="Arial" w:hAnsi="Arial"/>
-                <w:b w:val="false"/>
-                <w:bCs w:val="false"/>
-                <w:i w:val="false"/>
-                <w:iCs w:val="false"/>
-                <w:color w:val="000000"/>
-                <w:sz w:val="18"/>
-                <w:szCs w:val="18"/>
-              </w:rPr>
-              <w:t xml:space="preserve">By the end of the sub-strand, the learner should be able to:</w:t>
-            </w:r>
-          </w:p>
-          <w:p>
-            <w:pPr>
-              <w:spacing w:after="40" w:before="0"/>
-              <w:jc w:val="left"/>
-            </w:pPr>
-            <w:r>
-              <w:rPr>
-                <w:rFonts w:ascii="Arial" w:cs="Arial" w:eastAsia="Arial" w:hAnsi="Arial"/>
-                <w:b w:val="false"/>
-                <w:bCs w:val="false"/>
-                <w:i w:val="false"/>
-                <w:iCs w:val="false"/>
-                <w:color w:val="000000"/>
-                <w:sz w:val="18"/>
-                <w:szCs w:val="18"/>
-              </w:rPr>
-              <w:t xml:space="preserve">a) classify and describe types of real numbers and their properties,</w:t>
-            </w:r>
-          </w:p>
-          <w:p>
-            <w:pPr>
-              <w:spacing w:after="40" w:before="0"/>
-              <w:jc w:val="left"/>
-            </w:pPr>
-            <w:r>
-              <w:rPr>
-                <w:rFonts w:ascii="Arial" w:cs="Arial" w:eastAsia="Arial" w:hAnsi="Arial"/>
-                <w:b w:val="false"/>
-                <w:bCs w:val="false"/>
-                <w:i w:val="false"/>
-                <w:iCs w:val="false"/>
-                <w:color w:val="000000"/>
-                <w:sz w:val="18"/>
-                <w:szCs w:val="18"/>
-              </w:rPr>
-              <w:t xml:space="preserve">b) represent real numbers on a number line,</w:t>
-            </w:r>
-          </w:p>
-          <w:p>
-            <w:pPr>
-              <w:spacing w:after="40" w:before="0"/>
-              <w:jc w:val="left"/>
-            </w:pPr>
-            <w:r>
-              <w:rPr>
-                <w:rFonts w:ascii="Arial" w:cs="Arial" w:eastAsia="Arial" w:hAnsi="Arial"/>
-                <w:b w:val="false"/>
-                <w:bCs w:val="false"/>
-                <w:i w:val="false"/>
-                <w:iCs w:val="false"/>
-                <w:color w:val="000000"/>
-                <w:sz w:val="18"/>
-                <w:szCs w:val="18"/>
-              </w:rPr>
-              <w:t xml:space="preserve">c) perform operations on real numbers accurately,</w:t>
-            </w:r>
-          </w:p>
-          <w:p>
-            <w:pPr>
-              <w:spacing w:after="40" w:before="0"/>
-              <w:jc w:val="left"/>
-            </w:pPr>
-            <w:r>
-              <w:rPr>
-                <w:rFonts w:ascii="Arial" w:cs="Arial" w:eastAsia="Arial" w:hAnsi="Arial"/>
-                <w:b w:val="false"/>
-                <w:bCs w:val="false"/>
-                <w:i w:val="false"/>
-                <w:iCs w:val="false"/>
-                <w:color w:val="000000"/>
-                <w:sz w:val="18"/>
-                <w:szCs w:val="18"/>
-              </w:rPr>
-              <w:t xml:space="preserve">d) determine the absolute value of real numbers and apply it in mathematical computations,</w:t>
-            </w:r>
-          </w:p>
-          <w:p>
-            <w:pPr>
-              <w:spacing w:after="40" w:before="0"/>
-              <w:jc w:val="left"/>
-            </w:pPr>
-            <w:r>
-              <w:rPr>
-                <w:rFonts w:ascii="Arial" w:cs="Arial" w:eastAsia="Arial" w:hAnsi="Arial"/>
-                <w:b w:val="false"/>
-                <w:bCs w:val="false"/>
-                <w:i w:val="false"/>
-                <w:iCs w:val="false"/>
-                <w:color w:val="000000"/>
-                <w:sz w:val="18"/>
-                <w:szCs w:val="18"/>
-              </w:rPr>
-              <w:t xml:space="preserve">e) determine the reciprocal of real numbers and accurately apply the reciprocal of real numbers in mathematical computations,</w:t>
-            </w:r>
-          </w:p>
-          <w:p>
-            <w:pPr>
-              <w:spacing w:after="40" w:before="0"/>
-              <w:jc w:val="left"/>
-            </w:pPr>
-            <w:r>
-              <w:rPr>
-                <w:rFonts w:ascii="Arial" w:cs="Arial" w:eastAsia="Arial" w:hAnsi="Arial"/>
-                <w:b w:val="false"/>
-                <w:bCs w:val="false"/>
-                <w:i w:val="false"/>
-                <w:iCs w:val="false"/>
-                <w:color w:val="000000"/>
-                <w:sz w:val="18"/>
-                <w:szCs w:val="18"/>
-              </w:rPr>
-              <w:t xml:space="preserve">f) apply approximation and estimation skills (rounding off, significant figures, decimal places) in real-life contexts,</w:t>
-            </w:r>
-          </w:p>
-          <w:p>
-            <w:pPr>
-              <w:spacing w:after="40" w:before="0"/>
-              <w:jc w:val="left"/>
-            </w:pPr>
-            <w:r>
-              <w:rPr>
-                <w:rFonts w:ascii="Arial" w:cs="Arial" w:eastAsia="Arial" w:hAnsi="Arial"/>
-                <w:b w:val="false"/>
-                <w:bCs w:val="false"/>
-                <w:i w:val="false"/>
-                <w:iCs w:val="false"/>
-                <w:color w:val="000000"/>
-                <w:sz w:val="18"/>
-                <w:szCs w:val="18"/>
-              </w:rPr>
-              <w:t xml:space="preserve">g) apply real numbers in solving real-life mathematical problems,</w:t>
-            </w:r>
-          </w:p>
-          <w:p>
-            <w:pPr>
-              <w:spacing w:after="40" w:before="0"/>
-              <w:jc w:val="left"/>
-            </w:pPr>
-            <w:r>
-              <w:rPr>
-                <w:rFonts w:ascii="Arial" w:cs="Arial" w:eastAsia="Arial" w:hAnsi="Arial"/>
-                <w:b w:val="false"/>
-                <w:bCs w:val="false"/>
-                <w:i w:val="false"/>
-                <w:iCs w:val="false"/>
-                <w:color w:val="000000"/>
-                <w:sz w:val="18"/>
-                <w:szCs w:val="18"/>
-              </w:rPr>
-              <w:t xml:space="preserve">h) appreciate the use of real numbers in day-to-day life situations.</w:t>
-            </w:r>
-          </w:p>
-        </w:tc>
-      </w:tr>
-      <w:tr>
-        <w:tc>
-          <w:tcPr>
-            <w:tcW w:type="dxa" w:w="3000"/>
-            <w:shd w:fill="D5E8F0" w:color="auto" w:val="clear"/>
-            <w:tcMar>
-              <w:top w:type="dxa" w:w="60"/>
-              <w:left w:type="dxa" w:w="120"/>
-              <w:bottom w:type="dxa" w:w="60"/>
-              <w:right w:type="dxa" w:w="120"/>
-            </w:tcMar>
-            <w:vAlign w:val="top"/>
-          </w:tcPr>
-          <w:p>
-            <w:pPr>
-              <w:spacing w:after="40" w:before="0"/>
-              <w:jc w:val="left"/>
-            </w:pPr>
-            <w:r>
-              <w:rPr>
-                <w:rFonts w:ascii="Arial" w:cs="Arial" w:eastAsia="Arial" w:hAnsi="Arial"/>
-                <w:b/>
-                <w:bCs/>
-                <w:i w:val="false"/>
-                <w:iCs w:val="false"/>
-                <w:color w:val="000000"/>
-                <w:sz w:val="18"/>
-                <w:szCs w:val="18"/>
-              </w:rPr>
-              <w:t xml:space="preserve">Core Competencies</w:t>
-            </w:r>
-          </w:p>
-        </w:tc>
-        <w:tc>
-          <w:tcPr>
-            <w:tcW w:type="dxa" w:w="10680"/>
-            <w:shd w:fill="FFFFFF" w:color="auto" w:val="clear"/>
-            <w:tcMar>
-              <w:top w:type="dxa" w:w="60"/>
-              <w:left w:type="dxa" w:w="120"/>
-              <w:bottom w:type="dxa" w:w="60"/>
-              <w:right w:type="dxa" w:w="120"/>
-            </w:tcMar>
-            <w:vAlign w:val="top"/>
-          </w:tcPr>
-          <w:p>
-            <w:pPr>
-              <w:spacing w:after="30" w:before="0"/>
-              <w:ind w:left="360" w:hanging="180"/>
-              <w:jc w:val="left"/>
-            </w:pPr>
-            <w:r>
-              <w:rPr>
-                <w:rFonts w:ascii="Arial" w:cs="Arial" w:eastAsia="Arial" w:hAnsi="Arial"/>
-                <w:b w:val="false"/>
-                <w:bCs w:val="false"/>
-                <w:i w:val="false"/>
-                <w:iCs w:val="false"/>
-                <w:color w:val="000000"/>
-                <w:sz w:val="18"/>
-                <w:szCs w:val="18"/>
-              </w:rPr>
-              <w:t xml:space="preserve">–  Communication and Collaboration: the learner discusses and justifies the classification of numbers encountered in everyday Kenyan contexts — such as market prices at Gikomba market or temperatures recorded at Wilson Airport — working in pairs and groups to share reasoning about the real number system.</w:t>
-            </w:r>
-          </w:p>
-          <w:p>
-            <w:pPr>
-              <w:spacing w:after="30" w:before="0"/>
-              <w:ind w:left="360" w:hanging="180"/>
-              <w:jc w:val="left"/>
-            </w:pPr>
-            <w:r>
-              <w:rPr>
-                <w:rFonts w:ascii="Arial" w:cs="Arial" w:eastAsia="Arial" w:hAnsi="Arial"/>
-                <w:b w:val="false"/>
-                <w:bCs w:val="false"/>
-                <w:i w:val="false"/>
-                <w:iCs w:val="false"/>
-                <w:color w:val="000000"/>
-                <w:sz w:val="18"/>
-                <w:szCs w:val="18"/>
-              </w:rPr>
-              <w:t xml:space="preserve">–  Critical Thinking and Problem Solving: the learner evaluates, compares and operates on real numbers to solve multi-step problems drawn from real-life situations such as calculating distances between Nairobi and Mombasa or working out fair-price divisions of maize harvests in the Rift Valley.</w:t>
-            </w:r>
-          </w:p>
-          <w:p>
-            <w:pPr>
-              <w:spacing w:after="30" w:before="0"/>
-              <w:ind w:left="360" w:hanging="180"/>
-              <w:jc w:val="left"/>
-            </w:pPr>
-            <w:r>
-              <w:rPr>
-                <w:rFonts w:ascii="Arial" w:cs="Arial" w:eastAsia="Arial" w:hAnsi="Arial"/>
-                <w:b w:val="false"/>
-                <w:bCs w:val="false"/>
-                <w:i w:val="false"/>
-                <w:iCs w:val="false"/>
-                <w:color w:val="000000"/>
-                <w:sz w:val="18"/>
-                <w:szCs w:val="18"/>
-              </w:rPr>
-              <w:t xml:space="preserve">–  Self-Efficacy: the learner develops confidence in computing with real numbers — including reciprocals, absolute values and approximations — by tackling increasingly complex tasks and reflecting on their own accuracy and strategies.</w:t>
-            </w:r>
-          </w:p>
-          <w:p>
-            <w:pPr>
-              <w:spacing w:after="30" w:before="0"/>
-              <w:ind w:left="360" w:hanging="180"/>
-              <w:jc w:val="left"/>
-            </w:pPr>
-            <w:r>
-              <w:rPr>
-                <w:rFonts w:ascii="Arial" w:cs="Arial" w:eastAsia="Arial" w:hAnsi="Arial"/>
-                <w:b w:val="false"/>
-                <w:bCs w:val="false"/>
-                <w:i w:val="false"/>
-                <w:iCs w:val="false"/>
-                <w:color w:val="000000"/>
-                <w:sz w:val="18"/>
-                <w:szCs w:val="18"/>
-              </w:rPr>
-              <w:t xml:space="preserve">–  Digital Literacy: the learner uses calculators and, where available, digital devices to verify computations involving real numbers, significant figures and reciprocals, and to explore number patterns.</w:t>
-            </w:r>
-          </w:p>
-        </w:tc>
-      </w:tr>
-      <w:tr>
-        <w:tc>
-          <w:tcPr>
-            <w:tcW w:type="dxa" w:w="3000"/>
-            <w:shd w:fill="E2EFDA" w:color="auto" w:val="clear"/>
-            <w:tcMar>
-              <w:top w:type="dxa" w:w="60"/>
-              <w:left w:type="dxa" w:w="120"/>
-              <w:bottom w:type="dxa" w:w="60"/>
-              <w:right w:type="dxa" w:w="120"/>
-            </w:tcMar>
-            <w:vAlign w:val="top"/>
-          </w:tcPr>
-          <w:p>
-            <w:pPr>
-              <w:spacing w:after="40" w:before="0"/>
-              <w:jc w:val="left"/>
-            </w:pPr>
-            <w:r>
-              <w:rPr>
-                <w:rFonts w:ascii="Arial" w:cs="Arial" w:eastAsia="Arial" w:hAnsi="Arial"/>
-                <w:b/>
-                <w:bCs/>
-                <w:i w:val="false"/>
-                <w:iCs w:val="false"/>
-                <w:color w:val="000000"/>
-                <w:sz w:val="18"/>
-                <w:szCs w:val="18"/>
-              </w:rPr>
-              <w:t xml:space="preserve">Core Values</w:t>
-            </w:r>
-          </w:p>
-        </w:tc>
-        <w:tc>
-          <w:tcPr>
-            <w:tcW w:type="dxa" w:w="10680"/>
-            <w:shd w:fill="FFFFFF" w:color="auto" w:val="clear"/>
-            <w:tcMar>
-              <w:top w:type="dxa" w:w="60"/>
-              <w:left w:type="dxa" w:w="120"/>
-              <w:bottom w:type="dxa" w:w="60"/>
-              <w:right w:type="dxa" w:w="120"/>
-            </w:tcMar>
-            <w:vAlign w:val="top"/>
-          </w:tcPr>
-          <w:p>
-            <w:pPr>
-              <w:spacing w:after="30" w:before="0"/>
-              <w:ind w:left="360" w:hanging="180"/>
-              <w:jc w:val="left"/>
-            </w:pPr>
-            <w:r>
-              <w:rPr>
-                <w:rFonts w:ascii="Arial" w:cs="Arial" w:eastAsia="Arial" w:hAnsi="Arial"/>
-                <w:b w:val="false"/>
-                <w:bCs w:val="false"/>
-                <w:i w:val="false"/>
-                <w:iCs w:val="false"/>
-                <w:color w:val="000000"/>
-                <w:sz w:val="18"/>
-                <w:szCs w:val="18"/>
-              </w:rPr>
-              <w:t xml:space="preserve">–  Integrity: the learner records and reports computations — such as approximated measurements or market calculations — accurately and honestly, without manipulating results.</w:t>
-            </w:r>
-          </w:p>
-          <w:p>
-            <w:pPr>
-              <w:spacing w:after="30" w:before="0"/>
-              <w:ind w:left="360" w:hanging="180"/>
-              <w:jc w:val="left"/>
-            </w:pPr>
-            <w:r>
-              <w:rPr>
-                <w:rFonts w:ascii="Arial" w:cs="Arial" w:eastAsia="Arial" w:hAnsi="Arial"/>
-                <w:b w:val="false"/>
-                <w:bCs w:val="false"/>
-                <w:i w:val="false"/>
-                <w:iCs w:val="false"/>
-                <w:color w:val="000000"/>
-                <w:sz w:val="18"/>
-                <w:szCs w:val="18"/>
-              </w:rPr>
-              <w:t xml:space="preserve">–  Responsibility: the learner takes ownership of their mathematical reasoning, carefully checking operations on real numbers and acknowledging errors during peer-review activities.</w:t>
-            </w:r>
-          </w:p>
-          <w:p>
-            <w:pPr>
-              <w:spacing w:after="30" w:before="0"/>
-              <w:ind w:left="360" w:hanging="180"/>
-              <w:jc w:val="left"/>
-            </w:pPr>
-            <w:r>
-              <w:rPr>
-                <w:rFonts w:ascii="Arial" w:cs="Arial" w:eastAsia="Arial" w:hAnsi="Arial"/>
-                <w:b w:val="false"/>
-                <w:bCs w:val="false"/>
-                <w:i w:val="false"/>
-                <w:iCs w:val="false"/>
-                <w:color w:val="000000"/>
-                <w:sz w:val="18"/>
-                <w:szCs w:val="18"/>
-              </w:rPr>
-              <w:t xml:space="preserve">–  Unity: the learner collaborates respectfully with peers from diverse backgrounds during group classification and computation tasks, valuing each member's contribution to problem solving.</w:t>
-            </w:r>
-          </w:p>
-          <w:p>
-            <w:pPr>
-              <w:spacing w:after="30" w:before="0"/>
-              <w:ind w:left="360" w:hanging="180"/>
-              <w:jc w:val="left"/>
-            </w:pPr>
-            <w:r>
-              <w:rPr>
-                <w:rFonts w:ascii="Arial" w:cs="Arial" w:eastAsia="Arial" w:hAnsi="Arial"/>
-                <w:b w:val="false"/>
-                <w:bCs w:val="false"/>
-                <w:i w:val="false"/>
-                <w:iCs w:val="false"/>
-                <w:color w:val="000000"/>
-                <w:sz w:val="18"/>
-                <w:szCs w:val="18"/>
-              </w:rPr>
-              <w:t xml:space="preserve">–  Love: the learner shows care for fellow learners by offering support and explanation when peers struggle with concepts such as identifying irrational numbers or applying BODMAS to real numbers.</w:t>
-            </w:r>
-          </w:p>
-        </w:tc>
-      </w:tr>
-      <w:tr>
-        <w:tc>
-          <w:tcPr>
-            <w:tcW w:type="dxa" w:w="3000"/>
-            <w:shd w:fill="D5E8F0" w:color="auto" w:val="clear"/>
-            <w:tcMar>
-              <w:top w:type="dxa" w:w="60"/>
-              <w:left w:type="dxa" w:w="120"/>
-              <w:bottom w:type="dxa" w:w="60"/>
-              <w:right w:type="dxa" w:w="120"/>
-            </w:tcMar>
-            <w:vAlign w:val="top"/>
-          </w:tcPr>
-          <w:p>
-            <w:pPr>
-              <w:spacing w:after="40" w:before="0"/>
-              <w:jc w:val="left"/>
-            </w:pPr>
-            <w:r>
-              <w:rPr>
-                <w:rFonts w:ascii="Arial" w:cs="Arial" w:eastAsia="Arial" w:hAnsi="Arial"/>
-                <w:b/>
-                <w:bCs/>
-                <w:i w:val="false"/>
-                <w:iCs w:val="false"/>
-                <w:color w:val="000000"/>
-                <w:sz w:val="18"/>
-                <w:szCs w:val="18"/>
-              </w:rPr>
-              <w:t xml:space="preserve">Science &amp; Engineering Practices</w:t>
-            </w:r>
-          </w:p>
-        </w:tc>
-        <w:tc>
-          <w:tcPr>
-            <w:tcW w:type="dxa" w:w="10680"/>
-            <w:shd w:fill="FFFFFF" w:color="auto" w:val="clear"/>
-            <w:tcMar>
-              <w:top w:type="dxa" w:w="60"/>
-              <w:left w:type="dxa" w:w="120"/>
-              <w:bottom w:type="dxa" w:w="60"/>
-              <w:right w:type="dxa" w:w="120"/>
-            </w:tcMar>
-            <w:vAlign w:val="top"/>
-          </w:tcPr>
-          <w:p>
-            <w:pPr>
-              <w:spacing w:after="30" w:before="0"/>
-              <w:ind w:left="360" w:hanging="180"/>
-              <w:jc w:val="left"/>
-            </w:pPr>
-            <w:r>
-              <w:rPr>
-                <w:rFonts w:ascii="Arial" w:cs="Arial" w:eastAsia="Arial" w:hAnsi="Arial"/>
-                <w:b w:val="false"/>
-                <w:bCs w:val="false"/>
-                <w:i w:val="false"/>
-                <w:iCs w:val="false"/>
-                <w:color w:val="000000"/>
-                <w:sz w:val="18"/>
-                <w:szCs w:val="18"/>
-              </w:rPr>
-              <w:t xml:space="preserve">–  Asking Questions and Defining Problems: the learner poses questions about why certain numbers (e.g., √2, π) cannot be expressed as exact fractions, driving inquiry into the structure of the real number system.</w:t>
-            </w:r>
-          </w:p>
-          <w:p>
-            <w:pPr>
-              <w:spacing w:after="30" w:before="0"/>
-              <w:ind w:left="360" w:hanging="180"/>
-              <w:jc w:val="left"/>
-            </w:pPr>
-            <w:r>
-              <w:rPr>
-                <w:rFonts w:ascii="Arial" w:cs="Arial" w:eastAsia="Arial" w:hAnsi="Arial"/>
-                <w:b w:val="false"/>
-                <w:bCs w:val="false"/>
-                <w:i w:val="false"/>
-                <w:iCs w:val="false"/>
-                <w:color w:val="000000"/>
-                <w:sz w:val="18"/>
-                <w:szCs w:val="18"/>
-              </w:rPr>
-              <w:t xml:space="preserve">–  Using Mathematics and Computational Thinking: the learner applies order of operations, absolute value rules and reciprocal relationships to solve multi-step real-world problems, mirroring the systematic reasoning used in scientific and engineering contexts.</w:t>
-            </w:r>
-          </w:p>
-          <w:p>
-            <w:pPr>
-              <w:spacing w:after="30" w:before="0"/>
-              <w:ind w:left="360" w:hanging="180"/>
-              <w:jc w:val="left"/>
-            </w:pPr>
-            <w:r>
-              <w:rPr>
-                <w:rFonts w:ascii="Arial" w:cs="Arial" w:eastAsia="Arial" w:hAnsi="Arial"/>
-                <w:b w:val="false"/>
-                <w:bCs w:val="false"/>
-                <w:i w:val="false"/>
-                <w:iCs w:val="false"/>
-                <w:color w:val="000000"/>
-                <w:sz w:val="18"/>
-                <w:szCs w:val="18"/>
-              </w:rPr>
-              <w:t xml:space="preserve">–  Analysing and Interpreting Data: the learner interprets numerical data from Kenyan real-life contexts (e.g., rainfall figures from the Kenya Meteorological Department, population data, commodity prices) by classifying, approximating and operating on the values using properties of real numbers.</w:t>
-            </w:r>
-          </w:p>
-          <w:p>
-            <w:pPr>
-              <w:spacing w:after="30" w:before="0"/>
-              <w:ind w:left="360" w:hanging="180"/>
-              <w:jc w:val="left"/>
-            </w:pPr>
-            <w:r>
-              <w:rPr>
-                <w:rFonts w:ascii="Arial" w:cs="Arial" w:eastAsia="Arial" w:hAnsi="Arial"/>
-                <w:b w:val="false"/>
-                <w:bCs w:val="false"/>
-                <w:i w:val="false"/>
-                <w:iCs w:val="false"/>
-                <w:color w:val="000000"/>
-                <w:sz w:val="18"/>
-                <w:szCs w:val="18"/>
-              </w:rPr>
-              <w:t xml:space="preserve">–  Constructing Explanations: the learner constructs clear written and verbal explanations of why a number belongs to a particular subset of the real number system, using evidence from the number line and computation results.</w:t>
-            </w:r>
-          </w:p>
-        </w:tc>
-      </w:tr>
-      <w:tr>
-        <w:tc>
-          <w:tcPr>
-            <w:tcW w:type="dxa" w:w="3000"/>
-            <w:shd w:fill="FCE4D6" w:color="auto" w:val="clear"/>
-            <w:tcMar>
-              <w:top w:type="dxa" w:w="60"/>
-              <w:left w:type="dxa" w:w="120"/>
-              <w:bottom w:type="dxa" w:w="60"/>
-              <w:right w:type="dxa" w:w="120"/>
-            </w:tcMar>
-            <w:vAlign w:val="top"/>
-          </w:tcPr>
-          <w:p>
-            <w:pPr>
-              <w:spacing w:after="40" w:before="0"/>
-              <w:jc w:val="left"/>
-            </w:pPr>
-            <w:r>
-              <w:rPr>
-                <w:rFonts w:ascii="Arial" w:cs="Arial" w:eastAsia="Arial" w:hAnsi="Arial"/>
-                <w:b/>
-                <w:bCs/>
-                <w:i w:val="false"/>
-                <w:iCs w:val="false"/>
-                <w:color w:val="000000"/>
-                <w:sz w:val="18"/>
-                <w:szCs w:val="18"/>
-              </w:rPr>
-              <w:t xml:space="preserve">Pertinent &amp; Contemporary Issues (PCIs)</w:t>
-            </w:r>
-          </w:p>
-        </w:tc>
-        <w:tc>
-          <w:tcPr>
-            <w:tcW w:type="dxa" w:w="10680"/>
-            <w:shd w:fill="FFFFFF" w:color="auto" w:val="clear"/>
-            <w:tcMar>
-              <w:top w:type="dxa" w:w="60"/>
-              <w:left w:type="dxa" w:w="120"/>
-              <w:bottom w:type="dxa" w:w="60"/>
-              <w:right w:type="dxa" w:w="120"/>
-            </w:tcMar>
-            <w:vAlign w:val="top"/>
-          </w:tcPr>
-          <w:p>
-            <w:pPr>
-              <w:spacing w:after="30" w:before="0"/>
-              <w:ind w:left="360" w:hanging="180"/>
-              <w:jc w:val="left"/>
-            </w:pPr>
-            <w:r>
-              <w:rPr>
-                <w:rFonts w:ascii="Arial" w:cs="Arial" w:eastAsia="Arial" w:hAnsi="Arial"/>
-                <w:b w:val="false"/>
-                <w:bCs w:val="false"/>
-                <w:i w:val="false"/>
-                <w:iCs w:val="false"/>
-                <w:color w:val="000000"/>
-                <w:sz w:val="18"/>
-                <w:szCs w:val="18"/>
-              </w:rPr>
-              <w:t xml:space="preserve">–  Financial Literacy: the learner applies operations on real numbers — including reciprocals, percentages and approximations — to real-life financial contexts such as calculating unit prices of unga (maize flour) or sukuma wiki at a Nairobi market, making change, and estimating household budgets, thereby building practical money-management skills.</w:t>
-            </w:r>
-          </w:p>
-          <w:p>
-            <w:pPr>
-              <w:spacing w:after="30" w:before="0"/>
-              <w:ind w:left="360" w:hanging="180"/>
-              <w:jc w:val="left"/>
-            </w:pPr>
-            <w:r>
-              <w:rPr>
-                <w:rFonts w:ascii="Arial" w:cs="Arial" w:eastAsia="Arial" w:hAnsi="Arial"/>
-                <w:b w:val="false"/>
-                <w:bCs w:val="false"/>
-                <w:i w:val="false"/>
-                <w:iCs w:val="false"/>
-                <w:color w:val="000000"/>
-                <w:sz w:val="18"/>
-                <w:szCs w:val="18"/>
-              </w:rPr>
-              <w:t xml:space="preserve">–  Education for Sustainable Development (Environmental Education): the learner uses real-number computations to engage with environmental data, for example approximating distances for tree-planting initiatives in Karura Forest or calculating ratios of land use in the Rift Valley, linking mathematics to sustainability.</w:t>
-            </w:r>
-          </w:p>
-          <w:p>
-            <w:pPr>
-              <w:spacing w:after="30" w:before="0"/>
-              <w:ind w:left="360" w:hanging="180"/>
-              <w:jc w:val="left"/>
-            </w:pPr>
-            <w:r>
-              <w:rPr>
-                <w:rFonts w:ascii="Arial" w:cs="Arial" w:eastAsia="Arial" w:hAnsi="Arial"/>
-                <w:b w:val="false"/>
-                <w:bCs w:val="false"/>
-                <w:i w:val="false"/>
-                <w:iCs w:val="false"/>
-                <w:color w:val="000000"/>
-                <w:sz w:val="18"/>
-                <w:szCs w:val="18"/>
-              </w:rPr>
-              <w:t xml:space="preserve">–  Life Skills (Decision Making): the learner applies estimation and approximation skills to make informed everyday decisions — such as determining whether a quoted price at the duka is a fair approximation or whether a measured quantity of githeri ingredients is within an acceptable range.</w:t>
-            </w:r>
-          </w:p>
-          <w:p>
-            <w:pPr>
-              <w:spacing w:after="30" w:before="0"/>
-              <w:ind w:left="360" w:hanging="180"/>
-              <w:jc w:val="left"/>
-            </w:pPr>
-            <w:r>
-              <w:rPr>
-                <w:rFonts w:ascii="Arial" w:cs="Arial" w:eastAsia="Arial" w:hAnsi="Arial"/>
-                <w:b w:val="false"/>
-                <w:bCs w:val="false"/>
-                <w:i w:val="false"/>
-                <w:iCs w:val="false"/>
-                <w:color w:val="000000"/>
-                <w:sz w:val="18"/>
-                <w:szCs w:val="18"/>
-              </w:rPr>
-              <w:t xml:space="preserve">–  Social Cohesion: the learner works collaboratively in diverse groups to classify numbers and solve real-life problems, fostering mutual respect and appreciation across different community backgrounds.</w:t>
-            </w:r>
-          </w:p>
-        </w:tc>
-      </w:tr>
-      <w:tr>
-        <w:tc>
-          <w:tcPr>
-            <w:tcW w:type="dxa" w:w="3000"/>
-            <w:shd w:fill="D9EEF1" w:color="auto" w:val="clear"/>
-            <w:tcMar>
-              <w:top w:type="dxa" w:w="60"/>
-              <w:left w:type="dxa" w:w="120"/>
-              <w:bottom w:type="dxa" w:w="60"/>
-              <w:right w:type="dxa" w:w="120"/>
-            </w:tcMar>
-            <w:vAlign w:val="top"/>
-          </w:tcPr>
-          <w:p>
-            <w:pPr>
-              <w:spacing w:after="40" w:before="0"/>
-              <w:jc w:val="left"/>
-            </w:pPr>
-            <w:r>
-              <w:rPr>
-                <w:rFonts w:ascii="Arial" w:cs="Arial" w:eastAsia="Arial" w:hAnsi="Arial"/>
-                <w:b/>
-                <w:bCs/>
-                <w:i w:val="false"/>
-                <w:iCs w:val="false"/>
-                <w:color w:val="000000"/>
-                <w:sz w:val="18"/>
-                <w:szCs w:val="18"/>
-              </w:rPr>
-              <w:t xml:space="preserve">Career Connections</w:t>
-            </w:r>
-          </w:p>
-        </w:tc>
-        <w:tc>
-          <w:tcPr>
-            <w:tcW w:type="dxa" w:w="10680"/>
-            <w:shd w:fill="FFFFFF" w:color="auto" w:val="clear"/>
-            <w:tcMar>
-              <w:top w:type="dxa" w:w="60"/>
-              <w:left w:type="dxa" w:w="120"/>
-              <w:bottom w:type="dxa" w:w="60"/>
-              <w:right w:type="dxa" w:w="120"/>
-            </w:tcMar>
-            <w:vAlign w:val="top"/>
-          </w:tcPr>
-          <w:p>
-            <w:pPr>
-              <w:spacing w:after="30" w:before="0"/>
-              <w:ind w:left="360" w:hanging="180"/>
-              <w:jc w:val="left"/>
-            </w:pPr>
-            <w:r>
-              <w:rPr>
-                <w:rFonts w:ascii="Arial" w:cs="Arial" w:eastAsia="Arial" w:hAnsi="Arial"/>
-                <w:b w:val="false"/>
-                <w:bCs w:val="false"/>
-                <w:i w:val="false"/>
-                <w:iCs w:val="false"/>
-                <w:color w:val="000000"/>
-                <w:sz w:val="18"/>
-                <w:szCs w:val="18"/>
-              </w:rPr>
-              <w:t xml:space="preserve">–  Engineering and Architecture: engineers working on infrastructure projects such as the Nairobi Expressway or LAPSSET Corridor apply real number operations, significant figures and approximations in precise calculations of measurements, loads and material quantities.</w:t>
-            </w:r>
-          </w:p>
-          <w:p>
-            <w:pPr>
-              <w:spacing w:after="30" w:before="0"/>
-              <w:ind w:left="360" w:hanging="180"/>
-              <w:jc w:val="left"/>
-            </w:pPr>
-            <w:r>
-              <w:rPr>
-                <w:rFonts w:ascii="Arial" w:cs="Arial" w:eastAsia="Arial" w:hAnsi="Arial"/>
-                <w:b w:val="false"/>
-                <w:bCs w:val="false"/>
-                <w:i w:val="false"/>
-                <w:iCs w:val="false"/>
-                <w:color w:val="000000"/>
-                <w:sz w:val="18"/>
-                <w:szCs w:val="18"/>
-              </w:rPr>
-              <w:t xml:space="preserve">–  Data Science and Actuarial Science: data analysts and actuaries at institutions like the Kenya Revenue Authority (KRA) or insurance companies use properties of real numbers, rational/irrational distinctions and precision in decimal representation to model financial and population data.</w:t>
-            </w:r>
-          </w:p>
-          <w:p>
-            <w:pPr>
-              <w:spacing w:after="30" w:before="0"/>
-              <w:ind w:left="360" w:hanging="180"/>
-              <w:jc w:val="left"/>
-            </w:pPr>
-            <w:r>
-              <w:rPr>
-                <w:rFonts w:ascii="Arial" w:cs="Arial" w:eastAsia="Arial" w:hAnsi="Arial"/>
-                <w:b w:val="false"/>
-                <w:bCs w:val="false"/>
-                <w:i w:val="false"/>
-                <w:iCs w:val="false"/>
-                <w:color w:val="000000"/>
-                <w:sz w:val="18"/>
-                <w:szCs w:val="18"/>
-              </w:rPr>
-              <w:t xml:space="preserve">–  Accounting and Finance: accountants and bank officers working in institutions such as Equity Bank or Kenya Commercial Bank apply reciprocals, percentages, rounding off and operations on real numbers daily in ledger computation, interest calculations and currency exchange.</w:t>
-            </w:r>
-          </w:p>
-          <w:p>
-            <w:pPr>
-              <w:spacing w:after="30" w:before="0"/>
-              <w:ind w:left="360" w:hanging="180"/>
-              <w:jc w:val="left"/>
-            </w:pPr>
-            <w:r>
-              <w:rPr>
-                <w:rFonts w:ascii="Arial" w:cs="Arial" w:eastAsia="Arial" w:hAnsi="Arial"/>
-                <w:b w:val="false"/>
-                <w:bCs w:val="false"/>
-                <w:i w:val="false"/>
-                <w:iCs w:val="false"/>
-                <w:color w:val="000000"/>
-                <w:sz w:val="18"/>
-                <w:szCs w:val="18"/>
-              </w:rPr>
-              <w:t xml:space="preserve">–  Agriculture and Agribusiness: agronomists and farmers in the Rift Valley or around Kisumu apply real-number arithmetic to calculate fertiliser ratios, land areas, crop yield estimates and fair market pricing for produce like maize, tea or beans.</w:t>
-            </w:r>
-          </w:p>
-          <w:p>
-            <w:pPr>
-              <w:spacing w:after="30" w:before="0"/>
-              <w:ind w:left="360" w:hanging="180"/>
-              <w:jc w:val="left"/>
-            </w:pPr>
-            <w:r>
-              <w:rPr>
-                <w:rFonts w:ascii="Arial" w:cs="Arial" w:eastAsia="Arial" w:hAnsi="Arial"/>
-                <w:b w:val="false"/>
-                <w:bCs w:val="false"/>
-                <w:i w:val="false"/>
-                <w:iCs w:val="false"/>
-                <w:color w:val="000000"/>
-                <w:sz w:val="18"/>
-                <w:szCs w:val="18"/>
-              </w:rPr>
-              <w:t xml:space="preserve">–  Medicine and Pharmacy: medical practitioners at Kenyatta National Hospital and pharmacists apply exact and approximate real-number computations when calculating drug dosages, body-mass indices and lab result thresholds.</w:t>
-            </w:r>
-          </w:p>
-        </w:tc>
-      </w:tr>
-      <w:tr>
-        <w:tc>
-          <w:tcPr>
-            <w:tcW w:type="dxa" w:w="3000"/>
-            <w:shd w:fill="D5E8F0" w:color="auto" w:val="clear"/>
-            <w:tcMar>
-              <w:top w:type="dxa" w:w="60"/>
-              <w:left w:type="dxa" w:w="120"/>
-              <w:bottom w:type="dxa" w:w="60"/>
-              <w:right w:type="dxa" w:w="120"/>
-            </w:tcMar>
-            <w:vAlign w:val="top"/>
-          </w:tcPr>
-          <w:p>
-            <w:pPr>
-              <w:spacing w:after="40" w:before="0"/>
-              <w:jc w:val="left"/>
-            </w:pPr>
-            <w:r>
-              <w:rPr>
-                <w:rFonts w:ascii="Arial" w:cs="Arial" w:eastAsia="Arial" w:hAnsi="Arial"/>
-                <w:b/>
-                <w:bCs/>
-                <w:i w:val="false"/>
-                <w:iCs w:val="false"/>
-                <w:color w:val="000000"/>
-                <w:sz w:val="18"/>
-                <w:szCs w:val="18"/>
-              </w:rPr>
-              <w:t xml:space="preserve">Focus for Lessons</w:t>
-            </w:r>
-          </w:p>
-        </w:tc>
-        <w:tc>
-          <w:tcPr>
-            <w:tcW w:type="dxa" w:w="10680"/>
-            <w:shd w:fill="FFFFFF" w:color="auto" w:val="clear"/>
-            <w:tcMar>
-              <w:top w:type="dxa" w:w="60"/>
-              <w:left w:type="dxa" w:w="120"/>
-              <w:bottom w:type="dxa" w:w="60"/>
-              <w:right w:type="dxa" w:w="120"/>
-            </w:tcMar>
-            <w:vAlign w:val="top"/>
-          </w:tcPr>
-          <w:p>
-            <w:pPr>
-              <w:spacing w:after="40" w:before="0"/>
-              <w:jc w:val="left"/>
-            </w:pPr>
-            <w:r>
-              <w:rPr>
-                <w:rFonts w:ascii="Arial" w:cs="Arial" w:eastAsia="Arial" w:hAnsi="Arial"/>
-                <w:b w:val="false"/>
-                <w:bCs w:val="false"/>
-                <w:i w:val="false"/>
-                <w:iCs w:val="false"/>
-                <w:color w:val="000000"/>
-                <w:sz w:val="18"/>
-                <w:szCs w:val="18"/>
-              </w:rPr>
-              <w:t xml:space="preserve">This unit anchors the Grade 10 Core Mathematics Number and Algebra strand by building a rigorous yet accessible understanding of the real number system — encompassing natural numbers, integers, rationals and irrationals — and the operations, approximations and applications that flow from it. Learners engage with Kenyan real-life contexts (market prices, land measurements, temperature data and distance problems) to make the abstract structure of real numbers tangible and meaningful. The instructional approach is inquiry-based and collaborative: learners predict, investigate, explain and model their growing understanding across eight progressive lessons, each connecting back to the anchoring phenomenon of encountering numbers in everyday Kenyan life that cannot always be expressed exactly as simple fractions.</w:t>
-            </w:r>
-          </w:p>
-        </w:tc>
-      </w:tr>
-      <w:tr>
-        <w:tc>
-          <w:tcPr>
-            <w:tcW w:type="dxa" w:w="3000"/>
-            <w:shd w:fill="EAD1F5" w:color="auto" w:val="clear"/>
-            <w:tcMar>
-              <w:top w:type="dxa" w:w="60"/>
-              <w:left w:type="dxa" w:w="120"/>
-              <w:bottom w:type="dxa" w:w="60"/>
-              <w:right w:type="dxa" w:w="120"/>
-            </w:tcMar>
-            <w:vAlign w:val="top"/>
-          </w:tcPr>
-          <w:p>
-            <w:pPr>
-              <w:spacing w:after="40" w:before="0"/>
-              <w:jc w:val="left"/>
-            </w:pPr>
-            <w:r>
-              <w:rPr>
-                <w:rFonts w:ascii="Arial" w:cs="Arial" w:eastAsia="Arial" w:hAnsi="Arial"/>
-                <w:b/>
-                <w:bCs/>
-                <w:i w:val="false"/>
-                <w:iCs w:val="false"/>
-                <w:color w:val="000000"/>
-                <w:sz w:val="18"/>
-                <w:szCs w:val="18"/>
-              </w:rPr>
-              <w:t xml:space="preserve">Driving Question / Key Inquiry Questions</w:t>
-            </w:r>
-          </w:p>
-        </w:tc>
-        <w:tc>
-          <w:tcPr>
-            <w:tcW w:type="dxa" w:w="10680"/>
-            <w:shd w:fill="FFFFFF" w:color="auto" w:val="clear"/>
-            <w:tcMar>
-              <w:top w:type="dxa" w:w="60"/>
-              <w:left w:type="dxa" w:w="120"/>
-              <w:bottom w:type="dxa" w:w="60"/>
-              <w:right w:type="dxa" w:w="120"/>
-            </w:tcMar>
-            <w:vAlign w:val="top"/>
-          </w:tcPr>
-          <w:p>
-            <w:pPr>
-              <w:spacing w:after="40" w:before="0"/>
-              <w:jc w:val="left"/>
-            </w:pPr>
-            <w:r>
-              <w:rPr>
-                <w:rFonts w:ascii="Arial" w:cs="Arial" w:eastAsia="Arial" w:hAnsi="Arial"/>
-                <w:b w:val="false"/>
-                <w:bCs w:val="false"/>
-                <w:i w:val="false"/>
-                <w:iCs w:val="false"/>
-                <w:color w:val="000000"/>
-                <w:sz w:val="18"/>
-                <w:szCs w:val="18"/>
-              </w:rPr>
-              <w:t xml:space="preserve">DRIVING QUESTION: Why can we never write some everyday numbers down completely — and how do mathematicians and Kenyan professionals work accurately with numbers that go on forever?</w:t>
-            </w:r>
-          </w:p>
-          <w:p>
-            <w:pPr>
-              <w:spacing w:after="40" w:before="0"/>
-              <w:jc w:val="left"/>
-            </w:pPr>
-            <w:r>
-              <w:rPr>
-                <w:rFonts w:ascii="Arial" w:cs="Arial" w:eastAsia="Arial" w:hAnsi="Arial"/>
-                <w:b w:val="false"/>
-                <w:bCs w:val="false"/>
-                <w:i w:val="false"/>
-                <w:iCs w:val="false"/>
-                <w:color w:val="000000"/>
-                <w:sz w:val="18"/>
-                <w:szCs w:val="18"/>
-              </w:rPr>
-              <w:t xml:space="preserve"/>
-            </w:r>
-          </w:p>
-          <w:p>
-            <w:pPr>
-              <w:spacing w:after="40" w:before="0"/>
-              <w:jc w:val="left"/>
-            </w:pPr>
-            <w:r>
-              <w:rPr>
-                <w:rFonts w:ascii="Arial" w:cs="Arial" w:eastAsia="Arial" w:hAnsi="Arial"/>
-                <w:b w:val="false"/>
-                <w:bCs w:val="false"/>
-                <w:i w:val="false"/>
-                <w:iCs w:val="false"/>
-                <w:color w:val="000000"/>
-                <w:sz w:val="18"/>
-                <w:szCs w:val="18"/>
-              </w:rPr>
-              <w:t xml:space="preserve">KICD KEY INQUIRY QUESTIONS:</w:t>
-            </w:r>
-          </w:p>
-          <w:p>
-            <w:pPr>
-              <w:spacing w:after="40" w:before="0"/>
-              <w:jc w:val="left"/>
-            </w:pPr>
-            <w:r>
-              <w:rPr>
-                <w:rFonts w:ascii="Arial" w:cs="Arial" w:eastAsia="Arial" w:hAnsi="Arial"/>
-                <w:b w:val="false"/>
-                <w:bCs w:val="false"/>
-                <w:i w:val="false"/>
-                <w:iCs w:val="false"/>
-                <w:color w:val="000000"/>
-                <w:sz w:val="18"/>
-                <w:szCs w:val="18"/>
-              </w:rPr>
-              <w:t xml:space="preserve">1. What are real numbers?</w:t>
-            </w:r>
-          </w:p>
-          <w:p>
-            <w:pPr>
-              <w:spacing w:after="40" w:before="0"/>
-              <w:jc w:val="left"/>
-            </w:pPr>
-            <w:r>
-              <w:rPr>
-                <w:rFonts w:ascii="Arial" w:cs="Arial" w:eastAsia="Arial" w:hAnsi="Arial"/>
-                <w:b w:val="false"/>
-                <w:bCs w:val="false"/>
-                <w:i w:val="false"/>
-                <w:iCs w:val="false"/>
-                <w:color w:val="000000"/>
-                <w:sz w:val="18"/>
-                <w:szCs w:val="18"/>
-              </w:rPr>
-              <w:t xml:space="preserve">2. How do we use real numbers in day-to-day situations?</w:t>
-            </w:r>
-          </w:p>
-        </w:tc>
-      </w:tr>
-      <w:tr>
-        <w:tc>
-          <w:tcPr>
-            <w:tcW w:type="dxa" w:w="3000"/>
-            <w:shd w:fill="EAD1F5" w:color="auto" w:val="clear"/>
-            <w:tcMar>
-              <w:top w:type="dxa" w:w="60"/>
-              <w:left w:type="dxa" w:w="120"/>
-              <w:bottom w:type="dxa" w:w="60"/>
-              <w:right w:type="dxa" w:w="120"/>
-            </w:tcMar>
-            <w:vAlign w:val="top"/>
-          </w:tcPr>
-          <w:p>
-            <w:pPr>
-              <w:spacing w:after="40" w:before="0"/>
-              <w:jc w:val="left"/>
-            </w:pPr>
-            <w:r>
-              <w:rPr>
-                <w:rFonts w:ascii="Arial" w:cs="Arial" w:eastAsia="Arial" w:hAnsi="Arial"/>
-                <w:b/>
-                <w:bCs/>
-                <w:i w:val="false"/>
-                <w:iCs w:val="false"/>
-                <w:color w:val="000000"/>
-                <w:sz w:val="18"/>
-                <w:szCs w:val="18"/>
-              </w:rPr>
-              <w:t xml:space="preserve">Anchoring Phenomenon</w:t>
-            </w:r>
-          </w:p>
-        </w:tc>
-        <w:tc>
-          <w:tcPr>
-            <w:tcW w:type="dxa" w:w="10680"/>
-            <w:shd w:fill="FFFFFF" w:color="auto" w:val="clear"/>
-            <w:tcMar>
-              <w:top w:type="dxa" w:w="60"/>
-              <w:left w:type="dxa" w:w="120"/>
-              <w:bottom w:type="dxa" w:w="60"/>
-              <w:right w:type="dxa" w:w="120"/>
-            </w:tcMar>
-            <w:vAlign w:val="top"/>
-          </w:tcPr>
-          <w:p>
-            <w:pPr>
-              <w:spacing w:after="40" w:before="0"/>
-              <w:jc w:val="left"/>
-            </w:pPr>
-            <w:r>
-              <w:rPr>
-                <w:rFonts w:ascii="Arial" w:cs="Arial" w:eastAsia="Arial" w:hAnsi="Arial"/>
-                <w:b w:val="false"/>
-                <w:bCs w:val="false"/>
-                <w:i w:val="false"/>
-                <w:iCs w:val="false"/>
-                <w:color w:val="000000"/>
-                <w:sz w:val="18"/>
-                <w:szCs w:val="18"/>
-              </w:rPr>
-              <w:t xml:space="preserve">ANCHORING PHENOMENON — "The Ugali Pot Problem":</w:t>
-            </w:r>
-          </w:p>
-          <w:p>
-            <w:pPr>
-              <w:spacing w:after="40" w:before="0"/>
-              <w:jc w:val="left"/>
-            </w:pPr>
-            <w:r>
-              <w:rPr>
-                <w:rFonts w:ascii="Arial" w:cs="Arial" w:eastAsia="Arial" w:hAnsi="Arial"/>
-                <w:b w:val="false"/>
-                <w:bCs w:val="false"/>
-                <w:i w:val="false"/>
-                <w:iCs w:val="false"/>
-                <w:color w:val="000000"/>
-                <w:sz w:val="18"/>
-                <w:szCs w:val="18"/>
-              </w:rPr>
-              <w:t xml:space="preserve"/>
-            </w:r>
-          </w:p>
-          <w:p>
-            <w:pPr>
-              <w:spacing w:after="40" w:before="0"/>
-              <w:jc w:val="left"/>
-            </w:pPr>
-            <w:r>
-              <w:rPr>
-                <w:rFonts w:ascii="Arial" w:cs="Arial" w:eastAsia="Arial" w:hAnsi="Arial"/>
-                <w:b w:val="false"/>
-                <w:bCs w:val="false"/>
-                <w:i w:val="false"/>
-                <w:iCs w:val="false"/>
-                <w:color w:val="000000"/>
-                <w:sz w:val="18"/>
-                <w:szCs w:val="18"/>
-              </w:rPr>
-              <w:t xml:space="preserve">A mama mboga in Gikomba Market, Nairobi, uses a cylindrical aluminium sufuria to cook ugali for her family every evening. She knows the sufuria has a diameter of exactly 28 cm. When her daughter — a Grade 10 learner — tries to calculate the exact circumference of the pot to cut a piece of string that will fit perfectly around the rim, she multiplies 28 by π (pi). Her calculator shows 87.96459430… and the digits never end or repeat. She cuts the string to 88 cm (rounded to the nearest centimetre), but there is always a tiny gap or overlap.</w:t>
-            </w:r>
-          </w:p>
-          <w:p>
-            <w:pPr>
-              <w:spacing w:after="40" w:before="0"/>
-              <w:jc w:val="left"/>
-            </w:pPr>
-            <w:r>
-              <w:rPr>
-                <w:rFonts w:ascii="Arial" w:cs="Arial" w:eastAsia="Arial" w:hAnsi="Arial"/>
-                <w:b w:val="false"/>
-                <w:bCs w:val="false"/>
-                <w:i w:val="false"/>
-                <w:iCs w:val="false"/>
-                <w:color w:val="000000"/>
-                <w:sz w:val="18"/>
-                <w:szCs w:val="18"/>
-              </w:rPr>
-              <w:t xml:space="preserve"/>
-            </w:r>
-          </w:p>
-          <w:p>
-            <w:pPr>
-              <w:spacing w:after="40" w:before="0"/>
-              <w:jc w:val="left"/>
-            </w:pPr>
-            <w:r>
-              <w:rPr>
-                <w:rFonts w:ascii="Arial" w:cs="Arial" w:eastAsia="Arial" w:hAnsi="Arial"/>
-                <w:b w:val="false"/>
-                <w:bCs w:val="false"/>
-                <w:i w:val="false"/>
-                <w:iCs w:val="false"/>
-                <w:color w:val="000000"/>
-                <w:sz w:val="18"/>
-                <w:szCs w:val="18"/>
-              </w:rPr>
-              <w:t xml:space="preserve">What is puzzling: The diameter is a perfectly "nice" whole number — 28 cm — yet the circumference cannot be written as an exact fraction or a terminating decimal. No matter how many decimal places the calculator shows, the number goes on forever without repeating. Meanwhile, other everyday measurements — the price of a kilo of unga (Ksh 60.50), the distance from Nairobi to Nakuru (160 km), the temperature in Kisumu (34.5°C) — seem to be expressible as ordinary fractions. Why can some numbers be written exactly while others cannot? What kinds of numbers actually exist, and how do we work with them accurately in real life when we can never write them down completely?</w:t>
-            </w:r>
-          </w:p>
-          <w:p>
-            <w:pPr>
-              <w:spacing w:after="40" w:before="0"/>
-              <w:jc w:val="left"/>
-            </w:pPr>
-            <w:r>
-              <w:rPr>
-                <w:rFonts w:ascii="Arial" w:cs="Arial" w:eastAsia="Arial" w:hAnsi="Arial"/>
-                <w:b w:val="false"/>
-                <w:bCs w:val="false"/>
-                <w:i w:val="false"/>
-                <w:iCs w:val="false"/>
-                <w:color w:val="000000"/>
-                <w:sz w:val="18"/>
-                <w:szCs w:val="18"/>
-              </w:rPr>
-              <w:t xml:space="preserve"/>
-            </w:r>
-          </w:p>
-          <w:p>
-            <w:pPr>
-              <w:spacing w:after="40" w:before="0"/>
-              <w:jc w:val="left"/>
-            </w:pPr>
-            <w:r>
-              <w:rPr>
-                <w:rFonts w:ascii="Arial" w:cs="Arial" w:eastAsia="Arial" w:hAnsi="Arial"/>
-                <w:b w:val="false"/>
-                <w:bCs w:val="false"/>
-                <w:i w:val="false"/>
-                <w:iCs w:val="false"/>
-                <w:color w:val="000000"/>
-                <w:sz w:val="18"/>
-                <w:szCs w:val="18"/>
-              </w:rPr>
-              <w:t xml:space="preserve">This phenomenon propels learners to classify, represent and operate on the full system of real numbers, understand the role of approximation, and appreciate why mathematicians draw a fundamental distinction between rational and irrational numbers.</w:t>
-            </w:r>
-          </w:p>
-        </w:tc>
-      </w:tr>
-      <w:tr>
-        <w:tc>
-          <w:tcPr>
-            <w:tcW w:type="dxa" w:w="3000"/>
-            <w:shd w:fill="D9EEF1" w:color="auto" w:val="clear"/>
-            <w:tcMar>
-              <w:top w:type="dxa" w:w="60"/>
-              <w:left w:type="dxa" w:w="120"/>
-              <w:bottom w:type="dxa" w:w="60"/>
-              <w:right w:type="dxa" w:w="120"/>
-            </w:tcMar>
-            <w:vAlign w:val="top"/>
-          </w:tcPr>
-          <w:p>
-            <w:pPr>
-              <w:spacing w:after="40" w:before="0"/>
-              <w:jc w:val="left"/>
-            </w:pPr>
-            <w:r>
-              <w:rPr>
-                <w:rFonts w:ascii="Arial" w:cs="Arial" w:eastAsia="Arial" w:hAnsi="Arial"/>
-                <w:b/>
-                <w:bCs/>
-                <w:i w:val="false"/>
-                <w:iCs w:val="false"/>
-                <w:color w:val="000000"/>
-                <w:sz w:val="18"/>
-                <w:szCs w:val="18"/>
-              </w:rPr>
-              <w:t xml:space="preserve">Storyline Thread</w:t>
-            </w:r>
-          </w:p>
-        </w:tc>
-        <w:tc>
-          <w:tcPr>
-            <w:tcW w:type="dxa" w:w="10680"/>
-            <w:shd w:fill="FFFFFF" w:color="auto" w:val="clear"/>
-            <w:tcMar>
-              <w:top w:type="dxa" w:w="60"/>
-              <w:left w:type="dxa" w:w="120"/>
-              <w:bottom w:type="dxa" w:w="60"/>
-              <w:right w:type="dxa" w:w="120"/>
-            </w:tcMar>
-            <w:vAlign w:val="top"/>
-          </w:tcPr>
-          <w:p>
-            <w:pPr>
-              <w:spacing w:after="40" w:before="0"/>
-              <w:jc w:val="left"/>
-            </w:pPr>
-            <w:r>
-              <w:rPr>
-                <w:rFonts w:ascii="Arial" w:cs="Arial" w:eastAsia="Arial" w:hAnsi="Arial"/>
-                <w:b w:val="false"/>
-                <w:bCs w:val="false"/>
-                <w:i w:val="false"/>
-                <w:iCs w:val="false"/>
-                <w:color w:val="000000"/>
-                <w:sz w:val="18"/>
-                <w:szCs w:val="18"/>
-              </w:rPr>
-              <w:t xml:space="preserve">Lesson 1 — "What Kind of Number Is That?" (Predict &amp; Classify)</w:t>
-            </w:r>
-          </w:p>
-          <w:p>
-            <w:pPr>
-              <w:spacing w:after="40" w:before="0"/>
-              <w:jc w:val="left"/>
-            </w:pPr>
-            <w:r>
-              <w:rPr>
-                <w:rFonts w:ascii="Arial" w:cs="Arial" w:eastAsia="Arial" w:hAnsi="Arial"/>
-                <w:b w:val="false"/>
-                <w:bCs w:val="false"/>
-                <w:i w:val="false"/>
-                <w:iCs w:val="false"/>
-                <w:color w:val="000000"/>
-                <w:sz w:val="18"/>
-                <w:szCs w:val="18"/>
-              </w:rPr>
-              <w:t xml:space="preserve">Learners encounter the Ugali Pot anchoring phenomenon. They predict: is π a fraction? Is it a whole number? Working in pairs, they sort a set of 20 Kenyan number cards (prices, distances, temperatures, √2, π, −7, 0, 2/3, 0.333…) into groups using their own invented categories. Groups share their sorting rules. Teacher introduces the formal classification: natural numbers ⊂ integers ⊂ rationals ⊂ real numbers, and identifies irrationals. Learners revisit their cards and reclassify. DQB is opened: learners post their initial questions.</w:t>
-            </w:r>
-          </w:p>
-          <w:p>
-            <w:pPr>
-              <w:spacing w:after="40" w:before="0"/>
-              <w:jc w:val="left"/>
-            </w:pPr>
-            <w:r>
-              <w:rPr>
-                <w:rFonts w:ascii="Arial" w:cs="Arial" w:eastAsia="Arial" w:hAnsi="Arial"/>
-                <w:b w:val="false"/>
-                <w:bCs w:val="false"/>
-                <w:i w:val="false"/>
-                <w:iCs w:val="false"/>
-                <w:color w:val="000000"/>
-                <w:sz w:val="18"/>
-                <w:szCs w:val="18"/>
-              </w:rPr>
-              <w:t xml:space="preserve"/>
-            </w:r>
-          </w:p>
-          <w:p>
-            <w:pPr>
-              <w:spacing w:after="40" w:before="0"/>
-              <w:jc w:val="left"/>
-            </w:pPr>
-            <w:r>
-              <w:rPr>
-                <w:rFonts w:ascii="Arial" w:cs="Arial" w:eastAsia="Arial" w:hAnsi="Arial"/>
-                <w:b w:val="false"/>
-                <w:bCs w:val="false"/>
-                <w:i w:val="false"/>
-                <w:iCs w:val="false"/>
-                <w:color w:val="000000"/>
-                <w:sz w:val="18"/>
-                <w:szCs w:val="18"/>
-              </w:rPr>
-              <w:t xml:space="preserve">Lesson 2 — "Placing Numbers in Their Right Home" (Number Line &amp; Representation)</w:t>
-            </w:r>
-          </w:p>
-          <w:p>
-            <w:pPr>
-              <w:spacing w:after="40" w:before="0"/>
-              <w:jc w:val="left"/>
-            </w:pPr>
-            <w:r>
-              <w:rPr>
-                <w:rFonts w:ascii="Arial" w:cs="Arial" w:eastAsia="Arial" w:hAnsi="Arial"/>
-                <w:b w:val="false"/>
-                <w:bCs w:val="false"/>
-                <w:i w:val="false"/>
-                <w:iCs w:val="false"/>
-                <w:color w:val="000000"/>
-                <w:sz w:val="18"/>
-                <w:szCs w:val="18"/>
-              </w:rPr>
-              <w:t xml:space="preserve">Learners construct a large classroom number line (using string and pegs) spanning −5 to 5. They must physically place cards showing −√3, −1.5, 0, 2/3, √2, π − 3, 2.333…, and 3 onto the line, justifying each placement. The supporting phenomenon of the Kericho temperature record is introduced: learners plot the week's temperatures and identify which are rational vs. irrational. Learners update the DQB: "Can we always find the exact spot for an irrational number?"</w:t>
-            </w:r>
-          </w:p>
-          <w:p>
-            <w:pPr>
-              <w:spacing w:after="40" w:before="0"/>
-              <w:jc w:val="left"/>
-            </w:pPr>
-            <w:r>
-              <w:rPr>
-                <w:rFonts w:ascii="Arial" w:cs="Arial" w:eastAsia="Arial" w:hAnsi="Arial"/>
-                <w:b w:val="false"/>
-                <w:bCs w:val="false"/>
-                <w:i w:val="false"/>
-                <w:iCs w:val="false"/>
-                <w:color w:val="000000"/>
-                <w:sz w:val="18"/>
-                <w:szCs w:val="18"/>
-              </w:rPr>
-              <w:t xml:space="preserve"/>
-            </w:r>
-          </w:p>
-          <w:p>
-            <w:pPr>
-              <w:spacing w:after="40" w:before="0"/>
-              <w:jc w:val="left"/>
-            </w:pPr>
-            <w:r>
-              <w:rPr>
-                <w:rFonts w:ascii="Arial" w:cs="Arial" w:eastAsia="Arial" w:hAnsi="Arial"/>
-                <w:b w:val="false"/>
-                <w:bCs w:val="false"/>
-                <w:i w:val="false"/>
-                <w:iCs w:val="false"/>
-                <w:color w:val="000000"/>
-                <w:sz w:val="18"/>
-                <w:szCs w:val="18"/>
-              </w:rPr>
-              <w:t xml:space="preserve">Lesson 3 — "Operating on Real Numbers" (Operations &amp; BODMAS)</w:t>
-            </w:r>
-          </w:p>
-          <w:p>
-            <w:pPr>
-              <w:spacing w:after="40" w:before="0"/>
-              <w:jc w:val="left"/>
-            </w:pPr>
-            <w:r>
-              <w:rPr>
-                <w:rFonts w:ascii="Arial" w:cs="Arial" w:eastAsia="Arial" w:hAnsi="Arial"/>
-                <w:b w:val="false"/>
-                <w:bCs w:val="false"/>
-                <w:i w:val="false"/>
-                <w:iCs w:val="false"/>
-                <w:color w:val="000000"/>
-                <w:sz w:val="18"/>
-                <w:szCs w:val="18"/>
-              </w:rPr>
-              <w:t xml:space="preserve">Learners apply the four operations to real numbers using Kenyan market contexts (e.g., calculating total cost of ugali flour, sukuma wiki and tomatoes with mixed-number quantities). Focus on BODMAS with multi-step expressions. Pairs solve sets of increasingly complex expressions, then peer-mark using worked solutions. Common errors are surfaced and discussed. Connection back to phenomenon: "When we approximate π to compute the circumference, which operation rules still apply?"</w:t>
-            </w:r>
-          </w:p>
-          <w:p>
-            <w:pPr>
-              <w:spacing w:after="40" w:before="0"/>
-              <w:jc w:val="left"/>
-            </w:pPr>
-            <w:r>
-              <w:rPr>
-                <w:rFonts w:ascii="Arial" w:cs="Arial" w:eastAsia="Arial" w:hAnsi="Arial"/>
-                <w:b w:val="false"/>
-                <w:bCs w:val="false"/>
-                <w:i w:val="false"/>
-                <w:iCs w:val="false"/>
-                <w:color w:val="000000"/>
-                <w:sz w:val="18"/>
-                <w:szCs w:val="18"/>
-              </w:rPr>
-              <w:t xml:space="preserve"/>
-            </w:r>
-          </w:p>
-          <w:p>
-            <w:pPr>
-              <w:spacing w:after="40" w:before="0"/>
-              <w:jc w:val="left"/>
-            </w:pPr>
-            <w:r>
-              <w:rPr>
-                <w:rFonts w:ascii="Arial" w:cs="Arial" w:eastAsia="Arial" w:hAnsi="Arial"/>
-                <w:b w:val="false"/>
-                <w:bCs w:val="false"/>
-                <w:i w:val="false"/>
-                <w:iCs w:val="false"/>
-                <w:color w:val="000000"/>
-                <w:sz w:val="18"/>
-                <w:szCs w:val="18"/>
-              </w:rPr>
-              <w:t xml:space="preserve">Lesson 4 — "How Far From Zero?" (Absolute Value)</w:t>
-            </w:r>
-          </w:p>
-          <w:p>
-            <w:pPr>
-              <w:spacing w:after="40" w:before="0"/>
-              <w:jc w:val="left"/>
-            </w:pPr>
-            <w:r>
-              <w:rPr>
-                <w:rFonts w:ascii="Arial" w:cs="Arial" w:eastAsia="Arial" w:hAnsi="Arial"/>
-                <w:b w:val="false"/>
-                <w:bCs w:val="false"/>
-                <w:i w:val="false"/>
-                <w:iCs w:val="false"/>
-                <w:color w:val="000000"/>
-                <w:sz w:val="18"/>
-                <w:szCs w:val="18"/>
-              </w:rPr>
-              <w:t xml:space="preserve">The Kericho temperature supporting phenomenon is revisited: "Which day had the biggest swing away from zero degrees?" Learners discover absolute value as "distance from zero on the number line." They work through formal definition |x|, compute absolute values of real numbers, solve simple absolute value expressions in context (e.g., |temperature change|, |profit/loss in shillings|), and represent results on the number line. DQB updated: "Does absolute value change whether a number is rational or irrational?"</w:t>
-            </w:r>
-          </w:p>
-          <w:p>
-            <w:pPr>
-              <w:spacing w:after="40" w:before="0"/>
-              <w:jc w:val="left"/>
-            </w:pPr>
-            <w:r>
-              <w:rPr>
-                <w:rFonts w:ascii="Arial" w:cs="Arial" w:eastAsia="Arial" w:hAnsi="Arial"/>
-                <w:b w:val="false"/>
-                <w:bCs w:val="false"/>
-                <w:i w:val="false"/>
-                <w:iCs w:val="false"/>
-                <w:color w:val="000000"/>
-                <w:sz w:val="18"/>
-                <w:szCs w:val="18"/>
-              </w:rPr>
-              <w:t xml:space="preserve"/>
-            </w:r>
-          </w:p>
-          <w:p>
-            <w:pPr>
-              <w:spacing w:after="40" w:before="0"/>
-              <w:jc w:val="left"/>
-            </w:pPr>
-            <w:r>
-              <w:rPr>
-                <w:rFonts w:ascii="Arial" w:cs="Arial" w:eastAsia="Arial" w:hAnsi="Arial"/>
-                <w:b w:val="false"/>
-                <w:bCs w:val="false"/>
-                <w:i w:val="false"/>
-                <w:iCs w:val="false"/>
-                <w:color w:val="000000"/>
-                <w:sz w:val="18"/>
-                <w:szCs w:val="18"/>
-              </w:rPr>
-              <w:t xml:space="preserve">Lesson 5 — "Flipping Numbers: Reciprocals" (Reciprocals &amp; Their Properties)</w:t>
-            </w:r>
-          </w:p>
-          <w:p>
-            <w:pPr>
-              <w:spacing w:after="40" w:before="0"/>
-              <w:jc w:val="left"/>
-            </w:pPr>
-            <w:r>
-              <w:rPr>
-                <w:rFonts w:ascii="Arial" w:cs="Arial" w:eastAsia="Arial" w:hAnsi="Arial"/>
-                <w:b w:val="false"/>
-                <w:bCs w:val="false"/>
-                <w:i w:val="false"/>
-                <w:iCs w:val="false"/>
-                <w:color w:val="000000"/>
-                <w:sz w:val="18"/>
-                <w:szCs w:val="18"/>
-              </w:rPr>
-              <w:t xml:space="preserve">The boda-boda fuel-split supporting phenomenon is introduced. Learners explore: if one rider pays 850/3 shillings, what is the reciprocal of 850/3? What does multiplying a number by its reciprocal always give? Learners derive the rule, practise finding reciprocals of integers, fractions, decimals and simple surds, and apply reciprocals in context (unit rates, speed calculations for the Iten marathon runner phenomenon). Learners test: does every real number have a reciprocal? (Discovery: zero does not.)</w:t>
-            </w:r>
-          </w:p>
-          <w:p>
-            <w:pPr>
-              <w:spacing w:after="40" w:before="0"/>
-              <w:jc w:val="left"/>
-            </w:pPr>
-            <w:r>
-              <w:rPr>
-                <w:rFonts w:ascii="Arial" w:cs="Arial" w:eastAsia="Arial" w:hAnsi="Arial"/>
-                <w:b w:val="false"/>
-                <w:bCs w:val="false"/>
-                <w:i w:val="false"/>
-                <w:iCs w:val="false"/>
-                <w:color w:val="000000"/>
-                <w:sz w:val="18"/>
-                <w:szCs w:val="18"/>
-              </w:rPr>
-              <w:t xml:space="preserve"/>
-            </w:r>
-          </w:p>
-          <w:p>
-            <w:pPr>
-              <w:spacing w:after="40" w:before="0"/>
-              <w:jc w:val="left"/>
-            </w:pPr>
-            <w:r>
-              <w:rPr>
-                <w:rFonts w:ascii="Arial" w:cs="Arial" w:eastAsia="Arial" w:hAnsi="Arial"/>
-                <w:b w:val="false"/>
-                <w:bCs w:val="false"/>
-                <w:i w:val="false"/>
-                <w:iCs w:val="false"/>
-                <w:color w:val="000000"/>
-                <w:sz w:val="18"/>
-                <w:szCs w:val="18"/>
-              </w:rPr>
-              <w:t xml:space="preserve">Lesson 6 — "Close Enough? Approximation and Significant Figures" (Rounding, S.F., D.P.)</w:t>
-            </w:r>
-          </w:p>
-          <w:p>
-            <w:pPr>
-              <w:spacing w:after="40" w:before="0"/>
-              <w:jc w:val="left"/>
-            </w:pPr>
-            <w:r>
-              <w:rPr>
-                <w:rFonts w:ascii="Arial" w:cs="Arial" w:eastAsia="Arial" w:hAnsi="Arial"/>
-                <w:b w:val="false"/>
-                <w:bCs w:val="false"/>
-                <w:i w:val="false"/>
-                <w:iCs w:val="false"/>
-                <w:color w:val="000000"/>
-                <w:sz w:val="18"/>
-                <w:szCs w:val="18"/>
-              </w:rPr>
-              <w:t xml:space="preserve">Returning to the sufuria phenomenon: the daughter rounded 87.9645… to 88 cm. Was that wise? Learners investigate rounding to decimal places, significant figures, and when to round up vs. down in real-life contexts (drug dosages at KNH, land measurements in the Rift Valley, fuel costs). They compare the effect of rounding at different stages of a multi-step calculation (e.g., computing the total cost of fencing a maize shamba using π and √2). DQB updated: "Does rounding ever make an irrational number rational?"</w:t>
-            </w:r>
-          </w:p>
-          <w:p>
-            <w:pPr>
-              <w:spacing w:after="40" w:before="0"/>
-              <w:jc w:val="left"/>
-            </w:pPr>
-            <w:r>
-              <w:rPr>
-                <w:rFonts w:ascii="Arial" w:cs="Arial" w:eastAsia="Arial" w:hAnsi="Arial"/>
-                <w:b w:val="false"/>
-                <w:bCs w:val="false"/>
-                <w:i w:val="false"/>
-                <w:iCs w:val="false"/>
-                <w:color w:val="000000"/>
-                <w:sz w:val="18"/>
-                <w:szCs w:val="18"/>
-              </w:rPr>
-              <w:t xml:space="preserve"/>
-            </w:r>
-          </w:p>
-          <w:p>
-            <w:pPr>
-              <w:spacing w:after="40" w:before="0"/>
-              <w:jc w:val="left"/>
-            </w:pPr>
-            <w:r>
-              <w:rPr>
-                <w:rFonts w:ascii="Arial" w:cs="Arial" w:eastAsia="Arial" w:hAnsi="Arial"/>
-                <w:b w:val="false"/>
-                <w:bCs w:val="false"/>
-                <w:i w:val="false"/>
-                <w:iCs w:val="false"/>
-                <w:color w:val="000000"/>
-                <w:sz w:val="18"/>
-                <w:szCs w:val="18"/>
-              </w:rPr>
-              <w:t xml:space="preserve">Lesson 7 — "Real Numbers in Real Kenya" (Application &amp; Problem Solving)</w:t>
-            </w:r>
-          </w:p>
-          <w:p>
-            <w:pPr>
-              <w:spacing w:after="40" w:before="0"/>
-              <w:jc w:val="left"/>
-            </w:pPr>
-            <w:r>
-              <w:rPr>
-                <w:rFonts w:ascii="Arial" w:cs="Arial" w:eastAsia="Arial" w:hAnsi="Arial"/>
-                <w:b w:val="false"/>
-                <w:bCs w:val="false"/>
-                <w:i w:val="false"/>
-                <w:iCs w:val="false"/>
-                <w:color w:val="000000"/>
-                <w:sz w:val="18"/>
-                <w:szCs w:val="18"/>
-              </w:rPr>
-              <w:t xml:space="preserve">Learners work in groups on a structured problem-solving task that integrates all sub-strand content: a scenario in which a community water project near Lake Victoria needs to calculate pipe lengths (involving surds), water volumes (operations on decimals), cost estimates (approximation to significant figures), and equal cost-sharing (reciprocals and rational arithmetic). Each group produces a written solution with justifications. Groups present key findings to the class. Teacher facilitates sensemaking connections back to the DQB and anchoring phenomenon.</w:t>
-            </w:r>
-          </w:p>
-          <w:p>
-            <w:pPr>
-              <w:spacing w:after="40" w:before="0"/>
-              <w:jc w:val="left"/>
-            </w:pPr>
-            <w:r>
-              <w:rPr>
-                <w:rFonts w:ascii="Arial" w:cs="Arial" w:eastAsia="Arial" w:hAnsi="Arial"/>
-                <w:b w:val="false"/>
-                <w:bCs w:val="false"/>
-                <w:i w:val="false"/>
-                <w:iCs w:val="false"/>
-                <w:color w:val="000000"/>
-                <w:sz w:val="18"/>
-                <w:szCs w:val="18"/>
-              </w:rPr>
-              <w:t xml:space="preserve"/>
-            </w:r>
-          </w:p>
-          <w:p>
-            <w:pPr>
-              <w:spacing w:after="40" w:before="0"/>
-              <w:jc w:val="left"/>
-            </w:pPr>
-            <w:r>
-              <w:rPr>
-                <w:rFonts w:ascii="Arial" w:cs="Arial" w:eastAsia="Arial" w:hAnsi="Arial"/>
-                <w:b w:val="false"/>
-                <w:bCs w:val="false"/>
-                <w:i w:val="false"/>
-                <w:iCs w:val="false"/>
-                <w:color w:val="000000"/>
-                <w:sz w:val="18"/>
-                <w:szCs w:val="18"/>
-              </w:rPr>
-              <w:t xml:space="preserve">Lesson 8 — "Building Our Real Number Model" (Model Building, DQB Closure &amp; Assessment)</w:t>
-            </w:r>
-          </w:p>
-          <w:p>
-            <w:pPr>
-              <w:spacing w:after="40" w:before="0"/>
-              <w:jc w:val="left"/>
-            </w:pPr>
-            <w:r>
-              <w:rPr>
-                <w:rFonts w:ascii="Arial" w:cs="Arial" w:eastAsia="Arial" w:hAnsi="Arial"/>
-                <w:b w:val="false"/>
-                <w:bCs w:val="false"/>
-                <w:i w:val="false"/>
-                <w:iCs w:val="false"/>
-                <w:color w:val="000000"/>
-                <w:sz w:val="18"/>
-                <w:szCs w:val="18"/>
-              </w:rPr>
-              <w:t xml:space="preserve">Learners individually construct a cumulative visual model of the real number system: a nested Venn diagram annotated with Kenyan examples in each region, a number line showing at least one example from each sub-category, and a worked example showing how approximation, absolute value and reciprocals each appear in a single real-life Kenyan problem of their own devising. DQB is reviewed: which questions have been answered? Which remain open (pointing forward to indices and logarithms)? Lesson concludes with a class written assessment task.</w:t>
-            </w:r>
-          </w:p>
-        </w:tc>
-      </w:tr>
-      <w:tr>
-        <w:tc>
-          <w:tcPr>
-            <w:tcW w:type="dxa" w:w="3000"/>
-            <w:shd w:fill="EAD1F5" w:color="auto" w:val="clear"/>
-            <w:tcMar>
-              <w:top w:type="dxa" w:w="60"/>
-              <w:left w:type="dxa" w:w="120"/>
-              <w:bottom w:type="dxa" w:w="60"/>
-              <w:right w:type="dxa" w:w="120"/>
-            </w:tcMar>
-            <w:vAlign w:val="top"/>
-          </w:tcPr>
-          <w:p>
-            <w:pPr>
-              <w:spacing w:after="40" w:before="0"/>
-              <w:jc w:val="left"/>
-            </w:pPr>
-            <w:r>
-              <w:rPr>
-                <w:rFonts w:ascii="Arial" w:cs="Arial" w:eastAsia="Arial" w:hAnsi="Arial"/>
-                <w:b/>
-                <w:bCs/>
-                <w:i w:val="false"/>
-                <w:iCs w:val="false"/>
-                <w:color w:val="000000"/>
-                <w:sz w:val="18"/>
-                <w:szCs w:val="18"/>
-              </w:rPr>
-              <w:t xml:space="preserve">Supporting Phenomena</w:t>
-            </w:r>
-          </w:p>
-        </w:tc>
-        <w:tc>
-          <w:tcPr>
-            <w:tcW w:type="dxa" w:w="10680"/>
-            <w:shd w:fill="FFFFFF" w:color="auto" w:val="clear"/>
-            <w:tcMar>
-              <w:top w:type="dxa" w:w="60"/>
-              <w:left w:type="dxa" w:w="120"/>
-              <w:bottom w:type="dxa" w:w="60"/>
-              <w:right w:type="dxa" w:w="120"/>
-            </w:tcMar>
-            <w:vAlign w:val="top"/>
-          </w:tcPr>
-          <w:p>
-            <w:pPr>
-              <w:spacing w:after="30" w:before="0"/>
-              <w:ind w:left="360" w:hanging="180"/>
-              <w:jc w:val="left"/>
-            </w:pPr>
-            <w:r>
-              <w:rPr>
-                <w:rFonts w:ascii="Arial" w:cs="Arial" w:eastAsia="Arial" w:hAnsi="Arial"/>
-                <w:b w:val="false"/>
-                <w:bCs w:val="false"/>
-                <w:i w:val="false"/>
-                <w:iCs w:val="false"/>
-                <w:color w:val="000000"/>
-                <w:sz w:val="18"/>
-                <w:szCs w:val="18"/>
-              </w:rPr>
-              <w:t xml:space="preserve">–  The Maize Field Diagonal: A farmer in the Rift Valley has a perfectly square maize shamba with sides of exactly 10 metres. She wants to string a fence diagonally across the field. Using Pythagoras, the diagonal is √200 = 10√2 ≈ 14.142… metres — again a non-terminating, non-repeating decimal. Yet the side length is a "nice" number. Learners explore why √2 is irrational and where it sits on the number line relative to 1.4, 1.41, 1.414, etc.</w:t>
-            </w:r>
-          </w:p>
-          <w:p>
-            <w:pPr>
-              <w:spacing w:after="30" w:before="0"/>
-              <w:ind w:left="360" w:hanging="180"/>
-              <w:jc w:val="left"/>
-            </w:pPr>
-            <w:r>
-              <w:rPr>
-                <w:rFonts w:ascii="Arial" w:cs="Arial" w:eastAsia="Arial" w:hAnsi="Arial"/>
-                <w:b w:val="false"/>
-                <w:bCs w:val="false"/>
-                <w:i w:val="false"/>
-                <w:iCs w:val="false"/>
-                <w:color w:val="000000"/>
-                <w:sz w:val="18"/>
-                <w:szCs w:val="18"/>
-              </w:rPr>
-              <w:t xml:space="preserve">–  The Kericho Tea Estate Temperature Record: The Kenya Meteorological Department records daily minimum temperatures in Kericho. On a particular week, the recorded temperatures (in °C) are: −2.5, 0, 3, −1, 4.75, 2⅓, √3. Learners must classify each temperature as natural, integer, rational or irrational, place them on a number line, and compute the absolute differences between consecutive days to find the sharpest overnight temperature change.</w:t>
-            </w:r>
-          </w:p>
-          <w:p>
-            <w:pPr>
-              <w:spacing w:after="30" w:before="0"/>
-              <w:ind w:left="360" w:hanging="180"/>
-              <w:jc w:val="left"/>
-            </w:pPr>
-            <w:r>
-              <w:rPr>
-                <w:rFonts w:ascii="Arial" w:cs="Arial" w:eastAsia="Arial" w:hAnsi="Arial"/>
-                <w:b w:val="false"/>
-                <w:bCs w:val="false"/>
-                <w:i w:val="false"/>
-                <w:iCs w:val="false"/>
-                <w:color w:val="000000"/>
-                <w:sz w:val="18"/>
-                <w:szCs w:val="18"/>
-              </w:rPr>
-              <w:t xml:space="preserve">–  The Boda-Boda Fuel Split: Three boda-boda riders in Kisumu pool money to buy fuel. The total cost is Ksh 850. They must split the bill equally. Dividing 850 ÷ 3 = 283.333… (a repeating decimal, hence rational but non-terminating). Learners explore why this is rational (it can be written as 850/3), contrast it with irrational numbers, and practise rounding to the nearest shilling for a fair, practical split.</w:t>
-            </w:r>
-          </w:p>
-          <w:p>
-            <w:pPr>
-              <w:spacing w:after="30" w:before="0"/>
-              <w:ind w:left="360" w:hanging="180"/>
-              <w:jc w:val="left"/>
-            </w:pPr>
-            <w:r>
-              <w:rPr>
-                <w:rFonts w:ascii="Arial" w:cs="Arial" w:eastAsia="Arial" w:hAnsi="Arial"/>
-                <w:b w:val="false"/>
-                <w:bCs w:val="false"/>
-                <w:i w:val="false"/>
-                <w:iCs w:val="false"/>
-                <w:color w:val="000000"/>
-                <w:sz w:val="18"/>
-                <w:szCs w:val="18"/>
-              </w:rPr>
-              <w:t xml:space="preserve">–  The Nairobi Marathon Pace: A Kenyan marathon runner from Iten trains for the Nairobi Standard Chartered Marathon. Her target race pace is 1 km every 3 minutes and 45 seconds. Learners convert mixed units, apply reciprocals (speed = 1 ÷ time-per-km) to find km per minute, and use significant figures to compare her pace to competitors, connecting real-number operations to athletics and career contexts.</w:t>
-            </w:r>
-          </w:p>
-        </w:tc>
-      </w:tr>
-    </w:tbl>
-    <w:p>
-      <w:pPr>
-        <w:spacing w:after="120"/>
-      </w:pPr>
-      <w:r>
-        <w:t xml:space="preserve"/>
       </w:r>
     </w:p>
     <w:p>
@@ -3700,7 +3700,7 @@
             <w:pPr>
               <w:spacing w:after="20" w:before="0"/>
             </w:pPr>
-            <w:hyperlink w:history="1" r:id="rIdjut_bnvdcowkjp7r2zj90">
+            <w:hyperlink w:history="1" r:id="rIdeb0hkx2wtwpmjpv9vekx5">
               <w:r>
                 <w:rPr>
                   <w:rFonts w:ascii="Arial" w:cs="Arial" w:eastAsia="Arial" w:hAnsi="Arial"/>
@@ -3733,7 +3733,7 @@
               <w:spacing w:after="10" w:before="0"/>
               <w:ind w:left="120"/>
             </w:pPr>
-            <w:hyperlink w:history="1" r:id="rIdalji0kwqtvj2nleqvs_lx">
+            <w:hyperlink w:history="1" r:id="rIdfm7_vo33z-jbk4ans9nmm">
               <w:r>
                 <w:rPr>
                   <w:rFonts w:ascii="Arial" w:cs="Arial" w:eastAsia="Arial" w:hAnsi="Arial"/>
@@ -3778,7 +3778,7 @@
             <w:pPr>
               <w:spacing w:after="20" w:before="0"/>
             </w:pPr>
-            <w:hyperlink w:history="1" r:id="rId8igkz0ppfdvs3b6__rk-h">
+            <w:hyperlink w:history="1" r:id="rIdejtfflxof90ead05htg1h">
               <w:r>
                 <w:rPr>
                   <w:rFonts w:ascii="Arial" w:cs="Arial" w:eastAsia="Arial" w:hAnsi="Arial"/>
@@ -3811,7 +3811,7 @@
               <w:spacing w:after="10" w:before="0"/>
               <w:ind w:left="120"/>
             </w:pPr>
-            <w:hyperlink w:history="1" r:id="rIdcq75_lblpcr3-hpkhfzwd">
+            <w:hyperlink w:history="1" r:id="rIdldfy-javvb2z5n1vg0tfy">
               <w:r>
                 <w:rPr>
                   <w:rFonts w:ascii="Arial" w:cs="Arial" w:eastAsia="Arial" w:hAnsi="Arial"/>
@@ -4006,7 +4006,7 @@
             <w:pPr>
               <w:spacing w:after="20" w:before="0"/>
             </w:pPr>
-            <w:hyperlink w:history="1" r:id="rId3lrtstgbhg3jrznblyj4f">
+            <w:hyperlink w:history="1" r:id="rIdym5ejs3go0uk5l8arrw5_">
               <w:r>
                 <w:rPr>
                   <w:rFonts w:ascii="Arial" w:cs="Arial" w:eastAsia="Arial" w:hAnsi="Arial"/>
@@ -4039,7 +4039,7 @@
               <w:spacing w:after="10" w:before="0"/>
               <w:ind w:left="120"/>
             </w:pPr>
-            <w:hyperlink w:history="1" r:id="rIdhuycoc8o4-m3eumjomfgt">
+            <w:hyperlink w:history="1" r:id="rIdk1xsowpigsrz13ixbqidu">
               <w:r>
                 <w:rPr>
                   <w:rFonts w:ascii="Arial" w:cs="Arial" w:eastAsia="Arial" w:hAnsi="Arial"/>
@@ -4084,7 +4084,7 @@
             <w:pPr>
               <w:spacing w:after="20" w:before="0"/>
             </w:pPr>
-            <w:hyperlink w:history="1" r:id="rIduklnm33nz3d7wmgjr9end">
+            <w:hyperlink w:history="1" r:id="rIdsxyrjzvrqocadbk4btsoo">
               <w:r>
                 <w:rPr>
                   <w:rFonts w:ascii="Arial" w:cs="Arial" w:eastAsia="Arial" w:hAnsi="Arial"/>
@@ -4117,7 +4117,7 @@
               <w:spacing w:after="10" w:before="0"/>
               <w:ind w:left="120"/>
             </w:pPr>
-            <w:hyperlink w:history="1" r:id="rIdrgtgdli_10n5xge_ubgco">
+            <w:hyperlink w:history="1" r:id="rId0n7xnwzq4fo2qbgkaxi0i">
               <w:r>
                 <w:rPr>
                   <w:rFonts w:ascii="Arial" w:cs="Arial" w:eastAsia="Arial" w:hAnsi="Arial"/>
@@ -4312,7 +4312,7 @@
             <w:pPr>
               <w:spacing w:after="20" w:before="0"/>
             </w:pPr>
-            <w:hyperlink w:history="1" r:id="rIdcbnjx0yhwb8stkwa5hozf">
+            <w:hyperlink w:history="1" r:id="rIdxcqo-iyp7yzayqjzr4mc9">
               <w:r>
                 <w:rPr>
                   <w:rFonts w:ascii="Arial" w:cs="Arial" w:eastAsia="Arial" w:hAnsi="Arial"/>
@@ -4345,7 +4345,7 @@
               <w:spacing w:after="10" w:before="0"/>
               <w:ind w:left="120"/>
             </w:pPr>
-            <w:hyperlink w:history="1" r:id="rIdh34sdr0gwj_fjs2l1sqb1">
+            <w:hyperlink w:history="1" r:id="rIdw-l-mifnh-xaaezhrvi25">
               <w:r>
                 <w:rPr>
                   <w:rFonts w:ascii="Arial" w:cs="Arial" w:eastAsia="Arial" w:hAnsi="Arial"/>
@@ -4390,7 +4390,7 @@
             <w:pPr>
               <w:spacing w:after="20" w:before="0"/>
             </w:pPr>
-            <w:hyperlink w:history="1" r:id="rIdoxjxcw-b95hqotlvwqv_7">
+            <w:hyperlink w:history="1" r:id="rId1xj6eqp6o6s0tl4sx3fyq">
               <w:r>
                 <w:rPr>
                   <w:rFonts w:ascii="Arial" w:cs="Arial" w:eastAsia="Arial" w:hAnsi="Arial"/>
@@ -4423,7 +4423,7 @@
               <w:spacing w:after="10" w:before="0"/>
               <w:ind w:left="120"/>
             </w:pPr>
-            <w:hyperlink w:history="1" r:id="rId-xtwsn-el-tb1ahltx1bi">
+            <w:hyperlink w:history="1" r:id="rId-fc7ino9_j8nwerhitsgs">
               <w:r>
                 <w:rPr>
                   <w:rFonts w:ascii="Arial" w:cs="Arial" w:eastAsia="Arial" w:hAnsi="Arial"/>
@@ -4618,7 +4618,7 @@
             <w:pPr>
               <w:spacing w:after="20" w:before="0"/>
             </w:pPr>
-            <w:hyperlink w:history="1" r:id="rIdrpc1ojngdh6wuc9xqlgm5">
+            <w:hyperlink w:history="1" r:id="rIdsi_i4moj47m91hibvcgr4">
               <w:r>
                 <w:rPr>
                   <w:rFonts w:ascii="Arial" w:cs="Arial" w:eastAsia="Arial" w:hAnsi="Arial"/>
@@ -4651,7 +4651,7 @@
               <w:spacing w:after="10" w:before="0"/>
               <w:ind w:left="120"/>
             </w:pPr>
-            <w:hyperlink w:history="1" r:id="rIdmbc2r-6zo27k96mjeccju">
+            <w:hyperlink w:history="1" r:id="rIduu-u420etlygdpoku7q25">
               <w:r>
                 <w:rPr>
                   <w:rFonts w:ascii="Arial" w:cs="Arial" w:eastAsia="Arial" w:hAnsi="Arial"/>
@@ -4696,7 +4696,7 @@
             <w:pPr>
               <w:spacing w:after="20" w:before="0"/>
             </w:pPr>
-            <w:hyperlink w:history="1" r:id="rIdikshi7vttjkctomzytdgc">
+            <w:hyperlink w:history="1" r:id="rId2s_aselg6nq76imo7repg">
               <w:r>
                 <w:rPr>
                   <w:rFonts w:ascii="Arial" w:cs="Arial" w:eastAsia="Arial" w:hAnsi="Arial"/>
@@ -4729,7 +4729,7 @@
               <w:spacing w:after="10" w:before="0"/>
               <w:ind w:left="120"/>
             </w:pPr>
-            <w:hyperlink w:history="1" r:id="rId_kcxz8rp_8yqvvcqn6lwv">
+            <w:hyperlink w:history="1" r:id="rIdv4j0uorv41zvgryjckdt4">
               <w:r>
                 <w:rPr>
                   <w:rFonts w:ascii="Arial" w:cs="Arial" w:eastAsia="Arial" w:hAnsi="Arial"/>
@@ -4924,7 +4924,7 @@
             <w:pPr>
               <w:spacing w:after="20" w:before="0"/>
             </w:pPr>
-            <w:hyperlink w:history="1" r:id="rIdfsvukzlsfufofp0lwrt4-">
+            <w:hyperlink w:history="1" r:id="rIdvdqje2yjr76p5tmiwuxu8">
               <w:r>
                 <w:rPr>
                   <w:rFonts w:ascii="Arial" w:cs="Arial" w:eastAsia="Arial" w:hAnsi="Arial"/>
@@ -4957,7 +4957,7 @@
               <w:spacing w:after="10" w:before="0"/>
               <w:ind w:left="120"/>
             </w:pPr>
-            <w:hyperlink w:history="1" r:id="rId7mkqkyyp9h6_u2syfsmek">
+            <w:hyperlink w:history="1" r:id="rIdyfk7acnuwwrbbvz3xjtwx">
               <w:r>
                 <w:rPr>
                   <w:rFonts w:ascii="Arial" w:cs="Arial" w:eastAsia="Arial" w:hAnsi="Arial"/>
@@ -5002,7 +5002,7 @@
             <w:pPr>
               <w:spacing w:after="20" w:before="0"/>
             </w:pPr>
-            <w:hyperlink w:history="1" r:id="rIdtmohsjw5_ev1l3t-xjgor">
+            <w:hyperlink w:history="1" r:id="rId2zxsskcdxcpbeoqvnrpwa">
               <w:r>
                 <w:rPr>
                   <w:rFonts w:ascii="Arial" w:cs="Arial" w:eastAsia="Arial" w:hAnsi="Arial"/>
@@ -5035,7 +5035,7 @@
               <w:spacing w:after="10" w:before="0"/>
               <w:ind w:left="120"/>
             </w:pPr>
-            <w:hyperlink w:history="1" r:id="rId-d9fvxoeip9mpgy1b8ti4">
+            <w:hyperlink w:history="1" r:id="rId9b1kisudvqeb_za7mthiq">
               <w:r>
                 <w:rPr>
                   <w:rFonts w:ascii="Arial" w:cs="Arial" w:eastAsia="Arial" w:hAnsi="Arial"/>
@@ -5661,7 +5661,7 @@
         </w:rPr>
         <w:t xml:space="preserve">© 2026 SeaVuria and ARES. Aligned with KICD objectives. Developed by SeaVuria; technical implementation by ARES (with AI assistance from Claude). Licensed under </w:t>
       </w:r>
-      <w:hyperlink w:history="1" r:id="rIdbkgd1lvks5cmegsocml59">
+      <w:hyperlink w:history="1" r:id="rIdvuzzr-aqntmrntzwphuuu">
         <w:r>
           <w:rPr>
             <w:rFonts w:ascii="Arial" w:cs="Arial" w:eastAsia="Arial" w:hAnsi="Arial"/>
@@ -5682,7 +5682,7 @@
         </w:rPr>
         <w:t xml:space="preserve"> (</w:t>
       </w:r>
-      <w:hyperlink w:history="1" r:id="rId93amm89oaoq7ttppyhq8y">
+      <w:hyperlink w:history="1" r:id="rIdrkswhcny3jcptlfexezps">
         <w:r>
           <w:rPr>
             <w:rFonts w:ascii="Arial" w:cs="Arial" w:eastAsia="Arial" w:hAnsi="Arial"/>
@@ -6695,7 +6695,7 @@
             <w:pPr>
               <w:spacing w:after="20" w:before="0"/>
             </w:pPr>
-            <w:hyperlink w:history="1" r:id="rId9khnxo6-2_n4yyw-g64ca">
+            <w:hyperlink w:history="1" r:id="rIdecacopzrc_wlhkmne3jo6">
               <w:r>
                 <w:rPr>
                   <w:rFonts w:ascii="Arial" w:cs="Arial" w:eastAsia="Arial" w:hAnsi="Arial"/>
@@ -6728,7 +6728,7 @@
               <w:spacing w:after="10" w:before="0"/>
               <w:ind w:left="120"/>
             </w:pPr>
-            <w:hyperlink w:history="1" r:id="rIdxeupj05cordaonvpefudv">
+            <w:hyperlink w:history="1" r:id="rIdhot7weuzkvzkkvfmkrfwg">
               <w:r>
                 <w:rPr>
                   <w:rFonts w:ascii="Arial" w:cs="Arial" w:eastAsia="Arial" w:hAnsi="Arial"/>
@@ -6773,7 +6773,7 @@
             <w:pPr>
               <w:spacing w:after="20" w:before="0"/>
             </w:pPr>
-            <w:hyperlink w:history="1" r:id="rIdvksxxuwu_d7nod7ke3zzm">
+            <w:hyperlink w:history="1" r:id="rIdj62p4klso7qzqwhlhdp0j">
               <w:r>
                 <w:rPr>
                   <w:rFonts w:ascii="Arial" w:cs="Arial" w:eastAsia="Arial" w:hAnsi="Arial"/>
@@ -6806,7 +6806,7 @@
               <w:spacing w:after="10" w:before="0"/>
               <w:ind w:left="120"/>
             </w:pPr>
-            <w:hyperlink w:history="1" r:id="rIdr5g4jqt_i7yf33drvopuk">
+            <w:hyperlink w:history="1" r:id="rIdvxpuubieqvm-9kf9nhhmi">
               <w:r>
                 <w:rPr>
                   <w:rFonts w:ascii="Arial" w:cs="Arial" w:eastAsia="Arial" w:hAnsi="Arial"/>
@@ -7001,7 +7001,7 @@
             <w:pPr>
               <w:spacing w:after="20" w:before="0"/>
             </w:pPr>
-            <w:hyperlink w:history="1" r:id="rIdevosjo1rbvu1jel5cexrv">
+            <w:hyperlink w:history="1" r:id="rIdfd2c7gvwily8g9ynta-ri">
               <w:r>
                 <w:rPr>
                   <w:rFonts w:ascii="Arial" w:cs="Arial" w:eastAsia="Arial" w:hAnsi="Arial"/>
@@ -7034,7 +7034,7 @@
               <w:spacing w:after="10" w:before="0"/>
               <w:ind w:left="120"/>
             </w:pPr>
-            <w:hyperlink w:history="1" r:id="rId2hdbl0kuejthplxpsqtof">
+            <w:hyperlink w:history="1" r:id="rIdgkcyqf1m2ypegflsw2-a3">
               <w:r>
                 <w:rPr>
                   <w:rFonts w:ascii="Arial" w:cs="Arial" w:eastAsia="Arial" w:hAnsi="Arial"/>
@@ -7079,7 +7079,7 @@
             <w:pPr>
               <w:spacing w:after="20" w:before="0"/>
             </w:pPr>
-            <w:hyperlink w:history="1" r:id="rId70auuz7zt3zi05pk-efbo">
+            <w:hyperlink w:history="1" r:id="rIdahph4i3-2kvmj6tt5zj9k">
               <w:r>
                 <w:rPr>
                   <w:rFonts w:ascii="Arial" w:cs="Arial" w:eastAsia="Arial" w:hAnsi="Arial"/>
@@ -7112,7 +7112,7 @@
               <w:spacing w:after="10" w:before="0"/>
               <w:ind w:left="120"/>
             </w:pPr>
-            <w:hyperlink w:history="1" r:id="rIdjhp-ughc0mxnptk6v3qs5">
+            <w:hyperlink w:history="1" r:id="rIdosyngfyme8gl5emyoebuf">
               <w:r>
                 <w:rPr>
                   <w:rFonts w:ascii="Arial" w:cs="Arial" w:eastAsia="Arial" w:hAnsi="Arial"/>
@@ -7307,7 +7307,7 @@
             <w:pPr>
               <w:spacing w:after="20" w:before="0"/>
             </w:pPr>
-            <w:hyperlink w:history="1" r:id="rId-7g_udfivmi0rwm3i-a2r">
+            <w:hyperlink w:history="1" r:id="rIdrwyhvsudr8dofnsnvhenh">
               <w:r>
                 <w:rPr>
                   <w:rFonts w:ascii="Arial" w:cs="Arial" w:eastAsia="Arial" w:hAnsi="Arial"/>
@@ -7340,7 +7340,7 @@
               <w:spacing w:after="10" w:before="0"/>
               <w:ind w:left="120"/>
             </w:pPr>
-            <w:hyperlink w:history="1" r:id="rId1tiioqyvml0szzm-eah7u">
+            <w:hyperlink w:history="1" r:id="rIdwjgbksipndmycwp32yulk">
               <w:r>
                 <w:rPr>
                   <w:rFonts w:ascii="Arial" w:cs="Arial" w:eastAsia="Arial" w:hAnsi="Arial"/>
@@ -7385,7 +7385,7 @@
             <w:pPr>
               <w:spacing w:after="20" w:before="0"/>
             </w:pPr>
-            <w:hyperlink w:history="1" r:id="rId0styqydomfdgeniftv5gp">
+            <w:hyperlink w:history="1" r:id="rId9jpai6_amfublbabhyiq_">
               <w:r>
                 <w:rPr>
                   <w:rFonts w:ascii="Arial" w:cs="Arial" w:eastAsia="Arial" w:hAnsi="Arial"/>
@@ -7418,7 +7418,7 @@
               <w:spacing w:after="10" w:before="0"/>
               <w:ind w:left="120"/>
             </w:pPr>
-            <w:hyperlink w:history="1" r:id="rId4km469lzfbbse9fxsny6n">
+            <w:hyperlink w:history="1" r:id="rIdmmgxzp1udmigaff1abphi">
               <w:r>
                 <w:rPr>
                   <w:rFonts w:ascii="Arial" w:cs="Arial" w:eastAsia="Arial" w:hAnsi="Arial"/>
@@ -7613,7 +7613,7 @@
             <w:pPr>
               <w:spacing w:after="20" w:before="0"/>
             </w:pPr>
-            <w:hyperlink w:history="1" r:id="rIdjlphttduj0yikhmjh7l_j">
+            <w:hyperlink w:history="1" r:id="rId3atx2bxqpdhumfaxobl7v">
               <w:r>
                 <w:rPr>
                   <w:rFonts w:ascii="Arial" w:cs="Arial" w:eastAsia="Arial" w:hAnsi="Arial"/>
@@ -7646,7 +7646,7 @@
               <w:spacing w:after="10" w:before="0"/>
               <w:ind w:left="120"/>
             </w:pPr>
-            <w:hyperlink w:history="1" r:id="rIdnmopxymzjnpzwkxkgrtj_">
+            <w:hyperlink w:history="1" r:id="rId6voazzmt2vb31gpaztfgo">
               <w:r>
                 <w:rPr>
                   <w:rFonts w:ascii="Arial" w:cs="Arial" w:eastAsia="Arial" w:hAnsi="Arial"/>
@@ -7691,7 +7691,7 @@
             <w:pPr>
               <w:spacing w:after="20" w:before="0"/>
             </w:pPr>
-            <w:hyperlink w:history="1" r:id="rIdxug377whpgigismdcjpww">
+            <w:hyperlink w:history="1" r:id="rId91yzrjvpp_nn8xkossfbp">
               <w:r>
                 <w:rPr>
                   <w:rFonts w:ascii="Arial" w:cs="Arial" w:eastAsia="Arial" w:hAnsi="Arial"/>
@@ -7724,7 +7724,7 @@
               <w:spacing w:after="10" w:before="0"/>
               <w:ind w:left="120"/>
             </w:pPr>
-            <w:hyperlink w:history="1" r:id="rIdezyxcpmqm-tnix1k3zdmo">
+            <w:hyperlink w:history="1" r:id="rIdkyvwnwbbnvfle6-wq2k7h">
               <w:r>
                 <w:rPr>
                   <w:rFonts w:ascii="Arial" w:cs="Arial" w:eastAsia="Arial" w:hAnsi="Arial"/>
@@ -7919,7 +7919,7 @@
             <w:pPr>
               <w:spacing w:after="20" w:before="0"/>
             </w:pPr>
-            <w:hyperlink w:history="1" r:id="rId6kme_cw5ut1pjh9v3hkp1">
+            <w:hyperlink w:history="1" r:id="rId_lzo7xcahzb7tultjslc2">
               <w:r>
                 <w:rPr>
                   <w:rFonts w:ascii="Arial" w:cs="Arial" w:eastAsia="Arial" w:hAnsi="Arial"/>
@@ -7952,7 +7952,7 @@
               <w:spacing w:after="10" w:before="0"/>
               <w:ind w:left="120"/>
             </w:pPr>
-            <w:hyperlink w:history="1" r:id="rIdi8o2rckmuocoqyeacsbau">
+            <w:hyperlink w:history="1" r:id="rIdekq6gkfs0sauyswhhn4sg">
               <w:r>
                 <w:rPr>
                   <w:rFonts w:ascii="Arial" w:cs="Arial" w:eastAsia="Arial" w:hAnsi="Arial"/>
@@ -7997,7 +7997,7 @@
             <w:pPr>
               <w:spacing w:after="20" w:before="0"/>
             </w:pPr>
-            <w:hyperlink w:history="1" r:id="rIdqqrpozgxdsmoulamat973">
+            <w:hyperlink w:history="1" r:id="rIdp_yr1jnsqbma9fqfducuh">
               <w:r>
                 <w:rPr>
                   <w:rFonts w:ascii="Arial" w:cs="Arial" w:eastAsia="Arial" w:hAnsi="Arial"/>
@@ -8030,7 +8030,7 @@
               <w:spacing w:after="10" w:before="0"/>
               <w:ind w:left="120"/>
             </w:pPr>
-            <w:hyperlink w:history="1" r:id="rIdqn1vw6qmmmjwh5jiwhgpx">
+            <w:hyperlink w:history="1" r:id="rIdptojsziinbznkfeczne5a">
               <w:r>
                 <w:rPr>
                   <w:rFonts w:ascii="Arial" w:cs="Arial" w:eastAsia="Arial" w:hAnsi="Arial"/>
@@ -8542,7 +8542,7 @@
         </w:rPr>
         <w:t xml:space="preserve">© 2026 SeaVuria and ARES. Aligned with KICD objectives. Developed by SeaVuria; technical implementation by ARES (with AI assistance from Claude). Licensed under </w:t>
       </w:r>
-      <w:hyperlink w:history="1" r:id="rIdnsyitgixh3ag3d0mla4jz">
+      <w:hyperlink w:history="1" r:id="rIdekqaaklhtiabnnf1ksbsr">
         <w:r>
           <w:rPr>
             <w:rFonts w:ascii="Arial" w:cs="Arial" w:eastAsia="Arial" w:hAnsi="Arial"/>
@@ -8563,7 +8563,7 @@
         </w:rPr>
         <w:t xml:space="preserve"> (</w:t>
       </w:r>
-      <w:hyperlink w:history="1" r:id="rIdiwjmrmpauukgkxq3sr5d9">
+      <w:hyperlink w:history="1" r:id="rIdnm8wkq4vwh6kiccywzq9n">
         <w:r>
           <w:rPr>
             <w:rFonts w:ascii="Arial" w:cs="Arial" w:eastAsia="Arial" w:hAnsi="Arial"/>
@@ -9576,7 +9576,7 @@
             <w:pPr>
               <w:spacing w:after="20" w:before="0"/>
             </w:pPr>
-            <w:hyperlink w:history="1" r:id="rIdavduf5lvesiknvnytymmu">
+            <w:hyperlink w:history="1" r:id="rIdmxqp6ih6krlms5p11uuoh">
               <w:r>
                 <w:rPr>
                   <w:rFonts w:ascii="Arial" w:cs="Arial" w:eastAsia="Arial" w:hAnsi="Arial"/>
@@ -9609,7 +9609,7 @@
               <w:spacing w:after="10" w:before="0"/>
               <w:ind w:left="120"/>
             </w:pPr>
-            <w:hyperlink w:history="1" r:id="rIdhrudh6c8rni4yw-ge86zp">
+            <w:hyperlink w:history="1" r:id="rIdkwigbdzsj-_oi_d_y6tw2">
               <w:r>
                 <w:rPr>
                   <w:rFonts w:ascii="Arial" w:cs="Arial" w:eastAsia="Arial" w:hAnsi="Arial"/>
@@ -9654,7 +9654,7 @@
             <w:pPr>
               <w:spacing w:after="20" w:before="0"/>
             </w:pPr>
-            <w:hyperlink w:history="1" r:id="rIdmtdzlqtaufpsmfaqnalsg">
+            <w:hyperlink w:history="1" r:id="rIdsnzwuhkwrbbtpf3s8rxyd">
               <w:r>
                 <w:rPr>
                   <w:rFonts w:ascii="Arial" w:cs="Arial" w:eastAsia="Arial" w:hAnsi="Arial"/>
@@ -9687,7 +9687,7 @@
               <w:spacing w:after="10" w:before="0"/>
               <w:ind w:left="120"/>
             </w:pPr>
-            <w:hyperlink w:history="1" r:id="rIdtxrw8fja8zcbezex0yus3">
+            <w:hyperlink w:history="1" r:id="rIdqt58enljvbusqjg5mqk3u">
               <w:r>
                 <w:rPr>
                   <w:rFonts w:ascii="Arial" w:cs="Arial" w:eastAsia="Arial" w:hAnsi="Arial"/>
@@ -9882,7 +9882,7 @@
             <w:pPr>
               <w:spacing w:after="20" w:before="0"/>
             </w:pPr>
-            <w:hyperlink w:history="1" r:id="rId0uujfrlg9q5ahlpv4nij0">
+            <w:hyperlink w:history="1" r:id="rIdbgvbluujykjoescanqdbq">
               <w:r>
                 <w:rPr>
                   <w:rFonts w:ascii="Arial" w:cs="Arial" w:eastAsia="Arial" w:hAnsi="Arial"/>
@@ -9915,7 +9915,7 @@
               <w:spacing w:after="10" w:before="0"/>
               <w:ind w:left="120"/>
             </w:pPr>
-            <w:hyperlink w:history="1" r:id="rIdxhaf2wqa175sc3gcy_s8e">
+            <w:hyperlink w:history="1" r:id="rIdqmchtabvemnbz_e8f0ahw">
               <w:r>
                 <w:rPr>
                   <w:rFonts w:ascii="Arial" w:cs="Arial" w:eastAsia="Arial" w:hAnsi="Arial"/>
@@ -9960,7 +9960,7 @@
             <w:pPr>
               <w:spacing w:after="20" w:before="0"/>
             </w:pPr>
-            <w:hyperlink w:history="1" r:id="rIdgpxa0qgp4vazqn9gnn-ij">
+            <w:hyperlink w:history="1" r:id="rIdjbrrbslpe_ez48jx5qjb4">
               <w:r>
                 <w:rPr>
                   <w:rFonts w:ascii="Arial" w:cs="Arial" w:eastAsia="Arial" w:hAnsi="Arial"/>
@@ -9993,7 +9993,7 @@
               <w:spacing w:after="10" w:before="0"/>
               <w:ind w:left="120"/>
             </w:pPr>
-            <w:hyperlink w:history="1" r:id="rIds9vmgbpnhpksvaunxqm9q">
+            <w:hyperlink w:history="1" r:id="rId37xoq5uiya1pwncj8hqza">
               <w:r>
                 <w:rPr>
                   <w:rFonts w:ascii="Arial" w:cs="Arial" w:eastAsia="Arial" w:hAnsi="Arial"/>
@@ -10188,7 +10188,7 @@
             <w:pPr>
               <w:spacing w:after="20" w:before="0"/>
             </w:pPr>
-            <w:hyperlink w:history="1" r:id="rIdtv1-vxfwhx6jtz_q77h1q">
+            <w:hyperlink w:history="1" r:id="rIdpgjt3e1khs_vfd0-napfr">
               <w:r>
                 <w:rPr>
                   <w:rFonts w:ascii="Arial" w:cs="Arial" w:eastAsia="Arial" w:hAnsi="Arial"/>
@@ -10221,7 +10221,7 @@
               <w:spacing w:after="10" w:before="0"/>
               <w:ind w:left="120"/>
             </w:pPr>
-            <w:hyperlink w:history="1" r:id="rIdwdsalairutwaf4u_jss18">
+            <w:hyperlink w:history="1" r:id="rIdozursgvx-kph3zkudtxaw">
               <w:r>
                 <w:rPr>
                   <w:rFonts w:ascii="Arial" w:cs="Arial" w:eastAsia="Arial" w:hAnsi="Arial"/>
@@ -10266,7 +10266,7 @@
             <w:pPr>
               <w:spacing w:after="20" w:before="0"/>
             </w:pPr>
-            <w:hyperlink w:history="1" r:id="rIdntv44htrccictak-l2sz3">
+            <w:hyperlink w:history="1" r:id="rIdfuleor23wdxnxpylopjna">
               <w:r>
                 <w:rPr>
                   <w:rFonts w:ascii="Arial" w:cs="Arial" w:eastAsia="Arial" w:hAnsi="Arial"/>
@@ -10299,7 +10299,7 @@
               <w:spacing w:after="10" w:before="0"/>
               <w:ind w:left="120"/>
             </w:pPr>
-            <w:hyperlink w:history="1" r:id="rIdu2hjgl27azr1e2b8o646n">
+            <w:hyperlink w:history="1" r:id="rIdu9_630jnw4mqtz8cnvdab">
               <w:r>
                 <w:rPr>
                   <w:rFonts w:ascii="Arial" w:cs="Arial" w:eastAsia="Arial" w:hAnsi="Arial"/>
@@ -10494,7 +10494,7 @@
             <w:pPr>
               <w:spacing w:after="20" w:before="0"/>
             </w:pPr>
-            <w:hyperlink w:history="1" r:id="rIdkrbqcybguedbfikmh9xwg">
+            <w:hyperlink w:history="1" r:id="rIdhatdlxjtb3ukihuz2s3iy">
               <w:r>
                 <w:rPr>
                   <w:rFonts w:ascii="Arial" w:cs="Arial" w:eastAsia="Arial" w:hAnsi="Arial"/>
@@ -10527,7 +10527,7 @@
               <w:spacing w:after="10" w:before="0"/>
               <w:ind w:left="120"/>
             </w:pPr>
-            <w:hyperlink w:history="1" r:id="rIdntrrhvxxvhkbcjzey5hrq">
+            <w:hyperlink w:history="1" r:id="rId-bqswhfmeavim31qwfkz8">
               <w:r>
                 <w:rPr>
                   <w:rFonts w:ascii="Arial" w:cs="Arial" w:eastAsia="Arial" w:hAnsi="Arial"/>
@@ -10572,7 +10572,7 @@
             <w:pPr>
               <w:spacing w:after="20" w:before="0"/>
             </w:pPr>
-            <w:hyperlink w:history="1" r:id="rIdpp8176jgyoxyn3ykcvqla">
+            <w:hyperlink w:history="1" r:id="rIdrbndsbu20zrkdcefziix-">
               <w:r>
                 <w:rPr>
                   <w:rFonts w:ascii="Arial" w:cs="Arial" w:eastAsia="Arial" w:hAnsi="Arial"/>
@@ -10605,7 +10605,7 @@
               <w:spacing w:after="10" w:before="0"/>
               <w:ind w:left="120"/>
             </w:pPr>
-            <w:hyperlink w:history="1" r:id="rIdvdpfgd_hp29vyd6x5dtzq">
+            <w:hyperlink w:history="1" r:id="rId75ytwdyyjedu0pjdcrgt7">
               <w:r>
                 <w:rPr>
                   <w:rFonts w:ascii="Arial" w:cs="Arial" w:eastAsia="Arial" w:hAnsi="Arial"/>
@@ -10800,7 +10800,7 @@
             <w:pPr>
               <w:spacing w:after="20" w:before="0"/>
             </w:pPr>
-            <w:hyperlink w:history="1" r:id="rId9loniqv8c7m8apdabbpge">
+            <w:hyperlink w:history="1" r:id="rIddw7zur5b4brx4-i5li4bj">
               <w:r>
                 <w:rPr>
                   <w:rFonts w:ascii="Arial" w:cs="Arial" w:eastAsia="Arial" w:hAnsi="Arial"/>
@@ -10833,7 +10833,7 @@
               <w:spacing w:after="10" w:before="0"/>
               <w:ind w:left="120"/>
             </w:pPr>
-            <w:hyperlink w:history="1" r:id="rIdwcqqmd3lse9pyahouc7co">
+            <w:hyperlink w:history="1" r:id="rIdnflnpqvasx0eod1alb495">
               <w:r>
                 <w:rPr>
                   <w:rFonts w:ascii="Arial" w:cs="Arial" w:eastAsia="Arial" w:hAnsi="Arial"/>
@@ -10878,7 +10878,7 @@
             <w:pPr>
               <w:spacing w:after="20" w:before="0"/>
             </w:pPr>
-            <w:hyperlink w:history="1" r:id="rIdkyt5og64afr0flgwvudd3">
+            <w:hyperlink w:history="1" r:id="rIdnkm7lp3hkcvnwy0ishv6u">
               <w:r>
                 <w:rPr>
                   <w:rFonts w:ascii="Arial" w:cs="Arial" w:eastAsia="Arial" w:hAnsi="Arial"/>
@@ -10911,7 +10911,7 @@
               <w:spacing w:after="10" w:before="0"/>
               <w:ind w:left="120"/>
             </w:pPr>
-            <w:hyperlink w:history="1" r:id="rIdy3yvgy-oc7cq6q6ylb1jl">
+            <w:hyperlink w:history="1" r:id="rIdu5zo0bc6hvfw_p0swnerp">
               <w:r>
                 <w:rPr>
                   <w:rFonts w:ascii="Arial" w:cs="Arial" w:eastAsia="Arial" w:hAnsi="Arial"/>
@@ -11423,7 +11423,7 @@
         </w:rPr>
         <w:t xml:space="preserve">© 2026 SeaVuria and ARES. Aligned with KICD objectives. Developed by SeaVuria; technical implementation by ARES (with AI assistance from Claude). Licensed under </w:t>
       </w:r>
-      <w:hyperlink w:history="1" r:id="rIdphg1ntgntv_ly7icmykic">
+      <w:hyperlink w:history="1" r:id="rId9agkpvbjmirjbqkhhhgre">
         <w:r>
           <w:rPr>
             <w:rFonts w:ascii="Arial" w:cs="Arial" w:eastAsia="Arial" w:hAnsi="Arial"/>
@@ -11444,7 +11444,7 @@
         </w:rPr>
         <w:t xml:space="preserve"> (</w:t>
       </w:r>
-      <w:hyperlink w:history="1" r:id="rIdpsa943to8hvvv_tmj3bnn">
+      <w:hyperlink w:history="1" r:id="rId4bz2q3usxpsjfxotmwsrv">
         <w:r>
           <w:rPr>
             <w:rFonts w:ascii="Arial" w:cs="Arial" w:eastAsia="Arial" w:hAnsi="Arial"/>
@@ -12457,7 +12457,7 @@
             <w:pPr>
               <w:spacing w:after="20" w:before="0"/>
             </w:pPr>
-            <w:hyperlink w:history="1" r:id="rIdgidoubw84jhvzbelb2k7o">
+            <w:hyperlink w:history="1" r:id="rIdhxcsqi6edvmb-vurckbnx">
               <w:r>
                 <w:rPr>
                   <w:rFonts w:ascii="Arial" w:cs="Arial" w:eastAsia="Arial" w:hAnsi="Arial"/>
@@ -12490,7 +12490,7 @@
               <w:spacing w:after="10" w:before="0"/>
               <w:ind w:left="120"/>
             </w:pPr>
-            <w:hyperlink w:history="1" r:id="rIdnjemzvbpf3pfybd_bq8ic">
+            <w:hyperlink w:history="1" r:id="rIdgvr-jzrvjiehn9cygor_a">
               <w:r>
                 <w:rPr>
                   <w:rFonts w:ascii="Arial" w:cs="Arial" w:eastAsia="Arial" w:hAnsi="Arial"/>
@@ -12535,7 +12535,7 @@
             <w:pPr>
               <w:spacing w:after="20" w:before="0"/>
             </w:pPr>
-            <w:hyperlink w:history="1" r:id="rIdnwdhsh8ary7kdepd7zohz">
+            <w:hyperlink w:history="1" r:id="rIdqvrzrb5ohqwixs7okbzli">
               <w:r>
                 <w:rPr>
                   <w:rFonts w:ascii="Arial" w:cs="Arial" w:eastAsia="Arial" w:hAnsi="Arial"/>
@@ -12568,7 +12568,7 @@
               <w:spacing w:after="10" w:before="0"/>
               <w:ind w:left="120"/>
             </w:pPr>
-            <w:hyperlink w:history="1" r:id="rIdbuxlwux9qx0asff85lkku">
+            <w:hyperlink w:history="1" r:id="rIdnn_bro9kpijzudmy8brmw">
               <w:r>
                 <w:rPr>
                   <w:rFonts w:ascii="Arial" w:cs="Arial" w:eastAsia="Arial" w:hAnsi="Arial"/>
@@ -12763,7 +12763,7 @@
             <w:pPr>
               <w:spacing w:after="20" w:before="0"/>
             </w:pPr>
-            <w:hyperlink w:history="1" r:id="rIdxa22rvvudylhmhh3b_4s1">
+            <w:hyperlink w:history="1" r:id="rIdv91wl4npf9faigmmhgybl">
               <w:r>
                 <w:rPr>
                   <w:rFonts w:ascii="Arial" w:cs="Arial" w:eastAsia="Arial" w:hAnsi="Arial"/>
@@ -12796,7 +12796,7 @@
               <w:spacing w:after="10" w:before="0"/>
               <w:ind w:left="120"/>
             </w:pPr>
-            <w:hyperlink w:history="1" r:id="rIdh_aufz4hxoefybqfhzoox">
+            <w:hyperlink w:history="1" r:id="rIdqrpq0zthidwktrdejys11">
               <w:r>
                 <w:rPr>
                   <w:rFonts w:ascii="Arial" w:cs="Arial" w:eastAsia="Arial" w:hAnsi="Arial"/>
@@ -12841,7 +12841,7 @@
             <w:pPr>
               <w:spacing w:after="20" w:before="0"/>
             </w:pPr>
-            <w:hyperlink w:history="1" r:id="rIdqwdazygsoz6hwc3srojur">
+            <w:hyperlink w:history="1" r:id="rIdeajgqxgcqy483iflqtcch">
               <w:r>
                 <w:rPr>
                   <w:rFonts w:ascii="Arial" w:cs="Arial" w:eastAsia="Arial" w:hAnsi="Arial"/>
@@ -12874,7 +12874,7 @@
               <w:spacing w:after="10" w:before="0"/>
               <w:ind w:left="120"/>
             </w:pPr>
-            <w:hyperlink w:history="1" r:id="rIdk7ejet88f3unisp5lyjgq">
+            <w:hyperlink w:history="1" r:id="rIdofwa_sowu5tgzrd3fr1yb">
               <w:r>
                 <w:rPr>
                   <w:rFonts w:ascii="Arial" w:cs="Arial" w:eastAsia="Arial" w:hAnsi="Arial"/>
@@ -13069,7 +13069,7 @@
             <w:pPr>
               <w:spacing w:after="20" w:before="0"/>
             </w:pPr>
-            <w:hyperlink w:history="1" r:id="rIdtmniokugv-upmr0gm-vu1">
+            <w:hyperlink w:history="1" r:id="rIdc6puhv1lqlikeecijhxil">
               <w:r>
                 <w:rPr>
                   <w:rFonts w:ascii="Arial" w:cs="Arial" w:eastAsia="Arial" w:hAnsi="Arial"/>
@@ -13102,7 +13102,7 @@
               <w:spacing w:after="10" w:before="0"/>
               <w:ind w:left="120"/>
             </w:pPr>
-            <w:hyperlink w:history="1" r:id="rIdqwknojasivjhfmgfvdeld">
+            <w:hyperlink w:history="1" r:id="rIdaf7bnuslibf8q4drez3ii">
               <w:r>
                 <w:rPr>
                   <w:rFonts w:ascii="Arial" w:cs="Arial" w:eastAsia="Arial" w:hAnsi="Arial"/>
@@ -13147,7 +13147,7 @@
             <w:pPr>
               <w:spacing w:after="20" w:before="0"/>
             </w:pPr>
-            <w:hyperlink w:history="1" r:id="rIdkafgjok1wu-fqw73xkftj">
+            <w:hyperlink w:history="1" r:id="rIdmoidd4ezs8k7krojrz5cr">
               <w:r>
                 <w:rPr>
                   <w:rFonts w:ascii="Arial" w:cs="Arial" w:eastAsia="Arial" w:hAnsi="Arial"/>
@@ -13180,7 +13180,7 @@
               <w:spacing w:after="10" w:before="0"/>
               <w:ind w:left="120"/>
             </w:pPr>
-            <w:hyperlink w:history="1" r:id="rIdpz-i7gojpse0xu_ymgyok">
+            <w:hyperlink w:history="1" r:id="rIdaarv9jas6k0rjneiexjox">
               <w:r>
                 <w:rPr>
                   <w:rFonts w:ascii="Arial" w:cs="Arial" w:eastAsia="Arial" w:hAnsi="Arial"/>
@@ -13375,7 +13375,7 @@
             <w:pPr>
               <w:spacing w:after="20" w:before="0"/>
             </w:pPr>
-            <w:hyperlink w:history="1" r:id="rIdwhscb8egwsoe-rnpwguel">
+            <w:hyperlink w:history="1" r:id="rIdoeir1d-kuk4g5pvwfiydo">
               <w:r>
                 <w:rPr>
                   <w:rFonts w:ascii="Arial" w:cs="Arial" w:eastAsia="Arial" w:hAnsi="Arial"/>
@@ -13408,7 +13408,7 @@
               <w:spacing w:after="10" w:before="0"/>
               <w:ind w:left="120"/>
             </w:pPr>
-            <w:hyperlink w:history="1" r:id="rIdp-kgbei4fqrp-k0mtwiq0">
+            <w:hyperlink w:history="1" r:id="rIdgtvcojycicdv3ucgezlk2">
               <w:r>
                 <w:rPr>
                   <w:rFonts w:ascii="Arial" w:cs="Arial" w:eastAsia="Arial" w:hAnsi="Arial"/>
@@ -13453,7 +13453,7 @@
             <w:pPr>
               <w:spacing w:after="20" w:before="0"/>
             </w:pPr>
-            <w:hyperlink w:history="1" r:id="rIdc3gzl5yjb82meitv6kgsw">
+            <w:hyperlink w:history="1" r:id="rIdw_sqco_vjo5s1s-uzth1y">
               <w:r>
                 <w:rPr>
                   <w:rFonts w:ascii="Arial" w:cs="Arial" w:eastAsia="Arial" w:hAnsi="Arial"/>
@@ -13486,7 +13486,7 @@
               <w:spacing w:after="10" w:before="0"/>
               <w:ind w:left="120"/>
             </w:pPr>
-            <w:hyperlink w:history="1" r:id="rIdsq7nehcc0zbmyxq_yiiiu">
+            <w:hyperlink w:history="1" r:id="rIdxpvuws10hjir3gzklud01">
               <w:r>
                 <w:rPr>
                   <w:rFonts w:ascii="Arial" w:cs="Arial" w:eastAsia="Arial" w:hAnsi="Arial"/>
@@ -13681,7 +13681,7 @@
             <w:pPr>
               <w:spacing w:after="20" w:before="0"/>
             </w:pPr>
-            <w:hyperlink w:history="1" r:id="rIdsunqpozphbbarhnls-pcd">
+            <w:hyperlink w:history="1" r:id="rIdicwrd5iyr2zzycgjcrmy1">
               <w:r>
                 <w:rPr>
                   <w:rFonts w:ascii="Arial" w:cs="Arial" w:eastAsia="Arial" w:hAnsi="Arial"/>
@@ -13714,7 +13714,7 @@
               <w:spacing w:after="10" w:before="0"/>
               <w:ind w:left="120"/>
             </w:pPr>
-            <w:hyperlink w:history="1" r:id="rIdqfqconwiqf3wvmn9ig5qp">
+            <w:hyperlink w:history="1" r:id="rId-cexfpansb9eit2fn6s2k">
               <w:r>
                 <w:rPr>
                   <w:rFonts w:ascii="Arial" w:cs="Arial" w:eastAsia="Arial" w:hAnsi="Arial"/>
@@ -13759,7 +13759,7 @@
             <w:pPr>
               <w:spacing w:after="20" w:before="0"/>
             </w:pPr>
-            <w:hyperlink w:history="1" r:id="rIdorkk5ljqrvrlwgzvmo8ox">
+            <w:hyperlink w:history="1" r:id="rIdyq2qstm7ijpucbwxr5qk2">
               <w:r>
                 <w:rPr>
                   <w:rFonts w:ascii="Arial" w:cs="Arial" w:eastAsia="Arial" w:hAnsi="Arial"/>
@@ -13792,7 +13792,7 @@
               <w:spacing w:after="10" w:before="0"/>
               <w:ind w:left="120"/>
             </w:pPr>
-            <w:hyperlink w:history="1" r:id="rId2merm4q1ajmg0w690w7ou">
+            <w:hyperlink w:history="1" r:id="rIdskskfoaatxtqzmkfbiqff">
               <w:r>
                 <w:rPr>
                   <w:rFonts w:ascii="Arial" w:cs="Arial" w:eastAsia="Arial" w:hAnsi="Arial"/>
@@ -14304,7 +14304,7 @@
         </w:rPr>
         <w:t xml:space="preserve">© 2026 SeaVuria and ARES. Aligned with KICD objectives. Developed by SeaVuria; technical implementation by ARES (with AI assistance from Claude). Licensed under </w:t>
       </w:r>
-      <w:hyperlink w:history="1" r:id="rIdvf1vgnprvenxm69bew2y1">
+      <w:hyperlink w:history="1" r:id="rIdibou8seirrl6wmfw2ysd9">
         <w:r>
           <w:rPr>
             <w:rFonts w:ascii="Arial" w:cs="Arial" w:eastAsia="Arial" w:hAnsi="Arial"/>
@@ -14325,7 +14325,7 @@
         </w:rPr>
         <w:t xml:space="preserve"> (</w:t>
       </w:r>
-      <w:hyperlink w:history="1" r:id="rIdtcn8hiwlnjotw1et_jquw">
+      <w:hyperlink w:history="1" r:id="rIdrnhxwpy5rxqzkgkr2ntzb">
         <w:r>
           <w:rPr>
             <w:rFonts w:ascii="Arial" w:cs="Arial" w:eastAsia="Arial" w:hAnsi="Arial"/>
@@ -15537,7 +15537,7 @@
             <w:pPr>
               <w:spacing w:after="20" w:before="0"/>
             </w:pPr>
-            <w:hyperlink w:history="1" r:id="rIdxhbdbl5qrtrs6vbgtthnh">
+            <w:hyperlink w:history="1" r:id="rIdmeafyqicn1emp0lkuqvw2">
               <w:r>
                 <w:rPr>
                   <w:rFonts w:ascii="Arial" w:cs="Arial" w:eastAsia="Arial" w:hAnsi="Arial"/>
@@ -15570,7 +15570,7 @@
               <w:spacing w:after="10" w:before="0"/>
               <w:ind w:left="120"/>
             </w:pPr>
-            <w:hyperlink w:history="1" r:id="rIdzo_nfhi6zng-i2mq8dnef">
+            <w:hyperlink w:history="1" r:id="rIdcctmluet71vqmvate8ah5">
               <w:r>
                 <w:rPr>
                   <w:rFonts w:ascii="Arial" w:cs="Arial" w:eastAsia="Arial" w:hAnsi="Arial"/>
@@ -15615,7 +15615,7 @@
             <w:pPr>
               <w:spacing w:after="20" w:before="0"/>
             </w:pPr>
-            <w:hyperlink w:history="1" r:id="rIdrf8sduhu7ch3b73jubqfn">
+            <w:hyperlink w:history="1" r:id="rIdd-gztdqdgnrrptxqcsjn0">
               <w:r>
                 <w:rPr>
                   <w:rFonts w:ascii="Arial" w:cs="Arial" w:eastAsia="Arial" w:hAnsi="Arial"/>
@@ -15648,7 +15648,7 @@
               <w:spacing w:after="10" w:before="0"/>
               <w:ind w:left="120"/>
             </w:pPr>
-            <w:hyperlink w:history="1" r:id="rIdtrqdxnvjxeh_r6sbyrheb">
+            <w:hyperlink w:history="1" r:id="rIdpple0e2cwipofz1nuwjlo">
               <w:r>
                 <w:rPr>
                   <w:rFonts w:ascii="Arial" w:cs="Arial" w:eastAsia="Arial" w:hAnsi="Arial"/>
@@ -15843,7 +15843,7 @@
             <w:pPr>
               <w:spacing w:after="20" w:before="0"/>
             </w:pPr>
-            <w:hyperlink w:history="1" r:id="rId8dqxo5fbb3-pneayxqhiu">
+            <w:hyperlink w:history="1" r:id="rIdognua_gbksqzqpo4eakid">
               <w:r>
                 <w:rPr>
                   <w:rFonts w:ascii="Arial" w:cs="Arial" w:eastAsia="Arial" w:hAnsi="Arial"/>
@@ -15876,7 +15876,7 @@
               <w:spacing w:after="10" w:before="0"/>
               <w:ind w:left="120"/>
             </w:pPr>
-            <w:hyperlink w:history="1" r:id="rIdvh8onbtsf4ribu1umhfsf">
+            <w:hyperlink w:history="1" r:id="rIdayhzbfia2hmtj5amyq5rr">
               <w:r>
                 <w:rPr>
                   <w:rFonts w:ascii="Arial" w:cs="Arial" w:eastAsia="Arial" w:hAnsi="Arial"/>
@@ -15921,7 +15921,7 @@
             <w:pPr>
               <w:spacing w:after="20" w:before="0"/>
             </w:pPr>
-            <w:hyperlink w:history="1" r:id="rIdjx25jdk1il5xn4isfzmit">
+            <w:hyperlink w:history="1" r:id="rIdghmgmi93_a_6qd4t_ofxs">
               <w:r>
                 <w:rPr>
                   <w:rFonts w:ascii="Arial" w:cs="Arial" w:eastAsia="Arial" w:hAnsi="Arial"/>
@@ -15954,7 +15954,7 @@
               <w:spacing w:after="10" w:before="0"/>
               <w:ind w:left="120"/>
             </w:pPr>
-            <w:hyperlink w:history="1" r:id="rId5ui-mmmv-h_kthhate7l1">
+            <w:hyperlink w:history="1" r:id="rIdrpu_nik4avcnpcihx6rou">
               <w:r>
                 <w:rPr>
                   <w:rFonts w:ascii="Arial" w:cs="Arial" w:eastAsia="Arial" w:hAnsi="Arial"/>
@@ -16149,7 +16149,7 @@
             <w:pPr>
               <w:spacing w:after="20" w:before="0"/>
             </w:pPr>
-            <w:hyperlink w:history="1" r:id="rIdssjhat2xp6dtv_huafujh">
+            <w:hyperlink w:history="1" r:id="rIdi8przqx_drisigfa36rln">
               <w:r>
                 <w:rPr>
                   <w:rFonts w:ascii="Arial" w:cs="Arial" w:eastAsia="Arial" w:hAnsi="Arial"/>
@@ -16182,7 +16182,7 @@
               <w:spacing w:after="10" w:before="0"/>
               <w:ind w:left="120"/>
             </w:pPr>
-            <w:hyperlink w:history="1" r:id="rId9kgm5wawzwqq2uaywk2qp">
+            <w:hyperlink w:history="1" r:id="rIdcqferunxbsnymqs18y3ny">
               <w:r>
                 <w:rPr>
                   <w:rFonts w:ascii="Arial" w:cs="Arial" w:eastAsia="Arial" w:hAnsi="Arial"/>
@@ -16227,7 +16227,7 @@
             <w:pPr>
               <w:spacing w:after="20" w:before="0"/>
             </w:pPr>
-            <w:hyperlink w:history="1" r:id="rIdze0zr8h25k_itun7kw6gn">
+            <w:hyperlink w:history="1" r:id="rIdsvikaczqshep5mqqgrgaa">
               <w:r>
                 <w:rPr>
                   <w:rFonts w:ascii="Arial" w:cs="Arial" w:eastAsia="Arial" w:hAnsi="Arial"/>
@@ -16260,7 +16260,7 @@
               <w:spacing w:after="10" w:before="0"/>
               <w:ind w:left="120"/>
             </w:pPr>
-            <w:hyperlink w:history="1" r:id="rIdx9lwxkxuv2gm7lbadrvtq">
+            <w:hyperlink w:history="1" r:id="rId6a5yy1avlcqe4rjcdjbkb">
               <w:r>
                 <w:rPr>
                   <w:rFonts w:ascii="Arial" w:cs="Arial" w:eastAsia="Arial" w:hAnsi="Arial"/>
@@ -16455,7 +16455,7 @@
             <w:pPr>
               <w:spacing w:after="20" w:before="0"/>
             </w:pPr>
-            <w:hyperlink w:history="1" r:id="rIdb67yjenrclujrnnwyp7zx">
+            <w:hyperlink w:history="1" r:id="rIdy3mmlazzkq-uco2p4p2cc">
               <w:r>
                 <w:rPr>
                   <w:rFonts w:ascii="Arial" w:cs="Arial" w:eastAsia="Arial" w:hAnsi="Arial"/>
@@ -16488,7 +16488,7 @@
               <w:spacing w:after="10" w:before="0"/>
               <w:ind w:left="120"/>
             </w:pPr>
-            <w:hyperlink w:history="1" r:id="rIdaddrgqtyznkulv37vnfrr">
+            <w:hyperlink w:history="1" r:id="rId4tnhetfcmrd1zjung77ev">
               <w:r>
                 <w:rPr>
                   <w:rFonts w:ascii="Arial" w:cs="Arial" w:eastAsia="Arial" w:hAnsi="Arial"/>
@@ -16533,7 +16533,7 @@
             <w:pPr>
               <w:spacing w:after="20" w:before="0"/>
             </w:pPr>
-            <w:hyperlink w:history="1" r:id="rIdd9clqiswy-mcmomkwgaxj">
+            <w:hyperlink w:history="1" r:id="rId6zpr8tgg0jj6dlchijqoi">
               <w:r>
                 <w:rPr>
                   <w:rFonts w:ascii="Arial" w:cs="Arial" w:eastAsia="Arial" w:hAnsi="Arial"/>
@@ -16566,7 +16566,7 @@
               <w:spacing w:after="10" w:before="0"/>
               <w:ind w:left="120"/>
             </w:pPr>
-            <w:hyperlink w:history="1" r:id="rIdrs0pjato1klxmujkkcui9">
+            <w:hyperlink w:history="1" r:id="rIdwz5_xuq-xf0ua34khbi9m">
               <w:r>
                 <w:rPr>
                   <w:rFonts w:ascii="Arial" w:cs="Arial" w:eastAsia="Arial" w:hAnsi="Arial"/>
@@ -16761,7 +16761,7 @@
             <w:pPr>
               <w:spacing w:after="20" w:before="0"/>
             </w:pPr>
-            <w:hyperlink w:history="1" r:id="rIdj_8lxd8svnfe3tq9-yuf0">
+            <w:hyperlink w:history="1" r:id="rIdwex6ygfw-z_us-jjcvd8s">
               <w:r>
                 <w:rPr>
                   <w:rFonts w:ascii="Arial" w:cs="Arial" w:eastAsia="Arial" w:hAnsi="Arial"/>
@@ -16794,7 +16794,7 @@
               <w:spacing w:after="10" w:before="0"/>
               <w:ind w:left="120"/>
             </w:pPr>
-            <w:hyperlink w:history="1" r:id="rIdbzebwy5ihtyzyufqjxav7">
+            <w:hyperlink w:history="1" r:id="rId0u1wy38zs9qslho0zibsz">
               <w:r>
                 <w:rPr>
                   <w:rFonts w:ascii="Arial" w:cs="Arial" w:eastAsia="Arial" w:hAnsi="Arial"/>
@@ -16839,7 +16839,7 @@
             <w:pPr>
               <w:spacing w:after="20" w:before="0"/>
             </w:pPr>
-            <w:hyperlink w:history="1" r:id="rIdffp22pgi61qzlbaf0fv_4">
+            <w:hyperlink w:history="1" r:id="rIdlbcy9johiesx_fwuxq5yp">
               <w:r>
                 <w:rPr>
                   <w:rFonts w:ascii="Arial" w:cs="Arial" w:eastAsia="Arial" w:hAnsi="Arial"/>
@@ -16872,7 +16872,7 @@
               <w:spacing w:after="10" w:before="0"/>
               <w:ind w:left="120"/>
             </w:pPr>
-            <w:hyperlink w:history="1" r:id="rIdbnc4qzfmltlwrge0m5dyn">
+            <w:hyperlink w:history="1" r:id="rIdl6idbgh-lokamhqarol88">
               <w:r>
                 <w:rPr>
                   <w:rFonts w:ascii="Arial" w:cs="Arial" w:eastAsia="Arial" w:hAnsi="Arial"/>
@@ -17460,7 +17460,7 @@
         </w:rPr>
         <w:t xml:space="preserve">© 2026 SeaVuria and ARES. Aligned with KICD objectives. Developed by SeaVuria; technical implementation by ARES (with AI assistance from Claude). Licensed under </w:t>
       </w:r>
-      <w:hyperlink w:history="1" r:id="rIdd4l2hmye9jczylgzk21ht">
+      <w:hyperlink w:history="1" r:id="rIdvdtelagzks4imdxm3t2m4">
         <w:r>
           <w:rPr>
             <w:rFonts w:ascii="Arial" w:cs="Arial" w:eastAsia="Arial" w:hAnsi="Arial"/>
@@ -17481,7 +17481,7 @@
         </w:rPr>
         <w:t xml:space="preserve"> (</w:t>
       </w:r>
-      <w:hyperlink w:history="1" r:id="rIdejeo556nad7bdnledfwkq">
+      <w:hyperlink w:history="1" r:id="rIduhclzfwsx0zm3nipjfwuo">
         <w:r>
           <w:rPr>
             <w:rFonts w:ascii="Arial" w:cs="Arial" w:eastAsia="Arial" w:hAnsi="Arial"/>
@@ -18494,7 +18494,7 @@
             <w:pPr>
               <w:spacing w:after="20" w:before="0"/>
             </w:pPr>
-            <w:hyperlink w:history="1" r:id="rIdt4yxgou30vy2zz8iycbao">
+            <w:hyperlink w:history="1" r:id="rIdvlw8aothbfbi0bocndmuz">
               <w:r>
                 <w:rPr>
                   <w:rFonts w:ascii="Arial" w:cs="Arial" w:eastAsia="Arial" w:hAnsi="Arial"/>
@@ -18527,7 +18527,7 @@
               <w:spacing w:after="10" w:before="0"/>
               <w:ind w:left="120"/>
             </w:pPr>
-            <w:hyperlink w:history="1" r:id="rId6agdygc8hcdttca-8mayt">
+            <w:hyperlink w:history="1" r:id="rIdqlxazfuen0li5gt-zyvhi">
               <w:r>
                 <w:rPr>
                   <w:rFonts w:ascii="Arial" w:cs="Arial" w:eastAsia="Arial" w:hAnsi="Arial"/>
@@ -18572,7 +18572,7 @@
             <w:pPr>
               <w:spacing w:after="20" w:before="0"/>
             </w:pPr>
-            <w:hyperlink w:history="1" r:id="rIdeqnirbh0ss2um75yo2tey">
+            <w:hyperlink w:history="1" r:id="rIdgoaff-ovo-jct75bjkfaq">
               <w:r>
                 <w:rPr>
                   <w:rFonts w:ascii="Arial" w:cs="Arial" w:eastAsia="Arial" w:hAnsi="Arial"/>
@@ -18605,7 +18605,7 @@
               <w:spacing w:after="10" w:before="0"/>
               <w:ind w:left="120"/>
             </w:pPr>
-            <w:hyperlink w:history="1" r:id="rId_fzzekzspawfpcvrkilfw">
+            <w:hyperlink w:history="1" r:id="rIdr7pnbvnsc0ycfbrfawyu3">
               <w:r>
                 <w:rPr>
                   <w:rFonts w:ascii="Arial" w:cs="Arial" w:eastAsia="Arial" w:hAnsi="Arial"/>
@@ -18800,7 +18800,7 @@
             <w:pPr>
               <w:spacing w:after="20" w:before="0"/>
             </w:pPr>
-            <w:hyperlink w:history="1" r:id="rIdifv2jniha6gfj_d2vpfbb">
+            <w:hyperlink w:history="1" r:id="rIdyczkn6oy7f_50j-mdyh1o">
               <w:r>
                 <w:rPr>
                   <w:rFonts w:ascii="Arial" w:cs="Arial" w:eastAsia="Arial" w:hAnsi="Arial"/>
@@ -18833,7 +18833,7 @@
               <w:spacing w:after="10" w:before="0"/>
               <w:ind w:left="120"/>
             </w:pPr>
-            <w:hyperlink w:history="1" r:id="rIduxugxtfocgqpophcdmvlm">
+            <w:hyperlink w:history="1" r:id="rIdy7g6bdcmf3inw3g2wow3u">
               <w:r>
                 <w:rPr>
                   <w:rFonts w:ascii="Arial" w:cs="Arial" w:eastAsia="Arial" w:hAnsi="Arial"/>
@@ -18878,7 +18878,7 @@
             <w:pPr>
               <w:spacing w:after="20" w:before="0"/>
             </w:pPr>
-            <w:hyperlink w:history="1" r:id="rIdvvgdefuhwstt-dzgvcujy">
+            <w:hyperlink w:history="1" r:id="rIdij5ahv-h5fo3suff71h3e">
               <w:r>
                 <w:rPr>
                   <w:rFonts w:ascii="Arial" w:cs="Arial" w:eastAsia="Arial" w:hAnsi="Arial"/>
@@ -18911,7 +18911,7 @@
               <w:spacing w:after="10" w:before="0"/>
               <w:ind w:left="120"/>
             </w:pPr>
-            <w:hyperlink w:history="1" r:id="rIda6zbagaaa4upaadumnvpj">
+            <w:hyperlink w:history="1" r:id="rId5uo-a5g8unhxu-ddww2my">
               <w:r>
                 <w:rPr>
                   <w:rFonts w:ascii="Arial" w:cs="Arial" w:eastAsia="Arial" w:hAnsi="Arial"/>
@@ -19106,7 +19106,7 @@
             <w:pPr>
               <w:spacing w:after="20" w:before="0"/>
             </w:pPr>
-            <w:hyperlink w:history="1" r:id="rIda79g4ydabffzcit9folax">
+            <w:hyperlink w:history="1" r:id="rIdnhvkfvwspfxjcplgh3fo1">
               <w:r>
                 <w:rPr>
                   <w:rFonts w:ascii="Arial" w:cs="Arial" w:eastAsia="Arial" w:hAnsi="Arial"/>
@@ -19139,7 +19139,7 @@
               <w:spacing w:after="10" w:before="0"/>
               <w:ind w:left="120"/>
             </w:pPr>
-            <w:hyperlink w:history="1" r:id="rId10fqyuzbrixx5p-a3nw1z">
+            <w:hyperlink w:history="1" r:id="rIdqpjpp4b9vyt8fawyupyj6">
               <w:r>
                 <w:rPr>
                   <w:rFonts w:ascii="Arial" w:cs="Arial" w:eastAsia="Arial" w:hAnsi="Arial"/>
@@ -19184,7 +19184,7 @@
             <w:pPr>
               <w:spacing w:after="20" w:before="0"/>
             </w:pPr>
-            <w:hyperlink w:history="1" r:id="rIdxez_jxqnwmrtfr9ccm6_h">
+            <w:hyperlink w:history="1" r:id="rIdxxk3vrm5uk3tzttxefcxd">
               <w:r>
                 <w:rPr>
                   <w:rFonts w:ascii="Arial" w:cs="Arial" w:eastAsia="Arial" w:hAnsi="Arial"/>
@@ -19217,7 +19217,7 @@
               <w:spacing w:after="10" w:before="0"/>
               <w:ind w:left="120"/>
             </w:pPr>
-            <w:hyperlink w:history="1" r:id="rIdcykbe5bsyyofwadwtyaxm">
+            <w:hyperlink w:history="1" r:id="rIdjhzfqoqdocvqugvgtrzcb">
               <w:r>
                 <w:rPr>
                   <w:rFonts w:ascii="Arial" w:cs="Arial" w:eastAsia="Arial" w:hAnsi="Arial"/>
@@ -19412,7 +19412,7 @@
             <w:pPr>
               <w:spacing w:after="20" w:before="0"/>
             </w:pPr>
-            <w:hyperlink w:history="1" r:id="rIdqrtlcujbl6gcui7aegyqd">
+            <w:hyperlink w:history="1" r:id="rIdphai_gf3vujvszufhugmg">
               <w:r>
                 <w:rPr>
                   <w:rFonts w:ascii="Arial" w:cs="Arial" w:eastAsia="Arial" w:hAnsi="Arial"/>
@@ -19445,7 +19445,7 @@
               <w:spacing w:after="10" w:before="0"/>
               <w:ind w:left="120"/>
             </w:pPr>
-            <w:hyperlink w:history="1" r:id="rIdguedbfs7br2pdlsaz3o6x">
+            <w:hyperlink w:history="1" r:id="rIdelnwc21lwpeds8iukg_6e">
               <w:r>
                 <w:rPr>
                   <w:rFonts w:ascii="Arial" w:cs="Arial" w:eastAsia="Arial" w:hAnsi="Arial"/>
@@ -19490,7 +19490,7 @@
             <w:pPr>
               <w:spacing w:after="20" w:before="0"/>
             </w:pPr>
-            <w:hyperlink w:history="1" r:id="rIdapcd9tylkv493lh4uonnp">
+            <w:hyperlink w:history="1" r:id="rIdk178ye9a1b_xa5ep2p1aj">
               <w:r>
                 <w:rPr>
                   <w:rFonts w:ascii="Arial" w:cs="Arial" w:eastAsia="Arial" w:hAnsi="Arial"/>
@@ -19523,7 +19523,7 @@
               <w:spacing w:after="10" w:before="0"/>
               <w:ind w:left="120"/>
             </w:pPr>
-            <w:hyperlink w:history="1" r:id="rIdfcyp8xeyqtbehl8ne7aka">
+            <w:hyperlink w:history="1" r:id="rId87xtmjg-eojlg2qhg5nhh">
               <w:r>
                 <w:rPr>
                   <w:rFonts w:ascii="Arial" w:cs="Arial" w:eastAsia="Arial" w:hAnsi="Arial"/>
@@ -19718,7 +19718,7 @@
             <w:pPr>
               <w:spacing w:after="20" w:before="0"/>
             </w:pPr>
-            <w:hyperlink w:history="1" r:id="rIdxl_fuf92vzhai14hte-nz">
+            <w:hyperlink w:history="1" r:id="rIdfp9rybpqywrfhhfelpvkd">
               <w:r>
                 <w:rPr>
                   <w:rFonts w:ascii="Arial" w:cs="Arial" w:eastAsia="Arial" w:hAnsi="Arial"/>
@@ -19751,7 +19751,7 @@
               <w:spacing w:after="10" w:before="0"/>
               <w:ind w:left="120"/>
             </w:pPr>
-            <w:hyperlink w:history="1" r:id="rIdwvxyks0eevw-wxuq3diht">
+            <w:hyperlink w:history="1" r:id="rIdlaoeebxdhe1ei6di_db95">
               <w:r>
                 <w:rPr>
                   <w:rFonts w:ascii="Arial" w:cs="Arial" w:eastAsia="Arial" w:hAnsi="Arial"/>
@@ -19796,7 +19796,7 @@
             <w:pPr>
               <w:spacing w:after="20" w:before="0"/>
             </w:pPr>
-            <w:hyperlink w:history="1" r:id="rIdjwpzqbl-lsdx5amgclask">
+            <w:hyperlink w:history="1" r:id="rId-3kictahx2vrxtqb_g9xa">
               <w:r>
                 <w:rPr>
                   <w:rFonts w:ascii="Arial" w:cs="Arial" w:eastAsia="Arial" w:hAnsi="Arial"/>
@@ -19829,7 +19829,7 @@
               <w:spacing w:after="10" w:before="0"/>
               <w:ind w:left="120"/>
             </w:pPr>
-            <w:hyperlink w:history="1" r:id="rId-zj3rrnn-ljo-nddgcykj">
+            <w:hyperlink w:history="1" r:id="rIdbubjxeaiuvjbvpikdzqk0">
               <w:r>
                 <w:rPr>
                   <w:rFonts w:ascii="Arial" w:cs="Arial" w:eastAsia="Arial" w:hAnsi="Arial"/>
@@ -20341,7 +20341,7 @@
         </w:rPr>
         <w:t xml:space="preserve">© 2026 SeaVuria and ARES. Aligned with KICD objectives. Developed by SeaVuria; technical implementation by ARES (with AI assistance from Claude). Licensed under </w:t>
       </w:r>
-      <w:hyperlink w:history="1" r:id="rIdqp9ipaxa-3-sigrkck8rw">
+      <w:hyperlink w:history="1" r:id="rId5_ywlcwm4-itzk9jiazgf">
         <w:r>
           <w:rPr>
             <w:rFonts w:ascii="Arial" w:cs="Arial" w:eastAsia="Arial" w:hAnsi="Arial"/>
@@ -20362,7 +20362,7 @@
         </w:rPr>
         <w:t xml:space="preserve"> (</w:t>
       </w:r>
-      <w:hyperlink w:history="1" r:id="rIde8luayn2epagl-rlvz1an">
+      <w:hyperlink w:history="1" r:id="rIdppcsi0sfxqtryn9f-tquz">
         <w:r>
           <w:rPr>
             <w:rFonts w:ascii="Arial" w:cs="Arial" w:eastAsia="Arial" w:hAnsi="Arial"/>
@@ -21554,7 +21554,7 @@
             <w:pPr>
               <w:spacing w:after="20" w:before="0"/>
             </w:pPr>
-            <w:hyperlink w:history="1" r:id="rIdjbuardzpsrrscli2_r_fo">
+            <w:hyperlink w:history="1" r:id="rIdsp5vvf9jyps_p89iaj-zd">
               <w:r>
                 <w:rPr>
                   <w:rFonts w:ascii="Arial" w:cs="Arial" w:eastAsia="Arial" w:hAnsi="Arial"/>
@@ -21587,7 +21587,7 @@
               <w:spacing w:after="10" w:before="0"/>
               <w:ind w:left="120"/>
             </w:pPr>
-            <w:hyperlink w:history="1" r:id="rIdu11ltmklr7fp9a0hp9yw4">
+            <w:hyperlink w:history="1" r:id="rIddgjd6ns67explqfyeyiup">
               <w:r>
                 <w:rPr>
                   <w:rFonts w:ascii="Arial" w:cs="Arial" w:eastAsia="Arial" w:hAnsi="Arial"/>
@@ -21632,7 +21632,7 @@
             <w:pPr>
               <w:spacing w:after="20" w:before="0"/>
             </w:pPr>
-            <w:hyperlink w:history="1" r:id="rIdc4hlocfybty522ztprpiy">
+            <w:hyperlink w:history="1" r:id="rId9ezhyhdhdbcv0nnf8rbsl">
               <w:r>
                 <w:rPr>
                   <w:rFonts w:ascii="Arial" w:cs="Arial" w:eastAsia="Arial" w:hAnsi="Arial"/>
@@ -21665,7 +21665,7 @@
               <w:spacing w:after="10" w:before="0"/>
               <w:ind w:left="120"/>
             </w:pPr>
-            <w:hyperlink w:history="1" r:id="rIdmz-yfglmorvpsichjldn7">
+            <w:hyperlink w:history="1" r:id="rIdh0j8obnu_ww8bkqxzzwf5">
               <w:r>
                 <w:rPr>
                   <w:rFonts w:ascii="Arial" w:cs="Arial" w:eastAsia="Arial" w:hAnsi="Arial"/>
@@ -21860,7 +21860,7 @@
             <w:pPr>
               <w:spacing w:after="20" w:before="0"/>
             </w:pPr>
-            <w:hyperlink w:history="1" r:id="rId5z4w4prrhl-nuwfgyb7di">
+            <w:hyperlink w:history="1" r:id="rId-aopkd-r6wfiaojteha-j">
               <w:r>
                 <w:rPr>
                   <w:rFonts w:ascii="Arial" w:cs="Arial" w:eastAsia="Arial" w:hAnsi="Arial"/>
@@ -21893,7 +21893,7 @@
               <w:spacing w:after="10" w:before="0"/>
               <w:ind w:left="120"/>
             </w:pPr>
-            <w:hyperlink w:history="1" r:id="rIdi04imotgzx5evndzmxdgn">
+            <w:hyperlink w:history="1" r:id="rIdejkhy2snqappqa5gj0cf8">
               <w:r>
                 <w:rPr>
                   <w:rFonts w:ascii="Arial" w:cs="Arial" w:eastAsia="Arial" w:hAnsi="Arial"/>
@@ -21938,7 +21938,7 @@
             <w:pPr>
               <w:spacing w:after="20" w:before="0"/>
             </w:pPr>
-            <w:hyperlink w:history="1" r:id="rId-wu1cpwgynpnzceowdb2d">
+            <w:hyperlink w:history="1" r:id="rIdsvvdkuuw8akcao32zleij">
               <w:r>
                 <w:rPr>
                   <w:rFonts w:ascii="Arial" w:cs="Arial" w:eastAsia="Arial" w:hAnsi="Arial"/>
@@ -21971,7 +21971,7 @@
               <w:spacing w:after="10" w:before="0"/>
               <w:ind w:left="120"/>
             </w:pPr>
-            <w:hyperlink w:history="1" r:id="rIdxu0nnw8d2bpt0lo9kyxwo">
+            <w:hyperlink w:history="1" r:id="rIdkbuud_zgoiyeqwcpjjx0s">
               <w:r>
                 <w:rPr>
                   <w:rFonts w:ascii="Arial" w:cs="Arial" w:eastAsia="Arial" w:hAnsi="Arial"/>
@@ -22166,7 +22166,7 @@
             <w:pPr>
               <w:spacing w:after="20" w:before="0"/>
             </w:pPr>
-            <w:hyperlink w:history="1" r:id="rId6w5wb43y0f9ct9065qrkc">
+            <w:hyperlink w:history="1" r:id="rIdztbcgfgmviouxgpchmoup">
               <w:r>
                 <w:rPr>
                   <w:rFonts w:ascii="Arial" w:cs="Arial" w:eastAsia="Arial" w:hAnsi="Arial"/>
@@ -22199,7 +22199,7 @@
               <w:spacing w:after="10" w:before="0"/>
               <w:ind w:left="120"/>
             </w:pPr>
-            <w:hyperlink w:history="1" r:id="rIddl4uqjaxbr-vpewznbdum">
+            <w:hyperlink w:history="1" r:id="rId3hqb_rce2con8cw1-0jws">
               <w:r>
                 <w:rPr>
                   <w:rFonts w:ascii="Arial" w:cs="Arial" w:eastAsia="Arial" w:hAnsi="Arial"/>
@@ -22244,7 +22244,7 @@
             <w:pPr>
               <w:spacing w:after="20" w:before="0"/>
             </w:pPr>
-            <w:hyperlink w:history="1" r:id="rIdphiy5czjfmmdijyre4hpt">
+            <w:hyperlink w:history="1" r:id="rIdflfvpfjbwgzutcemdg19_">
               <w:r>
                 <w:rPr>
                   <w:rFonts w:ascii="Arial" w:cs="Arial" w:eastAsia="Arial" w:hAnsi="Arial"/>
@@ -22277,7 +22277,7 @@
               <w:spacing w:after="10" w:before="0"/>
               <w:ind w:left="120"/>
             </w:pPr>
-            <w:hyperlink w:history="1" r:id="rIdzmhxuzdjj8i27ecs3vg_o">
+            <w:hyperlink w:history="1" r:id="rId19-lvhnu-9zqonki7ezid">
               <w:r>
                 <w:rPr>
                   <w:rFonts w:ascii="Arial" w:cs="Arial" w:eastAsia="Arial" w:hAnsi="Arial"/>
@@ -22472,7 +22472,7 @@
             <w:pPr>
               <w:spacing w:after="20" w:before="0"/>
             </w:pPr>
-            <w:hyperlink w:history="1" r:id="rIdln1q4fbbvagv0fmudhcqo">
+            <w:hyperlink w:history="1" r:id="rIdfs4vccdyzceognwh1djq2">
               <w:r>
                 <w:rPr>
                   <w:rFonts w:ascii="Arial" w:cs="Arial" w:eastAsia="Arial" w:hAnsi="Arial"/>
@@ -22505,7 +22505,7 @@
               <w:spacing w:after="10" w:before="0"/>
               <w:ind w:left="120"/>
             </w:pPr>
-            <w:hyperlink w:history="1" r:id="rIdfh1546j827jhk51qdmfuq">
+            <w:hyperlink w:history="1" r:id="rIdbl6vbdexfyebf4u7liruy">
               <w:r>
                 <w:rPr>
                   <w:rFonts w:ascii="Arial" w:cs="Arial" w:eastAsia="Arial" w:hAnsi="Arial"/>
@@ -22550,7 +22550,7 @@
             <w:pPr>
               <w:spacing w:after="20" w:before="0"/>
             </w:pPr>
-            <w:hyperlink w:history="1" r:id="rIdknhwbyddmsfbiv0f_yk1b">
+            <w:hyperlink w:history="1" r:id="rId7wfltc_armexu8cxaaqvr">
               <w:r>
                 <w:rPr>
                   <w:rFonts w:ascii="Arial" w:cs="Arial" w:eastAsia="Arial" w:hAnsi="Arial"/>
@@ -22583,7 +22583,7 @@
               <w:spacing w:after="10" w:before="0"/>
               <w:ind w:left="120"/>
             </w:pPr>
-            <w:hyperlink w:history="1" r:id="rIdn42abuwgxkse3qi-s0zdi">
+            <w:hyperlink w:history="1" r:id="rIdnvuvwob0p9msswxfw49nu">
               <w:r>
                 <w:rPr>
                   <w:rFonts w:ascii="Arial" w:cs="Arial" w:eastAsia="Arial" w:hAnsi="Arial"/>
@@ -22778,7 +22778,7 @@
             <w:pPr>
               <w:spacing w:after="20" w:before="0"/>
             </w:pPr>
-            <w:hyperlink w:history="1" r:id="rIdu6neodqubjff0u3fappyw">
+            <w:hyperlink w:history="1" r:id="rIdwjvpswube_l27iv64ua0t">
               <w:r>
                 <w:rPr>
                   <w:rFonts w:ascii="Arial" w:cs="Arial" w:eastAsia="Arial" w:hAnsi="Arial"/>
@@ -22811,7 +22811,7 @@
               <w:spacing w:after="10" w:before="0"/>
               <w:ind w:left="120"/>
             </w:pPr>
-            <w:hyperlink w:history="1" r:id="rIdopx0ccm2ygeu4h8xufzzf">
+            <w:hyperlink w:history="1" r:id="rIdfaqaonyb5ml4l4bxfau4e">
               <w:r>
                 <w:rPr>
                   <w:rFonts w:ascii="Arial" w:cs="Arial" w:eastAsia="Arial" w:hAnsi="Arial"/>
@@ -22856,7 +22856,7 @@
             <w:pPr>
               <w:spacing w:after="20" w:before="0"/>
             </w:pPr>
-            <w:hyperlink w:history="1" r:id="rIdqr0yrbburzi2k4s6ehkfq">
+            <w:hyperlink w:history="1" r:id="rIdeq7oywcbgqgnisopjuapk">
               <w:r>
                 <w:rPr>
                   <w:rFonts w:ascii="Arial" w:cs="Arial" w:eastAsia="Arial" w:hAnsi="Arial"/>
@@ -22889,7 +22889,7 @@
               <w:spacing w:after="10" w:before="0"/>
               <w:ind w:left="120"/>
             </w:pPr>
-            <w:hyperlink w:history="1" r:id="rIdvy--9pvi84rjvzpkzb_ea">
+            <w:hyperlink w:history="1" r:id="rId629yzfmgi5ezvvamjphr3">
               <w:r>
                 <w:rPr>
                   <w:rFonts w:ascii="Arial" w:cs="Arial" w:eastAsia="Arial" w:hAnsi="Arial"/>
@@ -23477,7 +23477,7 @@
         </w:rPr>
         <w:t xml:space="preserve">© 2026 SeaVuria and ARES. Aligned with KICD objectives. Developed by SeaVuria; technical implementation by ARES (with AI assistance from Claude). Licensed under </w:t>
       </w:r>
-      <w:hyperlink w:history="1" r:id="rIdcugq3kdahi0m-5fmg-3lq">
+      <w:hyperlink w:history="1" r:id="rIdagxk8mlv0wpk7nrg209do">
         <w:r>
           <w:rPr>
             <w:rFonts w:ascii="Arial" w:cs="Arial" w:eastAsia="Arial" w:hAnsi="Arial"/>
@@ -23498,7 +23498,7 @@
         </w:rPr>
         <w:t xml:space="preserve"> (</w:t>
       </w:r>
-      <w:hyperlink w:history="1" r:id="rIdcsz8ivqo-wefm7gwiiv-_">
+      <w:hyperlink w:history="1" r:id="rIdmmk9d9o-5rgr4z1jtuwrp">
         <w:r>
           <w:rPr>
             <w:rFonts w:ascii="Arial" w:cs="Arial" w:eastAsia="Arial" w:hAnsi="Arial"/>
@@ -24511,7 +24511,7 @@
             <w:pPr>
               <w:spacing w:after="20" w:before="0"/>
             </w:pPr>
-            <w:hyperlink w:history="1" r:id="rIdsatcixqugdlqmdklkyypj">
+            <w:hyperlink w:history="1" r:id="rIdwpoxvdxbd1ttejqkmmmhp">
               <w:r>
                 <w:rPr>
                   <w:rFonts w:ascii="Arial" w:cs="Arial" w:eastAsia="Arial" w:hAnsi="Arial"/>
@@ -24544,7 +24544,7 @@
               <w:spacing w:after="10" w:before="0"/>
               <w:ind w:left="120"/>
             </w:pPr>
-            <w:hyperlink w:history="1" r:id="rIdh84n3byrvj4kgqj_pgt0b">
+            <w:hyperlink w:history="1" r:id="rIdetxnhe_eedfpuym8669fu">
               <w:r>
                 <w:rPr>
                   <w:rFonts w:ascii="Arial" w:cs="Arial" w:eastAsia="Arial" w:hAnsi="Arial"/>
@@ -24589,7 +24589,7 @@
             <w:pPr>
               <w:spacing w:after="20" w:before="0"/>
             </w:pPr>
-            <w:hyperlink w:history="1" r:id="rIddnwjz8w7b5ctvimxtfozi">
+            <w:hyperlink w:history="1" r:id="rIdf_agbimkgrubjqlut6vhk">
               <w:r>
                 <w:rPr>
                   <w:rFonts w:ascii="Arial" w:cs="Arial" w:eastAsia="Arial" w:hAnsi="Arial"/>
@@ -24622,7 +24622,7 @@
               <w:spacing w:after="10" w:before="0"/>
               <w:ind w:left="120"/>
             </w:pPr>
-            <w:hyperlink w:history="1" r:id="rIdyaxqjw5di25nhiqzlx7b1">
+            <w:hyperlink w:history="1" r:id="rId-ygwxybnvocjowiuvijvm">
               <w:r>
                 <w:rPr>
                   <w:rFonts w:ascii="Arial" w:cs="Arial" w:eastAsia="Arial" w:hAnsi="Arial"/>
@@ -24817,7 +24817,7 @@
             <w:pPr>
               <w:spacing w:after="20" w:before="0"/>
             </w:pPr>
-            <w:hyperlink w:history="1" r:id="rIdhnpiegahrxjtvabiklvxo">
+            <w:hyperlink w:history="1" r:id="rIdrb_p9lym7t_87m3vnkijl">
               <w:r>
                 <w:rPr>
                   <w:rFonts w:ascii="Arial" w:cs="Arial" w:eastAsia="Arial" w:hAnsi="Arial"/>
@@ -24850,7 +24850,7 @@
               <w:spacing w:after="10" w:before="0"/>
               <w:ind w:left="120"/>
             </w:pPr>
-            <w:hyperlink w:history="1" r:id="rIdrgx2pgsqz7j41on-7nbfp">
+            <w:hyperlink w:history="1" r:id="rId7rlpitr2qjb2gstqujydd">
               <w:r>
                 <w:rPr>
                   <w:rFonts w:ascii="Arial" w:cs="Arial" w:eastAsia="Arial" w:hAnsi="Arial"/>
@@ -24895,7 +24895,7 @@
             <w:pPr>
               <w:spacing w:after="20" w:before="0"/>
             </w:pPr>
-            <w:hyperlink w:history="1" r:id="rId8_2tk2wonooavs3qjbuw5">
+            <w:hyperlink w:history="1" r:id="rId9kknfafxye3l4arbg3o75">
               <w:r>
                 <w:rPr>
                   <w:rFonts w:ascii="Arial" w:cs="Arial" w:eastAsia="Arial" w:hAnsi="Arial"/>
@@ -24928,7 +24928,7 @@
               <w:spacing w:after="10" w:before="0"/>
               <w:ind w:left="120"/>
             </w:pPr>
-            <w:hyperlink w:history="1" r:id="rIdbw47tqbprmmdg3uinysdc">
+            <w:hyperlink w:history="1" r:id="rIdtwbdjbaybv-y6jpbgcnbg">
               <w:r>
                 <w:rPr>
                   <w:rFonts w:ascii="Arial" w:cs="Arial" w:eastAsia="Arial" w:hAnsi="Arial"/>
@@ -25123,7 +25123,7 @@
             <w:pPr>
               <w:spacing w:after="20" w:before="0"/>
             </w:pPr>
-            <w:hyperlink w:history="1" r:id="rIdte3k3iwpdiec5koxdinrp">
+            <w:hyperlink w:history="1" r:id="rIdm1npxyqozefoac8yr4i7a">
               <w:r>
                 <w:rPr>
                   <w:rFonts w:ascii="Arial" w:cs="Arial" w:eastAsia="Arial" w:hAnsi="Arial"/>
@@ -25156,7 +25156,7 @@
               <w:spacing w:after="10" w:before="0"/>
               <w:ind w:left="120"/>
             </w:pPr>
-            <w:hyperlink w:history="1" r:id="rIdfsldrmhqskezd9ygkg4qg">
+            <w:hyperlink w:history="1" r:id="rId8drwo3lnh4ex44z78w4kg">
               <w:r>
                 <w:rPr>
                   <w:rFonts w:ascii="Arial" w:cs="Arial" w:eastAsia="Arial" w:hAnsi="Arial"/>
@@ -25201,7 +25201,7 @@
             <w:pPr>
               <w:spacing w:after="20" w:before="0"/>
             </w:pPr>
-            <w:hyperlink w:history="1" r:id="rIdrpyexvx_pu0t1t32jazv4">
+            <w:hyperlink w:history="1" r:id="rIdodjvglzy3afa_ahg6h9u8">
               <w:r>
                 <w:rPr>
                   <w:rFonts w:ascii="Arial" w:cs="Arial" w:eastAsia="Arial" w:hAnsi="Arial"/>
@@ -25234,7 +25234,7 @@
               <w:spacing w:after="10" w:before="0"/>
               <w:ind w:left="120"/>
             </w:pPr>
-            <w:hyperlink w:history="1" r:id="rIdoc_1tmiwxq-8fwdyua1hh">
+            <w:hyperlink w:history="1" r:id="rId5mcjoplvftshijpp4xb5b">
               <w:r>
                 <w:rPr>
                   <w:rFonts w:ascii="Arial" w:cs="Arial" w:eastAsia="Arial" w:hAnsi="Arial"/>
@@ -25429,7 +25429,7 @@
             <w:pPr>
               <w:spacing w:after="20" w:before="0"/>
             </w:pPr>
-            <w:hyperlink w:history="1" r:id="rIdncfg1nez9dnb05t8nab5q">
+            <w:hyperlink w:history="1" r:id="rIdq68ipimkzvbqepehsbxcy">
               <w:r>
                 <w:rPr>
                   <w:rFonts w:ascii="Arial" w:cs="Arial" w:eastAsia="Arial" w:hAnsi="Arial"/>
@@ -25462,7 +25462,7 @@
               <w:spacing w:after="10" w:before="0"/>
               <w:ind w:left="120"/>
             </w:pPr>
-            <w:hyperlink w:history="1" r:id="rIdhnvgkin1ejlg5bivnyzyi">
+            <w:hyperlink w:history="1" r:id="rIddryqmelh9smzbwwcrkcl_">
               <w:r>
                 <w:rPr>
                   <w:rFonts w:ascii="Arial" w:cs="Arial" w:eastAsia="Arial" w:hAnsi="Arial"/>
@@ -25507,7 +25507,7 @@
             <w:pPr>
               <w:spacing w:after="20" w:before="0"/>
             </w:pPr>
-            <w:hyperlink w:history="1" r:id="rIdg-zvcx_5tfwrfo3sjjaha">
+            <w:hyperlink w:history="1" r:id="rIdycso5pmdhc804n-1ziidg">
               <w:r>
                 <w:rPr>
                   <w:rFonts w:ascii="Arial" w:cs="Arial" w:eastAsia="Arial" w:hAnsi="Arial"/>
@@ -25540,7 +25540,7 @@
               <w:spacing w:after="10" w:before="0"/>
               <w:ind w:left="120"/>
             </w:pPr>
-            <w:hyperlink w:history="1" r:id="rId0hhenemuw7m6sdwsqw-qc">
+            <w:hyperlink w:history="1" r:id="rIdayheqjls2sydumg6qi1tv">
               <w:r>
                 <w:rPr>
                   <w:rFonts w:ascii="Arial" w:cs="Arial" w:eastAsia="Arial" w:hAnsi="Arial"/>
@@ -25735,7 +25735,7 @@
             <w:pPr>
               <w:spacing w:after="20" w:before="0"/>
             </w:pPr>
-            <w:hyperlink w:history="1" r:id="rIdhdb_shh8of9kpunxifu5z">
+            <w:hyperlink w:history="1" r:id="rIdoaag8xiumd0dq-0axb_q7">
               <w:r>
                 <w:rPr>
                   <w:rFonts w:ascii="Arial" w:cs="Arial" w:eastAsia="Arial" w:hAnsi="Arial"/>
@@ -25768,7 +25768,7 @@
               <w:spacing w:after="10" w:before="0"/>
               <w:ind w:left="120"/>
             </w:pPr>
-            <w:hyperlink w:history="1" r:id="rId7kesqrlkffmmpoyk6i8jh">
+            <w:hyperlink w:history="1" r:id="rIdy6xxzn2p1v5ugts46ir4v">
               <w:r>
                 <w:rPr>
                   <w:rFonts w:ascii="Arial" w:cs="Arial" w:eastAsia="Arial" w:hAnsi="Arial"/>
@@ -25813,7 +25813,7 @@
             <w:pPr>
               <w:spacing w:after="20" w:before="0"/>
             </w:pPr>
-            <w:hyperlink w:history="1" r:id="rId-byvch7i4oqekex9w4dip">
+            <w:hyperlink w:history="1" r:id="rIdhkvzw9tr7tq-x72ac_grs">
               <w:r>
                 <w:rPr>
                   <w:rFonts w:ascii="Arial" w:cs="Arial" w:eastAsia="Arial" w:hAnsi="Arial"/>
@@ -25846,7 +25846,7 @@
               <w:spacing w:after="10" w:before="0"/>
               <w:ind w:left="120"/>
             </w:pPr>
-            <w:hyperlink w:history="1" r:id="rIdhskd_0qjizf4sz4p5hpfb">
+            <w:hyperlink w:history="1" r:id="rIdg64wacfsumsz_oylimzk4">
               <w:r>
                 <w:rPr>
                   <w:rFonts w:ascii="Arial" w:cs="Arial" w:eastAsia="Arial" w:hAnsi="Arial"/>
@@ -26358,7 +26358,7 @@
         </w:rPr>
         <w:t xml:space="preserve">© 2026 SeaVuria and ARES. Aligned with KICD objectives. Developed by SeaVuria; technical implementation by ARES (with AI assistance from Claude). Licensed under </w:t>
       </w:r>
-      <w:hyperlink w:history="1" r:id="rIddhwefhb7wfsuvwrm59km0">
+      <w:hyperlink w:history="1" r:id="rIdvxj1rwzeayc6zodahvkrh">
         <w:r>
           <w:rPr>
             <w:rFonts w:ascii="Arial" w:cs="Arial" w:eastAsia="Arial" w:hAnsi="Arial"/>
@@ -26379,7 +26379,7 @@
         </w:rPr>
         <w:t xml:space="preserve"> (</w:t>
       </w:r>
-      <w:hyperlink w:history="1" r:id="rIdxmtntndxynyhf8y_djjzu">
+      <w:hyperlink w:history="1" r:id="rId2zoyx0wzjolt4khyni-fq">
         <w:r>
           <w:rPr>
             <w:rFonts w:ascii="Arial" w:cs="Arial" w:eastAsia="Arial" w:hAnsi="Arial"/>

--- a/data/outputs/v2/Core_Mathematics/SS1.1_Real_Numbers/Core_Mathematics_Real_Numbers_CBE_LessonSequence.docx
+++ b/data/outputs/v2/Core_Mathematics/SS1.1_Real_Numbers/Core_Mathematics_Real_Numbers_CBE_LessonSequence.docx
@@ -2648,7 +2648,7 @@
         </w:rPr>
         <w:t xml:space="preserve">© 2026 SeaVuria and ARES. This work is licensed under a </w:t>
       </w:r>
-      <w:hyperlink w:history="1" r:id="rIdwkjlfx_k0ixjwk39mrsom">
+      <w:hyperlink w:history="1" r:id="rIdccpclq6jyntoh1tavbmy0">
         <w:r>
           <w:rPr>
             <w:rFonts w:ascii="Arial" w:cs="Arial" w:eastAsia="Arial" w:hAnsi="Arial"/>
@@ -2668,7 +2668,7 @@
         </w:rPr>
         <w:t xml:space="preserve"> (</w:t>
       </w:r>
-      <w:hyperlink w:history="1" r:id="rId4zjbrqjks5qxd6b-jvblz">
+      <w:hyperlink w:history="1" r:id="rId6lzrnbj-x7n7_eyumjztv">
         <w:r>
           <w:rPr>
             <w:rFonts w:ascii="Arial" w:cs="Arial" w:eastAsia="Arial" w:hAnsi="Arial"/>
@@ -2688,7 +2688,7 @@
         </w:rPr>
         <w:t xml:space="preserve">). To view a copy of this license, visit </w:t>
       </w:r>
-      <w:hyperlink w:history="1" r:id="rIdpryt-xcgg40c2ut3v8xfl">
+      <w:hyperlink w:history="1" r:id="rId-tfehcgy8bmetj1ijjcl7">
         <w:r>
           <w:rPr>
             <w:rFonts w:ascii="Arial" w:cs="Arial" w:eastAsia="Arial" w:hAnsi="Arial"/>
@@ -3700,7 +3700,7 @@
             <w:pPr>
               <w:spacing w:after="20" w:before="0"/>
             </w:pPr>
-            <w:hyperlink w:history="1" r:id="rIdh8epjw9pfz_rb4mwbbanb">
+            <w:hyperlink w:history="1" r:id="rIdfqefzsbdsrcvf1gcm_zao">
               <w:r>
                 <w:rPr>
                   <w:rFonts w:ascii="Arial" w:cs="Arial" w:eastAsia="Arial" w:hAnsi="Arial"/>
@@ -3733,7 +3733,7 @@
               <w:spacing w:after="10" w:before="0"/>
               <w:ind w:left="120"/>
             </w:pPr>
-            <w:hyperlink w:history="1" r:id="rIdri6qenkwmd6cndyo8b_5x">
+            <w:hyperlink w:history="1" r:id="rIdkhcl18v7fmqkm78ob5kj8">
               <w:r>
                 <w:rPr>
                   <w:rFonts w:ascii="Arial" w:cs="Arial" w:eastAsia="Arial" w:hAnsi="Arial"/>
@@ -3778,7 +3778,7 @@
             <w:pPr>
               <w:spacing w:after="20" w:before="0"/>
             </w:pPr>
-            <w:hyperlink w:history="1" r:id="rIdbhah9ayp4crlxk5dzc2id">
+            <w:hyperlink w:history="1" r:id="rIdqws_wc8ku7izjev33pxpu">
               <w:r>
                 <w:rPr>
                   <w:rFonts w:ascii="Arial" w:cs="Arial" w:eastAsia="Arial" w:hAnsi="Arial"/>
@@ -3811,7 +3811,7 @@
               <w:spacing w:after="10" w:before="0"/>
               <w:ind w:left="120"/>
             </w:pPr>
-            <w:hyperlink w:history="1" r:id="rIda2f9sgaacydmt6loog69-">
+            <w:hyperlink w:history="1" r:id="rIdkotnyngbbkp7arxzx4atv">
               <w:r>
                 <w:rPr>
                   <w:rFonts w:ascii="Arial" w:cs="Arial" w:eastAsia="Arial" w:hAnsi="Arial"/>
@@ -4006,7 +4006,7 @@
             <w:pPr>
               <w:spacing w:after="20" w:before="0"/>
             </w:pPr>
-            <w:hyperlink w:history="1" r:id="rId6688zpmqwd2djitkamwgk">
+            <w:hyperlink w:history="1" r:id="rIdz_cplldbrfhmbd24buzgk">
               <w:r>
                 <w:rPr>
                   <w:rFonts w:ascii="Arial" w:cs="Arial" w:eastAsia="Arial" w:hAnsi="Arial"/>
@@ -4039,7 +4039,7 @@
               <w:spacing w:after="10" w:before="0"/>
               <w:ind w:left="120"/>
             </w:pPr>
-            <w:hyperlink w:history="1" r:id="rIdp_bposyoegt2-wj9fxibl">
+            <w:hyperlink w:history="1" r:id="rIdtkilkw3luoc2zxaapsvxz">
               <w:r>
                 <w:rPr>
                   <w:rFonts w:ascii="Arial" w:cs="Arial" w:eastAsia="Arial" w:hAnsi="Arial"/>
@@ -4084,7 +4084,7 @@
             <w:pPr>
               <w:spacing w:after="20" w:before="0"/>
             </w:pPr>
-            <w:hyperlink w:history="1" r:id="rIdmxrphx2t0q-l_nfx8ilow">
+            <w:hyperlink w:history="1" r:id="rIda27dyahsefx4kfhl9weap">
               <w:r>
                 <w:rPr>
                   <w:rFonts w:ascii="Arial" w:cs="Arial" w:eastAsia="Arial" w:hAnsi="Arial"/>
@@ -4117,7 +4117,7 @@
               <w:spacing w:after="10" w:before="0"/>
               <w:ind w:left="120"/>
             </w:pPr>
-            <w:hyperlink w:history="1" r:id="rIdpqqj10s-zcgiqow9voc_i">
+            <w:hyperlink w:history="1" r:id="rIdzwtyk5hapyp2nhipxxtap">
               <w:r>
                 <w:rPr>
                   <w:rFonts w:ascii="Arial" w:cs="Arial" w:eastAsia="Arial" w:hAnsi="Arial"/>
@@ -4312,7 +4312,7 @@
             <w:pPr>
               <w:spacing w:after="20" w:before="0"/>
             </w:pPr>
-            <w:hyperlink w:history="1" r:id="rIdxt9k-ml3yx9r31l76cmef">
+            <w:hyperlink w:history="1" r:id="rIdke7qfepmrpbigf6rlwww0">
               <w:r>
                 <w:rPr>
                   <w:rFonts w:ascii="Arial" w:cs="Arial" w:eastAsia="Arial" w:hAnsi="Arial"/>
@@ -4345,7 +4345,7 @@
               <w:spacing w:after="10" w:before="0"/>
               <w:ind w:left="120"/>
             </w:pPr>
-            <w:hyperlink w:history="1" r:id="rIdfw-k1omfxnb_wjofuycgg">
+            <w:hyperlink w:history="1" r:id="rId33iw4sidp00rtj1x4su_o">
               <w:r>
                 <w:rPr>
                   <w:rFonts w:ascii="Arial" w:cs="Arial" w:eastAsia="Arial" w:hAnsi="Arial"/>
@@ -4390,7 +4390,7 @@
             <w:pPr>
               <w:spacing w:after="20" w:before="0"/>
             </w:pPr>
-            <w:hyperlink w:history="1" r:id="rIdm0enlsz5elexoq-et4ehb">
+            <w:hyperlink w:history="1" r:id="rIdrnm1a8xuzygce-x1rpozj">
               <w:r>
                 <w:rPr>
                   <w:rFonts w:ascii="Arial" w:cs="Arial" w:eastAsia="Arial" w:hAnsi="Arial"/>
@@ -4423,7 +4423,7 @@
               <w:spacing w:after="10" w:before="0"/>
               <w:ind w:left="120"/>
             </w:pPr>
-            <w:hyperlink w:history="1" r:id="rIdjhpcsp2qlyuuf2kghgc1w">
+            <w:hyperlink w:history="1" r:id="rIdibmcer2chxkpqiykabuoz">
               <w:r>
                 <w:rPr>
                   <w:rFonts w:ascii="Arial" w:cs="Arial" w:eastAsia="Arial" w:hAnsi="Arial"/>
@@ -4618,7 +4618,7 @@
             <w:pPr>
               <w:spacing w:after="20" w:before="0"/>
             </w:pPr>
-            <w:hyperlink w:history="1" r:id="rId16ua8htj3olyrynfvwd_r">
+            <w:hyperlink w:history="1" r:id="rIddvxphqguhocfh39fgorpx">
               <w:r>
                 <w:rPr>
                   <w:rFonts w:ascii="Arial" w:cs="Arial" w:eastAsia="Arial" w:hAnsi="Arial"/>
@@ -4651,7 +4651,7 @@
               <w:spacing w:after="10" w:before="0"/>
               <w:ind w:left="120"/>
             </w:pPr>
-            <w:hyperlink w:history="1" r:id="rId4bmcde16virwoxl3xgivs">
+            <w:hyperlink w:history="1" r:id="rIdzajnhtgwlhnb-n9xagxav">
               <w:r>
                 <w:rPr>
                   <w:rFonts w:ascii="Arial" w:cs="Arial" w:eastAsia="Arial" w:hAnsi="Arial"/>
@@ -4696,7 +4696,7 @@
             <w:pPr>
               <w:spacing w:after="20" w:before="0"/>
             </w:pPr>
-            <w:hyperlink w:history="1" r:id="rIdycokj3uufkbrnos9x5utw">
+            <w:hyperlink w:history="1" r:id="rIdloc4h2x5xzxqynrcn45lb">
               <w:r>
                 <w:rPr>
                   <w:rFonts w:ascii="Arial" w:cs="Arial" w:eastAsia="Arial" w:hAnsi="Arial"/>
@@ -4729,7 +4729,7 @@
               <w:spacing w:after="10" w:before="0"/>
               <w:ind w:left="120"/>
             </w:pPr>
-            <w:hyperlink w:history="1" r:id="rIdlselx_lsubwobldgsxfbj">
+            <w:hyperlink w:history="1" r:id="rIdd3nxddyytuqwne1tce7dc">
               <w:r>
                 <w:rPr>
                   <w:rFonts w:ascii="Arial" w:cs="Arial" w:eastAsia="Arial" w:hAnsi="Arial"/>
@@ -4924,7 +4924,7 @@
             <w:pPr>
               <w:spacing w:after="20" w:before="0"/>
             </w:pPr>
-            <w:hyperlink w:history="1" r:id="rId3ietgwpxeevdr92p42gyo">
+            <w:hyperlink w:history="1" r:id="rIdzqnq8jjo6vnd-c0toyfwg">
               <w:r>
                 <w:rPr>
                   <w:rFonts w:ascii="Arial" w:cs="Arial" w:eastAsia="Arial" w:hAnsi="Arial"/>
@@ -4957,7 +4957,7 @@
               <w:spacing w:after="10" w:before="0"/>
               <w:ind w:left="120"/>
             </w:pPr>
-            <w:hyperlink w:history="1" r:id="rIdadmoq79l7qebp7l92sdbf">
+            <w:hyperlink w:history="1" r:id="rIduh_zaoicqksxcjc53c0jr">
               <w:r>
                 <w:rPr>
                   <w:rFonts w:ascii="Arial" w:cs="Arial" w:eastAsia="Arial" w:hAnsi="Arial"/>
@@ -5002,7 +5002,7 @@
             <w:pPr>
               <w:spacing w:after="20" w:before="0"/>
             </w:pPr>
-            <w:hyperlink w:history="1" r:id="rIdescws28lhe_88jxjy_gdf">
+            <w:hyperlink w:history="1" r:id="rIdqzbzpr42lp4vfgsamglib">
               <w:r>
                 <w:rPr>
                   <w:rFonts w:ascii="Arial" w:cs="Arial" w:eastAsia="Arial" w:hAnsi="Arial"/>
@@ -5051,7 +5051,7 @@
               <w:spacing w:after="10" w:before="0"/>
               <w:ind w:left="120"/>
             </w:pPr>
-            <w:hyperlink w:history="1" r:id="rIdjlc3nyjogzayaz6z9zrzr">
+            <w:hyperlink w:history="1" r:id="rId-kpcjekerqq4bpteadjfh">
               <w:r>
                 <w:rPr>
                   <w:rFonts w:ascii="Arial" w:cs="Arial" w:eastAsia="Arial" w:hAnsi="Arial"/>
@@ -5677,7 +5677,7 @@
         </w:rPr>
         <w:t xml:space="preserve">© 2026 SeaVuria and ARES. Aligned with KICD objectives. Developed by SeaVuria; technical implementation by ARES (with AI assistance from Claude). Licensed under </w:t>
       </w:r>
-      <w:hyperlink w:history="1" r:id="rId4r-q53une_ynujb19sevk">
+      <w:hyperlink w:history="1" r:id="rIdp--zqithcjn8cr_xtlrqf">
         <w:r>
           <w:rPr>
             <w:rFonts w:ascii="Arial" w:cs="Arial" w:eastAsia="Arial" w:hAnsi="Arial"/>
@@ -5698,7 +5698,7 @@
         </w:rPr>
         <w:t xml:space="preserve"> (</w:t>
       </w:r>
-      <w:hyperlink w:history="1" r:id="rIdbvbug_mrjqts5nis5ey92">
+      <w:hyperlink w:history="1" r:id="rIdq_poxrxqrmrpoljq0qtlw">
         <w:r>
           <w:rPr>
             <w:rFonts w:ascii="Arial" w:cs="Arial" w:eastAsia="Arial" w:hAnsi="Arial"/>
@@ -6711,7 +6711,7 @@
             <w:pPr>
               <w:spacing w:after="20" w:before="0"/>
             </w:pPr>
-            <w:hyperlink w:history="1" r:id="rId3mjkuufhsiybsk6-rrqdl">
+            <w:hyperlink w:history="1" r:id="rIdjnunnpvp7va39so2dwx4i">
               <w:r>
                 <w:rPr>
                   <w:rFonts w:ascii="Arial" w:cs="Arial" w:eastAsia="Arial" w:hAnsi="Arial"/>
@@ -6744,7 +6744,7 @@
               <w:spacing w:after="10" w:before="0"/>
               <w:ind w:left="120"/>
             </w:pPr>
-            <w:hyperlink w:history="1" r:id="rIddtic8hkeg8gkffhfddehu">
+            <w:hyperlink w:history="1" r:id="rIdleokk1ofp4-lsutxxvi07">
               <w:r>
                 <w:rPr>
                   <w:rFonts w:ascii="Arial" w:cs="Arial" w:eastAsia="Arial" w:hAnsi="Arial"/>
@@ -6789,7 +6789,7 @@
             <w:pPr>
               <w:spacing w:after="20" w:before="0"/>
             </w:pPr>
-            <w:hyperlink w:history="1" r:id="rId0oleffenx_ke5lzlzldki">
+            <w:hyperlink w:history="1" r:id="rIdagklidfbtljc9we3bakze">
               <w:r>
                 <w:rPr>
                   <w:rFonts w:ascii="Arial" w:cs="Arial" w:eastAsia="Arial" w:hAnsi="Arial"/>
@@ -6822,7 +6822,7 @@
               <w:spacing w:after="10" w:before="0"/>
               <w:ind w:left="120"/>
             </w:pPr>
-            <w:hyperlink w:history="1" r:id="rIdgrkl64ci0ivo6g3maf8ey">
+            <w:hyperlink w:history="1" r:id="rIdv784lpnhqpc60n0haubnb">
               <w:r>
                 <w:rPr>
                   <w:rFonts w:ascii="Arial" w:cs="Arial" w:eastAsia="Arial" w:hAnsi="Arial"/>
@@ -7017,7 +7017,7 @@
             <w:pPr>
               <w:spacing w:after="20" w:before="0"/>
             </w:pPr>
-            <w:hyperlink w:history="1" r:id="rIdnd46cobsnpywpjdtxxh9n">
+            <w:hyperlink w:history="1" r:id="rIdp2cjjillfnwqtuxsgfkqc">
               <w:r>
                 <w:rPr>
                   <w:rFonts w:ascii="Arial" w:cs="Arial" w:eastAsia="Arial" w:hAnsi="Arial"/>
@@ -7050,7 +7050,7 @@
               <w:spacing w:after="10" w:before="0"/>
               <w:ind w:left="120"/>
             </w:pPr>
-            <w:hyperlink w:history="1" r:id="rId7-jihuqlsm7unk114ckfb">
+            <w:hyperlink w:history="1" r:id="rId5xkg6wqjxb58ontvsnmr4">
               <w:r>
                 <w:rPr>
                   <w:rFonts w:ascii="Arial" w:cs="Arial" w:eastAsia="Arial" w:hAnsi="Arial"/>
@@ -7095,7 +7095,7 @@
             <w:pPr>
               <w:spacing w:after="20" w:before="0"/>
             </w:pPr>
-            <w:hyperlink w:history="1" r:id="rIdghvp13qkujkjj0ayxfoxr">
+            <w:hyperlink w:history="1" r:id="rIdwq0ignd-smvkul5jyycke">
               <w:r>
                 <w:rPr>
                   <w:rFonts w:ascii="Arial" w:cs="Arial" w:eastAsia="Arial" w:hAnsi="Arial"/>
@@ -7128,7 +7128,7 @@
               <w:spacing w:after="10" w:before="0"/>
               <w:ind w:left="120"/>
             </w:pPr>
-            <w:hyperlink w:history="1" r:id="rIdgevzrz54cr5fwsjtonhr0">
+            <w:hyperlink w:history="1" r:id="rIdisbekfvd6qeknbu8dkhtu">
               <w:r>
                 <w:rPr>
                   <w:rFonts w:ascii="Arial" w:cs="Arial" w:eastAsia="Arial" w:hAnsi="Arial"/>
@@ -7323,7 +7323,7 @@
             <w:pPr>
               <w:spacing w:after="20" w:before="0"/>
             </w:pPr>
-            <w:hyperlink w:history="1" r:id="rIdv6kpfgqk_s1rqqhcwgfpk">
+            <w:hyperlink w:history="1" r:id="rIdlrbsdxkjrgvewlhummb9j">
               <w:r>
                 <w:rPr>
                   <w:rFonts w:ascii="Arial" w:cs="Arial" w:eastAsia="Arial" w:hAnsi="Arial"/>
@@ -7356,7 +7356,7 @@
               <w:spacing w:after="10" w:before="0"/>
               <w:ind w:left="120"/>
             </w:pPr>
-            <w:hyperlink w:history="1" r:id="rIdrkvqknw2sc_o2g6v8nxlf">
+            <w:hyperlink w:history="1" r:id="rIdbbjtxjy2unixiibwn8bd_">
               <w:r>
                 <w:rPr>
                   <w:rFonts w:ascii="Arial" w:cs="Arial" w:eastAsia="Arial" w:hAnsi="Arial"/>
@@ -7401,7 +7401,7 @@
             <w:pPr>
               <w:spacing w:after="20" w:before="0"/>
             </w:pPr>
-            <w:hyperlink w:history="1" r:id="rIdde2m6zfu8qqgmjbgft5p-">
+            <w:hyperlink w:history="1" r:id="rId5usmsnav6smh7qbanopnz">
               <w:r>
                 <w:rPr>
                   <w:rFonts w:ascii="Arial" w:cs="Arial" w:eastAsia="Arial" w:hAnsi="Arial"/>
@@ -7434,7 +7434,7 @@
               <w:spacing w:after="10" w:before="0"/>
               <w:ind w:left="120"/>
             </w:pPr>
-            <w:hyperlink w:history="1" r:id="rIdzi4cpmwgn4-gl_6njfbxy">
+            <w:hyperlink w:history="1" r:id="rId4n1ncnc-ke6w3yihuqgjv">
               <w:r>
                 <w:rPr>
                   <w:rFonts w:ascii="Arial" w:cs="Arial" w:eastAsia="Arial" w:hAnsi="Arial"/>
@@ -7629,7 +7629,7 @@
             <w:pPr>
               <w:spacing w:after="20" w:before="0"/>
             </w:pPr>
-            <w:hyperlink w:history="1" r:id="rIdsbww9czekasb4rbub8nxm">
+            <w:hyperlink w:history="1" r:id="rIdfykz4dldtqxmofr09um7t">
               <w:r>
                 <w:rPr>
                   <w:rFonts w:ascii="Arial" w:cs="Arial" w:eastAsia="Arial" w:hAnsi="Arial"/>
@@ -7662,7 +7662,7 @@
               <w:spacing w:after="10" w:before="0"/>
               <w:ind w:left="120"/>
             </w:pPr>
-            <w:hyperlink w:history="1" r:id="rIdherf02iemteyaxoidzlrr">
+            <w:hyperlink w:history="1" r:id="rIdsfhmtm6ceqeho-mgyl_ro">
               <w:r>
                 <w:rPr>
                   <w:rFonts w:ascii="Arial" w:cs="Arial" w:eastAsia="Arial" w:hAnsi="Arial"/>
@@ -7707,7 +7707,7 @@
             <w:pPr>
               <w:spacing w:after="20" w:before="0"/>
             </w:pPr>
-            <w:hyperlink w:history="1" r:id="rIdnaf5uso4i3gqgka4e_7ha">
+            <w:hyperlink w:history="1" r:id="rIdexamia-zi30coizgxa9uy">
               <w:r>
                 <w:rPr>
                   <w:rFonts w:ascii="Arial" w:cs="Arial" w:eastAsia="Arial" w:hAnsi="Arial"/>
@@ -7740,7 +7740,7 @@
               <w:spacing w:after="10" w:before="0"/>
               <w:ind w:left="120"/>
             </w:pPr>
-            <w:hyperlink w:history="1" r:id="rIdehc2jkosvky2pa5ome_wk">
+            <w:hyperlink w:history="1" r:id="rIdouzgcwqu2xmig39_sakku">
               <w:r>
                 <w:rPr>
                   <w:rFonts w:ascii="Arial" w:cs="Arial" w:eastAsia="Arial" w:hAnsi="Arial"/>
@@ -7935,7 +7935,7 @@
             <w:pPr>
               <w:spacing w:after="20" w:before="0"/>
             </w:pPr>
-            <w:hyperlink w:history="1" r:id="rId3frgcxlj0swnyriqw46yw">
+            <w:hyperlink w:history="1" r:id="rIdqk-miro0uakpiclrgueju">
               <w:r>
                 <w:rPr>
                   <w:rFonts w:ascii="Arial" w:cs="Arial" w:eastAsia="Arial" w:hAnsi="Arial"/>
@@ -7968,7 +7968,7 @@
               <w:spacing w:after="10" w:before="0"/>
               <w:ind w:left="120"/>
             </w:pPr>
-            <w:hyperlink w:history="1" r:id="rIdbblrxd-osulrwixc1txlq">
+            <w:hyperlink w:history="1" r:id="rId29l9flgsucjl5tpupce4o">
               <w:r>
                 <w:rPr>
                   <w:rFonts w:ascii="Arial" w:cs="Arial" w:eastAsia="Arial" w:hAnsi="Arial"/>
@@ -8013,7 +8013,7 @@
             <w:pPr>
               <w:spacing w:after="20" w:before="0"/>
             </w:pPr>
-            <w:hyperlink w:history="1" r:id="rIdbr_gas6bjh489m-z158zj">
+            <w:hyperlink w:history="1" r:id="rIdvc5xj5xtsvcpts3vdtwzl">
               <w:r>
                 <w:rPr>
                   <w:rFonts w:ascii="Arial" w:cs="Arial" w:eastAsia="Arial" w:hAnsi="Arial"/>
@@ -8062,7 +8062,7 @@
               <w:spacing w:after="10" w:before="0"/>
               <w:ind w:left="120"/>
             </w:pPr>
-            <w:hyperlink w:history="1" r:id="rIdmsjyhqhvvrmxa-osfu-pk">
+            <w:hyperlink w:history="1" r:id="rIdx-s49btju-k5whvexs9e-">
               <w:r>
                 <w:rPr>
                   <w:rFonts w:ascii="Arial" w:cs="Arial" w:eastAsia="Arial" w:hAnsi="Arial"/>
@@ -8574,7 +8574,7 @@
         </w:rPr>
         <w:t xml:space="preserve">© 2026 SeaVuria and ARES. Aligned with KICD objectives. Developed by SeaVuria; technical implementation by ARES (with AI assistance from Claude). Licensed under </w:t>
       </w:r>
-      <w:hyperlink w:history="1" r:id="rIdmkhoetalst0vj4thuzc8o">
+      <w:hyperlink w:history="1" r:id="rIdjou-3op-q9gwoy2797pmr">
         <w:r>
           <w:rPr>
             <w:rFonts w:ascii="Arial" w:cs="Arial" w:eastAsia="Arial" w:hAnsi="Arial"/>
@@ -8595,7 +8595,7 @@
         </w:rPr>
         <w:t xml:space="preserve"> (</w:t>
       </w:r>
-      <w:hyperlink w:history="1" r:id="rIdqfhbiysuv-eecwkp7rwkz">
+      <w:hyperlink w:history="1" r:id="rId3oto6kcvbcf44aqb5czkf">
         <w:r>
           <w:rPr>
             <w:rFonts w:ascii="Arial" w:cs="Arial" w:eastAsia="Arial" w:hAnsi="Arial"/>
@@ -9608,7 +9608,7 @@
             <w:pPr>
               <w:spacing w:after="20" w:before="0"/>
             </w:pPr>
-            <w:hyperlink w:history="1" r:id="rIdtkuvdt0rdwutd1zvcxrb5">
+            <w:hyperlink w:history="1" r:id="rIduqija4x1hjawcaucqz1xd">
               <w:r>
                 <w:rPr>
                   <w:rFonts w:ascii="Arial" w:cs="Arial" w:eastAsia="Arial" w:hAnsi="Arial"/>
@@ -9641,7 +9641,7 @@
               <w:spacing w:after="10" w:before="0"/>
               <w:ind w:left="120"/>
             </w:pPr>
-            <w:hyperlink w:history="1" r:id="rId-k4ytjgvvqgmx6wo9v2io">
+            <w:hyperlink w:history="1" r:id="rIdorr3d7izvmxv_xbm7kax9">
               <w:r>
                 <w:rPr>
                   <w:rFonts w:ascii="Arial" w:cs="Arial" w:eastAsia="Arial" w:hAnsi="Arial"/>
@@ -9686,7 +9686,7 @@
             <w:pPr>
               <w:spacing w:after="20" w:before="0"/>
             </w:pPr>
-            <w:hyperlink w:history="1" r:id="rId7mux5qmvptdq9v1grphvh">
+            <w:hyperlink w:history="1" r:id="rIdvlhbmq2o-q86oab8gs3k5">
               <w:r>
                 <w:rPr>
                   <w:rFonts w:ascii="Arial" w:cs="Arial" w:eastAsia="Arial" w:hAnsi="Arial"/>
@@ -9719,7 +9719,7 @@
               <w:spacing w:after="10" w:before="0"/>
               <w:ind w:left="120"/>
             </w:pPr>
-            <w:hyperlink w:history="1" r:id="rIdmyapvbieed-v9zzktulws">
+            <w:hyperlink w:history="1" r:id="rIdjblnm4l7pjjphxkwpqkyz">
               <w:r>
                 <w:rPr>
                   <w:rFonts w:ascii="Arial" w:cs="Arial" w:eastAsia="Arial" w:hAnsi="Arial"/>
@@ -9914,7 +9914,7 @@
             <w:pPr>
               <w:spacing w:after="20" w:before="0"/>
             </w:pPr>
-            <w:hyperlink w:history="1" r:id="rIdx2miavecco3_ihhxs9bxb">
+            <w:hyperlink w:history="1" r:id="rId7dzi2badflxuyznewwoxr">
               <w:r>
                 <w:rPr>
                   <w:rFonts w:ascii="Arial" w:cs="Arial" w:eastAsia="Arial" w:hAnsi="Arial"/>
@@ -9947,7 +9947,7 @@
               <w:spacing w:after="10" w:before="0"/>
               <w:ind w:left="120"/>
             </w:pPr>
-            <w:hyperlink w:history="1" r:id="rIdbil9njrv_l3ggy3zucuy1">
+            <w:hyperlink w:history="1" r:id="rIdyo-mqt7vv4_legsvy6rnq">
               <w:r>
                 <w:rPr>
                   <w:rFonts w:ascii="Arial" w:cs="Arial" w:eastAsia="Arial" w:hAnsi="Arial"/>
@@ -9992,7 +9992,7 @@
             <w:pPr>
               <w:spacing w:after="20" w:before="0"/>
             </w:pPr>
-            <w:hyperlink w:history="1" r:id="rIdt7oftbntfocmlr7d5myyo">
+            <w:hyperlink w:history="1" r:id="rId28kkd1_neouii8oy-5m9k">
               <w:r>
                 <w:rPr>
                   <w:rFonts w:ascii="Arial" w:cs="Arial" w:eastAsia="Arial" w:hAnsi="Arial"/>
@@ -10025,7 +10025,7 @@
               <w:spacing w:after="10" w:before="0"/>
               <w:ind w:left="120"/>
             </w:pPr>
-            <w:hyperlink w:history="1" r:id="rIdaawszfiewxjvwdpwgaflv">
+            <w:hyperlink w:history="1" r:id="rIdrzci8pnbrzcndsnddhkgx">
               <w:r>
                 <w:rPr>
                   <w:rFonts w:ascii="Arial" w:cs="Arial" w:eastAsia="Arial" w:hAnsi="Arial"/>
@@ -10220,7 +10220,7 @@
             <w:pPr>
               <w:spacing w:after="20" w:before="0"/>
             </w:pPr>
-            <w:hyperlink w:history="1" r:id="rIdf4x1ejc2xvgpgr3akqmjy">
+            <w:hyperlink w:history="1" r:id="rIdu1fep4homhxohcwqy40vu">
               <w:r>
                 <w:rPr>
                   <w:rFonts w:ascii="Arial" w:cs="Arial" w:eastAsia="Arial" w:hAnsi="Arial"/>
@@ -10253,7 +10253,7 @@
               <w:spacing w:after="10" w:before="0"/>
               <w:ind w:left="120"/>
             </w:pPr>
-            <w:hyperlink w:history="1" r:id="rIdfbewgvexvgosemxihly64">
+            <w:hyperlink w:history="1" r:id="rId1hgfdqmw41mqiyw7lkfou">
               <w:r>
                 <w:rPr>
                   <w:rFonts w:ascii="Arial" w:cs="Arial" w:eastAsia="Arial" w:hAnsi="Arial"/>
@@ -10298,7 +10298,7 @@
             <w:pPr>
               <w:spacing w:after="20" w:before="0"/>
             </w:pPr>
-            <w:hyperlink w:history="1" r:id="rIduibplh7fufflh6wodayji">
+            <w:hyperlink w:history="1" r:id="rIdy5qbo94syc5jllmrwege5">
               <w:r>
                 <w:rPr>
                   <w:rFonts w:ascii="Arial" w:cs="Arial" w:eastAsia="Arial" w:hAnsi="Arial"/>
@@ -10331,7 +10331,7 @@
               <w:spacing w:after="10" w:before="0"/>
               <w:ind w:left="120"/>
             </w:pPr>
-            <w:hyperlink w:history="1" r:id="rIdeeegte1mtyvz9-dpccyda">
+            <w:hyperlink w:history="1" r:id="rIdnsqmebunsohzsqnhrijse">
               <w:r>
                 <w:rPr>
                   <w:rFonts w:ascii="Arial" w:cs="Arial" w:eastAsia="Arial" w:hAnsi="Arial"/>
@@ -10526,7 +10526,7 @@
             <w:pPr>
               <w:spacing w:after="20" w:before="0"/>
             </w:pPr>
-            <w:hyperlink w:history="1" r:id="rId8tuepjl7ekaqtxcjy-jxk">
+            <w:hyperlink w:history="1" r:id="rIdteuz07hocr0f9a3odwmdy">
               <w:r>
                 <w:rPr>
                   <w:rFonts w:ascii="Arial" w:cs="Arial" w:eastAsia="Arial" w:hAnsi="Arial"/>
@@ -10559,7 +10559,7 @@
               <w:spacing w:after="10" w:before="0"/>
               <w:ind w:left="120"/>
             </w:pPr>
-            <w:hyperlink w:history="1" r:id="rIdpwrbbziljpl66felnia-v">
+            <w:hyperlink w:history="1" r:id="rIdg_01avf0af25_gltd0i0d">
               <w:r>
                 <w:rPr>
                   <w:rFonts w:ascii="Arial" w:cs="Arial" w:eastAsia="Arial" w:hAnsi="Arial"/>
@@ -10604,7 +10604,7 @@
             <w:pPr>
               <w:spacing w:after="20" w:before="0"/>
             </w:pPr>
-            <w:hyperlink w:history="1" r:id="rIdcxvddlunrgdx4v-ns1o22">
+            <w:hyperlink w:history="1" r:id="rIdvm3cz7lvk9nx76nakk4wy">
               <w:r>
                 <w:rPr>
                   <w:rFonts w:ascii="Arial" w:cs="Arial" w:eastAsia="Arial" w:hAnsi="Arial"/>
@@ -10637,7 +10637,7 @@
               <w:spacing w:after="10" w:before="0"/>
               <w:ind w:left="120"/>
             </w:pPr>
-            <w:hyperlink w:history="1" r:id="rIdpu_3ov1bsnp3sfdz4b-p-">
+            <w:hyperlink w:history="1" r:id="rIdz8dkwgg1digkysdkxtc0a">
               <w:r>
                 <w:rPr>
                   <w:rFonts w:ascii="Arial" w:cs="Arial" w:eastAsia="Arial" w:hAnsi="Arial"/>
@@ -10832,7 +10832,7 @@
             <w:pPr>
               <w:spacing w:after="20" w:before="0"/>
             </w:pPr>
-            <w:hyperlink w:history="1" r:id="rIdj8rd3upgxx1wy8d6cfa5y">
+            <w:hyperlink w:history="1" r:id="rIdq1zlxre3mkxjilh0yv7k6">
               <w:r>
                 <w:rPr>
                   <w:rFonts w:ascii="Arial" w:cs="Arial" w:eastAsia="Arial" w:hAnsi="Arial"/>
@@ -10865,7 +10865,7 @@
               <w:spacing w:after="10" w:before="0"/>
               <w:ind w:left="120"/>
             </w:pPr>
-            <w:hyperlink w:history="1" r:id="rIdvxeswy6sjqedbxpzepsrc">
+            <w:hyperlink w:history="1" r:id="rIdc7n3wfqynaag6qtwn9zsv">
               <w:r>
                 <w:rPr>
                   <w:rFonts w:ascii="Arial" w:cs="Arial" w:eastAsia="Arial" w:hAnsi="Arial"/>
@@ -10910,7 +10910,7 @@
             <w:pPr>
               <w:spacing w:after="20" w:before="0"/>
             </w:pPr>
-            <w:hyperlink w:history="1" r:id="rIdhaqumtr75sfcm2etx6zlx">
+            <w:hyperlink w:history="1" r:id="rIdxrhs2gritmdje0v5vxz-x">
               <w:r>
                 <w:rPr>
                   <w:rFonts w:ascii="Arial" w:cs="Arial" w:eastAsia="Arial" w:hAnsi="Arial"/>
@@ -10943,7 +10943,7 @@
               <w:spacing w:after="10" w:before="0"/>
               <w:ind w:left="120"/>
             </w:pPr>
-            <w:hyperlink w:history="1" r:id="rId2zjdeoq7moixjpisviyod">
+            <w:hyperlink w:history="1" r:id="rIdrkgf5oxffcjh1sifypft4">
               <w:r>
                 <w:rPr>
                   <w:rFonts w:ascii="Arial" w:cs="Arial" w:eastAsia="Arial" w:hAnsi="Arial"/>
@@ -10985,7 +10985,7 @@
                 <w:sz w:val="18"/>
                 <w:szCs w:val="18"/>
               </w:rPr>
-              <w:t xml:space="preserve">Learners retrieve the cumulative real-number model they began in Lesson 1 (a large set diagram in their exercise books). In Lesson 1 they drew the outer set 'Real Numbers'. In Lesson 2 they added a number line inside it. Today they add the key structural partition: they draw two non-overlapping subsets inside the Real Numbers set, label one 'Rational Numbers (Q)' and one 'Irrational Numbers'. Inside the Rational Numbers subset they place examples from today: 60.5, 160, 34.5, 1/3, 22/7, 0.142857… = 1/7, √4 = 2. Inside the Irrational Numbers subset they place: π, √2, √3, √5. They annotate each irrational number with a one-phrase note explaining its decimal behaviour. They also add a small inset sketch of the sufuria with the label '28π cm — irrational circumference' with an arrow pointing to the Irrational Numbers subset. Learners share their model with a partner and give one piece of feedback using the stem: 'I notice you placed ___ in ___. I agree/disagree because…'</w:t>
+              <w:t xml:space="preserve">Learners retrieve the cumulative real-number model they began in Lesson 1 (a large set diagram in their exercise books). In Lesson 1 they drew a blob of 'All the numbers I know'. In Lesson 2 they redrew it as a nested Venn diagram of the real numbers. Today they add the key structural partition: they draw two non-overlapping subsets inside the Real Numbers set, label one 'Rational Numbers (Q)' and one 'Irrational Numbers'. Inside the Rational Numbers subset they place examples from today: 60.5, 160, 34.5, 1/3, 22/7, 0.142857… = 1/7, √4 = 2. Inside the Irrational Numbers subset they place: π, √2, √3, √5. They annotate each irrational number with a one-phrase note explaining its decimal behaviour. They also add a small inset sketch of the sufuria with the label '28π cm — irrational circumference' with an arrow pointing to the Irrational Numbers subset. Learners share their model with a partner and give one piece of feedback using the stem: 'I notice you placed ___ in ___. I agree/disagree because…'</w:t>
             </w:r>
           </w:p>
         </w:tc>
@@ -11455,7 +11455,7 @@
         </w:rPr>
         <w:t xml:space="preserve">© 2026 SeaVuria and ARES. Aligned with KICD objectives. Developed by SeaVuria; technical implementation by ARES (with AI assistance from Claude). Licensed under </w:t>
       </w:r>
-      <w:hyperlink w:history="1" r:id="rIdihim_86bi3tdlysflqqzk">
+      <w:hyperlink w:history="1" r:id="rIdlyjb6vknmlmi8p-3w_o_q">
         <w:r>
           <w:rPr>
             <w:rFonts w:ascii="Arial" w:cs="Arial" w:eastAsia="Arial" w:hAnsi="Arial"/>
@@ -11476,7 +11476,7 @@
         </w:rPr>
         <w:t xml:space="preserve"> (</w:t>
       </w:r>
-      <w:hyperlink w:history="1" r:id="rIdxhn3h8rgzjat9zcivhdic">
+      <w:hyperlink w:history="1" r:id="rId7q7hq7hmjyvaq9hzp4dmb">
         <w:r>
           <w:rPr>
             <w:rFonts w:ascii="Arial" w:cs="Arial" w:eastAsia="Arial" w:hAnsi="Arial"/>
@@ -12489,7 +12489,7 @@
             <w:pPr>
               <w:spacing w:after="20" w:before="0"/>
             </w:pPr>
-            <w:hyperlink w:history="1" r:id="rId-vnmndkxxd0qcjnjdq4pj">
+            <w:hyperlink w:history="1" r:id="rId2prs_w8k3md77s12z8fqv">
               <w:r>
                 <w:rPr>
                   <w:rFonts w:ascii="Arial" w:cs="Arial" w:eastAsia="Arial" w:hAnsi="Arial"/>
@@ -12522,7 +12522,7 @@
               <w:spacing w:after="10" w:before="0"/>
               <w:ind w:left="120"/>
             </w:pPr>
-            <w:hyperlink w:history="1" r:id="rIdxnrme1cyikcyjdkos55zx">
+            <w:hyperlink w:history="1" r:id="rIdz9ma9p_a4uioq5_6v2y5l">
               <w:r>
                 <w:rPr>
                   <w:rFonts w:ascii="Arial" w:cs="Arial" w:eastAsia="Arial" w:hAnsi="Arial"/>
@@ -12567,7 +12567,7 @@
             <w:pPr>
               <w:spacing w:after="20" w:before="0"/>
             </w:pPr>
-            <w:hyperlink w:history="1" r:id="rId0aclqonn2zju7ppt4tgbg">
+            <w:hyperlink w:history="1" r:id="rId8_m7uaqspfk3phlvnwy58">
               <w:r>
                 <w:rPr>
                   <w:rFonts w:ascii="Arial" w:cs="Arial" w:eastAsia="Arial" w:hAnsi="Arial"/>
@@ -12600,7 +12600,7 @@
               <w:spacing w:after="10" w:before="0"/>
               <w:ind w:left="120"/>
             </w:pPr>
-            <w:hyperlink w:history="1" r:id="rId1lrvqkwx3bhlumkl7d75u">
+            <w:hyperlink w:history="1" r:id="rIds9y5mw3gwng_5ur6w4ydg">
               <w:r>
                 <w:rPr>
                   <w:rFonts w:ascii="Arial" w:cs="Arial" w:eastAsia="Arial" w:hAnsi="Arial"/>
@@ -12795,7 +12795,7 @@
             <w:pPr>
               <w:spacing w:after="20" w:before="0"/>
             </w:pPr>
-            <w:hyperlink w:history="1" r:id="rId7mqsl3kny4gxn-8b7onca">
+            <w:hyperlink w:history="1" r:id="rIdxg6tqz_kfyrdm56rkoiuw">
               <w:r>
                 <w:rPr>
                   <w:rFonts w:ascii="Arial" w:cs="Arial" w:eastAsia="Arial" w:hAnsi="Arial"/>
@@ -12828,7 +12828,7 @@
               <w:spacing w:after="10" w:before="0"/>
               <w:ind w:left="120"/>
             </w:pPr>
-            <w:hyperlink w:history="1" r:id="rIdqtmoke1rljih6cenem2i9">
+            <w:hyperlink w:history="1" r:id="rIdloyq6lh42t97busvy-cku">
               <w:r>
                 <w:rPr>
                   <w:rFonts w:ascii="Arial" w:cs="Arial" w:eastAsia="Arial" w:hAnsi="Arial"/>
@@ -12873,7 +12873,7 @@
             <w:pPr>
               <w:spacing w:after="20" w:before="0"/>
             </w:pPr>
-            <w:hyperlink w:history="1" r:id="rIdzx2vw-5t8e4dgbovku04n">
+            <w:hyperlink w:history="1" r:id="rIdg-geugr2unie0-qf6jreh">
               <w:r>
                 <w:rPr>
                   <w:rFonts w:ascii="Arial" w:cs="Arial" w:eastAsia="Arial" w:hAnsi="Arial"/>
@@ -12906,7 +12906,7 @@
               <w:spacing w:after="10" w:before="0"/>
               <w:ind w:left="120"/>
             </w:pPr>
-            <w:hyperlink w:history="1" r:id="rIdg-1kzwmik7mofwryhxpyf">
+            <w:hyperlink w:history="1" r:id="rIdwnrnfvni82ihbwvw0bvp9">
               <w:r>
                 <w:rPr>
                   <w:rFonts w:ascii="Arial" w:cs="Arial" w:eastAsia="Arial" w:hAnsi="Arial"/>
@@ -13101,7 +13101,7 @@
             <w:pPr>
               <w:spacing w:after="20" w:before="0"/>
             </w:pPr>
-            <w:hyperlink w:history="1" r:id="rIdgjshia8vv7ghy7popdu0d">
+            <w:hyperlink w:history="1" r:id="rIdlli16yjbpnp8vwtkkyxn2">
               <w:r>
                 <w:rPr>
                   <w:rFonts w:ascii="Arial" w:cs="Arial" w:eastAsia="Arial" w:hAnsi="Arial"/>
@@ -13134,7 +13134,7 @@
               <w:spacing w:after="10" w:before="0"/>
               <w:ind w:left="120"/>
             </w:pPr>
-            <w:hyperlink w:history="1" r:id="rIdwsdqobs-lg0cj1za9w9_x">
+            <w:hyperlink w:history="1" r:id="rIdfegliftvbiuy0yzdagyt5">
               <w:r>
                 <w:rPr>
                   <w:rFonts w:ascii="Arial" w:cs="Arial" w:eastAsia="Arial" w:hAnsi="Arial"/>
@@ -13179,7 +13179,7 @@
             <w:pPr>
               <w:spacing w:after="20" w:before="0"/>
             </w:pPr>
-            <w:hyperlink w:history="1" r:id="rIdqb3w8vguczuznhd3n_16g">
+            <w:hyperlink w:history="1" r:id="rId5agv-k3wvyc9n9lanc7go">
               <w:r>
                 <w:rPr>
                   <w:rFonts w:ascii="Arial" w:cs="Arial" w:eastAsia="Arial" w:hAnsi="Arial"/>
@@ -13212,7 +13212,7 @@
               <w:spacing w:after="10" w:before="0"/>
               <w:ind w:left="120"/>
             </w:pPr>
-            <w:hyperlink w:history="1" r:id="rId1z_cepaeulodobpo5k644">
+            <w:hyperlink w:history="1" r:id="rIdib-xiiebbp2d5zzxkzhkv">
               <w:r>
                 <w:rPr>
                   <w:rFonts w:ascii="Arial" w:cs="Arial" w:eastAsia="Arial" w:hAnsi="Arial"/>
@@ -13407,7 +13407,7 @@
             <w:pPr>
               <w:spacing w:after="20" w:before="0"/>
             </w:pPr>
-            <w:hyperlink w:history="1" r:id="rIdizhwil2-8ittfr1jvyq1r">
+            <w:hyperlink w:history="1" r:id="rIdj3onc32uwc2nrfj-oy6av">
               <w:r>
                 <w:rPr>
                   <w:rFonts w:ascii="Arial" w:cs="Arial" w:eastAsia="Arial" w:hAnsi="Arial"/>
@@ -13440,7 +13440,7 @@
               <w:spacing w:after="10" w:before="0"/>
               <w:ind w:left="120"/>
             </w:pPr>
-            <w:hyperlink w:history="1" r:id="rId5x788bsczmahpm9wc8epm">
+            <w:hyperlink w:history="1" r:id="rIdbep08hwgnuo1rzc-pcxel">
               <w:r>
                 <w:rPr>
                   <w:rFonts w:ascii="Arial" w:cs="Arial" w:eastAsia="Arial" w:hAnsi="Arial"/>
@@ -13485,7 +13485,7 @@
             <w:pPr>
               <w:spacing w:after="20" w:before="0"/>
             </w:pPr>
-            <w:hyperlink w:history="1" r:id="rIdz2ohzu3ixrkct6p7-8ouo">
+            <w:hyperlink w:history="1" r:id="rIdbjhkyv-f4dm-gypkdgqdc">
               <w:r>
                 <w:rPr>
                   <w:rFonts w:ascii="Arial" w:cs="Arial" w:eastAsia="Arial" w:hAnsi="Arial"/>
@@ -13518,7 +13518,7 @@
               <w:spacing w:after="10" w:before="0"/>
               <w:ind w:left="120"/>
             </w:pPr>
-            <w:hyperlink w:history="1" r:id="rId_p4mjqb4prhinhml-qi2_">
+            <w:hyperlink w:history="1" r:id="rIddg75crzcf92nsxhuetwbc">
               <w:r>
                 <w:rPr>
                   <w:rFonts w:ascii="Arial" w:cs="Arial" w:eastAsia="Arial" w:hAnsi="Arial"/>
@@ -13713,7 +13713,7 @@
             <w:pPr>
               <w:spacing w:after="20" w:before="0"/>
             </w:pPr>
-            <w:hyperlink w:history="1" r:id="rIdqsg0dy05qcl0rkqbufefq">
+            <w:hyperlink w:history="1" r:id="rIdkllgcr4_ksn3qpa64p7ut">
               <w:r>
                 <w:rPr>
                   <w:rFonts w:ascii="Arial" w:cs="Arial" w:eastAsia="Arial" w:hAnsi="Arial"/>
@@ -13746,7 +13746,7 @@
               <w:spacing w:after="10" w:before="0"/>
               <w:ind w:left="120"/>
             </w:pPr>
-            <w:hyperlink w:history="1" r:id="rIdm3gusv_02lpxhvw4y9az5">
+            <w:hyperlink w:history="1" r:id="rId2y1cufx_5xktux2tlkl6l">
               <w:r>
                 <w:rPr>
                   <w:rFonts w:ascii="Arial" w:cs="Arial" w:eastAsia="Arial" w:hAnsi="Arial"/>
@@ -13791,7 +13791,7 @@
             <w:pPr>
               <w:spacing w:after="20" w:before="0"/>
             </w:pPr>
-            <w:hyperlink w:history="1" r:id="rIdlrw5u7zdr5xhhqxoz_fau">
+            <w:hyperlink w:history="1" r:id="rId4xzdgaktp6eimnec9xu6u">
               <w:r>
                 <w:rPr>
                   <w:rFonts w:ascii="Arial" w:cs="Arial" w:eastAsia="Arial" w:hAnsi="Arial"/>
@@ -13824,7 +13824,7 @@
               <w:spacing w:after="10" w:before="0"/>
               <w:ind w:left="120"/>
             </w:pPr>
-            <w:hyperlink w:history="1" r:id="rIdc6wt00xkt8psagr_qkpfo">
+            <w:hyperlink w:history="1" r:id="rIdyuzlb1cksdgdz_vcab-jf">
               <w:r>
                 <w:rPr>
                   <w:rFonts w:ascii="Arial" w:cs="Arial" w:eastAsia="Arial" w:hAnsi="Arial"/>
@@ -14336,7 +14336,7 @@
         </w:rPr>
         <w:t xml:space="preserve">© 2026 SeaVuria and ARES. Aligned with KICD objectives. Developed by SeaVuria; technical implementation by ARES (with AI assistance from Claude). Licensed under </w:t>
       </w:r>
-      <w:hyperlink w:history="1" r:id="rId867v3vaxg-_axfxishywq">
+      <w:hyperlink w:history="1" r:id="rIdvqyohcwocm9jbkfjslq3_">
         <w:r>
           <w:rPr>
             <w:rFonts w:ascii="Arial" w:cs="Arial" w:eastAsia="Arial" w:hAnsi="Arial"/>
@@ -14357,7 +14357,7 @@
         </w:rPr>
         <w:t xml:space="preserve"> (</w:t>
       </w:r>
-      <w:hyperlink w:history="1" r:id="rIdt6id9-qsmtup3whbsvdn-">
+      <w:hyperlink w:history="1" r:id="rIdldrj6eypkyzcxezkydc-x">
         <w:r>
           <w:rPr>
             <w:rFonts w:ascii="Arial" w:cs="Arial" w:eastAsia="Arial" w:hAnsi="Arial"/>
@@ -15569,7 +15569,7 @@
             <w:pPr>
               <w:spacing w:after="20" w:before="0"/>
             </w:pPr>
-            <w:hyperlink w:history="1" r:id="rId2caaovsonwtdbzsvuat6m">
+            <w:hyperlink w:history="1" r:id="rIdbz9is0s1no2yw2htzehzs">
               <w:r>
                 <w:rPr>
                   <w:rFonts w:ascii="Arial" w:cs="Arial" w:eastAsia="Arial" w:hAnsi="Arial"/>
@@ -15618,7 +15618,7 @@
               <w:spacing w:after="10" w:before="0"/>
               <w:ind w:left="120"/>
             </w:pPr>
-            <w:hyperlink w:history="1" r:id="rIdw-yds05e0zlgxeun80t-q">
+            <w:hyperlink w:history="1" r:id="rIdr-lzc2coahcvd2jdxhyi8">
               <w:r>
                 <w:rPr>
                   <w:rFonts w:ascii="Arial" w:cs="Arial" w:eastAsia="Arial" w:hAnsi="Arial"/>
@@ -15663,7 +15663,7 @@
             <w:pPr>
               <w:spacing w:after="20" w:before="0"/>
             </w:pPr>
-            <w:hyperlink w:history="1" r:id="rIdidgafc2n_ibs91-v5ifkh">
+            <w:hyperlink w:history="1" r:id="rIdsncv6lbc28vlcrexlfgah">
               <w:r>
                 <w:rPr>
                   <w:rFonts w:ascii="Arial" w:cs="Arial" w:eastAsia="Arial" w:hAnsi="Arial"/>
@@ -15696,7 +15696,7 @@
               <w:spacing w:after="10" w:before="0"/>
               <w:ind w:left="120"/>
             </w:pPr>
-            <w:hyperlink w:history="1" r:id="rId2cinwxedhzv1o9b7cjdlb">
+            <w:hyperlink w:history="1" r:id="rIdae061zfe1woe8cs5poe2b">
               <w:r>
                 <w:rPr>
                   <w:rFonts w:ascii="Arial" w:cs="Arial" w:eastAsia="Arial" w:hAnsi="Arial"/>
@@ -15891,7 +15891,7 @@
             <w:pPr>
               <w:spacing w:after="20" w:before="0"/>
             </w:pPr>
-            <w:hyperlink w:history="1" r:id="rId0do7p-5doj-5q7ur75vf7">
+            <w:hyperlink w:history="1" r:id="rId4oymxjmblu7fs2rzgnyn2">
               <w:r>
                 <w:rPr>
                   <w:rFonts w:ascii="Arial" w:cs="Arial" w:eastAsia="Arial" w:hAnsi="Arial"/>
@@ -15940,7 +15940,7 @@
               <w:spacing w:after="10" w:before="0"/>
               <w:ind w:left="120"/>
             </w:pPr>
-            <w:hyperlink w:history="1" r:id="rIdkz4101xxdciblifkg-vts">
+            <w:hyperlink w:history="1" r:id="rIdhi6rtryi--y5fdb8glbau">
               <w:r>
                 <w:rPr>
                   <w:rFonts w:ascii="Arial" w:cs="Arial" w:eastAsia="Arial" w:hAnsi="Arial"/>
@@ -15985,7 +15985,7 @@
             <w:pPr>
               <w:spacing w:after="20" w:before="0"/>
             </w:pPr>
-            <w:hyperlink w:history="1" r:id="rIdtcndq_vpxa0qqcdvtmp3f">
+            <w:hyperlink w:history="1" r:id="rIdtwfmef2gjj-ho9icg91rv">
               <w:r>
                 <w:rPr>
                   <w:rFonts w:ascii="Arial" w:cs="Arial" w:eastAsia="Arial" w:hAnsi="Arial"/>
@@ -16018,7 +16018,7 @@
               <w:spacing w:after="10" w:before="0"/>
               <w:ind w:left="120"/>
             </w:pPr>
-            <w:hyperlink w:history="1" r:id="rIdbx_73j7gygtwe8qkkqbpb">
+            <w:hyperlink w:history="1" r:id="rIdyieikkdmyanzhcwt__2-2">
               <w:r>
                 <w:rPr>
                   <w:rFonts w:ascii="Arial" w:cs="Arial" w:eastAsia="Arial" w:hAnsi="Arial"/>
@@ -16060,7 +16060,7 @@
                 <w:sz w:val="18"/>
                 <w:szCs w:val="18"/>
               </w:rPr>
-              <w:t xml:space="preserve">Learners work in groups of 4 on a structured 'Calculation Station' worksheet with three sections. Section A (BODMAS warm-up, 3 questions): e.g. 'A mama mboga in Gikomba charges Ksh 60.50 for a 2 kg packet of unga and Ksh 15.00 for 500 g of sukuma wiki. She also gives a discount of Ksh 5.25. Calculate the total cost without a calculator, showing all steps in BODMAS order.' Section B (Combining number types, 4 questions): learners compute (i) 1/4 + 0.75, (ii) π + 3, (iii) √2 × √2, (iv) 28 × π — writing the exact symbolic answer AND a decimal approximation to 4 d.p. for each. Section C (Pattern hunt, 1 question): 'Look at your four answers in Section B. Make a conjecture: what determines whether your answer is rational or irrational?' Groups record their conjecture as a full sentence.</w:t>
+              <w:t xml:space="preserve">Learners work in groups of 4 on a structured 'Calculation Station' worksheet with three sections. Section A (BODMAS warm-up, 3 questions): e.g. 'A mama mboga in Gikomba charges Ksh 60.50 for a 1 kg packet of unga and Ksh 15.00 for 500 g of sukuma wiki. She also gives a discount of Ksh 5.25. Calculate the total cost without a calculator, showing all steps in BODMAS order.' Section B (Combining number types, 4 questions): learners compute (i) 1/4 + 0.75, (ii) π + 3, (iii) √2 × √2, (iv) 28 × π — writing the exact symbolic answer AND a decimal approximation to 4 d.p. for each. Section C (Pattern hunt, 1 question): 'Look at your four answers in Section B. Make a conjecture: what determines whether your answer is rational or irrational?' Groups record their conjecture as a full sentence.</w:t>
             </w:r>
           </w:p>
         </w:tc>
@@ -16213,7 +16213,7 @@
             <w:pPr>
               <w:spacing w:after="20" w:before="0"/>
             </w:pPr>
-            <w:hyperlink w:history="1" r:id="rIdmata2-_-7iomcrkgxa81a">
+            <w:hyperlink w:history="1" r:id="rIdwrc4rwx7gc-ltvjsvndtl">
               <w:r>
                 <w:rPr>
                   <w:rFonts w:ascii="Arial" w:cs="Arial" w:eastAsia="Arial" w:hAnsi="Arial"/>
@@ -16262,7 +16262,7 @@
               <w:spacing w:after="10" w:before="0"/>
               <w:ind w:left="120"/>
             </w:pPr>
-            <w:hyperlink w:history="1" r:id="rIdue_ntpy51ip1a_himwg2r">
+            <w:hyperlink w:history="1" r:id="rIdh6eguplswwaehv6gh4i2m">
               <w:r>
                 <w:rPr>
                   <w:rFonts w:ascii="Arial" w:cs="Arial" w:eastAsia="Arial" w:hAnsi="Arial"/>
@@ -16307,7 +16307,7 @@
             <w:pPr>
               <w:spacing w:after="20" w:before="0"/>
             </w:pPr>
-            <w:hyperlink w:history="1" r:id="rIdzqyu8cpze5ot2goxs1dex">
+            <w:hyperlink w:history="1" r:id="rIdpr4avv3z-ngwe1rv9ftix">
               <w:r>
                 <w:rPr>
                   <w:rFonts w:ascii="Arial" w:cs="Arial" w:eastAsia="Arial" w:hAnsi="Arial"/>
@@ -16340,7 +16340,7 @@
               <w:spacing w:after="10" w:before="0"/>
               <w:ind w:left="120"/>
             </w:pPr>
-            <w:hyperlink w:history="1" r:id="rIdtmrjrldkxdy9vl3n6hc-h">
+            <w:hyperlink w:history="1" r:id="rIdbj14bskkxjohqtsomgyod">
               <w:r>
                 <w:rPr>
                   <w:rFonts w:ascii="Arial" w:cs="Arial" w:eastAsia="Arial" w:hAnsi="Arial"/>
@@ -16535,7 +16535,7 @@
             <w:pPr>
               <w:spacing w:after="20" w:before="0"/>
             </w:pPr>
-            <w:hyperlink w:history="1" r:id="rIdyuvbswf5mvuuqiqt7cdkh">
+            <w:hyperlink w:history="1" r:id="rIdgba6nl0i4kv_3tunvf6cl">
               <w:r>
                 <w:rPr>
                   <w:rFonts w:ascii="Arial" w:cs="Arial" w:eastAsia="Arial" w:hAnsi="Arial"/>
@@ -16584,7 +16584,7 @@
               <w:spacing w:after="10" w:before="0"/>
               <w:ind w:left="120"/>
             </w:pPr>
-            <w:hyperlink w:history="1" r:id="rId5rhqljdur8rlgnai9_ix2">
+            <w:hyperlink w:history="1" r:id="rIdvcujefpcox_cfqk58ewzu">
               <w:r>
                 <w:rPr>
                   <w:rFonts w:ascii="Arial" w:cs="Arial" w:eastAsia="Arial" w:hAnsi="Arial"/>
@@ -16629,7 +16629,7 @@
             <w:pPr>
               <w:spacing w:after="20" w:before="0"/>
             </w:pPr>
-            <w:hyperlink w:history="1" r:id="rIddngbhtiuxuxdwsp_omufa">
+            <w:hyperlink w:history="1" r:id="rId5mznnbtax1hfyxkno0fcd">
               <w:r>
                 <w:rPr>
                   <w:rFonts w:ascii="Arial" w:cs="Arial" w:eastAsia="Arial" w:hAnsi="Arial"/>
@@ -16662,7 +16662,7 @@
               <w:spacing w:after="10" w:before="0"/>
               <w:ind w:left="120"/>
             </w:pPr>
-            <w:hyperlink w:history="1" r:id="rId0umlo07kyfpi3zseevg92">
+            <w:hyperlink w:history="1" r:id="rIdozfibxb-eoclvlardfs1d">
               <w:r>
                 <w:rPr>
                   <w:rFonts w:ascii="Arial" w:cs="Arial" w:eastAsia="Arial" w:hAnsi="Arial"/>
@@ -16857,7 +16857,7 @@
             <w:pPr>
               <w:spacing w:after="20" w:before="0"/>
             </w:pPr>
-            <w:hyperlink w:history="1" r:id="rId9xs-47foj48vp-btttm3-">
+            <w:hyperlink w:history="1" r:id="rIdyltgaowwgu5f4qmd8wvy3">
               <w:r>
                 <w:rPr>
                   <w:rFonts w:ascii="Arial" w:cs="Arial" w:eastAsia="Arial" w:hAnsi="Arial"/>
@@ -16906,7 +16906,7 @@
               <w:spacing w:after="10" w:before="0"/>
               <w:ind w:left="120"/>
             </w:pPr>
-            <w:hyperlink w:history="1" r:id="rIdv7txcwk5q82utddwtwkb9">
+            <w:hyperlink w:history="1" r:id="rIdly8v2q0fn5hitmroevf3n">
               <w:r>
                 <w:rPr>
                   <w:rFonts w:ascii="Arial" w:cs="Arial" w:eastAsia="Arial" w:hAnsi="Arial"/>
@@ -16951,7 +16951,7 @@
             <w:pPr>
               <w:spacing w:after="20" w:before="0"/>
             </w:pPr>
-            <w:hyperlink w:history="1" r:id="rId2dqvqp3ycogtg6umevdyx">
+            <w:hyperlink w:history="1" r:id="rIdwrlu7omh5oaf9aku16in_">
               <w:r>
                 <w:rPr>
                   <w:rFonts w:ascii="Arial" w:cs="Arial" w:eastAsia="Arial" w:hAnsi="Arial"/>
@@ -16984,7 +16984,7 @@
               <w:spacing w:after="10" w:before="0"/>
               <w:ind w:left="120"/>
             </w:pPr>
-            <w:hyperlink w:history="1" r:id="rIdjtefjvyzhfqqi6vqcaml6">
+            <w:hyperlink w:history="1" r:id="rIdrivfq5j937xmtli-plfym">
               <w:r>
                 <w:rPr>
                   <w:rFonts w:ascii="Arial" w:cs="Arial" w:eastAsia="Arial" w:hAnsi="Arial"/>
@@ -17572,7 +17572,7 @@
         </w:rPr>
         <w:t xml:space="preserve">© 2026 SeaVuria and ARES. Aligned with KICD objectives. Developed by SeaVuria; technical implementation by ARES (with AI assistance from Claude). Licensed under </w:t>
       </w:r>
-      <w:hyperlink w:history="1" r:id="rIdz4qfz4w2az0xxhtr59mss">
+      <w:hyperlink w:history="1" r:id="rIdcxrsxuocpj667ggopmvs4">
         <w:r>
           <w:rPr>
             <w:rFonts w:ascii="Arial" w:cs="Arial" w:eastAsia="Arial" w:hAnsi="Arial"/>
@@ -17593,7 +17593,7 @@
         </w:rPr>
         <w:t xml:space="preserve"> (</w:t>
       </w:r>
-      <w:hyperlink w:history="1" r:id="rIdd0xcgtxafob8pqpkhf69b">
+      <w:hyperlink w:history="1" r:id="rIdmzpl9qvh7lyjf9csynpwp">
         <w:r>
           <w:rPr>
             <w:rFonts w:ascii="Arial" w:cs="Arial" w:eastAsia="Arial" w:hAnsi="Arial"/>
@@ -18323,7 +18323,7 @@
                 <w:sz w:val="18"/>
                 <w:szCs w:val="18"/>
               </w:rPr>
-              <w:t xml:space="preserve">Lesson 6 of 8 in the evidence-gathering sequence. Learners move from classifying real numbers (Lessons 1–5) to operating on them. The lesson opens with a Predict phase in which learners estimate a multi-step market bill before computing it formally. The Observe phase presents three worked Kenyan market scenarios (ugali flour + sukuma wiki + tomatoes) structured as BODMAS expressions of increasing complexity, which pairs solve and then peer-mark using teacher-issued answer keys. The Explain phase surfaces the two most common errors — ignoring brackets and premature rounding of π — through whole-class discussion, with the sufuria circumference formula as the unifying thread. The DQB is updated to record the insight that "operation rules apply equally to rational and irrational numbers, but rounding irrational numbers mid-calculation amplifies error." The lesson closes with a Model-Building phase in which learners revise their cumulative real-number models to show how the four operations interact with the rational/irrational distinction.</w:t>
+              <w:t xml:space="preserve">Lesson 6 of 8 in the evidence-gathering sequence. Learners move from classifying real numbers (Lessons 1–4) to operating on them (begun in Lesson 5). The lesson opens with a Predict phase in which learners estimate a multi-step market bill before computing it formally. The Observe phase presents three worked Kenyan market scenarios (ugali flour + sukuma wiki + tomatoes) structured as BODMAS expressions of increasing complexity, which pairs solve and then peer-mark using teacher-issued answer keys. The Explain phase surfaces the two most common errors — ignoring brackets and premature rounding of π — through whole-class discussion, with the sufuria circumference formula as the unifying thread. The DQB is updated to record the insight that "operation rules apply equally to rational and irrational numbers, but rounding irrational numbers mid-calculation amplifies error." The lesson closes with a Model-Building phase in which learners revise their cumulative real-number models to show how the four operations interact with the rational/irrational distinction.</w:t>
             </w:r>
           </w:p>
         </w:tc>
@@ -18606,7 +18606,7 @@
             <w:pPr>
               <w:spacing w:after="20" w:before="0"/>
             </w:pPr>
-            <w:hyperlink w:history="1" r:id="rIditjfprdwvfvxizbqwqjgo">
+            <w:hyperlink w:history="1" r:id="rIdo-tbluf-j6flm6hjpls0v">
               <w:r>
                 <w:rPr>
                   <w:rFonts w:ascii="Arial" w:cs="Arial" w:eastAsia="Arial" w:hAnsi="Arial"/>
@@ -18639,7 +18639,7 @@
               <w:spacing w:after="10" w:before="0"/>
               <w:ind w:left="120"/>
             </w:pPr>
-            <w:hyperlink w:history="1" r:id="rIdfgs2d_pewze6h1phm720o">
+            <w:hyperlink w:history="1" r:id="rIdfkgi9gpjkmmhluojg_cje">
               <w:r>
                 <w:rPr>
                   <w:rFonts w:ascii="Arial" w:cs="Arial" w:eastAsia="Arial" w:hAnsi="Arial"/>
@@ -18684,7 +18684,7 @@
             <w:pPr>
               <w:spacing w:after="20" w:before="0"/>
             </w:pPr>
-            <w:hyperlink w:history="1" r:id="rIdcj-lrcjlophtn-rtlu_i4">
+            <w:hyperlink w:history="1" r:id="rIdj5mpqrz2vhjsfw0cqio_j">
               <w:r>
                 <w:rPr>
                   <w:rFonts w:ascii="Arial" w:cs="Arial" w:eastAsia="Arial" w:hAnsi="Arial"/>
@@ -18717,7 +18717,7 @@
               <w:spacing w:after="10" w:before="0"/>
               <w:ind w:left="120"/>
             </w:pPr>
-            <w:hyperlink w:history="1" r:id="rId5n4yna_k_h-jcjwcfxam8">
+            <w:hyperlink w:history="1" r:id="rIdeml7uqazdhxtik93cqubz">
               <w:r>
                 <w:rPr>
                   <w:rFonts w:ascii="Arial" w:cs="Arial" w:eastAsia="Arial" w:hAnsi="Arial"/>
@@ -18912,7 +18912,7 @@
             <w:pPr>
               <w:spacing w:after="20" w:before="0"/>
             </w:pPr>
-            <w:hyperlink w:history="1" r:id="rIdehfdk2v8fyjxhhcohgovn">
+            <w:hyperlink w:history="1" r:id="rId75twtzyjywdkfby4plnoi">
               <w:r>
                 <w:rPr>
                   <w:rFonts w:ascii="Arial" w:cs="Arial" w:eastAsia="Arial" w:hAnsi="Arial"/>
@@ -18945,7 +18945,7 @@
               <w:spacing w:after="10" w:before="0"/>
               <w:ind w:left="120"/>
             </w:pPr>
-            <w:hyperlink w:history="1" r:id="rIdwebtnhtdjiavgbeme8cqz">
+            <w:hyperlink w:history="1" r:id="rId9oues2bjbwy7qhdpzz8yd">
               <w:r>
                 <w:rPr>
                   <w:rFonts w:ascii="Arial" w:cs="Arial" w:eastAsia="Arial" w:hAnsi="Arial"/>
@@ -18990,7 +18990,7 @@
             <w:pPr>
               <w:spacing w:after="20" w:before="0"/>
             </w:pPr>
-            <w:hyperlink w:history="1" r:id="rId5udv7popq3ie8e9t4fvh2">
+            <w:hyperlink w:history="1" r:id="rIdfxgfptnj0meq4dbhezo4f">
               <w:r>
                 <w:rPr>
                   <w:rFonts w:ascii="Arial" w:cs="Arial" w:eastAsia="Arial" w:hAnsi="Arial"/>
@@ -19023,7 +19023,7 @@
               <w:spacing w:after="10" w:before="0"/>
               <w:ind w:left="120"/>
             </w:pPr>
-            <w:hyperlink w:history="1" r:id="rId8phyul6_wj0zqilc3ctjr">
+            <w:hyperlink w:history="1" r:id="rIdxiraarptoml0tywcccbsg">
               <w:r>
                 <w:rPr>
                   <w:rFonts w:ascii="Arial" w:cs="Arial" w:eastAsia="Arial" w:hAnsi="Arial"/>
@@ -19218,7 +19218,7 @@
             <w:pPr>
               <w:spacing w:after="20" w:before="0"/>
             </w:pPr>
-            <w:hyperlink w:history="1" r:id="rId5pwnosq9m1gyz6hlbamib">
+            <w:hyperlink w:history="1" r:id="rIdk1q5ustespt-t5kxb5bsi">
               <w:r>
                 <w:rPr>
                   <w:rFonts w:ascii="Arial" w:cs="Arial" w:eastAsia="Arial" w:hAnsi="Arial"/>
@@ -19251,7 +19251,7 @@
               <w:spacing w:after="10" w:before="0"/>
               <w:ind w:left="120"/>
             </w:pPr>
-            <w:hyperlink w:history="1" r:id="rIdo9ynisf8abbro-aloyxnb">
+            <w:hyperlink w:history="1" r:id="rId8bvrjrlcfkg927qocy_7l">
               <w:r>
                 <w:rPr>
                   <w:rFonts w:ascii="Arial" w:cs="Arial" w:eastAsia="Arial" w:hAnsi="Arial"/>
@@ -19296,7 +19296,7 @@
             <w:pPr>
               <w:spacing w:after="20" w:before="0"/>
             </w:pPr>
-            <w:hyperlink w:history="1" r:id="rIdjfzw27tc6d1bdpxmzz4i2">
+            <w:hyperlink w:history="1" r:id="rIdp1ywtqtbp1f2tnmzztjw0">
               <w:r>
                 <w:rPr>
                   <w:rFonts w:ascii="Arial" w:cs="Arial" w:eastAsia="Arial" w:hAnsi="Arial"/>
@@ -19329,7 +19329,7 @@
               <w:spacing w:after="10" w:before="0"/>
               <w:ind w:left="120"/>
             </w:pPr>
-            <w:hyperlink w:history="1" r:id="rIdivsdrlmh8qoiav2n9oaty">
+            <w:hyperlink w:history="1" r:id="rId66vnnbdjyusyp9brak18o">
               <w:r>
                 <w:rPr>
                   <w:rFonts w:ascii="Arial" w:cs="Arial" w:eastAsia="Arial" w:hAnsi="Arial"/>
@@ -19524,7 +19524,7 @@
             <w:pPr>
               <w:spacing w:after="20" w:before="0"/>
             </w:pPr>
-            <w:hyperlink w:history="1" r:id="rId4s_lcikrlvtyhucpjtkkp">
+            <w:hyperlink w:history="1" r:id="rIda8qjd8y4cqghvvjevjjyb">
               <w:r>
                 <w:rPr>
                   <w:rFonts w:ascii="Arial" w:cs="Arial" w:eastAsia="Arial" w:hAnsi="Arial"/>
@@ -19557,7 +19557,7 @@
               <w:spacing w:after="10" w:before="0"/>
               <w:ind w:left="120"/>
             </w:pPr>
-            <w:hyperlink w:history="1" r:id="rId45y1_q1faqvedczewekha">
+            <w:hyperlink w:history="1" r:id="rIdmkqk5huqjyomrgj03hyju">
               <w:r>
                 <w:rPr>
                   <w:rFonts w:ascii="Arial" w:cs="Arial" w:eastAsia="Arial" w:hAnsi="Arial"/>
@@ -19602,7 +19602,7 @@
             <w:pPr>
               <w:spacing w:after="20" w:before="0"/>
             </w:pPr>
-            <w:hyperlink w:history="1" r:id="rIdezqarafjgljnfl4pnvqxp">
+            <w:hyperlink w:history="1" r:id="rIdpumszdmmbclkgpdlvt43c">
               <w:r>
                 <w:rPr>
                   <w:rFonts w:ascii="Arial" w:cs="Arial" w:eastAsia="Arial" w:hAnsi="Arial"/>
@@ -19635,7 +19635,7 @@
               <w:spacing w:after="10" w:before="0"/>
               <w:ind w:left="120"/>
             </w:pPr>
-            <w:hyperlink w:history="1" r:id="rId2bmbuevb1tp7t3pepgofx">
+            <w:hyperlink w:history="1" r:id="rIdvs6ivigtxfeejt5fnto2a">
               <w:r>
                 <w:rPr>
                   <w:rFonts w:ascii="Arial" w:cs="Arial" w:eastAsia="Arial" w:hAnsi="Arial"/>
@@ -19830,7 +19830,7 @@
             <w:pPr>
               <w:spacing w:after="20" w:before="0"/>
             </w:pPr>
-            <w:hyperlink w:history="1" r:id="rIdrlghgw_b3zrqp8qsew8jw">
+            <w:hyperlink w:history="1" r:id="rIdkobwguejq6fbg7lmubyoq">
               <w:r>
                 <w:rPr>
                   <w:rFonts w:ascii="Arial" w:cs="Arial" w:eastAsia="Arial" w:hAnsi="Arial"/>
@@ -19863,7 +19863,7 @@
               <w:spacing w:after="10" w:before="0"/>
               <w:ind w:left="120"/>
             </w:pPr>
-            <w:hyperlink w:history="1" r:id="rIdcvx1x-gozfebhmrwq5qix">
+            <w:hyperlink w:history="1" r:id="rIdgnq46cpind1zjjytdq2jx">
               <w:r>
                 <w:rPr>
                   <w:rFonts w:ascii="Arial" w:cs="Arial" w:eastAsia="Arial" w:hAnsi="Arial"/>
@@ -19908,7 +19908,7 @@
             <w:pPr>
               <w:spacing w:after="20" w:before="0"/>
             </w:pPr>
-            <w:hyperlink w:history="1" r:id="rIddxjg9fy7nzhamemxtnsud">
+            <w:hyperlink w:history="1" r:id="rIdma_scai4j_ciou1kgfikn">
               <w:r>
                 <w:rPr>
                   <w:rFonts w:ascii="Arial" w:cs="Arial" w:eastAsia="Arial" w:hAnsi="Arial"/>
@@ -19941,7 +19941,7 @@
               <w:spacing w:after="10" w:before="0"/>
               <w:ind w:left="120"/>
             </w:pPr>
-            <w:hyperlink w:history="1" r:id="rIdwsgzj6ulwj4qdacifov25">
+            <w:hyperlink w:history="1" r:id="rId8vjs-9zcev8m-4oc6xa6a">
               <w:r>
                 <w:rPr>
                   <w:rFonts w:ascii="Arial" w:cs="Arial" w:eastAsia="Arial" w:hAnsi="Arial"/>
@@ -20453,7 +20453,7 @@
         </w:rPr>
         <w:t xml:space="preserve">© 2026 SeaVuria and ARES. Aligned with KICD objectives. Developed by SeaVuria; technical implementation by ARES (with AI assistance from Claude). Licensed under </w:t>
       </w:r>
-      <w:hyperlink w:history="1" r:id="rIdt_sl2fa46ljff8umwoygz">
+      <w:hyperlink w:history="1" r:id="rIduggp9lpvtoq5l7t7adxas">
         <w:r>
           <w:rPr>
             <w:rFonts w:ascii="Arial" w:cs="Arial" w:eastAsia="Arial" w:hAnsi="Arial"/>
@@ -20474,7 +20474,7 @@
         </w:rPr>
         <w:t xml:space="preserve"> (</w:t>
       </w:r>
-      <w:hyperlink w:history="1" r:id="rIdvmvp4b4aybmoa5yvlo8ko">
+      <w:hyperlink w:history="1" r:id="rIdqihyj6kztags0sw0ftzd9">
         <w:r>
           <w:rPr>
             <w:rFonts w:ascii="Arial" w:cs="Arial" w:eastAsia="Arial" w:hAnsi="Arial"/>
@@ -21666,7 +21666,7 @@
             <w:pPr>
               <w:spacing w:after="20" w:before="0"/>
             </w:pPr>
-            <w:hyperlink w:history="1" r:id="rIdzhe0n54rrhj5kjr610wud">
+            <w:hyperlink w:history="1" r:id="rId9nxdizlnfvmfjxthpdnpa">
               <w:r>
                 <w:rPr>
                   <w:rFonts w:ascii="Arial" w:cs="Arial" w:eastAsia="Arial" w:hAnsi="Arial"/>
@@ -21699,7 +21699,7 @@
               <w:spacing w:after="10" w:before="0"/>
               <w:ind w:left="120"/>
             </w:pPr>
-            <w:hyperlink w:history="1" r:id="rIdqb0p-ewxow81fiy8-zcds">
+            <w:hyperlink w:history="1" r:id="rId4zdntk_ikalhqbcc-g8b7">
               <w:r>
                 <w:rPr>
                   <w:rFonts w:ascii="Arial" w:cs="Arial" w:eastAsia="Arial" w:hAnsi="Arial"/>
@@ -21744,7 +21744,7 @@
             <w:pPr>
               <w:spacing w:after="20" w:before="0"/>
             </w:pPr>
-            <w:hyperlink w:history="1" r:id="rId999b0gjv15gskwfaoqyxv">
+            <w:hyperlink w:history="1" r:id="rIdcdf5sdzkndafiqwqfrw_q">
               <w:r>
                 <w:rPr>
                   <w:rFonts w:ascii="Arial" w:cs="Arial" w:eastAsia="Arial" w:hAnsi="Arial"/>
@@ -21777,7 +21777,7 @@
               <w:spacing w:after="10" w:before="0"/>
               <w:ind w:left="120"/>
             </w:pPr>
-            <w:hyperlink w:history="1" r:id="rIdm77xe-vo231numkkr2uoz">
+            <w:hyperlink w:history="1" r:id="rIdtioi8hwuop8g8phueqv76">
               <w:r>
                 <w:rPr>
                   <w:rFonts w:ascii="Arial" w:cs="Arial" w:eastAsia="Arial" w:hAnsi="Arial"/>
@@ -21972,7 +21972,7 @@
             <w:pPr>
               <w:spacing w:after="20" w:before="0"/>
             </w:pPr>
-            <w:hyperlink w:history="1" r:id="rIdzzipmr0d6bweegqphaook">
+            <w:hyperlink w:history="1" r:id="rIds4f3a4bfo4mtqsqyc-gtd">
               <w:r>
                 <w:rPr>
                   <w:rFonts w:ascii="Arial" w:cs="Arial" w:eastAsia="Arial" w:hAnsi="Arial"/>
@@ -22005,7 +22005,7 @@
               <w:spacing w:after="10" w:before="0"/>
               <w:ind w:left="120"/>
             </w:pPr>
-            <w:hyperlink w:history="1" r:id="rIdmdbnpxcvulg9gbemo6cfp">
+            <w:hyperlink w:history="1" r:id="rIdyi4jl1pp4nmdhsofqeouo">
               <w:r>
                 <w:rPr>
                   <w:rFonts w:ascii="Arial" w:cs="Arial" w:eastAsia="Arial" w:hAnsi="Arial"/>
@@ -22050,7 +22050,7 @@
             <w:pPr>
               <w:spacing w:after="20" w:before="0"/>
             </w:pPr>
-            <w:hyperlink w:history="1" r:id="rIdsmoi7gv37lqfi70pvlhdr">
+            <w:hyperlink w:history="1" r:id="rIdmo9vei6pick_wpcuxvl38">
               <w:r>
                 <w:rPr>
                   <w:rFonts w:ascii="Arial" w:cs="Arial" w:eastAsia="Arial" w:hAnsi="Arial"/>
@@ -22083,7 +22083,7 @@
               <w:spacing w:after="10" w:before="0"/>
               <w:ind w:left="120"/>
             </w:pPr>
-            <w:hyperlink w:history="1" r:id="rIduhc9bk3bpfhabtxqzohx2">
+            <w:hyperlink w:history="1" r:id="rIdvn4olma7h4effw0hrgpd2">
               <w:r>
                 <w:rPr>
                   <w:rFonts w:ascii="Arial" w:cs="Arial" w:eastAsia="Arial" w:hAnsi="Arial"/>
@@ -22278,7 +22278,7 @@
             <w:pPr>
               <w:spacing w:after="20" w:before="0"/>
             </w:pPr>
-            <w:hyperlink w:history="1" r:id="rId-avvsxgxqlrofgfk8fxb-">
+            <w:hyperlink w:history="1" r:id="rIdnirknlqmsqp1reg2vqe5b">
               <w:r>
                 <w:rPr>
                   <w:rFonts w:ascii="Arial" w:cs="Arial" w:eastAsia="Arial" w:hAnsi="Arial"/>
@@ -22311,7 +22311,7 @@
               <w:spacing w:after="10" w:before="0"/>
               <w:ind w:left="120"/>
             </w:pPr>
-            <w:hyperlink w:history="1" r:id="rIdvomxgbzsisapspzi5fwws">
+            <w:hyperlink w:history="1" r:id="rIdqz1zmdiaofbgsxxr_-cjg">
               <w:r>
                 <w:rPr>
                   <w:rFonts w:ascii="Arial" w:cs="Arial" w:eastAsia="Arial" w:hAnsi="Arial"/>
@@ -22356,7 +22356,7 @@
             <w:pPr>
               <w:spacing w:after="20" w:before="0"/>
             </w:pPr>
-            <w:hyperlink w:history="1" r:id="rId-f7j0aim4x6b_vjwlrwfs">
+            <w:hyperlink w:history="1" r:id="rId6rfzfimdvl88ck3vfi9tq">
               <w:r>
                 <w:rPr>
                   <w:rFonts w:ascii="Arial" w:cs="Arial" w:eastAsia="Arial" w:hAnsi="Arial"/>
@@ -22405,7 +22405,7 @@
               <w:spacing w:after="10" w:before="0"/>
               <w:ind w:left="120"/>
             </w:pPr>
-            <w:hyperlink w:history="1" r:id="rId6wwg1etu9ryysnkiybmns">
+            <w:hyperlink w:history="1" r:id="rIdiafv7z7qz9emhlgpaj7s0">
               <w:r>
                 <w:rPr>
                   <w:rFonts w:ascii="Arial" w:cs="Arial" w:eastAsia="Arial" w:hAnsi="Arial"/>
@@ -22479,7 +22479,7 @@
                 <w:sz w:val="18"/>
                 <w:szCs w:val="18"/>
               </w:rPr>
-              <w:t xml:space="preserve">Write the piecewise definition on the board in coloured chalk — one colour for x ≥ 0, another for x &lt; 0. Say: 'This definition tells us: absolute value is just distance from zero — and distance is never negative. Let us check it against our Evidence Table. Pick any two entries and verify the definition gives the same answer you found.' [Allow 2 minutes.] Then say: 'Now I want to show you why this matters outside school. Every Kenyan professional who works with measurements uses this idea, even if they do not call it absolute value.' Work through the Eldoret maize problem aloud as a model, narrating every step. Then say: 'Problems 2, 3, and 4 are yours. You have 6 minutes. For problem 4, I want a symbolic exact answer AND a decimal answer. Bonus challenge: is the exact error for problem 2 rational or irrational?' [Circulate; targeted questioning for struggling learners: 'Is √5 bigger or smaller than 2.24? So is 2.24 − √5 positive or negative? What does the definition say to do then?'] After 6 minutes, cold-call 4 learners — one per problem — asking them to read both their answer AND their reasoning aloud. [WAIT TIME: 12 seconds each.] Confirm: |88 − 28π| = 28π − 88 in exact form (since 28π &gt; 88), ≈ 0.0354 cm. Emphasise: 'This tiny gap is itself an irrational number — it cannot be written as a fraction. The daughter's string problem goes all the way down.'</w:t>
+              <w:t xml:space="preserve">Write the piecewise definition on the board in coloured chalk — one colour for x ≥ 0, another for x &lt; 0. Say: 'This definition tells us: absolute value is just distance from zero — and distance is never negative. Let us check it against our Evidence Table. Pick any two entries and verify the definition gives the same answer you found.' [Allow 2 minutes.] Then say: 'Now I want to show you why this matters outside school. Every Kenyan professional who works with measurements uses this idea, even if they do not call it absolute value.' Work through the Eldoret maize problem aloud as a model, narrating every step. Then say: 'Problems 2, 3, and 4 are yours. You have 6 minutes. For problem 4, I want a symbolic exact answer AND a decimal answer. Bonus challenge: is the exact error for problem 2 rational or irrational?' [Circulate; targeted questioning for struggling learners: 'Is √5 bigger or smaller than 2.24? So is 2.24 − √5 positive or negative? What does the definition say to do then?'] After 6 minutes, cold-call 4 learners — one per problem — asking them to read both their answer AND their reasoning aloud. [WAIT TIME: 12 seconds each.] Confirm: |88 − 28π| = 88 − 28π in exact form (since 88 &gt; 28π), ≈ 0.0354 cm. Emphasise: 'This tiny gap is itself an irrational number — it cannot be written as a fraction. The daughter's string problem goes all the way down.'</w:t>
             </w:r>
           </w:p>
         </w:tc>
@@ -22543,7 +22543,7 @@
                 <w:sz w:val="18"/>
                 <w:szCs w:val="18"/>
               </w:rPr>
-              <w:t xml:space="preserve">Teacher checks that: (1) learners correctly apply the piecewise rule — particularly for |2.24 − √5| where 2.24 &lt; √5 so the answer requires negating (√5 − 2.24); (2) learners can state in writing that |88 − 28π| = 28π − 88 exactly because 28π ≈ 87.965 &gt; 88 is FALSE — teacher must watch for this: 28 × 3.14159 ≈ 87.965, so 88 &gt; 28π, meaning |88 − 28π| = 88 − 28π ≈ 0.035; (3) learners connect the irrational nature of 28π to the irrational nature of the error. Exit ticket: learner writes one sentence — 'The string error is [rational/irrational] because…'</w:t>
+              <w:t xml:space="preserve">Teacher checks that: (1) learners correctly apply the piecewise rule — particularly for |2.24 − √5| where 2.24 &lt; √5 so the answer requires negating (√5 − 2.24); (2) learners can state in writing that |88 − 28π| = 88 − 28π exactly because 28π ≈ 87.965 &lt; 88 — teacher must watch for this: 28 × 3.14159 ≈ 87.965, so 88 &gt; 28π, meaning |88 − 28π| = 88 − 28π ≈ 0.035; (3) learners connect the irrational nature of 28π to the irrational nature of the error. Exit ticket: learner writes one sentence — 'The string error is [rational/irrational] because…'</w:t>
             </w:r>
           </w:p>
         </w:tc>
@@ -22600,7 +22600,7 @@
             <w:pPr>
               <w:spacing w:after="20" w:before="0"/>
             </w:pPr>
-            <w:hyperlink w:history="1" r:id="rIdklhe56vyf60avdepcknme">
+            <w:hyperlink w:history="1" r:id="rId-wxyfcj4zeuxi34ube0mf">
               <w:r>
                 <w:rPr>
                   <w:rFonts w:ascii="Arial" w:cs="Arial" w:eastAsia="Arial" w:hAnsi="Arial"/>
@@ -22633,7 +22633,7 @@
               <w:spacing w:after="10" w:before="0"/>
               <w:ind w:left="120"/>
             </w:pPr>
-            <w:hyperlink w:history="1" r:id="rIdkfqdm6uzc14celxvkqecm">
+            <w:hyperlink w:history="1" r:id="rIdlnygywh-79pldpp3pxxci">
               <w:r>
                 <w:rPr>
                   <w:rFonts w:ascii="Arial" w:cs="Arial" w:eastAsia="Arial" w:hAnsi="Arial"/>
@@ -22678,7 +22678,7 @@
             <w:pPr>
               <w:spacing w:after="20" w:before="0"/>
             </w:pPr>
-            <w:hyperlink w:history="1" r:id="rId3huyajxowlkjttushsfid">
+            <w:hyperlink w:history="1" r:id="rIdlqh3uqe5bribgy1p0i_cg">
               <w:r>
                 <w:rPr>
                   <w:rFonts w:ascii="Arial" w:cs="Arial" w:eastAsia="Arial" w:hAnsi="Arial"/>
@@ -22727,7 +22727,7 @@
               <w:spacing w:after="10" w:before="0"/>
               <w:ind w:left="120"/>
             </w:pPr>
-            <w:hyperlink w:history="1" r:id="rIdra7q2nhhjccrkulg5jrbi">
+            <w:hyperlink w:history="1" r:id="rIdxlhxw0yfzjr9kpjqwk2jc">
               <w:r>
                 <w:rPr>
                   <w:rFonts w:ascii="Arial" w:cs="Arial" w:eastAsia="Arial" w:hAnsi="Arial"/>
@@ -22922,7 +22922,7 @@
             <w:pPr>
               <w:spacing w:after="20" w:before="0"/>
             </w:pPr>
-            <w:hyperlink w:history="1" r:id="rIdaavyb3oz1eo4vx3v3ycx3">
+            <w:hyperlink w:history="1" r:id="rIdxka3jbdpvpb7oqfcxmq_3">
               <w:r>
                 <w:rPr>
                   <w:rFonts w:ascii="Arial" w:cs="Arial" w:eastAsia="Arial" w:hAnsi="Arial"/>
@@ -22955,7 +22955,7 @@
               <w:spacing w:after="10" w:before="0"/>
               <w:ind w:left="120"/>
             </w:pPr>
-            <w:hyperlink w:history="1" r:id="rIdc9rmhgvpnyna-hftnl5rn">
+            <w:hyperlink w:history="1" r:id="rIdgidk0rzmgtgc3gr5j0ebz">
               <w:r>
                 <w:rPr>
                   <w:rFonts w:ascii="Arial" w:cs="Arial" w:eastAsia="Arial" w:hAnsi="Arial"/>
@@ -23000,7 +23000,7 @@
             <w:pPr>
               <w:spacing w:after="20" w:before="0"/>
             </w:pPr>
-            <w:hyperlink w:history="1" r:id="rIduzlwcrrluhozxsl1tgozv">
+            <w:hyperlink w:history="1" r:id="rIdpttvpkrc5dbfggcfmyskt">
               <w:r>
                 <w:rPr>
                   <w:rFonts w:ascii="Arial" w:cs="Arial" w:eastAsia="Arial" w:hAnsi="Arial"/>
@@ -23049,7 +23049,7 @@
               <w:spacing w:after="10" w:before="0"/>
               <w:ind w:left="120"/>
             </w:pPr>
-            <w:hyperlink w:history="1" r:id="rIdvzmzb6zmxhpfaob2p-tpy">
+            <w:hyperlink w:history="1" r:id="rIdvnmlijqjrbgykgbmtnezm">
               <w:r>
                 <w:rPr>
                   <w:rFonts w:ascii="Arial" w:cs="Arial" w:eastAsia="Arial" w:hAnsi="Arial"/>
@@ -23091,7 +23091,7 @@
                 <w:sz w:val="18"/>
                 <w:szCs w:val="18"/>
               </w:rPr>
-              <w:t xml:space="preserve">Learners individually update their cumulative Real Numbers Model — a structured diagram they have been building since Lesson 1. Today's addition is a new annotation layer titled 'Absolute Value &amp; Error.' On their model, learners: (1) draw a number line segment showing 28π and 88 as two distinct points, labelling the gap as |88 − 28π| = 28π − 88 ≈ 0.035 cm (since 28π &gt; 88 is FALSE — they mark 88 slightly to the right of 28π); (2) write the exact symbolic form of the error and classify it (irrational); (3) add an 'Absolute Value Rule' box: |x| = x if x ≥ 0; |x| = −x if x &lt; 0; (4) write one sentence connecting absolute value to the driving question. Learners who finish early add a second example: the error |2.24 − √5| on a separate mini number line.</w:t>
+              <w:t xml:space="preserve">Learners individually update their cumulative Real Numbers Model — a structured diagram they have been building since Lesson 1. Today's addition is a new annotation layer titled 'Absolute Value &amp; Error.' On their model, learners: (1) draw a number line segment showing 28π and 88 as two distinct points, labelling the gap as |88 − 28π| = 88 − 28π ≈ 0.035 cm (since 28π &lt; 88 — they mark 88 slightly to the right of 28π); (2) write the exact symbolic form of the error and classify it (irrational); (3) add an 'Absolute Value Rule' box: |x| = x if x ≥ 0; |x| = −x if x &lt; 0; (4) write one sentence connecting absolute value to the driving question. Learners who finish early add a second example: the error |2.24 − √5| on a separate mini number line.</w:t>
             </w:r>
           </w:p>
         </w:tc>
@@ -23637,7 +23637,7 @@
         </w:rPr>
         <w:t xml:space="preserve">© 2026 SeaVuria and ARES. Aligned with KICD objectives. Developed by SeaVuria; technical implementation by ARES (with AI assistance from Claude). Licensed under </w:t>
       </w:r>
-      <w:hyperlink w:history="1" r:id="rIdserbbtezilizcbbjkgm4b">
+      <w:hyperlink w:history="1" r:id="rIdsm4lnzd33-iddpgmwry_b">
         <w:r>
           <w:rPr>
             <w:rFonts w:ascii="Arial" w:cs="Arial" w:eastAsia="Arial" w:hAnsi="Arial"/>
@@ -23658,7 +23658,7 @@
         </w:rPr>
         <w:t xml:space="preserve"> (</w:t>
       </w:r>
-      <w:hyperlink w:history="1" r:id="rIdot8cubbbqrtolhrhoip8e">
+      <w:hyperlink w:history="1" r:id="rIdlwcuufpmbrjg1kzuoat3h">
         <w:r>
           <w:rPr>
             <w:rFonts w:ascii="Arial" w:cs="Arial" w:eastAsia="Arial" w:hAnsi="Arial"/>
@@ -24671,7 +24671,7 @@
             <w:pPr>
               <w:spacing w:after="20" w:before="0"/>
             </w:pPr>
-            <w:hyperlink w:history="1" r:id="rId0muahhqnrvsz6ccj3ha01">
+            <w:hyperlink w:history="1" r:id="rIdn2v6b0bg4gq2yhe9-dptq">
               <w:r>
                 <w:rPr>
                   <w:rFonts w:ascii="Arial" w:cs="Arial" w:eastAsia="Arial" w:hAnsi="Arial"/>
@@ -24704,7 +24704,7 @@
               <w:spacing w:after="10" w:before="0"/>
               <w:ind w:left="120"/>
             </w:pPr>
-            <w:hyperlink w:history="1" r:id="rIdxm4fr4mokni7oaag8cbzc">
+            <w:hyperlink w:history="1" r:id="rIdogfnxdix2qqo4dnuo4t2k">
               <w:r>
                 <w:rPr>
                   <w:rFonts w:ascii="Arial" w:cs="Arial" w:eastAsia="Arial" w:hAnsi="Arial"/>
@@ -24749,7 +24749,7 @@
             <w:pPr>
               <w:spacing w:after="20" w:before="0"/>
             </w:pPr>
-            <w:hyperlink w:history="1" r:id="rIdmdul_oa2da47bbhwrmgmz">
+            <w:hyperlink w:history="1" r:id="rIdxcszi9phjl1a2_iyxkxoh">
               <w:r>
                 <w:rPr>
                   <w:rFonts w:ascii="Arial" w:cs="Arial" w:eastAsia="Arial" w:hAnsi="Arial"/>
@@ -24782,7 +24782,7 @@
               <w:spacing w:after="10" w:before="0"/>
               <w:ind w:left="120"/>
             </w:pPr>
-            <w:hyperlink w:history="1" r:id="rId43mmdbvqdms2bbszzvosj">
+            <w:hyperlink w:history="1" r:id="rIdcr8ih5l45uka0cn5myod4">
               <w:r>
                 <w:rPr>
                   <w:rFonts w:ascii="Arial" w:cs="Arial" w:eastAsia="Arial" w:hAnsi="Arial"/>
@@ -24977,7 +24977,7 @@
             <w:pPr>
               <w:spacing w:after="20" w:before="0"/>
             </w:pPr>
-            <w:hyperlink w:history="1" r:id="rIdp04mtv8laxdpyygrev6tz">
+            <w:hyperlink w:history="1" r:id="rId1-kqx92y81ev9fec3mpmt">
               <w:r>
                 <w:rPr>
                   <w:rFonts w:ascii="Arial" w:cs="Arial" w:eastAsia="Arial" w:hAnsi="Arial"/>
@@ -25010,7 +25010,7 @@
               <w:spacing w:after="10" w:before="0"/>
               <w:ind w:left="120"/>
             </w:pPr>
-            <w:hyperlink w:history="1" r:id="rIdsyc6b4-4sh3in4-7zjtbn">
+            <w:hyperlink w:history="1" r:id="rIdvuo6kqlhml1s3ka7qsqpl">
               <w:r>
                 <w:rPr>
                   <w:rFonts w:ascii="Arial" w:cs="Arial" w:eastAsia="Arial" w:hAnsi="Arial"/>
@@ -25055,7 +25055,7 @@
             <w:pPr>
               <w:spacing w:after="20" w:before="0"/>
             </w:pPr>
-            <w:hyperlink w:history="1" r:id="rIdl_ul9iwsjsgjylzntxzu5">
+            <w:hyperlink w:history="1" r:id="rIdmee0dir47x5-2auwqvlew">
               <w:r>
                 <w:rPr>
                   <w:rFonts w:ascii="Arial" w:cs="Arial" w:eastAsia="Arial" w:hAnsi="Arial"/>
@@ -25088,7 +25088,7 @@
               <w:spacing w:after="10" w:before="0"/>
               <w:ind w:left="120"/>
             </w:pPr>
-            <w:hyperlink w:history="1" r:id="rIdqwlf9a9uyfknkawz4d4du">
+            <w:hyperlink w:history="1" r:id="rIdwpbiyrfy9lvulte9za_lc">
               <w:r>
                 <w:rPr>
                   <w:rFonts w:ascii="Arial" w:cs="Arial" w:eastAsia="Arial" w:hAnsi="Arial"/>
@@ -25283,7 +25283,7 @@
             <w:pPr>
               <w:spacing w:after="20" w:before="0"/>
             </w:pPr>
-            <w:hyperlink w:history="1" r:id="rId9ey4uldtx7bxzubrovoj2">
+            <w:hyperlink w:history="1" r:id="rId55pwayxp-dkqggmdcupgj">
               <w:r>
                 <w:rPr>
                   <w:rFonts w:ascii="Arial" w:cs="Arial" w:eastAsia="Arial" w:hAnsi="Arial"/>
@@ -25316,7 +25316,7 @@
               <w:spacing w:after="10" w:before="0"/>
               <w:ind w:left="120"/>
             </w:pPr>
-            <w:hyperlink w:history="1" r:id="rIdjp0hfx-o4uiqebkfq0ibs">
+            <w:hyperlink w:history="1" r:id="rIdweqsjsm8v0x0akwuja8ty">
               <w:r>
                 <w:rPr>
                   <w:rFonts w:ascii="Arial" w:cs="Arial" w:eastAsia="Arial" w:hAnsi="Arial"/>
@@ -25361,7 +25361,7 @@
             <w:pPr>
               <w:spacing w:after="20" w:before="0"/>
             </w:pPr>
-            <w:hyperlink w:history="1" r:id="rIdsrd2wiba2tg2iaq5sygkb">
+            <w:hyperlink w:history="1" r:id="rIdeqvjtq3k-kxk81h8utvu2">
               <w:r>
                 <w:rPr>
                   <w:rFonts w:ascii="Arial" w:cs="Arial" w:eastAsia="Arial" w:hAnsi="Arial"/>
@@ -25394,7 +25394,7 @@
               <w:spacing w:after="10" w:before="0"/>
               <w:ind w:left="120"/>
             </w:pPr>
-            <w:hyperlink w:history="1" r:id="rIdgm6d7kq8wzp2mzfuebgx4">
+            <w:hyperlink w:history="1" r:id="rIdomb9qgck2-d8zx5kcrovg">
               <w:r>
                 <w:rPr>
                   <w:rFonts w:ascii="Arial" w:cs="Arial" w:eastAsia="Arial" w:hAnsi="Arial"/>
@@ -25589,7 +25589,7 @@
             <w:pPr>
               <w:spacing w:after="20" w:before="0"/>
             </w:pPr>
-            <w:hyperlink w:history="1" r:id="rIdtpianviyri6owpgx5y8z8">
+            <w:hyperlink w:history="1" r:id="rIdn2-oukpjwhajxt8orp8gg">
               <w:r>
                 <w:rPr>
                   <w:rFonts w:ascii="Arial" w:cs="Arial" w:eastAsia="Arial" w:hAnsi="Arial"/>
@@ -25622,7 +25622,7 @@
               <w:spacing w:after="10" w:before="0"/>
               <w:ind w:left="120"/>
             </w:pPr>
-            <w:hyperlink w:history="1" r:id="rId6hpqhgbwzzclgggkbgxbw">
+            <w:hyperlink w:history="1" r:id="rIdbngr9uagf55zy5cxg9nip">
               <w:r>
                 <w:rPr>
                   <w:rFonts w:ascii="Arial" w:cs="Arial" w:eastAsia="Arial" w:hAnsi="Arial"/>
@@ -25667,7 +25667,7 @@
             <w:pPr>
               <w:spacing w:after="20" w:before="0"/>
             </w:pPr>
-            <w:hyperlink w:history="1" r:id="rIdbo5q7mpy32qhy_-fzjgv0">
+            <w:hyperlink w:history="1" r:id="rIdt2wyoqzlxxhyvrbvmmsvo">
               <w:r>
                 <w:rPr>
                   <w:rFonts w:ascii="Arial" w:cs="Arial" w:eastAsia="Arial" w:hAnsi="Arial"/>
@@ -25700,7 +25700,7 @@
               <w:spacing w:after="10" w:before="0"/>
               <w:ind w:left="120"/>
             </w:pPr>
-            <w:hyperlink w:history="1" r:id="rId1kdrscs1zvrqeg_ia7szi">
+            <w:hyperlink w:history="1" r:id="rIdyrt8shjhfwidv0kcz0cck">
               <w:r>
                 <w:rPr>
                   <w:rFonts w:ascii="Arial" w:cs="Arial" w:eastAsia="Arial" w:hAnsi="Arial"/>
@@ -25895,7 +25895,7 @@
             <w:pPr>
               <w:spacing w:after="20" w:before="0"/>
             </w:pPr>
-            <w:hyperlink w:history="1" r:id="rId42koehzcl66wjadqd-nxl">
+            <w:hyperlink w:history="1" r:id="rIdwfx_x5lemlhwd4oiid1wo">
               <w:r>
                 <w:rPr>
                   <w:rFonts w:ascii="Arial" w:cs="Arial" w:eastAsia="Arial" w:hAnsi="Arial"/>
@@ -25928,7 +25928,7 @@
               <w:spacing w:after="10" w:before="0"/>
               <w:ind w:left="120"/>
             </w:pPr>
-            <w:hyperlink w:history="1" r:id="rIdm7friwmpztjoh2hhq_wno">
+            <w:hyperlink w:history="1" r:id="rIdr4y5drk6vf9t6vitu1us3">
               <w:r>
                 <w:rPr>
                   <w:rFonts w:ascii="Arial" w:cs="Arial" w:eastAsia="Arial" w:hAnsi="Arial"/>
@@ -25973,7 +25973,7 @@
             <w:pPr>
               <w:spacing w:after="20" w:before="0"/>
             </w:pPr>
-            <w:hyperlink w:history="1" r:id="rIdfcw7lftqvj9kkbkjrabt4">
+            <w:hyperlink w:history="1" r:id="rId1krytmku68tzzj_dmpr4a">
               <w:r>
                 <w:rPr>
                   <w:rFonts w:ascii="Arial" w:cs="Arial" w:eastAsia="Arial" w:hAnsi="Arial"/>
@@ -26006,7 +26006,7 @@
               <w:spacing w:after="10" w:before="0"/>
               <w:ind w:left="120"/>
             </w:pPr>
-            <w:hyperlink w:history="1" r:id="rIdetk5rsifyzbek_cqil15p">
+            <w:hyperlink w:history="1" r:id="rIdam4ocszdyzymkftbsr_t6">
               <w:r>
                 <w:rPr>
                   <w:rFonts w:ascii="Arial" w:cs="Arial" w:eastAsia="Arial" w:hAnsi="Arial"/>
@@ -26518,7 +26518,7 @@
         </w:rPr>
         <w:t xml:space="preserve">© 2026 SeaVuria and ARES. Aligned with KICD objectives. Developed by SeaVuria; technical implementation by ARES (with AI assistance from Claude). Licensed under </w:t>
       </w:r>
-      <w:hyperlink w:history="1" r:id="rIdsph0cxvatkgqkkkjqhv1-">
+      <w:hyperlink w:history="1" r:id="rIdtymscw6l-sb7k3i198kht">
         <w:r>
           <w:rPr>
             <w:rFonts w:ascii="Arial" w:cs="Arial" w:eastAsia="Arial" w:hAnsi="Arial"/>
@@ -26539,7 +26539,7 @@
         </w:rPr>
         <w:t xml:space="preserve"> (</w:t>
       </w:r>
-      <w:hyperlink w:history="1" r:id="rIdb3u9a8b_wobzwcl52ve59">
+      <w:hyperlink w:history="1" r:id="rIdmdsxdsm3oijt80xas5icc">
         <w:r>
           <w:rPr>
             <w:rFonts w:ascii="Arial" w:cs="Arial" w:eastAsia="Arial" w:hAnsi="Arial"/>

--- a/data/outputs/v2/Core_Mathematics/SS1.1_Real_Numbers/Core_Mathematics_Real_Numbers_CBE_LessonSequence.docx
+++ b/data/outputs/v2/Core_Mathematics/SS1.1_Real_Numbers/Core_Mathematics_Real_Numbers_CBE_LessonSequence.docx
@@ -2648,7 +2648,7 @@
         </w:rPr>
         <w:t xml:space="preserve">© 2026 SeaVuria and ARES. This work is licensed under a </w:t>
       </w:r>
-      <w:hyperlink w:history="1" r:id="rIdccpclq6jyntoh1tavbmy0">
+      <w:hyperlink w:history="1" r:id="rIdavmdkxfswczarwkn3kmee">
         <w:r>
           <w:rPr>
             <w:rFonts w:ascii="Arial" w:cs="Arial" w:eastAsia="Arial" w:hAnsi="Arial"/>
@@ -2668,7 +2668,7 @@
         </w:rPr>
         <w:t xml:space="preserve"> (</w:t>
       </w:r>
-      <w:hyperlink w:history="1" r:id="rId6lzrnbj-x7n7_eyumjztv">
+      <w:hyperlink w:history="1" r:id="rIdefi-tk9pasyyj3ajyh9wp">
         <w:r>
           <w:rPr>
             <w:rFonts w:ascii="Arial" w:cs="Arial" w:eastAsia="Arial" w:hAnsi="Arial"/>
@@ -2688,7 +2688,7 @@
         </w:rPr>
         <w:t xml:space="preserve">). To view a copy of this license, visit </w:t>
       </w:r>
-      <w:hyperlink w:history="1" r:id="rId-tfehcgy8bmetj1ijjcl7">
+      <w:hyperlink w:history="1" r:id="rIdfdfzhx_qve2ygfvifiko_">
         <w:r>
           <w:rPr>
             <w:rFonts w:ascii="Arial" w:cs="Arial" w:eastAsia="Arial" w:hAnsi="Arial"/>
@@ -3700,7 +3700,7 @@
             <w:pPr>
               <w:spacing w:after="20" w:before="0"/>
             </w:pPr>
-            <w:hyperlink w:history="1" r:id="rIdfqefzsbdsrcvf1gcm_zao">
+            <w:hyperlink w:history="1" r:id="rIdplnlxeafxwljcwkz6o2l4">
               <w:r>
                 <w:rPr>
                   <w:rFonts w:ascii="Arial" w:cs="Arial" w:eastAsia="Arial" w:hAnsi="Arial"/>
@@ -3733,7 +3733,7 @@
               <w:spacing w:after="10" w:before="0"/>
               <w:ind w:left="120"/>
             </w:pPr>
-            <w:hyperlink w:history="1" r:id="rIdkhcl18v7fmqkm78ob5kj8">
+            <w:hyperlink w:history="1" r:id="rIdnc5shfzahzndgov4zm_11">
               <w:r>
                 <w:rPr>
                   <w:rFonts w:ascii="Arial" w:cs="Arial" w:eastAsia="Arial" w:hAnsi="Arial"/>
@@ -3778,7 +3778,7 @@
             <w:pPr>
               <w:spacing w:after="20" w:before="0"/>
             </w:pPr>
-            <w:hyperlink w:history="1" r:id="rIdqws_wc8ku7izjev33pxpu">
+            <w:hyperlink w:history="1" r:id="rIdsrtebamtpg1pxyqmxxrd5">
               <w:r>
                 <w:rPr>
                   <w:rFonts w:ascii="Arial" w:cs="Arial" w:eastAsia="Arial" w:hAnsi="Arial"/>
@@ -3811,7 +3811,7 @@
               <w:spacing w:after="10" w:before="0"/>
               <w:ind w:left="120"/>
             </w:pPr>
-            <w:hyperlink w:history="1" r:id="rIdkotnyngbbkp7arxzx4atv">
+            <w:hyperlink w:history="1" r:id="rIdxmltqiamk-lap2hpczzps">
               <w:r>
                 <w:rPr>
                   <w:rFonts w:ascii="Arial" w:cs="Arial" w:eastAsia="Arial" w:hAnsi="Arial"/>
@@ -4006,7 +4006,7 @@
             <w:pPr>
               <w:spacing w:after="20" w:before="0"/>
             </w:pPr>
-            <w:hyperlink w:history="1" r:id="rIdz_cplldbrfhmbd24buzgk">
+            <w:hyperlink w:history="1" r:id="rIdyswzz8xlv77mnrzcgb1ca">
               <w:r>
                 <w:rPr>
                   <w:rFonts w:ascii="Arial" w:cs="Arial" w:eastAsia="Arial" w:hAnsi="Arial"/>
@@ -4039,7 +4039,7 @@
               <w:spacing w:after="10" w:before="0"/>
               <w:ind w:left="120"/>
             </w:pPr>
-            <w:hyperlink w:history="1" r:id="rIdtkilkw3luoc2zxaapsvxz">
+            <w:hyperlink w:history="1" r:id="rIdedso5csox28mx-wmqp37j">
               <w:r>
                 <w:rPr>
                   <w:rFonts w:ascii="Arial" w:cs="Arial" w:eastAsia="Arial" w:hAnsi="Arial"/>
@@ -4084,7 +4084,7 @@
             <w:pPr>
               <w:spacing w:after="20" w:before="0"/>
             </w:pPr>
-            <w:hyperlink w:history="1" r:id="rIda27dyahsefx4kfhl9weap">
+            <w:hyperlink w:history="1" r:id="rIdxzxixesd-2xumbxit8vaz">
               <w:r>
                 <w:rPr>
                   <w:rFonts w:ascii="Arial" w:cs="Arial" w:eastAsia="Arial" w:hAnsi="Arial"/>
@@ -4117,7 +4117,7 @@
               <w:spacing w:after="10" w:before="0"/>
               <w:ind w:left="120"/>
             </w:pPr>
-            <w:hyperlink w:history="1" r:id="rIdzwtyk5hapyp2nhipxxtap">
+            <w:hyperlink w:history="1" r:id="rIdktuytndbf00n4bcu23xh0">
               <w:r>
                 <w:rPr>
                   <w:rFonts w:ascii="Arial" w:cs="Arial" w:eastAsia="Arial" w:hAnsi="Arial"/>
@@ -4312,7 +4312,7 @@
             <w:pPr>
               <w:spacing w:after="20" w:before="0"/>
             </w:pPr>
-            <w:hyperlink w:history="1" r:id="rIdke7qfepmrpbigf6rlwww0">
+            <w:hyperlink w:history="1" r:id="rId2qh63etwq95xhcmjtwonh">
               <w:r>
                 <w:rPr>
                   <w:rFonts w:ascii="Arial" w:cs="Arial" w:eastAsia="Arial" w:hAnsi="Arial"/>
@@ -4345,7 +4345,7 @@
               <w:spacing w:after="10" w:before="0"/>
               <w:ind w:left="120"/>
             </w:pPr>
-            <w:hyperlink w:history="1" r:id="rId33iw4sidp00rtj1x4su_o">
+            <w:hyperlink w:history="1" r:id="rId4xpozvtejebetlvrcqbpt">
               <w:r>
                 <w:rPr>
                   <w:rFonts w:ascii="Arial" w:cs="Arial" w:eastAsia="Arial" w:hAnsi="Arial"/>
@@ -4390,7 +4390,7 @@
             <w:pPr>
               <w:spacing w:after="20" w:before="0"/>
             </w:pPr>
-            <w:hyperlink w:history="1" r:id="rIdrnm1a8xuzygce-x1rpozj">
+            <w:hyperlink w:history="1" r:id="rIdu3ompxpekwaa9v30yejfq">
               <w:r>
                 <w:rPr>
                   <w:rFonts w:ascii="Arial" w:cs="Arial" w:eastAsia="Arial" w:hAnsi="Arial"/>
@@ -4423,7 +4423,7 @@
               <w:spacing w:after="10" w:before="0"/>
               <w:ind w:left="120"/>
             </w:pPr>
-            <w:hyperlink w:history="1" r:id="rIdibmcer2chxkpqiykabuoz">
+            <w:hyperlink w:history="1" r:id="rId9w6pqp-fffmx5cyxedmul">
               <w:r>
                 <w:rPr>
                   <w:rFonts w:ascii="Arial" w:cs="Arial" w:eastAsia="Arial" w:hAnsi="Arial"/>
@@ -4618,7 +4618,7 @@
             <w:pPr>
               <w:spacing w:after="20" w:before="0"/>
             </w:pPr>
-            <w:hyperlink w:history="1" r:id="rIddvxphqguhocfh39fgorpx">
+            <w:hyperlink w:history="1" r:id="rId3qr33c4yfycmztjs_w5q1">
               <w:r>
                 <w:rPr>
                   <w:rFonts w:ascii="Arial" w:cs="Arial" w:eastAsia="Arial" w:hAnsi="Arial"/>
@@ -4651,7 +4651,7 @@
               <w:spacing w:after="10" w:before="0"/>
               <w:ind w:left="120"/>
             </w:pPr>
-            <w:hyperlink w:history="1" r:id="rIdzajnhtgwlhnb-n9xagxav">
+            <w:hyperlink w:history="1" r:id="rIdpnzr385x2wtwbmvfivvie">
               <w:r>
                 <w:rPr>
                   <w:rFonts w:ascii="Arial" w:cs="Arial" w:eastAsia="Arial" w:hAnsi="Arial"/>
@@ -4696,7 +4696,7 @@
             <w:pPr>
               <w:spacing w:after="20" w:before="0"/>
             </w:pPr>
-            <w:hyperlink w:history="1" r:id="rIdloc4h2x5xzxqynrcn45lb">
+            <w:hyperlink w:history="1" r:id="rIdsmshx2pvyqq5o1r6hwfzf">
               <w:r>
                 <w:rPr>
                   <w:rFonts w:ascii="Arial" w:cs="Arial" w:eastAsia="Arial" w:hAnsi="Arial"/>
@@ -4729,7 +4729,7 @@
               <w:spacing w:after="10" w:before="0"/>
               <w:ind w:left="120"/>
             </w:pPr>
-            <w:hyperlink w:history="1" r:id="rIdd3nxddyytuqwne1tce7dc">
+            <w:hyperlink w:history="1" r:id="rIdhvjuedm1mqfh53rlp5ri5">
               <w:r>
                 <w:rPr>
                   <w:rFonts w:ascii="Arial" w:cs="Arial" w:eastAsia="Arial" w:hAnsi="Arial"/>
@@ -4924,7 +4924,7 @@
             <w:pPr>
               <w:spacing w:after="20" w:before="0"/>
             </w:pPr>
-            <w:hyperlink w:history="1" r:id="rIdzqnq8jjo6vnd-c0toyfwg">
+            <w:hyperlink w:history="1" r:id="rIdetql3ys5c0-lq75hvzgk9">
               <w:r>
                 <w:rPr>
                   <w:rFonts w:ascii="Arial" w:cs="Arial" w:eastAsia="Arial" w:hAnsi="Arial"/>
@@ -4957,7 +4957,7 @@
               <w:spacing w:after="10" w:before="0"/>
               <w:ind w:left="120"/>
             </w:pPr>
-            <w:hyperlink w:history="1" r:id="rIduh_zaoicqksxcjc53c0jr">
+            <w:hyperlink w:history="1" r:id="rIdv7qf5lpkoapivboyytxx1">
               <w:r>
                 <w:rPr>
                   <w:rFonts w:ascii="Arial" w:cs="Arial" w:eastAsia="Arial" w:hAnsi="Arial"/>
@@ -5002,7 +5002,7 @@
             <w:pPr>
               <w:spacing w:after="20" w:before="0"/>
             </w:pPr>
-            <w:hyperlink w:history="1" r:id="rIdqzbzpr42lp4vfgsamglib">
+            <w:hyperlink w:history="1" r:id="rIdwmo1wh7igkxt1o2avfypt">
               <w:r>
                 <w:rPr>
                   <w:rFonts w:ascii="Arial" w:cs="Arial" w:eastAsia="Arial" w:hAnsi="Arial"/>
@@ -5051,7 +5051,7 @@
               <w:spacing w:after="10" w:before="0"/>
               <w:ind w:left="120"/>
             </w:pPr>
-            <w:hyperlink w:history="1" r:id="rId-kpcjekerqq4bpteadjfh">
+            <w:hyperlink w:history="1" r:id="rIdghvvufye6xrfp5zntijxb">
               <w:r>
                 <w:rPr>
                   <w:rFonts w:ascii="Arial" w:cs="Arial" w:eastAsia="Arial" w:hAnsi="Arial"/>
@@ -5677,7 +5677,7 @@
         </w:rPr>
         <w:t xml:space="preserve">© 2026 SeaVuria and ARES. Aligned with KICD objectives. Developed by SeaVuria; technical implementation by ARES (with AI assistance from Claude). Licensed under </w:t>
       </w:r>
-      <w:hyperlink w:history="1" r:id="rIdp--zqithcjn8cr_xtlrqf">
+      <w:hyperlink w:history="1" r:id="rIdhpstodsbqgbffquwn7-bi">
         <w:r>
           <w:rPr>
             <w:rFonts w:ascii="Arial" w:cs="Arial" w:eastAsia="Arial" w:hAnsi="Arial"/>
@@ -5698,7 +5698,7 @@
         </w:rPr>
         <w:t xml:space="preserve"> (</w:t>
       </w:r>
-      <w:hyperlink w:history="1" r:id="rIdq_poxrxqrmrpoljq0qtlw">
+      <w:hyperlink w:history="1" r:id="rIdtbzzlrtude2vzjsjyi5fc">
         <w:r>
           <w:rPr>
             <w:rFonts w:ascii="Arial" w:cs="Arial" w:eastAsia="Arial" w:hAnsi="Arial"/>
@@ -6711,7 +6711,7 @@
             <w:pPr>
               <w:spacing w:after="20" w:before="0"/>
             </w:pPr>
-            <w:hyperlink w:history="1" r:id="rIdjnunnpvp7va39so2dwx4i">
+            <w:hyperlink w:history="1" r:id="rIdqxrjzq3p9jearimdmmi7s">
               <w:r>
                 <w:rPr>
                   <w:rFonts w:ascii="Arial" w:cs="Arial" w:eastAsia="Arial" w:hAnsi="Arial"/>
@@ -6744,7 +6744,7 @@
               <w:spacing w:after="10" w:before="0"/>
               <w:ind w:left="120"/>
             </w:pPr>
-            <w:hyperlink w:history="1" r:id="rIdleokk1ofp4-lsutxxvi07">
+            <w:hyperlink w:history="1" r:id="rIdxw7guqiruhvvsjdkhh6l_">
               <w:r>
                 <w:rPr>
                   <w:rFonts w:ascii="Arial" w:cs="Arial" w:eastAsia="Arial" w:hAnsi="Arial"/>
@@ -6789,7 +6789,7 @@
             <w:pPr>
               <w:spacing w:after="20" w:before="0"/>
             </w:pPr>
-            <w:hyperlink w:history="1" r:id="rIdagklidfbtljc9we3bakze">
+            <w:hyperlink w:history="1" r:id="rIduqh4not1lqkoqxfju5-xf">
               <w:r>
                 <w:rPr>
                   <w:rFonts w:ascii="Arial" w:cs="Arial" w:eastAsia="Arial" w:hAnsi="Arial"/>
@@ -6822,7 +6822,7 @@
               <w:spacing w:after="10" w:before="0"/>
               <w:ind w:left="120"/>
             </w:pPr>
-            <w:hyperlink w:history="1" r:id="rIdv784lpnhqpc60n0haubnb">
+            <w:hyperlink w:history="1" r:id="rIdj90z8vlaiz9t3xovnlava">
               <w:r>
                 <w:rPr>
                   <w:rFonts w:ascii="Arial" w:cs="Arial" w:eastAsia="Arial" w:hAnsi="Arial"/>
@@ -7017,7 +7017,7 @@
             <w:pPr>
               <w:spacing w:after="20" w:before="0"/>
             </w:pPr>
-            <w:hyperlink w:history="1" r:id="rIdp2cjjillfnwqtuxsgfkqc">
+            <w:hyperlink w:history="1" r:id="rIdasaatzkwuo3wrvosxpg5m">
               <w:r>
                 <w:rPr>
                   <w:rFonts w:ascii="Arial" w:cs="Arial" w:eastAsia="Arial" w:hAnsi="Arial"/>
@@ -7050,7 +7050,7 @@
               <w:spacing w:after="10" w:before="0"/>
               <w:ind w:left="120"/>
             </w:pPr>
-            <w:hyperlink w:history="1" r:id="rId5xkg6wqjxb58ontvsnmr4">
+            <w:hyperlink w:history="1" r:id="rId74sufoxahoagdadopocu2">
               <w:r>
                 <w:rPr>
                   <w:rFonts w:ascii="Arial" w:cs="Arial" w:eastAsia="Arial" w:hAnsi="Arial"/>
@@ -7095,7 +7095,7 @@
             <w:pPr>
               <w:spacing w:after="20" w:before="0"/>
             </w:pPr>
-            <w:hyperlink w:history="1" r:id="rIdwq0ignd-smvkul5jyycke">
+            <w:hyperlink w:history="1" r:id="rIdxxycawmcoinws-wc7xwtf">
               <w:r>
                 <w:rPr>
                   <w:rFonts w:ascii="Arial" w:cs="Arial" w:eastAsia="Arial" w:hAnsi="Arial"/>
@@ -7128,7 +7128,7 @@
               <w:spacing w:after="10" w:before="0"/>
               <w:ind w:left="120"/>
             </w:pPr>
-            <w:hyperlink w:history="1" r:id="rIdisbekfvd6qeknbu8dkhtu">
+            <w:hyperlink w:history="1" r:id="rIdg-loatdaurwqdstb-wfq2">
               <w:r>
                 <w:rPr>
                   <w:rFonts w:ascii="Arial" w:cs="Arial" w:eastAsia="Arial" w:hAnsi="Arial"/>
@@ -7323,7 +7323,7 @@
             <w:pPr>
               <w:spacing w:after="20" w:before="0"/>
             </w:pPr>
-            <w:hyperlink w:history="1" r:id="rIdlrbsdxkjrgvewlhummb9j">
+            <w:hyperlink w:history="1" r:id="rIdta0otlmmmryznegd6vuei">
               <w:r>
                 <w:rPr>
                   <w:rFonts w:ascii="Arial" w:cs="Arial" w:eastAsia="Arial" w:hAnsi="Arial"/>
@@ -7356,7 +7356,7 @@
               <w:spacing w:after="10" w:before="0"/>
               <w:ind w:left="120"/>
             </w:pPr>
-            <w:hyperlink w:history="1" r:id="rIdbbjtxjy2unixiibwn8bd_">
+            <w:hyperlink w:history="1" r:id="rIdf-28xuleeipwucvb01tns">
               <w:r>
                 <w:rPr>
                   <w:rFonts w:ascii="Arial" w:cs="Arial" w:eastAsia="Arial" w:hAnsi="Arial"/>
@@ -7401,7 +7401,7 @@
             <w:pPr>
               <w:spacing w:after="20" w:before="0"/>
             </w:pPr>
-            <w:hyperlink w:history="1" r:id="rId5usmsnav6smh7qbanopnz">
+            <w:hyperlink w:history="1" r:id="rIdtn1l_tsoluqddvgj_duac">
               <w:r>
                 <w:rPr>
                   <w:rFonts w:ascii="Arial" w:cs="Arial" w:eastAsia="Arial" w:hAnsi="Arial"/>
@@ -7434,7 +7434,7 @@
               <w:spacing w:after="10" w:before="0"/>
               <w:ind w:left="120"/>
             </w:pPr>
-            <w:hyperlink w:history="1" r:id="rId4n1ncnc-ke6w3yihuqgjv">
+            <w:hyperlink w:history="1" r:id="rId2ol6-bw63obuirfx2-p6l">
               <w:r>
                 <w:rPr>
                   <w:rFonts w:ascii="Arial" w:cs="Arial" w:eastAsia="Arial" w:hAnsi="Arial"/>
@@ -7629,7 +7629,7 @@
             <w:pPr>
               <w:spacing w:after="20" w:before="0"/>
             </w:pPr>
-            <w:hyperlink w:history="1" r:id="rIdfykz4dldtqxmofr09um7t">
+            <w:hyperlink w:history="1" r:id="rIdw7conszyy1prpcozoirth">
               <w:r>
                 <w:rPr>
                   <w:rFonts w:ascii="Arial" w:cs="Arial" w:eastAsia="Arial" w:hAnsi="Arial"/>
@@ -7662,7 +7662,7 @@
               <w:spacing w:after="10" w:before="0"/>
               <w:ind w:left="120"/>
             </w:pPr>
-            <w:hyperlink w:history="1" r:id="rIdsfhmtm6ceqeho-mgyl_ro">
+            <w:hyperlink w:history="1" r:id="rIdbh4lcxrjinq-ifzsjni24">
               <w:r>
                 <w:rPr>
                   <w:rFonts w:ascii="Arial" w:cs="Arial" w:eastAsia="Arial" w:hAnsi="Arial"/>
@@ -7707,7 +7707,7 @@
             <w:pPr>
               <w:spacing w:after="20" w:before="0"/>
             </w:pPr>
-            <w:hyperlink w:history="1" r:id="rIdexamia-zi30coizgxa9uy">
+            <w:hyperlink w:history="1" r:id="rId9l0mwil5ouzcnxuhhyg2i">
               <w:r>
                 <w:rPr>
                   <w:rFonts w:ascii="Arial" w:cs="Arial" w:eastAsia="Arial" w:hAnsi="Arial"/>
@@ -7740,7 +7740,7 @@
               <w:spacing w:after="10" w:before="0"/>
               <w:ind w:left="120"/>
             </w:pPr>
-            <w:hyperlink w:history="1" r:id="rIdouzgcwqu2xmig39_sakku">
+            <w:hyperlink w:history="1" r:id="rId_7mmfeqvkffa8ik2dutzh">
               <w:r>
                 <w:rPr>
                   <w:rFonts w:ascii="Arial" w:cs="Arial" w:eastAsia="Arial" w:hAnsi="Arial"/>
@@ -7935,7 +7935,7 @@
             <w:pPr>
               <w:spacing w:after="20" w:before="0"/>
             </w:pPr>
-            <w:hyperlink w:history="1" r:id="rIdqk-miro0uakpiclrgueju">
+            <w:hyperlink w:history="1" r:id="rIdfw-sld-my6n4mys18zpfi">
               <w:r>
                 <w:rPr>
                   <w:rFonts w:ascii="Arial" w:cs="Arial" w:eastAsia="Arial" w:hAnsi="Arial"/>
@@ -7968,7 +7968,7 @@
               <w:spacing w:after="10" w:before="0"/>
               <w:ind w:left="120"/>
             </w:pPr>
-            <w:hyperlink w:history="1" r:id="rId29l9flgsucjl5tpupce4o">
+            <w:hyperlink w:history="1" r:id="rIdw2h6_l91n-jgomoj0r05q">
               <w:r>
                 <w:rPr>
                   <w:rFonts w:ascii="Arial" w:cs="Arial" w:eastAsia="Arial" w:hAnsi="Arial"/>
@@ -8013,7 +8013,7 @@
             <w:pPr>
               <w:spacing w:after="20" w:before="0"/>
             </w:pPr>
-            <w:hyperlink w:history="1" r:id="rIdvc5xj5xtsvcpts3vdtwzl">
+            <w:hyperlink w:history="1" r:id="rIdfqr7749qb2tcsk9xdk4kw">
               <w:r>
                 <w:rPr>
                   <w:rFonts w:ascii="Arial" w:cs="Arial" w:eastAsia="Arial" w:hAnsi="Arial"/>
@@ -8062,7 +8062,7 @@
               <w:spacing w:after="10" w:before="0"/>
               <w:ind w:left="120"/>
             </w:pPr>
-            <w:hyperlink w:history="1" r:id="rIdx-s49btju-k5whvexs9e-">
+            <w:hyperlink w:history="1" r:id="rId08zhja3xjfvbnmbzto9rr">
               <w:r>
                 <w:rPr>
                   <w:rFonts w:ascii="Arial" w:cs="Arial" w:eastAsia="Arial" w:hAnsi="Arial"/>
@@ -8574,7 +8574,7 @@
         </w:rPr>
         <w:t xml:space="preserve">© 2026 SeaVuria and ARES. Aligned with KICD objectives. Developed by SeaVuria; technical implementation by ARES (with AI assistance from Claude). Licensed under </w:t>
       </w:r>
-      <w:hyperlink w:history="1" r:id="rIdjou-3op-q9gwoy2797pmr">
+      <w:hyperlink w:history="1" r:id="rIddc2nyicottuv8o5_sth6p">
         <w:r>
           <w:rPr>
             <w:rFonts w:ascii="Arial" w:cs="Arial" w:eastAsia="Arial" w:hAnsi="Arial"/>
@@ -8595,7 +8595,7 @@
         </w:rPr>
         <w:t xml:space="preserve"> (</w:t>
       </w:r>
-      <w:hyperlink w:history="1" r:id="rId3oto6kcvbcf44aqb5czkf">
+      <w:hyperlink w:history="1" r:id="rIdvqlsq5dls_c5f4nloouc0">
         <w:r>
           <w:rPr>
             <w:rFonts w:ascii="Arial" w:cs="Arial" w:eastAsia="Arial" w:hAnsi="Arial"/>
@@ -9608,7 +9608,7 @@
             <w:pPr>
               <w:spacing w:after="20" w:before="0"/>
             </w:pPr>
-            <w:hyperlink w:history="1" r:id="rIduqija4x1hjawcaucqz1xd">
+            <w:hyperlink w:history="1" r:id="rIdpzpcf1xngxxnts6q04ynt">
               <w:r>
                 <w:rPr>
                   <w:rFonts w:ascii="Arial" w:cs="Arial" w:eastAsia="Arial" w:hAnsi="Arial"/>
@@ -9641,7 +9641,7 @@
               <w:spacing w:after="10" w:before="0"/>
               <w:ind w:left="120"/>
             </w:pPr>
-            <w:hyperlink w:history="1" r:id="rIdorr3d7izvmxv_xbm7kax9">
+            <w:hyperlink w:history="1" r:id="rId8v36t-ax7o5czgu1alt76">
               <w:r>
                 <w:rPr>
                   <w:rFonts w:ascii="Arial" w:cs="Arial" w:eastAsia="Arial" w:hAnsi="Arial"/>
@@ -9686,7 +9686,7 @@
             <w:pPr>
               <w:spacing w:after="20" w:before="0"/>
             </w:pPr>
-            <w:hyperlink w:history="1" r:id="rIdvlhbmq2o-q86oab8gs3k5">
+            <w:hyperlink w:history="1" r:id="rIdvz3-9ip3xei37tmyxdxhp">
               <w:r>
                 <w:rPr>
                   <w:rFonts w:ascii="Arial" w:cs="Arial" w:eastAsia="Arial" w:hAnsi="Arial"/>
@@ -9719,7 +9719,7 @@
               <w:spacing w:after="10" w:before="0"/>
               <w:ind w:left="120"/>
             </w:pPr>
-            <w:hyperlink w:history="1" r:id="rIdjblnm4l7pjjphxkwpqkyz">
+            <w:hyperlink w:history="1" r:id="rIda8kjkakepyszgatd7pr1g">
               <w:r>
                 <w:rPr>
                   <w:rFonts w:ascii="Arial" w:cs="Arial" w:eastAsia="Arial" w:hAnsi="Arial"/>
@@ -9914,7 +9914,7 @@
             <w:pPr>
               <w:spacing w:after="20" w:before="0"/>
             </w:pPr>
-            <w:hyperlink w:history="1" r:id="rId7dzi2badflxuyznewwoxr">
+            <w:hyperlink w:history="1" r:id="rIdn_dc21j7aqsjusinfkqgb">
               <w:r>
                 <w:rPr>
                   <w:rFonts w:ascii="Arial" w:cs="Arial" w:eastAsia="Arial" w:hAnsi="Arial"/>
@@ -9947,7 +9947,7 @@
               <w:spacing w:after="10" w:before="0"/>
               <w:ind w:left="120"/>
             </w:pPr>
-            <w:hyperlink w:history="1" r:id="rIdyo-mqt7vv4_legsvy6rnq">
+            <w:hyperlink w:history="1" r:id="rIdjmgdmfkxbjfrbsvci-wtr">
               <w:r>
                 <w:rPr>
                   <w:rFonts w:ascii="Arial" w:cs="Arial" w:eastAsia="Arial" w:hAnsi="Arial"/>
@@ -9992,7 +9992,7 @@
             <w:pPr>
               <w:spacing w:after="20" w:before="0"/>
             </w:pPr>
-            <w:hyperlink w:history="1" r:id="rId28kkd1_neouii8oy-5m9k">
+            <w:hyperlink w:history="1" r:id="rIduyife1p88hyxxhgxntwdl">
               <w:r>
                 <w:rPr>
                   <w:rFonts w:ascii="Arial" w:cs="Arial" w:eastAsia="Arial" w:hAnsi="Arial"/>
@@ -10025,7 +10025,7 @@
               <w:spacing w:after="10" w:before="0"/>
               <w:ind w:left="120"/>
             </w:pPr>
-            <w:hyperlink w:history="1" r:id="rIdrzci8pnbrzcndsnddhkgx">
+            <w:hyperlink w:history="1" r:id="rIdfzodyppjpglwzssudaudj">
               <w:r>
                 <w:rPr>
                   <w:rFonts w:ascii="Arial" w:cs="Arial" w:eastAsia="Arial" w:hAnsi="Arial"/>
@@ -10220,7 +10220,7 @@
             <w:pPr>
               <w:spacing w:after="20" w:before="0"/>
             </w:pPr>
-            <w:hyperlink w:history="1" r:id="rIdu1fep4homhxohcwqy40vu">
+            <w:hyperlink w:history="1" r:id="rIdi2_1ajo939zerzmonaxbv">
               <w:r>
                 <w:rPr>
                   <w:rFonts w:ascii="Arial" w:cs="Arial" w:eastAsia="Arial" w:hAnsi="Arial"/>
@@ -10253,7 +10253,7 @@
               <w:spacing w:after="10" w:before="0"/>
               <w:ind w:left="120"/>
             </w:pPr>
-            <w:hyperlink w:history="1" r:id="rId1hgfdqmw41mqiyw7lkfou">
+            <w:hyperlink w:history="1" r:id="rIdc0mtjoikn_k-_zi8k-d3k">
               <w:r>
                 <w:rPr>
                   <w:rFonts w:ascii="Arial" w:cs="Arial" w:eastAsia="Arial" w:hAnsi="Arial"/>
@@ -10298,7 +10298,7 @@
             <w:pPr>
               <w:spacing w:after="20" w:before="0"/>
             </w:pPr>
-            <w:hyperlink w:history="1" r:id="rIdy5qbo94syc5jllmrwege5">
+            <w:hyperlink w:history="1" r:id="rId-dhde8d4w-vnsnb8flvpb">
               <w:r>
                 <w:rPr>
                   <w:rFonts w:ascii="Arial" w:cs="Arial" w:eastAsia="Arial" w:hAnsi="Arial"/>
@@ -10331,7 +10331,7 @@
               <w:spacing w:after="10" w:before="0"/>
               <w:ind w:left="120"/>
             </w:pPr>
-            <w:hyperlink w:history="1" r:id="rIdnsqmebunsohzsqnhrijse">
+            <w:hyperlink w:history="1" r:id="rIdoxhfmb6prti3yj4ev9akt">
               <w:r>
                 <w:rPr>
                   <w:rFonts w:ascii="Arial" w:cs="Arial" w:eastAsia="Arial" w:hAnsi="Arial"/>
@@ -10526,7 +10526,7 @@
             <w:pPr>
               <w:spacing w:after="20" w:before="0"/>
             </w:pPr>
-            <w:hyperlink w:history="1" r:id="rIdteuz07hocr0f9a3odwmdy">
+            <w:hyperlink w:history="1" r:id="rIdyie9roidels0qbaiaqxiy">
               <w:r>
                 <w:rPr>
                   <w:rFonts w:ascii="Arial" w:cs="Arial" w:eastAsia="Arial" w:hAnsi="Arial"/>
@@ -10559,7 +10559,7 @@
               <w:spacing w:after="10" w:before="0"/>
               <w:ind w:left="120"/>
             </w:pPr>
-            <w:hyperlink w:history="1" r:id="rIdg_01avf0af25_gltd0i0d">
+            <w:hyperlink w:history="1" r:id="rIdf2dgf1foqm3y49dyo4zqr">
               <w:r>
                 <w:rPr>
                   <w:rFonts w:ascii="Arial" w:cs="Arial" w:eastAsia="Arial" w:hAnsi="Arial"/>
@@ -10604,7 +10604,7 @@
             <w:pPr>
               <w:spacing w:after="20" w:before="0"/>
             </w:pPr>
-            <w:hyperlink w:history="1" r:id="rIdvm3cz7lvk9nx76nakk4wy">
+            <w:hyperlink w:history="1" r:id="rIdesla8ul3nnw-fhbop_dfu">
               <w:r>
                 <w:rPr>
                   <w:rFonts w:ascii="Arial" w:cs="Arial" w:eastAsia="Arial" w:hAnsi="Arial"/>
@@ -10637,7 +10637,7 @@
               <w:spacing w:after="10" w:before="0"/>
               <w:ind w:left="120"/>
             </w:pPr>
-            <w:hyperlink w:history="1" r:id="rIdz8dkwgg1digkysdkxtc0a">
+            <w:hyperlink w:history="1" r:id="rIdvkve4fbyojmbdblmzga52">
               <w:r>
                 <w:rPr>
                   <w:rFonts w:ascii="Arial" w:cs="Arial" w:eastAsia="Arial" w:hAnsi="Arial"/>
@@ -10832,7 +10832,7 @@
             <w:pPr>
               <w:spacing w:after="20" w:before="0"/>
             </w:pPr>
-            <w:hyperlink w:history="1" r:id="rIdq1zlxre3mkxjilh0yv7k6">
+            <w:hyperlink w:history="1" r:id="rIdx14dg9xqgb06c7dwus6wp">
               <w:r>
                 <w:rPr>
                   <w:rFonts w:ascii="Arial" w:cs="Arial" w:eastAsia="Arial" w:hAnsi="Arial"/>
@@ -10865,7 +10865,7 @@
               <w:spacing w:after="10" w:before="0"/>
               <w:ind w:left="120"/>
             </w:pPr>
-            <w:hyperlink w:history="1" r:id="rIdc7n3wfqynaag6qtwn9zsv">
+            <w:hyperlink w:history="1" r:id="rIdr4wuzhyelgzd_grwsn48k">
               <w:r>
                 <w:rPr>
                   <w:rFonts w:ascii="Arial" w:cs="Arial" w:eastAsia="Arial" w:hAnsi="Arial"/>
@@ -10910,7 +10910,7 @@
             <w:pPr>
               <w:spacing w:after="20" w:before="0"/>
             </w:pPr>
-            <w:hyperlink w:history="1" r:id="rIdxrhs2gritmdje0v5vxz-x">
+            <w:hyperlink w:history="1" r:id="rId-1jhgyzale6uacqi8ncsd">
               <w:r>
                 <w:rPr>
                   <w:rFonts w:ascii="Arial" w:cs="Arial" w:eastAsia="Arial" w:hAnsi="Arial"/>
@@ -10943,7 +10943,7 @@
               <w:spacing w:after="10" w:before="0"/>
               <w:ind w:left="120"/>
             </w:pPr>
-            <w:hyperlink w:history="1" r:id="rIdrkgf5oxffcjh1sifypft4">
+            <w:hyperlink w:history="1" r:id="rIdwv0sv5ouevt7yq2nfh1v2">
               <w:r>
                 <w:rPr>
                   <w:rFonts w:ascii="Arial" w:cs="Arial" w:eastAsia="Arial" w:hAnsi="Arial"/>
@@ -11455,7 +11455,7 @@
         </w:rPr>
         <w:t xml:space="preserve">© 2026 SeaVuria and ARES. Aligned with KICD objectives. Developed by SeaVuria; technical implementation by ARES (with AI assistance from Claude). Licensed under </w:t>
       </w:r>
-      <w:hyperlink w:history="1" r:id="rIdlyjb6vknmlmi8p-3w_o_q">
+      <w:hyperlink w:history="1" r:id="rIdaffimtvfo3ihdbq7qzghv">
         <w:r>
           <w:rPr>
             <w:rFonts w:ascii="Arial" w:cs="Arial" w:eastAsia="Arial" w:hAnsi="Arial"/>
@@ -11476,7 +11476,7 @@
         </w:rPr>
         <w:t xml:space="preserve"> (</w:t>
       </w:r>
-      <w:hyperlink w:history="1" r:id="rId7q7hq7hmjyvaq9hzp4dmb">
+      <w:hyperlink w:history="1" r:id="rIdacte1nhkern5ofezyyvoz">
         <w:r>
           <w:rPr>
             <w:rFonts w:ascii="Arial" w:cs="Arial" w:eastAsia="Arial" w:hAnsi="Arial"/>
@@ -12489,7 +12489,7 @@
             <w:pPr>
               <w:spacing w:after="20" w:before="0"/>
             </w:pPr>
-            <w:hyperlink w:history="1" r:id="rId2prs_w8k3md77s12z8fqv">
+            <w:hyperlink w:history="1" r:id="rIdda68fhoczkcssrx_d-93y">
               <w:r>
                 <w:rPr>
                   <w:rFonts w:ascii="Arial" w:cs="Arial" w:eastAsia="Arial" w:hAnsi="Arial"/>
@@ -12522,7 +12522,7 @@
               <w:spacing w:after="10" w:before="0"/>
               <w:ind w:left="120"/>
             </w:pPr>
-            <w:hyperlink w:history="1" r:id="rIdz9ma9p_a4uioq5_6v2y5l">
+            <w:hyperlink w:history="1" r:id="rIdh1pvykd-4yqoft66nth46">
               <w:r>
                 <w:rPr>
                   <w:rFonts w:ascii="Arial" w:cs="Arial" w:eastAsia="Arial" w:hAnsi="Arial"/>
@@ -12567,7 +12567,7 @@
             <w:pPr>
               <w:spacing w:after="20" w:before="0"/>
             </w:pPr>
-            <w:hyperlink w:history="1" r:id="rId8_m7uaqspfk3phlvnwy58">
+            <w:hyperlink w:history="1" r:id="rIdzg8mvx7zuqla1haotgglt">
               <w:r>
                 <w:rPr>
                   <w:rFonts w:ascii="Arial" w:cs="Arial" w:eastAsia="Arial" w:hAnsi="Arial"/>
@@ -12600,7 +12600,7 @@
               <w:spacing w:after="10" w:before="0"/>
               <w:ind w:left="120"/>
             </w:pPr>
-            <w:hyperlink w:history="1" r:id="rIds9y5mw3gwng_5ur6w4ydg">
+            <w:hyperlink w:history="1" r:id="rIdka0e5xdacm260vkvjh6hk">
               <w:r>
                 <w:rPr>
                   <w:rFonts w:ascii="Arial" w:cs="Arial" w:eastAsia="Arial" w:hAnsi="Arial"/>
@@ -12795,7 +12795,7 @@
             <w:pPr>
               <w:spacing w:after="20" w:before="0"/>
             </w:pPr>
-            <w:hyperlink w:history="1" r:id="rIdxg6tqz_kfyrdm56rkoiuw">
+            <w:hyperlink w:history="1" r:id="rIdyuqhoy6-tepexqqcmnci2">
               <w:r>
                 <w:rPr>
                   <w:rFonts w:ascii="Arial" w:cs="Arial" w:eastAsia="Arial" w:hAnsi="Arial"/>
@@ -12828,7 +12828,7 @@
               <w:spacing w:after="10" w:before="0"/>
               <w:ind w:left="120"/>
             </w:pPr>
-            <w:hyperlink w:history="1" r:id="rIdloyq6lh42t97busvy-cku">
+            <w:hyperlink w:history="1" r:id="rIdx1lfmmaqpb5m-brpjpuvv">
               <w:r>
                 <w:rPr>
                   <w:rFonts w:ascii="Arial" w:cs="Arial" w:eastAsia="Arial" w:hAnsi="Arial"/>
@@ -12873,7 +12873,7 @@
             <w:pPr>
               <w:spacing w:after="20" w:before="0"/>
             </w:pPr>
-            <w:hyperlink w:history="1" r:id="rIdg-geugr2unie0-qf6jreh">
+            <w:hyperlink w:history="1" r:id="rIdrny4ww9sl-frspcqexo6f">
               <w:r>
                 <w:rPr>
                   <w:rFonts w:ascii="Arial" w:cs="Arial" w:eastAsia="Arial" w:hAnsi="Arial"/>
@@ -12906,7 +12906,7 @@
               <w:spacing w:after="10" w:before="0"/>
               <w:ind w:left="120"/>
             </w:pPr>
-            <w:hyperlink w:history="1" r:id="rIdwnrnfvni82ihbwvw0bvp9">
+            <w:hyperlink w:history="1" r:id="rId-7jrnqvy9tessk_vqcejk">
               <w:r>
                 <w:rPr>
                   <w:rFonts w:ascii="Arial" w:cs="Arial" w:eastAsia="Arial" w:hAnsi="Arial"/>
@@ -13101,7 +13101,7 @@
             <w:pPr>
               <w:spacing w:after="20" w:before="0"/>
             </w:pPr>
-            <w:hyperlink w:history="1" r:id="rIdlli16yjbpnp8vwtkkyxn2">
+            <w:hyperlink w:history="1" r:id="rIdcpceq5_vddua0cokvtrig">
               <w:r>
                 <w:rPr>
                   <w:rFonts w:ascii="Arial" w:cs="Arial" w:eastAsia="Arial" w:hAnsi="Arial"/>
@@ -13134,7 +13134,7 @@
               <w:spacing w:after="10" w:before="0"/>
               <w:ind w:left="120"/>
             </w:pPr>
-            <w:hyperlink w:history="1" r:id="rIdfegliftvbiuy0yzdagyt5">
+            <w:hyperlink w:history="1" r:id="rIdaxxynv-706iodrfjelhs_">
               <w:r>
                 <w:rPr>
                   <w:rFonts w:ascii="Arial" w:cs="Arial" w:eastAsia="Arial" w:hAnsi="Arial"/>
@@ -13179,7 +13179,7 @@
             <w:pPr>
               <w:spacing w:after="20" w:before="0"/>
             </w:pPr>
-            <w:hyperlink w:history="1" r:id="rId5agv-k3wvyc9n9lanc7go">
+            <w:hyperlink w:history="1" r:id="rIde8jn8iqnz7i49n9lnmhoe">
               <w:r>
                 <w:rPr>
                   <w:rFonts w:ascii="Arial" w:cs="Arial" w:eastAsia="Arial" w:hAnsi="Arial"/>
@@ -13212,7 +13212,7 @@
               <w:spacing w:after="10" w:before="0"/>
               <w:ind w:left="120"/>
             </w:pPr>
-            <w:hyperlink w:history="1" r:id="rIdib-xiiebbp2d5zzxkzhkv">
+            <w:hyperlink w:history="1" r:id="rIdqqf2-atyudiksgpw_fu8z">
               <w:r>
                 <w:rPr>
                   <w:rFonts w:ascii="Arial" w:cs="Arial" w:eastAsia="Arial" w:hAnsi="Arial"/>
@@ -13407,7 +13407,7 @@
             <w:pPr>
               <w:spacing w:after="20" w:before="0"/>
             </w:pPr>
-            <w:hyperlink w:history="1" r:id="rIdj3onc32uwc2nrfj-oy6av">
+            <w:hyperlink w:history="1" r:id="rIdwcqarzse_czrmn6ru65dc">
               <w:r>
                 <w:rPr>
                   <w:rFonts w:ascii="Arial" w:cs="Arial" w:eastAsia="Arial" w:hAnsi="Arial"/>
@@ -13440,7 +13440,7 @@
               <w:spacing w:after="10" w:before="0"/>
               <w:ind w:left="120"/>
             </w:pPr>
-            <w:hyperlink w:history="1" r:id="rIdbep08hwgnuo1rzc-pcxel">
+            <w:hyperlink w:history="1" r:id="rIdwvewghq2ujgk-1lgpor9l">
               <w:r>
                 <w:rPr>
                   <w:rFonts w:ascii="Arial" w:cs="Arial" w:eastAsia="Arial" w:hAnsi="Arial"/>
@@ -13485,7 +13485,7 @@
             <w:pPr>
               <w:spacing w:after="20" w:before="0"/>
             </w:pPr>
-            <w:hyperlink w:history="1" r:id="rIdbjhkyv-f4dm-gypkdgqdc">
+            <w:hyperlink w:history="1" r:id="rId2f2vstqtbofwndfp_sqqa">
               <w:r>
                 <w:rPr>
                   <w:rFonts w:ascii="Arial" w:cs="Arial" w:eastAsia="Arial" w:hAnsi="Arial"/>
@@ -13518,7 +13518,7 @@
               <w:spacing w:after="10" w:before="0"/>
               <w:ind w:left="120"/>
             </w:pPr>
-            <w:hyperlink w:history="1" r:id="rIddg75crzcf92nsxhuetwbc">
+            <w:hyperlink w:history="1" r:id="rIdl-bw2ph_n8ssy5sqphn0b">
               <w:r>
                 <w:rPr>
                   <w:rFonts w:ascii="Arial" w:cs="Arial" w:eastAsia="Arial" w:hAnsi="Arial"/>
@@ -13713,7 +13713,7 @@
             <w:pPr>
               <w:spacing w:after="20" w:before="0"/>
             </w:pPr>
-            <w:hyperlink w:history="1" r:id="rIdkllgcr4_ksn3qpa64p7ut">
+            <w:hyperlink w:history="1" r:id="rIdbdj2is2dxihft65w0qtup">
               <w:r>
                 <w:rPr>
                   <w:rFonts w:ascii="Arial" w:cs="Arial" w:eastAsia="Arial" w:hAnsi="Arial"/>
@@ -13746,7 +13746,7 @@
               <w:spacing w:after="10" w:before="0"/>
               <w:ind w:left="120"/>
             </w:pPr>
-            <w:hyperlink w:history="1" r:id="rId2y1cufx_5xktux2tlkl6l">
+            <w:hyperlink w:history="1" r:id="rIdwkcdc-u4xdqpg3gchh-uc">
               <w:r>
                 <w:rPr>
                   <w:rFonts w:ascii="Arial" w:cs="Arial" w:eastAsia="Arial" w:hAnsi="Arial"/>
@@ -13791,7 +13791,7 @@
             <w:pPr>
               <w:spacing w:after="20" w:before="0"/>
             </w:pPr>
-            <w:hyperlink w:history="1" r:id="rId4xzdgaktp6eimnec9xu6u">
+            <w:hyperlink w:history="1" r:id="rIdynvxgr4fqjhp6oycsdjkx">
               <w:r>
                 <w:rPr>
                   <w:rFonts w:ascii="Arial" w:cs="Arial" w:eastAsia="Arial" w:hAnsi="Arial"/>
@@ -13824,7 +13824,7 @@
               <w:spacing w:after="10" w:before="0"/>
               <w:ind w:left="120"/>
             </w:pPr>
-            <w:hyperlink w:history="1" r:id="rIdyuzlb1cksdgdz_vcab-jf">
+            <w:hyperlink w:history="1" r:id="rIdxbiovzxjww6fbzudifkvd">
               <w:r>
                 <w:rPr>
                   <w:rFonts w:ascii="Arial" w:cs="Arial" w:eastAsia="Arial" w:hAnsi="Arial"/>
@@ -14336,7 +14336,7 @@
         </w:rPr>
         <w:t xml:space="preserve">© 2026 SeaVuria and ARES. Aligned with KICD objectives. Developed by SeaVuria; technical implementation by ARES (with AI assistance from Claude). Licensed under </w:t>
       </w:r>
-      <w:hyperlink w:history="1" r:id="rIdvqyohcwocm9jbkfjslq3_">
+      <w:hyperlink w:history="1" r:id="rIdphl6nb_sr5yzr-rpxjjye">
         <w:r>
           <w:rPr>
             <w:rFonts w:ascii="Arial" w:cs="Arial" w:eastAsia="Arial" w:hAnsi="Arial"/>
@@ -14357,7 +14357,7 @@
         </w:rPr>
         <w:t xml:space="preserve"> (</w:t>
       </w:r>
-      <w:hyperlink w:history="1" r:id="rIdldrj6eypkyzcxezkydc-x">
+      <w:hyperlink w:history="1" r:id="rIdgv40tk3rz-cxa_zmgosu1">
         <w:r>
           <w:rPr>
             <w:rFonts w:ascii="Arial" w:cs="Arial" w:eastAsia="Arial" w:hAnsi="Arial"/>
@@ -15569,7 +15569,7 @@
             <w:pPr>
               <w:spacing w:after="20" w:before="0"/>
             </w:pPr>
-            <w:hyperlink w:history="1" r:id="rIdbz9is0s1no2yw2htzehzs">
+            <w:hyperlink w:history="1" r:id="rId9udf1-nhall3vwurqjqmo">
               <w:r>
                 <w:rPr>
                   <w:rFonts w:ascii="Arial" w:cs="Arial" w:eastAsia="Arial" w:hAnsi="Arial"/>
@@ -15618,7 +15618,7 @@
               <w:spacing w:after="10" w:before="0"/>
               <w:ind w:left="120"/>
             </w:pPr>
-            <w:hyperlink w:history="1" r:id="rIdr-lzc2coahcvd2jdxhyi8">
+            <w:hyperlink w:history="1" r:id="rId3vbwj9axijlhslrv__w6b">
               <w:r>
                 <w:rPr>
                   <w:rFonts w:ascii="Arial" w:cs="Arial" w:eastAsia="Arial" w:hAnsi="Arial"/>
@@ -15663,7 +15663,7 @@
             <w:pPr>
               <w:spacing w:after="20" w:before="0"/>
             </w:pPr>
-            <w:hyperlink w:history="1" r:id="rIdsncv6lbc28vlcrexlfgah">
+            <w:hyperlink w:history="1" r:id="rIdiuyc9lodzo2bna3imdspk">
               <w:r>
                 <w:rPr>
                   <w:rFonts w:ascii="Arial" w:cs="Arial" w:eastAsia="Arial" w:hAnsi="Arial"/>
@@ -15696,7 +15696,7 @@
               <w:spacing w:after="10" w:before="0"/>
               <w:ind w:left="120"/>
             </w:pPr>
-            <w:hyperlink w:history="1" r:id="rIdae061zfe1woe8cs5poe2b">
+            <w:hyperlink w:history="1" r:id="rId_e1g7l6wr0rug3uopdysl">
               <w:r>
                 <w:rPr>
                   <w:rFonts w:ascii="Arial" w:cs="Arial" w:eastAsia="Arial" w:hAnsi="Arial"/>
@@ -15891,7 +15891,7 @@
             <w:pPr>
               <w:spacing w:after="20" w:before="0"/>
             </w:pPr>
-            <w:hyperlink w:history="1" r:id="rId4oymxjmblu7fs2rzgnyn2">
+            <w:hyperlink w:history="1" r:id="rIdervdtuba-cxwmk7m-cbn5">
               <w:r>
                 <w:rPr>
                   <w:rFonts w:ascii="Arial" w:cs="Arial" w:eastAsia="Arial" w:hAnsi="Arial"/>
@@ -15940,7 +15940,7 @@
               <w:spacing w:after="10" w:before="0"/>
               <w:ind w:left="120"/>
             </w:pPr>
-            <w:hyperlink w:history="1" r:id="rIdhi6rtryi--y5fdb8glbau">
+            <w:hyperlink w:history="1" r:id="rIdctkvfuhvha-7trevhvrso">
               <w:r>
                 <w:rPr>
                   <w:rFonts w:ascii="Arial" w:cs="Arial" w:eastAsia="Arial" w:hAnsi="Arial"/>
@@ -15985,7 +15985,7 @@
             <w:pPr>
               <w:spacing w:after="20" w:before="0"/>
             </w:pPr>
-            <w:hyperlink w:history="1" r:id="rIdtwfmef2gjj-ho9icg91rv">
+            <w:hyperlink w:history="1" r:id="rId7hq485muescq4iegfq8yx">
               <w:r>
                 <w:rPr>
                   <w:rFonts w:ascii="Arial" w:cs="Arial" w:eastAsia="Arial" w:hAnsi="Arial"/>
@@ -16018,7 +16018,7 @@
               <w:spacing w:after="10" w:before="0"/>
               <w:ind w:left="120"/>
             </w:pPr>
-            <w:hyperlink w:history="1" r:id="rIdyieikkdmyanzhcwt__2-2">
+            <w:hyperlink w:history="1" r:id="rIdbbyhibwctinvze4tbease">
               <w:r>
                 <w:rPr>
                   <w:rFonts w:ascii="Arial" w:cs="Arial" w:eastAsia="Arial" w:hAnsi="Arial"/>
@@ -16213,7 +16213,7 @@
             <w:pPr>
               <w:spacing w:after="20" w:before="0"/>
             </w:pPr>
-            <w:hyperlink w:history="1" r:id="rIdwrc4rwx7gc-ltvjsvndtl">
+            <w:hyperlink w:history="1" r:id="rIdzvmzy7fyvpdpc0-ujaeqf">
               <w:r>
                 <w:rPr>
                   <w:rFonts w:ascii="Arial" w:cs="Arial" w:eastAsia="Arial" w:hAnsi="Arial"/>
@@ -16262,7 +16262,7 @@
               <w:spacing w:after="10" w:before="0"/>
               <w:ind w:left="120"/>
             </w:pPr>
-            <w:hyperlink w:history="1" r:id="rIdh6eguplswwaehv6gh4i2m">
+            <w:hyperlink w:history="1" r:id="rIdfq4n8jndyek_cr4hl-xtv">
               <w:r>
                 <w:rPr>
                   <w:rFonts w:ascii="Arial" w:cs="Arial" w:eastAsia="Arial" w:hAnsi="Arial"/>
@@ -16307,7 +16307,7 @@
             <w:pPr>
               <w:spacing w:after="20" w:before="0"/>
             </w:pPr>
-            <w:hyperlink w:history="1" r:id="rIdpr4avv3z-ngwe1rv9ftix">
+            <w:hyperlink w:history="1" r:id="rIdgotgjbgakfn2tdf8s5_dg">
               <w:r>
                 <w:rPr>
                   <w:rFonts w:ascii="Arial" w:cs="Arial" w:eastAsia="Arial" w:hAnsi="Arial"/>
@@ -16340,7 +16340,7 @@
               <w:spacing w:after="10" w:before="0"/>
               <w:ind w:left="120"/>
             </w:pPr>
-            <w:hyperlink w:history="1" r:id="rIdbj14bskkxjohqtsomgyod">
+            <w:hyperlink w:history="1" r:id="rId-bovsoxeh7s1mslk1lxgt">
               <w:r>
                 <w:rPr>
                   <w:rFonts w:ascii="Arial" w:cs="Arial" w:eastAsia="Arial" w:hAnsi="Arial"/>
@@ -16535,7 +16535,7 @@
             <w:pPr>
               <w:spacing w:after="20" w:before="0"/>
             </w:pPr>
-            <w:hyperlink w:history="1" r:id="rIdgba6nl0i4kv_3tunvf6cl">
+            <w:hyperlink w:history="1" r:id="rIdp8v6-l3zsw03oo72u2ej2">
               <w:r>
                 <w:rPr>
                   <w:rFonts w:ascii="Arial" w:cs="Arial" w:eastAsia="Arial" w:hAnsi="Arial"/>
@@ -16584,7 +16584,7 @@
               <w:spacing w:after="10" w:before="0"/>
               <w:ind w:left="120"/>
             </w:pPr>
-            <w:hyperlink w:history="1" r:id="rIdvcujefpcox_cfqk58ewzu">
+            <w:hyperlink w:history="1" r:id="rIdccjuwkvejwjlu_d-fejkm">
               <w:r>
                 <w:rPr>
                   <w:rFonts w:ascii="Arial" w:cs="Arial" w:eastAsia="Arial" w:hAnsi="Arial"/>
@@ -16629,7 +16629,7 @@
             <w:pPr>
               <w:spacing w:after="20" w:before="0"/>
             </w:pPr>
-            <w:hyperlink w:history="1" r:id="rId5mznnbtax1hfyxkno0fcd">
+            <w:hyperlink w:history="1" r:id="rIdn6mu1e10-yc56h3xx_q0u">
               <w:r>
                 <w:rPr>
                   <w:rFonts w:ascii="Arial" w:cs="Arial" w:eastAsia="Arial" w:hAnsi="Arial"/>
@@ -16662,7 +16662,7 @@
               <w:spacing w:after="10" w:before="0"/>
               <w:ind w:left="120"/>
             </w:pPr>
-            <w:hyperlink w:history="1" r:id="rIdozfibxb-eoclvlardfs1d">
+            <w:hyperlink w:history="1" r:id="rIdiqx0lwe1l-e2ixsdmvo2l">
               <w:r>
                 <w:rPr>
                   <w:rFonts w:ascii="Arial" w:cs="Arial" w:eastAsia="Arial" w:hAnsi="Arial"/>
@@ -16857,7 +16857,7 @@
             <w:pPr>
               <w:spacing w:after="20" w:before="0"/>
             </w:pPr>
-            <w:hyperlink w:history="1" r:id="rIdyltgaowwgu5f4qmd8wvy3">
+            <w:hyperlink w:history="1" r:id="rIdu_nrwkn8sibq5f-84jlms">
               <w:r>
                 <w:rPr>
                   <w:rFonts w:ascii="Arial" w:cs="Arial" w:eastAsia="Arial" w:hAnsi="Arial"/>
@@ -16906,7 +16906,7 @@
               <w:spacing w:after="10" w:before="0"/>
               <w:ind w:left="120"/>
             </w:pPr>
-            <w:hyperlink w:history="1" r:id="rIdly8v2q0fn5hitmroevf3n">
+            <w:hyperlink w:history="1" r:id="rIdrkkvgi2c9tpgxrppfr9fi">
               <w:r>
                 <w:rPr>
                   <w:rFonts w:ascii="Arial" w:cs="Arial" w:eastAsia="Arial" w:hAnsi="Arial"/>
@@ -16951,7 +16951,7 @@
             <w:pPr>
               <w:spacing w:after="20" w:before="0"/>
             </w:pPr>
-            <w:hyperlink w:history="1" r:id="rIdwrlu7omh5oaf9aku16in_">
+            <w:hyperlink w:history="1" r:id="rIdagpwwffmpbsnsb2j1xffq">
               <w:r>
                 <w:rPr>
                   <w:rFonts w:ascii="Arial" w:cs="Arial" w:eastAsia="Arial" w:hAnsi="Arial"/>
@@ -16984,7 +16984,7 @@
               <w:spacing w:after="10" w:before="0"/>
               <w:ind w:left="120"/>
             </w:pPr>
-            <w:hyperlink w:history="1" r:id="rIdrivfq5j937xmtli-plfym">
+            <w:hyperlink w:history="1" r:id="rId2yqvja9_eeqbeur5vcydm">
               <w:r>
                 <w:rPr>
                   <w:rFonts w:ascii="Arial" w:cs="Arial" w:eastAsia="Arial" w:hAnsi="Arial"/>
@@ -17572,7 +17572,7 @@
         </w:rPr>
         <w:t xml:space="preserve">© 2026 SeaVuria and ARES. Aligned with KICD objectives. Developed by SeaVuria; technical implementation by ARES (with AI assistance from Claude). Licensed under </w:t>
       </w:r>
-      <w:hyperlink w:history="1" r:id="rIdcxrsxuocpj667ggopmvs4">
+      <w:hyperlink w:history="1" r:id="rIdro4py-qnj5b86oq16fihf">
         <w:r>
           <w:rPr>
             <w:rFonts w:ascii="Arial" w:cs="Arial" w:eastAsia="Arial" w:hAnsi="Arial"/>
@@ -17593,7 +17593,7 @@
         </w:rPr>
         <w:t xml:space="preserve"> (</w:t>
       </w:r>
-      <w:hyperlink w:history="1" r:id="rIdmzpl9qvh7lyjf9csynpwp">
+      <w:hyperlink w:history="1" r:id="rId3klirr29dwbwbqorz0_mx">
         <w:r>
           <w:rPr>
             <w:rFonts w:ascii="Arial" w:cs="Arial" w:eastAsia="Arial" w:hAnsi="Arial"/>
@@ -18606,7 +18606,7 @@
             <w:pPr>
               <w:spacing w:after="20" w:before="0"/>
             </w:pPr>
-            <w:hyperlink w:history="1" r:id="rIdo-tbluf-j6flm6hjpls0v">
+            <w:hyperlink w:history="1" r:id="rIdub0sfuc5qsomggjpytlxa">
               <w:r>
                 <w:rPr>
                   <w:rFonts w:ascii="Arial" w:cs="Arial" w:eastAsia="Arial" w:hAnsi="Arial"/>
@@ -18639,7 +18639,7 @@
               <w:spacing w:after="10" w:before="0"/>
               <w:ind w:left="120"/>
             </w:pPr>
-            <w:hyperlink w:history="1" r:id="rIdfkgi9gpjkmmhluojg_cje">
+            <w:hyperlink w:history="1" r:id="rIdttxsghnjgyr2ixsxatvwc">
               <w:r>
                 <w:rPr>
                   <w:rFonts w:ascii="Arial" w:cs="Arial" w:eastAsia="Arial" w:hAnsi="Arial"/>
@@ -18684,7 +18684,7 @@
             <w:pPr>
               <w:spacing w:after="20" w:before="0"/>
             </w:pPr>
-            <w:hyperlink w:history="1" r:id="rIdj5mpqrz2vhjsfw0cqio_j">
+            <w:hyperlink w:history="1" r:id="rIdnubhf53v2nbutogj2ldam">
               <w:r>
                 <w:rPr>
                   <w:rFonts w:ascii="Arial" w:cs="Arial" w:eastAsia="Arial" w:hAnsi="Arial"/>
@@ -18717,7 +18717,7 @@
               <w:spacing w:after="10" w:before="0"/>
               <w:ind w:left="120"/>
             </w:pPr>
-            <w:hyperlink w:history="1" r:id="rIdeml7uqazdhxtik93cqubz">
+            <w:hyperlink w:history="1" r:id="rIdxheb4j4oex43dp-xmtc4w">
               <w:r>
                 <w:rPr>
                   <w:rFonts w:ascii="Arial" w:cs="Arial" w:eastAsia="Arial" w:hAnsi="Arial"/>
@@ -18912,7 +18912,7 @@
             <w:pPr>
               <w:spacing w:after="20" w:before="0"/>
             </w:pPr>
-            <w:hyperlink w:history="1" r:id="rId75twtzyjywdkfby4plnoi">
+            <w:hyperlink w:history="1" r:id="rIddkdfzx17ikmonmrrfxb82">
               <w:r>
                 <w:rPr>
                   <w:rFonts w:ascii="Arial" w:cs="Arial" w:eastAsia="Arial" w:hAnsi="Arial"/>
@@ -18945,7 +18945,7 @@
               <w:spacing w:after="10" w:before="0"/>
               <w:ind w:left="120"/>
             </w:pPr>
-            <w:hyperlink w:history="1" r:id="rId9oues2bjbwy7qhdpzz8yd">
+            <w:hyperlink w:history="1" r:id="rIdrrhneddc4s_9ok309euu8">
               <w:r>
                 <w:rPr>
                   <w:rFonts w:ascii="Arial" w:cs="Arial" w:eastAsia="Arial" w:hAnsi="Arial"/>
@@ -18990,7 +18990,7 @@
             <w:pPr>
               <w:spacing w:after="20" w:before="0"/>
             </w:pPr>
-            <w:hyperlink w:history="1" r:id="rIdfxgfptnj0meq4dbhezo4f">
+            <w:hyperlink w:history="1" r:id="rId9gynzxgzinbylvoz-2ppf">
               <w:r>
                 <w:rPr>
                   <w:rFonts w:ascii="Arial" w:cs="Arial" w:eastAsia="Arial" w:hAnsi="Arial"/>
@@ -19023,7 +19023,7 @@
               <w:spacing w:after="10" w:before="0"/>
               <w:ind w:left="120"/>
             </w:pPr>
-            <w:hyperlink w:history="1" r:id="rIdxiraarptoml0tywcccbsg">
+            <w:hyperlink w:history="1" r:id="rIdqv8j5tzyieob6kxq9sixb">
               <w:r>
                 <w:rPr>
                   <w:rFonts w:ascii="Arial" w:cs="Arial" w:eastAsia="Arial" w:hAnsi="Arial"/>
@@ -19218,7 +19218,7 @@
             <w:pPr>
               <w:spacing w:after="20" w:before="0"/>
             </w:pPr>
-            <w:hyperlink w:history="1" r:id="rIdk1q5ustespt-t5kxb5bsi">
+            <w:hyperlink w:history="1" r:id="rIdbxnn5vdbnukzmgjaotiov">
               <w:r>
                 <w:rPr>
                   <w:rFonts w:ascii="Arial" w:cs="Arial" w:eastAsia="Arial" w:hAnsi="Arial"/>
@@ -19251,7 +19251,7 @@
               <w:spacing w:after="10" w:before="0"/>
               <w:ind w:left="120"/>
             </w:pPr>
-            <w:hyperlink w:history="1" r:id="rId8bvrjrlcfkg927qocy_7l">
+            <w:hyperlink w:history="1" r:id="rId9qe7gtz4ee7d5yepp_lpn">
               <w:r>
                 <w:rPr>
                   <w:rFonts w:ascii="Arial" w:cs="Arial" w:eastAsia="Arial" w:hAnsi="Arial"/>
@@ -19296,7 +19296,7 @@
             <w:pPr>
               <w:spacing w:after="20" w:before="0"/>
             </w:pPr>
-            <w:hyperlink w:history="1" r:id="rIdp1ywtqtbp1f2tnmzztjw0">
+            <w:hyperlink w:history="1" r:id="rIdco76e9bpjjfd09husq3l4">
               <w:r>
                 <w:rPr>
                   <w:rFonts w:ascii="Arial" w:cs="Arial" w:eastAsia="Arial" w:hAnsi="Arial"/>
@@ -19329,7 +19329,7 @@
               <w:spacing w:after="10" w:before="0"/>
               <w:ind w:left="120"/>
             </w:pPr>
-            <w:hyperlink w:history="1" r:id="rId66vnnbdjyusyp9brak18o">
+            <w:hyperlink w:history="1" r:id="rId1gxr97qdltssvsm1tblux">
               <w:r>
                 <w:rPr>
                   <w:rFonts w:ascii="Arial" w:cs="Arial" w:eastAsia="Arial" w:hAnsi="Arial"/>
@@ -19524,7 +19524,7 @@
             <w:pPr>
               <w:spacing w:after="20" w:before="0"/>
             </w:pPr>
-            <w:hyperlink w:history="1" r:id="rIda8qjd8y4cqghvvjevjjyb">
+            <w:hyperlink w:history="1" r:id="rIdrumji1qvyjm5haoxjkk3f">
               <w:r>
                 <w:rPr>
                   <w:rFonts w:ascii="Arial" w:cs="Arial" w:eastAsia="Arial" w:hAnsi="Arial"/>
@@ -19557,7 +19557,7 @@
               <w:spacing w:after="10" w:before="0"/>
               <w:ind w:left="120"/>
             </w:pPr>
-            <w:hyperlink w:history="1" r:id="rIdmkqk5huqjyomrgj03hyju">
+            <w:hyperlink w:history="1" r:id="rIdvuexjsytdkwceabqq5jwx">
               <w:r>
                 <w:rPr>
                   <w:rFonts w:ascii="Arial" w:cs="Arial" w:eastAsia="Arial" w:hAnsi="Arial"/>
@@ -19602,7 +19602,7 @@
             <w:pPr>
               <w:spacing w:after="20" w:before="0"/>
             </w:pPr>
-            <w:hyperlink w:history="1" r:id="rIdpumszdmmbclkgpdlvt43c">
+            <w:hyperlink w:history="1" r:id="rIdade5iny11sze-glhtdqe7">
               <w:r>
                 <w:rPr>
                   <w:rFonts w:ascii="Arial" w:cs="Arial" w:eastAsia="Arial" w:hAnsi="Arial"/>
@@ -19635,7 +19635,7 @@
               <w:spacing w:after="10" w:before="0"/>
               <w:ind w:left="120"/>
             </w:pPr>
-            <w:hyperlink w:history="1" r:id="rIdvs6ivigtxfeejt5fnto2a">
+            <w:hyperlink w:history="1" r:id="rId5spw6pae1cukta1anwn47">
               <w:r>
                 <w:rPr>
                   <w:rFonts w:ascii="Arial" w:cs="Arial" w:eastAsia="Arial" w:hAnsi="Arial"/>
@@ -19830,7 +19830,7 @@
             <w:pPr>
               <w:spacing w:after="20" w:before="0"/>
             </w:pPr>
-            <w:hyperlink w:history="1" r:id="rIdkobwguejq6fbg7lmubyoq">
+            <w:hyperlink w:history="1" r:id="rIdoycxxnd5pc92q-mujtcsw">
               <w:r>
                 <w:rPr>
                   <w:rFonts w:ascii="Arial" w:cs="Arial" w:eastAsia="Arial" w:hAnsi="Arial"/>
@@ -19863,7 +19863,7 @@
               <w:spacing w:after="10" w:before="0"/>
               <w:ind w:left="120"/>
             </w:pPr>
-            <w:hyperlink w:history="1" r:id="rIdgnq46cpind1zjjytdq2jx">
+            <w:hyperlink w:history="1" r:id="rId-z7mj4n-2imqa3-2kp7bd">
               <w:r>
                 <w:rPr>
                   <w:rFonts w:ascii="Arial" w:cs="Arial" w:eastAsia="Arial" w:hAnsi="Arial"/>
@@ -19908,7 +19908,7 @@
             <w:pPr>
               <w:spacing w:after="20" w:before="0"/>
             </w:pPr>
-            <w:hyperlink w:history="1" r:id="rIdma_scai4j_ciou1kgfikn">
+            <w:hyperlink w:history="1" r:id="rIdtliktyxuiose2ztcn_o8g">
               <w:r>
                 <w:rPr>
                   <w:rFonts w:ascii="Arial" w:cs="Arial" w:eastAsia="Arial" w:hAnsi="Arial"/>
@@ -19941,7 +19941,7 @@
               <w:spacing w:after="10" w:before="0"/>
               <w:ind w:left="120"/>
             </w:pPr>
-            <w:hyperlink w:history="1" r:id="rId8vjs-9zcev8m-4oc6xa6a">
+            <w:hyperlink w:history="1" r:id="rIdywjijnjbh16kixfl-gwgm">
               <w:r>
                 <w:rPr>
                   <w:rFonts w:ascii="Arial" w:cs="Arial" w:eastAsia="Arial" w:hAnsi="Arial"/>
@@ -20453,7 +20453,7 @@
         </w:rPr>
         <w:t xml:space="preserve">© 2026 SeaVuria and ARES. Aligned with KICD objectives. Developed by SeaVuria; technical implementation by ARES (with AI assistance from Claude). Licensed under </w:t>
       </w:r>
-      <w:hyperlink w:history="1" r:id="rIduggp9lpvtoq5l7t7adxas">
+      <w:hyperlink w:history="1" r:id="rIds5xuh_6c8vlv1jbws3_ew">
         <w:r>
           <w:rPr>
             <w:rFonts w:ascii="Arial" w:cs="Arial" w:eastAsia="Arial" w:hAnsi="Arial"/>
@@ -20474,7 +20474,7 @@
         </w:rPr>
         <w:t xml:space="preserve"> (</w:t>
       </w:r>
-      <w:hyperlink w:history="1" r:id="rIdqihyj6kztags0sw0ftzd9">
+      <w:hyperlink w:history="1" r:id="rIdghscf8gs526jhj6tndhgy">
         <w:r>
           <w:rPr>
             <w:rFonts w:ascii="Arial" w:cs="Arial" w:eastAsia="Arial" w:hAnsi="Arial"/>
@@ -21666,7 +21666,7 @@
             <w:pPr>
               <w:spacing w:after="20" w:before="0"/>
             </w:pPr>
-            <w:hyperlink w:history="1" r:id="rId9nxdizlnfvmfjxthpdnpa">
+            <w:hyperlink w:history="1" r:id="rId7oo12uj8oq92h23fnumzq">
               <w:r>
                 <w:rPr>
                   <w:rFonts w:ascii="Arial" w:cs="Arial" w:eastAsia="Arial" w:hAnsi="Arial"/>
@@ -21699,7 +21699,7 @@
               <w:spacing w:after="10" w:before="0"/>
               <w:ind w:left="120"/>
             </w:pPr>
-            <w:hyperlink w:history="1" r:id="rId4zdntk_ikalhqbcc-g8b7">
+            <w:hyperlink w:history="1" r:id="rIdcwinwn5ivs0qrq9rglsrk">
               <w:r>
                 <w:rPr>
                   <w:rFonts w:ascii="Arial" w:cs="Arial" w:eastAsia="Arial" w:hAnsi="Arial"/>
@@ -21744,7 +21744,7 @@
             <w:pPr>
               <w:spacing w:after="20" w:before="0"/>
             </w:pPr>
-            <w:hyperlink w:history="1" r:id="rIdcdf5sdzkndafiqwqfrw_q">
+            <w:hyperlink w:history="1" r:id="rIdf8lg97gy4h5atbxmgwjdr">
               <w:r>
                 <w:rPr>
                   <w:rFonts w:ascii="Arial" w:cs="Arial" w:eastAsia="Arial" w:hAnsi="Arial"/>
@@ -21777,7 +21777,7 @@
               <w:spacing w:after="10" w:before="0"/>
               <w:ind w:left="120"/>
             </w:pPr>
-            <w:hyperlink w:history="1" r:id="rIdtioi8hwuop8g8phueqv76">
+            <w:hyperlink w:history="1" r:id="rIdm5rsdlcvjvatx5_vwi-ql">
               <w:r>
                 <w:rPr>
                   <w:rFonts w:ascii="Arial" w:cs="Arial" w:eastAsia="Arial" w:hAnsi="Arial"/>
@@ -21972,7 +21972,7 @@
             <w:pPr>
               <w:spacing w:after="20" w:before="0"/>
             </w:pPr>
-            <w:hyperlink w:history="1" r:id="rIds4f3a4bfo4mtqsqyc-gtd">
+            <w:hyperlink w:history="1" r:id="rIdlv9nxcznhstkdkazbnnzs">
               <w:r>
                 <w:rPr>
                   <w:rFonts w:ascii="Arial" w:cs="Arial" w:eastAsia="Arial" w:hAnsi="Arial"/>
@@ -22005,7 +22005,7 @@
               <w:spacing w:after="10" w:before="0"/>
               <w:ind w:left="120"/>
             </w:pPr>
-            <w:hyperlink w:history="1" r:id="rIdyi4jl1pp4nmdhsofqeouo">
+            <w:hyperlink w:history="1" r:id="rId8yrx7jsneknpqlkc6gs5e">
               <w:r>
                 <w:rPr>
                   <w:rFonts w:ascii="Arial" w:cs="Arial" w:eastAsia="Arial" w:hAnsi="Arial"/>
@@ -22050,7 +22050,7 @@
             <w:pPr>
               <w:spacing w:after="20" w:before="0"/>
             </w:pPr>
-            <w:hyperlink w:history="1" r:id="rIdmo9vei6pick_wpcuxvl38">
+            <w:hyperlink w:history="1" r:id="rIdrplanzdtfpx8w0sxc_pgd">
               <w:r>
                 <w:rPr>
                   <w:rFonts w:ascii="Arial" w:cs="Arial" w:eastAsia="Arial" w:hAnsi="Arial"/>
@@ -22083,7 +22083,7 @@
               <w:spacing w:after="10" w:before="0"/>
               <w:ind w:left="120"/>
             </w:pPr>
-            <w:hyperlink w:history="1" r:id="rIdvn4olma7h4effw0hrgpd2">
+            <w:hyperlink w:history="1" r:id="rIdm4z8rm07aib6lolflm48e">
               <w:r>
                 <w:rPr>
                   <w:rFonts w:ascii="Arial" w:cs="Arial" w:eastAsia="Arial" w:hAnsi="Arial"/>
@@ -22278,7 +22278,7 @@
             <w:pPr>
               <w:spacing w:after="20" w:before="0"/>
             </w:pPr>
-            <w:hyperlink w:history="1" r:id="rIdnirknlqmsqp1reg2vqe5b">
+            <w:hyperlink w:history="1" r:id="rIdlxj59_hv1uayjt5jqkkcl">
               <w:r>
                 <w:rPr>
                   <w:rFonts w:ascii="Arial" w:cs="Arial" w:eastAsia="Arial" w:hAnsi="Arial"/>
@@ -22311,7 +22311,7 @@
               <w:spacing w:after="10" w:before="0"/>
               <w:ind w:left="120"/>
             </w:pPr>
-            <w:hyperlink w:history="1" r:id="rIdqz1zmdiaofbgsxxr_-cjg">
+            <w:hyperlink w:history="1" r:id="rIdyknn--dm_8u6trxz2lmq9">
               <w:r>
                 <w:rPr>
                   <w:rFonts w:ascii="Arial" w:cs="Arial" w:eastAsia="Arial" w:hAnsi="Arial"/>
@@ -22356,7 +22356,7 @@
             <w:pPr>
               <w:spacing w:after="20" w:before="0"/>
             </w:pPr>
-            <w:hyperlink w:history="1" r:id="rId6rfzfimdvl88ck3vfi9tq">
+            <w:hyperlink w:history="1" r:id="rIdme17qmvx7ihc-jxdooehf">
               <w:r>
                 <w:rPr>
                   <w:rFonts w:ascii="Arial" w:cs="Arial" w:eastAsia="Arial" w:hAnsi="Arial"/>
@@ -22405,7 +22405,7 @@
               <w:spacing w:after="10" w:before="0"/>
               <w:ind w:left="120"/>
             </w:pPr>
-            <w:hyperlink w:history="1" r:id="rIdiafv7z7qz9emhlgpaj7s0">
+            <w:hyperlink w:history="1" r:id="rIdv6swukvghuruk9b9_ii3z">
               <w:r>
                 <w:rPr>
                   <w:rFonts w:ascii="Arial" w:cs="Arial" w:eastAsia="Arial" w:hAnsi="Arial"/>
@@ -22600,7 +22600,7 @@
             <w:pPr>
               <w:spacing w:after="20" w:before="0"/>
             </w:pPr>
-            <w:hyperlink w:history="1" r:id="rId-wxyfcj4zeuxi34ube0mf">
+            <w:hyperlink w:history="1" r:id="rIdnydtue7b7g04iscej5roz">
               <w:r>
                 <w:rPr>
                   <w:rFonts w:ascii="Arial" w:cs="Arial" w:eastAsia="Arial" w:hAnsi="Arial"/>
@@ -22633,7 +22633,7 @@
               <w:spacing w:after="10" w:before="0"/>
               <w:ind w:left="120"/>
             </w:pPr>
-            <w:hyperlink w:history="1" r:id="rIdlnygywh-79pldpp3pxxci">
+            <w:hyperlink w:history="1" r:id="rIdmhjroh2n2iki1ehztb0i1">
               <w:r>
                 <w:rPr>
                   <w:rFonts w:ascii="Arial" w:cs="Arial" w:eastAsia="Arial" w:hAnsi="Arial"/>
@@ -22678,7 +22678,7 @@
             <w:pPr>
               <w:spacing w:after="20" w:before="0"/>
             </w:pPr>
-            <w:hyperlink w:history="1" r:id="rIdlqh3uqe5bribgy1p0i_cg">
+            <w:hyperlink w:history="1" r:id="rIdgvxqfd7or0i7ghm6kje-e">
               <w:r>
                 <w:rPr>
                   <w:rFonts w:ascii="Arial" w:cs="Arial" w:eastAsia="Arial" w:hAnsi="Arial"/>
@@ -22727,7 +22727,7 @@
               <w:spacing w:after="10" w:before="0"/>
               <w:ind w:left="120"/>
             </w:pPr>
-            <w:hyperlink w:history="1" r:id="rIdxlhxw0yfzjr9kpjqwk2jc">
+            <w:hyperlink w:history="1" r:id="rIdxuuubl2k7arpwlmc-gfkw">
               <w:r>
                 <w:rPr>
                   <w:rFonts w:ascii="Arial" w:cs="Arial" w:eastAsia="Arial" w:hAnsi="Arial"/>
@@ -22922,7 +22922,7 @@
             <w:pPr>
               <w:spacing w:after="20" w:before="0"/>
             </w:pPr>
-            <w:hyperlink w:history="1" r:id="rIdxka3jbdpvpb7oqfcxmq_3">
+            <w:hyperlink w:history="1" r:id="rIdt6c72xirwprzl9csqdeou">
               <w:r>
                 <w:rPr>
                   <w:rFonts w:ascii="Arial" w:cs="Arial" w:eastAsia="Arial" w:hAnsi="Arial"/>
@@ -22955,7 +22955,7 @@
               <w:spacing w:after="10" w:before="0"/>
               <w:ind w:left="120"/>
             </w:pPr>
-            <w:hyperlink w:history="1" r:id="rIdgidk0rzmgtgc3gr5j0ebz">
+            <w:hyperlink w:history="1" r:id="rId090t0exvymxsjbmksutcp">
               <w:r>
                 <w:rPr>
                   <w:rFonts w:ascii="Arial" w:cs="Arial" w:eastAsia="Arial" w:hAnsi="Arial"/>
@@ -23000,7 +23000,7 @@
             <w:pPr>
               <w:spacing w:after="20" w:before="0"/>
             </w:pPr>
-            <w:hyperlink w:history="1" r:id="rIdpttvpkrc5dbfggcfmyskt">
+            <w:hyperlink w:history="1" r:id="rId2g2xwqktbsp7ve02n4aze">
               <w:r>
                 <w:rPr>
                   <w:rFonts w:ascii="Arial" w:cs="Arial" w:eastAsia="Arial" w:hAnsi="Arial"/>
@@ -23049,7 +23049,7 @@
               <w:spacing w:after="10" w:before="0"/>
               <w:ind w:left="120"/>
             </w:pPr>
-            <w:hyperlink w:history="1" r:id="rIdvnmlijqjrbgykgbmtnezm">
+            <w:hyperlink w:history="1" r:id="rIdr3dndk5_qheltn1uomvkg">
               <w:r>
                 <w:rPr>
                   <w:rFonts w:ascii="Arial" w:cs="Arial" w:eastAsia="Arial" w:hAnsi="Arial"/>
@@ -23637,7 +23637,7 @@
         </w:rPr>
         <w:t xml:space="preserve">© 2026 SeaVuria and ARES. Aligned with KICD objectives. Developed by SeaVuria; technical implementation by ARES (with AI assistance from Claude). Licensed under </w:t>
       </w:r>
-      <w:hyperlink w:history="1" r:id="rIdsm4lnzd33-iddpgmwry_b">
+      <w:hyperlink w:history="1" r:id="rIdlvohfsddugcf_f1tzjc5g">
         <w:r>
           <w:rPr>
             <w:rFonts w:ascii="Arial" w:cs="Arial" w:eastAsia="Arial" w:hAnsi="Arial"/>
@@ -23658,7 +23658,7 @@
         </w:rPr>
         <w:t xml:space="preserve"> (</w:t>
       </w:r>
-      <w:hyperlink w:history="1" r:id="rIdlwcuufpmbrjg1kzuoat3h">
+      <w:hyperlink w:history="1" r:id="rIdqtqcvol4podsjlhljo5pl">
         <w:r>
           <w:rPr>
             <w:rFonts w:ascii="Arial" w:cs="Arial" w:eastAsia="Arial" w:hAnsi="Arial"/>
@@ -24671,7 +24671,7 @@
             <w:pPr>
               <w:spacing w:after="20" w:before="0"/>
             </w:pPr>
-            <w:hyperlink w:history="1" r:id="rIdn2v6b0bg4gq2yhe9-dptq">
+            <w:hyperlink w:history="1" r:id="rIdgjmpxrqub5makfrvd0qmo">
               <w:r>
                 <w:rPr>
                   <w:rFonts w:ascii="Arial" w:cs="Arial" w:eastAsia="Arial" w:hAnsi="Arial"/>
@@ -24704,7 +24704,7 @@
               <w:spacing w:after="10" w:before="0"/>
               <w:ind w:left="120"/>
             </w:pPr>
-            <w:hyperlink w:history="1" r:id="rIdogfnxdix2qqo4dnuo4t2k">
+            <w:hyperlink w:history="1" r:id="rIdtohckmaficaigbhhnp4at">
               <w:r>
                 <w:rPr>
                   <w:rFonts w:ascii="Arial" w:cs="Arial" w:eastAsia="Arial" w:hAnsi="Arial"/>
@@ -24749,7 +24749,7 @@
             <w:pPr>
               <w:spacing w:after="20" w:before="0"/>
             </w:pPr>
-            <w:hyperlink w:history="1" r:id="rIdxcszi9phjl1a2_iyxkxoh">
+            <w:hyperlink w:history="1" r:id="rIdlgdjpkml_fwcbc6ypr6xm">
               <w:r>
                 <w:rPr>
                   <w:rFonts w:ascii="Arial" w:cs="Arial" w:eastAsia="Arial" w:hAnsi="Arial"/>
@@ -24782,7 +24782,7 @@
               <w:spacing w:after="10" w:before="0"/>
               <w:ind w:left="120"/>
             </w:pPr>
-            <w:hyperlink w:history="1" r:id="rIdcr8ih5l45uka0cn5myod4">
+            <w:hyperlink w:history="1" r:id="rIdhvvqkdat2k3acmbqg5w__">
               <w:r>
                 <w:rPr>
                   <w:rFonts w:ascii="Arial" w:cs="Arial" w:eastAsia="Arial" w:hAnsi="Arial"/>
@@ -24977,7 +24977,7 @@
             <w:pPr>
               <w:spacing w:after="20" w:before="0"/>
             </w:pPr>
-            <w:hyperlink w:history="1" r:id="rId1-kqx92y81ev9fec3mpmt">
+            <w:hyperlink w:history="1" r:id="rIddyonu__mr98ncd1oakc8s">
               <w:r>
                 <w:rPr>
                   <w:rFonts w:ascii="Arial" w:cs="Arial" w:eastAsia="Arial" w:hAnsi="Arial"/>
@@ -25010,7 +25010,7 @@
               <w:spacing w:after="10" w:before="0"/>
               <w:ind w:left="120"/>
             </w:pPr>
-            <w:hyperlink w:history="1" r:id="rIdvuo6kqlhml1s3ka7qsqpl">
+            <w:hyperlink w:history="1" r:id="rId7ilwhhfiq0ktj_cctr2dh">
               <w:r>
                 <w:rPr>
                   <w:rFonts w:ascii="Arial" w:cs="Arial" w:eastAsia="Arial" w:hAnsi="Arial"/>
@@ -25055,7 +25055,7 @@
             <w:pPr>
               <w:spacing w:after="20" w:before="0"/>
             </w:pPr>
-            <w:hyperlink w:history="1" r:id="rIdmee0dir47x5-2auwqvlew">
+            <w:hyperlink w:history="1" r:id="rIdpumf_dapijvbekefdyigz">
               <w:r>
                 <w:rPr>
                   <w:rFonts w:ascii="Arial" w:cs="Arial" w:eastAsia="Arial" w:hAnsi="Arial"/>
@@ -25088,7 +25088,7 @@
               <w:spacing w:after="10" w:before="0"/>
               <w:ind w:left="120"/>
             </w:pPr>
-            <w:hyperlink w:history="1" r:id="rIdwpbiyrfy9lvulte9za_lc">
+            <w:hyperlink w:history="1" r:id="rIdisdknsl3z5gmz4a1ep4by">
               <w:r>
                 <w:rPr>
                   <w:rFonts w:ascii="Arial" w:cs="Arial" w:eastAsia="Arial" w:hAnsi="Arial"/>
@@ -25283,7 +25283,7 @@
             <w:pPr>
               <w:spacing w:after="20" w:before="0"/>
             </w:pPr>
-            <w:hyperlink w:history="1" r:id="rId55pwayxp-dkqggmdcupgj">
+            <w:hyperlink w:history="1" r:id="rIddtegnpgop0zb5gagrbfwp">
               <w:r>
                 <w:rPr>
                   <w:rFonts w:ascii="Arial" w:cs="Arial" w:eastAsia="Arial" w:hAnsi="Arial"/>
@@ -25316,7 +25316,7 @@
               <w:spacing w:after="10" w:before="0"/>
               <w:ind w:left="120"/>
             </w:pPr>
-            <w:hyperlink w:history="1" r:id="rIdweqsjsm8v0x0akwuja8ty">
+            <w:hyperlink w:history="1" r:id="rIdwnpwb-jgjtqsl8til3ark">
               <w:r>
                 <w:rPr>
                   <w:rFonts w:ascii="Arial" w:cs="Arial" w:eastAsia="Arial" w:hAnsi="Arial"/>
@@ -25361,7 +25361,7 @@
             <w:pPr>
               <w:spacing w:after="20" w:before="0"/>
             </w:pPr>
-            <w:hyperlink w:history="1" r:id="rIdeqvjtq3k-kxk81h8utvu2">
+            <w:hyperlink w:history="1" r:id="rId6dg_isjlbiwv0ifixs163">
               <w:r>
                 <w:rPr>
                   <w:rFonts w:ascii="Arial" w:cs="Arial" w:eastAsia="Arial" w:hAnsi="Arial"/>
@@ -25394,7 +25394,7 @@
               <w:spacing w:after="10" w:before="0"/>
               <w:ind w:left="120"/>
             </w:pPr>
-            <w:hyperlink w:history="1" r:id="rIdomb9qgck2-d8zx5kcrovg">
+            <w:hyperlink w:history="1" r:id="rIdcadf76tjficttgj1lkogp">
               <w:r>
                 <w:rPr>
                   <w:rFonts w:ascii="Arial" w:cs="Arial" w:eastAsia="Arial" w:hAnsi="Arial"/>
@@ -25589,7 +25589,7 @@
             <w:pPr>
               <w:spacing w:after="20" w:before="0"/>
             </w:pPr>
-            <w:hyperlink w:history="1" r:id="rIdn2-oukpjwhajxt8orp8gg">
+            <w:hyperlink w:history="1" r:id="rIdrdwzaqvoca_c8jb1htrzz">
               <w:r>
                 <w:rPr>
                   <w:rFonts w:ascii="Arial" w:cs="Arial" w:eastAsia="Arial" w:hAnsi="Arial"/>
@@ -25622,7 +25622,7 @@
               <w:spacing w:after="10" w:before="0"/>
               <w:ind w:left="120"/>
             </w:pPr>
-            <w:hyperlink w:history="1" r:id="rIdbngr9uagf55zy5cxg9nip">
+            <w:hyperlink w:history="1" r:id="rIdokdguj0zgci8zrhq5gx-j">
               <w:r>
                 <w:rPr>
                   <w:rFonts w:ascii="Arial" w:cs="Arial" w:eastAsia="Arial" w:hAnsi="Arial"/>
@@ -25667,7 +25667,7 @@
             <w:pPr>
               <w:spacing w:after="20" w:before="0"/>
             </w:pPr>
-            <w:hyperlink w:history="1" r:id="rIdt2wyoqzlxxhyvrbvmmsvo">
+            <w:hyperlink w:history="1" r:id="rIdq9qo9d-e14izcouncrbdg">
               <w:r>
                 <w:rPr>
                   <w:rFonts w:ascii="Arial" w:cs="Arial" w:eastAsia="Arial" w:hAnsi="Arial"/>
@@ -25700,7 +25700,7 @@
               <w:spacing w:after="10" w:before="0"/>
               <w:ind w:left="120"/>
             </w:pPr>
-            <w:hyperlink w:history="1" r:id="rIdyrt8shjhfwidv0kcz0cck">
+            <w:hyperlink w:history="1" r:id="rIdsgqmpdqnsjh3l-p3iyg52">
               <w:r>
                 <w:rPr>
                   <w:rFonts w:ascii="Arial" w:cs="Arial" w:eastAsia="Arial" w:hAnsi="Arial"/>
@@ -25895,7 +25895,7 @@
             <w:pPr>
               <w:spacing w:after="20" w:before="0"/>
             </w:pPr>
-            <w:hyperlink w:history="1" r:id="rIdwfx_x5lemlhwd4oiid1wo">
+            <w:hyperlink w:history="1" r:id="rIdlicxielmo5udg-dqzgcfo">
               <w:r>
                 <w:rPr>
                   <w:rFonts w:ascii="Arial" w:cs="Arial" w:eastAsia="Arial" w:hAnsi="Arial"/>
@@ -25928,7 +25928,7 @@
               <w:spacing w:after="10" w:before="0"/>
               <w:ind w:left="120"/>
             </w:pPr>
-            <w:hyperlink w:history="1" r:id="rIdr4y5drk6vf9t6vitu1us3">
+            <w:hyperlink w:history="1" r:id="rIdbawwrxvkon3lu-l2mdyqr">
               <w:r>
                 <w:rPr>
                   <w:rFonts w:ascii="Arial" w:cs="Arial" w:eastAsia="Arial" w:hAnsi="Arial"/>
@@ -25973,7 +25973,7 @@
             <w:pPr>
               <w:spacing w:after="20" w:before="0"/>
             </w:pPr>
-            <w:hyperlink w:history="1" r:id="rId1krytmku68tzzj_dmpr4a">
+            <w:hyperlink w:history="1" r:id="rIdlacqslyft23guancgvjxd">
               <w:r>
                 <w:rPr>
                   <w:rFonts w:ascii="Arial" w:cs="Arial" w:eastAsia="Arial" w:hAnsi="Arial"/>
@@ -26006,7 +26006,7 @@
               <w:spacing w:after="10" w:before="0"/>
               <w:ind w:left="120"/>
             </w:pPr>
-            <w:hyperlink w:history="1" r:id="rIdam4ocszdyzymkftbsr_t6">
+            <w:hyperlink w:history="1" r:id="rIdc4ow5ys9jjf_r2nvgpnjw">
               <w:r>
                 <w:rPr>
                   <w:rFonts w:ascii="Arial" w:cs="Arial" w:eastAsia="Arial" w:hAnsi="Arial"/>
@@ -26518,7 +26518,7 @@
         </w:rPr>
         <w:t xml:space="preserve">© 2026 SeaVuria and ARES. Aligned with KICD objectives. Developed by SeaVuria; technical implementation by ARES (with AI assistance from Claude). Licensed under </w:t>
       </w:r>
-      <w:hyperlink w:history="1" r:id="rIdtymscw6l-sb7k3i198kht">
+      <w:hyperlink w:history="1" r:id="rIdamg45j9mcboyj3hvp86fc">
         <w:r>
           <w:rPr>
             <w:rFonts w:ascii="Arial" w:cs="Arial" w:eastAsia="Arial" w:hAnsi="Arial"/>
@@ -26539,7 +26539,7 @@
         </w:rPr>
         <w:t xml:space="preserve"> (</w:t>
       </w:r>
-      <w:hyperlink w:history="1" r:id="rIdmdsxdsm3oijt80xas5icc">
+      <w:hyperlink w:history="1" r:id="rIduelsguqxsidoeb4jrx9-h">
         <w:r>
           <w:rPr>
             <w:rFonts w:ascii="Arial" w:cs="Arial" w:eastAsia="Arial" w:hAnsi="Arial"/>

--- a/data/outputs/v2/Core_Mathematics/SS1.1_Real_Numbers/Core_Mathematics_Real_Numbers_CBE_LessonSequence.docx
+++ b/data/outputs/v2/Core_Mathematics/SS1.1_Real_Numbers/Core_Mathematics_Real_Numbers_CBE_LessonSequence.docx
@@ -2648,7 +2648,7 @@
         </w:rPr>
         <w:t xml:space="preserve">© 2026 SeaVuria and ARES. This work is licensed under a </w:t>
       </w:r>
-      <w:hyperlink w:history="1" r:id="rIdavmdkxfswczarwkn3kmee">
+      <w:hyperlink w:history="1" r:id="rIdcz_djfym_c9gmgtuj4nkc">
         <w:r>
           <w:rPr>
             <w:rFonts w:ascii="Arial" w:cs="Arial" w:eastAsia="Arial" w:hAnsi="Arial"/>
@@ -2668,7 +2668,7 @@
         </w:rPr>
         <w:t xml:space="preserve"> (</w:t>
       </w:r>
-      <w:hyperlink w:history="1" r:id="rIdefi-tk9pasyyj3ajyh9wp">
+      <w:hyperlink w:history="1" r:id="rIdujpm1d6uxc_lvlhj8vu3-">
         <w:r>
           <w:rPr>
             <w:rFonts w:ascii="Arial" w:cs="Arial" w:eastAsia="Arial" w:hAnsi="Arial"/>
@@ -2688,7 +2688,7 @@
         </w:rPr>
         <w:t xml:space="preserve">). To view a copy of this license, visit </w:t>
       </w:r>
-      <w:hyperlink w:history="1" r:id="rIdfdfzhx_qve2ygfvifiko_">
+      <w:hyperlink w:history="1" r:id="rId77xiqxg7hdy097if3_xnj">
         <w:r>
           <w:rPr>
             <w:rFonts w:ascii="Arial" w:cs="Arial" w:eastAsia="Arial" w:hAnsi="Arial"/>
@@ -3700,7 +3700,7 @@
             <w:pPr>
               <w:spacing w:after="20" w:before="0"/>
             </w:pPr>
-            <w:hyperlink w:history="1" r:id="rIdplnlxeafxwljcwkz6o2l4">
+            <w:hyperlink w:history="1" r:id="rIdhq0wh0yt5xmsnhdn3ytsv">
               <w:r>
                 <w:rPr>
                   <w:rFonts w:ascii="Arial" w:cs="Arial" w:eastAsia="Arial" w:hAnsi="Arial"/>
@@ -3733,7 +3733,7 @@
               <w:spacing w:after="10" w:before="0"/>
               <w:ind w:left="120"/>
             </w:pPr>
-            <w:hyperlink w:history="1" r:id="rIdnc5shfzahzndgov4zm_11">
+            <w:hyperlink w:history="1" r:id="rIdrl9mcmayxnd0maneuvo4r">
               <w:r>
                 <w:rPr>
                   <w:rFonts w:ascii="Arial" w:cs="Arial" w:eastAsia="Arial" w:hAnsi="Arial"/>
@@ -3778,7 +3778,7 @@
             <w:pPr>
               <w:spacing w:after="20" w:before="0"/>
             </w:pPr>
-            <w:hyperlink w:history="1" r:id="rIdsrtebamtpg1pxyqmxxrd5">
+            <w:hyperlink w:history="1" r:id="rIdyurzkkc4od8toxhzob9ho">
               <w:r>
                 <w:rPr>
                   <w:rFonts w:ascii="Arial" w:cs="Arial" w:eastAsia="Arial" w:hAnsi="Arial"/>
@@ -3811,7 +3811,7 @@
               <w:spacing w:after="10" w:before="0"/>
               <w:ind w:left="120"/>
             </w:pPr>
-            <w:hyperlink w:history="1" r:id="rIdxmltqiamk-lap2hpczzps">
+            <w:hyperlink w:history="1" r:id="rIdi64k_fyk7ius0zepq7k1e">
               <w:r>
                 <w:rPr>
                   <w:rFonts w:ascii="Arial" w:cs="Arial" w:eastAsia="Arial" w:hAnsi="Arial"/>
@@ -4006,7 +4006,7 @@
             <w:pPr>
               <w:spacing w:after="20" w:before="0"/>
             </w:pPr>
-            <w:hyperlink w:history="1" r:id="rIdyswzz8xlv77mnrzcgb1ca">
+            <w:hyperlink w:history="1" r:id="rIdi7xyn1omc7un18kvcrgsm">
               <w:r>
                 <w:rPr>
                   <w:rFonts w:ascii="Arial" w:cs="Arial" w:eastAsia="Arial" w:hAnsi="Arial"/>
@@ -4039,7 +4039,7 @@
               <w:spacing w:after="10" w:before="0"/>
               <w:ind w:left="120"/>
             </w:pPr>
-            <w:hyperlink w:history="1" r:id="rIdedso5csox28mx-wmqp37j">
+            <w:hyperlink w:history="1" r:id="rIdjxj3jnuju8p5qsdecbmrl">
               <w:r>
                 <w:rPr>
                   <w:rFonts w:ascii="Arial" w:cs="Arial" w:eastAsia="Arial" w:hAnsi="Arial"/>
@@ -4084,7 +4084,7 @@
             <w:pPr>
               <w:spacing w:after="20" w:before="0"/>
             </w:pPr>
-            <w:hyperlink w:history="1" r:id="rIdxzxixesd-2xumbxit8vaz">
+            <w:hyperlink w:history="1" r:id="rIdzcdv_wkigaodjusqdn9cy">
               <w:r>
                 <w:rPr>
                   <w:rFonts w:ascii="Arial" w:cs="Arial" w:eastAsia="Arial" w:hAnsi="Arial"/>
@@ -4117,7 +4117,7 @@
               <w:spacing w:after="10" w:before="0"/>
               <w:ind w:left="120"/>
             </w:pPr>
-            <w:hyperlink w:history="1" r:id="rIdktuytndbf00n4bcu23xh0">
+            <w:hyperlink w:history="1" r:id="rIdcuz-rkvlemxh7pn8ehvtx">
               <w:r>
                 <w:rPr>
                   <w:rFonts w:ascii="Arial" w:cs="Arial" w:eastAsia="Arial" w:hAnsi="Arial"/>
@@ -4312,7 +4312,7 @@
             <w:pPr>
               <w:spacing w:after="20" w:before="0"/>
             </w:pPr>
-            <w:hyperlink w:history="1" r:id="rId2qh63etwq95xhcmjtwonh">
+            <w:hyperlink w:history="1" r:id="rIdetjgbxhefmplwl-pu_ydu">
               <w:r>
                 <w:rPr>
                   <w:rFonts w:ascii="Arial" w:cs="Arial" w:eastAsia="Arial" w:hAnsi="Arial"/>
@@ -4345,7 +4345,7 @@
               <w:spacing w:after="10" w:before="0"/>
               <w:ind w:left="120"/>
             </w:pPr>
-            <w:hyperlink w:history="1" r:id="rId4xpozvtejebetlvrcqbpt">
+            <w:hyperlink w:history="1" r:id="rId8zbjrmdoicnno9kzwfe_u">
               <w:r>
                 <w:rPr>
                   <w:rFonts w:ascii="Arial" w:cs="Arial" w:eastAsia="Arial" w:hAnsi="Arial"/>
@@ -4390,7 +4390,7 @@
             <w:pPr>
               <w:spacing w:after="20" w:before="0"/>
             </w:pPr>
-            <w:hyperlink w:history="1" r:id="rIdu3ompxpekwaa9v30yejfq">
+            <w:hyperlink w:history="1" r:id="rIdlnw0wi5ncgdtqp9ycwhus">
               <w:r>
                 <w:rPr>
                   <w:rFonts w:ascii="Arial" w:cs="Arial" w:eastAsia="Arial" w:hAnsi="Arial"/>
@@ -4423,7 +4423,7 @@
               <w:spacing w:after="10" w:before="0"/>
               <w:ind w:left="120"/>
             </w:pPr>
-            <w:hyperlink w:history="1" r:id="rId9w6pqp-fffmx5cyxedmul">
+            <w:hyperlink w:history="1" r:id="rIdvei6uzhfmujshokaopt11">
               <w:r>
                 <w:rPr>
                   <w:rFonts w:ascii="Arial" w:cs="Arial" w:eastAsia="Arial" w:hAnsi="Arial"/>
@@ -4618,7 +4618,7 @@
             <w:pPr>
               <w:spacing w:after="20" w:before="0"/>
             </w:pPr>
-            <w:hyperlink w:history="1" r:id="rId3qr33c4yfycmztjs_w5q1">
+            <w:hyperlink w:history="1" r:id="rIdtwnqbww7es7p9ntti1kpm">
               <w:r>
                 <w:rPr>
                   <w:rFonts w:ascii="Arial" w:cs="Arial" w:eastAsia="Arial" w:hAnsi="Arial"/>
@@ -4651,7 +4651,7 @@
               <w:spacing w:after="10" w:before="0"/>
               <w:ind w:left="120"/>
             </w:pPr>
-            <w:hyperlink w:history="1" r:id="rIdpnzr385x2wtwbmvfivvie">
+            <w:hyperlink w:history="1" r:id="rIdcd9frzhilfwsdo1cci0ge">
               <w:r>
                 <w:rPr>
                   <w:rFonts w:ascii="Arial" w:cs="Arial" w:eastAsia="Arial" w:hAnsi="Arial"/>
@@ -4696,7 +4696,7 @@
             <w:pPr>
               <w:spacing w:after="20" w:before="0"/>
             </w:pPr>
-            <w:hyperlink w:history="1" r:id="rIdsmshx2pvyqq5o1r6hwfzf">
+            <w:hyperlink w:history="1" r:id="rIdxh3oordtqff8xbwbcy2_5">
               <w:r>
                 <w:rPr>
                   <w:rFonts w:ascii="Arial" w:cs="Arial" w:eastAsia="Arial" w:hAnsi="Arial"/>
@@ -4729,7 +4729,7 @@
               <w:spacing w:after="10" w:before="0"/>
               <w:ind w:left="120"/>
             </w:pPr>
-            <w:hyperlink w:history="1" r:id="rIdhvjuedm1mqfh53rlp5ri5">
+            <w:hyperlink w:history="1" r:id="rId2pzmx6lqkcx65u83gvuba">
               <w:r>
                 <w:rPr>
                   <w:rFonts w:ascii="Arial" w:cs="Arial" w:eastAsia="Arial" w:hAnsi="Arial"/>
@@ -4924,7 +4924,7 @@
             <w:pPr>
               <w:spacing w:after="20" w:before="0"/>
             </w:pPr>
-            <w:hyperlink w:history="1" r:id="rIdetql3ys5c0-lq75hvzgk9">
+            <w:hyperlink w:history="1" r:id="rId-hqsjw_qjwozue8fazzph">
               <w:r>
                 <w:rPr>
                   <w:rFonts w:ascii="Arial" w:cs="Arial" w:eastAsia="Arial" w:hAnsi="Arial"/>
@@ -4957,7 +4957,7 @@
               <w:spacing w:after="10" w:before="0"/>
               <w:ind w:left="120"/>
             </w:pPr>
-            <w:hyperlink w:history="1" r:id="rIdv7qf5lpkoapivboyytxx1">
+            <w:hyperlink w:history="1" r:id="rIdalcmrkylmxwigxwuqy3l0">
               <w:r>
                 <w:rPr>
                   <w:rFonts w:ascii="Arial" w:cs="Arial" w:eastAsia="Arial" w:hAnsi="Arial"/>
@@ -5002,7 +5002,7 @@
             <w:pPr>
               <w:spacing w:after="20" w:before="0"/>
             </w:pPr>
-            <w:hyperlink w:history="1" r:id="rIdwmo1wh7igkxt1o2avfypt">
+            <w:hyperlink w:history="1" r:id="rIdi4mysmie4ifqwj1x6yz-_">
               <w:r>
                 <w:rPr>
                   <w:rFonts w:ascii="Arial" w:cs="Arial" w:eastAsia="Arial" w:hAnsi="Arial"/>
@@ -5051,7 +5051,7 @@
               <w:spacing w:after="10" w:before="0"/>
               <w:ind w:left="120"/>
             </w:pPr>
-            <w:hyperlink w:history="1" r:id="rIdghvvufye6xrfp5zntijxb">
+            <w:hyperlink w:history="1" r:id="rId4ydazxzuzwnp0bzmfmkl3">
               <w:r>
                 <w:rPr>
                   <w:rFonts w:ascii="Arial" w:cs="Arial" w:eastAsia="Arial" w:hAnsi="Arial"/>
@@ -5677,7 +5677,7 @@
         </w:rPr>
         <w:t xml:space="preserve">© 2026 SeaVuria and ARES. Aligned with KICD objectives. Developed by SeaVuria; technical implementation by ARES (with AI assistance from Claude). Licensed under </w:t>
       </w:r>
-      <w:hyperlink w:history="1" r:id="rIdhpstodsbqgbffquwn7-bi">
+      <w:hyperlink w:history="1" r:id="rId_sdhde4acfzjbkq35p-dx">
         <w:r>
           <w:rPr>
             <w:rFonts w:ascii="Arial" w:cs="Arial" w:eastAsia="Arial" w:hAnsi="Arial"/>
@@ -5698,7 +5698,7 @@
         </w:rPr>
         <w:t xml:space="preserve"> (</w:t>
       </w:r>
-      <w:hyperlink w:history="1" r:id="rIdtbzzlrtude2vzjsjyi5fc">
+      <w:hyperlink w:history="1" r:id="rIdri5maot2pqnpk7s_fwvrw">
         <w:r>
           <w:rPr>
             <w:rFonts w:ascii="Arial" w:cs="Arial" w:eastAsia="Arial" w:hAnsi="Arial"/>
@@ -6711,7 +6711,7 @@
             <w:pPr>
               <w:spacing w:after="20" w:before="0"/>
             </w:pPr>
-            <w:hyperlink w:history="1" r:id="rIdqxrjzq3p9jearimdmmi7s">
+            <w:hyperlink w:history="1" r:id="rIdt2s-g8cnu2x4ssczsmy-l">
               <w:r>
                 <w:rPr>
                   <w:rFonts w:ascii="Arial" w:cs="Arial" w:eastAsia="Arial" w:hAnsi="Arial"/>
@@ -6744,7 +6744,7 @@
               <w:spacing w:after="10" w:before="0"/>
               <w:ind w:left="120"/>
             </w:pPr>
-            <w:hyperlink w:history="1" r:id="rIdxw7guqiruhvvsjdkhh6l_">
+            <w:hyperlink w:history="1" r:id="rIdjdgrcbams14xjiefwupsw">
               <w:r>
                 <w:rPr>
                   <w:rFonts w:ascii="Arial" w:cs="Arial" w:eastAsia="Arial" w:hAnsi="Arial"/>
@@ -6789,7 +6789,7 @@
             <w:pPr>
               <w:spacing w:after="20" w:before="0"/>
             </w:pPr>
-            <w:hyperlink w:history="1" r:id="rIduqh4not1lqkoqxfju5-xf">
+            <w:hyperlink w:history="1" r:id="rIdjxom8pojamf94eibx4fnq">
               <w:r>
                 <w:rPr>
                   <w:rFonts w:ascii="Arial" w:cs="Arial" w:eastAsia="Arial" w:hAnsi="Arial"/>
@@ -6822,7 +6822,7 @@
               <w:spacing w:after="10" w:before="0"/>
               <w:ind w:left="120"/>
             </w:pPr>
-            <w:hyperlink w:history="1" r:id="rIdj90z8vlaiz9t3xovnlava">
+            <w:hyperlink w:history="1" r:id="rIdmcmgvhlh0bx9ic99yvjtk">
               <w:r>
                 <w:rPr>
                   <w:rFonts w:ascii="Arial" w:cs="Arial" w:eastAsia="Arial" w:hAnsi="Arial"/>
@@ -7017,7 +7017,7 @@
             <w:pPr>
               <w:spacing w:after="20" w:before="0"/>
             </w:pPr>
-            <w:hyperlink w:history="1" r:id="rIdasaatzkwuo3wrvosxpg5m">
+            <w:hyperlink w:history="1" r:id="rId3syezacvv9mlpmzu66iqh">
               <w:r>
                 <w:rPr>
                   <w:rFonts w:ascii="Arial" w:cs="Arial" w:eastAsia="Arial" w:hAnsi="Arial"/>
@@ -7050,7 +7050,7 @@
               <w:spacing w:after="10" w:before="0"/>
               <w:ind w:left="120"/>
             </w:pPr>
-            <w:hyperlink w:history="1" r:id="rId74sufoxahoagdadopocu2">
+            <w:hyperlink w:history="1" r:id="rIdrydjfzza8gr38toftcegi">
               <w:r>
                 <w:rPr>
                   <w:rFonts w:ascii="Arial" w:cs="Arial" w:eastAsia="Arial" w:hAnsi="Arial"/>
@@ -7095,7 +7095,7 @@
             <w:pPr>
               <w:spacing w:after="20" w:before="0"/>
             </w:pPr>
-            <w:hyperlink w:history="1" r:id="rIdxxycawmcoinws-wc7xwtf">
+            <w:hyperlink w:history="1" r:id="rId1qvatzysregedqpy0lsmg">
               <w:r>
                 <w:rPr>
                   <w:rFonts w:ascii="Arial" w:cs="Arial" w:eastAsia="Arial" w:hAnsi="Arial"/>
@@ -7128,7 +7128,7 @@
               <w:spacing w:after="10" w:before="0"/>
               <w:ind w:left="120"/>
             </w:pPr>
-            <w:hyperlink w:history="1" r:id="rIdg-loatdaurwqdstb-wfq2">
+            <w:hyperlink w:history="1" r:id="rIdhgmelemfcm512cdjg6yuj">
               <w:r>
                 <w:rPr>
                   <w:rFonts w:ascii="Arial" w:cs="Arial" w:eastAsia="Arial" w:hAnsi="Arial"/>
@@ -7323,7 +7323,7 @@
             <w:pPr>
               <w:spacing w:after="20" w:before="0"/>
             </w:pPr>
-            <w:hyperlink w:history="1" r:id="rIdta0otlmmmryznegd6vuei">
+            <w:hyperlink w:history="1" r:id="rId6g7x6gt0gkzehg9it0txm">
               <w:r>
                 <w:rPr>
                   <w:rFonts w:ascii="Arial" w:cs="Arial" w:eastAsia="Arial" w:hAnsi="Arial"/>
@@ -7356,7 +7356,7 @@
               <w:spacing w:after="10" w:before="0"/>
               <w:ind w:left="120"/>
             </w:pPr>
-            <w:hyperlink w:history="1" r:id="rIdf-28xuleeipwucvb01tns">
+            <w:hyperlink w:history="1" r:id="rIdl_v45_tnq9pe4izys4ngr">
               <w:r>
                 <w:rPr>
                   <w:rFonts w:ascii="Arial" w:cs="Arial" w:eastAsia="Arial" w:hAnsi="Arial"/>
@@ -7401,7 +7401,7 @@
             <w:pPr>
               <w:spacing w:after="20" w:before="0"/>
             </w:pPr>
-            <w:hyperlink w:history="1" r:id="rIdtn1l_tsoluqddvgj_duac">
+            <w:hyperlink w:history="1" r:id="rIdg1oswhqtapc9bg1a8maj-">
               <w:r>
                 <w:rPr>
                   <w:rFonts w:ascii="Arial" w:cs="Arial" w:eastAsia="Arial" w:hAnsi="Arial"/>
@@ -7434,7 +7434,7 @@
               <w:spacing w:after="10" w:before="0"/>
               <w:ind w:left="120"/>
             </w:pPr>
-            <w:hyperlink w:history="1" r:id="rId2ol6-bw63obuirfx2-p6l">
+            <w:hyperlink w:history="1" r:id="rIdohebzsmedasnx-tc6-z6f">
               <w:r>
                 <w:rPr>
                   <w:rFonts w:ascii="Arial" w:cs="Arial" w:eastAsia="Arial" w:hAnsi="Arial"/>
@@ -7629,7 +7629,7 @@
             <w:pPr>
               <w:spacing w:after="20" w:before="0"/>
             </w:pPr>
-            <w:hyperlink w:history="1" r:id="rIdw7conszyy1prpcozoirth">
+            <w:hyperlink w:history="1" r:id="rIdcr6gyehqwjnqbr0o4a5p1">
               <w:r>
                 <w:rPr>
                   <w:rFonts w:ascii="Arial" w:cs="Arial" w:eastAsia="Arial" w:hAnsi="Arial"/>
@@ -7662,7 +7662,7 @@
               <w:spacing w:after="10" w:before="0"/>
               <w:ind w:left="120"/>
             </w:pPr>
-            <w:hyperlink w:history="1" r:id="rIdbh4lcxrjinq-ifzsjni24">
+            <w:hyperlink w:history="1" r:id="rId437y7spw0afvor1_c-ds3">
               <w:r>
                 <w:rPr>
                   <w:rFonts w:ascii="Arial" w:cs="Arial" w:eastAsia="Arial" w:hAnsi="Arial"/>
@@ -7707,7 +7707,7 @@
             <w:pPr>
               <w:spacing w:after="20" w:before="0"/>
             </w:pPr>
-            <w:hyperlink w:history="1" r:id="rId9l0mwil5ouzcnxuhhyg2i">
+            <w:hyperlink w:history="1" r:id="rId9snong3w_z9bpsploccg-">
               <w:r>
                 <w:rPr>
                   <w:rFonts w:ascii="Arial" w:cs="Arial" w:eastAsia="Arial" w:hAnsi="Arial"/>
@@ -7740,7 +7740,7 @@
               <w:spacing w:after="10" w:before="0"/>
               <w:ind w:left="120"/>
             </w:pPr>
-            <w:hyperlink w:history="1" r:id="rId_7mmfeqvkffa8ik2dutzh">
+            <w:hyperlink w:history="1" r:id="rIdpa6ouwc4ge1nlkvpltnln">
               <w:r>
                 <w:rPr>
                   <w:rFonts w:ascii="Arial" w:cs="Arial" w:eastAsia="Arial" w:hAnsi="Arial"/>
@@ -7935,7 +7935,7 @@
             <w:pPr>
               <w:spacing w:after="20" w:before="0"/>
             </w:pPr>
-            <w:hyperlink w:history="1" r:id="rIdfw-sld-my6n4mys18zpfi">
+            <w:hyperlink w:history="1" r:id="rIdryejhiy4k5c7cbgb4i6i-">
               <w:r>
                 <w:rPr>
                   <w:rFonts w:ascii="Arial" w:cs="Arial" w:eastAsia="Arial" w:hAnsi="Arial"/>
@@ -7968,7 +7968,7 @@
               <w:spacing w:after="10" w:before="0"/>
               <w:ind w:left="120"/>
             </w:pPr>
-            <w:hyperlink w:history="1" r:id="rIdw2h6_l91n-jgomoj0r05q">
+            <w:hyperlink w:history="1" r:id="rIdp1saroqhxoqecjl0xgxxq">
               <w:r>
                 <w:rPr>
                   <w:rFonts w:ascii="Arial" w:cs="Arial" w:eastAsia="Arial" w:hAnsi="Arial"/>
@@ -8013,7 +8013,7 @@
             <w:pPr>
               <w:spacing w:after="20" w:before="0"/>
             </w:pPr>
-            <w:hyperlink w:history="1" r:id="rIdfqr7749qb2tcsk9xdk4kw">
+            <w:hyperlink w:history="1" r:id="rId62pmnztetnyk38heuuwug">
               <w:r>
                 <w:rPr>
                   <w:rFonts w:ascii="Arial" w:cs="Arial" w:eastAsia="Arial" w:hAnsi="Arial"/>
@@ -8062,7 +8062,7 @@
               <w:spacing w:after="10" w:before="0"/>
               <w:ind w:left="120"/>
             </w:pPr>
-            <w:hyperlink w:history="1" r:id="rId08zhja3xjfvbnmbzto9rr">
+            <w:hyperlink w:history="1" r:id="rIde3vlhu7aktx3avhrnj4m2">
               <w:r>
                 <w:rPr>
                   <w:rFonts w:ascii="Arial" w:cs="Arial" w:eastAsia="Arial" w:hAnsi="Arial"/>
@@ -8574,7 +8574,7 @@
         </w:rPr>
         <w:t xml:space="preserve">© 2026 SeaVuria and ARES. Aligned with KICD objectives. Developed by SeaVuria; technical implementation by ARES (with AI assistance from Claude). Licensed under </w:t>
       </w:r>
-      <w:hyperlink w:history="1" r:id="rIddc2nyicottuv8o5_sth6p">
+      <w:hyperlink w:history="1" r:id="rIdwjagsyczqtnt1myk2h4ej">
         <w:r>
           <w:rPr>
             <w:rFonts w:ascii="Arial" w:cs="Arial" w:eastAsia="Arial" w:hAnsi="Arial"/>
@@ -8595,7 +8595,7 @@
         </w:rPr>
         <w:t xml:space="preserve"> (</w:t>
       </w:r>
-      <w:hyperlink w:history="1" r:id="rIdvqlsq5dls_c5f4nloouc0">
+      <w:hyperlink w:history="1" r:id="rIduueurmnp7o2sovtsnbbn7">
         <w:r>
           <w:rPr>
             <w:rFonts w:ascii="Arial" w:cs="Arial" w:eastAsia="Arial" w:hAnsi="Arial"/>
@@ -9608,7 +9608,7 @@
             <w:pPr>
               <w:spacing w:after="20" w:before="0"/>
             </w:pPr>
-            <w:hyperlink w:history="1" r:id="rIdpzpcf1xngxxnts6q04ynt">
+            <w:hyperlink w:history="1" r:id="rIdsm_a-hpz2z6y-ztdz-sd9">
               <w:r>
                 <w:rPr>
                   <w:rFonts w:ascii="Arial" w:cs="Arial" w:eastAsia="Arial" w:hAnsi="Arial"/>
@@ -9641,7 +9641,7 @@
               <w:spacing w:after="10" w:before="0"/>
               <w:ind w:left="120"/>
             </w:pPr>
-            <w:hyperlink w:history="1" r:id="rId8v36t-ax7o5czgu1alt76">
+            <w:hyperlink w:history="1" r:id="rId4qpnjykral0rbco9nzwr7">
               <w:r>
                 <w:rPr>
                   <w:rFonts w:ascii="Arial" w:cs="Arial" w:eastAsia="Arial" w:hAnsi="Arial"/>
@@ -9686,7 +9686,7 @@
             <w:pPr>
               <w:spacing w:after="20" w:before="0"/>
             </w:pPr>
-            <w:hyperlink w:history="1" r:id="rIdvz3-9ip3xei37tmyxdxhp">
+            <w:hyperlink w:history="1" r:id="rIdpvykl4dsoqwvcebpfapdo">
               <w:r>
                 <w:rPr>
                   <w:rFonts w:ascii="Arial" w:cs="Arial" w:eastAsia="Arial" w:hAnsi="Arial"/>
@@ -9719,7 +9719,7 @@
               <w:spacing w:after="10" w:before="0"/>
               <w:ind w:left="120"/>
             </w:pPr>
-            <w:hyperlink w:history="1" r:id="rIda8kjkakepyszgatd7pr1g">
+            <w:hyperlink w:history="1" r:id="rId8lrcnymox4jsrcdbx0m42">
               <w:r>
                 <w:rPr>
                   <w:rFonts w:ascii="Arial" w:cs="Arial" w:eastAsia="Arial" w:hAnsi="Arial"/>
@@ -9914,7 +9914,7 @@
             <w:pPr>
               <w:spacing w:after="20" w:before="0"/>
             </w:pPr>
-            <w:hyperlink w:history="1" r:id="rIdn_dc21j7aqsjusinfkqgb">
+            <w:hyperlink w:history="1" r:id="rIdl2f_mmyjwoln33lheienp">
               <w:r>
                 <w:rPr>
                   <w:rFonts w:ascii="Arial" w:cs="Arial" w:eastAsia="Arial" w:hAnsi="Arial"/>
@@ -9947,7 +9947,7 @@
               <w:spacing w:after="10" w:before="0"/>
               <w:ind w:left="120"/>
             </w:pPr>
-            <w:hyperlink w:history="1" r:id="rIdjmgdmfkxbjfrbsvci-wtr">
+            <w:hyperlink w:history="1" r:id="rIdggufnex5mq-_bot4naxaf">
               <w:r>
                 <w:rPr>
                   <w:rFonts w:ascii="Arial" w:cs="Arial" w:eastAsia="Arial" w:hAnsi="Arial"/>
@@ -9992,7 +9992,7 @@
             <w:pPr>
               <w:spacing w:after="20" w:before="0"/>
             </w:pPr>
-            <w:hyperlink w:history="1" r:id="rIduyife1p88hyxxhgxntwdl">
+            <w:hyperlink w:history="1" r:id="rIdgtmwwg1pjhh0bdazi0jpf">
               <w:r>
                 <w:rPr>
                   <w:rFonts w:ascii="Arial" w:cs="Arial" w:eastAsia="Arial" w:hAnsi="Arial"/>
@@ -10025,7 +10025,7 @@
               <w:spacing w:after="10" w:before="0"/>
               <w:ind w:left="120"/>
             </w:pPr>
-            <w:hyperlink w:history="1" r:id="rIdfzodyppjpglwzssudaudj">
+            <w:hyperlink w:history="1" r:id="rIdb3j2kwj--zqd1gwvhgcxx">
               <w:r>
                 <w:rPr>
                   <w:rFonts w:ascii="Arial" w:cs="Arial" w:eastAsia="Arial" w:hAnsi="Arial"/>
@@ -10220,7 +10220,7 @@
             <w:pPr>
               <w:spacing w:after="20" w:before="0"/>
             </w:pPr>
-            <w:hyperlink w:history="1" r:id="rIdi2_1ajo939zerzmonaxbv">
+            <w:hyperlink w:history="1" r:id="rIdgifyzwsfmfomnuj3syldl">
               <w:r>
                 <w:rPr>
                   <w:rFonts w:ascii="Arial" w:cs="Arial" w:eastAsia="Arial" w:hAnsi="Arial"/>
@@ -10253,7 +10253,7 @@
               <w:spacing w:after="10" w:before="0"/>
               <w:ind w:left="120"/>
             </w:pPr>
-            <w:hyperlink w:history="1" r:id="rIdc0mtjoikn_k-_zi8k-d3k">
+            <w:hyperlink w:history="1" r:id="rIdnvttbs_pdsx-xfpx5hgy9">
               <w:r>
                 <w:rPr>
                   <w:rFonts w:ascii="Arial" w:cs="Arial" w:eastAsia="Arial" w:hAnsi="Arial"/>
@@ -10298,7 +10298,7 @@
             <w:pPr>
               <w:spacing w:after="20" w:before="0"/>
             </w:pPr>
-            <w:hyperlink w:history="1" r:id="rId-dhde8d4w-vnsnb8flvpb">
+            <w:hyperlink w:history="1" r:id="rIdg1rjhxcvexd6lvvhipmfw">
               <w:r>
                 <w:rPr>
                   <w:rFonts w:ascii="Arial" w:cs="Arial" w:eastAsia="Arial" w:hAnsi="Arial"/>
@@ -10331,7 +10331,7 @@
               <w:spacing w:after="10" w:before="0"/>
               <w:ind w:left="120"/>
             </w:pPr>
-            <w:hyperlink w:history="1" r:id="rIdoxhfmb6prti3yj4ev9akt">
+            <w:hyperlink w:history="1" r:id="rIdbnmuoprb7lgsza9neqiif">
               <w:r>
                 <w:rPr>
                   <w:rFonts w:ascii="Arial" w:cs="Arial" w:eastAsia="Arial" w:hAnsi="Arial"/>
@@ -10526,7 +10526,7 @@
             <w:pPr>
               <w:spacing w:after="20" w:before="0"/>
             </w:pPr>
-            <w:hyperlink w:history="1" r:id="rIdyie9roidels0qbaiaqxiy">
+            <w:hyperlink w:history="1" r:id="rIdt12ww9cjo6p9kata7ghii">
               <w:r>
                 <w:rPr>
                   <w:rFonts w:ascii="Arial" w:cs="Arial" w:eastAsia="Arial" w:hAnsi="Arial"/>
@@ -10559,7 +10559,7 @@
               <w:spacing w:after="10" w:before="0"/>
               <w:ind w:left="120"/>
             </w:pPr>
-            <w:hyperlink w:history="1" r:id="rIdf2dgf1foqm3y49dyo4zqr">
+            <w:hyperlink w:history="1" r:id="rIddupz6uu3ga32n-gs1efcd">
               <w:r>
                 <w:rPr>
                   <w:rFonts w:ascii="Arial" w:cs="Arial" w:eastAsia="Arial" w:hAnsi="Arial"/>
@@ -10604,7 +10604,7 @@
             <w:pPr>
               <w:spacing w:after="20" w:before="0"/>
             </w:pPr>
-            <w:hyperlink w:history="1" r:id="rIdesla8ul3nnw-fhbop_dfu">
+            <w:hyperlink w:history="1" r:id="rIdvdkmwv2gaiyna29roddxy">
               <w:r>
                 <w:rPr>
                   <w:rFonts w:ascii="Arial" w:cs="Arial" w:eastAsia="Arial" w:hAnsi="Arial"/>
@@ -10637,7 +10637,7 @@
               <w:spacing w:after="10" w:before="0"/>
               <w:ind w:left="120"/>
             </w:pPr>
-            <w:hyperlink w:history="1" r:id="rIdvkve4fbyojmbdblmzga52">
+            <w:hyperlink w:history="1" r:id="rIdxurv_-tmff_drb3n2lg1f">
               <w:r>
                 <w:rPr>
                   <w:rFonts w:ascii="Arial" w:cs="Arial" w:eastAsia="Arial" w:hAnsi="Arial"/>
@@ -10832,7 +10832,7 @@
             <w:pPr>
               <w:spacing w:after="20" w:before="0"/>
             </w:pPr>
-            <w:hyperlink w:history="1" r:id="rIdx14dg9xqgb06c7dwus6wp">
+            <w:hyperlink w:history="1" r:id="rId4iw42wnetnt8syxqtmz3p">
               <w:r>
                 <w:rPr>
                   <w:rFonts w:ascii="Arial" w:cs="Arial" w:eastAsia="Arial" w:hAnsi="Arial"/>
@@ -10865,7 +10865,7 @@
               <w:spacing w:after="10" w:before="0"/>
               <w:ind w:left="120"/>
             </w:pPr>
-            <w:hyperlink w:history="1" r:id="rIdr4wuzhyelgzd_grwsn48k">
+            <w:hyperlink w:history="1" r:id="rIduhx20u1j3yyh5cqm03axv">
               <w:r>
                 <w:rPr>
                   <w:rFonts w:ascii="Arial" w:cs="Arial" w:eastAsia="Arial" w:hAnsi="Arial"/>
@@ -10910,7 +10910,7 @@
             <w:pPr>
               <w:spacing w:after="20" w:before="0"/>
             </w:pPr>
-            <w:hyperlink w:history="1" r:id="rId-1jhgyzale6uacqi8ncsd">
+            <w:hyperlink w:history="1" r:id="rIddtyyvn_tuxn5bo8zxmntl">
               <w:r>
                 <w:rPr>
                   <w:rFonts w:ascii="Arial" w:cs="Arial" w:eastAsia="Arial" w:hAnsi="Arial"/>
@@ -10943,7 +10943,7 @@
               <w:spacing w:after="10" w:before="0"/>
               <w:ind w:left="120"/>
             </w:pPr>
-            <w:hyperlink w:history="1" r:id="rIdwv0sv5ouevt7yq2nfh1v2">
+            <w:hyperlink w:history="1" r:id="rId_0_b5roekzqpxbt8zdw2g">
               <w:r>
                 <w:rPr>
                   <w:rFonts w:ascii="Arial" w:cs="Arial" w:eastAsia="Arial" w:hAnsi="Arial"/>
@@ -11455,7 +11455,7 @@
         </w:rPr>
         <w:t xml:space="preserve">© 2026 SeaVuria and ARES. Aligned with KICD objectives. Developed by SeaVuria; technical implementation by ARES (with AI assistance from Claude). Licensed under </w:t>
       </w:r>
-      <w:hyperlink w:history="1" r:id="rIdaffimtvfo3ihdbq7qzghv">
+      <w:hyperlink w:history="1" r:id="rIdxj-fustbwsigqc5zl47w4">
         <w:r>
           <w:rPr>
             <w:rFonts w:ascii="Arial" w:cs="Arial" w:eastAsia="Arial" w:hAnsi="Arial"/>
@@ -11476,7 +11476,7 @@
         </w:rPr>
         <w:t xml:space="preserve"> (</w:t>
       </w:r>
-      <w:hyperlink w:history="1" r:id="rIdacte1nhkern5ofezyyvoz">
+      <w:hyperlink w:history="1" r:id="rId_-spbzyrciqdkvdd7qwlf">
         <w:r>
           <w:rPr>
             <w:rFonts w:ascii="Arial" w:cs="Arial" w:eastAsia="Arial" w:hAnsi="Arial"/>
@@ -12489,7 +12489,7 @@
             <w:pPr>
               <w:spacing w:after="20" w:before="0"/>
             </w:pPr>
-            <w:hyperlink w:history="1" r:id="rIdda68fhoczkcssrx_d-93y">
+            <w:hyperlink w:history="1" r:id="rIdjw9eridih91xytysj-nwz">
               <w:r>
                 <w:rPr>
                   <w:rFonts w:ascii="Arial" w:cs="Arial" w:eastAsia="Arial" w:hAnsi="Arial"/>
@@ -12522,7 +12522,7 @@
               <w:spacing w:after="10" w:before="0"/>
               <w:ind w:left="120"/>
             </w:pPr>
-            <w:hyperlink w:history="1" r:id="rIdh1pvykd-4yqoft66nth46">
+            <w:hyperlink w:history="1" r:id="rIdysaitpknahlz227htkdox">
               <w:r>
                 <w:rPr>
                   <w:rFonts w:ascii="Arial" w:cs="Arial" w:eastAsia="Arial" w:hAnsi="Arial"/>
@@ -12567,7 +12567,7 @@
             <w:pPr>
               <w:spacing w:after="20" w:before="0"/>
             </w:pPr>
-            <w:hyperlink w:history="1" r:id="rIdzg8mvx7zuqla1haotgglt">
+            <w:hyperlink w:history="1" r:id="rIdqqlv2ddbc5z536mnptdvo">
               <w:r>
                 <w:rPr>
                   <w:rFonts w:ascii="Arial" w:cs="Arial" w:eastAsia="Arial" w:hAnsi="Arial"/>
@@ -12600,7 +12600,7 @@
               <w:spacing w:after="10" w:before="0"/>
               <w:ind w:left="120"/>
             </w:pPr>
-            <w:hyperlink w:history="1" r:id="rIdka0e5xdacm260vkvjh6hk">
+            <w:hyperlink w:history="1" r:id="rId2iqafctbbsbftilenmqqc">
               <w:r>
                 <w:rPr>
                   <w:rFonts w:ascii="Arial" w:cs="Arial" w:eastAsia="Arial" w:hAnsi="Arial"/>
@@ -12795,7 +12795,7 @@
             <w:pPr>
               <w:spacing w:after="20" w:before="0"/>
             </w:pPr>
-            <w:hyperlink w:history="1" r:id="rIdyuqhoy6-tepexqqcmnci2">
+            <w:hyperlink w:history="1" r:id="rId9i4npiywiva1ldszhunwz">
               <w:r>
                 <w:rPr>
                   <w:rFonts w:ascii="Arial" w:cs="Arial" w:eastAsia="Arial" w:hAnsi="Arial"/>
@@ -12828,7 +12828,7 @@
               <w:spacing w:after="10" w:before="0"/>
               <w:ind w:left="120"/>
             </w:pPr>
-            <w:hyperlink w:history="1" r:id="rIdx1lfmmaqpb5m-brpjpuvv">
+            <w:hyperlink w:history="1" r:id="rIdq2stwffxi3gq0fgqpos5t">
               <w:r>
                 <w:rPr>
                   <w:rFonts w:ascii="Arial" w:cs="Arial" w:eastAsia="Arial" w:hAnsi="Arial"/>
@@ -12873,7 +12873,7 @@
             <w:pPr>
               <w:spacing w:after="20" w:before="0"/>
             </w:pPr>
-            <w:hyperlink w:history="1" r:id="rIdrny4ww9sl-frspcqexo6f">
+            <w:hyperlink w:history="1" r:id="rIdncqcowss5ss7s22pinxul">
               <w:r>
                 <w:rPr>
                   <w:rFonts w:ascii="Arial" w:cs="Arial" w:eastAsia="Arial" w:hAnsi="Arial"/>
@@ -12906,7 +12906,7 @@
               <w:spacing w:after="10" w:before="0"/>
               <w:ind w:left="120"/>
             </w:pPr>
-            <w:hyperlink w:history="1" r:id="rId-7jrnqvy9tessk_vqcejk">
+            <w:hyperlink w:history="1" r:id="rIday6jxjjg96m3f3ob_psvl">
               <w:r>
                 <w:rPr>
                   <w:rFonts w:ascii="Arial" w:cs="Arial" w:eastAsia="Arial" w:hAnsi="Arial"/>
@@ -13101,7 +13101,7 @@
             <w:pPr>
               <w:spacing w:after="20" w:before="0"/>
             </w:pPr>
-            <w:hyperlink w:history="1" r:id="rIdcpceq5_vddua0cokvtrig">
+            <w:hyperlink w:history="1" r:id="rIdafbe8xlfs8iwr9pyvfrzh">
               <w:r>
                 <w:rPr>
                   <w:rFonts w:ascii="Arial" w:cs="Arial" w:eastAsia="Arial" w:hAnsi="Arial"/>
@@ -13134,7 +13134,7 @@
               <w:spacing w:after="10" w:before="0"/>
               <w:ind w:left="120"/>
             </w:pPr>
-            <w:hyperlink w:history="1" r:id="rIdaxxynv-706iodrfjelhs_">
+            <w:hyperlink w:history="1" r:id="rId5xfaix2dnldaljgmoylan">
               <w:r>
                 <w:rPr>
                   <w:rFonts w:ascii="Arial" w:cs="Arial" w:eastAsia="Arial" w:hAnsi="Arial"/>
@@ -13179,7 +13179,7 @@
             <w:pPr>
               <w:spacing w:after="20" w:before="0"/>
             </w:pPr>
-            <w:hyperlink w:history="1" r:id="rIde8jn8iqnz7i49n9lnmhoe">
+            <w:hyperlink w:history="1" r:id="rIdxqx-jlinnvjuwdy4c0nrn">
               <w:r>
                 <w:rPr>
                   <w:rFonts w:ascii="Arial" w:cs="Arial" w:eastAsia="Arial" w:hAnsi="Arial"/>
@@ -13212,7 +13212,7 @@
               <w:spacing w:after="10" w:before="0"/>
               <w:ind w:left="120"/>
             </w:pPr>
-            <w:hyperlink w:history="1" r:id="rIdqqf2-atyudiksgpw_fu8z">
+            <w:hyperlink w:history="1" r:id="rIdfjxaxuymyudzhgqei_15n">
               <w:r>
                 <w:rPr>
                   <w:rFonts w:ascii="Arial" w:cs="Arial" w:eastAsia="Arial" w:hAnsi="Arial"/>
@@ -13407,7 +13407,7 @@
             <w:pPr>
               <w:spacing w:after="20" w:before="0"/>
             </w:pPr>
-            <w:hyperlink w:history="1" r:id="rIdwcqarzse_czrmn6ru65dc">
+            <w:hyperlink w:history="1" r:id="rIdg4z8r-ckpjqxg0_jyd8gv">
               <w:r>
                 <w:rPr>
                   <w:rFonts w:ascii="Arial" w:cs="Arial" w:eastAsia="Arial" w:hAnsi="Arial"/>
@@ -13440,7 +13440,7 @@
               <w:spacing w:after="10" w:before="0"/>
               <w:ind w:left="120"/>
             </w:pPr>
-            <w:hyperlink w:history="1" r:id="rIdwvewghq2ujgk-1lgpor9l">
+            <w:hyperlink w:history="1" r:id="rIdpfz4oyvy3qsqydp2wvwxu">
               <w:r>
                 <w:rPr>
                   <w:rFonts w:ascii="Arial" w:cs="Arial" w:eastAsia="Arial" w:hAnsi="Arial"/>
@@ -13485,7 +13485,7 @@
             <w:pPr>
               <w:spacing w:after="20" w:before="0"/>
             </w:pPr>
-            <w:hyperlink w:history="1" r:id="rId2f2vstqtbofwndfp_sqqa">
+            <w:hyperlink w:history="1" r:id="rIdhx0ymi9oo0o5wwqyhpyrc">
               <w:r>
                 <w:rPr>
                   <w:rFonts w:ascii="Arial" w:cs="Arial" w:eastAsia="Arial" w:hAnsi="Arial"/>
@@ -13518,7 +13518,7 @@
               <w:spacing w:after="10" w:before="0"/>
               <w:ind w:left="120"/>
             </w:pPr>
-            <w:hyperlink w:history="1" r:id="rIdl-bw2ph_n8ssy5sqphn0b">
+            <w:hyperlink w:history="1" r:id="rIdqsngruec0o1kbcbsvcasy">
               <w:r>
                 <w:rPr>
                   <w:rFonts w:ascii="Arial" w:cs="Arial" w:eastAsia="Arial" w:hAnsi="Arial"/>
@@ -13713,7 +13713,7 @@
             <w:pPr>
               <w:spacing w:after="20" w:before="0"/>
             </w:pPr>
-            <w:hyperlink w:history="1" r:id="rIdbdj2is2dxihft65w0qtup">
+            <w:hyperlink w:history="1" r:id="rIdqyvqegk90uh1fqm-jnw_a">
               <w:r>
                 <w:rPr>
                   <w:rFonts w:ascii="Arial" w:cs="Arial" w:eastAsia="Arial" w:hAnsi="Arial"/>
@@ -13746,7 +13746,7 @@
               <w:spacing w:after="10" w:before="0"/>
               <w:ind w:left="120"/>
             </w:pPr>
-            <w:hyperlink w:history="1" r:id="rIdwkcdc-u4xdqpg3gchh-uc">
+            <w:hyperlink w:history="1" r:id="rIdrquzpcp-us2wrksbrhxen">
               <w:r>
                 <w:rPr>
                   <w:rFonts w:ascii="Arial" w:cs="Arial" w:eastAsia="Arial" w:hAnsi="Arial"/>
@@ -13791,7 +13791,7 @@
             <w:pPr>
               <w:spacing w:after="20" w:before="0"/>
             </w:pPr>
-            <w:hyperlink w:history="1" r:id="rIdynvxgr4fqjhp6oycsdjkx">
+            <w:hyperlink w:history="1" r:id="rIdlt0csczwsjmtr5rb_euhb">
               <w:r>
                 <w:rPr>
                   <w:rFonts w:ascii="Arial" w:cs="Arial" w:eastAsia="Arial" w:hAnsi="Arial"/>
@@ -13824,7 +13824,7 @@
               <w:spacing w:after="10" w:before="0"/>
               <w:ind w:left="120"/>
             </w:pPr>
-            <w:hyperlink w:history="1" r:id="rIdxbiovzxjww6fbzudifkvd">
+            <w:hyperlink w:history="1" r:id="rIdysvj51n_9oioatxfmcr6k">
               <w:r>
                 <w:rPr>
                   <w:rFonts w:ascii="Arial" w:cs="Arial" w:eastAsia="Arial" w:hAnsi="Arial"/>
@@ -14336,7 +14336,7 @@
         </w:rPr>
         <w:t xml:space="preserve">© 2026 SeaVuria and ARES. Aligned with KICD objectives. Developed by SeaVuria; technical implementation by ARES (with AI assistance from Claude). Licensed under </w:t>
       </w:r>
-      <w:hyperlink w:history="1" r:id="rIdphl6nb_sr5yzr-rpxjjye">
+      <w:hyperlink w:history="1" r:id="rIdby57q7fmlkb0pb-fyojbi">
         <w:r>
           <w:rPr>
             <w:rFonts w:ascii="Arial" w:cs="Arial" w:eastAsia="Arial" w:hAnsi="Arial"/>
@@ -14357,7 +14357,7 @@
         </w:rPr>
         <w:t xml:space="preserve"> (</w:t>
       </w:r>
-      <w:hyperlink w:history="1" r:id="rIdgv40tk3rz-cxa_zmgosu1">
+      <w:hyperlink w:history="1" r:id="rIdexownbpwtz2wjtqivtr3_">
         <w:r>
           <w:rPr>
             <w:rFonts w:ascii="Arial" w:cs="Arial" w:eastAsia="Arial" w:hAnsi="Arial"/>
@@ -15569,7 +15569,7 @@
             <w:pPr>
               <w:spacing w:after="20" w:before="0"/>
             </w:pPr>
-            <w:hyperlink w:history="1" r:id="rId9udf1-nhall3vwurqjqmo">
+            <w:hyperlink w:history="1" r:id="rIdi1jjzp5tt8ijuxpojnyia">
               <w:r>
                 <w:rPr>
                   <w:rFonts w:ascii="Arial" w:cs="Arial" w:eastAsia="Arial" w:hAnsi="Arial"/>
@@ -15618,7 +15618,7 @@
               <w:spacing w:after="10" w:before="0"/>
               <w:ind w:left="120"/>
             </w:pPr>
-            <w:hyperlink w:history="1" r:id="rId3vbwj9axijlhslrv__w6b">
+            <w:hyperlink w:history="1" r:id="rIdvgcuah4zaz5ujnyv-mvh_">
               <w:r>
                 <w:rPr>
                   <w:rFonts w:ascii="Arial" w:cs="Arial" w:eastAsia="Arial" w:hAnsi="Arial"/>
@@ -15663,7 +15663,7 @@
             <w:pPr>
               <w:spacing w:after="20" w:before="0"/>
             </w:pPr>
-            <w:hyperlink w:history="1" r:id="rIdiuyc9lodzo2bna3imdspk">
+            <w:hyperlink w:history="1" r:id="rId3ifqeh7d002v2ljstlugm">
               <w:r>
                 <w:rPr>
                   <w:rFonts w:ascii="Arial" w:cs="Arial" w:eastAsia="Arial" w:hAnsi="Arial"/>
@@ -15696,7 +15696,7 @@
               <w:spacing w:after="10" w:before="0"/>
               <w:ind w:left="120"/>
             </w:pPr>
-            <w:hyperlink w:history="1" r:id="rId_e1g7l6wr0rug3uopdysl">
+            <w:hyperlink w:history="1" r:id="rIdwlgpl0awoqjr6t3zettb6">
               <w:r>
                 <w:rPr>
                   <w:rFonts w:ascii="Arial" w:cs="Arial" w:eastAsia="Arial" w:hAnsi="Arial"/>
@@ -15891,7 +15891,7 @@
             <w:pPr>
               <w:spacing w:after="20" w:before="0"/>
             </w:pPr>
-            <w:hyperlink w:history="1" r:id="rIdervdtuba-cxwmk7m-cbn5">
+            <w:hyperlink w:history="1" r:id="rIdampzf0lfoboxhboyz3jb3">
               <w:r>
                 <w:rPr>
                   <w:rFonts w:ascii="Arial" w:cs="Arial" w:eastAsia="Arial" w:hAnsi="Arial"/>
@@ -15940,7 +15940,7 @@
               <w:spacing w:after="10" w:before="0"/>
               <w:ind w:left="120"/>
             </w:pPr>
-            <w:hyperlink w:history="1" r:id="rIdctkvfuhvha-7trevhvrso">
+            <w:hyperlink w:history="1" r:id="rIdxwhspiwvi7vwc8qdqozdd">
               <w:r>
                 <w:rPr>
                   <w:rFonts w:ascii="Arial" w:cs="Arial" w:eastAsia="Arial" w:hAnsi="Arial"/>
@@ -15985,7 +15985,7 @@
             <w:pPr>
               <w:spacing w:after="20" w:before="0"/>
             </w:pPr>
-            <w:hyperlink w:history="1" r:id="rId7hq485muescq4iegfq8yx">
+            <w:hyperlink w:history="1" r:id="rIdrelwdiorfvat2bx_jrt4x">
               <w:r>
                 <w:rPr>
                   <w:rFonts w:ascii="Arial" w:cs="Arial" w:eastAsia="Arial" w:hAnsi="Arial"/>
@@ -16018,7 +16018,7 @@
               <w:spacing w:after="10" w:before="0"/>
               <w:ind w:left="120"/>
             </w:pPr>
-            <w:hyperlink w:history="1" r:id="rIdbbyhibwctinvze4tbease">
+            <w:hyperlink w:history="1" r:id="rIddnlynnbmxraalg7l-r2sr">
               <w:r>
                 <w:rPr>
                   <w:rFonts w:ascii="Arial" w:cs="Arial" w:eastAsia="Arial" w:hAnsi="Arial"/>
@@ -16213,7 +16213,7 @@
             <w:pPr>
               <w:spacing w:after="20" w:before="0"/>
             </w:pPr>
-            <w:hyperlink w:history="1" r:id="rIdzvmzy7fyvpdpc0-ujaeqf">
+            <w:hyperlink w:history="1" r:id="rIdwq_hrlwvm6z1pifsz0ouz">
               <w:r>
                 <w:rPr>
                   <w:rFonts w:ascii="Arial" w:cs="Arial" w:eastAsia="Arial" w:hAnsi="Arial"/>
@@ -16262,7 +16262,7 @@
               <w:spacing w:after="10" w:before="0"/>
               <w:ind w:left="120"/>
             </w:pPr>
-            <w:hyperlink w:history="1" r:id="rIdfq4n8jndyek_cr4hl-xtv">
+            <w:hyperlink w:history="1" r:id="rIdspp5qwsonabqc1zwukld2">
               <w:r>
                 <w:rPr>
                   <w:rFonts w:ascii="Arial" w:cs="Arial" w:eastAsia="Arial" w:hAnsi="Arial"/>
@@ -16307,7 +16307,7 @@
             <w:pPr>
               <w:spacing w:after="20" w:before="0"/>
             </w:pPr>
-            <w:hyperlink w:history="1" r:id="rIdgotgjbgakfn2tdf8s5_dg">
+            <w:hyperlink w:history="1" r:id="rId8zl4pozi8a7fszrzsxwjx">
               <w:r>
                 <w:rPr>
                   <w:rFonts w:ascii="Arial" w:cs="Arial" w:eastAsia="Arial" w:hAnsi="Arial"/>
@@ -16340,7 +16340,7 @@
               <w:spacing w:after="10" w:before="0"/>
               <w:ind w:left="120"/>
             </w:pPr>
-            <w:hyperlink w:history="1" r:id="rId-bovsoxeh7s1mslk1lxgt">
+            <w:hyperlink w:history="1" r:id="rIdc38-i--mqlo_ahvpdgqw3">
               <w:r>
                 <w:rPr>
                   <w:rFonts w:ascii="Arial" w:cs="Arial" w:eastAsia="Arial" w:hAnsi="Arial"/>
@@ -16535,7 +16535,7 @@
             <w:pPr>
               <w:spacing w:after="20" w:before="0"/>
             </w:pPr>
-            <w:hyperlink w:history="1" r:id="rIdp8v6-l3zsw03oo72u2ej2">
+            <w:hyperlink w:history="1" r:id="rId2hgtd1uu90tyaz22udacl">
               <w:r>
                 <w:rPr>
                   <w:rFonts w:ascii="Arial" w:cs="Arial" w:eastAsia="Arial" w:hAnsi="Arial"/>
@@ -16584,7 +16584,7 @@
               <w:spacing w:after="10" w:before="0"/>
               <w:ind w:left="120"/>
             </w:pPr>
-            <w:hyperlink w:history="1" r:id="rIdccjuwkvejwjlu_d-fejkm">
+            <w:hyperlink w:history="1" r:id="rId6bnnrhv7ftz9os0dukybl">
               <w:r>
                 <w:rPr>
                   <w:rFonts w:ascii="Arial" w:cs="Arial" w:eastAsia="Arial" w:hAnsi="Arial"/>
@@ -16629,7 +16629,7 @@
             <w:pPr>
               <w:spacing w:after="20" w:before="0"/>
             </w:pPr>
-            <w:hyperlink w:history="1" r:id="rIdn6mu1e10-yc56h3xx_q0u">
+            <w:hyperlink w:history="1" r:id="rIdsyylxhxprv2w6tgbskywi">
               <w:r>
                 <w:rPr>
                   <w:rFonts w:ascii="Arial" w:cs="Arial" w:eastAsia="Arial" w:hAnsi="Arial"/>
@@ -16662,7 +16662,7 @@
               <w:spacing w:after="10" w:before="0"/>
               <w:ind w:left="120"/>
             </w:pPr>
-            <w:hyperlink w:history="1" r:id="rIdiqx0lwe1l-e2ixsdmvo2l">
+            <w:hyperlink w:history="1" r:id="rId3ir3qnxcsmk0_epumf8vz">
               <w:r>
                 <w:rPr>
                   <w:rFonts w:ascii="Arial" w:cs="Arial" w:eastAsia="Arial" w:hAnsi="Arial"/>
@@ -16857,7 +16857,7 @@
             <w:pPr>
               <w:spacing w:after="20" w:before="0"/>
             </w:pPr>
-            <w:hyperlink w:history="1" r:id="rIdu_nrwkn8sibq5f-84jlms">
+            <w:hyperlink w:history="1" r:id="rIdv9ayw0mcua64dpu7nl3fc">
               <w:r>
                 <w:rPr>
                   <w:rFonts w:ascii="Arial" w:cs="Arial" w:eastAsia="Arial" w:hAnsi="Arial"/>
@@ -16906,7 +16906,7 @@
               <w:spacing w:after="10" w:before="0"/>
               <w:ind w:left="120"/>
             </w:pPr>
-            <w:hyperlink w:history="1" r:id="rIdrkkvgi2c9tpgxrppfr9fi">
+            <w:hyperlink w:history="1" r:id="rIdlhu1zxfwqciqlarhu7wbp">
               <w:r>
                 <w:rPr>
                   <w:rFonts w:ascii="Arial" w:cs="Arial" w:eastAsia="Arial" w:hAnsi="Arial"/>
@@ -16951,7 +16951,7 @@
             <w:pPr>
               <w:spacing w:after="20" w:before="0"/>
             </w:pPr>
-            <w:hyperlink w:history="1" r:id="rIdagpwwffmpbsnsb2j1xffq">
+            <w:hyperlink w:history="1" r:id="rIdq2fogf-39azqvyzvhiei8">
               <w:r>
                 <w:rPr>
                   <w:rFonts w:ascii="Arial" w:cs="Arial" w:eastAsia="Arial" w:hAnsi="Arial"/>
@@ -16984,7 +16984,7 @@
               <w:spacing w:after="10" w:before="0"/>
               <w:ind w:left="120"/>
             </w:pPr>
-            <w:hyperlink w:history="1" r:id="rId2yqvja9_eeqbeur5vcydm">
+            <w:hyperlink w:history="1" r:id="rIdce85tkmm1mhkasrklvyfv">
               <w:r>
                 <w:rPr>
                   <w:rFonts w:ascii="Arial" w:cs="Arial" w:eastAsia="Arial" w:hAnsi="Arial"/>
@@ -17572,7 +17572,7 @@
         </w:rPr>
         <w:t xml:space="preserve">© 2026 SeaVuria and ARES. Aligned with KICD objectives. Developed by SeaVuria; technical implementation by ARES (with AI assistance from Claude). Licensed under </w:t>
       </w:r>
-      <w:hyperlink w:history="1" r:id="rIdro4py-qnj5b86oq16fihf">
+      <w:hyperlink w:history="1" r:id="rId9mwbshcv-n_qclhhb0n81">
         <w:r>
           <w:rPr>
             <w:rFonts w:ascii="Arial" w:cs="Arial" w:eastAsia="Arial" w:hAnsi="Arial"/>
@@ -17593,7 +17593,7 @@
         </w:rPr>
         <w:t xml:space="preserve"> (</w:t>
       </w:r>
-      <w:hyperlink w:history="1" r:id="rId3klirr29dwbwbqorz0_mx">
+      <w:hyperlink w:history="1" r:id="rIdbiujcx7cdcfmgpnltwm_f">
         <w:r>
           <w:rPr>
             <w:rFonts w:ascii="Arial" w:cs="Arial" w:eastAsia="Arial" w:hAnsi="Arial"/>
@@ -18606,7 +18606,7 @@
             <w:pPr>
               <w:spacing w:after="20" w:before="0"/>
             </w:pPr>
-            <w:hyperlink w:history="1" r:id="rIdub0sfuc5qsomggjpytlxa">
+            <w:hyperlink w:history="1" r:id="rIdhdgimrrptxallexnfpo_z">
               <w:r>
                 <w:rPr>
                   <w:rFonts w:ascii="Arial" w:cs="Arial" w:eastAsia="Arial" w:hAnsi="Arial"/>
@@ -18639,7 +18639,7 @@
               <w:spacing w:after="10" w:before="0"/>
               <w:ind w:left="120"/>
             </w:pPr>
-            <w:hyperlink w:history="1" r:id="rIdttxsghnjgyr2ixsxatvwc">
+            <w:hyperlink w:history="1" r:id="rIdoihzqzdzrjvqq-1mteyk_">
               <w:r>
                 <w:rPr>
                   <w:rFonts w:ascii="Arial" w:cs="Arial" w:eastAsia="Arial" w:hAnsi="Arial"/>
@@ -18684,7 +18684,7 @@
             <w:pPr>
               <w:spacing w:after="20" w:before="0"/>
             </w:pPr>
-            <w:hyperlink w:history="1" r:id="rIdnubhf53v2nbutogj2ldam">
+            <w:hyperlink w:history="1" r:id="rIdtngdju6nlqf3ihtvavahq">
               <w:r>
                 <w:rPr>
                   <w:rFonts w:ascii="Arial" w:cs="Arial" w:eastAsia="Arial" w:hAnsi="Arial"/>
@@ -18717,7 +18717,7 @@
               <w:spacing w:after="10" w:before="0"/>
               <w:ind w:left="120"/>
             </w:pPr>
-            <w:hyperlink w:history="1" r:id="rIdxheb4j4oex43dp-xmtc4w">
+            <w:hyperlink w:history="1" r:id="rIdujcqnmvojmqwvb4iw9r4g">
               <w:r>
                 <w:rPr>
                   <w:rFonts w:ascii="Arial" w:cs="Arial" w:eastAsia="Arial" w:hAnsi="Arial"/>
@@ -18912,7 +18912,7 @@
             <w:pPr>
               <w:spacing w:after="20" w:before="0"/>
             </w:pPr>
-            <w:hyperlink w:history="1" r:id="rIddkdfzx17ikmonmrrfxb82">
+            <w:hyperlink w:history="1" r:id="rIdrhl7n9gmx2csingm5qof2">
               <w:r>
                 <w:rPr>
                   <w:rFonts w:ascii="Arial" w:cs="Arial" w:eastAsia="Arial" w:hAnsi="Arial"/>
@@ -18945,7 +18945,7 @@
               <w:spacing w:after="10" w:before="0"/>
               <w:ind w:left="120"/>
             </w:pPr>
-            <w:hyperlink w:history="1" r:id="rIdrrhneddc4s_9ok309euu8">
+            <w:hyperlink w:history="1" r:id="rIdzhnbgrj_e_ylykl6qycom">
               <w:r>
                 <w:rPr>
                   <w:rFonts w:ascii="Arial" w:cs="Arial" w:eastAsia="Arial" w:hAnsi="Arial"/>
@@ -18990,7 +18990,7 @@
             <w:pPr>
               <w:spacing w:after="20" w:before="0"/>
             </w:pPr>
-            <w:hyperlink w:history="1" r:id="rId9gynzxgzinbylvoz-2ppf">
+            <w:hyperlink w:history="1" r:id="rIdjlllfcrgiiepkvrh5w06z">
               <w:r>
                 <w:rPr>
                   <w:rFonts w:ascii="Arial" w:cs="Arial" w:eastAsia="Arial" w:hAnsi="Arial"/>
@@ -19023,7 +19023,7 @@
               <w:spacing w:after="10" w:before="0"/>
               <w:ind w:left="120"/>
             </w:pPr>
-            <w:hyperlink w:history="1" r:id="rIdqv8j5tzyieob6kxq9sixb">
+            <w:hyperlink w:history="1" r:id="rIdejdoavj49pp3w7haramfz">
               <w:r>
                 <w:rPr>
                   <w:rFonts w:ascii="Arial" w:cs="Arial" w:eastAsia="Arial" w:hAnsi="Arial"/>
@@ -19218,7 +19218,7 @@
             <w:pPr>
               <w:spacing w:after="20" w:before="0"/>
             </w:pPr>
-            <w:hyperlink w:history="1" r:id="rIdbxnn5vdbnukzmgjaotiov">
+            <w:hyperlink w:history="1" r:id="rIdcijrigaknxinh5or--q25">
               <w:r>
                 <w:rPr>
                   <w:rFonts w:ascii="Arial" w:cs="Arial" w:eastAsia="Arial" w:hAnsi="Arial"/>
@@ -19251,7 +19251,7 @@
               <w:spacing w:after="10" w:before="0"/>
               <w:ind w:left="120"/>
             </w:pPr>
-            <w:hyperlink w:history="1" r:id="rId9qe7gtz4ee7d5yepp_lpn">
+            <w:hyperlink w:history="1" r:id="rIdhhrznbmf6ehz1ap03jnxc">
               <w:r>
                 <w:rPr>
                   <w:rFonts w:ascii="Arial" w:cs="Arial" w:eastAsia="Arial" w:hAnsi="Arial"/>
@@ -19296,7 +19296,7 @@
             <w:pPr>
               <w:spacing w:after="20" w:before="0"/>
             </w:pPr>
-            <w:hyperlink w:history="1" r:id="rIdco76e9bpjjfd09husq3l4">
+            <w:hyperlink w:history="1" r:id="rIdkfodozhrbwdd9pxso5o1y">
               <w:r>
                 <w:rPr>
                   <w:rFonts w:ascii="Arial" w:cs="Arial" w:eastAsia="Arial" w:hAnsi="Arial"/>
@@ -19329,7 +19329,7 @@
               <w:spacing w:after="10" w:before="0"/>
               <w:ind w:left="120"/>
             </w:pPr>
-            <w:hyperlink w:history="1" r:id="rId1gxr97qdltssvsm1tblux">
+            <w:hyperlink w:history="1" r:id="rIdk12znpy-qo6jf1w7d9ple">
               <w:r>
                 <w:rPr>
                   <w:rFonts w:ascii="Arial" w:cs="Arial" w:eastAsia="Arial" w:hAnsi="Arial"/>
@@ -19524,7 +19524,7 @@
             <w:pPr>
               <w:spacing w:after="20" w:before="0"/>
             </w:pPr>
-            <w:hyperlink w:history="1" r:id="rIdrumji1qvyjm5haoxjkk3f">
+            <w:hyperlink w:history="1" r:id="rIdo_vus7bgmygmqnws1xq2n">
               <w:r>
                 <w:rPr>
                   <w:rFonts w:ascii="Arial" w:cs="Arial" w:eastAsia="Arial" w:hAnsi="Arial"/>
@@ -19557,7 +19557,7 @@
               <w:spacing w:after="10" w:before="0"/>
               <w:ind w:left="120"/>
             </w:pPr>
-            <w:hyperlink w:history="1" r:id="rIdvuexjsytdkwceabqq5jwx">
+            <w:hyperlink w:history="1" r:id="rIdlybtxmsc9ei8hbmd7dmob">
               <w:r>
                 <w:rPr>
                   <w:rFonts w:ascii="Arial" w:cs="Arial" w:eastAsia="Arial" w:hAnsi="Arial"/>
@@ -19602,7 +19602,7 @@
             <w:pPr>
               <w:spacing w:after="20" w:before="0"/>
             </w:pPr>
-            <w:hyperlink w:history="1" r:id="rIdade5iny11sze-glhtdqe7">
+            <w:hyperlink w:history="1" r:id="rIdvuvpfp1z1n5qdqeykhjwi">
               <w:r>
                 <w:rPr>
                   <w:rFonts w:ascii="Arial" w:cs="Arial" w:eastAsia="Arial" w:hAnsi="Arial"/>
@@ -19635,7 +19635,7 @@
               <w:spacing w:after="10" w:before="0"/>
               <w:ind w:left="120"/>
             </w:pPr>
-            <w:hyperlink w:history="1" r:id="rId5spw6pae1cukta1anwn47">
+            <w:hyperlink w:history="1" r:id="rIddz-ojbg_wmysjgfxc4iiy">
               <w:r>
                 <w:rPr>
                   <w:rFonts w:ascii="Arial" w:cs="Arial" w:eastAsia="Arial" w:hAnsi="Arial"/>
@@ -19830,7 +19830,7 @@
             <w:pPr>
               <w:spacing w:after="20" w:before="0"/>
             </w:pPr>
-            <w:hyperlink w:history="1" r:id="rIdoycxxnd5pc92q-mujtcsw">
+            <w:hyperlink w:history="1" r:id="rIdo0sa5mtyosvuuvuhskm80">
               <w:r>
                 <w:rPr>
                   <w:rFonts w:ascii="Arial" w:cs="Arial" w:eastAsia="Arial" w:hAnsi="Arial"/>
@@ -19863,7 +19863,7 @@
               <w:spacing w:after="10" w:before="0"/>
               <w:ind w:left="120"/>
             </w:pPr>
-            <w:hyperlink w:history="1" r:id="rId-z7mj4n-2imqa3-2kp7bd">
+            <w:hyperlink w:history="1" r:id="rIdp7xues65n1_3wdbnu47en">
               <w:r>
                 <w:rPr>
                   <w:rFonts w:ascii="Arial" w:cs="Arial" w:eastAsia="Arial" w:hAnsi="Arial"/>
@@ -19908,7 +19908,7 @@
             <w:pPr>
               <w:spacing w:after="20" w:before="0"/>
             </w:pPr>
-            <w:hyperlink w:history="1" r:id="rIdtliktyxuiose2ztcn_o8g">
+            <w:hyperlink w:history="1" r:id="rIdfnz3auxd5voy2zhdbsto-">
               <w:r>
                 <w:rPr>
                   <w:rFonts w:ascii="Arial" w:cs="Arial" w:eastAsia="Arial" w:hAnsi="Arial"/>
@@ -19941,7 +19941,7 @@
               <w:spacing w:after="10" w:before="0"/>
               <w:ind w:left="120"/>
             </w:pPr>
-            <w:hyperlink w:history="1" r:id="rIdywjijnjbh16kixfl-gwgm">
+            <w:hyperlink w:history="1" r:id="rIduosfeioozvukiwprcm0eb">
               <w:r>
                 <w:rPr>
                   <w:rFonts w:ascii="Arial" w:cs="Arial" w:eastAsia="Arial" w:hAnsi="Arial"/>
@@ -20453,7 +20453,7 @@
         </w:rPr>
         <w:t xml:space="preserve">© 2026 SeaVuria and ARES. Aligned with KICD objectives. Developed by SeaVuria; technical implementation by ARES (with AI assistance from Claude). Licensed under </w:t>
       </w:r>
-      <w:hyperlink w:history="1" r:id="rIds5xuh_6c8vlv1jbws3_ew">
+      <w:hyperlink w:history="1" r:id="rIdoxifadviath_810upnewj">
         <w:r>
           <w:rPr>
             <w:rFonts w:ascii="Arial" w:cs="Arial" w:eastAsia="Arial" w:hAnsi="Arial"/>
@@ -20474,7 +20474,7 @@
         </w:rPr>
         <w:t xml:space="preserve"> (</w:t>
       </w:r>
-      <w:hyperlink w:history="1" r:id="rIdghscf8gs526jhj6tndhgy">
+      <w:hyperlink w:history="1" r:id="rIdrexfm57unfn1bfjxfmchn">
         <w:r>
           <w:rPr>
             <w:rFonts w:ascii="Arial" w:cs="Arial" w:eastAsia="Arial" w:hAnsi="Arial"/>
@@ -21666,7 +21666,7 @@
             <w:pPr>
               <w:spacing w:after="20" w:before="0"/>
             </w:pPr>
-            <w:hyperlink w:history="1" r:id="rId7oo12uj8oq92h23fnumzq">
+            <w:hyperlink w:history="1" r:id="rIde97mumh9f6kaumu3y592d">
               <w:r>
                 <w:rPr>
                   <w:rFonts w:ascii="Arial" w:cs="Arial" w:eastAsia="Arial" w:hAnsi="Arial"/>
@@ -21699,7 +21699,7 @@
               <w:spacing w:after="10" w:before="0"/>
               <w:ind w:left="120"/>
             </w:pPr>
-            <w:hyperlink w:history="1" r:id="rIdcwinwn5ivs0qrq9rglsrk">
+            <w:hyperlink w:history="1" r:id="rIdnvrwrflx7bpg9jqjwrnyk">
               <w:r>
                 <w:rPr>
                   <w:rFonts w:ascii="Arial" w:cs="Arial" w:eastAsia="Arial" w:hAnsi="Arial"/>
@@ -21744,7 +21744,7 @@
             <w:pPr>
               <w:spacing w:after="20" w:before="0"/>
             </w:pPr>
-            <w:hyperlink w:history="1" r:id="rIdf8lg97gy4h5atbxmgwjdr">
+            <w:hyperlink w:history="1" r:id="rIdvyujunvlv5hhubjgixvx7">
               <w:r>
                 <w:rPr>
                   <w:rFonts w:ascii="Arial" w:cs="Arial" w:eastAsia="Arial" w:hAnsi="Arial"/>
@@ -21777,7 +21777,7 @@
               <w:spacing w:after="10" w:before="0"/>
               <w:ind w:left="120"/>
             </w:pPr>
-            <w:hyperlink w:history="1" r:id="rIdm5rsdlcvjvatx5_vwi-ql">
+            <w:hyperlink w:history="1" r:id="rIdt30l5evsuqs6a8th5tvpk">
               <w:r>
                 <w:rPr>
                   <w:rFonts w:ascii="Arial" w:cs="Arial" w:eastAsia="Arial" w:hAnsi="Arial"/>
@@ -21972,7 +21972,7 @@
             <w:pPr>
               <w:spacing w:after="20" w:before="0"/>
             </w:pPr>
-            <w:hyperlink w:history="1" r:id="rIdlv9nxcznhstkdkazbnnzs">
+            <w:hyperlink w:history="1" r:id="rIdno4dv8fu9rger0xj131hq">
               <w:r>
                 <w:rPr>
                   <w:rFonts w:ascii="Arial" w:cs="Arial" w:eastAsia="Arial" w:hAnsi="Arial"/>
@@ -22005,7 +22005,7 @@
               <w:spacing w:after="10" w:before="0"/>
               <w:ind w:left="120"/>
             </w:pPr>
-            <w:hyperlink w:history="1" r:id="rId8yrx7jsneknpqlkc6gs5e">
+            <w:hyperlink w:history="1" r:id="rIdwtalo6nyisbi2jghjoetg">
               <w:r>
                 <w:rPr>
                   <w:rFonts w:ascii="Arial" w:cs="Arial" w:eastAsia="Arial" w:hAnsi="Arial"/>
@@ -22050,7 +22050,7 @@
             <w:pPr>
               <w:spacing w:after="20" w:before="0"/>
             </w:pPr>
-            <w:hyperlink w:history="1" r:id="rIdrplanzdtfpx8w0sxc_pgd">
+            <w:hyperlink w:history="1" r:id="rIdxwyvoi5-berjgsyifzwqk">
               <w:r>
                 <w:rPr>
                   <w:rFonts w:ascii="Arial" w:cs="Arial" w:eastAsia="Arial" w:hAnsi="Arial"/>
@@ -22083,7 +22083,7 @@
               <w:spacing w:after="10" w:before="0"/>
               <w:ind w:left="120"/>
             </w:pPr>
-            <w:hyperlink w:history="1" r:id="rIdm4z8rm07aib6lolflm48e">
+            <w:hyperlink w:history="1" r:id="rIda_afzp-iveiz-ctafzfh9">
               <w:r>
                 <w:rPr>
                   <w:rFonts w:ascii="Arial" w:cs="Arial" w:eastAsia="Arial" w:hAnsi="Arial"/>
@@ -22278,7 +22278,7 @@
             <w:pPr>
               <w:spacing w:after="20" w:before="0"/>
             </w:pPr>
-            <w:hyperlink w:history="1" r:id="rIdlxj59_hv1uayjt5jqkkcl">
+            <w:hyperlink w:history="1" r:id="rIdi99y2mee3e6lv1ils5xai">
               <w:r>
                 <w:rPr>
                   <w:rFonts w:ascii="Arial" w:cs="Arial" w:eastAsia="Arial" w:hAnsi="Arial"/>
@@ -22311,7 +22311,7 @@
               <w:spacing w:after="10" w:before="0"/>
               <w:ind w:left="120"/>
             </w:pPr>
-            <w:hyperlink w:history="1" r:id="rIdyknn--dm_8u6trxz2lmq9">
+            <w:hyperlink w:history="1" r:id="rIdac4kxauy3rpvjsroif1b1">
               <w:r>
                 <w:rPr>
                   <w:rFonts w:ascii="Arial" w:cs="Arial" w:eastAsia="Arial" w:hAnsi="Arial"/>
@@ -22356,7 +22356,7 @@
             <w:pPr>
               <w:spacing w:after="20" w:before="0"/>
             </w:pPr>
-            <w:hyperlink w:history="1" r:id="rIdme17qmvx7ihc-jxdooehf">
+            <w:hyperlink w:history="1" r:id="rIdkxcuepw0iv3xnijffzf0x">
               <w:r>
                 <w:rPr>
                   <w:rFonts w:ascii="Arial" w:cs="Arial" w:eastAsia="Arial" w:hAnsi="Arial"/>
@@ -22405,7 +22405,7 @@
               <w:spacing w:after="10" w:before="0"/>
               <w:ind w:left="120"/>
             </w:pPr>
-            <w:hyperlink w:history="1" r:id="rIdv6swukvghuruk9b9_ii3z">
+            <w:hyperlink w:history="1" r:id="rIdkp8oa_znqybfkyret9f7w">
               <w:r>
                 <w:rPr>
                   <w:rFonts w:ascii="Arial" w:cs="Arial" w:eastAsia="Arial" w:hAnsi="Arial"/>
@@ -22600,7 +22600,7 @@
             <w:pPr>
               <w:spacing w:after="20" w:before="0"/>
             </w:pPr>
-            <w:hyperlink w:history="1" r:id="rIdnydtue7b7g04iscej5roz">
+            <w:hyperlink w:history="1" r:id="rIdg3qjfhsi6ura0rnr3qcn3">
               <w:r>
                 <w:rPr>
                   <w:rFonts w:ascii="Arial" w:cs="Arial" w:eastAsia="Arial" w:hAnsi="Arial"/>
@@ -22633,7 +22633,7 @@
               <w:spacing w:after="10" w:before="0"/>
               <w:ind w:left="120"/>
             </w:pPr>
-            <w:hyperlink w:history="1" r:id="rIdmhjroh2n2iki1ehztb0i1">
+            <w:hyperlink w:history="1" r:id="rId4ihx8srdc1ljzi2p-f16y">
               <w:r>
                 <w:rPr>
                   <w:rFonts w:ascii="Arial" w:cs="Arial" w:eastAsia="Arial" w:hAnsi="Arial"/>
@@ -22678,7 +22678,7 @@
             <w:pPr>
               <w:spacing w:after="20" w:before="0"/>
             </w:pPr>
-            <w:hyperlink w:history="1" r:id="rIdgvxqfd7or0i7ghm6kje-e">
+            <w:hyperlink w:history="1" r:id="rIdxcsl7ayoihu_moa-9bbp4">
               <w:r>
                 <w:rPr>
                   <w:rFonts w:ascii="Arial" w:cs="Arial" w:eastAsia="Arial" w:hAnsi="Arial"/>
@@ -22727,7 +22727,7 @@
               <w:spacing w:after="10" w:before="0"/>
               <w:ind w:left="120"/>
             </w:pPr>
-            <w:hyperlink w:history="1" r:id="rIdxuuubl2k7arpwlmc-gfkw">
+            <w:hyperlink w:history="1" r:id="rIdbg7xmdgug8yueqsaqlgmv">
               <w:r>
                 <w:rPr>
                   <w:rFonts w:ascii="Arial" w:cs="Arial" w:eastAsia="Arial" w:hAnsi="Arial"/>
@@ -22922,7 +22922,7 @@
             <w:pPr>
               <w:spacing w:after="20" w:before="0"/>
             </w:pPr>
-            <w:hyperlink w:history="1" r:id="rIdt6c72xirwprzl9csqdeou">
+            <w:hyperlink w:history="1" r:id="rIdqwmx34raijzuc9thkr1im">
               <w:r>
                 <w:rPr>
                   <w:rFonts w:ascii="Arial" w:cs="Arial" w:eastAsia="Arial" w:hAnsi="Arial"/>
@@ -22955,7 +22955,7 @@
               <w:spacing w:after="10" w:before="0"/>
               <w:ind w:left="120"/>
             </w:pPr>
-            <w:hyperlink w:history="1" r:id="rId090t0exvymxsjbmksutcp">
+            <w:hyperlink w:history="1" r:id="rIdpdyazdbfn9l-4w91revou">
               <w:r>
                 <w:rPr>
                   <w:rFonts w:ascii="Arial" w:cs="Arial" w:eastAsia="Arial" w:hAnsi="Arial"/>
@@ -23000,7 +23000,7 @@
             <w:pPr>
               <w:spacing w:after="20" w:before="0"/>
             </w:pPr>
-            <w:hyperlink w:history="1" r:id="rId2g2xwqktbsp7ve02n4aze">
+            <w:hyperlink w:history="1" r:id="rIdm0dmpndxdpeszxrlcvx7y">
               <w:r>
                 <w:rPr>
                   <w:rFonts w:ascii="Arial" w:cs="Arial" w:eastAsia="Arial" w:hAnsi="Arial"/>
@@ -23049,7 +23049,7 @@
               <w:spacing w:after="10" w:before="0"/>
               <w:ind w:left="120"/>
             </w:pPr>
-            <w:hyperlink w:history="1" r:id="rIdr3dndk5_qheltn1uomvkg">
+            <w:hyperlink w:history="1" r:id="rId4yvvu7ro533etwotglf19">
               <w:r>
                 <w:rPr>
                   <w:rFonts w:ascii="Arial" w:cs="Arial" w:eastAsia="Arial" w:hAnsi="Arial"/>
@@ -23637,7 +23637,7 @@
         </w:rPr>
         <w:t xml:space="preserve">© 2026 SeaVuria and ARES. Aligned with KICD objectives. Developed by SeaVuria; technical implementation by ARES (with AI assistance from Claude). Licensed under </w:t>
       </w:r>
-      <w:hyperlink w:history="1" r:id="rIdlvohfsddugcf_f1tzjc5g">
+      <w:hyperlink w:history="1" r:id="rIdo6krv_tokeo7yizn42bc0">
         <w:r>
           <w:rPr>
             <w:rFonts w:ascii="Arial" w:cs="Arial" w:eastAsia="Arial" w:hAnsi="Arial"/>
@@ -23658,7 +23658,7 @@
         </w:rPr>
         <w:t xml:space="preserve"> (</w:t>
       </w:r>
-      <w:hyperlink w:history="1" r:id="rIdqtqcvol4podsjlhljo5pl">
+      <w:hyperlink w:history="1" r:id="rIdhzdtqudasokay2vqge0or">
         <w:r>
           <w:rPr>
             <w:rFonts w:ascii="Arial" w:cs="Arial" w:eastAsia="Arial" w:hAnsi="Arial"/>
@@ -24671,7 +24671,7 @@
             <w:pPr>
               <w:spacing w:after="20" w:before="0"/>
             </w:pPr>
-            <w:hyperlink w:history="1" r:id="rIdgjmpxrqub5makfrvd0qmo">
+            <w:hyperlink w:history="1" r:id="rIdnvqdmc-d31_-ecbe4h0m-">
               <w:r>
                 <w:rPr>
                   <w:rFonts w:ascii="Arial" w:cs="Arial" w:eastAsia="Arial" w:hAnsi="Arial"/>
@@ -24704,7 +24704,7 @@
               <w:spacing w:after="10" w:before="0"/>
               <w:ind w:left="120"/>
             </w:pPr>
-            <w:hyperlink w:history="1" r:id="rIdtohckmaficaigbhhnp4at">
+            <w:hyperlink w:history="1" r:id="rIdjjx1diqv_tldrtgzfsre1">
               <w:r>
                 <w:rPr>
                   <w:rFonts w:ascii="Arial" w:cs="Arial" w:eastAsia="Arial" w:hAnsi="Arial"/>
@@ -24749,7 +24749,7 @@
             <w:pPr>
               <w:spacing w:after="20" w:before="0"/>
             </w:pPr>
-            <w:hyperlink w:history="1" r:id="rIdlgdjpkml_fwcbc6ypr6xm">
+            <w:hyperlink w:history="1" r:id="rId-bdgaxej-saeykyhct0bb">
               <w:r>
                 <w:rPr>
                   <w:rFonts w:ascii="Arial" w:cs="Arial" w:eastAsia="Arial" w:hAnsi="Arial"/>
@@ -24782,7 +24782,7 @@
               <w:spacing w:after="10" w:before="0"/>
               <w:ind w:left="120"/>
             </w:pPr>
-            <w:hyperlink w:history="1" r:id="rIdhvvqkdat2k3acmbqg5w__">
+            <w:hyperlink w:history="1" r:id="rIdv_z2tcvrdthb06h4byewc">
               <w:r>
                 <w:rPr>
                   <w:rFonts w:ascii="Arial" w:cs="Arial" w:eastAsia="Arial" w:hAnsi="Arial"/>
@@ -24977,7 +24977,7 @@
             <w:pPr>
               <w:spacing w:after="20" w:before="0"/>
             </w:pPr>
-            <w:hyperlink w:history="1" r:id="rIddyonu__mr98ncd1oakc8s">
+            <w:hyperlink w:history="1" r:id="rId9djp6su5_gfrrtapzaluk">
               <w:r>
                 <w:rPr>
                   <w:rFonts w:ascii="Arial" w:cs="Arial" w:eastAsia="Arial" w:hAnsi="Arial"/>
@@ -25010,7 +25010,7 @@
               <w:spacing w:after="10" w:before="0"/>
               <w:ind w:left="120"/>
             </w:pPr>
-            <w:hyperlink w:history="1" r:id="rId7ilwhhfiq0ktj_cctr2dh">
+            <w:hyperlink w:history="1" r:id="rId4vg4ncycy9eux6j9kmte4">
               <w:r>
                 <w:rPr>
                   <w:rFonts w:ascii="Arial" w:cs="Arial" w:eastAsia="Arial" w:hAnsi="Arial"/>
@@ -25055,7 +25055,7 @@
             <w:pPr>
               <w:spacing w:after="20" w:before="0"/>
             </w:pPr>
-            <w:hyperlink w:history="1" r:id="rIdpumf_dapijvbekefdyigz">
+            <w:hyperlink w:history="1" r:id="rIdwdhi1kexdloztr5ymzwbx">
               <w:r>
                 <w:rPr>
                   <w:rFonts w:ascii="Arial" w:cs="Arial" w:eastAsia="Arial" w:hAnsi="Arial"/>
@@ -25088,7 +25088,7 @@
               <w:spacing w:after="10" w:before="0"/>
               <w:ind w:left="120"/>
             </w:pPr>
-            <w:hyperlink w:history="1" r:id="rIdisdknsl3z5gmz4a1ep4by">
+            <w:hyperlink w:history="1" r:id="rIdci9xr1nsmzmlwxrbho4xz">
               <w:r>
                 <w:rPr>
                   <w:rFonts w:ascii="Arial" w:cs="Arial" w:eastAsia="Arial" w:hAnsi="Arial"/>
@@ -25283,7 +25283,7 @@
             <w:pPr>
               <w:spacing w:after="20" w:before="0"/>
             </w:pPr>
-            <w:hyperlink w:history="1" r:id="rIddtegnpgop0zb5gagrbfwp">
+            <w:hyperlink w:history="1" r:id="rIdl2gweg1mlhkg22gn7vzk6">
               <w:r>
                 <w:rPr>
                   <w:rFonts w:ascii="Arial" w:cs="Arial" w:eastAsia="Arial" w:hAnsi="Arial"/>
@@ -25316,7 +25316,7 @@
               <w:spacing w:after="10" w:before="0"/>
               <w:ind w:left="120"/>
             </w:pPr>
-            <w:hyperlink w:history="1" r:id="rIdwnpwb-jgjtqsl8til3ark">
+            <w:hyperlink w:history="1" r:id="rIdvx6xjcwklgh1fkpb3jg-r">
               <w:r>
                 <w:rPr>
                   <w:rFonts w:ascii="Arial" w:cs="Arial" w:eastAsia="Arial" w:hAnsi="Arial"/>
@@ -25361,7 +25361,7 @@
             <w:pPr>
               <w:spacing w:after="20" w:before="0"/>
             </w:pPr>
-            <w:hyperlink w:history="1" r:id="rId6dg_isjlbiwv0ifixs163">
+            <w:hyperlink w:history="1" r:id="rIdeu-y_tqld5hcxsmr9no6_">
               <w:r>
                 <w:rPr>
                   <w:rFonts w:ascii="Arial" w:cs="Arial" w:eastAsia="Arial" w:hAnsi="Arial"/>
@@ -25394,7 +25394,7 @@
               <w:spacing w:after="10" w:before="0"/>
               <w:ind w:left="120"/>
             </w:pPr>
-            <w:hyperlink w:history="1" r:id="rIdcadf76tjficttgj1lkogp">
+            <w:hyperlink w:history="1" r:id="rIdbg_fsbsy8jdn7pcdn3t8o">
               <w:r>
                 <w:rPr>
                   <w:rFonts w:ascii="Arial" w:cs="Arial" w:eastAsia="Arial" w:hAnsi="Arial"/>
@@ -25589,7 +25589,7 @@
             <w:pPr>
               <w:spacing w:after="20" w:before="0"/>
             </w:pPr>
-            <w:hyperlink w:history="1" r:id="rIdrdwzaqvoca_c8jb1htrzz">
+            <w:hyperlink w:history="1" r:id="rId258v0m7xt8cxshaxu4qka">
               <w:r>
                 <w:rPr>
                   <w:rFonts w:ascii="Arial" w:cs="Arial" w:eastAsia="Arial" w:hAnsi="Arial"/>
@@ -25622,7 +25622,7 @@
               <w:spacing w:after="10" w:before="0"/>
               <w:ind w:left="120"/>
             </w:pPr>
-            <w:hyperlink w:history="1" r:id="rIdokdguj0zgci8zrhq5gx-j">
+            <w:hyperlink w:history="1" r:id="rIdrpl4adzoudnuyc86t90ul">
               <w:r>
                 <w:rPr>
                   <w:rFonts w:ascii="Arial" w:cs="Arial" w:eastAsia="Arial" w:hAnsi="Arial"/>
@@ -25667,7 +25667,7 @@
             <w:pPr>
               <w:spacing w:after="20" w:before="0"/>
             </w:pPr>
-            <w:hyperlink w:history="1" r:id="rIdq9qo9d-e14izcouncrbdg">
+            <w:hyperlink w:history="1" r:id="rIdbq2jts7bvcqij20lxlj-e">
               <w:r>
                 <w:rPr>
                   <w:rFonts w:ascii="Arial" w:cs="Arial" w:eastAsia="Arial" w:hAnsi="Arial"/>
@@ -25700,7 +25700,7 @@
               <w:spacing w:after="10" w:before="0"/>
               <w:ind w:left="120"/>
             </w:pPr>
-            <w:hyperlink w:history="1" r:id="rIdsgqmpdqnsjh3l-p3iyg52">
+            <w:hyperlink w:history="1" r:id="rIduiyandes7f26nomrkwapm">
               <w:r>
                 <w:rPr>
                   <w:rFonts w:ascii="Arial" w:cs="Arial" w:eastAsia="Arial" w:hAnsi="Arial"/>
@@ -25895,7 +25895,7 @@
             <w:pPr>
               <w:spacing w:after="20" w:before="0"/>
             </w:pPr>
-            <w:hyperlink w:history="1" r:id="rIdlicxielmo5udg-dqzgcfo">
+            <w:hyperlink w:history="1" r:id="rIdnjjhmcwrdzl02p7l5pdwz">
               <w:r>
                 <w:rPr>
                   <w:rFonts w:ascii="Arial" w:cs="Arial" w:eastAsia="Arial" w:hAnsi="Arial"/>
@@ -25928,7 +25928,7 @@
               <w:spacing w:after="10" w:before="0"/>
               <w:ind w:left="120"/>
             </w:pPr>
-            <w:hyperlink w:history="1" r:id="rIdbawwrxvkon3lu-l2mdyqr">
+            <w:hyperlink w:history="1" r:id="rIduo4yhbatmz73kdgvzlu_d">
               <w:r>
                 <w:rPr>
                   <w:rFonts w:ascii="Arial" w:cs="Arial" w:eastAsia="Arial" w:hAnsi="Arial"/>
@@ -25973,7 +25973,7 @@
             <w:pPr>
               <w:spacing w:after="20" w:before="0"/>
             </w:pPr>
-            <w:hyperlink w:history="1" r:id="rIdlacqslyft23guancgvjxd">
+            <w:hyperlink w:history="1" r:id="rIddoiru0bs8kbezlc8aajpi">
               <w:r>
                 <w:rPr>
                   <w:rFonts w:ascii="Arial" w:cs="Arial" w:eastAsia="Arial" w:hAnsi="Arial"/>
@@ -26006,7 +26006,7 @@
               <w:spacing w:after="10" w:before="0"/>
               <w:ind w:left="120"/>
             </w:pPr>
-            <w:hyperlink w:history="1" r:id="rIdc4ow5ys9jjf_r2nvgpnjw">
+            <w:hyperlink w:history="1" r:id="rIdydidxvl7f6efrgtigqnr2">
               <w:r>
                 <w:rPr>
                   <w:rFonts w:ascii="Arial" w:cs="Arial" w:eastAsia="Arial" w:hAnsi="Arial"/>
@@ -26518,7 +26518,7 @@
         </w:rPr>
         <w:t xml:space="preserve">© 2026 SeaVuria and ARES. Aligned with KICD objectives. Developed by SeaVuria; technical implementation by ARES (with AI assistance from Claude). Licensed under </w:t>
       </w:r>
-      <w:hyperlink w:history="1" r:id="rIdamg45j9mcboyj3hvp86fc">
+      <w:hyperlink w:history="1" r:id="rIdgfkwakwzg1vfw4r0ix92i">
         <w:r>
           <w:rPr>
             <w:rFonts w:ascii="Arial" w:cs="Arial" w:eastAsia="Arial" w:hAnsi="Arial"/>
@@ -26539,7 +26539,7 @@
         </w:rPr>
         <w:t xml:space="preserve"> (</w:t>
       </w:r>
-      <w:hyperlink w:history="1" r:id="rIduelsguqxsidoeb4jrx9-h">
+      <w:hyperlink w:history="1" r:id="rIdriykpb6-hrc_9gackpzkb">
         <w:r>
           <w:rPr>
             <w:rFonts w:ascii="Arial" w:cs="Arial" w:eastAsia="Arial" w:hAnsi="Arial"/>

--- a/data/outputs/v2/Core_Mathematics/SS1.1_Real_Numbers/Core_Mathematics_Real_Numbers_CBE_LessonSequence.docx
+++ b/data/outputs/v2/Core_Mathematics/SS1.1_Real_Numbers/Core_Mathematics_Real_Numbers_CBE_LessonSequence.docx
@@ -2648,7 +2648,7 @@
         </w:rPr>
         <w:t xml:space="preserve">© 2026 SeaVuria and ARES. This work is licensed under a </w:t>
       </w:r>
-      <w:hyperlink w:history="1" r:id="rIdcz_djfym_c9gmgtuj4nkc">
+      <w:hyperlink w:history="1" r:id="rId5g8q7qgfgxq-wew_5ep8q">
         <w:r>
           <w:rPr>
             <w:rFonts w:ascii="Arial" w:cs="Arial" w:eastAsia="Arial" w:hAnsi="Arial"/>
@@ -2668,7 +2668,7 @@
         </w:rPr>
         <w:t xml:space="preserve"> (</w:t>
       </w:r>
-      <w:hyperlink w:history="1" r:id="rIdujpm1d6uxc_lvlhj8vu3-">
+      <w:hyperlink w:history="1" r:id="rIdp6ccjzvr4rdxjty3tafoe">
         <w:r>
           <w:rPr>
             <w:rFonts w:ascii="Arial" w:cs="Arial" w:eastAsia="Arial" w:hAnsi="Arial"/>
@@ -2688,7 +2688,7 @@
         </w:rPr>
         <w:t xml:space="preserve">). To view a copy of this license, visit </w:t>
       </w:r>
-      <w:hyperlink w:history="1" r:id="rId77xiqxg7hdy097if3_xnj">
+      <w:hyperlink w:history="1" r:id="rIddbhacf-xv0ee5sx1gv24q">
         <w:r>
           <w:rPr>
             <w:rFonts w:ascii="Arial" w:cs="Arial" w:eastAsia="Arial" w:hAnsi="Arial"/>
@@ -3700,7 +3700,7 @@
             <w:pPr>
               <w:spacing w:after="20" w:before="0"/>
             </w:pPr>
-            <w:hyperlink w:history="1" r:id="rIdhq0wh0yt5xmsnhdn3ytsv">
+            <w:hyperlink w:history="1" r:id="rIdc7yjwvniz280nfdpxuquu">
               <w:r>
                 <w:rPr>
                   <w:rFonts w:ascii="Arial" w:cs="Arial" w:eastAsia="Arial" w:hAnsi="Arial"/>
@@ -3733,7 +3733,7 @@
               <w:spacing w:after="10" w:before="0"/>
               <w:ind w:left="120"/>
             </w:pPr>
-            <w:hyperlink w:history="1" r:id="rIdrl9mcmayxnd0maneuvo4r">
+            <w:hyperlink w:history="1" r:id="rIdcqeyd3k0tmzbppoecfmk1">
               <w:r>
                 <w:rPr>
                   <w:rFonts w:ascii="Arial" w:cs="Arial" w:eastAsia="Arial" w:hAnsi="Arial"/>
@@ -3778,7 +3778,7 @@
             <w:pPr>
               <w:spacing w:after="20" w:before="0"/>
             </w:pPr>
-            <w:hyperlink w:history="1" r:id="rIdyurzkkc4od8toxhzob9ho">
+            <w:hyperlink w:history="1" r:id="rIdpy_ajgz4a64oqkrjm5_kw">
               <w:r>
                 <w:rPr>
                   <w:rFonts w:ascii="Arial" w:cs="Arial" w:eastAsia="Arial" w:hAnsi="Arial"/>
@@ -3811,7 +3811,7 @@
               <w:spacing w:after="10" w:before="0"/>
               <w:ind w:left="120"/>
             </w:pPr>
-            <w:hyperlink w:history="1" r:id="rIdi64k_fyk7ius0zepq7k1e">
+            <w:hyperlink w:history="1" r:id="rIdmd_l_-fnfwmz9uecfstyi">
               <w:r>
                 <w:rPr>
                   <w:rFonts w:ascii="Arial" w:cs="Arial" w:eastAsia="Arial" w:hAnsi="Arial"/>
@@ -4006,7 +4006,7 @@
             <w:pPr>
               <w:spacing w:after="20" w:before="0"/>
             </w:pPr>
-            <w:hyperlink w:history="1" r:id="rIdi7xyn1omc7un18kvcrgsm">
+            <w:hyperlink w:history="1" r:id="rIdjezansaqvrbygz_ltyamx">
               <w:r>
                 <w:rPr>
                   <w:rFonts w:ascii="Arial" w:cs="Arial" w:eastAsia="Arial" w:hAnsi="Arial"/>
@@ -4039,7 +4039,7 @@
               <w:spacing w:after="10" w:before="0"/>
               <w:ind w:left="120"/>
             </w:pPr>
-            <w:hyperlink w:history="1" r:id="rIdjxj3jnuju8p5qsdecbmrl">
+            <w:hyperlink w:history="1" r:id="rIdrpe0mcgxibbyzz5l6we7s">
               <w:r>
                 <w:rPr>
                   <w:rFonts w:ascii="Arial" w:cs="Arial" w:eastAsia="Arial" w:hAnsi="Arial"/>
@@ -4084,7 +4084,7 @@
             <w:pPr>
               <w:spacing w:after="20" w:before="0"/>
             </w:pPr>
-            <w:hyperlink w:history="1" r:id="rIdzcdv_wkigaodjusqdn9cy">
+            <w:hyperlink w:history="1" r:id="rIdvbfh0zczd9kcfb9sxngxx">
               <w:r>
                 <w:rPr>
                   <w:rFonts w:ascii="Arial" w:cs="Arial" w:eastAsia="Arial" w:hAnsi="Arial"/>
@@ -4117,7 +4117,7 @@
               <w:spacing w:after="10" w:before="0"/>
               <w:ind w:left="120"/>
             </w:pPr>
-            <w:hyperlink w:history="1" r:id="rIdcuz-rkvlemxh7pn8ehvtx">
+            <w:hyperlink w:history="1" r:id="rIdftiadl4tnnn4bzzxuuorc">
               <w:r>
                 <w:rPr>
                   <w:rFonts w:ascii="Arial" w:cs="Arial" w:eastAsia="Arial" w:hAnsi="Arial"/>
@@ -4312,7 +4312,7 @@
             <w:pPr>
               <w:spacing w:after="20" w:before="0"/>
             </w:pPr>
-            <w:hyperlink w:history="1" r:id="rIdetjgbxhefmplwl-pu_ydu">
+            <w:hyperlink w:history="1" r:id="rIdzlzf4jqnz1rdprfcr0dme">
               <w:r>
                 <w:rPr>
                   <w:rFonts w:ascii="Arial" w:cs="Arial" w:eastAsia="Arial" w:hAnsi="Arial"/>
@@ -4345,7 +4345,7 @@
               <w:spacing w:after="10" w:before="0"/>
               <w:ind w:left="120"/>
             </w:pPr>
-            <w:hyperlink w:history="1" r:id="rId8zbjrmdoicnno9kzwfe_u">
+            <w:hyperlink w:history="1" r:id="rIdbot432t0pyfichbwt9nnx">
               <w:r>
                 <w:rPr>
                   <w:rFonts w:ascii="Arial" w:cs="Arial" w:eastAsia="Arial" w:hAnsi="Arial"/>
@@ -4390,7 +4390,7 @@
             <w:pPr>
               <w:spacing w:after="20" w:before="0"/>
             </w:pPr>
-            <w:hyperlink w:history="1" r:id="rIdlnw0wi5ncgdtqp9ycwhus">
+            <w:hyperlink w:history="1" r:id="rIddfn97a3nimpid3n_ajl7u">
               <w:r>
                 <w:rPr>
                   <w:rFonts w:ascii="Arial" w:cs="Arial" w:eastAsia="Arial" w:hAnsi="Arial"/>
@@ -4423,7 +4423,7 @@
               <w:spacing w:after="10" w:before="0"/>
               <w:ind w:left="120"/>
             </w:pPr>
-            <w:hyperlink w:history="1" r:id="rIdvei6uzhfmujshokaopt11">
+            <w:hyperlink w:history="1" r:id="rIdwmt5grglldc6-n5kcx921">
               <w:r>
                 <w:rPr>
                   <w:rFonts w:ascii="Arial" w:cs="Arial" w:eastAsia="Arial" w:hAnsi="Arial"/>
@@ -4618,7 +4618,7 @@
             <w:pPr>
               <w:spacing w:after="20" w:before="0"/>
             </w:pPr>
-            <w:hyperlink w:history="1" r:id="rIdtwnqbww7es7p9ntti1kpm">
+            <w:hyperlink w:history="1" r:id="rIdx1nbf-z-z0tki9kghfqr8">
               <w:r>
                 <w:rPr>
                   <w:rFonts w:ascii="Arial" w:cs="Arial" w:eastAsia="Arial" w:hAnsi="Arial"/>
@@ -4651,7 +4651,7 @@
               <w:spacing w:after="10" w:before="0"/>
               <w:ind w:left="120"/>
             </w:pPr>
-            <w:hyperlink w:history="1" r:id="rIdcd9frzhilfwsdo1cci0ge">
+            <w:hyperlink w:history="1" r:id="rIdlcqblx4kkkotnrboaajml">
               <w:r>
                 <w:rPr>
                   <w:rFonts w:ascii="Arial" w:cs="Arial" w:eastAsia="Arial" w:hAnsi="Arial"/>
@@ -4696,7 +4696,7 @@
             <w:pPr>
               <w:spacing w:after="20" w:before="0"/>
             </w:pPr>
-            <w:hyperlink w:history="1" r:id="rIdxh3oordtqff8xbwbcy2_5">
+            <w:hyperlink w:history="1" r:id="rIdgt5yqlmubbimoldengxqd">
               <w:r>
                 <w:rPr>
                   <w:rFonts w:ascii="Arial" w:cs="Arial" w:eastAsia="Arial" w:hAnsi="Arial"/>
@@ -4729,7 +4729,7 @@
               <w:spacing w:after="10" w:before="0"/>
               <w:ind w:left="120"/>
             </w:pPr>
-            <w:hyperlink w:history="1" r:id="rId2pzmx6lqkcx65u83gvuba">
+            <w:hyperlink w:history="1" r:id="rId3tg5luv2skh8e7exdmt2y">
               <w:r>
                 <w:rPr>
                   <w:rFonts w:ascii="Arial" w:cs="Arial" w:eastAsia="Arial" w:hAnsi="Arial"/>
@@ -4924,7 +4924,7 @@
             <w:pPr>
               <w:spacing w:after="20" w:before="0"/>
             </w:pPr>
-            <w:hyperlink w:history="1" r:id="rId-hqsjw_qjwozue8fazzph">
+            <w:hyperlink w:history="1" r:id="rIdj-slth08-vlwu2ukqxf8f">
               <w:r>
                 <w:rPr>
                   <w:rFonts w:ascii="Arial" w:cs="Arial" w:eastAsia="Arial" w:hAnsi="Arial"/>
@@ -4957,7 +4957,7 @@
               <w:spacing w:after="10" w:before="0"/>
               <w:ind w:left="120"/>
             </w:pPr>
-            <w:hyperlink w:history="1" r:id="rIdalcmrkylmxwigxwuqy3l0">
+            <w:hyperlink w:history="1" r:id="rIduzcmywwbfbwcimice1b6a">
               <w:r>
                 <w:rPr>
                   <w:rFonts w:ascii="Arial" w:cs="Arial" w:eastAsia="Arial" w:hAnsi="Arial"/>
@@ -5002,7 +5002,7 @@
             <w:pPr>
               <w:spacing w:after="20" w:before="0"/>
             </w:pPr>
-            <w:hyperlink w:history="1" r:id="rIdi4mysmie4ifqwj1x6yz-_">
+            <w:hyperlink w:history="1" r:id="rIdxqvz0p4_vgbp0hqagb9ka">
               <w:r>
                 <w:rPr>
                   <w:rFonts w:ascii="Arial" w:cs="Arial" w:eastAsia="Arial" w:hAnsi="Arial"/>
@@ -5051,7 +5051,7 @@
               <w:spacing w:after="10" w:before="0"/>
               <w:ind w:left="120"/>
             </w:pPr>
-            <w:hyperlink w:history="1" r:id="rId4ydazxzuzwnp0bzmfmkl3">
+            <w:hyperlink w:history="1" r:id="rId6cjivjvt2qb6e7fbo1q_r">
               <w:r>
                 <w:rPr>
                   <w:rFonts w:ascii="Arial" w:cs="Arial" w:eastAsia="Arial" w:hAnsi="Arial"/>
@@ -5677,7 +5677,7 @@
         </w:rPr>
         <w:t xml:space="preserve">© 2026 SeaVuria and ARES. Aligned with KICD objectives. Developed by SeaVuria; technical implementation by ARES (with AI assistance from Claude). Licensed under </w:t>
       </w:r>
-      <w:hyperlink w:history="1" r:id="rId_sdhde4acfzjbkq35p-dx">
+      <w:hyperlink w:history="1" r:id="rIdsoj9phy4dntxhcsvk72qs">
         <w:r>
           <w:rPr>
             <w:rFonts w:ascii="Arial" w:cs="Arial" w:eastAsia="Arial" w:hAnsi="Arial"/>
@@ -5698,7 +5698,7 @@
         </w:rPr>
         <w:t xml:space="preserve"> (</w:t>
       </w:r>
-      <w:hyperlink w:history="1" r:id="rIdri5maot2pqnpk7s_fwvrw">
+      <w:hyperlink w:history="1" r:id="rIdlg7_u42dl5amynavpu_fc">
         <w:r>
           <w:rPr>
             <w:rFonts w:ascii="Arial" w:cs="Arial" w:eastAsia="Arial" w:hAnsi="Arial"/>
@@ -6711,7 +6711,7 @@
             <w:pPr>
               <w:spacing w:after="20" w:before="0"/>
             </w:pPr>
-            <w:hyperlink w:history="1" r:id="rIdt2s-g8cnu2x4ssczsmy-l">
+            <w:hyperlink w:history="1" r:id="rIdact8xf9n5724qxzv6hmik">
               <w:r>
                 <w:rPr>
                   <w:rFonts w:ascii="Arial" w:cs="Arial" w:eastAsia="Arial" w:hAnsi="Arial"/>
@@ -6744,7 +6744,7 @@
               <w:spacing w:after="10" w:before="0"/>
               <w:ind w:left="120"/>
             </w:pPr>
-            <w:hyperlink w:history="1" r:id="rIdjdgrcbams14xjiefwupsw">
+            <w:hyperlink w:history="1" r:id="rId6pr1zz0dzioqfgbszrvzx">
               <w:r>
                 <w:rPr>
                   <w:rFonts w:ascii="Arial" w:cs="Arial" w:eastAsia="Arial" w:hAnsi="Arial"/>
@@ -6789,7 +6789,7 @@
             <w:pPr>
               <w:spacing w:after="20" w:before="0"/>
             </w:pPr>
-            <w:hyperlink w:history="1" r:id="rIdjxom8pojamf94eibx4fnq">
+            <w:hyperlink w:history="1" r:id="rIdprnxpdxzgpziqozzto3gv">
               <w:r>
                 <w:rPr>
                   <w:rFonts w:ascii="Arial" w:cs="Arial" w:eastAsia="Arial" w:hAnsi="Arial"/>
@@ -6822,7 +6822,7 @@
               <w:spacing w:after="10" w:before="0"/>
               <w:ind w:left="120"/>
             </w:pPr>
-            <w:hyperlink w:history="1" r:id="rIdmcmgvhlh0bx9ic99yvjtk">
+            <w:hyperlink w:history="1" r:id="rIdmlbmw6o3xsza8ul6dsr3r">
               <w:r>
                 <w:rPr>
                   <w:rFonts w:ascii="Arial" w:cs="Arial" w:eastAsia="Arial" w:hAnsi="Arial"/>
@@ -7017,7 +7017,7 @@
             <w:pPr>
               <w:spacing w:after="20" w:before="0"/>
             </w:pPr>
-            <w:hyperlink w:history="1" r:id="rId3syezacvv9mlpmzu66iqh">
+            <w:hyperlink w:history="1" r:id="rIdjpqcqlysuzamaaohlpac6">
               <w:r>
                 <w:rPr>
                   <w:rFonts w:ascii="Arial" w:cs="Arial" w:eastAsia="Arial" w:hAnsi="Arial"/>
@@ -7050,7 +7050,7 @@
               <w:spacing w:after="10" w:before="0"/>
               <w:ind w:left="120"/>
             </w:pPr>
-            <w:hyperlink w:history="1" r:id="rIdrydjfzza8gr38toftcegi">
+            <w:hyperlink w:history="1" r:id="rId2alhrij7ly_jxpp9tmh3i">
               <w:r>
                 <w:rPr>
                   <w:rFonts w:ascii="Arial" w:cs="Arial" w:eastAsia="Arial" w:hAnsi="Arial"/>
@@ -7095,7 +7095,7 @@
             <w:pPr>
               <w:spacing w:after="20" w:before="0"/>
             </w:pPr>
-            <w:hyperlink w:history="1" r:id="rId1qvatzysregedqpy0lsmg">
+            <w:hyperlink w:history="1" r:id="rIdbjb5xnw0dlbfbpxo9nvdj">
               <w:r>
                 <w:rPr>
                   <w:rFonts w:ascii="Arial" w:cs="Arial" w:eastAsia="Arial" w:hAnsi="Arial"/>
@@ -7128,7 +7128,7 @@
               <w:spacing w:after="10" w:before="0"/>
               <w:ind w:left="120"/>
             </w:pPr>
-            <w:hyperlink w:history="1" r:id="rIdhgmelemfcm512cdjg6yuj">
+            <w:hyperlink w:history="1" r:id="rIdnuhwd1yn6mgp2v6bcxf_1">
               <w:r>
                 <w:rPr>
                   <w:rFonts w:ascii="Arial" w:cs="Arial" w:eastAsia="Arial" w:hAnsi="Arial"/>
@@ -7323,7 +7323,7 @@
             <w:pPr>
               <w:spacing w:after="20" w:before="0"/>
             </w:pPr>
-            <w:hyperlink w:history="1" r:id="rId6g7x6gt0gkzehg9it0txm">
+            <w:hyperlink w:history="1" r:id="rIdbgkzwuk3tlcxyuxpgm5m6">
               <w:r>
                 <w:rPr>
                   <w:rFonts w:ascii="Arial" w:cs="Arial" w:eastAsia="Arial" w:hAnsi="Arial"/>
@@ -7356,7 +7356,7 @@
               <w:spacing w:after="10" w:before="0"/>
               <w:ind w:left="120"/>
             </w:pPr>
-            <w:hyperlink w:history="1" r:id="rIdl_v45_tnq9pe4izys4ngr">
+            <w:hyperlink w:history="1" r:id="rIdcrvy5d_7ocxhlzaz1wdk3">
               <w:r>
                 <w:rPr>
                   <w:rFonts w:ascii="Arial" w:cs="Arial" w:eastAsia="Arial" w:hAnsi="Arial"/>
@@ -7401,7 +7401,7 @@
             <w:pPr>
               <w:spacing w:after="20" w:before="0"/>
             </w:pPr>
-            <w:hyperlink w:history="1" r:id="rIdg1oswhqtapc9bg1a8maj-">
+            <w:hyperlink w:history="1" r:id="rIdcbmsitskqlygtsud-kw2q">
               <w:r>
                 <w:rPr>
                   <w:rFonts w:ascii="Arial" w:cs="Arial" w:eastAsia="Arial" w:hAnsi="Arial"/>
@@ -7434,7 +7434,7 @@
               <w:spacing w:after="10" w:before="0"/>
               <w:ind w:left="120"/>
             </w:pPr>
-            <w:hyperlink w:history="1" r:id="rIdohebzsmedasnx-tc6-z6f">
+            <w:hyperlink w:history="1" r:id="rId1oq2isqi6jywyfhaauwwf">
               <w:r>
                 <w:rPr>
                   <w:rFonts w:ascii="Arial" w:cs="Arial" w:eastAsia="Arial" w:hAnsi="Arial"/>
@@ -7629,7 +7629,7 @@
             <w:pPr>
               <w:spacing w:after="20" w:before="0"/>
             </w:pPr>
-            <w:hyperlink w:history="1" r:id="rIdcr6gyehqwjnqbr0o4a5p1">
+            <w:hyperlink w:history="1" r:id="rIdzcgrwuzwtmcqwdvetgaqz">
               <w:r>
                 <w:rPr>
                   <w:rFonts w:ascii="Arial" w:cs="Arial" w:eastAsia="Arial" w:hAnsi="Arial"/>
@@ -7662,7 +7662,7 @@
               <w:spacing w:after="10" w:before="0"/>
               <w:ind w:left="120"/>
             </w:pPr>
-            <w:hyperlink w:history="1" r:id="rId437y7spw0afvor1_c-ds3">
+            <w:hyperlink w:history="1" r:id="rIdhzhxsravr6c6bzgwzpuyx">
               <w:r>
                 <w:rPr>
                   <w:rFonts w:ascii="Arial" w:cs="Arial" w:eastAsia="Arial" w:hAnsi="Arial"/>
@@ -7707,7 +7707,7 @@
             <w:pPr>
               <w:spacing w:after="20" w:before="0"/>
             </w:pPr>
-            <w:hyperlink w:history="1" r:id="rId9snong3w_z9bpsploccg-">
+            <w:hyperlink w:history="1" r:id="rIdnjqrfn9q90rsidg03j7qa">
               <w:r>
                 <w:rPr>
                   <w:rFonts w:ascii="Arial" w:cs="Arial" w:eastAsia="Arial" w:hAnsi="Arial"/>
@@ -7740,7 +7740,7 @@
               <w:spacing w:after="10" w:before="0"/>
               <w:ind w:left="120"/>
             </w:pPr>
-            <w:hyperlink w:history="1" r:id="rIdpa6ouwc4ge1nlkvpltnln">
+            <w:hyperlink w:history="1" r:id="rId6z81chxeatc7kacjiaoap">
               <w:r>
                 <w:rPr>
                   <w:rFonts w:ascii="Arial" w:cs="Arial" w:eastAsia="Arial" w:hAnsi="Arial"/>
@@ -7935,7 +7935,7 @@
             <w:pPr>
               <w:spacing w:after="20" w:before="0"/>
             </w:pPr>
-            <w:hyperlink w:history="1" r:id="rIdryejhiy4k5c7cbgb4i6i-">
+            <w:hyperlink w:history="1" r:id="rId7wwbxegwgclundqchqfdr">
               <w:r>
                 <w:rPr>
                   <w:rFonts w:ascii="Arial" w:cs="Arial" w:eastAsia="Arial" w:hAnsi="Arial"/>
@@ -7968,7 +7968,7 @@
               <w:spacing w:after="10" w:before="0"/>
               <w:ind w:left="120"/>
             </w:pPr>
-            <w:hyperlink w:history="1" r:id="rIdp1saroqhxoqecjl0xgxxq">
+            <w:hyperlink w:history="1" r:id="rIdztptutobauglzvsgjmshs">
               <w:r>
                 <w:rPr>
                   <w:rFonts w:ascii="Arial" w:cs="Arial" w:eastAsia="Arial" w:hAnsi="Arial"/>
@@ -8013,7 +8013,7 @@
             <w:pPr>
               <w:spacing w:after="20" w:before="0"/>
             </w:pPr>
-            <w:hyperlink w:history="1" r:id="rId62pmnztetnyk38heuuwug">
+            <w:hyperlink w:history="1" r:id="rIdui6fasrfgs7v7yzeazaiy">
               <w:r>
                 <w:rPr>
                   <w:rFonts w:ascii="Arial" w:cs="Arial" w:eastAsia="Arial" w:hAnsi="Arial"/>
@@ -8062,7 +8062,7 @@
               <w:spacing w:after="10" w:before="0"/>
               <w:ind w:left="120"/>
             </w:pPr>
-            <w:hyperlink w:history="1" r:id="rIde3vlhu7aktx3avhrnj4m2">
+            <w:hyperlink w:history="1" r:id="rIddcba5uzge2xp_x9t5hanr">
               <w:r>
                 <w:rPr>
                   <w:rFonts w:ascii="Arial" w:cs="Arial" w:eastAsia="Arial" w:hAnsi="Arial"/>
@@ -8574,7 +8574,7 @@
         </w:rPr>
         <w:t xml:space="preserve">© 2026 SeaVuria and ARES. Aligned with KICD objectives. Developed by SeaVuria; technical implementation by ARES (with AI assistance from Claude). Licensed under </w:t>
       </w:r>
-      <w:hyperlink w:history="1" r:id="rIdwjagsyczqtnt1myk2h4ej">
+      <w:hyperlink w:history="1" r:id="rIdwedeew0qpuqsxqaqbhpd7">
         <w:r>
           <w:rPr>
             <w:rFonts w:ascii="Arial" w:cs="Arial" w:eastAsia="Arial" w:hAnsi="Arial"/>
@@ -8595,7 +8595,7 @@
         </w:rPr>
         <w:t xml:space="preserve"> (</w:t>
       </w:r>
-      <w:hyperlink w:history="1" r:id="rIduueurmnp7o2sovtsnbbn7">
+      <w:hyperlink w:history="1" r:id="rIdav1cybluymc95uafjrj4j">
         <w:r>
           <w:rPr>
             <w:rFonts w:ascii="Arial" w:cs="Arial" w:eastAsia="Arial" w:hAnsi="Arial"/>
@@ -9608,7 +9608,7 @@
             <w:pPr>
               <w:spacing w:after="20" w:before="0"/>
             </w:pPr>
-            <w:hyperlink w:history="1" r:id="rIdsm_a-hpz2z6y-ztdz-sd9">
+            <w:hyperlink w:history="1" r:id="rId3ygmkx1c5alj1tks2s9zb">
               <w:r>
                 <w:rPr>
                   <w:rFonts w:ascii="Arial" w:cs="Arial" w:eastAsia="Arial" w:hAnsi="Arial"/>
@@ -9641,7 +9641,7 @@
               <w:spacing w:after="10" w:before="0"/>
               <w:ind w:left="120"/>
             </w:pPr>
-            <w:hyperlink w:history="1" r:id="rId4qpnjykral0rbco9nzwr7">
+            <w:hyperlink w:history="1" r:id="rIdwhwmaohpwgwt8oi7p4jyz">
               <w:r>
                 <w:rPr>
                   <w:rFonts w:ascii="Arial" w:cs="Arial" w:eastAsia="Arial" w:hAnsi="Arial"/>
@@ -9686,7 +9686,7 @@
             <w:pPr>
               <w:spacing w:after="20" w:before="0"/>
             </w:pPr>
-            <w:hyperlink w:history="1" r:id="rIdpvykl4dsoqwvcebpfapdo">
+            <w:hyperlink w:history="1" r:id="rIdn85vacm_4pe7oldod01vr">
               <w:r>
                 <w:rPr>
                   <w:rFonts w:ascii="Arial" w:cs="Arial" w:eastAsia="Arial" w:hAnsi="Arial"/>
@@ -9719,7 +9719,7 @@
               <w:spacing w:after="10" w:before="0"/>
               <w:ind w:left="120"/>
             </w:pPr>
-            <w:hyperlink w:history="1" r:id="rId8lrcnymox4jsrcdbx0m42">
+            <w:hyperlink w:history="1" r:id="rIdygfxpksxo-vio0z_vkvxl">
               <w:r>
                 <w:rPr>
                   <w:rFonts w:ascii="Arial" w:cs="Arial" w:eastAsia="Arial" w:hAnsi="Arial"/>
@@ -9914,7 +9914,7 @@
             <w:pPr>
               <w:spacing w:after="20" w:before="0"/>
             </w:pPr>
-            <w:hyperlink w:history="1" r:id="rIdl2f_mmyjwoln33lheienp">
+            <w:hyperlink w:history="1" r:id="rIdiyui79vsoeovt1a8yaqnd">
               <w:r>
                 <w:rPr>
                   <w:rFonts w:ascii="Arial" w:cs="Arial" w:eastAsia="Arial" w:hAnsi="Arial"/>
@@ -9947,7 +9947,7 @@
               <w:spacing w:after="10" w:before="0"/>
               <w:ind w:left="120"/>
             </w:pPr>
-            <w:hyperlink w:history="1" r:id="rIdggufnex5mq-_bot4naxaf">
+            <w:hyperlink w:history="1" r:id="rIdgna8l-z290bcauejbn8cs">
               <w:r>
                 <w:rPr>
                   <w:rFonts w:ascii="Arial" w:cs="Arial" w:eastAsia="Arial" w:hAnsi="Arial"/>
@@ -9992,7 +9992,7 @@
             <w:pPr>
               <w:spacing w:after="20" w:before="0"/>
             </w:pPr>
-            <w:hyperlink w:history="1" r:id="rIdgtmwwg1pjhh0bdazi0jpf">
+            <w:hyperlink w:history="1" r:id="rIduse1i9tcnershyjit5-bt">
               <w:r>
                 <w:rPr>
                   <w:rFonts w:ascii="Arial" w:cs="Arial" w:eastAsia="Arial" w:hAnsi="Arial"/>
@@ -10025,7 +10025,7 @@
               <w:spacing w:after="10" w:before="0"/>
               <w:ind w:left="120"/>
             </w:pPr>
-            <w:hyperlink w:history="1" r:id="rIdb3j2kwj--zqd1gwvhgcxx">
+            <w:hyperlink w:history="1" r:id="rIdqmwl2pa75-i2pzvmnvapm">
               <w:r>
                 <w:rPr>
                   <w:rFonts w:ascii="Arial" w:cs="Arial" w:eastAsia="Arial" w:hAnsi="Arial"/>
@@ -10220,7 +10220,7 @@
             <w:pPr>
               <w:spacing w:after="20" w:before="0"/>
             </w:pPr>
-            <w:hyperlink w:history="1" r:id="rIdgifyzwsfmfomnuj3syldl">
+            <w:hyperlink w:history="1" r:id="rIdgg074zrw9cixhhy2caxdy">
               <w:r>
                 <w:rPr>
                   <w:rFonts w:ascii="Arial" w:cs="Arial" w:eastAsia="Arial" w:hAnsi="Arial"/>
@@ -10253,7 +10253,7 @@
               <w:spacing w:after="10" w:before="0"/>
               <w:ind w:left="120"/>
             </w:pPr>
-            <w:hyperlink w:history="1" r:id="rIdnvttbs_pdsx-xfpx5hgy9">
+            <w:hyperlink w:history="1" r:id="rIdfvbs9umhtu6i5jabuwhhq">
               <w:r>
                 <w:rPr>
                   <w:rFonts w:ascii="Arial" w:cs="Arial" w:eastAsia="Arial" w:hAnsi="Arial"/>
@@ -10298,7 +10298,7 @@
             <w:pPr>
               <w:spacing w:after="20" w:before="0"/>
             </w:pPr>
-            <w:hyperlink w:history="1" r:id="rIdg1rjhxcvexd6lvvhipmfw">
+            <w:hyperlink w:history="1" r:id="rId4pdbiogmjfzlbtrygmmip">
               <w:r>
                 <w:rPr>
                   <w:rFonts w:ascii="Arial" w:cs="Arial" w:eastAsia="Arial" w:hAnsi="Arial"/>
@@ -10331,7 +10331,7 @@
               <w:spacing w:after="10" w:before="0"/>
               <w:ind w:left="120"/>
             </w:pPr>
-            <w:hyperlink w:history="1" r:id="rIdbnmuoprb7lgsza9neqiif">
+            <w:hyperlink w:history="1" r:id="rId_0nx-b7b7mcc1w42ogtxo">
               <w:r>
                 <w:rPr>
                   <w:rFonts w:ascii="Arial" w:cs="Arial" w:eastAsia="Arial" w:hAnsi="Arial"/>
@@ -10526,7 +10526,7 @@
             <w:pPr>
               <w:spacing w:after="20" w:before="0"/>
             </w:pPr>
-            <w:hyperlink w:history="1" r:id="rIdt12ww9cjo6p9kata7ghii">
+            <w:hyperlink w:history="1" r:id="rIdawh-tohwibnttaj8wh_gs">
               <w:r>
                 <w:rPr>
                   <w:rFonts w:ascii="Arial" w:cs="Arial" w:eastAsia="Arial" w:hAnsi="Arial"/>
@@ -10559,7 +10559,7 @@
               <w:spacing w:after="10" w:before="0"/>
               <w:ind w:left="120"/>
             </w:pPr>
-            <w:hyperlink w:history="1" r:id="rIddupz6uu3ga32n-gs1efcd">
+            <w:hyperlink w:history="1" r:id="rId_xa2w7-1wlcgsk3gohfpj">
               <w:r>
                 <w:rPr>
                   <w:rFonts w:ascii="Arial" w:cs="Arial" w:eastAsia="Arial" w:hAnsi="Arial"/>
@@ -10604,7 +10604,7 @@
             <w:pPr>
               <w:spacing w:after="20" w:before="0"/>
             </w:pPr>
-            <w:hyperlink w:history="1" r:id="rIdvdkmwv2gaiyna29roddxy">
+            <w:hyperlink w:history="1" r:id="rIdengknglsmoqyi2gtc920k">
               <w:r>
                 <w:rPr>
                   <w:rFonts w:ascii="Arial" w:cs="Arial" w:eastAsia="Arial" w:hAnsi="Arial"/>
@@ -10637,7 +10637,7 @@
               <w:spacing w:after="10" w:before="0"/>
               <w:ind w:left="120"/>
             </w:pPr>
-            <w:hyperlink w:history="1" r:id="rIdxurv_-tmff_drb3n2lg1f">
+            <w:hyperlink w:history="1" r:id="rIdrtryey36qgevz-qa8jjhq">
               <w:r>
                 <w:rPr>
                   <w:rFonts w:ascii="Arial" w:cs="Arial" w:eastAsia="Arial" w:hAnsi="Arial"/>
@@ -10832,7 +10832,7 @@
             <w:pPr>
               <w:spacing w:after="20" w:before="0"/>
             </w:pPr>
-            <w:hyperlink w:history="1" r:id="rId4iw42wnetnt8syxqtmz3p">
+            <w:hyperlink w:history="1" r:id="rIddd7zy8-lm41l2vib0gksf">
               <w:r>
                 <w:rPr>
                   <w:rFonts w:ascii="Arial" w:cs="Arial" w:eastAsia="Arial" w:hAnsi="Arial"/>
@@ -10865,7 +10865,7 @@
               <w:spacing w:after="10" w:before="0"/>
               <w:ind w:left="120"/>
             </w:pPr>
-            <w:hyperlink w:history="1" r:id="rIduhx20u1j3yyh5cqm03axv">
+            <w:hyperlink w:history="1" r:id="rId4rb0lq7wy8anxwssjqofn">
               <w:r>
                 <w:rPr>
                   <w:rFonts w:ascii="Arial" w:cs="Arial" w:eastAsia="Arial" w:hAnsi="Arial"/>
@@ -10910,7 +10910,7 @@
             <w:pPr>
               <w:spacing w:after="20" w:before="0"/>
             </w:pPr>
-            <w:hyperlink w:history="1" r:id="rIddtyyvn_tuxn5bo8zxmntl">
+            <w:hyperlink w:history="1" r:id="rIdomm_acw2ef477e29r7vgs">
               <w:r>
                 <w:rPr>
                   <w:rFonts w:ascii="Arial" w:cs="Arial" w:eastAsia="Arial" w:hAnsi="Arial"/>
@@ -10943,7 +10943,7 @@
               <w:spacing w:after="10" w:before="0"/>
               <w:ind w:left="120"/>
             </w:pPr>
-            <w:hyperlink w:history="1" r:id="rId_0_b5roekzqpxbt8zdw2g">
+            <w:hyperlink w:history="1" r:id="rId-lykerhb0pw3dhl2whp9n">
               <w:r>
                 <w:rPr>
                   <w:rFonts w:ascii="Arial" w:cs="Arial" w:eastAsia="Arial" w:hAnsi="Arial"/>
@@ -11455,7 +11455,7 @@
         </w:rPr>
         <w:t xml:space="preserve">© 2026 SeaVuria and ARES. Aligned with KICD objectives. Developed by SeaVuria; technical implementation by ARES (with AI assistance from Claude). Licensed under </w:t>
       </w:r>
-      <w:hyperlink w:history="1" r:id="rIdxj-fustbwsigqc5zl47w4">
+      <w:hyperlink w:history="1" r:id="rId2bsnt6e0qqqnafngauxt5">
         <w:r>
           <w:rPr>
             <w:rFonts w:ascii="Arial" w:cs="Arial" w:eastAsia="Arial" w:hAnsi="Arial"/>
@@ -11476,7 +11476,7 @@
         </w:rPr>
         <w:t xml:space="preserve"> (</w:t>
       </w:r>
-      <w:hyperlink w:history="1" r:id="rId_-spbzyrciqdkvdd7qwlf">
+      <w:hyperlink w:history="1" r:id="rIdszl1mvaqczbbkbkcrc25z">
         <w:r>
           <w:rPr>
             <w:rFonts w:ascii="Arial" w:cs="Arial" w:eastAsia="Arial" w:hAnsi="Arial"/>
@@ -12489,7 +12489,7 @@
             <w:pPr>
               <w:spacing w:after="20" w:before="0"/>
             </w:pPr>
-            <w:hyperlink w:history="1" r:id="rIdjw9eridih91xytysj-nwz">
+            <w:hyperlink w:history="1" r:id="rIddhjpzbvvg6ciob4-mblqd">
               <w:r>
                 <w:rPr>
                   <w:rFonts w:ascii="Arial" w:cs="Arial" w:eastAsia="Arial" w:hAnsi="Arial"/>
@@ -12522,7 +12522,7 @@
               <w:spacing w:after="10" w:before="0"/>
               <w:ind w:left="120"/>
             </w:pPr>
-            <w:hyperlink w:history="1" r:id="rIdysaitpknahlz227htkdox">
+            <w:hyperlink w:history="1" r:id="rId3olahhn0sss3wzy9cneu2">
               <w:r>
                 <w:rPr>
                   <w:rFonts w:ascii="Arial" w:cs="Arial" w:eastAsia="Arial" w:hAnsi="Arial"/>
@@ -12567,7 +12567,7 @@
             <w:pPr>
               <w:spacing w:after="20" w:before="0"/>
             </w:pPr>
-            <w:hyperlink w:history="1" r:id="rIdqqlv2ddbc5z536mnptdvo">
+            <w:hyperlink w:history="1" r:id="rIdwmq-ytvvuxk-q62utinto">
               <w:r>
                 <w:rPr>
                   <w:rFonts w:ascii="Arial" w:cs="Arial" w:eastAsia="Arial" w:hAnsi="Arial"/>
@@ -12600,7 +12600,7 @@
               <w:spacing w:after="10" w:before="0"/>
               <w:ind w:left="120"/>
             </w:pPr>
-            <w:hyperlink w:history="1" r:id="rId2iqafctbbsbftilenmqqc">
+            <w:hyperlink w:history="1" r:id="rIdjg5foepz6w5qyir2tkpds">
               <w:r>
                 <w:rPr>
                   <w:rFonts w:ascii="Arial" w:cs="Arial" w:eastAsia="Arial" w:hAnsi="Arial"/>
@@ -12795,7 +12795,7 @@
             <w:pPr>
               <w:spacing w:after="20" w:before="0"/>
             </w:pPr>
-            <w:hyperlink w:history="1" r:id="rId9i4npiywiva1ldszhunwz">
+            <w:hyperlink w:history="1" r:id="rIdyrqqlisqaqnzar2fcwy-f">
               <w:r>
                 <w:rPr>
                   <w:rFonts w:ascii="Arial" w:cs="Arial" w:eastAsia="Arial" w:hAnsi="Arial"/>
@@ -12828,7 +12828,7 @@
               <w:spacing w:after="10" w:before="0"/>
               <w:ind w:left="120"/>
             </w:pPr>
-            <w:hyperlink w:history="1" r:id="rIdq2stwffxi3gq0fgqpos5t">
+            <w:hyperlink w:history="1" r:id="rIdm94h6perp7ggf30qakxla">
               <w:r>
                 <w:rPr>
                   <w:rFonts w:ascii="Arial" w:cs="Arial" w:eastAsia="Arial" w:hAnsi="Arial"/>
@@ -12873,7 +12873,7 @@
             <w:pPr>
               <w:spacing w:after="20" w:before="0"/>
             </w:pPr>
-            <w:hyperlink w:history="1" r:id="rIdncqcowss5ss7s22pinxul">
+            <w:hyperlink w:history="1" r:id="rId_z0go6ddguis2yobjkbla">
               <w:r>
                 <w:rPr>
                   <w:rFonts w:ascii="Arial" w:cs="Arial" w:eastAsia="Arial" w:hAnsi="Arial"/>
@@ -12906,7 +12906,7 @@
               <w:spacing w:after="10" w:before="0"/>
               <w:ind w:left="120"/>
             </w:pPr>
-            <w:hyperlink w:history="1" r:id="rIday6jxjjg96m3f3ob_psvl">
+            <w:hyperlink w:history="1" r:id="rIdkgr9xjluboibf-t3fje0p">
               <w:r>
                 <w:rPr>
                   <w:rFonts w:ascii="Arial" w:cs="Arial" w:eastAsia="Arial" w:hAnsi="Arial"/>
@@ -13101,7 +13101,7 @@
             <w:pPr>
               <w:spacing w:after="20" w:before="0"/>
             </w:pPr>
-            <w:hyperlink w:history="1" r:id="rIdafbe8xlfs8iwr9pyvfrzh">
+            <w:hyperlink w:history="1" r:id="rIda6x3-ydzpjb4e2msaahxz">
               <w:r>
                 <w:rPr>
                   <w:rFonts w:ascii="Arial" w:cs="Arial" w:eastAsia="Arial" w:hAnsi="Arial"/>
@@ -13134,7 +13134,7 @@
               <w:spacing w:after="10" w:before="0"/>
               <w:ind w:left="120"/>
             </w:pPr>
-            <w:hyperlink w:history="1" r:id="rId5xfaix2dnldaljgmoylan">
+            <w:hyperlink w:history="1" r:id="rIdk4pctmrrkjhvr7n4dy5bt">
               <w:r>
                 <w:rPr>
                   <w:rFonts w:ascii="Arial" w:cs="Arial" w:eastAsia="Arial" w:hAnsi="Arial"/>
@@ -13179,7 +13179,7 @@
             <w:pPr>
               <w:spacing w:after="20" w:before="0"/>
             </w:pPr>
-            <w:hyperlink w:history="1" r:id="rIdxqx-jlinnvjuwdy4c0nrn">
+            <w:hyperlink w:history="1" r:id="rIdzh4dtwbyuepuis1jhnoel">
               <w:r>
                 <w:rPr>
                   <w:rFonts w:ascii="Arial" w:cs="Arial" w:eastAsia="Arial" w:hAnsi="Arial"/>
@@ -13212,7 +13212,7 @@
               <w:spacing w:after="10" w:before="0"/>
               <w:ind w:left="120"/>
             </w:pPr>
-            <w:hyperlink w:history="1" r:id="rIdfjxaxuymyudzhgqei_15n">
+            <w:hyperlink w:history="1" r:id="rId2mmf7jbm8fbk9sa3mjknk">
               <w:r>
                 <w:rPr>
                   <w:rFonts w:ascii="Arial" w:cs="Arial" w:eastAsia="Arial" w:hAnsi="Arial"/>
@@ -13407,7 +13407,7 @@
             <w:pPr>
               <w:spacing w:after="20" w:before="0"/>
             </w:pPr>
-            <w:hyperlink w:history="1" r:id="rIdg4z8r-ckpjqxg0_jyd8gv">
+            <w:hyperlink w:history="1" r:id="rIdboo4qsvn0hze-6oo6vsyx">
               <w:r>
                 <w:rPr>
                   <w:rFonts w:ascii="Arial" w:cs="Arial" w:eastAsia="Arial" w:hAnsi="Arial"/>
@@ -13440,7 +13440,7 @@
               <w:spacing w:after="10" w:before="0"/>
               <w:ind w:left="120"/>
             </w:pPr>
-            <w:hyperlink w:history="1" r:id="rIdpfz4oyvy3qsqydp2wvwxu">
+            <w:hyperlink w:history="1" r:id="rIdugplak1ccjz82h308ydwl">
               <w:r>
                 <w:rPr>
                   <w:rFonts w:ascii="Arial" w:cs="Arial" w:eastAsia="Arial" w:hAnsi="Arial"/>
@@ -13485,7 +13485,7 @@
             <w:pPr>
               <w:spacing w:after="20" w:before="0"/>
             </w:pPr>
-            <w:hyperlink w:history="1" r:id="rIdhx0ymi9oo0o5wwqyhpyrc">
+            <w:hyperlink w:history="1" r:id="rIdxguuspi0vukimafvaybow">
               <w:r>
                 <w:rPr>
                   <w:rFonts w:ascii="Arial" w:cs="Arial" w:eastAsia="Arial" w:hAnsi="Arial"/>
@@ -13518,7 +13518,7 @@
               <w:spacing w:after="10" w:before="0"/>
               <w:ind w:left="120"/>
             </w:pPr>
-            <w:hyperlink w:history="1" r:id="rIdqsngruec0o1kbcbsvcasy">
+            <w:hyperlink w:history="1" r:id="rIdcmvt6_vlizsm0w6skveqg">
               <w:r>
                 <w:rPr>
                   <w:rFonts w:ascii="Arial" w:cs="Arial" w:eastAsia="Arial" w:hAnsi="Arial"/>
@@ -13713,7 +13713,7 @@
             <w:pPr>
               <w:spacing w:after="20" w:before="0"/>
             </w:pPr>
-            <w:hyperlink w:history="1" r:id="rIdqyvqegk90uh1fqm-jnw_a">
+            <w:hyperlink w:history="1" r:id="rIdaq27bozbwsrafo4x8aota">
               <w:r>
                 <w:rPr>
                   <w:rFonts w:ascii="Arial" w:cs="Arial" w:eastAsia="Arial" w:hAnsi="Arial"/>
@@ -13746,7 +13746,7 @@
               <w:spacing w:after="10" w:before="0"/>
               <w:ind w:left="120"/>
             </w:pPr>
-            <w:hyperlink w:history="1" r:id="rIdrquzpcp-us2wrksbrhxen">
+            <w:hyperlink w:history="1" r:id="rIdvm6zkbghvv-lmooemgtfe">
               <w:r>
                 <w:rPr>
                   <w:rFonts w:ascii="Arial" w:cs="Arial" w:eastAsia="Arial" w:hAnsi="Arial"/>
@@ -13791,7 +13791,7 @@
             <w:pPr>
               <w:spacing w:after="20" w:before="0"/>
             </w:pPr>
-            <w:hyperlink w:history="1" r:id="rIdlt0csczwsjmtr5rb_euhb">
+            <w:hyperlink w:history="1" r:id="rIdeenmalfe4jjnu7m_is-3f">
               <w:r>
                 <w:rPr>
                   <w:rFonts w:ascii="Arial" w:cs="Arial" w:eastAsia="Arial" w:hAnsi="Arial"/>
@@ -13824,7 +13824,7 @@
               <w:spacing w:after="10" w:before="0"/>
               <w:ind w:left="120"/>
             </w:pPr>
-            <w:hyperlink w:history="1" r:id="rIdysvj51n_9oioatxfmcr6k">
+            <w:hyperlink w:history="1" r:id="rIdw6xiie90ybgeygr2pl4mk">
               <w:r>
                 <w:rPr>
                   <w:rFonts w:ascii="Arial" w:cs="Arial" w:eastAsia="Arial" w:hAnsi="Arial"/>
@@ -14336,7 +14336,7 @@
         </w:rPr>
         <w:t xml:space="preserve">© 2026 SeaVuria and ARES. Aligned with KICD objectives. Developed by SeaVuria; technical implementation by ARES (with AI assistance from Claude). Licensed under </w:t>
       </w:r>
-      <w:hyperlink w:history="1" r:id="rIdby57q7fmlkb0pb-fyojbi">
+      <w:hyperlink w:history="1" r:id="rIdffppfp6rpt1gk0zyswsrf">
         <w:r>
           <w:rPr>
             <w:rFonts w:ascii="Arial" w:cs="Arial" w:eastAsia="Arial" w:hAnsi="Arial"/>
@@ -14357,7 +14357,7 @@
         </w:rPr>
         <w:t xml:space="preserve"> (</w:t>
       </w:r>
-      <w:hyperlink w:history="1" r:id="rIdexownbpwtz2wjtqivtr3_">
+      <w:hyperlink w:history="1" r:id="rId5m2tgoidrjrmcdqqwhsmm">
         <w:r>
           <w:rPr>
             <w:rFonts w:ascii="Arial" w:cs="Arial" w:eastAsia="Arial" w:hAnsi="Arial"/>
@@ -15569,7 +15569,7 @@
             <w:pPr>
               <w:spacing w:after="20" w:before="0"/>
             </w:pPr>
-            <w:hyperlink w:history="1" r:id="rIdi1jjzp5tt8ijuxpojnyia">
+            <w:hyperlink w:history="1" r:id="rIdhmz5gpbnqqtu-qmqu29v7">
               <w:r>
                 <w:rPr>
                   <w:rFonts w:ascii="Arial" w:cs="Arial" w:eastAsia="Arial" w:hAnsi="Arial"/>
@@ -15618,7 +15618,7 @@
               <w:spacing w:after="10" w:before="0"/>
               <w:ind w:left="120"/>
             </w:pPr>
-            <w:hyperlink w:history="1" r:id="rIdvgcuah4zaz5ujnyv-mvh_">
+            <w:hyperlink w:history="1" r:id="rIdataub_1gbo-npg5k6yaho">
               <w:r>
                 <w:rPr>
                   <w:rFonts w:ascii="Arial" w:cs="Arial" w:eastAsia="Arial" w:hAnsi="Arial"/>
@@ -15663,7 +15663,7 @@
             <w:pPr>
               <w:spacing w:after="20" w:before="0"/>
             </w:pPr>
-            <w:hyperlink w:history="1" r:id="rId3ifqeh7d002v2ljstlugm">
+            <w:hyperlink w:history="1" r:id="rId6vgnepeadsfsxnrip6y9x">
               <w:r>
                 <w:rPr>
                   <w:rFonts w:ascii="Arial" w:cs="Arial" w:eastAsia="Arial" w:hAnsi="Arial"/>
@@ -15696,7 +15696,7 @@
               <w:spacing w:after="10" w:before="0"/>
               <w:ind w:left="120"/>
             </w:pPr>
-            <w:hyperlink w:history="1" r:id="rIdwlgpl0awoqjr6t3zettb6">
+            <w:hyperlink w:history="1" r:id="rIdiynpzw3t9bv6ohv-msa34">
               <w:r>
                 <w:rPr>
                   <w:rFonts w:ascii="Arial" w:cs="Arial" w:eastAsia="Arial" w:hAnsi="Arial"/>
@@ -15891,7 +15891,7 @@
             <w:pPr>
               <w:spacing w:after="20" w:before="0"/>
             </w:pPr>
-            <w:hyperlink w:history="1" r:id="rIdampzf0lfoboxhboyz3jb3">
+            <w:hyperlink w:history="1" r:id="rIdf0x613eg4prbktshhfgce">
               <w:r>
                 <w:rPr>
                   <w:rFonts w:ascii="Arial" w:cs="Arial" w:eastAsia="Arial" w:hAnsi="Arial"/>
@@ -15940,7 +15940,7 @@
               <w:spacing w:after="10" w:before="0"/>
               <w:ind w:left="120"/>
             </w:pPr>
-            <w:hyperlink w:history="1" r:id="rIdxwhspiwvi7vwc8qdqozdd">
+            <w:hyperlink w:history="1" r:id="rId6ca0o7m6p4qyn8lafbkiu">
               <w:r>
                 <w:rPr>
                   <w:rFonts w:ascii="Arial" w:cs="Arial" w:eastAsia="Arial" w:hAnsi="Arial"/>
@@ -15985,7 +15985,7 @@
             <w:pPr>
               <w:spacing w:after="20" w:before="0"/>
             </w:pPr>
-            <w:hyperlink w:history="1" r:id="rIdrelwdiorfvat2bx_jrt4x">
+            <w:hyperlink w:history="1" r:id="rIdyuhfmtpa7qkumjvr6h6oa">
               <w:r>
                 <w:rPr>
                   <w:rFonts w:ascii="Arial" w:cs="Arial" w:eastAsia="Arial" w:hAnsi="Arial"/>
@@ -16018,7 +16018,7 @@
               <w:spacing w:after="10" w:before="0"/>
               <w:ind w:left="120"/>
             </w:pPr>
-            <w:hyperlink w:history="1" r:id="rIddnlynnbmxraalg7l-r2sr">
+            <w:hyperlink w:history="1" r:id="rIdx5rykc6t1lw0_94wakxxa">
               <w:r>
                 <w:rPr>
                   <w:rFonts w:ascii="Arial" w:cs="Arial" w:eastAsia="Arial" w:hAnsi="Arial"/>
@@ -16213,7 +16213,7 @@
             <w:pPr>
               <w:spacing w:after="20" w:before="0"/>
             </w:pPr>
-            <w:hyperlink w:history="1" r:id="rIdwq_hrlwvm6z1pifsz0ouz">
+            <w:hyperlink w:history="1" r:id="rId-6bgog0ctzwiqemjfcwyr">
               <w:r>
                 <w:rPr>
                   <w:rFonts w:ascii="Arial" w:cs="Arial" w:eastAsia="Arial" w:hAnsi="Arial"/>
@@ -16262,7 +16262,7 @@
               <w:spacing w:after="10" w:before="0"/>
               <w:ind w:left="120"/>
             </w:pPr>
-            <w:hyperlink w:history="1" r:id="rIdspp5qwsonabqc1zwukld2">
+            <w:hyperlink w:history="1" r:id="rId-b38xzql4xlv2rgucciep">
               <w:r>
                 <w:rPr>
                   <w:rFonts w:ascii="Arial" w:cs="Arial" w:eastAsia="Arial" w:hAnsi="Arial"/>
@@ -16307,7 +16307,7 @@
             <w:pPr>
               <w:spacing w:after="20" w:before="0"/>
             </w:pPr>
-            <w:hyperlink w:history="1" r:id="rId8zl4pozi8a7fszrzsxwjx">
+            <w:hyperlink w:history="1" r:id="rIdutuiahzlubxuf288mbpnb">
               <w:r>
                 <w:rPr>
                   <w:rFonts w:ascii="Arial" w:cs="Arial" w:eastAsia="Arial" w:hAnsi="Arial"/>
@@ -16340,7 +16340,7 @@
               <w:spacing w:after="10" w:before="0"/>
               <w:ind w:left="120"/>
             </w:pPr>
-            <w:hyperlink w:history="1" r:id="rIdc38-i--mqlo_ahvpdgqw3">
+            <w:hyperlink w:history="1" r:id="rId1xikgbar6aksxpf7majon">
               <w:r>
                 <w:rPr>
                   <w:rFonts w:ascii="Arial" w:cs="Arial" w:eastAsia="Arial" w:hAnsi="Arial"/>
@@ -16535,7 +16535,7 @@
             <w:pPr>
               <w:spacing w:after="20" w:before="0"/>
             </w:pPr>
-            <w:hyperlink w:history="1" r:id="rId2hgtd1uu90tyaz22udacl">
+            <w:hyperlink w:history="1" r:id="rIdazh5wzskecp3ae7qdd7pe">
               <w:r>
                 <w:rPr>
                   <w:rFonts w:ascii="Arial" w:cs="Arial" w:eastAsia="Arial" w:hAnsi="Arial"/>
@@ -16584,7 +16584,7 @@
               <w:spacing w:after="10" w:before="0"/>
               <w:ind w:left="120"/>
             </w:pPr>
-            <w:hyperlink w:history="1" r:id="rId6bnnrhv7ftz9os0dukybl">
+            <w:hyperlink w:history="1" r:id="rIdfifdi8zx6lnrx4h-kn9i8">
               <w:r>
                 <w:rPr>
                   <w:rFonts w:ascii="Arial" w:cs="Arial" w:eastAsia="Arial" w:hAnsi="Arial"/>
@@ -16629,7 +16629,7 @@
             <w:pPr>
               <w:spacing w:after="20" w:before="0"/>
             </w:pPr>
-            <w:hyperlink w:history="1" r:id="rIdsyylxhxprv2w6tgbskywi">
+            <w:hyperlink w:history="1" r:id="rIdfwzbr6regyqzofl0ojddy">
               <w:r>
                 <w:rPr>
                   <w:rFonts w:ascii="Arial" w:cs="Arial" w:eastAsia="Arial" w:hAnsi="Arial"/>
@@ -16662,7 +16662,7 @@
               <w:spacing w:after="10" w:before="0"/>
               <w:ind w:left="120"/>
             </w:pPr>
-            <w:hyperlink w:history="1" r:id="rId3ir3qnxcsmk0_epumf8vz">
+            <w:hyperlink w:history="1" r:id="rIdp6gg4ucejfhyoechy6d33">
               <w:r>
                 <w:rPr>
                   <w:rFonts w:ascii="Arial" w:cs="Arial" w:eastAsia="Arial" w:hAnsi="Arial"/>
@@ -16857,7 +16857,7 @@
             <w:pPr>
               <w:spacing w:after="20" w:before="0"/>
             </w:pPr>
-            <w:hyperlink w:history="1" r:id="rIdv9ayw0mcua64dpu7nl3fc">
+            <w:hyperlink w:history="1" r:id="rIdytoiorcyzu573iadhyelk">
               <w:r>
                 <w:rPr>
                   <w:rFonts w:ascii="Arial" w:cs="Arial" w:eastAsia="Arial" w:hAnsi="Arial"/>
@@ -16906,7 +16906,7 @@
               <w:spacing w:after="10" w:before="0"/>
               <w:ind w:left="120"/>
             </w:pPr>
-            <w:hyperlink w:history="1" r:id="rIdlhu1zxfwqciqlarhu7wbp">
+            <w:hyperlink w:history="1" r:id="rIdykaodlnbb2h0swoaruv0t">
               <w:r>
                 <w:rPr>
                   <w:rFonts w:ascii="Arial" w:cs="Arial" w:eastAsia="Arial" w:hAnsi="Arial"/>
@@ -16951,7 +16951,7 @@
             <w:pPr>
               <w:spacing w:after="20" w:before="0"/>
             </w:pPr>
-            <w:hyperlink w:history="1" r:id="rIdq2fogf-39azqvyzvhiei8">
+            <w:hyperlink w:history="1" r:id="rIdc6aj8jkt1oetdouq_5su5">
               <w:r>
                 <w:rPr>
                   <w:rFonts w:ascii="Arial" w:cs="Arial" w:eastAsia="Arial" w:hAnsi="Arial"/>
@@ -16984,7 +16984,7 @@
               <w:spacing w:after="10" w:before="0"/>
               <w:ind w:left="120"/>
             </w:pPr>
-            <w:hyperlink w:history="1" r:id="rIdce85tkmm1mhkasrklvyfv">
+            <w:hyperlink w:history="1" r:id="rIdxmekzpswus9yyvnq5rkq7">
               <w:r>
                 <w:rPr>
                   <w:rFonts w:ascii="Arial" w:cs="Arial" w:eastAsia="Arial" w:hAnsi="Arial"/>
@@ -17572,7 +17572,7 @@
         </w:rPr>
         <w:t xml:space="preserve">© 2026 SeaVuria and ARES. Aligned with KICD objectives. Developed by SeaVuria; technical implementation by ARES (with AI assistance from Claude). Licensed under </w:t>
       </w:r>
-      <w:hyperlink w:history="1" r:id="rId9mwbshcv-n_qclhhb0n81">
+      <w:hyperlink w:history="1" r:id="rIdhkcvoviwbglfiqidwg2qh">
         <w:r>
           <w:rPr>
             <w:rFonts w:ascii="Arial" w:cs="Arial" w:eastAsia="Arial" w:hAnsi="Arial"/>
@@ -17593,7 +17593,7 @@
         </w:rPr>
         <w:t xml:space="preserve"> (</w:t>
       </w:r>
-      <w:hyperlink w:history="1" r:id="rIdbiujcx7cdcfmgpnltwm_f">
+      <w:hyperlink w:history="1" r:id="rId53v7v7-ri7cmkbuyeivp_">
         <w:r>
           <w:rPr>
             <w:rFonts w:ascii="Arial" w:cs="Arial" w:eastAsia="Arial" w:hAnsi="Arial"/>
@@ -18606,7 +18606,7 @@
             <w:pPr>
               <w:spacing w:after="20" w:before="0"/>
             </w:pPr>
-            <w:hyperlink w:history="1" r:id="rIdhdgimrrptxallexnfpo_z">
+            <w:hyperlink w:history="1" r:id="rId1vuqramxg-bs06ccheoal">
               <w:r>
                 <w:rPr>
                   <w:rFonts w:ascii="Arial" w:cs="Arial" w:eastAsia="Arial" w:hAnsi="Arial"/>
@@ -18639,7 +18639,7 @@
               <w:spacing w:after="10" w:before="0"/>
               <w:ind w:left="120"/>
             </w:pPr>
-            <w:hyperlink w:history="1" r:id="rIdoihzqzdzrjvqq-1mteyk_">
+            <w:hyperlink w:history="1" r:id="rId4vlu57vczctyuqjic3wem">
               <w:r>
                 <w:rPr>
                   <w:rFonts w:ascii="Arial" w:cs="Arial" w:eastAsia="Arial" w:hAnsi="Arial"/>
@@ -18684,7 +18684,7 @@
             <w:pPr>
               <w:spacing w:after="20" w:before="0"/>
             </w:pPr>
-            <w:hyperlink w:history="1" r:id="rIdtngdju6nlqf3ihtvavahq">
+            <w:hyperlink w:history="1" r:id="rIdh7o0we3bpfhzgn23-p76n">
               <w:r>
                 <w:rPr>
                   <w:rFonts w:ascii="Arial" w:cs="Arial" w:eastAsia="Arial" w:hAnsi="Arial"/>
@@ -18717,7 +18717,7 @@
               <w:spacing w:after="10" w:before="0"/>
               <w:ind w:left="120"/>
             </w:pPr>
-            <w:hyperlink w:history="1" r:id="rIdujcqnmvojmqwvb4iw9r4g">
+            <w:hyperlink w:history="1" r:id="rIdbtyo53xkrsmneqlomzh2k">
               <w:r>
                 <w:rPr>
                   <w:rFonts w:ascii="Arial" w:cs="Arial" w:eastAsia="Arial" w:hAnsi="Arial"/>
@@ -18912,7 +18912,7 @@
             <w:pPr>
               <w:spacing w:after="20" w:before="0"/>
             </w:pPr>
-            <w:hyperlink w:history="1" r:id="rIdrhl7n9gmx2csingm5qof2">
+            <w:hyperlink w:history="1" r:id="rIdzglwutoks7igd_6m-6jve">
               <w:r>
                 <w:rPr>
                   <w:rFonts w:ascii="Arial" w:cs="Arial" w:eastAsia="Arial" w:hAnsi="Arial"/>
@@ -18945,7 +18945,7 @@
               <w:spacing w:after="10" w:before="0"/>
               <w:ind w:left="120"/>
             </w:pPr>
-            <w:hyperlink w:history="1" r:id="rIdzhnbgrj_e_ylykl6qycom">
+            <w:hyperlink w:history="1" r:id="rIda5idqbswbyr0k-hgb35sr">
               <w:r>
                 <w:rPr>
                   <w:rFonts w:ascii="Arial" w:cs="Arial" w:eastAsia="Arial" w:hAnsi="Arial"/>
@@ -18990,7 +18990,7 @@
             <w:pPr>
               <w:spacing w:after="20" w:before="0"/>
             </w:pPr>
-            <w:hyperlink w:history="1" r:id="rIdjlllfcrgiiepkvrh5w06z">
+            <w:hyperlink w:history="1" r:id="rIdejbluiwtwopekbc4ahht7">
               <w:r>
                 <w:rPr>
                   <w:rFonts w:ascii="Arial" w:cs="Arial" w:eastAsia="Arial" w:hAnsi="Arial"/>
@@ -19023,7 +19023,7 @@
               <w:spacing w:after="10" w:before="0"/>
               <w:ind w:left="120"/>
             </w:pPr>
-            <w:hyperlink w:history="1" r:id="rIdejdoavj49pp3w7haramfz">
+            <w:hyperlink w:history="1" r:id="rId60cwzsvav_8o5gtrdbcg0">
               <w:r>
                 <w:rPr>
                   <w:rFonts w:ascii="Arial" w:cs="Arial" w:eastAsia="Arial" w:hAnsi="Arial"/>
@@ -19218,7 +19218,7 @@
             <w:pPr>
               <w:spacing w:after="20" w:before="0"/>
             </w:pPr>
-            <w:hyperlink w:history="1" r:id="rIdcijrigaknxinh5or--q25">
+            <w:hyperlink w:history="1" r:id="rIdkvvmehjrveqjxofflhg25">
               <w:r>
                 <w:rPr>
                   <w:rFonts w:ascii="Arial" w:cs="Arial" w:eastAsia="Arial" w:hAnsi="Arial"/>
@@ -19251,7 +19251,7 @@
               <w:spacing w:after="10" w:before="0"/>
               <w:ind w:left="120"/>
             </w:pPr>
-            <w:hyperlink w:history="1" r:id="rIdhhrznbmf6ehz1ap03jnxc">
+            <w:hyperlink w:history="1" r:id="rIddajphuvebtf1396xwyonl">
               <w:r>
                 <w:rPr>
                   <w:rFonts w:ascii="Arial" w:cs="Arial" w:eastAsia="Arial" w:hAnsi="Arial"/>
@@ -19296,7 +19296,7 @@
             <w:pPr>
               <w:spacing w:after="20" w:before="0"/>
             </w:pPr>
-            <w:hyperlink w:history="1" r:id="rIdkfodozhrbwdd9pxso5o1y">
+            <w:hyperlink w:history="1" r:id="rIdcmu00wy6sp9v_r_8sjjfx">
               <w:r>
                 <w:rPr>
                   <w:rFonts w:ascii="Arial" w:cs="Arial" w:eastAsia="Arial" w:hAnsi="Arial"/>
@@ -19329,7 +19329,7 @@
               <w:spacing w:after="10" w:before="0"/>
               <w:ind w:left="120"/>
             </w:pPr>
-            <w:hyperlink w:history="1" r:id="rIdk12znpy-qo6jf1w7d9ple">
+            <w:hyperlink w:history="1" r:id="rIdoe73ci18walcbaxwz_6pg">
               <w:r>
                 <w:rPr>
                   <w:rFonts w:ascii="Arial" w:cs="Arial" w:eastAsia="Arial" w:hAnsi="Arial"/>
@@ -19524,7 +19524,7 @@
             <w:pPr>
               <w:spacing w:after="20" w:before="0"/>
             </w:pPr>
-            <w:hyperlink w:history="1" r:id="rIdo_vus7bgmygmqnws1xq2n">
+            <w:hyperlink w:history="1" r:id="rIdrzejewrt-cfvbkeqdijis">
               <w:r>
                 <w:rPr>
                   <w:rFonts w:ascii="Arial" w:cs="Arial" w:eastAsia="Arial" w:hAnsi="Arial"/>
@@ -19557,7 +19557,7 @@
               <w:spacing w:after="10" w:before="0"/>
               <w:ind w:left="120"/>
             </w:pPr>
-            <w:hyperlink w:history="1" r:id="rIdlybtxmsc9ei8hbmd7dmob">
+            <w:hyperlink w:history="1" r:id="rIdhkadwitcildwrurdkosxf">
               <w:r>
                 <w:rPr>
                   <w:rFonts w:ascii="Arial" w:cs="Arial" w:eastAsia="Arial" w:hAnsi="Arial"/>
@@ -19602,7 +19602,7 @@
             <w:pPr>
               <w:spacing w:after="20" w:before="0"/>
             </w:pPr>
-            <w:hyperlink w:history="1" r:id="rIdvuvpfp1z1n5qdqeykhjwi">
+            <w:hyperlink w:history="1" r:id="rIdtnla850d1zawomsdz274q">
               <w:r>
                 <w:rPr>
                   <w:rFonts w:ascii="Arial" w:cs="Arial" w:eastAsia="Arial" w:hAnsi="Arial"/>
@@ -19635,7 +19635,7 @@
               <w:spacing w:after="10" w:before="0"/>
               <w:ind w:left="120"/>
             </w:pPr>
-            <w:hyperlink w:history="1" r:id="rIddz-ojbg_wmysjgfxc4iiy">
+            <w:hyperlink w:history="1" r:id="rIdxq3v-r55zy9hkmipgksvs">
               <w:r>
                 <w:rPr>
                   <w:rFonts w:ascii="Arial" w:cs="Arial" w:eastAsia="Arial" w:hAnsi="Arial"/>
@@ -19830,7 +19830,7 @@
             <w:pPr>
               <w:spacing w:after="20" w:before="0"/>
             </w:pPr>
-            <w:hyperlink w:history="1" r:id="rIdo0sa5mtyosvuuvuhskm80">
+            <w:hyperlink w:history="1" r:id="rIdcghv9prx5gspnp5iz8sv2">
               <w:r>
                 <w:rPr>
                   <w:rFonts w:ascii="Arial" w:cs="Arial" w:eastAsia="Arial" w:hAnsi="Arial"/>
@@ -19863,7 +19863,7 @@
               <w:spacing w:after="10" w:before="0"/>
               <w:ind w:left="120"/>
             </w:pPr>
-            <w:hyperlink w:history="1" r:id="rIdp7xues65n1_3wdbnu47en">
+            <w:hyperlink w:history="1" r:id="rIdmwj4kskrfqlpwogekqkz8">
               <w:r>
                 <w:rPr>
                   <w:rFonts w:ascii="Arial" w:cs="Arial" w:eastAsia="Arial" w:hAnsi="Arial"/>
@@ -19908,7 +19908,7 @@
             <w:pPr>
               <w:spacing w:after="20" w:before="0"/>
             </w:pPr>
-            <w:hyperlink w:history="1" r:id="rIdfnz3auxd5voy2zhdbsto-">
+            <w:hyperlink w:history="1" r:id="rIdnhzkkf_41h-fyzcoylste">
               <w:r>
                 <w:rPr>
                   <w:rFonts w:ascii="Arial" w:cs="Arial" w:eastAsia="Arial" w:hAnsi="Arial"/>
@@ -19941,7 +19941,7 @@
               <w:spacing w:after="10" w:before="0"/>
               <w:ind w:left="120"/>
             </w:pPr>
-            <w:hyperlink w:history="1" r:id="rIduosfeioozvukiwprcm0eb">
+            <w:hyperlink w:history="1" r:id="rIdtft0leudj54getlnjhq2f">
               <w:r>
                 <w:rPr>
                   <w:rFonts w:ascii="Arial" w:cs="Arial" w:eastAsia="Arial" w:hAnsi="Arial"/>
@@ -20453,7 +20453,7 @@
         </w:rPr>
         <w:t xml:space="preserve">© 2026 SeaVuria and ARES. Aligned with KICD objectives. Developed by SeaVuria; technical implementation by ARES (with AI assistance from Claude). Licensed under </w:t>
       </w:r>
-      <w:hyperlink w:history="1" r:id="rIdoxifadviath_810upnewj">
+      <w:hyperlink w:history="1" r:id="rIdzywbj21s-c4bbcgbbwmqh">
         <w:r>
           <w:rPr>
             <w:rFonts w:ascii="Arial" w:cs="Arial" w:eastAsia="Arial" w:hAnsi="Arial"/>
@@ -20474,7 +20474,7 @@
         </w:rPr>
         <w:t xml:space="preserve"> (</w:t>
       </w:r>
-      <w:hyperlink w:history="1" r:id="rIdrexfm57unfn1bfjxfmchn">
+      <w:hyperlink w:history="1" r:id="rIdasbnbxlzukedimdu9rgnd">
         <w:r>
           <w:rPr>
             <w:rFonts w:ascii="Arial" w:cs="Arial" w:eastAsia="Arial" w:hAnsi="Arial"/>
@@ -21666,7 +21666,7 @@
             <w:pPr>
               <w:spacing w:after="20" w:before="0"/>
             </w:pPr>
-            <w:hyperlink w:history="1" r:id="rIde97mumh9f6kaumu3y592d">
+            <w:hyperlink w:history="1" r:id="rIdrjhwp_niceimnxyauxgzq">
               <w:r>
                 <w:rPr>
                   <w:rFonts w:ascii="Arial" w:cs="Arial" w:eastAsia="Arial" w:hAnsi="Arial"/>
@@ -21699,7 +21699,7 @@
               <w:spacing w:after="10" w:before="0"/>
               <w:ind w:left="120"/>
             </w:pPr>
-            <w:hyperlink w:history="1" r:id="rIdnvrwrflx7bpg9jqjwrnyk">
+            <w:hyperlink w:history="1" r:id="rIdxlr5lodnita4npajd-out">
               <w:r>
                 <w:rPr>
                   <w:rFonts w:ascii="Arial" w:cs="Arial" w:eastAsia="Arial" w:hAnsi="Arial"/>
@@ -21744,7 +21744,7 @@
             <w:pPr>
               <w:spacing w:after="20" w:before="0"/>
             </w:pPr>
-            <w:hyperlink w:history="1" r:id="rIdvyujunvlv5hhubjgixvx7">
+            <w:hyperlink w:history="1" r:id="rIdoe92hdp8agkbrss--0yg6">
               <w:r>
                 <w:rPr>
                   <w:rFonts w:ascii="Arial" w:cs="Arial" w:eastAsia="Arial" w:hAnsi="Arial"/>
@@ -21777,7 +21777,7 @@
               <w:spacing w:after="10" w:before="0"/>
               <w:ind w:left="120"/>
             </w:pPr>
-            <w:hyperlink w:history="1" r:id="rIdt30l5evsuqs6a8th5tvpk">
+            <w:hyperlink w:history="1" r:id="rIdonp5mzxwacy2nxkft_ltz">
               <w:r>
                 <w:rPr>
                   <w:rFonts w:ascii="Arial" w:cs="Arial" w:eastAsia="Arial" w:hAnsi="Arial"/>
@@ -21972,7 +21972,7 @@
             <w:pPr>
               <w:spacing w:after="20" w:before="0"/>
             </w:pPr>
-            <w:hyperlink w:history="1" r:id="rIdno4dv8fu9rger0xj131hq">
+            <w:hyperlink w:history="1" r:id="rIdqx_yvlqeydv-pobxmoo0q">
               <w:r>
                 <w:rPr>
                   <w:rFonts w:ascii="Arial" w:cs="Arial" w:eastAsia="Arial" w:hAnsi="Arial"/>
@@ -22005,7 +22005,7 @@
               <w:spacing w:after="10" w:before="0"/>
               <w:ind w:left="120"/>
             </w:pPr>
-            <w:hyperlink w:history="1" r:id="rIdwtalo6nyisbi2jghjoetg">
+            <w:hyperlink w:history="1" r:id="rIdvbpzg8np6txmwmiixuhph">
               <w:r>
                 <w:rPr>
                   <w:rFonts w:ascii="Arial" w:cs="Arial" w:eastAsia="Arial" w:hAnsi="Arial"/>
@@ -22050,7 +22050,7 @@
             <w:pPr>
               <w:spacing w:after="20" w:before="0"/>
             </w:pPr>
-            <w:hyperlink w:history="1" r:id="rIdxwyvoi5-berjgsyifzwqk">
+            <w:hyperlink w:history="1" r:id="rIdlbtn9ix9a13aykh3txw4q">
               <w:r>
                 <w:rPr>
                   <w:rFonts w:ascii="Arial" w:cs="Arial" w:eastAsia="Arial" w:hAnsi="Arial"/>
@@ -22083,7 +22083,7 @@
               <w:spacing w:after="10" w:before="0"/>
               <w:ind w:left="120"/>
             </w:pPr>
-            <w:hyperlink w:history="1" r:id="rIda_afzp-iveiz-ctafzfh9">
+            <w:hyperlink w:history="1" r:id="rIdfcb-qvivaupovyx08xa78">
               <w:r>
                 <w:rPr>
                   <w:rFonts w:ascii="Arial" w:cs="Arial" w:eastAsia="Arial" w:hAnsi="Arial"/>
@@ -22278,7 +22278,7 @@
             <w:pPr>
               <w:spacing w:after="20" w:before="0"/>
             </w:pPr>
-            <w:hyperlink w:history="1" r:id="rIdi99y2mee3e6lv1ils5xai">
+            <w:hyperlink w:history="1" r:id="rIdl1v76f0jnrbxq6p_w1nsg">
               <w:r>
                 <w:rPr>
                   <w:rFonts w:ascii="Arial" w:cs="Arial" w:eastAsia="Arial" w:hAnsi="Arial"/>
@@ -22311,7 +22311,7 @@
               <w:spacing w:after="10" w:before="0"/>
               <w:ind w:left="120"/>
             </w:pPr>
-            <w:hyperlink w:history="1" r:id="rIdac4kxauy3rpvjsroif1b1">
+            <w:hyperlink w:history="1" r:id="rIdzcxhbyjbu2iwllevllkyg">
               <w:r>
                 <w:rPr>
                   <w:rFonts w:ascii="Arial" w:cs="Arial" w:eastAsia="Arial" w:hAnsi="Arial"/>
@@ -22356,7 +22356,7 @@
             <w:pPr>
               <w:spacing w:after="20" w:before="0"/>
             </w:pPr>
-            <w:hyperlink w:history="1" r:id="rIdkxcuepw0iv3xnijffzf0x">
+            <w:hyperlink w:history="1" r:id="rIdivbgwesvpaiwkakgayi3z">
               <w:r>
                 <w:rPr>
                   <w:rFonts w:ascii="Arial" w:cs="Arial" w:eastAsia="Arial" w:hAnsi="Arial"/>
@@ -22405,7 +22405,7 @@
               <w:spacing w:after="10" w:before="0"/>
               <w:ind w:left="120"/>
             </w:pPr>
-            <w:hyperlink w:history="1" r:id="rIdkp8oa_znqybfkyret9f7w">
+            <w:hyperlink w:history="1" r:id="rIdjvoj13_vkyxpath7ikt5u">
               <w:r>
                 <w:rPr>
                   <w:rFonts w:ascii="Arial" w:cs="Arial" w:eastAsia="Arial" w:hAnsi="Arial"/>
@@ -22600,7 +22600,7 @@
             <w:pPr>
               <w:spacing w:after="20" w:before="0"/>
             </w:pPr>
-            <w:hyperlink w:history="1" r:id="rIdg3qjfhsi6ura0rnr3qcn3">
+            <w:hyperlink w:history="1" r:id="rId_thd2i_tq7gj6ztyprulz">
               <w:r>
                 <w:rPr>
                   <w:rFonts w:ascii="Arial" w:cs="Arial" w:eastAsia="Arial" w:hAnsi="Arial"/>
@@ -22633,7 +22633,7 @@
               <w:spacing w:after="10" w:before="0"/>
               <w:ind w:left="120"/>
             </w:pPr>
-            <w:hyperlink w:history="1" r:id="rId4ihx8srdc1ljzi2p-f16y">
+            <w:hyperlink w:history="1" r:id="rIdzzyaoizg_rb8mb4uafqad">
               <w:r>
                 <w:rPr>
                   <w:rFonts w:ascii="Arial" w:cs="Arial" w:eastAsia="Arial" w:hAnsi="Arial"/>
@@ -22678,7 +22678,7 @@
             <w:pPr>
               <w:spacing w:after="20" w:before="0"/>
             </w:pPr>
-            <w:hyperlink w:history="1" r:id="rIdxcsl7ayoihu_moa-9bbp4">
+            <w:hyperlink w:history="1" r:id="rIdy1lelnmqgde5sscgkgaka">
               <w:r>
                 <w:rPr>
                   <w:rFonts w:ascii="Arial" w:cs="Arial" w:eastAsia="Arial" w:hAnsi="Arial"/>
@@ -22727,7 +22727,7 @@
               <w:spacing w:after="10" w:before="0"/>
               <w:ind w:left="120"/>
             </w:pPr>
-            <w:hyperlink w:history="1" r:id="rIdbg7xmdgug8yueqsaqlgmv">
+            <w:hyperlink w:history="1" r:id="rIdaslez3fn3bg2irvjwj7ii">
               <w:r>
                 <w:rPr>
                   <w:rFonts w:ascii="Arial" w:cs="Arial" w:eastAsia="Arial" w:hAnsi="Arial"/>
@@ -22922,7 +22922,7 @@
             <w:pPr>
               <w:spacing w:after="20" w:before="0"/>
             </w:pPr>
-            <w:hyperlink w:history="1" r:id="rIdqwmx34raijzuc9thkr1im">
+            <w:hyperlink w:history="1" r:id="rIdgb_tzun4yx6qth7ccwrvc">
               <w:r>
                 <w:rPr>
                   <w:rFonts w:ascii="Arial" w:cs="Arial" w:eastAsia="Arial" w:hAnsi="Arial"/>
@@ -22955,7 +22955,7 @@
               <w:spacing w:after="10" w:before="0"/>
               <w:ind w:left="120"/>
             </w:pPr>
-            <w:hyperlink w:history="1" r:id="rIdpdyazdbfn9l-4w91revou">
+            <w:hyperlink w:history="1" r:id="rIdaqs1n54kehd8kryormg_h">
               <w:r>
                 <w:rPr>
                   <w:rFonts w:ascii="Arial" w:cs="Arial" w:eastAsia="Arial" w:hAnsi="Arial"/>
@@ -23000,7 +23000,7 @@
             <w:pPr>
               <w:spacing w:after="20" w:before="0"/>
             </w:pPr>
-            <w:hyperlink w:history="1" r:id="rIdm0dmpndxdpeszxrlcvx7y">
+            <w:hyperlink w:history="1" r:id="rIddghgjm2wmqqi40qnlfhlz">
               <w:r>
                 <w:rPr>
                   <w:rFonts w:ascii="Arial" w:cs="Arial" w:eastAsia="Arial" w:hAnsi="Arial"/>
@@ -23049,7 +23049,7 @@
               <w:spacing w:after="10" w:before="0"/>
               <w:ind w:left="120"/>
             </w:pPr>
-            <w:hyperlink w:history="1" r:id="rId4yvvu7ro533etwotglf19">
+            <w:hyperlink w:history="1" r:id="rIdfj_nf_k1rsvza-wz4g5i6">
               <w:r>
                 <w:rPr>
                   <w:rFonts w:ascii="Arial" w:cs="Arial" w:eastAsia="Arial" w:hAnsi="Arial"/>
@@ -23637,7 +23637,7 @@
         </w:rPr>
         <w:t xml:space="preserve">© 2026 SeaVuria and ARES. Aligned with KICD objectives. Developed by SeaVuria; technical implementation by ARES (with AI assistance from Claude). Licensed under </w:t>
       </w:r>
-      <w:hyperlink w:history="1" r:id="rIdo6krv_tokeo7yizn42bc0">
+      <w:hyperlink w:history="1" r:id="rIdi7qzjbt078aggl_66lmcp">
         <w:r>
           <w:rPr>
             <w:rFonts w:ascii="Arial" w:cs="Arial" w:eastAsia="Arial" w:hAnsi="Arial"/>
@@ -23658,7 +23658,7 @@
         </w:rPr>
         <w:t xml:space="preserve"> (</w:t>
       </w:r>
-      <w:hyperlink w:history="1" r:id="rIdhzdtqudasokay2vqge0or">
+      <w:hyperlink w:history="1" r:id="rId9x3olftisy7up-fraa8wr">
         <w:r>
           <w:rPr>
             <w:rFonts w:ascii="Arial" w:cs="Arial" w:eastAsia="Arial" w:hAnsi="Arial"/>
@@ -24671,7 +24671,7 @@
             <w:pPr>
               <w:spacing w:after="20" w:before="0"/>
             </w:pPr>
-            <w:hyperlink w:history="1" r:id="rIdnvqdmc-d31_-ecbe4h0m-">
+            <w:hyperlink w:history="1" r:id="rId5mqz2tyag0fjvlvn-6xrb">
               <w:r>
                 <w:rPr>
                   <w:rFonts w:ascii="Arial" w:cs="Arial" w:eastAsia="Arial" w:hAnsi="Arial"/>
@@ -24704,7 +24704,7 @@
               <w:spacing w:after="10" w:before="0"/>
               <w:ind w:left="120"/>
             </w:pPr>
-            <w:hyperlink w:history="1" r:id="rIdjjx1diqv_tldrtgzfsre1">
+            <w:hyperlink w:history="1" r:id="rId1kcboxa94xsn7cjhjxkj2">
               <w:r>
                 <w:rPr>
                   <w:rFonts w:ascii="Arial" w:cs="Arial" w:eastAsia="Arial" w:hAnsi="Arial"/>
@@ -24749,7 +24749,7 @@
             <w:pPr>
               <w:spacing w:after="20" w:before="0"/>
             </w:pPr>
-            <w:hyperlink w:history="1" r:id="rId-bdgaxej-saeykyhct0bb">
+            <w:hyperlink w:history="1" r:id="rIdgfghihmyanqgf1u69xlry">
               <w:r>
                 <w:rPr>
                   <w:rFonts w:ascii="Arial" w:cs="Arial" w:eastAsia="Arial" w:hAnsi="Arial"/>
@@ -24782,7 +24782,7 @@
               <w:spacing w:after="10" w:before="0"/>
               <w:ind w:left="120"/>
             </w:pPr>
-            <w:hyperlink w:history="1" r:id="rIdv_z2tcvrdthb06h4byewc">
+            <w:hyperlink w:history="1" r:id="rIdy99j0tzczvwyj3k_xu7u2">
               <w:r>
                 <w:rPr>
                   <w:rFonts w:ascii="Arial" w:cs="Arial" w:eastAsia="Arial" w:hAnsi="Arial"/>
@@ -24977,7 +24977,7 @@
             <w:pPr>
               <w:spacing w:after="20" w:before="0"/>
             </w:pPr>
-            <w:hyperlink w:history="1" r:id="rId9djp6su5_gfrrtapzaluk">
+            <w:hyperlink w:history="1" r:id="rIddb9iqb18q30mutjqv5o_k">
               <w:r>
                 <w:rPr>
                   <w:rFonts w:ascii="Arial" w:cs="Arial" w:eastAsia="Arial" w:hAnsi="Arial"/>
@@ -25010,7 +25010,7 @@
               <w:spacing w:after="10" w:before="0"/>
               <w:ind w:left="120"/>
             </w:pPr>
-            <w:hyperlink w:history="1" r:id="rId4vg4ncycy9eux6j9kmte4">
+            <w:hyperlink w:history="1" r:id="rId1ldotbv2xrjgpzxblo3oi">
               <w:r>
                 <w:rPr>
                   <w:rFonts w:ascii="Arial" w:cs="Arial" w:eastAsia="Arial" w:hAnsi="Arial"/>
@@ -25055,7 +25055,7 @@
             <w:pPr>
               <w:spacing w:after="20" w:before="0"/>
             </w:pPr>
-            <w:hyperlink w:history="1" r:id="rIdwdhi1kexdloztr5ymzwbx">
+            <w:hyperlink w:history="1" r:id="rIdmumty6kmk2hgj98lt5uvq">
               <w:r>
                 <w:rPr>
                   <w:rFonts w:ascii="Arial" w:cs="Arial" w:eastAsia="Arial" w:hAnsi="Arial"/>
@@ -25088,7 +25088,7 @@
               <w:spacing w:after="10" w:before="0"/>
               <w:ind w:left="120"/>
             </w:pPr>
-            <w:hyperlink w:history="1" r:id="rIdci9xr1nsmzmlwxrbho4xz">
+            <w:hyperlink w:history="1" r:id="rIdw8qxte6aji7cfnvklwkpc">
               <w:r>
                 <w:rPr>
                   <w:rFonts w:ascii="Arial" w:cs="Arial" w:eastAsia="Arial" w:hAnsi="Arial"/>
@@ -25283,7 +25283,7 @@
             <w:pPr>
               <w:spacing w:after="20" w:before="0"/>
             </w:pPr>
-            <w:hyperlink w:history="1" r:id="rIdl2gweg1mlhkg22gn7vzk6">
+            <w:hyperlink w:history="1" r:id="rIdj5w2vulhmbstn6sjxpimo">
               <w:r>
                 <w:rPr>
                   <w:rFonts w:ascii="Arial" w:cs="Arial" w:eastAsia="Arial" w:hAnsi="Arial"/>
@@ -25316,7 +25316,7 @@
               <w:spacing w:after="10" w:before="0"/>
               <w:ind w:left="120"/>
             </w:pPr>
-            <w:hyperlink w:history="1" r:id="rIdvx6xjcwklgh1fkpb3jg-r">
+            <w:hyperlink w:history="1" r:id="rIdrnaucg0lcorx7a5l66_ls">
               <w:r>
                 <w:rPr>
                   <w:rFonts w:ascii="Arial" w:cs="Arial" w:eastAsia="Arial" w:hAnsi="Arial"/>
@@ -25361,7 +25361,7 @@
             <w:pPr>
               <w:spacing w:after="20" w:before="0"/>
             </w:pPr>
-            <w:hyperlink w:history="1" r:id="rIdeu-y_tqld5hcxsmr9no6_">
+            <w:hyperlink w:history="1" r:id="rIdih5tck3zqtezf6s6bc0ii">
               <w:r>
                 <w:rPr>
                   <w:rFonts w:ascii="Arial" w:cs="Arial" w:eastAsia="Arial" w:hAnsi="Arial"/>
@@ -25394,7 +25394,7 @@
               <w:spacing w:after="10" w:before="0"/>
               <w:ind w:left="120"/>
             </w:pPr>
-            <w:hyperlink w:history="1" r:id="rIdbg_fsbsy8jdn7pcdn3t8o">
+            <w:hyperlink w:history="1" r:id="rIdkbrg80xmbghg_cj3feily">
               <w:r>
                 <w:rPr>
                   <w:rFonts w:ascii="Arial" w:cs="Arial" w:eastAsia="Arial" w:hAnsi="Arial"/>
@@ -25589,7 +25589,7 @@
             <w:pPr>
               <w:spacing w:after="20" w:before="0"/>
             </w:pPr>
-            <w:hyperlink w:history="1" r:id="rId258v0m7xt8cxshaxu4qka">
+            <w:hyperlink w:history="1" r:id="rIdznaayamkysqjufhejjkpk">
               <w:r>
                 <w:rPr>
                   <w:rFonts w:ascii="Arial" w:cs="Arial" w:eastAsia="Arial" w:hAnsi="Arial"/>
@@ -25622,7 +25622,7 @@
               <w:spacing w:after="10" w:before="0"/>
               <w:ind w:left="120"/>
             </w:pPr>
-            <w:hyperlink w:history="1" r:id="rIdrpl4adzoudnuyc86t90ul">
+            <w:hyperlink w:history="1" r:id="rIdmf_bm1rkvhgd7v9czelqx">
               <w:r>
                 <w:rPr>
                   <w:rFonts w:ascii="Arial" w:cs="Arial" w:eastAsia="Arial" w:hAnsi="Arial"/>
@@ -25667,7 +25667,7 @@
             <w:pPr>
               <w:spacing w:after="20" w:before="0"/>
             </w:pPr>
-            <w:hyperlink w:history="1" r:id="rIdbq2jts7bvcqij20lxlj-e">
+            <w:hyperlink w:history="1" r:id="rIdcr5zy3m0yx5b9skws7ot_">
               <w:r>
                 <w:rPr>
                   <w:rFonts w:ascii="Arial" w:cs="Arial" w:eastAsia="Arial" w:hAnsi="Arial"/>
@@ -25700,7 +25700,7 @@
               <w:spacing w:after="10" w:before="0"/>
               <w:ind w:left="120"/>
             </w:pPr>
-            <w:hyperlink w:history="1" r:id="rIduiyandes7f26nomrkwapm">
+            <w:hyperlink w:history="1" r:id="rIdtally8foxtnwn1k11sjzq">
               <w:r>
                 <w:rPr>
                   <w:rFonts w:ascii="Arial" w:cs="Arial" w:eastAsia="Arial" w:hAnsi="Arial"/>
@@ -25895,7 +25895,7 @@
             <w:pPr>
               <w:spacing w:after="20" w:before="0"/>
             </w:pPr>
-            <w:hyperlink w:history="1" r:id="rIdnjjhmcwrdzl02p7l5pdwz">
+            <w:hyperlink w:history="1" r:id="rIdhpv3avt8eb4aoabce2pnz">
               <w:r>
                 <w:rPr>
                   <w:rFonts w:ascii="Arial" w:cs="Arial" w:eastAsia="Arial" w:hAnsi="Arial"/>
@@ -25928,7 +25928,7 @@
               <w:spacing w:after="10" w:before="0"/>
               <w:ind w:left="120"/>
             </w:pPr>
-            <w:hyperlink w:history="1" r:id="rIduo4yhbatmz73kdgvzlu_d">
+            <w:hyperlink w:history="1" r:id="rIdpi_zwo6bblkdazicgavyd">
               <w:r>
                 <w:rPr>
                   <w:rFonts w:ascii="Arial" w:cs="Arial" w:eastAsia="Arial" w:hAnsi="Arial"/>
@@ -25973,7 +25973,7 @@
             <w:pPr>
               <w:spacing w:after="20" w:before="0"/>
             </w:pPr>
-            <w:hyperlink w:history="1" r:id="rIddoiru0bs8kbezlc8aajpi">
+            <w:hyperlink w:history="1" r:id="rIdcznnoe4ydvhid9vg5j9au">
               <w:r>
                 <w:rPr>
                   <w:rFonts w:ascii="Arial" w:cs="Arial" w:eastAsia="Arial" w:hAnsi="Arial"/>
@@ -26006,7 +26006,7 @@
               <w:spacing w:after="10" w:before="0"/>
               <w:ind w:left="120"/>
             </w:pPr>
-            <w:hyperlink w:history="1" r:id="rIdydidxvl7f6efrgtigqnr2">
+            <w:hyperlink w:history="1" r:id="rIde6yheim2vcw540-_x9qh0">
               <w:r>
                 <w:rPr>
                   <w:rFonts w:ascii="Arial" w:cs="Arial" w:eastAsia="Arial" w:hAnsi="Arial"/>
@@ -26518,7 +26518,7 @@
         </w:rPr>
         <w:t xml:space="preserve">© 2026 SeaVuria and ARES. Aligned with KICD objectives. Developed by SeaVuria; technical implementation by ARES (with AI assistance from Claude). Licensed under </w:t>
       </w:r>
-      <w:hyperlink w:history="1" r:id="rIdgfkwakwzg1vfw4r0ix92i">
+      <w:hyperlink w:history="1" r:id="rId3c0-5dpngdfe0nhne04gp">
         <w:r>
           <w:rPr>
             <w:rFonts w:ascii="Arial" w:cs="Arial" w:eastAsia="Arial" w:hAnsi="Arial"/>
@@ -26539,7 +26539,7 @@
         </w:rPr>
         <w:t xml:space="preserve"> (</w:t>
       </w:r>
-      <w:hyperlink w:history="1" r:id="rIdriykpb6-hrc_9gackpzkb">
+      <w:hyperlink w:history="1" r:id="rIdtmlqr9ntgo8yqlmivv3x4">
         <w:r>
           <w:rPr>
             <w:rFonts w:ascii="Arial" w:cs="Arial" w:eastAsia="Arial" w:hAnsi="Arial"/>

--- a/data/outputs/v2/Core_Mathematics/SS1.1_Real_Numbers/Core_Mathematics_Real_Numbers_CBE_LessonSequence.docx
+++ b/data/outputs/v2/Core_Mathematics/SS1.1_Real_Numbers/Core_Mathematics_Real_Numbers_CBE_LessonSequence.docx
@@ -4,6 +4,7 @@
   <w:body>
     <w:p>
       <w:pPr>
+        <w:keepNext w:val="false"/>
         <w:spacing w:after="30" w:before="0"/>
         <w:jc w:val="center"/>
       </w:pPr>
@@ -23,6 +24,7 @@
     </w:p>
     <w:p>
       <w:pPr>
+        <w:keepNext w:val="false"/>
         <w:spacing w:after="60" w:before="0"/>
         <w:jc w:val="center"/>
       </w:pPr>
@@ -81,6 +83,7 @@
           </w:tcPr>
           <w:p>
             <w:pPr>
+              <w:keepNext w:val="false"/>
               <w:spacing w:after="40" w:before="0"/>
               <w:jc w:val="center"/>
             </w:pPr>
@@ -115,6 +118,7 @@
           </w:tcPr>
           <w:p>
             <w:pPr>
+              <w:keepNext w:val="false"/>
               <w:spacing w:after="40" w:before="0"/>
               <w:jc w:val="left"/>
             </w:pPr>
@@ -147,6 +151,7 @@
           </w:tcPr>
           <w:p>
             <w:pPr>
+              <w:keepNext w:val="false"/>
               <w:spacing w:after="40" w:before="0"/>
               <w:jc w:val="left"/>
             </w:pPr>
@@ -181,6 +186,7 @@
           </w:tcPr>
           <w:p>
             <w:pPr>
+              <w:keepNext w:val="false"/>
               <w:spacing w:after="40" w:before="0"/>
               <w:jc w:val="left"/>
             </w:pPr>
@@ -213,6 +219,7 @@
           </w:tcPr>
           <w:p>
             <w:pPr>
+              <w:keepNext w:val="false"/>
               <w:spacing w:after="40" w:before="0"/>
               <w:jc w:val="left"/>
             </w:pPr>
@@ -247,6 +254,7 @@
           </w:tcPr>
           <w:p>
             <w:pPr>
+              <w:keepNext w:val="false"/>
               <w:spacing w:after="40" w:before="0"/>
               <w:jc w:val="left"/>
             </w:pPr>
@@ -279,6 +287,7 @@
           </w:tcPr>
           <w:p>
             <w:pPr>
+              <w:keepNext w:val="false"/>
               <w:spacing w:after="40" w:before="0"/>
               <w:jc w:val="left"/>
             </w:pPr>
@@ -313,6 +322,7 @@
           </w:tcPr>
           <w:p>
             <w:pPr>
+              <w:keepNext w:val="false"/>
               <w:spacing w:after="40" w:before="0"/>
               <w:jc w:val="left"/>
             </w:pPr>
@@ -345,6 +355,7 @@
           </w:tcPr>
           <w:p>
             <w:pPr>
+              <w:keepNext w:val="false"/>
               <w:spacing w:after="40" w:before="0"/>
               <w:jc w:val="left"/>
             </w:pPr>
@@ -379,6 +390,7 @@
           </w:tcPr>
           <w:p>
             <w:pPr>
+              <w:keepNext w:val="false"/>
               <w:spacing w:after="40" w:before="0"/>
               <w:jc w:val="left"/>
             </w:pPr>
@@ -411,6 +423,7 @@
           </w:tcPr>
           <w:p>
             <w:pPr>
+              <w:keepNext w:val="false"/>
               <w:spacing w:after="40" w:before="0"/>
               <w:jc w:val="left"/>
             </w:pPr>
@@ -445,6 +458,7 @@
           </w:tcPr>
           <w:p>
             <w:pPr>
+              <w:keepNext w:val="false"/>
               <w:spacing w:after="40" w:before="0"/>
               <w:jc w:val="left"/>
             </w:pPr>
@@ -672,6 +686,7 @@
           </w:tcPr>
           <w:p>
             <w:pPr>
+              <w:keepNext w:val="false"/>
               <w:spacing w:after="40" w:before="0"/>
               <w:jc w:val="left"/>
             </w:pPr>
@@ -704,6 +719,7 @@
           </w:tcPr>
           <w:p>
             <w:pPr>
+              <w:keepNext w:val="false"/>
               <w:spacing w:after="40" w:before="0"/>
               <w:jc w:val="left"/>
             </w:pPr>
@@ -723,6 +739,7 @@
           </w:p>
           <w:p>
             <w:pPr>
+              <w:keepNext w:val="false"/>
               <w:spacing w:after="40" w:before="0"/>
               <w:jc w:val="left"/>
             </w:pPr>
@@ -742,6 +759,7 @@
           </w:p>
           <w:p>
             <w:pPr>
+              <w:keepNext w:val="false"/>
               <w:spacing w:after="40" w:before="0"/>
               <w:jc w:val="left"/>
             </w:pPr>
@@ -761,6 +779,7 @@
           </w:p>
           <w:p>
             <w:pPr>
+              <w:keepNext w:val="false"/>
               <w:spacing w:after="40" w:before="0"/>
               <w:jc w:val="left"/>
             </w:pPr>
@@ -780,6 +799,7 @@
           </w:p>
           <w:p>
             <w:pPr>
+              <w:keepNext w:val="false"/>
               <w:spacing w:after="40" w:before="0"/>
               <w:jc w:val="left"/>
             </w:pPr>
@@ -799,6 +819,7 @@
           </w:p>
           <w:p>
             <w:pPr>
+              <w:keepNext w:val="false"/>
               <w:spacing w:after="40" w:before="0"/>
               <w:jc w:val="left"/>
             </w:pPr>
@@ -818,6 +839,7 @@
           </w:p>
           <w:p>
             <w:pPr>
+              <w:keepNext w:val="false"/>
               <w:spacing w:after="40" w:before="0"/>
               <w:jc w:val="left"/>
             </w:pPr>
@@ -837,6 +859,7 @@
           </w:p>
           <w:p>
             <w:pPr>
+              <w:keepNext w:val="false"/>
               <w:spacing w:after="40" w:before="0"/>
               <w:jc w:val="left"/>
             </w:pPr>
@@ -856,6 +879,7 @@
           </w:p>
           <w:p>
             <w:pPr>
+              <w:keepNext w:val="false"/>
               <w:spacing w:after="40" w:before="0"/>
               <w:jc w:val="left"/>
             </w:pPr>
@@ -890,6 +914,7 @@
           </w:tcPr>
           <w:p>
             <w:pPr>
+              <w:keepNext w:val="false"/>
               <w:spacing w:after="40" w:before="0"/>
               <w:jc w:val="left"/>
             </w:pPr>
@@ -1017,6 +1042,7 @@
           </w:tcPr>
           <w:p>
             <w:pPr>
+              <w:keepNext w:val="false"/>
               <w:spacing w:after="40" w:before="0"/>
               <w:jc w:val="left"/>
             </w:pPr>
@@ -1144,6 +1170,7 @@
           </w:tcPr>
           <w:p>
             <w:pPr>
+              <w:keepNext w:val="false"/>
               <w:spacing w:after="40" w:before="0"/>
               <w:jc w:val="left"/>
             </w:pPr>
@@ -1271,6 +1298,7 @@
           </w:tcPr>
           <w:p>
             <w:pPr>
+              <w:keepNext w:val="false"/>
               <w:spacing w:after="40" w:before="0"/>
               <w:jc w:val="left"/>
             </w:pPr>
@@ -1398,6 +1426,7 @@
           </w:tcPr>
           <w:p>
             <w:pPr>
+              <w:keepNext w:val="false"/>
               <w:spacing w:after="40" w:before="0"/>
               <w:jc w:val="left"/>
             </w:pPr>
@@ -1545,6 +1574,7 @@
           </w:tcPr>
           <w:p>
             <w:pPr>
+              <w:keepNext w:val="false"/>
               <w:spacing w:after="40" w:before="0"/>
               <w:jc w:val="left"/>
             </w:pPr>
@@ -1577,6 +1607,7 @@
           </w:tcPr>
           <w:p>
             <w:pPr>
+              <w:keepNext w:val="false"/>
               <w:spacing w:after="40" w:before="0"/>
               <w:jc w:val="left"/>
             </w:pPr>
@@ -1611,6 +1642,7 @@
           </w:tcPr>
           <w:p>
             <w:pPr>
+              <w:keepNext w:val="false"/>
               <w:spacing w:after="40" w:before="0"/>
               <w:jc w:val="left"/>
             </w:pPr>
@@ -1643,6 +1675,7 @@
           </w:tcPr>
           <w:p>
             <w:pPr>
+              <w:keepNext w:val="false"/>
               <w:spacing w:after="40" w:before="0"/>
               <w:jc w:val="left"/>
             </w:pPr>
@@ -1662,6 +1695,7 @@
           </w:p>
           <w:p>
             <w:pPr>
+              <w:keepNext w:val="false"/>
               <w:spacing w:after="40" w:before="0"/>
               <w:jc w:val="left"/>
             </w:pPr>
@@ -1681,6 +1715,7 @@
           </w:p>
           <w:p>
             <w:pPr>
+              <w:keepNext w:val="false"/>
               <w:spacing w:after="40" w:before="0"/>
               <w:jc w:val="left"/>
             </w:pPr>
@@ -1700,6 +1735,7 @@
           </w:p>
           <w:p>
             <w:pPr>
+              <w:keepNext w:val="false"/>
               <w:spacing w:after="40" w:before="0"/>
               <w:jc w:val="left"/>
             </w:pPr>
@@ -1719,6 +1755,7 @@
           </w:p>
           <w:p>
             <w:pPr>
+              <w:keepNext w:val="false"/>
               <w:spacing w:after="40" w:before="0"/>
               <w:jc w:val="left"/>
             </w:pPr>
@@ -1753,6 +1790,7 @@
           </w:tcPr>
           <w:p>
             <w:pPr>
+              <w:keepNext w:val="false"/>
               <w:spacing w:after="40" w:before="0"/>
               <w:jc w:val="left"/>
             </w:pPr>
@@ -1785,6 +1823,7 @@
           </w:tcPr>
           <w:p>
             <w:pPr>
+              <w:keepNext w:val="false"/>
               <w:spacing w:after="40" w:before="0"/>
               <w:jc w:val="left"/>
             </w:pPr>
@@ -1804,6 +1843,7 @@
           </w:p>
           <w:p>
             <w:pPr>
+              <w:keepNext w:val="false"/>
               <w:spacing w:after="40" w:before="0"/>
               <w:jc w:val="left"/>
             </w:pPr>
@@ -1823,6 +1863,7 @@
           </w:p>
           <w:p>
             <w:pPr>
+              <w:keepNext w:val="false"/>
               <w:spacing w:after="40" w:before="0"/>
               <w:jc w:val="left"/>
             </w:pPr>
@@ -1842,6 +1883,7 @@
           </w:p>
           <w:p>
             <w:pPr>
+              <w:keepNext w:val="false"/>
               <w:spacing w:after="40" w:before="0"/>
               <w:jc w:val="left"/>
             </w:pPr>
@@ -1861,6 +1903,7 @@
           </w:p>
           <w:p>
             <w:pPr>
+              <w:keepNext w:val="false"/>
               <w:spacing w:after="40" w:before="0"/>
               <w:jc w:val="left"/>
             </w:pPr>
@@ -1880,6 +1923,7 @@
           </w:p>
           <w:p>
             <w:pPr>
+              <w:keepNext w:val="false"/>
               <w:spacing w:after="40" w:before="0"/>
               <w:jc w:val="left"/>
             </w:pPr>
@@ -1899,6 +1943,7 @@
           </w:p>
           <w:p>
             <w:pPr>
+              <w:keepNext w:val="false"/>
               <w:spacing w:after="40" w:before="0"/>
               <w:jc w:val="left"/>
             </w:pPr>
@@ -1933,6 +1978,7 @@
           </w:tcPr>
           <w:p>
             <w:pPr>
+              <w:keepNext w:val="false"/>
               <w:spacing w:after="40" w:before="0"/>
               <w:jc w:val="left"/>
             </w:pPr>
@@ -1965,6 +2011,7 @@
           </w:tcPr>
           <w:p>
             <w:pPr>
+              <w:keepNext w:val="false"/>
               <w:spacing w:after="40" w:before="0"/>
               <w:jc w:val="left"/>
             </w:pPr>
@@ -1984,6 +2031,7 @@
           </w:p>
           <w:p>
             <w:pPr>
+              <w:keepNext w:val="false"/>
               <w:spacing w:after="40" w:before="0"/>
               <w:jc w:val="left"/>
             </w:pPr>
@@ -2003,6 +2051,7 @@
           </w:p>
           <w:p>
             <w:pPr>
+              <w:keepNext w:val="false"/>
               <w:spacing w:after="40" w:before="0"/>
               <w:jc w:val="left"/>
             </w:pPr>
@@ -2022,6 +2071,7 @@
           </w:p>
           <w:p>
             <w:pPr>
+              <w:keepNext w:val="false"/>
               <w:spacing w:after="40" w:before="0"/>
               <w:jc w:val="left"/>
             </w:pPr>
@@ -2041,6 +2091,7 @@
           </w:p>
           <w:p>
             <w:pPr>
+              <w:keepNext w:val="false"/>
               <w:spacing w:after="40" w:before="0"/>
               <w:jc w:val="left"/>
             </w:pPr>
@@ -2060,6 +2111,7 @@
           </w:p>
           <w:p>
             <w:pPr>
+              <w:keepNext w:val="false"/>
               <w:spacing w:after="40" w:before="0"/>
               <w:jc w:val="left"/>
             </w:pPr>
@@ -2079,6 +2131,7 @@
           </w:p>
           <w:p>
             <w:pPr>
+              <w:keepNext w:val="false"/>
               <w:spacing w:after="40" w:before="0"/>
               <w:jc w:val="left"/>
             </w:pPr>
@@ -2098,6 +2151,7 @@
           </w:p>
           <w:p>
             <w:pPr>
+              <w:keepNext w:val="false"/>
               <w:spacing w:after="40" w:before="0"/>
               <w:jc w:val="left"/>
             </w:pPr>
@@ -2117,6 +2171,7 @@
           </w:p>
           <w:p>
             <w:pPr>
+              <w:keepNext w:val="false"/>
               <w:spacing w:after="40" w:before="0"/>
               <w:jc w:val="left"/>
             </w:pPr>
@@ -2136,6 +2191,7 @@
           </w:p>
           <w:p>
             <w:pPr>
+              <w:keepNext w:val="false"/>
               <w:spacing w:after="40" w:before="0"/>
               <w:jc w:val="left"/>
             </w:pPr>
@@ -2155,6 +2211,7 @@
           </w:p>
           <w:p>
             <w:pPr>
+              <w:keepNext w:val="false"/>
               <w:spacing w:after="40" w:before="0"/>
               <w:jc w:val="left"/>
             </w:pPr>
@@ -2174,6 +2231,7 @@
           </w:p>
           <w:p>
             <w:pPr>
+              <w:keepNext w:val="false"/>
               <w:spacing w:after="40" w:before="0"/>
               <w:jc w:val="left"/>
             </w:pPr>
@@ -2193,6 +2251,7 @@
           </w:p>
           <w:p>
             <w:pPr>
+              <w:keepNext w:val="false"/>
               <w:spacing w:after="40" w:before="0"/>
               <w:jc w:val="left"/>
             </w:pPr>
@@ -2212,6 +2271,7 @@
           </w:p>
           <w:p>
             <w:pPr>
+              <w:keepNext w:val="false"/>
               <w:spacing w:after="40" w:before="0"/>
               <w:jc w:val="left"/>
             </w:pPr>
@@ -2231,6 +2291,7 @@
           </w:p>
           <w:p>
             <w:pPr>
+              <w:keepNext w:val="false"/>
               <w:spacing w:after="40" w:before="0"/>
               <w:jc w:val="left"/>
             </w:pPr>
@@ -2250,6 +2311,7 @@
           </w:p>
           <w:p>
             <w:pPr>
+              <w:keepNext w:val="false"/>
               <w:spacing w:after="40" w:before="0"/>
               <w:jc w:val="left"/>
             </w:pPr>
@@ -2269,6 +2331,7 @@
           </w:p>
           <w:p>
             <w:pPr>
+              <w:keepNext w:val="false"/>
               <w:spacing w:after="40" w:before="0"/>
               <w:jc w:val="left"/>
             </w:pPr>
@@ -2288,6 +2351,7 @@
           </w:p>
           <w:p>
             <w:pPr>
+              <w:keepNext w:val="false"/>
               <w:spacing w:after="40" w:before="0"/>
               <w:jc w:val="left"/>
             </w:pPr>
@@ -2307,6 +2371,7 @@
           </w:p>
           <w:p>
             <w:pPr>
+              <w:keepNext w:val="false"/>
               <w:spacing w:after="40" w:before="0"/>
               <w:jc w:val="left"/>
             </w:pPr>
@@ -2326,6 +2391,7 @@
           </w:p>
           <w:p>
             <w:pPr>
+              <w:keepNext w:val="false"/>
               <w:spacing w:after="40" w:before="0"/>
               <w:jc w:val="left"/>
             </w:pPr>
@@ -2345,6 +2411,7 @@
           </w:p>
           <w:p>
             <w:pPr>
+              <w:keepNext w:val="false"/>
               <w:spacing w:after="40" w:before="0"/>
               <w:jc w:val="left"/>
             </w:pPr>
@@ -2364,6 +2431,7 @@
           </w:p>
           <w:p>
             <w:pPr>
+              <w:keepNext w:val="false"/>
               <w:spacing w:after="40" w:before="0"/>
               <w:jc w:val="left"/>
             </w:pPr>
@@ -2383,6 +2451,7 @@
           </w:p>
           <w:p>
             <w:pPr>
+              <w:keepNext w:val="false"/>
               <w:spacing w:after="40" w:before="0"/>
               <w:jc w:val="left"/>
             </w:pPr>
@@ -2417,6 +2486,7 @@
           </w:tcPr>
           <w:p>
             <w:pPr>
+              <w:keepNext w:val="false"/>
               <w:spacing w:after="40" w:before="0"/>
               <w:jc w:val="left"/>
             </w:pPr>
@@ -2648,7 +2718,7 @@
         </w:rPr>
         <w:t xml:space="preserve">© 2026 SeaVuria and ARES. This work is licensed under a </w:t>
       </w:r>
-      <w:hyperlink w:history="1" r:id="rId5g8q7qgfgxq-wew_5ep8q">
+      <w:hyperlink w:history="1" r:id="rIdb1hwvsxv_sco0qnikmyic">
         <w:r>
           <w:rPr>
             <w:rFonts w:ascii="Arial" w:cs="Arial" w:eastAsia="Arial" w:hAnsi="Arial"/>
@@ -2668,7 +2738,7 @@
         </w:rPr>
         <w:t xml:space="preserve"> (</w:t>
       </w:r>
-      <w:hyperlink w:history="1" r:id="rIdp6ccjzvr4rdxjty3tafoe">
+      <w:hyperlink w:history="1" r:id="rIdackbbcfpkzqbkcg-uurz2">
         <w:r>
           <w:rPr>
             <w:rFonts w:ascii="Arial" w:cs="Arial" w:eastAsia="Arial" w:hAnsi="Arial"/>
@@ -2688,7 +2758,7 @@
         </w:rPr>
         <w:t xml:space="preserve">). To view a copy of this license, visit </w:t>
       </w:r>
-      <w:hyperlink w:history="1" r:id="rIddbhacf-xv0ee5sx1gv24q">
+      <w:hyperlink w:history="1" r:id="rIdafyh6mhcdx-glwp-fuqqo">
         <w:r>
           <w:rPr>
             <w:rFonts w:ascii="Arial" w:cs="Arial" w:eastAsia="Arial" w:hAnsi="Arial"/>
@@ -2747,6 +2817,7 @@
           </w:tcPr>
           <w:p>
             <w:pPr>
+              <w:keepNext w:val="false"/>
               <w:spacing w:after="40" w:before="0"/>
               <w:jc w:val="center"/>
             </w:pPr>
@@ -2782,6 +2853,7 @@
           </w:tcPr>
           <w:p>
             <w:pPr>
+              <w:keepNext w:val="false"/>
               <w:spacing w:after="40" w:before="0"/>
               <w:jc w:val="center"/>
             </w:pPr>
@@ -2816,6 +2888,7 @@
           </w:tcPr>
           <w:p>
             <w:pPr>
+              <w:keepNext w:val="false"/>
               <w:spacing w:after="40" w:before="0"/>
               <w:jc w:val="left"/>
             </w:pPr>
@@ -2848,6 +2921,7 @@
           </w:tcPr>
           <w:p>
             <w:pPr>
+              <w:keepNext w:val="false"/>
               <w:spacing w:after="40" w:before="0"/>
               <w:jc w:val="left"/>
             </w:pPr>
@@ -2882,6 +2956,7 @@
           </w:tcPr>
           <w:p>
             <w:pPr>
+              <w:keepNext w:val="false"/>
               <w:spacing w:after="40" w:before="0"/>
               <w:jc w:val="left"/>
             </w:pPr>
@@ -2914,6 +2989,7 @@
           </w:tcPr>
           <w:p>
             <w:pPr>
+              <w:keepNext w:val="false"/>
               <w:spacing w:after="40" w:before="0"/>
               <w:jc w:val="left"/>
             </w:pPr>
@@ -2948,6 +3024,7 @@
           </w:tcPr>
           <w:p>
             <w:pPr>
+              <w:keepNext w:val="false"/>
               <w:spacing w:after="40" w:before="0"/>
               <w:jc w:val="left"/>
             </w:pPr>
@@ -2980,6 +3057,7 @@
           </w:tcPr>
           <w:p>
             <w:pPr>
+              <w:keepNext w:val="false"/>
               <w:spacing w:after="40" w:before="0"/>
               <w:jc w:val="left"/>
             </w:pPr>
@@ -3014,6 +3092,7 @@
           </w:tcPr>
           <w:p>
             <w:pPr>
+              <w:keepNext w:val="false"/>
               <w:spacing w:after="40" w:before="0"/>
               <w:jc w:val="left"/>
             </w:pPr>
@@ -3046,6 +3125,7 @@
           </w:tcPr>
           <w:p>
             <w:pPr>
+              <w:keepNext w:val="false"/>
               <w:spacing w:after="40" w:before="0"/>
               <w:jc w:val="left"/>
             </w:pPr>
@@ -3080,6 +3160,7 @@
           </w:tcPr>
           <w:p>
             <w:pPr>
+              <w:keepNext w:val="false"/>
               <w:spacing w:after="40" w:before="0"/>
               <w:jc w:val="left"/>
             </w:pPr>
@@ -3112,6 +3193,7 @@
           </w:tcPr>
           <w:p>
             <w:pPr>
+              <w:keepNext w:val="false"/>
               <w:spacing w:after="40" w:before="0"/>
               <w:jc w:val="left"/>
             </w:pPr>
@@ -3146,6 +3228,7 @@
           </w:tcPr>
           <w:p>
             <w:pPr>
+              <w:keepNext w:val="false"/>
               <w:spacing w:after="40" w:before="0"/>
               <w:jc w:val="left"/>
             </w:pPr>
@@ -3178,6 +3261,7 @@
           </w:tcPr>
           <w:p>
             <w:pPr>
+              <w:keepNext w:val="false"/>
               <w:spacing w:after="40" w:before="0"/>
               <w:jc w:val="left"/>
             </w:pPr>
@@ -3212,6 +3296,7 @@
           </w:tcPr>
           <w:p>
             <w:pPr>
+              <w:keepNext w:val="false"/>
               <w:spacing w:after="40" w:before="0"/>
               <w:jc w:val="left"/>
             </w:pPr>
@@ -3244,6 +3329,7 @@
           </w:tcPr>
           <w:p>
             <w:pPr>
+              <w:keepNext w:val="false"/>
               <w:spacing w:after="40" w:before="0"/>
               <w:jc w:val="left"/>
             </w:pPr>
@@ -3278,6 +3364,7 @@
           </w:tcPr>
           <w:p>
             <w:pPr>
+              <w:keepNext w:val="false"/>
               <w:spacing w:after="40" w:before="0"/>
               <w:jc w:val="left"/>
             </w:pPr>
@@ -3310,6 +3397,7 @@
           </w:tcPr>
           <w:p>
             <w:pPr>
+              <w:keepNext w:val="false"/>
               <w:spacing w:after="40" w:before="0"/>
               <w:jc w:val="left"/>
             </w:pPr>
@@ -3369,6 +3457,7 @@
           </w:tcPr>
           <w:p>
             <w:pPr>
+              <w:keepNext w:val="false"/>
               <w:spacing w:after="40" w:before="0"/>
               <w:jc w:val="center"/>
             </w:pPr>
@@ -3403,6 +3492,7 @@
           </w:tcPr>
           <w:p>
             <w:pPr>
+              <w:keepNext w:val="false"/>
               <w:spacing w:after="40" w:before="0"/>
               <w:jc w:val="left"/>
             </w:pPr>
@@ -3467,6 +3557,7 @@
           </w:tcPr>
           <w:p>
             <w:pPr>
+              <w:keepNext w:val="false"/>
               <w:spacing w:after="40" w:before="0"/>
               <w:jc w:val="center"/>
             </w:pPr>
@@ -3501,6 +3592,7 @@
           </w:tcPr>
           <w:p>
             <w:pPr>
+              <w:keepNext w:val="false"/>
               <w:spacing w:after="40" w:before="0"/>
               <w:jc w:val="left"/>
             </w:pPr>
@@ -3533,6 +3625,7 @@
           </w:tcPr>
           <w:p>
             <w:pPr>
+              <w:keepNext w:val="false"/>
               <w:spacing w:after="40" w:before="0"/>
               <w:jc w:val="left"/>
             </w:pPr>
@@ -3565,6 +3658,7 @@
           </w:tcPr>
           <w:p>
             <w:pPr>
+              <w:keepNext w:val="false"/>
               <w:spacing w:after="40" w:before="0"/>
               <w:jc w:val="left"/>
             </w:pPr>
@@ -3597,6 +3691,7 @@
           </w:tcPr>
           <w:p>
             <w:pPr>
+              <w:keepNext w:val="false"/>
               <w:spacing w:after="40" w:before="0"/>
               <w:jc w:val="left"/>
             </w:pPr>
@@ -3629,6 +3724,7 @@
           </w:tcPr>
           <w:p>
             <w:pPr>
+              <w:keepNext w:val="false"/>
               <w:spacing w:after="40" w:before="0"/>
               <w:jc w:val="left"/>
             </w:pPr>
@@ -3663,6 +3759,7 @@
           </w:tcPr>
           <w:p>
             <w:pPr>
+              <w:keepNext w:val="false"/>
               <w:spacing w:after="40" w:before="0"/>
               <w:jc w:val="left"/>
             </w:pPr>
@@ -3700,7 +3797,7 @@
             <w:pPr>
               <w:spacing w:after="20" w:before="0"/>
             </w:pPr>
-            <w:hyperlink w:history="1" r:id="rIdc7yjwvniz280nfdpxuquu">
+            <w:hyperlink w:history="1" r:id="rIdtwgs6pktlqi6ymxddvb8x">
               <w:r>
                 <w:rPr>
                   <w:rFonts w:ascii="Arial" w:cs="Arial" w:eastAsia="Arial" w:hAnsi="Arial"/>
@@ -3733,7 +3830,7 @@
               <w:spacing w:after="10" w:before="0"/>
               <w:ind w:left="120"/>
             </w:pPr>
-            <w:hyperlink w:history="1" r:id="rIdcqeyd3k0tmzbppoecfmk1">
+            <w:hyperlink w:history="1" r:id="rIdd21b9eoh7zskdrpw8n_b4">
               <w:r>
                 <w:rPr>
                   <w:rFonts w:ascii="Arial" w:cs="Arial" w:eastAsia="Arial" w:hAnsi="Arial"/>
@@ -3778,7 +3875,7 @@
             <w:pPr>
               <w:spacing w:after="20" w:before="0"/>
             </w:pPr>
-            <w:hyperlink w:history="1" r:id="rIdpy_ajgz4a64oqkrjm5_kw">
+            <w:hyperlink w:history="1" r:id="rIdaxohspd-7as5clxt-prsr">
               <w:r>
                 <w:rPr>
                   <w:rFonts w:ascii="Arial" w:cs="Arial" w:eastAsia="Arial" w:hAnsi="Arial"/>
@@ -3811,7 +3908,7 @@
               <w:spacing w:after="10" w:before="0"/>
               <w:ind w:left="120"/>
             </w:pPr>
-            <w:hyperlink w:history="1" r:id="rIdmd_l_-fnfwmz9uecfstyi">
+            <w:hyperlink w:history="1" r:id="rIdnoxtf_ehiyla-ohfjqmix">
               <w:r>
                 <w:rPr>
                   <w:rFonts w:ascii="Arial" w:cs="Arial" w:eastAsia="Arial" w:hAnsi="Arial"/>
@@ -3839,6 +3936,7 @@
           </w:tcPr>
           <w:p>
             <w:pPr>
+              <w:keepNext w:val="false"/>
               <w:spacing w:after="40" w:before="0"/>
               <w:jc w:val="left"/>
             </w:pPr>
@@ -3871,6 +3969,7 @@
           </w:tcPr>
           <w:p>
             <w:pPr>
+              <w:keepNext w:val="false"/>
               <w:spacing w:after="40" w:before="0"/>
               <w:jc w:val="left"/>
             </w:pPr>
@@ -3903,6 +4002,7 @@
           </w:tcPr>
           <w:p>
             <w:pPr>
+              <w:keepNext w:val="false"/>
               <w:spacing w:after="40" w:before="0"/>
               <w:jc w:val="left"/>
             </w:pPr>
@@ -3935,6 +4035,7 @@
           </w:tcPr>
           <w:p>
             <w:pPr>
+              <w:keepNext w:val="false"/>
               <w:spacing w:after="40" w:before="0"/>
               <w:jc w:val="left"/>
             </w:pPr>
@@ -3969,6 +4070,7 @@
           </w:tcPr>
           <w:p>
             <w:pPr>
+              <w:keepNext w:val="false"/>
               <w:spacing w:after="40" w:before="0"/>
               <w:jc w:val="left"/>
             </w:pPr>
@@ -4006,7 +4108,7 @@
             <w:pPr>
               <w:spacing w:after="20" w:before="0"/>
             </w:pPr>
-            <w:hyperlink w:history="1" r:id="rIdjezansaqvrbygz_ltyamx">
+            <w:hyperlink w:history="1" r:id="rIdansxoac3vvyhvxswcvvom">
               <w:r>
                 <w:rPr>
                   <w:rFonts w:ascii="Arial" w:cs="Arial" w:eastAsia="Arial" w:hAnsi="Arial"/>
@@ -4039,7 +4141,7 @@
               <w:spacing w:after="10" w:before="0"/>
               <w:ind w:left="120"/>
             </w:pPr>
-            <w:hyperlink w:history="1" r:id="rIdrpe0mcgxibbyzz5l6we7s">
+            <w:hyperlink w:history="1" r:id="rIdzwo8hzz1q5ks3gfosubdk">
               <w:r>
                 <w:rPr>
                   <w:rFonts w:ascii="Arial" w:cs="Arial" w:eastAsia="Arial" w:hAnsi="Arial"/>
@@ -4084,7 +4186,7 @@
             <w:pPr>
               <w:spacing w:after="20" w:before="0"/>
             </w:pPr>
-            <w:hyperlink w:history="1" r:id="rIdvbfh0zczd9kcfb9sxngxx">
+            <w:hyperlink w:history="1" r:id="rIdzyd5e4kvwjxflhyanu3xj">
               <w:r>
                 <w:rPr>
                   <w:rFonts w:ascii="Arial" w:cs="Arial" w:eastAsia="Arial" w:hAnsi="Arial"/>
@@ -4117,7 +4219,7 @@
               <w:spacing w:after="10" w:before="0"/>
               <w:ind w:left="120"/>
             </w:pPr>
-            <w:hyperlink w:history="1" r:id="rIdftiadl4tnnn4bzzxuuorc">
+            <w:hyperlink w:history="1" r:id="rIdiko0a1blq21xzxs9yd_nh">
               <w:r>
                 <w:rPr>
                   <w:rFonts w:ascii="Arial" w:cs="Arial" w:eastAsia="Arial" w:hAnsi="Arial"/>
@@ -4145,6 +4247,7 @@
           </w:tcPr>
           <w:p>
             <w:pPr>
+              <w:keepNext w:val="false"/>
               <w:spacing w:after="40" w:before="0"/>
               <w:jc w:val="left"/>
             </w:pPr>
@@ -4177,6 +4280,7 @@
           </w:tcPr>
           <w:p>
             <w:pPr>
+              <w:keepNext w:val="false"/>
               <w:spacing w:after="40" w:before="0"/>
               <w:jc w:val="left"/>
             </w:pPr>
@@ -4209,6 +4313,7 @@
           </w:tcPr>
           <w:p>
             <w:pPr>
+              <w:keepNext w:val="false"/>
               <w:spacing w:after="40" w:before="0"/>
               <w:jc w:val="left"/>
             </w:pPr>
@@ -4241,6 +4346,7 @@
           </w:tcPr>
           <w:p>
             <w:pPr>
+              <w:keepNext w:val="false"/>
               <w:spacing w:after="40" w:before="0"/>
               <w:jc w:val="left"/>
             </w:pPr>
@@ -4275,6 +4381,7 @@
           </w:tcPr>
           <w:p>
             <w:pPr>
+              <w:keepNext w:val="false"/>
               <w:spacing w:after="40" w:before="0"/>
               <w:jc w:val="left"/>
             </w:pPr>
@@ -4312,7 +4419,7 @@
             <w:pPr>
               <w:spacing w:after="20" w:before="0"/>
             </w:pPr>
-            <w:hyperlink w:history="1" r:id="rIdzlzf4jqnz1rdprfcr0dme">
+            <w:hyperlink w:history="1" r:id="rIdhakfnik-cbmyig6n5exc-">
               <w:r>
                 <w:rPr>
                   <w:rFonts w:ascii="Arial" w:cs="Arial" w:eastAsia="Arial" w:hAnsi="Arial"/>
@@ -4345,7 +4452,7 @@
               <w:spacing w:after="10" w:before="0"/>
               <w:ind w:left="120"/>
             </w:pPr>
-            <w:hyperlink w:history="1" r:id="rIdbot432t0pyfichbwt9nnx">
+            <w:hyperlink w:history="1" r:id="rIdhuxuj3icwb0tlg-sfoudn">
               <w:r>
                 <w:rPr>
                   <w:rFonts w:ascii="Arial" w:cs="Arial" w:eastAsia="Arial" w:hAnsi="Arial"/>
@@ -4390,7 +4497,7 @@
             <w:pPr>
               <w:spacing w:after="20" w:before="0"/>
             </w:pPr>
-            <w:hyperlink w:history="1" r:id="rIddfn97a3nimpid3n_ajl7u">
+            <w:hyperlink w:history="1" r:id="rIdugoa7enmzdo9wk56ecpo0">
               <w:r>
                 <w:rPr>
                   <w:rFonts w:ascii="Arial" w:cs="Arial" w:eastAsia="Arial" w:hAnsi="Arial"/>
@@ -4423,7 +4530,7 @@
               <w:spacing w:after="10" w:before="0"/>
               <w:ind w:left="120"/>
             </w:pPr>
-            <w:hyperlink w:history="1" r:id="rIdwmt5grglldc6-n5kcx921">
+            <w:hyperlink w:history="1" r:id="rIdmupbtloztgllxacrktkup">
               <w:r>
                 <w:rPr>
                   <w:rFonts w:ascii="Arial" w:cs="Arial" w:eastAsia="Arial" w:hAnsi="Arial"/>
@@ -4451,6 +4558,7 @@
           </w:tcPr>
           <w:p>
             <w:pPr>
+              <w:keepNext w:val="false"/>
               <w:spacing w:after="40" w:before="0"/>
               <w:jc w:val="left"/>
             </w:pPr>
@@ -4483,6 +4591,7 @@
           </w:tcPr>
           <w:p>
             <w:pPr>
+              <w:keepNext w:val="false"/>
               <w:spacing w:after="40" w:before="0"/>
               <w:jc w:val="left"/>
             </w:pPr>
@@ -4515,6 +4624,7 @@
           </w:tcPr>
           <w:p>
             <w:pPr>
+              <w:keepNext w:val="false"/>
               <w:spacing w:after="40" w:before="0"/>
               <w:jc w:val="left"/>
             </w:pPr>
@@ -4547,6 +4657,7 @@
           </w:tcPr>
           <w:p>
             <w:pPr>
+              <w:keepNext w:val="false"/>
               <w:spacing w:after="40" w:before="0"/>
               <w:jc w:val="left"/>
             </w:pPr>
@@ -4581,6 +4692,7 @@
           </w:tcPr>
           <w:p>
             <w:pPr>
+              <w:keepNext w:val="false"/>
               <w:spacing w:after="40" w:before="0"/>
               <w:jc w:val="left"/>
             </w:pPr>
@@ -4618,7 +4730,7 @@
             <w:pPr>
               <w:spacing w:after="20" w:before="0"/>
             </w:pPr>
-            <w:hyperlink w:history="1" r:id="rIdx1nbf-z-z0tki9kghfqr8">
+            <w:hyperlink w:history="1" r:id="rId1tvyh2kipmx2icduvvmh8">
               <w:r>
                 <w:rPr>
                   <w:rFonts w:ascii="Arial" w:cs="Arial" w:eastAsia="Arial" w:hAnsi="Arial"/>
@@ -4651,7 +4763,7 @@
               <w:spacing w:after="10" w:before="0"/>
               <w:ind w:left="120"/>
             </w:pPr>
-            <w:hyperlink w:history="1" r:id="rIdlcqblx4kkkotnrboaajml">
+            <w:hyperlink w:history="1" r:id="rIdrqtuzgeyhbbrscjwejeti">
               <w:r>
                 <w:rPr>
                   <w:rFonts w:ascii="Arial" w:cs="Arial" w:eastAsia="Arial" w:hAnsi="Arial"/>
@@ -4696,7 +4808,7 @@
             <w:pPr>
               <w:spacing w:after="20" w:before="0"/>
             </w:pPr>
-            <w:hyperlink w:history="1" r:id="rIdgt5yqlmubbimoldengxqd">
+            <w:hyperlink w:history="1" r:id="rIdfsx4lvk0difxf0g38ztit">
               <w:r>
                 <w:rPr>
                   <w:rFonts w:ascii="Arial" w:cs="Arial" w:eastAsia="Arial" w:hAnsi="Arial"/>
@@ -4729,7 +4841,7 @@
               <w:spacing w:after="10" w:before="0"/>
               <w:ind w:left="120"/>
             </w:pPr>
-            <w:hyperlink w:history="1" r:id="rId3tg5luv2skh8e7exdmt2y">
+            <w:hyperlink w:history="1" r:id="rId3wwdskcpqhqtkwn1kkvug">
               <w:r>
                 <w:rPr>
                   <w:rFonts w:ascii="Arial" w:cs="Arial" w:eastAsia="Arial" w:hAnsi="Arial"/>
@@ -4757,6 +4869,7 @@
           </w:tcPr>
           <w:p>
             <w:pPr>
+              <w:keepNext w:val="false"/>
               <w:spacing w:after="40" w:before="0"/>
               <w:jc w:val="left"/>
             </w:pPr>
@@ -4789,6 +4902,7 @@
           </w:tcPr>
           <w:p>
             <w:pPr>
+              <w:keepNext w:val="false"/>
               <w:spacing w:after="40" w:before="0"/>
               <w:jc w:val="left"/>
             </w:pPr>
@@ -4821,6 +4935,7 @@
           </w:tcPr>
           <w:p>
             <w:pPr>
+              <w:keepNext w:val="false"/>
               <w:spacing w:after="40" w:before="0"/>
               <w:jc w:val="left"/>
             </w:pPr>
@@ -4853,6 +4968,7 @@
           </w:tcPr>
           <w:p>
             <w:pPr>
+              <w:keepNext w:val="false"/>
               <w:spacing w:after="40" w:before="0"/>
               <w:jc w:val="left"/>
             </w:pPr>
@@ -4887,6 +5003,7 @@
           </w:tcPr>
           <w:p>
             <w:pPr>
+              <w:keepNext w:val="false"/>
               <w:spacing w:after="40" w:before="0"/>
               <w:jc w:val="left"/>
             </w:pPr>
@@ -4924,7 +5041,7 @@
             <w:pPr>
               <w:spacing w:after="20" w:before="0"/>
             </w:pPr>
-            <w:hyperlink w:history="1" r:id="rIdj-slth08-vlwu2ukqxf8f">
+            <w:hyperlink w:history="1" r:id="rIdbysgl53s94-ejud51sr2p">
               <w:r>
                 <w:rPr>
                   <w:rFonts w:ascii="Arial" w:cs="Arial" w:eastAsia="Arial" w:hAnsi="Arial"/>
@@ -4957,7 +5074,7 @@
               <w:spacing w:after="10" w:before="0"/>
               <w:ind w:left="120"/>
             </w:pPr>
-            <w:hyperlink w:history="1" r:id="rIduzcmywwbfbwcimice1b6a">
+            <w:hyperlink w:history="1" r:id="rIdy5mrnl-6ybkafxhcxvcyz">
               <w:r>
                 <w:rPr>
                   <w:rFonts w:ascii="Arial" w:cs="Arial" w:eastAsia="Arial" w:hAnsi="Arial"/>
@@ -5002,7 +5119,7 @@
             <w:pPr>
               <w:spacing w:after="20" w:before="0"/>
             </w:pPr>
-            <w:hyperlink w:history="1" r:id="rIdxqvz0p4_vgbp0hqagb9ka">
+            <w:hyperlink w:history="1" r:id="rIdjktiafs2vd2y3srkko0ri">
               <w:r>
                 <w:rPr>
                   <w:rFonts w:ascii="Arial" w:cs="Arial" w:eastAsia="Arial" w:hAnsi="Arial"/>
@@ -5051,7 +5168,7 @@
               <w:spacing w:after="10" w:before="0"/>
               <w:ind w:left="120"/>
             </w:pPr>
-            <w:hyperlink w:history="1" r:id="rId6cjivjvt2qb6e7fbo1q_r">
+            <w:hyperlink w:history="1" r:id="rId89_thd7a-ajqw6oghqy1k">
               <w:r>
                 <w:rPr>
                   <w:rFonts w:ascii="Arial" w:cs="Arial" w:eastAsia="Arial" w:hAnsi="Arial"/>
@@ -5079,6 +5196,7 @@
           </w:tcPr>
           <w:p>
             <w:pPr>
+              <w:keepNext w:val="false"/>
               <w:spacing w:after="40" w:before="0"/>
               <w:jc w:val="left"/>
             </w:pPr>
@@ -5111,6 +5229,7 @@
           </w:tcPr>
           <w:p>
             <w:pPr>
+              <w:keepNext w:val="false"/>
               <w:spacing w:after="40" w:before="0"/>
               <w:jc w:val="left"/>
             </w:pPr>
@@ -5143,6 +5262,7 @@
           </w:tcPr>
           <w:p>
             <w:pPr>
+              <w:keepNext w:val="false"/>
               <w:spacing w:after="40" w:before="0"/>
               <w:jc w:val="left"/>
             </w:pPr>
@@ -5175,6 +5295,7 @@
           </w:tcPr>
           <w:p>
             <w:pPr>
+              <w:keepNext w:val="false"/>
               <w:spacing w:after="40" w:before="0"/>
               <w:jc w:val="left"/>
             </w:pPr>
@@ -5234,6 +5355,7 @@
           </w:tcPr>
           <w:p>
             <w:pPr>
+              <w:keepNext w:val="false"/>
               <w:spacing w:after="40" w:before="0"/>
               <w:jc w:val="center"/>
             </w:pPr>
@@ -5268,6 +5390,7 @@
           </w:tcPr>
           <w:p>
             <w:pPr>
+              <w:keepNext w:val="false"/>
               <w:spacing w:after="40" w:before="0"/>
               <w:jc w:val="left"/>
             </w:pPr>
@@ -5287,6 +5410,7 @@
           </w:p>
           <w:p>
             <w:pPr>
+              <w:keepNext w:val="false"/>
               <w:spacing w:after="40" w:before="0"/>
               <w:jc w:val="left"/>
             </w:pPr>
@@ -5306,6 +5430,7 @@
           </w:p>
           <w:p>
             <w:pPr>
+              <w:keepNext w:val="false"/>
               <w:spacing w:after="40" w:before="0"/>
               <w:jc w:val="left"/>
             </w:pPr>
@@ -5325,6 +5450,7 @@
           </w:p>
           <w:p>
             <w:pPr>
+              <w:keepNext w:val="false"/>
               <w:spacing w:after="40" w:before="0"/>
               <w:jc w:val="left"/>
             </w:pPr>
@@ -5344,6 +5470,7 @@
           </w:p>
           <w:p>
             <w:pPr>
+              <w:keepNext w:val="false"/>
               <w:spacing w:after="40" w:before="0"/>
               <w:jc w:val="left"/>
             </w:pPr>
@@ -5363,6 +5490,7 @@
           </w:p>
           <w:p>
             <w:pPr>
+              <w:keepNext w:val="false"/>
               <w:spacing w:after="40" w:before="0"/>
               <w:jc w:val="left"/>
             </w:pPr>
@@ -5382,6 +5510,7 @@
           </w:p>
           <w:p>
             <w:pPr>
+              <w:keepNext w:val="false"/>
               <w:spacing w:after="40" w:before="0"/>
               <w:jc w:val="left"/>
             </w:pPr>
@@ -5443,6 +5572,7 @@
           </w:tcPr>
           <w:p>
             <w:pPr>
+              <w:keepNext w:val="false"/>
               <w:spacing w:after="40" w:before="0"/>
               <w:jc w:val="center"/>
             </w:pPr>
@@ -5477,6 +5607,7 @@
           </w:tcPr>
           <w:p>
             <w:pPr>
+              <w:keepNext w:val="false"/>
               <w:spacing w:after="40" w:before="0"/>
               <w:jc w:val="left"/>
             </w:pPr>
@@ -5509,6 +5640,7 @@
           </w:tcPr>
           <w:p>
             <w:pPr>
+              <w:keepNext w:val="false"/>
               <w:spacing w:after="40" w:before="0"/>
               <w:jc w:val="left"/>
             </w:pPr>
@@ -5543,6 +5675,7 @@
           </w:tcPr>
           <w:p>
             <w:pPr>
+              <w:keepNext w:val="false"/>
               <w:spacing w:after="40" w:before="0"/>
               <w:jc w:val="left"/>
             </w:pPr>
@@ -5575,6 +5708,7 @@
           </w:tcPr>
           <w:p>
             <w:pPr>
+              <w:keepNext w:val="false"/>
               <w:spacing w:after="40" w:before="0"/>
               <w:jc w:val="left"/>
             </w:pPr>
@@ -5609,6 +5743,7 @@
           </w:tcPr>
           <w:p>
             <w:pPr>
+              <w:keepNext w:val="false"/>
               <w:spacing w:after="40" w:before="0"/>
               <w:jc w:val="left"/>
             </w:pPr>
@@ -5641,6 +5776,7 @@
           </w:tcPr>
           <w:p>
             <w:pPr>
+              <w:keepNext w:val="false"/>
               <w:spacing w:after="40" w:before="0"/>
               <w:jc w:val="left"/>
             </w:pPr>
@@ -5677,7 +5813,7 @@
         </w:rPr>
         <w:t xml:space="preserve">© 2026 SeaVuria and ARES. Aligned with KICD objectives. Developed by SeaVuria; technical implementation by ARES (with AI assistance from Claude). Licensed under </w:t>
       </w:r>
-      <w:hyperlink w:history="1" r:id="rIdsoj9phy4dntxhcsvk72qs">
+      <w:hyperlink w:history="1" r:id="rIdvrk_mceut5zfn9iutlilh">
         <w:r>
           <w:rPr>
             <w:rFonts w:ascii="Arial" w:cs="Arial" w:eastAsia="Arial" w:hAnsi="Arial"/>
@@ -5698,7 +5834,7 @@
         </w:rPr>
         <w:t xml:space="preserve"> (</w:t>
       </w:r>
-      <w:hyperlink w:history="1" r:id="rIdlg7_u42dl5amynavpu_fc">
+      <w:hyperlink w:history="1" r:id="rId89zmqlc8dtxhunltyhlw7">
         <w:r>
           <w:rPr>
             <w:rFonts w:ascii="Arial" w:cs="Arial" w:eastAsia="Arial" w:hAnsi="Arial"/>
@@ -5758,6 +5894,7 @@
           </w:tcPr>
           <w:p>
             <w:pPr>
+              <w:keepNext w:val="false"/>
               <w:spacing w:after="40" w:before="0"/>
               <w:jc w:val="center"/>
             </w:pPr>
@@ -5793,6 +5930,7 @@
           </w:tcPr>
           <w:p>
             <w:pPr>
+              <w:keepNext w:val="false"/>
               <w:spacing w:after="40" w:before="0"/>
               <w:jc w:val="center"/>
             </w:pPr>
@@ -5827,6 +5965,7 @@
           </w:tcPr>
           <w:p>
             <w:pPr>
+              <w:keepNext w:val="false"/>
               <w:spacing w:after="40" w:before="0"/>
               <w:jc w:val="left"/>
             </w:pPr>
@@ -5859,6 +5998,7 @@
           </w:tcPr>
           <w:p>
             <w:pPr>
+              <w:keepNext w:val="false"/>
               <w:spacing w:after="40" w:before="0"/>
               <w:jc w:val="left"/>
             </w:pPr>
@@ -5893,6 +6033,7 @@
           </w:tcPr>
           <w:p>
             <w:pPr>
+              <w:keepNext w:val="false"/>
               <w:spacing w:after="40" w:before="0"/>
               <w:jc w:val="left"/>
             </w:pPr>
@@ -5925,6 +6066,7 @@
           </w:tcPr>
           <w:p>
             <w:pPr>
+              <w:keepNext w:val="false"/>
               <w:spacing w:after="40" w:before="0"/>
               <w:jc w:val="left"/>
             </w:pPr>
@@ -5959,6 +6101,7 @@
           </w:tcPr>
           <w:p>
             <w:pPr>
+              <w:keepNext w:val="false"/>
               <w:spacing w:after="40" w:before="0"/>
               <w:jc w:val="left"/>
             </w:pPr>
@@ -5991,6 +6134,7 @@
           </w:tcPr>
           <w:p>
             <w:pPr>
+              <w:keepNext w:val="false"/>
               <w:spacing w:after="40" w:before="0"/>
               <w:jc w:val="left"/>
             </w:pPr>
@@ -6025,6 +6169,7 @@
           </w:tcPr>
           <w:p>
             <w:pPr>
+              <w:keepNext w:val="false"/>
               <w:spacing w:after="40" w:before="0"/>
               <w:jc w:val="left"/>
             </w:pPr>
@@ -6057,6 +6202,7 @@
           </w:tcPr>
           <w:p>
             <w:pPr>
+              <w:keepNext w:val="false"/>
               <w:spacing w:after="40" w:before="0"/>
               <w:jc w:val="left"/>
             </w:pPr>
@@ -6091,6 +6237,7 @@
           </w:tcPr>
           <w:p>
             <w:pPr>
+              <w:keepNext w:val="false"/>
               <w:spacing w:after="40" w:before="0"/>
               <w:jc w:val="left"/>
             </w:pPr>
@@ -6123,6 +6270,7 @@
           </w:tcPr>
           <w:p>
             <w:pPr>
+              <w:keepNext w:val="false"/>
               <w:spacing w:after="40" w:before="0"/>
               <w:jc w:val="left"/>
             </w:pPr>
@@ -6157,6 +6305,7 @@
           </w:tcPr>
           <w:p>
             <w:pPr>
+              <w:keepNext w:val="false"/>
               <w:spacing w:after="40" w:before="0"/>
               <w:jc w:val="left"/>
             </w:pPr>
@@ -6189,6 +6338,7 @@
           </w:tcPr>
           <w:p>
             <w:pPr>
+              <w:keepNext w:val="false"/>
               <w:spacing w:after="40" w:before="0"/>
               <w:jc w:val="left"/>
             </w:pPr>
@@ -6223,6 +6373,7 @@
           </w:tcPr>
           <w:p>
             <w:pPr>
+              <w:keepNext w:val="false"/>
               <w:spacing w:after="40" w:before="0"/>
               <w:jc w:val="left"/>
             </w:pPr>
@@ -6255,6 +6406,7 @@
           </w:tcPr>
           <w:p>
             <w:pPr>
+              <w:keepNext w:val="false"/>
               <w:spacing w:after="40" w:before="0"/>
               <w:jc w:val="left"/>
             </w:pPr>
@@ -6289,6 +6441,7 @@
           </w:tcPr>
           <w:p>
             <w:pPr>
+              <w:keepNext w:val="false"/>
               <w:spacing w:after="40" w:before="0"/>
               <w:jc w:val="left"/>
             </w:pPr>
@@ -6321,6 +6474,7 @@
           </w:tcPr>
           <w:p>
             <w:pPr>
+              <w:keepNext w:val="false"/>
               <w:spacing w:after="40" w:before="0"/>
               <w:jc w:val="left"/>
             </w:pPr>
@@ -6380,6 +6534,7 @@
           </w:tcPr>
           <w:p>
             <w:pPr>
+              <w:keepNext w:val="false"/>
               <w:spacing w:after="40" w:before="0"/>
               <w:jc w:val="center"/>
             </w:pPr>
@@ -6414,6 +6569,7 @@
           </w:tcPr>
           <w:p>
             <w:pPr>
+              <w:keepNext w:val="false"/>
               <w:spacing w:after="40" w:before="0"/>
               <w:jc w:val="left"/>
             </w:pPr>
@@ -6478,6 +6634,7 @@
           </w:tcPr>
           <w:p>
             <w:pPr>
+              <w:keepNext w:val="false"/>
               <w:spacing w:after="40" w:before="0"/>
               <w:jc w:val="center"/>
             </w:pPr>
@@ -6512,6 +6669,7 @@
           </w:tcPr>
           <w:p>
             <w:pPr>
+              <w:keepNext w:val="false"/>
               <w:spacing w:after="40" w:before="0"/>
               <w:jc w:val="left"/>
             </w:pPr>
@@ -6544,6 +6702,7 @@
           </w:tcPr>
           <w:p>
             <w:pPr>
+              <w:keepNext w:val="false"/>
               <w:spacing w:after="40" w:before="0"/>
               <w:jc w:val="left"/>
             </w:pPr>
@@ -6576,6 +6735,7 @@
           </w:tcPr>
           <w:p>
             <w:pPr>
+              <w:keepNext w:val="false"/>
               <w:spacing w:after="40" w:before="0"/>
               <w:jc w:val="left"/>
             </w:pPr>
@@ -6608,6 +6768,7 @@
           </w:tcPr>
           <w:p>
             <w:pPr>
+              <w:keepNext w:val="false"/>
               <w:spacing w:after="40" w:before="0"/>
               <w:jc w:val="left"/>
             </w:pPr>
@@ -6640,6 +6801,7 @@
           </w:tcPr>
           <w:p>
             <w:pPr>
+              <w:keepNext w:val="false"/>
               <w:spacing w:after="40" w:before="0"/>
               <w:jc w:val="left"/>
             </w:pPr>
@@ -6674,6 +6836,7 @@
           </w:tcPr>
           <w:p>
             <w:pPr>
+              <w:keepNext w:val="false"/>
               <w:spacing w:after="40" w:before="0"/>
               <w:jc w:val="left"/>
             </w:pPr>
@@ -6711,7 +6874,7 @@
             <w:pPr>
               <w:spacing w:after="20" w:before="0"/>
             </w:pPr>
-            <w:hyperlink w:history="1" r:id="rIdact8xf9n5724qxzv6hmik">
+            <w:hyperlink w:history="1" r:id="rIdpwn9pyfhpfy6lijhypvbm">
               <w:r>
                 <w:rPr>
                   <w:rFonts w:ascii="Arial" w:cs="Arial" w:eastAsia="Arial" w:hAnsi="Arial"/>
@@ -6744,7 +6907,7 @@
               <w:spacing w:after="10" w:before="0"/>
               <w:ind w:left="120"/>
             </w:pPr>
-            <w:hyperlink w:history="1" r:id="rId6pr1zz0dzioqfgbszrvzx">
+            <w:hyperlink w:history="1" r:id="rId68vbttxommb7rpkkv1fnu">
               <w:r>
                 <w:rPr>
                   <w:rFonts w:ascii="Arial" w:cs="Arial" w:eastAsia="Arial" w:hAnsi="Arial"/>
@@ -6789,7 +6952,7 @@
             <w:pPr>
               <w:spacing w:after="20" w:before="0"/>
             </w:pPr>
-            <w:hyperlink w:history="1" r:id="rIdprnxpdxzgpziqozzto3gv">
+            <w:hyperlink w:history="1" r:id="rId385gplwfp3br_m_a1ojj7">
               <w:r>
                 <w:rPr>
                   <w:rFonts w:ascii="Arial" w:cs="Arial" w:eastAsia="Arial" w:hAnsi="Arial"/>
@@ -6822,7 +6985,7 @@
               <w:spacing w:after="10" w:before="0"/>
               <w:ind w:left="120"/>
             </w:pPr>
-            <w:hyperlink w:history="1" r:id="rIdmlbmw6o3xsza8ul6dsr3r">
+            <w:hyperlink w:history="1" r:id="rIdgzrbwov9vz1cn-q210jeh">
               <w:r>
                 <w:rPr>
                   <w:rFonts w:ascii="Arial" w:cs="Arial" w:eastAsia="Arial" w:hAnsi="Arial"/>
@@ -6850,6 +7013,7 @@
           </w:tcPr>
           <w:p>
             <w:pPr>
+              <w:keepNext w:val="false"/>
               <w:spacing w:after="40" w:before="0"/>
               <w:jc w:val="left"/>
             </w:pPr>
@@ -6882,6 +7046,7 @@
           </w:tcPr>
           <w:p>
             <w:pPr>
+              <w:keepNext w:val="false"/>
               <w:spacing w:after="40" w:before="0"/>
               <w:jc w:val="left"/>
             </w:pPr>
@@ -6914,6 +7079,7 @@
           </w:tcPr>
           <w:p>
             <w:pPr>
+              <w:keepNext w:val="false"/>
               <w:spacing w:after="40" w:before="0"/>
               <w:jc w:val="left"/>
             </w:pPr>
@@ -6946,6 +7112,7 @@
           </w:tcPr>
           <w:p>
             <w:pPr>
+              <w:keepNext w:val="false"/>
               <w:spacing w:after="40" w:before="0"/>
               <w:jc w:val="left"/>
             </w:pPr>
@@ -6980,6 +7147,7 @@
           </w:tcPr>
           <w:p>
             <w:pPr>
+              <w:keepNext w:val="false"/>
               <w:spacing w:after="40" w:before="0"/>
               <w:jc w:val="left"/>
             </w:pPr>
@@ -7017,7 +7185,7 @@
             <w:pPr>
               <w:spacing w:after="20" w:before="0"/>
             </w:pPr>
-            <w:hyperlink w:history="1" r:id="rIdjpqcqlysuzamaaohlpac6">
+            <w:hyperlink w:history="1" r:id="rIdtq6nsxaj7bns8k2hfnlal">
               <w:r>
                 <w:rPr>
                   <w:rFonts w:ascii="Arial" w:cs="Arial" w:eastAsia="Arial" w:hAnsi="Arial"/>
@@ -7050,7 +7218,7 @@
               <w:spacing w:after="10" w:before="0"/>
               <w:ind w:left="120"/>
             </w:pPr>
-            <w:hyperlink w:history="1" r:id="rId2alhrij7ly_jxpp9tmh3i">
+            <w:hyperlink w:history="1" r:id="rIdp1bqp1mvuo3f6goblrxmq">
               <w:r>
                 <w:rPr>
                   <w:rFonts w:ascii="Arial" w:cs="Arial" w:eastAsia="Arial" w:hAnsi="Arial"/>
@@ -7095,7 +7263,7 @@
             <w:pPr>
               <w:spacing w:after="20" w:before="0"/>
             </w:pPr>
-            <w:hyperlink w:history="1" r:id="rIdbjb5xnw0dlbfbpxo9nvdj">
+            <w:hyperlink w:history="1" r:id="rIdqykxsvrigqs9n4m40ekhu">
               <w:r>
                 <w:rPr>
                   <w:rFonts w:ascii="Arial" w:cs="Arial" w:eastAsia="Arial" w:hAnsi="Arial"/>
@@ -7128,7 +7296,7 @@
               <w:spacing w:after="10" w:before="0"/>
               <w:ind w:left="120"/>
             </w:pPr>
-            <w:hyperlink w:history="1" r:id="rIdnuhwd1yn6mgp2v6bcxf_1">
+            <w:hyperlink w:history="1" r:id="rIdgfjyabqhdebhpgu0hc9en">
               <w:r>
                 <w:rPr>
                   <w:rFonts w:ascii="Arial" w:cs="Arial" w:eastAsia="Arial" w:hAnsi="Arial"/>
@@ -7156,6 +7324,7 @@
           </w:tcPr>
           <w:p>
             <w:pPr>
+              <w:keepNext w:val="false"/>
               <w:spacing w:after="40" w:before="0"/>
               <w:jc w:val="left"/>
             </w:pPr>
@@ -7188,6 +7357,7 @@
           </w:tcPr>
           <w:p>
             <w:pPr>
+              <w:keepNext w:val="false"/>
               <w:spacing w:after="40" w:before="0"/>
               <w:jc w:val="left"/>
             </w:pPr>
@@ -7220,6 +7390,7 @@
           </w:tcPr>
           <w:p>
             <w:pPr>
+              <w:keepNext w:val="false"/>
               <w:spacing w:after="40" w:before="0"/>
               <w:jc w:val="left"/>
             </w:pPr>
@@ -7252,6 +7423,7 @@
           </w:tcPr>
           <w:p>
             <w:pPr>
+              <w:keepNext w:val="false"/>
               <w:spacing w:after="40" w:before="0"/>
               <w:jc w:val="left"/>
             </w:pPr>
@@ -7286,6 +7458,7 @@
           </w:tcPr>
           <w:p>
             <w:pPr>
+              <w:keepNext w:val="false"/>
               <w:spacing w:after="40" w:before="0"/>
               <w:jc w:val="left"/>
             </w:pPr>
@@ -7323,7 +7496,7 @@
             <w:pPr>
               <w:spacing w:after="20" w:before="0"/>
             </w:pPr>
-            <w:hyperlink w:history="1" r:id="rIdbgkzwuk3tlcxyuxpgm5m6">
+            <w:hyperlink w:history="1" r:id="rId6uvwllumlxc7vjqijahwi">
               <w:r>
                 <w:rPr>
                   <w:rFonts w:ascii="Arial" w:cs="Arial" w:eastAsia="Arial" w:hAnsi="Arial"/>
@@ -7356,7 +7529,7 @@
               <w:spacing w:after="10" w:before="0"/>
               <w:ind w:left="120"/>
             </w:pPr>
-            <w:hyperlink w:history="1" r:id="rIdcrvy5d_7ocxhlzaz1wdk3">
+            <w:hyperlink w:history="1" r:id="rIdl-3mqh153xp-xr2hdvcmu">
               <w:r>
                 <w:rPr>
                   <w:rFonts w:ascii="Arial" w:cs="Arial" w:eastAsia="Arial" w:hAnsi="Arial"/>
@@ -7401,7 +7574,7 @@
             <w:pPr>
               <w:spacing w:after="20" w:before="0"/>
             </w:pPr>
-            <w:hyperlink w:history="1" r:id="rIdcbmsitskqlygtsud-kw2q">
+            <w:hyperlink w:history="1" r:id="rIdl2hg1c99buzzbfy5ylazv">
               <w:r>
                 <w:rPr>
                   <w:rFonts w:ascii="Arial" w:cs="Arial" w:eastAsia="Arial" w:hAnsi="Arial"/>
@@ -7434,7 +7607,7 @@
               <w:spacing w:after="10" w:before="0"/>
               <w:ind w:left="120"/>
             </w:pPr>
-            <w:hyperlink w:history="1" r:id="rId1oq2isqi6jywyfhaauwwf">
+            <w:hyperlink w:history="1" r:id="rId86ydlkazeyl9llvstc6x-">
               <w:r>
                 <w:rPr>
                   <w:rFonts w:ascii="Arial" w:cs="Arial" w:eastAsia="Arial" w:hAnsi="Arial"/>
@@ -7462,6 +7635,7 @@
           </w:tcPr>
           <w:p>
             <w:pPr>
+              <w:keepNext w:val="false"/>
               <w:spacing w:after="40" w:before="0"/>
               <w:jc w:val="left"/>
             </w:pPr>
@@ -7494,6 +7668,7 @@
           </w:tcPr>
           <w:p>
             <w:pPr>
+              <w:keepNext w:val="false"/>
               <w:spacing w:after="40" w:before="0"/>
               <w:jc w:val="left"/>
             </w:pPr>
@@ -7526,6 +7701,7 @@
           </w:tcPr>
           <w:p>
             <w:pPr>
+              <w:keepNext w:val="false"/>
               <w:spacing w:after="40" w:before="0"/>
               <w:jc w:val="left"/>
             </w:pPr>
@@ -7558,6 +7734,7 @@
           </w:tcPr>
           <w:p>
             <w:pPr>
+              <w:keepNext w:val="false"/>
               <w:spacing w:after="40" w:before="0"/>
               <w:jc w:val="left"/>
             </w:pPr>
@@ -7592,6 +7769,7 @@
           </w:tcPr>
           <w:p>
             <w:pPr>
+              <w:keepNext w:val="false"/>
               <w:spacing w:after="40" w:before="0"/>
               <w:jc w:val="left"/>
             </w:pPr>
@@ -7629,7 +7807,7 @@
             <w:pPr>
               <w:spacing w:after="20" w:before="0"/>
             </w:pPr>
-            <w:hyperlink w:history="1" r:id="rIdzcgrwuzwtmcqwdvetgaqz">
+            <w:hyperlink w:history="1" r:id="rIdfxbuk6ch2hzwlowxlwoma">
               <w:r>
                 <w:rPr>
                   <w:rFonts w:ascii="Arial" w:cs="Arial" w:eastAsia="Arial" w:hAnsi="Arial"/>
@@ -7662,7 +7840,7 @@
               <w:spacing w:after="10" w:before="0"/>
               <w:ind w:left="120"/>
             </w:pPr>
-            <w:hyperlink w:history="1" r:id="rIdhzhxsravr6c6bzgwzpuyx">
+            <w:hyperlink w:history="1" r:id="rIdlri9-jvyyqmrulzagi9j8">
               <w:r>
                 <w:rPr>
                   <w:rFonts w:ascii="Arial" w:cs="Arial" w:eastAsia="Arial" w:hAnsi="Arial"/>
@@ -7707,7 +7885,7 @@
             <w:pPr>
               <w:spacing w:after="20" w:before="0"/>
             </w:pPr>
-            <w:hyperlink w:history="1" r:id="rIdnjqrfn9q90rsidg03j7qa">
+            <w:hyperlink w:history="1" r:id="rIdb2jtsmpwkw99um1ce045h">
               <w:r>
                 <w:rPr>
                   <w:rFonts w:ascii="Arial" w:cs="Arial" w:eastAsia="Arial" w:hAnsi="Arial"/>
@@ -7740,7 +7918,7 @@
               <w:spacing w:after="10" w:before="0"/>
               <w:ind w:left="120"/>
             </w:pPr>
-            <w:hyperlink w:history="1" r:id="rId6z81chxeatc7kacjiaoap">
+            <w:hyperlink w:history="1" r:id="rIddgap5yf6dqgrpyqe2i1pj">
               <w:r>
                 <w:rPr>
                   <w:rFonts w:ascii="Arial" w:cs="Arial" w:eastAsia="Arial" w:hAnsi="Arial"/>
@@ -7768,6 +7946,7 @@
           </w:tcPr>
           <w:p>
             <w:pPr>
+              <w:keepNext w:val="false"/>
               <w:spacing w:after="40" w:before="0"/>
               <w:jc w:val="left"/>
             </w:pPr>
@@ -7800,6 +7979,7 @@
           </w:tcPr>
           <w:p>
             <w:pPr>
+              <w:keepNext w:val="false"/>
               <w:spacing w:after="40" w:before="0"/>
               <w:jc w:val="left"/>
             </w:pPr>
@@ -7832,6 +8012,7 @@
           </w:tcPr>
           <w:p>
             <w:pPr>
+              <w:keepNext w:val="false"/>
               <w:spacing w:after="40" w:before="0"/>
               <w:jc w:val="left"/>
             </w:pPr>
@@ -7864,6 +8045,7 @@
           </w:tcPr>
           <w:p>
             <w:pPr>
+              <w:keepNext w:val="false"/>
               <w:spacing w:after="40" w:before="0"/>
               <w:jc w:val="left"/>
             </w:pPr>
@@ -7898,6 +8080,7 @@
           </w:tcPr>
           <w:p>
             <w:pPr>
+              <w:keepNext w:val="false"/>
               <w:spacing w:after="40" w:before="0"/>
               <w:jc w:val="left"/>
             </w:pPr>
@@ -7935,7 +8118,7 @@
             <w:pPr>
               <w:spacing w:after="20" w:before="0"/>
             </w:pPr>
-            <w:hyperlink w:history="1" r:id="rId7wwbxegwgclundqchqfdr">
+            <w:hyperlink w:history="1" r:id="rIdwkmreifoxpchlxu9rhgsn">
               <w:r>
                 <w:rPr>
                   <w:rFonts w:ascii="Arial" w:cs="Arial" w:eastAsia="Arial" w:hAnsi="Arial"/>
@@ -7968,7 +8151,7 @@
               <w:spacing w:after="10" w:before="0"/>
               <w:ind w:left="120"/>
             </w:pPr>
-            <w:hyperlink w:history="1" r:id="rIdztptutobauglzvsgjmshs">
+            <w:hyperlink w:history="1" r:id="rIdg3uikor6rm2sgp7gzca6f">
               <w:r>
                 <w:rPr>
                   <w:rFonts w:ascii="Arial" w:cs="Arial" w:eastAsia="Arial" w:hAnsi="Arial"/>
@@ -8013,7 +8196,7 @@
             <w:pPr>
               <w:spacing w:after="20" w:before="0"/>
             </w:pPr>
-            <w:hyperlink w:history="1" r:id="rIdui6fasrfgs7v7yzeazaiy">
+            <w:hyperlink w:history="1" r:id="rIdddspgzwhf2vhorbyr4pvv">
               <w:r>
                 <w:rPr>
                   <w:rFonts w:ascii="Arial" w:cs="Arial" w:eastAsia="Arial" w:hAnsi="Arial"/>
@@ -8062,7 +8245,7 @@
               <w:spacing w:after="10" w:before="0"/>
               <w:ind w:left="120"/>
             </w:pPr>
-            <w:hyperlink w:history="1" r:id="rIddcba5uzge2xp_x9t5hanr">
+            <w:hyperlink w:history="1" r:id="rId2thkpeeb5skpb33u69jjc">
               <w:r>
                 <w:rPr>
                   <w:rFonts w:ascii="Arial" w:cs="Arial" w:eastAsia="Arial" w:hAnsi="Arial"/>
@@ -8090,6 +8273,7 @@
           </w:tcPr>
           <w:p>
             <w:pPr>
+              <w:keepNext w:val="false"/>
               <w:spacing w:after="40" w:before="0"/>
               <w:jc w:val="left"/>
             </w:pPr>
@@ -8122,6 +8306,7 @@
           </w:tcPr>
           <w:p>
             <w:pPr>
+              <w:keepNext w:val="false"/>
               <w:spacing w:after="40" w:before="0"/>
               <w:jc w:val="left"/>
             </w:pPr>
@@ -8154,6 +8339,7 @@
           </w:tcPr>
           <w:p>
             <w:pPr>
+              <w:keepNext w:val="false"/>
               <w:spacing w:after="40" w:before="0"/>
               <w:jc w:val="left"/>
             </w:pPr>
@@ -8186,6 +8372,7 @@
           </w:tcPr>
           <w:p>
             <w:pPr>
+              <w:keepNext w:val="false"/>
               <w:spacing w:after="40" w:before="0"/>
               <w:jc w:val="left"/>
             </w:pPr>
@@ -8245,6 +8432,7 @@
           </w:tcPr>
           <w:p>
             <w:pPr>
+              <w:keepNext w:val="false"/>
               <w:spacing w:after="40" w:before="0"/>
               <w:jc w:val="center"/>
             </w:pPr>
@@ -8279,6 +8467,7 @@
           </w:tcPr>
           <w:p>
             <w:pPr>
+              <w:keepNext w:val="false"/>
               <w:spacing w:after="40" w:before="0"/>
               <w:jc w:val="left"/>
             </w:pPr>
@@ -8340,6 +8529,7 @@
           </w:tcPr>
           <w:p>
             <w:pPr>
+              <w:keepNext w:val="false"/>
               <w:spacing w:after="40" w:before="0"/>
               <w:jc w:val="center"/>
             </w:pPr>
@@ -8374,6 +8564,7 @@
           </w:tcPr>
           <w:p>
             <w:pPr>
+              <w:keepNext w:val="false"/>
               <w:spacing w:after="40" w:before="0"/>
               <w:jc w:val="left"/>
             </w:pPr>
@@ -8406,6 +8597,7 @@
           </w:tcPr>
           <w:p>
             <w:pPr>
+              <w:keepNext w:val="false"/>
               <w:spacing w:after="40" w:before="0"/>
               <w:jc w:val="left"/>
             </w:pPr>
@@ -8440,6 +8632,7 @@
           </w:tcPr>
           <w:p>
             <w:pPr>
+              <w:keepNext w:val="false"/>
               <w:spacing w:after="40" w:before="0"/>
               <w:jc w:val="left"/>
             </w:pPr>
@@ -8472,6 +8665,7 @@
           </w:tcPr>
           <w:p>
             <w:pPr>
+              <w:keepNext w:val="false"/>
               <w:spacing w:after="40" w:before="0"/>
               <w:jc w:val="left"/>
             </w:pPr>
@@ -8506,6 +8700,7 @@
           </w:tcPr>
           <w:p>
             <w:pPr>
+              <w:keepNext w:val="false"/>
               <w:spacing w:after="40" w:before="0"/>
               <w:jc w:val="left"/>
             </w:pPr>
@@ -8538,6 +8733,7 @@
           </w:tcPr>
           <w:p>
             <w:pPr>
+              <w:keepNext w:val="false"/>
               <w:spacing w:after="40" w:before="0"/>
               <w:jc w:val="left"/>
             </w:pPr>
@@ -8574,7 +8770,7 @@
         </w:rPr>
         <w:t xml:space="preserve">© 2026 SeaVuria and ARES. Aligned with KICD objectives. Developed by SeaVuria; technical implementation by ARES (with AI assistance from Claude). Licensed under </w:t>
       </w:r>
-      <w:hyperlink w:history="1" r:id="rIdwedeew0qpuqsxqaqbhpd7">
+      <w:hyperlink w:history="1" r:id="rIdjd_eecthjyg6oow1qidp7">
         <w:r>
           <w:rPr>
             <w:rFonts w:ascii="Arial" w:cs="Arial" w:eastAsia="Arial" w:hAnsi="Arial"/>
@@ -8595,7 +8791,7 @@
         </w:rPr>
         <w:t xml:space="preserve"> (</w:t>
       </w:r>
-      <w:hyperlink w:history="1" r:id="rIdav1cybluymc95uafjrj4j">
+      <w:hyperlink w:history="1" r:id="rIdpzt_8e5m6xh4a4ex7bmg6">
         <w:r>
           <w:rPr>
             <w:rFonts w:ascii="Arial" w:cs="Arial" w:eastAsia="Arial" w:hAnsi="Arial"/>
@@ -8655,6 +8851,7 @@
           </w:tcPr>
           <w:p>
             <w:pPr>
+              <w:keepNext w:val="false"/>
               <w:spacing w:after="40" w:before="0"/>
               <w:jc w:val="center"/>
             </w:pPr>
@@ -8690,6 +8887,7 @@
           </w:tcPr>
           <w:p>
             <w:pPr>
+              <w:keepNext w:val="false"/>
               <w:spacing w:after="40" w:before="0"/>
               <w:jc w:val="center"/>
             </w:pPr>
@@ -8724,6 +8922,7 @@
           </w:tcPr>
           <w:p>
             <w:pPr>
+              <w:keepNext w:val="false"/>
               <w:spacing w:after="40" w:before="0"/>
               <w:jc w:val="left"/>
             </w:pPr>
@@ -8756,6 +8955,7 @@
           </w:tcPr>
           <w:p>
             <w:pPr>
+              <w:keepNext w:val="false"/>
               <w:spacing w:after="40" w:before="0"/>
               <w:jc w:val="left"/>
             </w:pPr>
@@ -8790,6 +8990,7 @@
           </w:tcPr>
           <w:p>
             <w:pPr>
+              <w:keepNext w:val="false"/>
               <w:spacing w:after="40" w:before="0"/>
               <w:jc w:val="left"/>
             </w:pPr>
@@ -8822,6 +9023,7 @@
           </w:tcPr>
           <w:p>
             <w:pPr>
+              <w:keepNext w:val="false"/>
               <w:spacing w:after="40" w:before="0"/>
               <w:jc w:val="left"/>
             </w:pPr>
@@ -8856,6 +9058,7 @@
           </w:tcPr>
           <w:p>
             <w:pPr>
+              <w:keepNext w:val="false"/>
               <w:spacing w:after="40" w:before="0"/>
               <w:jc w:val="left"/>
             </w:pPr>
@@ -8888,6 +9091,7 @@
           </w:tcPr>
           <w:p>
             <w:pPr>
+              <w:keepNext w:val="false"/>
               <w:spacing w:after="40" w:before="0"/>
               <w:jc w:val="left"/>
             </w:pPr>
@@ -8922,6 +9126,7 @@
           </w:tcPr>
           <w:p>
             <w:pPr>
+              <w:keepNext w:val="false"/>
               <w:spacing w:after="40" w:before="0"/>
               <w:jc w:val="left"/>
             </w:pPr>
@@ -8954,6 +9159,7 @@
           </w:tcPr>
           <w:p>
             <w:pPr>
+              <w:keepNext w:val="false"/>
               <w:spacing w:after="40" w:before="0"/>
               <w:jc w:val="left"/>
             </w:pPr>
@@ -8988,6 +9194,7 @@
           </w:tcPr>
           <w:p>
             <w:pPr>
+              <w:keepNext w:val="false"/>
               <w:spacing w:after="40" w:before="0"/>
               <w:jc w:val="left"/>
             </w:pPr>
@@ -9020,6 +9227,7 @@
           </w:tcPr>
           <w:p>
             <w:pPr>
+              <w:keepNext w:val="false"/>
               <w:spacing w:after="40" w:before="0"/>
               <w:jc w:val="left"/>
             </w:pPr>
@@ -9054,6 +9262,7 @@
           </w:tcPr>
           <w:p>
             <w:pPr>
+              <w:keepNext w:val="false"/>
               <w:spacing w:after="40" w:before="0"/>
               <w:jc w:val="left"/>
             </w:pPr>
@@ -9086,6 +9295,7 @@
           </w:tcPr>
           <w:p>
             <w:pPr>
+              <w:keepNext w:val="false"/>
               <w:spacing w:after="40" w:before="0"/>
               <w:jc w:val="left"/>
             </w:pPr>
@@ -9120,6 +9330,7 @@
           </w:tcPr>
           <w:p>
             <w:pPr>
+              <w:keepNext w:val="false"/>
               <w:spacing w:after="40" w:before="0"/>
               <w:jc w:val="left"/>
             </w:pPr>
@@ -9152,6 +9363,7 @@
           </w:tcPr>
           <w:p>
             <w:pPr>
+              <w:keepNext w:val="false"/>
               <w:spacing w:after="40" w:before="0"/>
               <w:jc w:val="left"/>
             </w:pPr>
@@ -9186,6 +9398,7 @@
           </w:tcPr>
           <w:p>
             <w:pPr>
+              <w:keepNext w:val="false"/>
               <w:spacing w:after="40" w:before="0"/>
               <w:jc w:val="left"/>
             </w:pPr>
@@ -9218,6 +9431,7 @@
           </w:tcPr>
           <w:p>
             <w:pPr>
+              <w:keepNext w:val="false"/>
               <w:spacing w:after="40" w:before="0"/>
               <w:jc w:val="left"/>
             </w:pPr>
@@ -9277,6 +9491,7 @@
           </w:tcPr>
           <w:p>
             <w:pPr>
+              <w:keepNext w:val="false"/>
               <w:spacing w:after="40" w:before="0"/>
               <w:jc w:val="center"/>
             </w:pPr>
@@ -9311,6 +9526,7 @@
           </w:tcPr>
           <w:p>
             <w:pPr>
+              <w:keepNext w:val="false"/>
               <w:spacing w:after="40" w:before="0"/>
               <w:jc w:val="left"/>
             </w:pPr>
@@ -9375,6 +9591,7 @@
           </w:tcPr>
           <w:p>
             <w:pPr>
+              <w:keepNext w:val="false"/>
               <w:spacing w:after="40" w:before="0"/>
               <w:jc w:val="center"/>
             </w:pPr>
@@ -9409,6 +9626,7 @@
           </w:tcPr>
           <w:p>
             <w:pPr>
+              <w:keepNext w:val="false"/>
               <w:spacing w:after="40" w:before="0"/>
               <w:jc w:val="left"/>
             </w:pPr>
@@ -9441,6 +9659,7 @@
           </w:tcPr>
           <w:p>
             <w:pPr>
+              <w:keepNext w:val="false"/>
               <w:spacing w:after="40" w:before="0"/>
               <w:jc w:val="left"/>
             </w:pPr>
@@ -9473,6 +9692,7 @@
           </w:tcPr>
           <w:p>
             <w:pPr>
+              <w:keepNext w:val="false"/>
               <w:spacing w:after="40" w:before="0"/>
               <w:jc w:val="left"/>
             </w:pPr>
@@ -9505,6 +9725,7 @@
           </w:tcPr>
           <w:p>
             <w:pPr>
+              <w:keepNext w:val="false"/>
               <w:spacing w:after="40" w:before="0"/>
               <w:jc w:val="left"/>
             </w:pPr>
@@ -9537,6 +9758,7 @@
           </w:tcPr>
           <w:p>
             <w:pPr>
+              <w:keepNext w:val="false"/>
               <w:spacing w:after="40" w:before="0"/>
               <w:jc w:val="left"/>
             </w:pPr>
@@ -9571,6 +9793,7 @@
           </w:tcPr>
           <w:p>
             <w:pPr>
+              <w:keepNext w:val="false"/>
               <w:spacing w:after="40" w:before="0"/>
               <w:jc w:val="left"/>
             </w:pPr>
@@ -9608,7 +9831,7 @@
             <w:pPr>
               <w:spacing w:after="20" w:before="0"/>
             </w:pPr>
-            <w:hyperlink w:history="1" r:id="rId3ygmkx1c5alj1tks2s9zb">
+            <w:hyperlink w:history="1" r:id="rId07umtl8kofqtjgbquhlia">
               <w:r>
                 <w:rPr>
                   <w:rFonts w:ascii="Arial" w:cs="Arial" w:eastAsia="Arial" w:hAnsi="Arial"/>
@@ -9641,7 +9864,7 @@
               <w:spacing w:after="10" w:before="0"/>
               <w:ind w:left="120"/>
             </w:pPr>
-            <w:hyperlink w:history="1" r:id="rIdwhwmaohpwgwt8oi7p4jyz">
+            <w:hyperlink w:history="1" r:id="rIdlbs2ir_4ktfq8yjtupqen">
               <w:r>
                 <w:rPr>
                   <w:rFonts w:ascii="Arial" w:cs="Arial" w:eastAsia="Arial" w:hAnsi="Arial"/>
@@ -9686,7 +9909,7 @@
             <w:pPr>
               <w:spacing w:after="20" w:before="0"/>
             </w:pPr>
-            <w:hyperlink w:history="1" r:id="rIdn85vacm_4pe7oldod01vr">
+            <w:hyperlink w:history="1" r:id="rIdlohl2vwezntj1a-1td9bd">
               <w:r>
                 <w:rPr>
                   <w:rFonts w:ascii="Arial" w:cs="Arial" w:eastAsia="Arial" w:hAnsi="Arial"/>
@@ -9719,7 +9942,7 @@
               <w:spacing w:after="10" w:before="0"/>
               <w:ind w:left="120"/>
             </w:pPr>
-            <w:hyperlink w:history="1" r:id="rIdygfxpksxo-vio0z_vkvxl">
+            <w:hyperlink w:history="1" r:id="rIdydkytxvg-4dj4upvqm6b2">
               <w:r>
                 <w:rPr>
                   <w:rFonts w:ascii="Arial" w:cs="Arial" w:eastAsia="Arial" w:hAnsi="Arial"/>
@@ -9747,6 +9970,7 @@
           </w:tcPr>
           <w:p>
             <w:pPr>
+              <w:keepNext w:val="false"/>
               <w:spacing w:after="40" w:before="0"/>
               <w:jc w:val="left"/>
             </w:pPr>
@@ -9779,6 +10003,7 @@
           </w:tcPr>
           <w:p>
             <w:pPr>
+              <w:keepNext w:val="false"/>
               <w:spacing w:after="40" w:before="0"/>
               <w:jc w:val="left"/>
             </w:pPr>
@@ -9811,6 +10036,7 @@
           </w:tcPr>
           <w:p>
             <w:pPr>
+              <w:keepNext w:val="false"/>
               <w:spacing w:after="40" w:before="0"/>
               <w:jc w:val="left"/>
             </w:pPr>
@@ -9843,6 +10069,7 @@
           </w:tcPr>
           <w:p>
             <w:pPr>
+              <w:keepNext w:val="false"/>
               <w:spacing w:after="40" w:before="0"/>
               <w:jc w:val="left"/>
             </w:pPr>
@@ -9877,6 +10104,7 @@
           </w:tcPr>
           <w:p>
             <w:pPr>
+              <w:keepNext w:val="false"/>
               <w:spacing w:after="40" w:before="0"/>
               <w:jc w:val="left"/>
             </w:pPr>
@@ -9914,7 +10142,7 @@
             <w:pPr>
               <w:spacing w:after="20" w:before="0"/>
             </w:pPr>
-            <w:hyperlink w:history="1" r:id="rIdiyui79vsoeovt1a8yaqnd">
+            <w:hyperlink w:history="1" r:id="rIdpimq5xqgjosszlpsqgcll">
               <w:r>
                 <w:rPr>
                   <w:rFonts w:ascii="Arial" w:cs="Arial" w:eastAsia="Arial" w:hAnsi="Arial"/>
@@ -9947,7 +10175,7 @@
               <w:spacing w:after="10" w:before="0"/>
               <w:ind w:left="120"/>
             </w:pPr>
-            <w:hyperlink w:history="1" r:id="rIdgna8l-z290bcauejbn8cs">
+            <w:hyperlink w:history="1" r:id="rIdfoanakfsmp0fcqtxcuxnf">
               <w:r>
                 <w:rPr>
                   <w:rFonts w:ascii="Arial" w:cs="Arial" w:eastAsia="Arial" w:hAnsi="Arial"/>
@@ -9992,7 +10220,7 @@
             <w:pPr>
               <w:spacing w:after="20" w:before="0"/>
             </w:pPr>
-            <w:hyperlink w:history="1" r:id="rIduse1i9tcnershyjit5-bt">
+            <w:hyperlink w:history="1" r:id="rIdglhqgjwl-fdiyenxxvusq">
               <w:r>
                 <w:rPr>
                   <w:rFonts w:ascii="Arial" w:cs="Arial" w:eastAsia="Arial" w:hAnsi="Arial"/>
@@ -10025,7 +10253,7 @@
               <w:spacing w:after="10" w:before="0"/>
               <w:ind w:left="120"/>
             </w:pPr>
-            <w:hyperlink w:history="1" r:id="rIdqmwl2pa75-i2pzvmnvapm">
+            <w:hyperlink w:history="1" r:id="rIdphtk2gkwzvpn1oabdwyd7">
               <w:r>
                 <w:rPr>
                   <w:rFonts w:ascii="Arial" w:cs="Arial" w:eastAsia="Arial" w:hAnsi="Arial"/>
@@ -10053,6 +10281,7 @@
           </w:tcPr>
           <w:p>
             <w:pPr>
+              <w:keepNext w:val="false"/>
               <w:spacing w:after="40" w:before="0"/>
               <w:jc w:val="left"/>
             </w:pPr>
@@ -10085,6 +10314,7 @@
           </w:tcPr>
           <w:p>
             <w:pPr>
+              <w:keepNext w:val="false"/>
               <w:spacing w:after="40" w:before="0"/>
               <w:jc w:val="left"/>
             </w:pPr>
@@ -10117,6 +10347,7 @@
           </w:tcPr>
           <w:p>
             <w:pPr>
+              <w:keepNext w:val="false"/>
               <w:spacing w:after="40" w:before="0"/>
               <w:jc w:val="left"/>
             </w:pPr>
@@ -10149,6 +10380,7 @@
           </w:tcPr>
           <w:p>
             <w:pPr>
+              <w:keepNext w:val="false"/>
               <w:spacing w:after="40" w:before="0"/>
               <w:jc w:val="left"/>
             </w:pPr>
@@ -10183,6 +10415,7 @@
           </w:tcPr>
           <w:p>
             <w:pPr>
+              <w:keepNext w:val="false"/>
               <w:spacing w:after="40" w:before="0"/>
               <w:jc w:val="left"/>
             </w:pPr>
@@ -10220,7 +10453,7 @@
             <w:pPr>
               <w:spacing w:after="20" w:before="0"/>
             </w:pPr>
-            <w:hyperlink w:history="1" r:id="rIdgg074zrw9cixhhy2caxdy">
+            <w:hyperlink w:history="1" r:id="rIdv1dckr5czbntb-70gtigd">
               <w:r>
                 <w:rPr>
                   <w:rFonts w:ascii="Arial" w:cs="Arial" w:eastAsia="Arial" w:hAnsi="Arial"/>
@@ -10253,7 +10486,7 @@
               <w:spacing w:after="10" w:before="0"/>
               <w:ind w:left="120"/>
             </w:pPr>
-            <w:hyperlink w:history="1" r:id="rIdfvbs9umhtu6i5jabuwhhq">
+            <w:hyperlink w:history="1" r:id="rIdcmsdg_duucfjpwxb6fn3p">
               <w:r>
                 <w:rPr>
                   <w:rFonts w:ascii="Arial" w:cs="Arial" w:eastAsia="Arial" w:hAnsi="Arial"/>
@@ -10298,7 +10531,7 @@
             <w:pPr>
               <w:spacing w:after="20" w:before="0"/>
             </w:pPr>
-            <w:hyperlink w:history="1" r:id="rId4pdbiogmjfzlbtrygmmip">
+            <w:hyperlink w:history="1" r:id="rIdwdzarvnhapybyfzdit_5k">
               <w:r>
                 <w:rPr>
                   <w:rFonts w:ascii="Arial" w:cs="Arial" w:eastAsia="Arial" w:hAnsi="Arial"/>
@@ -10331,7 +10564,7 @@
               <w:spacing w:after="10" w:before="0"/>
               <w:ind w:left="120"/>
             </w:pPr>
-            <w:hyperlink w:history="1" r:id="rId_0nx-b7b7mcc1w42ogtxo">
+            <w:hyperlink w:history="1" r:id="rIduu5wgopu2zccbezheqyj_">
               <w:r>
                 <w:rPr>
                   <w:rFonts w:ascii="Arial" w:cs="Arial" w:eastAsia="Arial" w:hAnsi="Arial"/>
@@ -10359,6 +10592,7 @@
           </w:tcPr>
           <w:p>
             <w:pPr>
+              <w:keepNext w:val="false"/>
               <w:spacing w:after="40" w:before="0"/>
               <w:jc w:val="left"/>
             </w:pPr>
@@ -10391,6 +10625,7 @@
           </w:tcPr>
           <w:p>
             <w:pPr>
+              <w:keepNext w:val="false"/>
               <w:spacing w:after="40" w:before="0"/>
               <w:jc w:val="left"/>
             </w:pPr>
@@ -10423,6 +10658,7 @@
           </w:tcPr>
           <w:p>
             <w:pPr>
+              <w:keepNext w:val="false"/>
               <w:spacing w:after="40" w:before="0"/>
               <w:jc w:val="left"/>
             </w:pPr>
@@ -10455,6 +10691,7 @@
           </w:tcPr>
           <w:p>
             <w:pPr>
+              <w:keepNext w:val="false"/>
               <w:spacing w:after="40" w:before="0"/>
               <w:jc w:val="left"/>
             </w:pPr>
@@ -10489,6 +10726,7 @@
           </w:tcPr>
           <w:p>
             <w:pPr>
+              <w:keepNext w:val="false"/>
               <w:spacing w:after="40" w:before="0"/>
               <w:jc w:val="left"/>
             </w:pPr>
@@ -10526,7 +10764,7 @@
             <w:pPr>
               <w:spacing w:after="20" w:before="0"/>
             </w:pPr>
-            <w:hyperlink w:history="1" r:id="rIdawh-tohwibnttaj8wh_gs">
+            <w:hyperlink w:history="1" r:id="rIdxydtpf0f-m1xk3zbjji_f">
               <w:r>
                 <w:rPr>
                   <w:rFonts w:ascii="Arial" w:cs="Arial" w:eastAsia="Arial" w:hAnsi="Arial"/>
@@ -10559,7 +10797,7 @@
               <w:spacing w:after="10" w:before="0"/>
               <w:ind w:left="120"/>
             </w:pPr>
-            <w:hyperlink w:history="1" r:id="rId_xa2w7-1wlcgsk3gohfpj">
+            <w:hyperlink w:history="1" r:id="rId10daiimxjjnk38bfnhvyw">
               <w:r>
                 <w:rPr>
                   <w:rFonts w:ascii="Arial" w:cs="Arial" w:eastAsia="Arial" w:hAnsi="Arial"/>
@@ -10604,7 +10842,7 @@
             <w:pPr>
               <w:spacing w:after="20" w:before="0"/>
             </w:pPr>
-            <w:hyperlink w:history="1" r:id="rIdengknglsmoqyi2gtc920k">
+            <w:hyperlink w:history="1" r:id="rIdz0jskcv-eywaur9jadq4c">
               <w:r>
                 <w:rPr>
                   <w:rFonts w:ascii="Arial" w:cs="Arial" w:eastAsia="Arial" w:hAnsi="Arial"/>
@@ -10637,7 +10875,7 @@
               <w:spacing w:after="10" w:before="0"/>
               <w:ind w:left="120"/>
             </w:pPr>
-            <w:hyperlink w:history="1" r:id="rIdrtryey36qgevz-qa8jjhq">
+            <w:hyperlink w:history="1" r:id="rIdkvrkybhdwcfkb3sbamtmg">
               <w:r>
                 <w:rPr>
                   <w:rFonts w:ascii="Arial" w:cs="Arial" w:eastAsia="Arial" w:hAnsi="Arial"/>
@@ -10665,6 +10903,7 @@
           </w:tcPr>
           <w:p>
             <w:pPr>
+              <w:keepNext w:val="false"/>
               <w:spacing w:after="40" w:before="0"/>
               <w:jc w:val="left"/>
             </w:pPr>
@@ -10697,6 +10936,7 @@
           </w:tcPr>
           <w:p>
             <w:pPr>
+              <w:keepNext w:val="false"/>
               <w:spacing w:after="40" w:before="0"/>
               <w:jc w:val="left"/>
             </w:pPr>
@@ -10729,6 +10969,7 @@
           </w:tcPr>
           <w:p>
             <w:pPr>
+              <w:keepNext w:val="false"/>
               <w:spacing w:after="40" w:before="0"/>
               <w:jc w:val="left"/>
             </w:pPr>
@@ -10761,6 +11002,7 @@
           </w:tcPr>
           <w:p>
             <w:pPr>
+              <w:keepNext w:val="false"/>
               <w:spacing w:after="40" w:before="0"/>
               <w:jc w:val="left"/>
             </w:pPr>
@@ -10795,6 +11037,7 @@
           </w:tcPr>
           <w:p>
             <w:pPr>
+              <w:keepNext w:val="false"/>
               <w:spacing w:after="40" w:before="0"/>
               <w:jc w:val="left"/>
             </w:pPr>
@@ -10832,7 +11075,7 @@
             <w:pPr>
               <w:spacing w:after="20" w:before="0"/>
             </w:pPr>
-            <w:hyperlink w:history="1" r:id="rIddd7zy8-lm41l2vib0gksf">
+            <w:hyperlink w:history="1" r:id="rIdgorihpebwote0ps7bpzcj">
               <w:r>
                 <w:rPr>
                   <w:rFonts w:ascii="Arial" w:cs="Arial" w:eastAsia="Arial" w:hAnsi="Arial"/>
@@ -10865,7 +11108,7 @@
               <w:spacing w:after="10" w:before="0"/>
               <w:ind w:left="120"/>
             </w:pPr>
-            <w:hyperlink w:history="1" r:id="rId4rb0lq7wy8anxwssjqofn">
+            <w:hyperlink w:history="1" r:id="rIdiknmi--u7ydishzgesh8b">
               <w:r>
                 <w:rPr>
                   <w:rFonts w:ascii="Arial" w:cs="Arial" w:eastAsia="Arial" w:hAnsi="Arial"/>
@@ -10910,7 +11153,7 @@
             <w:pPr>
               <w:spacing w:after="20" w:before="0"/>
             </w:pPr>
-            <w:hyperlink w:history="1" r:id="rIdomm_acw2ef477e29r7vgs">
+            <w:hyperlink w:history="1" r:id="rIdrok0jeceo0ewylzmru9zj">
               <w:r>
                 <w:rPr>
                   <w:rFonts w:ascii="Arial" w:cs="Arial" w:eastAsia="Arial" w:hAnsi="Arial"/>
@@ -10943,7 +11186,7 @@
               <w:spacing w:after="10" w:before="0"/>
               <w:ind w:left="120"/>
             </w:pPr>
-            <w:hyperlink w:history="1" r:id="rId-lykerhb0pw3dhl2whp9n">
+            <w:hyperlink w:history="1" r:id="rIdnfoxf6_qphqlwwhbylmr2">
               <w:r>
                 <w:rPr>
                   <w:rFonts w:ascii="Arial" w:cs="Arial" w:eastAsia="Arial" w:hAnsi="Arial"/>
@@ -10971,6 +11214,7 @@
           </w:tcPr>
           <w:p>
             <w:pPr>
+              <w:keepNext w:val="false"/>
               <w:spacing w:after="40" w:before="0"/>
               <w:jc w:val="left"/>
             </w:pPr>
@@ -11003,6 +11247,7 @@
           </w:tcPr>
           <w:p>
             <w:pPr>
+              <w:keepNext w:val="false"/>
               <w:spacing w:after="40" w:before="0"/>
               <w:jc w:val="left"/>
             </w:pPr>
@@ -11035,6 +11280,7 @@
           </w:tcPr>
           <w:p>
             <w:pPr>
+              <w:keepNext w:val="false"/>
               <w:spacing w:after="40" w:before="0"/>
               <w:jc w:val="left"/>
             </w:pPr>
@@ -11067,6 +11313,7 @@
           </w:tcPr>
           <w:p>
             <w:pPr>
+              <w:keepNext w:val="false"/>
               <w:spacing w:after="40" w:before="0"/>
               <w:jc w:val="left"/>
             </w:pPr>
@@ -11126,6 +11373,7 @@
           </w:tcPr>
           <w:p>
             <w:pPr>
+              <w:keepNext w:val="false"/>
               <w:spacing w:after="40" w:before="0"/>
               <w:jc w:val="center"/>
             </w:pPr>
@@ -11160,6 +11408,7 @@
           </w:tcPr>
           <w:p>
             <w:pPr>
+              <w:keepNext w:val="false"/>
               <w:spacing w:after="40" w:before="0"/>
               <w:jc w:val="left"/>
             </w:pPr>
@@ -11221,6 +11470,7 @@
           </w:tcPr>
           <w:p>
             <w:pPr>
+              <w:keepNext w:val="false"/>
               <w:spacing w:after="40" w:before="0"/>
               <w:jc w:val="center"/>
             </w:pPr>
@@ -11255,6 +11505,7 @@
           </w:tcPr>
           <w:p>
             <w:pPr>
+              <w:keepNext w:val="false"/>
               <w:spacing w:after="40" w:before="0"/>
               <w:jc w:val="left"/>
             </w:pPr>
@@ -11287,6 +11538,7 @@
           </w:tcPr>
           <w:p>
             <w:pPr>
+              <w:keepNext w:val="false"/>
               <w:spacing w:after="40" w:before="0"/>
               <w:jc w:val="left"/>
             </w:pPr>
@@ -11321,6 +11573,7 @@
           </w:tcPr>
           <w:p>
             <w:pPr>
+              <w:keepNext w:val="false"/>
               <w:spacing w:after="40" w:before="0"/>
               <w:jc w:val="left"/>
             </w:pPr>
@@ -11353,6 +11606,7 @@
           </w:tcPr>
           <w:p>
             <w:pPr>
+              <w:keepNext w:val="false"/>
               <w:spacing w:after="40" w:before="0"/>
               <w:jc w:val="left"/>
             </w:pPr>
@@ -11387,6 +11641,7 @@
           </w:tcPr>
           <w:p>
             <w:pPr>
+              <w:keepNext w:val="false"/>
               <w:spacing w:after="40" w:before="0"/>
               <w:jc w:val="left"/>
             </w:pPr>
@@ -11419,6 +11674,7 @@
           </w:tcPr>
           <w:p>
             <w:pPr>
+              <w:keepNext w:val="false"/>
               <w:spacing w:after="40" w:before="0"/>
               <w:jc w:val="left"/>
             </w:pPr>
@@ -11455,7 +11711,7 @@
         </w:rPr>
         <w:t xml:space="preserve">© 2026 SeaVuria and ARES. Aligned with KICD objectives. Developed by SeaVuria; technical implementation by ARES (with AI assistance from Claude). Licensed under </w:t>
       </w:r>
-      <w:hyperlink w:history="1" r:id="rId2bsnt6e0qqqnafngauxt5">
+      <w:hyperlink w:history="1" r:id="rIduxmaedz9ehovrbovxyreg">
         <w:r>
           <w:rPr>
             <w:rFonts w:ascii="Arial" w:cs="Arial" w:eastAsia="Arial" w:hAnsi="Arial"/>
@@ -11476,7 +11732,7 @@
         </w:rPr>
         <w:t xml:space="preserve"> (</w:t>
       </w:r>
-      <w:hyperlink w:history="1" r:id="rIdszl1mvaqczbbkbkcrc25z">
+      <w:hyperlink w:history="1" r:id="rIda_jh4-kkbwamm6opfyfka">
         <w:r>
           <w:rPr>
             <w:rFonts w:ascii="Arial" w:cs="Arial" w:eastAsia="Arial" w:hAnsi="Arial"/>
@@ -11536,6 +11792,7 @@
           </w:tcPr>
           <w:p>
             <w:pPr>
+              <w:keepNext w:val="false"/>
               <w:spacing w:after="40" w:before="0"/>
               <w:jc w:val="center"/>
             </w:pPr>
@@ -11571,6 +11828,7 @@
           </w:tcPr>
           <w:p>
             <w:pPr>
+              <w:keepNext w:val="false"/>
               <w:spacing w:after="40" w:before="0"/>
               <w:jc w:val="center"/>
             </w:pPr>
@@ -11605,6 +11863,7 @@
           </w:tcPr>
           <w:p>
             <w:pPr>
+              <w:keepNext w:val="false"/>
               <w:spacing w:after="40" w:before="0"/>
               <w:jc w:val="left"/>
             </w:pPr>
@@ -11637,6 +11896,7 @@
           </w:tcPr>
           <w:p>
             <w:pPr>
+              <w:keepNext w:val="false"/>
               <w:spacing w:after="40" w:before="0"/>
               <w:jc w:val="left"/>
             </w:pPr>
@@ -11671,6 +11931,7 @@
           </w:tcPr>
           <w:p>
             <w:pPr>
+              <w:keepNext w:val="false"/>
               <w:spacing w:after="40" w:before="0"/>
               <w:jc w:val="left"/>
             </w:pPr>
@@ -11703,6 +11964,7 @@
           </w:tcPr>
           <w:p>
             <w:pPr>
+              <w:keepNext w:val="false"/>
               <w:spacing w:after="40" w:before="0"/>
               <w:jc w:val="left"/>
             </w:pPr>
@@ -11737,6 +11999,7 @@
           </w:tcPr>
           <w:p>
             <w:pPr>
+              <w:keepNext w:val="false"/>
               <w:spacing w:after="40" w:before="0"/>
               <w:jc w:val="left"/>
             </w:pPr>
@@ -11769,6 +12032,7 @@
           </w:tcPr>
           <w:p>
             <w:pPr>
+              <w:keepNext w:val="false"/>
               <w:spacing w:after="40" w:before="0"/>
               <w:jc w:val="left"/>
             </w:pPr>
@@ -11803,6 +12067,7 @@
           </w:tcPr>
           <w:p>
             <w:pPr>
+              <w:keepNext w:val="false"/>
               <w:spacing w:after="40" w:before="0"/>
               <w:jc w:val="left"/>
             </w:pPr>
@@ -11835,6 +12100,7 @@
           </w:tcPr>
           <w:p>
             <w:pPr>
+              <w:keepNext w:val="false"/>
               <w:spacing w:after="40" w:before="0"/>
               <w:jc w:val="left"/>
             </w:pPr>
@@ -11869,6 +12135,7 @@
           </w:tcPr>
           <w:p>
             <w:pPr>
+              <w:keepNext w:val="false"/>
               <w:spacing w:after="40" w:before="0"/>
               <w:jc w:val="left"/>
             </w:pPr>
@@ -11901,6 +12168,7 @@
           </w:tcPr>
           <w:p>
             <w:pPr>
+              <w:keepNext w:val="false"/>
               <w:spacing w:after="40" w:before="0"/>
               <w:jc w:val="left"/>
             </w:pPr>
@@ -11935,6 +12203,7 @@
           </w:tcPr>
           <w:p>
             <w:pPr>
+              <w:keepNext w:val="false"/>
               <w:spacing w:after="40" w:before="0"/>
               <w:jc w:val="left"/>
             </w:pPr>
@@ -11967,6 +12236,7 @@
           </w:tcPr>
           <w:p>
             <w:pPr>
+              <w:keepNext w:val="false"/>
               <w:spacing w:after="40" w:before="0"/>
               <w:jc w:val="left"/>
             </w:pPr>
@@ -12001,6 +12271,7 @@
           </w:tcPr>
           <w:p>
             <w:pPr>
+              <w:keepNext w:val="false"/>
               <w:spacing w:after="40" w:before="0"/>
               <w:jc w:val="left"/>
             </w:pPr>
@@ -12033,6 +12304,7 @@
           </w:tcPr>
           <w:p>
             <w:pPr>
+              <w:keepNext w:val="false"/>
               <w:spacing w:after="40" w:before="0"/>
               <w:jc w:val="left"/>
             </w:pPr>
@@ -12067,6 +12339,7 @@
           </w:tcPr>
           <w:p>
             <w:pPr>
+              <w:keepNext w:val="false"/>
               <w:spacing w:after="40" w:before="0"/>
               <w:jc w:val="left"/>
             </w:pPr>
@@ -12099,6 +12372,7 @@
           </w:tcPr>
           <w:p>
             <w:pPr>
+              <w:keepNext w:val="false"/>
               <w:spacing w:after="40" w:before="0"/>
               <w:jc w:val="left"/>
             </w:pPr>
@@ -12158,6 +12432,7 @@
           </w:tcPr>
           <w:p>
             <w:pPr>
+              <w:keepNext w:val="false"/>
               <w:spacing w:after="40" w:before="0"/>
               <w:jc w:val="center"/>
             </w:pPr>
@@ -12192,6 +12467,7 @@
           </w:tcPr>
           <w:p>
             <w:pPr>
+              <w:keepNext w:val="false"/>
               <w:spacing w:after="40" w:before="0"/>
               <w:jc w:val="left"/>
             </w:pPr>
@@ -12256,6 +12532,7 @@
           </w:tcPr>
           <w:p>
             <w:pPr>
+              <w:keepNext w:val="false"/>
               <w:spacing w:after="40" w:before="0"/>
               <w:jc w:val="center"/>
             </w:pPr>
@@ -12290,6 +12567,7 @@
           </w:tcPr>
           <w:p>
             <w:pPr>
+              <w:keepNext w:val="false"/>
               <w:spacing w:after="40" w:before="0"/>
               <w:jc w:val="left"/>
             </w:pPr>
@@ -12322,6 +12600,7 @@
           </w:tcPr>
           <w:p>
             <w:pPr>
+              <w:keepNext w:val="false"/>
               <w:spacing w:after="40" w:before="0"/>
               <w:jc w:val="left"/>
             </w:pPr>
@@ -12354,6 +12633,7 @@
           </w:tcPr>
           <w:p>
             <w:pPr>
+              <w:keepNext w:val="false"/>
               <w:spacing w:after="40" w:before="0"/>
               <w:jc w:val="left"/>
             </w:pPr>
@@ -12386,6 +12666,7 @@
           </w:tcPr>
           <w:p>
             <w:pPr>
+              <w:keepNext w:val="false"/>
               <w:spacing w:after="40" w:before="0"/>
               <w:jc w:val="left"/>
             </w:pPr>
@@ -12418,6 +12699,7 @@
           </w:tcPr>
           <w:p>
             <w:pPr>
+              <w:keepNext w:val="false"/>
               <w:spacing w:after="40" w:before="0"/>
               <w:jc w:val="left"/>
             </w:pPr>
@@ -12452,6 +12734,7 @@
           </w:tcPr>
           <w:p>
             <w:pPr>
+              <w:keepNext w:val="false"/>
               <w:spacing w:after="40" w:before="0"/>
               <w:jc w:val="left"/>
             </w:pPr>
@@ -12489,7 +12772,7 @@
             <w:pPr>
               <w:spacing w:after="20" w:before="0"/>
             </w:pPr>
-            <w:hyperlink w:history="1" r:id="rIddhjpzbvvg6ciob4-mblqd">
+            <w:hyperlink w:history="1" r:id="rIdvx13p7ghijoalz75jswi8">
               <w:r>
                 <w:rPr>
                   <w:rFonts w:ascii="Arial" w:cs="Arial" w:eastAsia="Arial" w:hAnsi="Arial"/>
@@ -12522,7 +12805,7 @@
               <w:spacing w:after="10" w:before="0"/>
               <w:ind w:left="120"/>
             </w:pPr>
-            <w:hyperlink w:history="1" r:id="rId3olahhn0sss3wzy9cneu2">
+            <w:hyperlink w:history="1" r:id="rIdmo1rvag26apo9ogvchobc">
               <w:r>
                 <w:rPr>
                   <w:rFonts w:ascii="Arial" w:cs="Arial" w:eastAsia="Arial" w:hAnsi="Arial"/>
@@ -12567,7 +12850,7 @@
             <w:pPr>
               <w:spacing w:after="20" w:before="0"/>
             </w:pPr>
-            <w:hyperlink w:history="1" r:id="rIdwmq-ytvvuxk-q62utinto">
+            <w:hyperlink w:history="1" r:id="rIdr_bhqihg3vfmqc3vwzzq2">
               <w:r>
                 <w:rPr>
                   <w:rFonts w:ascii="Arial" w:cs="Arial" w:eastAsia="Arial" w:hAnsi="Arial"/>
@@ -12600,7 +12883,7 @@
               <w:spacing w:after="10" w:before="0"/>
               <w:ind w:left="120"/>
             </w:pPr>
-            <w:hyperlink w:history="1" r:id="rIdjg5foepz6w5qyir2tkpds">
+            <w:hyperlink w:history="1" r:id="rIdn8kz2dryeu7g4snzrr8ub">
               <w:r>
                 <w:rPr>
                   <w:rFonts w:ascii="Arial" w:cs="Arial" w:eastAsia="Arial" w:hAnsi="Arial"/>
@@ -12628,6 +12911,7 @@
           </w:tcPr>
           <w:p>
             <w:pPr>
+              <w:keepNext w:val="false"/>
               <w:spacing w:after="40" w:before="0"/>
               <w:jc w:val="left"/>
             </w:pPr>
@@ -12660,6 +12944,7 @@
           </w:tcPr>
           <w:p>
             <w:pPr>
+              <w:keepNext w:val="false"/>
               <w:spacing w:after="40" w:before="0"/>
               <w:jc w:val="left"/>
             </w:pPr>
@@ -12692,6 +12977,7 @@
           </w:tcPr>
           <w:p>
             <w:pPr>
+              <w:keepNext w:val="false"/>
               <w:spacing w:after="40" w:before="0"/>
               <w:jc w:val="left"/>
             </w:pPr>
@@ -12724,6 +13010,7 @@
           </w:tcPr>
           <w:p>
             <w:pPr>
+              <w:keepNext w:val="false"/>
               <w:spacing w:after="40" w:before="0"/>
               <w:jc w:val="left"/>
             </w:pPr>
@@ -12758,6 +13045,7 @@
           </w:tcPr>
           <w:p>
             <w:pPr>
+              <w:keepNext w:val="false"/>
               <w:spacing w:after="40" w:before="0"/>
               <w:jc w:val="left"/>
             </w:pPr>
@@ -12795,7 +13083,7 @@
             <w:pPr>
               <w:spacing w:after="20" w:before="0"/>
             </w:pPr>
-            <w:hyperlink w:history="1" r:id="rIdyrqqlisqaqnzar2fcwy-f">
+            <w:hyperlink w:history="1" r:id="rId5hamyu2zoczgsgp_i3bun">
               <w:r>
                 <w:rPr>
                   <w:rFonts w:ascii="Arial" w:cs="Arial" w:eastAsia="Arial" w:hAnsi="Arial"/>
@@ -12828,7 +13116,7 @@
               <w:spacing w:after="10" w:before="0"/>
               <w:ind w:left="120"/>
             </w:pPr>
-            <w:hyperlink w:history="1" r:id="rIdm94h6perp7ggf30qakxla">
+            <w:hyperlink w:history="1" r:id="rIdohijhwfcrcsaonyrx1bt3">
               <w:r>
                 <w:rPr>
                   <w:rFonts w:ascii="Arial" w:cs="Arial" w:eastAsia="Arial" w:hAnsi="Arial"/>
@@ -12873,7 +13161,7 @@
             <w:pPr>
               <w:spacing w:after="20" w:before="0"/>
             </w:pPr>
-            <w:hyperlink w:history="1" r:id="rId_z0go6ddguis2yobjkbla">
+            <w:hyperlink w:history="1" r:id="rIdiomzo8iyhe8qdrcg0cj2h">
               <w:r>
                 <w:rPr>
                   <w:rFonts w:ascii="Arial" w:cs="Arial" w:eastAsia="Arial" w:hAnsi="Arial"/>
@@ -12906,7 +13194,7 @@
               <w:spacing w:after="10" w:before="0"/>
               <w:ind w:left="120"/>
             </w:pPr>
-            <w:hyperlink w:history="1" r:id="rIdkgr9xjluboibf-t3fje0p">
+            <w:hyperlink w:history="1" r:id="rIdcray1p5wvjz-k-vyedicu">
               <w:r>
                 <w:rPr>
                   <w:rFonts w:ascii="Arial" w:cs="Arial" w:eastAsia="Arial" w:hAnsi="Arial"/>
@@ -12934,6 +13222,7 @@
           </w:tcPr>
           <w:p>
             <w:pPr>
+              <w:keepNext w:val="false"/>
               <w:spacing w:after="40" w:before="0"/>
               <w:jc w:val="left"/>
             </w:pPr>
@@ -12966,6 +13255,7 @@
           </w:tcPr>
           <w:p>
             <w:pPr>
+              <w:keepNext w:val="false"/>
               <w:spacing w:after="40" w:before="0"/>
               <w:jc w:val="left"/>
             </w:pPr>
@@ -12998,6 +13288,7 @@
           </w:tcPr>
           <w:p>
             <w:pPr>
+              <w:keepNext w:val="false"/>
               <w:spacing w:after="40" w:before="0"/>
               <w:jc w:val="left"/>
             </w:pPr>
@@ -13030,6 +13321,7 @@
           </w:tcPr>
           <w:p>
             <w:pPr>
+              <w:keepNext w:val="false"/>
               <w:spacing w:after="40" w:before="0"/>
               <w:jc w:val="left"/>
             </w:pPr>
@@ -13064,6 +13356,7 @@
           </w:tcPr>
           <w:p>
             <w:pPr>
+              <w:keepNext w:val="false"/>
               <w:spacing w:after="40" w:before="0"/>
               <w:jc w:val="left"/>
             </w:pPr>
@@ -13101,7 +13394,7 @@
             <w:pPr>
               <w:spacing w:after="20" w:before="0"/>
             </w:pPr>
-            <w:hyperlink w:history="1" r:id="rIda6x3-ydzpjb4e2msaahxz">
+            <w:hyperlink w:history="1" r:id="rIdfiyqx7a4swvm734bvpp7u">
               <w:r>
                 <w:rPr>
                   <w:rFonts w:ascii="Arial" w:cs="Arial" w:eastAsia="Arial" w:hAnsi="Arial"/>
@@ -13134,7 +13427,7 @@
               <w:spacing w:after="10" w:before="0"/>
               <w:ind w:left="120"/>
             </w:pPr>
-            <w:hyperlink w:history="1" r:id="rIdk4pctmrrkjhvr7n4dy5bt">
+            <w:hyperlink w:history="1" r:id="rIdlstlsldu7eefovxmy6l6z">
               <w:r>
                 <w:rPr>
                   <w:rFonts w:ascii="Arial" w:cs="Arial" w:eastAsia="Arial" w:hAnsi="Arial"/>
@@ -13179,7 +13472,7 @@
             <w:pPr>
               <w:spacing w:after="20" w:before="0"/>
             </w:pPr>
-            <w:hyperlink w:history="1" r:id="rIdzh4dtwbyuepuis1jhnoel">
+            <w:hyperlink w:history="1" r:id="rId9udloub7_udqimixt6-tt">
               <w:r>
                 <w:rPr>
                   <w:rFonts w:ascii="Arial" w:cs="Arial" w:eastAsia="Arial" w:hAnsi="Arial"/>
@@ -13212,7 +13505,7 @@
               <w:spacing w:after="10" w:before="0"/>
               <w:ind w:left="120"/>
             </w:pPr>
-            <w:hyperlink w:history="1" r:id="rId2mmf7jbm8fbk9sa3mjknk">
+            <w:hyperlink w:history="1" r:id="rIdhh9welq_ujgnsg3ygjnnw">
               <w:r>
                 <w:rPr>
                   <w:rFonts w:ascii="Arial" w:cs="Arial" w:eastAsia="Arial" w:hAnsi="Arial"/>
@@ -13240,6 +13533,7 @@
           </w:tcPr>
           <w:p>
             <w:pPr>
+              <w:keepNext w:val="false"/>
               <w:spacing w:after="40" w:before="0"/>
               <w:jc w:val="left"/>
             </w:pPr>
@@ -13272,6 +13566,7 @@
           </w:tcPr>
           <w:p>
             <w:pPr>
+              <w:keepNext w:val="false"/>
               <w:spacing w:after="40" w:before="0"/>
               <w:jc w:val="left"/>
             </w:pPr>
@@ -13304,6 +13599,7 @@
           </w:tcPr>
           <w:p>
             <w:pPr>
+              <w:keepNext w:val="false"/>
               <w:spacing w:after="40" w:before="0"/>
               <w:jc w:val="left"/>
             </w:pPr>
@@ -13336,6 +13632,7 @@
           </w:tcPr>
           <w:p>
             <w:pPr>
+              <w:keepNext w:val="false"/>
               <w:spacing w:after="40" w:before="0"/>
               <w:jc w:val="left"/>
             </w:pPr>
@@ -13370,6 +13667,7 @@
           </w:tcPr>
           <w:p>
             <w:pPr>
+              <w:keepNext w:val="false"/>
               <w:spacing w:after="40" w:before="0"/>
               <w:jc w:val="left"/>
             </w:pPr>
@@ -13407,7 +13705,7 @@
             <w:pPr>
               <w:spacing w:after="20" w:before="0"/>
             </w:pPr>
-            <w:hyperlink w:history="1" r:id="rIdboo4qsvn0hze-6oo6vsyx">
+            <w:hyperlink w:history="1" r:id="rIdil6jcdluvebkdbiypqrqx">
               <w:r>
                 <w:rPr>
                   <w:rFonts w:ascii="Arial" w:cs="Arial" w:eastAsia="Arial" w:hAnsi="Arial"/>
@@ -13440,7 +13738,7 @@
               <w:spacing w:after="10" w:before="0"/>
               <w:ind w:left="120"/>
             </w:pPr>
-            <w:hyperlink w:history="1" r:id="rIdugplak1ccjz82h308ydwl">
+            <w:hyperlink w:history="1" r:id="rIdr2rl2vny-8bwzrplr72qk">
               <w:r>
                 <w:rPr>
                   <w:rFonts w:ascii="Arial" w:cs="Arial" w:eastAsia="Arial" w:hAnsi="Arial"/>
@@ -13485,7 +13783,7 @@
             <w:pPr>
               <w:spacing w:after="20" w:before="0"/>
             </w:pPr>
-            <w:hyperlink w:history="1" r:id="rIdxguuspi0vukimafvaybow">
+            <w:hyperlink w:history="1" r:id="rId-8opahja9qfvjvzhcizvi">
               <w:r>
                 <w:rPr>
                   <w:rFonts w:ascii="Arial" w:cs="Arial" w:eastAsia="Arial" w:hAnsi="Arial"/>
@@ -13518,7 +13816,7 @@
               <w:spacing w:after="10" w:before="0"/>
               <w:ind w:left="120"/>
             </w:pPr>
-            <w:hyperlink w:history="1" r:id="rIdcmvt6_vlizsm0w6skveqg">
+            <w:hyperlink w:history="1" r:id="rIdw0yqmg0cy1qkhyk5sdzgo">
               <w:r>
                 <w:rPr>
                   <w:rFonts w:ascii="Arial" w:cs="Arial" w:eastAsia="Arial" w:hAnsi="Arial"/>
@@ -13546,6 +13844,7 @@
           </w:tcPr>
           <w:p>
             <w:pPr>
+              <w:keepNext w:val="false"/>
               <w:spacing w:after="40" w:before="0"/>
               <w:jc w:val="left"/>
             </w:pPr>
@@ -13578,6 +13877,7 @@
           </w:tcPr>
           <w:p>
             <w:pPr>
+              <w:keepNext w:val="false"/>
               <w:spacing w:after="40" w:before="0"/>
               <w:jc w:val="left"/>
             </w:pPr>
@@ -13610,6 +13910,7 @@
           </w:tcPr>
           <w:p>
             <w:pPr>
+              <w:keepNext w:val="false"/>
               <w:spacing w:after="40" w:before="0"/>
               <w:jc w:val="left"/>
             </w:pPr>
@@ -13642,6 +13943,7 @@
           </w:tcPr>
           <w:p>
             <w:pPr>
+              <w:keepNext w:val="false"/>
               <w:spacing w:after="40" w:before="0"/>
               <w:jc w:val="left"/>
             </w:pPr>
@@ -13676,6 +13978,7 @@
           </w:tcPr>
           <w:p>
             <w:pPr>
+              <w:keepNext w:val="false"/>
               <w:spacing w:after="40" w:before="0"/>
               <w:jc w:val="left"/>
             </w:pPr>
@@ -13713,7 +14016,7 @@
             <w:pPr>
               <w:spacing w:after="20" w:before="0"/>
             </w:pPr>
-            <w:hyperlink w:history="1" r:id="rIdaq27bozbwsrafo4x8aota">
+            <w:hyperlink w:history="1" r:id="rIdoyiqd2xwyahqohki28tyq">
               <w:r>
                 <w:rPr>
                   <w:rFonts w:ascii="Arial" w:cs="Arial" w:eastAsia="Arial" w:hAnsi="Arial"/>
@@ -13746,7 +14049,7 @@
               <w:spacing w:after="10" w:before="0"/>
               <w:ind w:left="120"/>
             </w:pPr>
-            <w:hyperlink w:history="1" r:id="rIdvm6zkbghvv-lmooemgtfe">
+            <w:hyperlink w:history="1" r:id="rIdpley1kswqhepuqivrvmoa">
               <w:r>
                 <w:rPr>
                   <w:rFonts w:ascii="Arial" w:cs="Arial" w:eastAsia="Arial" w:hAnsi="Arial"/>
@@ -13791,7 +14094,7 @@
             <w:pPr>
               <w:spacing w:after="20" w:before="0"/>
             </w:pPr>
-            <w:hyperlink w:history="1" r:id="rIdeenmalfe4jjnu7m_is-3f">
+            <w:hyperlink w:history="1" r:id="rIdhigt5dmg2twru9qjhtdmy">
               <w:r>
                 <w:rPr>
                   <w:rFonts w:ascii="Arial" w:cs="Arial" w:eastAsia="Arial" w:hAnsi="Arial"/>
@@ -13824,7 +14127,7 @@
               <w:spacing w:after="10" w:before="0"/>
               <w:ind w:left="120"/>
             </w:pPr>
-            <w:hyperlink w:history="1" r:id="rIdw6xiie90ybgeygr2pl4mk">
+            <w:hyperlink w:history="1" r:id="rIdlakha6h0hv-pdoojxvxjv">
               <w:r>
                 <w:rPr>
                   <w:rFonts w:ascii="Arial" w:cs="Arial" w:eastAsia="Arial" w:hAnsi="Arial"/>
@@ -13852,6 +14155,7 @@
           </w:tcPr>
           <w:p>
             <w:pPr>
+              <w:keepNext w:val="false"/>
               <w:spacing w:after="40" w:before="0"/>
               <w:jc w:val="left"/>
             </w:pPr>
@@ -13884,6 +14188,7 @@
           </w:tcPr>
           <w:p>
             <w:pPr>
+              <w:keepNext w:val="false"/>
               <w:spacing w:after="40" w:before="0"/>
               <w:jc w:val="left"/>
             </w:pPr>
@@ -13916,6 +14221,7 @@
           </w:tcPr>
           <w:p>
             <w:pPr>
+              <w:keepNext w:val="false"/>
               <w:spacing w:after="40" w:before="0"/>
               <w:jc w:val="left"/>
             </w:pPr>
@@ -13948,6 +14254,7 @@
           </w:tcPr>
           <w:p>
             <w:pPr>
+              <w:keepNext w:val="false"/>
               <w:spacing w:after="40" w:before="0"/>
               <w:jc w:val="left"/>
             </w:pPr>
@@ -14007,6 +14314,7 @@
           </w:tcPr>
           <w:p>
             <w:pPr>
+              <w:keepNext w:val="false"/>
               <w:spacing w:after="40" w:before="0"/>
               <w:jc w:val="center"/>
             </w:pPr>
@@ -14041,6 +14349,7 @@
           </w:tcPr>
           <w:p>
             <w:pPr>
+              <w:keepNext w:val="false"/>
               <w:spacing w:after="40" w:before="0"/>
               <w:jc w:val="left"/>
             </w:pPr>
@@ -14102,6 +14411,7 @@
           </w:tcPr>
           <w:p>
             <w:pPr>
+              <w:keepNext w:val="false"/>
               <w:spacing w:after="40" w:before="0"/>
               <w:jc w:val="center"/>
             </w:pPr>
@@ -14136,6 +14446,7 @@
           </w:tcPr>
           <w:p>
             <w:pPr>
+              <w:keepNext w:val="false"/>
               <w:spacing w:after="40" w:before="0"/>
               <w:jc w:val="left"/>
             </w:pPr>
@@ -14168,6 +14479,7 @@
           </w:tcPr>
           <w:p>
             <w:pPr>
+              <w:keepNext w:val="false"/>
               <w:spacing w:after="40" w:before="0"/>
               <w:jc w:val="left"/>
             </w:pPr>
@@ -14202,6 +14514,7 @@
           </w:tcPr>
           <w:p>
             <w:pPr>
+              <w:keepNext w:val="false"/>
               <w:spacing w:after="40" w:before="0"/>
               <w:jc w:val="left"/>
             </w:pPr>
@@ -14234,6 +14547,7 @@
           </w:tcPr>
           <w:p>
             <w:pPr>
+              <w:keepNext w:val="false"/>
               <w:spacing w:after="40" w:before="0"/>
               <w:jc w:val="left"/>
             </w:pPr>
@@ -14268,6 +14582,7 @@
           </w:tcPr>
           <w:p>
             <w:pPr>
+              <w:keepNext w:val="false"/>
               <w:spacing w:after="40" w:before="0"/>
               <w:jc w:val="left"/>
             </w:pPr>
@@ -14300,6 +14615,7 @@
           </w:tcPr>
           <w:p>
             <w:pPr>
+              <w:keepNext w:val="false"/>
               <w:spacing w:after="40" w:before="0"/>
               <w:jc w:val="left"/>
             </w:pPr>
@@ -14336,7 +14652,7 @@
         </w:rPr>
         <w:t xml:space="preserve">© 2026 SeaVuria and ARES. Aligned with KICD objectives. Developed by SeaVuria; technical implementation by ARES (with AI assistance from Claude). Licensed under </w:t>
       </w:r>
-      <w:hyperlink w:history="1" r:id="rIdffppfp6rpt1gk0zyswsrf">
+      <w:hyperlink w:history="1" r:id="rIdsb-ncskjp4kytjjoggvut">
         <w:r>
           <w:rPr>
             <w:rFonts w:ascii="Arial" w:cs="Arial" w:eastAsia="Arial" w:hAnsi="Arial"/>
@@ -14357,7 +14673,7 @@
         </w:rPr>
         <w:t xml:space="preserve"> (</w:t>
       </w:r>
-      <w:hyperlink w:history="1" r:id="rId5m2tgoidrjrmcdqqwhsmm">
+      <w:hyperlink w:history="1" r:id="rIdnf2uy3h1np6bgrt8q_kek">
         <w:r>
           <w:rPr>
             <w:rFonts w:ascii="Arial" w:cs="Arial" w:eastAsia="Arial" w:hAnsi="Arial"/>
@@ -14417,6 +14733,7 @@
           </w:tcPr>
           <w:p>
             <w:pPr>
+              <w:keepNext w:val="false"/>
               <w:spacing w:after="40" w:before="0"/>
               <w:jc w:val="center"/>
             </w:pPr>
@@ -14452,6 +14769,7 @@
           </w:tcPr>
           <w:p>
             <w:pPr>
+              <w:keepNext w:val="false"/>
               <w:spacing w:after="40" w:before="0"/>
               <w:jc w:val="center"/>
             </w:pPr>
@@ -14486,6 +14804,7 @@
           </w:tcPr>
           <w:p>
             <w:pPr>
+              <w:keepNext w:val="false"/>
               <w:spacing w:after="40" w:before="0"/>
               <w:jc w:val="left"/>
             </w:pPr>
@@ -14518,6 +14837,7 @@
           </w:tcPr>
           <w:p>
             <w:pPr>
+              <w:keepNext w:val="false"/>
               <w:spacing w:after="40" w:before="0"/>
               <w:jc w:val="left"/>
             </w:pPr>
@@ -14552,6 +14872,7 @@
           </w:tcPr>
           <w:p>
             <w:pPr>
+              <w:keepNext w:val="false"/>
               <w:spacing w:after="40" w:before="0"/>
               <w:jc w:val="left"/>
             </w:pPr>
@@ -14584,6 +14905,7 @@
           </w:tcPr>
           <w:p>
             <w:pPr>
+              <w:keepNext w:val="false"/>
               <w:spacing w:after="40" w:before="0"/>
               <w:jc w:val="left"/>
             </w:pPr>
@@ -14618,6 +14940,7 @@
           </w:tcPr>
           <w:p>
             <w:pPr>
+              <w:keepNext w:val="false"/>
               <w:spacing w:after="40" w:before="0"/>
               <w:jc w:val="left"/>
             </w:pPr>
@@ -14745,6 +15068,7 @@
           </w:tcPr>
           <w:p>
             <w:pPr>
+              <w:keepNext w:val="false"/>
               <w:spacing w:after="40" w:before="0"/>
               <w:jc w:val="left"/>
             </w:pPr>
@@ -14852,6 +15176,7 @@
           </w:tcPr>
           <w:p>
             <w:pPr>
+              <w:keepNext w:val="false"/>
               <w:spacing w:after="40" w:before="0"/>
               <w:jc w:val="left"/>
             </w:pPr>
@@ -14939,6 +15264,7 @@
           </w:tcPr>
           <w:p>
             <w:pPr>
+              <w:keepNext w:val="false"/>
               <w:spacing w:after="40" w:before="0"/>
               <w:jc w:val="left"/>
             </w:pPr>
@@ -14971,6 +15297,7 @@
           </w:tcPr>
           <w:p>
             <w:pPr>
+              <w:keepNext w:val="false"/>
               <w:spacing w:after="40" w:before="0"/>
               <w:jc w:val="left"/>
             </w:pPr>
@@ -15005,6 +15332,7 @@
           </w:tcPr>
           <w:p>
             <w:pPr>
+              <w:keepNext w:val="false"/>
               <w:spacing w:after="40" w:before="0"/>
               <w:jc w:val="left"/>
             </w:pPr>
@@ -15037,6 +15365,7 @@
           </w:tcPr>
           <w:p>
             <w:pPr>
+              <w:keepNext w:val="false"/>
               <w:spacing w:after="40" w:before="0"/>
               <w:jc w:val="left"/>
             </w:pPr>
@@ -15071,6 +15400,7 @@
           </w:tcPr>
           <w:p>
             <w:pPr>
+              <w:keepNext w:val="false"/>
               <w:spacing w:after="40" w:before="0"/>
               <w:jc w:val="left"/>
             </w:pPr>
@@ -15103,6 +15433,7 @@
           </w:tcPr>
           <w:p>
             <w:pPr>
+              <w:keepNext w:val="false"/>
               <w:spacing w:after="40" w:before="0"/>
               <w:jc w:val="left"/>
             </w:pPr>
@@ -15162,6 +15493,7 @@
           </w:tcPr>
           <w:p>
             <w:pPr>
+              <w:keepNext w:val="false"/>
               <w:spacing w:after="40" w:before="0"/>
               <w:jc w:val="center"/>
             </w:pPr>
@@ -15196,6 +15528,7 @@
           </w:tcPr>
           <w:p>
             <w:pPr>
+              <w:keepNext w:val="false"/>
               <w:spacing w:after="40" w:before="0"/>
               <w:jc w:val="left"/>
             </w:pPr>
@@ -15215,6 +15548,7 @@
           </w:p>
           <w:p>
             <w:pPr>
+              <w:keepNext w:val="false"/>
               <w:spacing w:after="40" w:before="0"/>
               <w:jc w:val="left"/>
             </w:pPr>
@@ -15234,6 +15568,7 @@
           </w:p>
           <w:p>
             <w:pPr>
+              <w:keepNext w:val="false"/>
               <w:spacing w:after="40" w:before="0"/>
               <w:jc w:val="left"/>
             </w:pPr>
@@ -15253,6 +15588,7 @@
           </w:p>
           <w:p>
             <w:pPr>
+              <w:keepNext w:val="false"/>
               <w:spacing w:after="40" w:before="0"/>
               <w:jc w:val="left"/>
             </w:pPr>
@@ -15272,6 +15608,7 @@
           </w:p>
           <w:p>
             <w:pPr>
+              <w:keepNext w:val="false"/>
               <w:spacing w:after="40" w:before="0"/>
               <w:jc w:val="left"/>
             </w:pPr>
@@ -15336,6 +15673,7 @@
           </w:tcPr>
           <w:p>
             <w:pPr>
+              <w:keepNext w:val="false"/>
               <w:spacing w:after="40" w:before="0"/>
               <w:jc w:val="center"/>
             </w:pPr>
@@ -15370,6 +15708,7 @@
           </w:tcPr>
           <w:p>
             <w:pPr>
+              <w:keepNext w:val="false"/>
               <w:spacing w:after="40" w:before="0"/>
               <w:jc w:val="left"/>
             </w:pPr>
@@ -15402,6 +15741,7 @@
           </w:tcPr>
           <w:p>
             <w:pPr>
+              <w:keepNext w:val="false"/>
               <w:spacing w:after="40" w:before="0"/>
               <w:jc w:val="left"/>
             </w:pPr>
@@ -15434,6 +15774,7 @@
           </w:tcPr>
           <w:p>
             <w:pPr>
+              <w:keepNext w:val="false"/>
               <w:spacing w:after="40" w:before="0"/>
               <w:jc w:val="left"/>
             </w:pPr>
@@ -15466,6 +15807,7 @@
           </w:tcPr>
           <w:p>
             <w:pPr>
+              <w:keepNext w:val="false"/>
               <w:spacing w:after="40" w:before="0"/>
               <w:jc w:val="left"/>
             </w:pPr>
@@ -15498,6 +15840,7 @@
           </w:tcPr>
           <w:p>
             <w:pPr>
+              <w:keepNext w:val="false"/>
               <w:spacing w:after="40" w:before="0"/>
               <w:jc w:val="left"/>
             </w:pPr>
@@ -15532,6 +15875,7 @@
           </w:tcPr>
           <w:p>
             <w:pPr>
+              <w:keepNext w:val="false"/>
               <w:spacing w:after="40" w:before="0"/>
               <w:jc w:val="left"/>
             </w:pPr>
@@ -15569,7 +15913,7 @@
             <w:pPr>
               <w:spacing w:after="20" w:before="0"/>
             </w:pPr>
-            <w:hyperlink w:history="1" r:id="rIdhmz5gpbnqqtu-qmqu29v7">
+            <w:hyperlink w:history="1" r:id="rIdqgrvy9jckamzlcefwduiq">
               <w:r>
                 <w:rPr>
                   <w:rFonts w:ascii="Arial" w:cs="Arial" w:eastAsia="Arial" w:hAnsi="Arial"/>
@@ -15618,7 +15962,7 @@
               <w:spacing w:after="10" w:before="0"/>
               <w:ind w:left="120"/>
             </w:pPr>
-            <w:hyperlink w:history="1" r:id="rIdataub_1gbo-npg5k6yaho">
+            <w:hyperlink w:history="1" r:id="rIdatncgyppuhhvmdl7zoebi">
               <w:r>
                 <w:rPr>
                   <w:rFonts w:ascii="Arial" w:cs="Arial" w:eastAsia="Arial" w:hAnsi="Arial"/>
@@ -15663,7 +16007,7 @@
             <w:pPr>
               <w:spacing w:after="20" w:before="0"/>
             </w:pPr>
-            <w:hyperlink w:history="1" r:id="rId6vgnepeadsfsxnrip6y9x">
+            <w:hyperlink w:history="1" r:id="rId8_uzhjoqo2cyqfykgvhbt">
               <w:r>
                 <w:rPr>
                   <w:rFonts w:ascii="Arial" w:cs="Arial" w:eastAsia="Arial" w:hAnsi="Arial"/>
@@ -15696,7 +16040,7 @@
               <w:spacing w:after="10" w:before="0"/>
               <w:ind w:left="120"/>
             </w:pPr>
-            <w:hyperlink w:history="1" r:id="rIdiynpzw3t9bv6ohv-msa34">
+            <w:hyperlink w:history="1" r:id="rIdialz0zgl8oj0im6d7r9f5">
               <w:r>
                 <w:rPr>
                   <w:rFonts w:ascii="Arial" w:cs="Arial" w:eastAsia="Arial" w:hAnsi="Arial"/>
@@ -15724,6 +16068,7 @@
           </w:tcPr>
           <w:p>
             <w:pPr>
+              <w:keepNext w:val="false"/>
               <w:spacing w:after="40" w:before="0"/>
               <w:jc w:val="left"/>
             </w:pPr>
@@ -15756,6 +16101,7 @@
           </w:tcPr>
           <w:p>
             <w:pPr>
+              <w:keepNext w:val="false"/>
               <w:spacing w:after="40" w:before="0"/>
               <w:jc w:val="left"/>
             </w:pPr>
@@ -15788,6 +16134,7 @@
           </w:tcPr>
           <w:p>
             <w:pPr>
+              <w:keepNext w:val="false"/>
               <w:spacing w:after="40" w:before="0"/>
               <w:jc w:val="left"/>
             </w:pPr>
@@ -15820,6 +16167,7 @@
           </w:tcPr>
           <w:p>
             <w:pPr>
+              <w:keepNext w:val="false"/>
               <w:spacing w:after="40" w:before="0"/>
               <w:jc w:val="left"/>
             </w:pPr>
@@ -15854,6 +16202,7 @@
           </w:tcPr>
           <w:p>
             <w:pPr>
+              <w:keepNext w:val="false"/>
               <w:spacing w:after="40" w:before="0"/>
               <w:jc w:val="left"/>
             </w:pPr>
@@ -15891,7 +16240,7 @@
             <w:pPr>
               <w:spacing w:after="20" w:before="0"/>
             </w:pPr>
-            <w:hyperlink w:history="1" r:id="rIdf0x613eg4prbktshhfgce">
+            <w:hyperlink w:history="1" r:id="rIdkh71df597pt5mf1gahw6k">
               <w:r>
                 <w:rPr>
                   <w:rFonts w:ascii="Arial" w:cs="Arial" w:eastAsia="Arial" w:hAnsi="Arial"/>
@@ -15940,7 +16289,7 @@
               <w:spacing w:after="10" w:before="0"/>
               <w:ind w:left="120"/>
             </w:pPr>
-            <w:hyperlink w:history="1" r:id="rId6ca0o7m6p4qyn8lafbkiu">
+            <w:hyperlink w:history="1" r:id="rIdva2oeb6ozg1q2qrf-nart">
               <w:r>
                 <w:rPr>
                   <w:rFonts w:ascii="Arial" w:cs="Arial" w:eastAsia="Arial" w:hAnsi="Arial"/>
@@ -15985,7 +16334,7 @@
             <w:pPr>
               <w:spacing w:after="20" w:before="0"/>
             </w:pPr>
-            <w:hyperlink w:history="1" r:id="rIdyuhfmtpa7qkumjvr6h6oa">
+            <w:hyperlink w:history="1" r:id="rIdbuxsl7cmdj2dejvp2ayvz">
               <w:r>
                 <w:rPr>
                   <w:rFonts w:ascii="Arial" w:cs="Arial" w:eastAsia="Arial" w:hAnsi="Arial"/>
@@ -16018,7 +16367,7 @@
               <w:spacing w:after="10" w:before="0"/>
               <w:ind w:left="120"/>
             </w:pPr>
-            <w:hyperlink w:history="1" r:id="rIdx5rykc6t1lw0_94wakxxa">
+            <w:hyperlink w:history="1" r:id="rId8jp3cnj7hoogd8azmp6bn">
               <w:r>
                 <w:rPr>
                   <w:rFonts w:ascii="Arial" w:cs="Arial" w:eastAsia="Arial" w:hAnsi="Arial"/>
@@ -16046,6 +16395,7 @@
           </w:tcPr>
           <w:p>
             <w:pPr>
+              <w:keepNext w:val="false"/>
               <w:spacing w:after="40" w:before="0"/>
               <w:jc w:val="left"/>
             </w:pPr>
@@ -16078,6 +16428,7 @@
           </w:tcPr>
           <w:p>
             <w:pPr>
+              <w:keepNext w:val="false"/>
               <w:spacing w:after="40" w:before="0"/>
               <w:jc w:val="left"/>
             </w:pPr>
@@ -16110,6 +16461,7 @@
           </w:tcPr>
           <w:p>
             <w:pPr>
+              <w:keepNext w:val="false"/>
               <w:spacing w:after="40" w:before="0"/>
               <w:jc w:val="left"/>
             </w:pPr>
@@ -16142,6 +16494,7 @@
           </w:tcPr>
           <w:p>
             <w:pPr>
+              <w:keepNext w:val="false"/>
               <w:spacing w:after="40" w:before="0"/>
               <w:jc w:val="left"/>
             </w:pPr>
@@ -16176,6 +16529,7 @@
           </w:tcPr>
           <w:p>
             <w:pPr>
+              <w:keepNext w:val="false"/>
               <w:spacing w:after="40" w:before="0"/>
               <w:jc w:val="left"/>
             </w:pPr>
@@ -16213,7 +16567,7 @@
             <w:pPr>
               <w:spacing w:after="20" w:before="0"/>
             </w:pPr>
-            <w:hyperlink w:history="1" r:id="rId-6bgog0ctzwiqemjfcwyr">
+            <w:hyperlink w:history="1" r:id="rIdo_sxl53xmh3isvibd7wdw">
               <w:r>
                 <w:rPr>
                   <w:rFonts w:ascii="Arial" w:cs="Arial" w:eastAsia="Arial" w:hAnsi="Arial"/>
@@ -16262,7 +16616,7 @@
               <w:spacing w:after="10" w:before="0"/>
               <w:ind w:left="120"/>
             </w:pPr>
-            <w:hyperlink w:history="1" r:id="rId-b38xzql4xlv2rgucciep">
+            <w:hyperlink w:history="1" r:id="rId7pc3czzoc133fx5cnor91">
               <w:r>
                 <w:rPr>
                   <w:rFonts w:ascii="Arial" w:cs="Arial" w:eastAsia="Arial" w:hAnsi="Arial"/>
@@ -16307,7 +16661,7 @@
             <w:pPr>
               <w:spacing w:after="20" w:before="0"/>
             </w:pPr>
-            <w:hyperlink w:history="1" r:id="rIdutuiahzlubxuf288mbpnb">
+            <w:hyperlink w:history="1" r:id="rIdf3kn5xbnlbegx5zxjxd0h">
               <w:r>
                 <w:rPr>
                   <w:rFonts w:ascii="Arial" w:cs="Arial" w:eastAsia="Arial" w:hAnsi="Arial"/>
@@ -16340,7 +16694,7 @@
               <w:spacing w:after="10" w:before="0"/>
               <w:ind w:left="120"/>
             </w:pPr>
-            <w:hyperlink w:history="1" r:id="rId1xikgbar6aksxpf7majon">
+            <w:hyperlink w:history="1" r:id="rIdip4jhyn5bjmci-g9zicyg">
               <w:r>
                 <w:rPr>
                   <w:rFonts w:ascii="Arial" w:cs="Arial" w:eastAsia="Arial" w:hAnsi="Arial"/>
@@ -16368,6 +16722,7 @@
           </w:tcPr>
           <w:p>
             <w:pPr>
+              <w:keepNext w:val="false"/>
               <w:spacing w:after="40" w:before="0"/>
               <w:jc w:val="left"/>
             </w:pPr>
@@ -16400,6 +16755,7 @@
           </w:tcPr>
           <w:p>
             <w:pPr>
+              <w:keepNext w:val="false"/>
               <w:spacing w:after="40" w:before="0"/>
               <w:jc w:val="left"/>
             </w:pPr>
@@ -16432,6 +16788,7 @@
           </w:tcPr>
           <w:p>
             <w:pPr>
+              <w:keepNext w:val="false"/>
               <w:spacing w:after="40" w:before="0"/>
               <w:jc w:val="left"/>
             </w:pPr>
@@ -16464,6 +16821,7 @@
           </w:tcPr>
           <w:p>
             <w:pPr>
+              <w:keepNext w:val="false"/>
               <w:spacing w:after="40" w:before="0"/>
               <w:jc w:val="left"/>
             </w:pPr>
@@ -16498,6 +16856,7 @@
           </w:tcPr>
           <w:p>
             <w:pPr>
+              <w:keepNext w:val="false"/>
               <w:spacing w:after="40" w:before="0"/>
               <w:jc w:val="left"/>
             </w:pPr>
@@ -16535,7 +16894,7 @@
             <w:pPr>
               <w:spacing w:after="20" w:before="0"/>
             </w:pPr>
-            <w:hyperlink w:history="1" r:id="rIdazh5wzskecp3ae7qdd7pe">
+            <w:hyperlink w:history="1" r:id="rId8vszqizdesh4pg_ck-kgx">
               <w:r>
                 <w:rPr>
                   <w:rFonts w:ascii="Arial" w:cs="Arial" w:eastAsia="Arial" w:hAnsi="Arial"/>
@@ -16584,7 +16943,7 @@
               <w:spacing w:after="10" w:before="0"/>
               <w:ind w:left="120"/>
             </w:pPr>
-            <w:hyperlink w:history="1" r:id="rIdfifdi8zx6lnrx4h-kn9i8">
+            <w:hyperlink w:history="1" r:id="rIdvwj9jwxax3nr1cqzg-ij4">
               <w:r>
                 <w:rPr>
                   <w:rFonts w:ascii="Arial" w:cs="Arial" w:eastAsia="Arial" w:hAnsi="Arial"/>
@@ -16629,7 +16988,7 @@
             <w:pPr>
               <w:spacing w:after="20" w:before="0"/>
             </w:pPr>
-            <w:hyperlink w:history="1" r:id="rIdfwzbr6regyqzofl0ojddy">
+            <w:hyperlink w:history="1" r:id="rIdo3mi7kq4tldr6whngrnz1">
               <w:r>
                 <w:rPr>
                   <w:rFonts w:ascii="Arial" w:cs="Arial" w:eastAsia="Arial" w:hAnsi="Arial"/>
@@ -16662,7 +17021,7 @@
               <w:spacing w:after="10" w:before="0"/>
               <w:ind w:left="120"/>
             </w:pPr>
-            <w:hyperlink w:history="1" r:id="rIdp6gg4ucejfhyoechy6d33">
+            <w:hyperlink w:history="1" r:id="rIdwo2zm7z9syfsjegs25xyw">
               <w:r>
                 <w:rPr>
                   <w:rFonts w:ascii="Arial" w:cs="Arial" w:eastAsia="Arial" w:hAnsi="Arial"/>
@@ -16690,6 +17049,7 @@
           </w:tcPr>
           <w:p>
             <w:pPr>
+              <w:keepNext w:val="false"/>
               <w:spacing w:after="40" w:before="0"/>
               <w:jc w:val="left"/>
             </w:pPr>
@@ -16722,6 +17082,7 @@
           </w:tcPr>
           <w:p>
             <w:pPr>
+              <w:keepNext w:val="false"/>
               <w:spacing w:after="40" w:before="0"/>
               <w:jc w:val="left"/>
             </w:pPr>
@@ -16754,6 +17115,7 @@
           </w:tcPr>
           <w:p>
             <w:pPr>
+              <w:keepNext w:val="false"/>
               <w:spacing w:after="40" w:before="0"/>
               <w:jc w:val="left"/>
             </w:pPr>
@@ -16786,6 +17148,7 @@
           </w:tcPr>
           <w:p>
             <w:pPr>
+              <w:keepNext w:val="false"/>
               <w:spacing w:after="40" w:before="0"/>
               <w:jc w:val="left"/>
             </w:pPr>
@@ -16820,6 +17183,7 @@
           </w:tcPr>
           <w:p>
             <w:pPr>
+              <w:keepNext w:val="false"/>
               <w:spacing w:after="40" w:before="0"/>
               <w:jc w:val="left"/>
             </w:pPr>
@@ -16857,7 +17221,7 @@
             <w:pPr>
               <w:spacing w:after="20" w:before="0"/>
             </w:pPr>
-            <w:hyperlink w:history="1" r:id="rIdytoiorcyzu573iadhyelk">
+            <w:hyperlink w:history="1" r:id="rIdky3zolpmuygcww3pcfjj3">
               <w:r>
                 <w:rPr>
                   <w:rFonts w:ascii="Arial" w:cs="Arial" w:eastAsia="Arial" w:hAnsi="Arial"/>
@@ -16906,7 +17270,7 @@
               <w:spacing w:after="10" w:before="0"/>
               <w:ind w:left="120"/>
             </w:pPr>
-            <w:hyperlink w:history="1" r:id="rIdykaodlnbb2h0swoaruv0t">
+            <w:hyperlink w:history="1" r:id="rIdybc8499wcugwzwnsadc3g">
               <w:r>
                 <w:rPr>
                   <w:rFonts w:ascii="Arial" w:cs="Arial" w:eastAsia="Arial" w:hAnsi="Arial"/>
@@ -16951,7 +17315,7 @@
             <w:pPr>
               <w:spacing w:after="20" w:before="0"/>
             </w:pPr>
-            <w:hyperlink w:history="1" r:id="rIdc6aj8jkt1oetdouq_5su5">
+            <w:hyperlink w:history="1" r:id="rIdbkmzjuz2cpekuz_xpdo0g">
               <w:r>
                 <w:rPr>
                   <w:rFonts w:ascii="Arial" w:cs="Arial" w:eastAsia="Arial" w:hAnsi="Arial"/>
@@ -16984,7 +17348,7 @@
               <w:spacing w:after="10" w:before="0"/>
               <w:ind w:left="120"/>
             </w:pPr>
-            <w:hyperlink w:history="1" r:id="rIdxmekzpswus9yyvnq5rkq7">
+            <w:hyperlink w:history="1" r:id="rIdpkyg3_pdyoswok4tfxyem">
               <w:r>
                 <w:rPr>
                   <w:rFonts w:ascii="Arial" w:cs="Arial" w:eastAsia="Arial" w:hAnsi="Arial"/>
@@ -17012,6 +17376,7 @@
           </w:tcPr>
           <w:p>
             <w:pPr>
+              <w:keepNext w:val="false"/>
               <w:spacing w:after="40" w:before="0"/>
               <w:jc w:val="left"/>
             </w:pPr>
@@ -17044,6 +17409,7 @@
           </w:tcPr>
           <w:p>
             <w:pPr>
+              <w:keepNext w:val="false"/>
               <w:spacing w:after="40" w:before="0"/>
               <w:jc w:val="left"/>
             </w:pPr>
@@ -17076,6 +17442,7 @@
           </w:tcPr>
           <w:p>
             <w:pPr>
+              <w:keepNext w:val="false"/>
               <w:spacing w:after="40" w:before="0"/>
               <w:jc w:val="left"/>
             </w:pPr>
@@ -17108,6 +17475,7 @@
           </w:tcPr>
           <w:p>
             <w:pPr>
+              <w:keepNext w:val="false"/>
               <w:spacing w:after="40" w:before="0"/>
               <w:jc w:val="left"/>
             </w:pPr>
@@ -17167,6 +17535,7 @@
           </w:tcPr>
           <w:p>
             <w:pPr>
+              <w:keepNext w:val="false"/>
               <w:spacing w:after="40" w:before="0"/>
               <w:jc w:val="center"/>
             </w:pPr>
@@ -17201,6 +17570,7 @@
           </w:tcPr>
           <w:p>
             <w:pPr>
+              <w:keepNext w:val="false"/>
               <w:spacing w:after="40" w:before="0"/>
               <w:jc w:val="left"/>
             </w:pPr>
@@ -17220,6 +17590,7 @@
           </w:p>
           <w:p>
             <w:pPr>
+              <w:keepNext w:val="false"/>
               <w:spacing w:after="40" w:before="0"/>
               <w:jc w:val="left"/>
             </w:pPr>
@@ -17239,6 +17610,7 @@
           </w:p>
           <w:p>
             <w:pPr>
+              <w:keepNext w:val="false"/>
               <w:spacing w:after="40" w:before="0"/>
               <w:jc w:val="left"/>
             </w:pPr>
@@ -17258,6 +17630,7 @@
           </w:p>
           <w:p>
             <w:pPr>
+              <w:keepNext w:val="false"/>
               <w:spacing w:after="40" w:before="0"/>
               <w:jc w:val="left"/>
             </w:pPr>
@@ -17277,6 +17650,7 @@
           </w:p>
           <w:p>
             <w:pPr>
+              <w:keepNext w:val="false"/>
               <w:spacing w:after="40" w:before="0"/>
               <w:jc w:val="left"/>
             </w:pPr>
@@ -17338,6 +17712,7 @@
           </w:tcPr>
           <w:p>
             <w:pPr>
+              <w:keepNext w:val="false"/>
               <w:spacing w:after="40" w:before="0"/>
               <w:jc w:val="center"/>
             </w:pPr>
@@ -17372,6 +17747,7 @@
           </w:tcPr>
           <w:p>
             <w:pPr>
+              <w:keepNext w:val="false"/>
               <w:spacing w:after="40" w:before="0"/>
               <w:jc w:val="left"/>
             </w:pPr>
@@ -17404,6 +17780,7 @@
           </w:tcPr>
           <w:p>
             <w:pPr>
+              <w:keepNext w:val="false"/>
               <w:spacing w:after="40" w:before="0"/>
               <w:jc w:val="left"/>
             </w:pPr>
@@ -17438,6 +17815,7 @@
           </w:tcPr>
           <w:p>
             <w:pPr>
+              <w:keepNext w:val="false"/>
               <w:spacing w:after="40" w:before="0"/>
               <w:jc w:val="left"/>
             </w:pPr>
@@ -17470,6 +17848,7 @@
           </w:tcPr>
           <w:p>
             <w:pPr>
+              <w:keepNext w:val="false"/>
               <w:spacing w:after="40" w:before="0"/>
               <w:jc w:val="left"/>
             </w:pPr>
@@ -17504,6 +17883,7 @@
           </w:tcPr>
           <w:p>
             <w:pPr>
+              <w:keepNext w:val="false"/>
               <w:spacing w:after="40" w:before="0"/>
               <w:jc w:val="left"/>
             </w:pPr>
@@ -17536,6 +17916,7 @@
           </w:tcPr>
           <w:p>
             <w:pPr>
+              <w:keepNext w:val="false"/>
               <w:spacing w:after="40" w:before="0"/>
               <w:jc w:val="left"/>
             </w:pPr>
@@ -17572,7 +17953,7 @@
         </w:rPr>
         <w:t xml:space="preserve">© 2026 SeaVuria and ARES. Aligned with KICD objectives. Developed by SeaVuria; technical implementation by ARES (with AI assistance from Claude). Licensed under </w:t>
       </w:r>
-      <w:hyperlink w:history="1" r:id="rIdhkcvoviwbglfiqidwg2qh">
+      <w:hyperlink w:history="1" r:id="rIdrzixynpaqp-yon3seknqd">
         <w:r>
           <w:rPr>
             <w:rFonts w:ascii="Arial" w:cs="Arial" w:eastAsia="Arial" w:hAnsi="Arial"/>
@@ -17593,7 +17974,7 @@
         </w:rPr>
         <w:t xml:space="preserve"> (</w:t>
       </w:r>
-      <w:hyperlink w:history="1" r:id="rId53v7v7-ri7cmkbuyeivp_">
+      <w:hyperlink w:history="1" r:id="rIdhty11heb_jsu_0px72rqt">
         <w:r>
           <w:rPr>
             <w:rFonts w:ascii="Arial" w:cs="Arial" w:eastAsia="Arial" w:hAnsi="Arial"/>
@@ -17653,6 +18034,7 @@
           </w:tcPr>
           <w:p>
             <w:pPr>
+              <w:keepNext w:val="false"/>
               <w:spacing w:after="40" w:before="0"/>
               <w:jc w:val="center"/>
             </w:pPr>
@@ -17688,6 +18070,7 @@
           </w:tcPr>
           <w:p>
             <w:pPr>
+              <w:keepNext w:val="false"/>
               <w:spacing w:after="40" w:before="0"/>
               <w:jc w:val="center"/>
             </w:pPr>
@@ -17722,6 +18105,7 @@
           </w:tcPr>
           <w:p>
             <w:pPr>
+              <w:keepNext w:val="false"/>
               <w:spacing w:after="40" w:before="0"/>
               <w:jc w:val="left"/>
             </w:pPr>
@@ -17754,6 +18138,7 @@
           </w:tcPr>
           <w:p>
             <w:pPr>
+              <w:keepNext w:val="false"/>
               <w:spacing w:after="40" w:before="0"/>
               <w:jc w:val="left"/>
             </w:pPr>
@@ -17788,6 +18173,7 @@
           </w:tcPr>
           <w:p>
             <w:pPr>
+              <w:keepNext w:val="false"/>
               <w:spacing w:after="40" w:before="0"/>
               <w:jc w:val="left"/>
             </w:pPr>
@@ -17820,6 +18206,7 @@
           </w:tcPr>
           <w:p>
             <w:pPr>
+              <w:keepNext w:val="false"/>
               <w:spacing w:after="40" w:before="0"/>
               <w:jc w:val="left"/>
             </w:pPr>
@@ -17854,6 +18241,7 @@
           </w:tcPr>
           <w:p>
             <w:pPr>
+              <w:keepNext w:val="false"/>
               <w:spacing w:after="40" w:before="0"/>
               <w:jc w:val="left"/>
             </w:pPr>
@@ -17886,6 +18274,7 @@
           </w:tcPr>
           <w:p>
             <w:pPr>
+              <w:keepNext w:val="false"/>
               <w:spacing w:after="40" w:before="0"/>
               <w:jc w:val="left"/>
             </w:pPr>
@@ -17920,6 +18309,7 @@
           </w:tcPr>
           <w:p>
             <w:pPr>
+              <w:keepNext w:val="false"/>
               <w:spacing w:after="40" w:before="0"/>
               <w:jc w:val="left"/>
             </w:pPr>
@@ -17952,6 +18342,7 @@
           </w:tcPr>
           <w:p>
             <w:pPr>
+              <w:keepNext w:val="false"/>
               <w:spacing w:after="40" w:before="0"/>
               <w:jc w:val="left"/>
             </w:pPr>
@@ -17986,6 +18377,7 @@
           </w:tcPr>
           <w:p>
             <w:pPr>
+              <w:keepNext w:val="false"/>
               <w:spacing w:after="40" w:before="0"/>
               <w:jc w:val="left"/>
             </w:pPr>
@@ -18018,6 +18410,7 @@
           </w:tcPr>
           <w:p>
             <w:pPr>
+              <w:keepNext w:val="false"/>
               <w:spacing w:after="40" w:before="0"/>
               <w:jc w:val="left"/>
             </w:pPr>
@@ -18052,6 +18445,7 @@
           </w:tcPr>
           <w:p>
             <w:pPr>
+              <w:keepNext w:val="false"/>
               <w:spacing w:after="40" w:before="0"/>
               <w:jc w:val="left"/>
             </w:pPr>
@@ -18084,6 +18478,7 @@
           </w:tcPr>
           <w:p>
             <w:pPr>
+              <w:keepNext w:val="false"/>
               <w:spacing w:after="40" w:before="0"/>
               <w:jc w:val="left"/>
             </w:pPr>
@@ -18118,6 +18513,7 @@
           </w:tcPr>
           <w:p>
             <w:pPr>
+              <w:keepNext w:val="false"/>
               <w:spacing w:after="40" w:before="0"/>
               <w:jc w:val="left"/>
             </w:pPr>
@@ -18150,6 +18546,7 @@
           </w:tcPr>
           <w:p>
             <w:pPr>
+              <w:keepNext w:val="false"/>
               <w:spacing w:after="40" w:before="0"/>
               <w:jc w:val="left"/>
             </w:pPr>
@@ -18184,6 +18581,7 @@
           </w:tcPr>
           <w:p>
             <w:pPr>
+              <w:keepNext w:val="false"/>
               <w:spacing w:after="40" w:before="0"/>
               <w:jc w:val="left"/>
             </w:pPr>
@@ -18216,6 +18614,7 @@
           </w:tcPr>
           <w:p>
             <w:pPr>
+              <w:keepNext w:val="false"/>
               <w:spacing w:after="40" w:before="0"/>
               <w:jc w:val="left"/>
             </w:pPr>
@@ -18275,6 +18674,7 @@
           </w:tcPr>
           <w:p>
             <w:pPr>
+              <w:keepNext w:val="false"/>
               <w:spacing w:after="40" w:before="0"/>
               <w:jc w:val="center"/>
             </w:pPr>
@@ -18309,6 +18709,7 @@
           </w:tcPr>
           <w:p>
             <w:pPr>
+              <w:keepNext w:val="false"/>
               <w:spacing w:after="40" w:before="0"/>
               <w:jc w:val="left"/>
             </w:pPr>
@@ -18373,6 +18774,7 @@
           </w:tcPr>
           <w:p>
             <w:pPr>
+              <w:keepNext w:val="false"/>
               <w:spacing w:after="40" w:before="0"/>
               <w:jc w:val="center"/>
             </w:pPr>
@@ -18407,6 +18809,7 @@
           </w:tcPr>
           <w:p>
             <w:pPr>
+              <w:keepNext w:val="false"/>
               <w:spacing w:after="40" w:before="0"/>
               <w:jc w:val="left"/>
             </w:pPr>
@@ -18439,6 +18842,7 @@
           </w:tcPr>
           <w:p>
             <w:pPr>
+              <w:keepNext w:val="false"/>
               <w:spacing w:after="40" w:before="0"/>
               <w:jc w:val="left"/>
             </w:pPr>
@@ -18471,6 +18875,7 @@
           </w:tcPr>
           <w:p>
             <w:pPr>
+              <w:keepNext w:val="false"/>
               <w:spacing w:after="40" w:before="0"/>
               <w:jc w:val="left"/>
             </w:pPr>
@@ -18503,6 +18908,7 @@
           </w:tcPr>
           <w:p>
             <w:pPr>
+              <w:keepNext w:val="false"/>
               <w:spacing w:after="40" w:before="0"/>
               <w:jc w:val="left"/>
             </w:pPr>
@@ -18535,6 +18941,7 @@
           </w:tcPr>
           <w:p>
             <w:pPr>
+              <w:keepNext w:val="false"/>
               <w:spacing w:after="40" w:before="0"/>
               <w:jc w:val="left"/>
             </w:pPr>
@@ -18569,6 +18976,7 @@
           </w:tcPr>
           <w:p>
             <w:pPr>
+              <w:keepNext w:val="false"/>
               <w:spacing w:after="40" w:before="0"/>
               <w:jc w:val="left"/>
             </w:pPr>
@@ -18606,7 +19014,7 @@
             <w:pPr>
               <w:spacing w:after="20" w:before="0"/>
             </w:pPr>
-            <w:hyperlink w:history="1" r:id="rId1vuqramxg-bs06ccheoal">
+            <w:hyperlink w:history="1" r:id="rIdhm0-2oyey8xm2og0b94os">
               <w:r>
                 <w:rPr>
                   <w:rFonts w:ascii="Arial" w:cs="Arial" w:eastAsia="Arial" w:hAnsi="Arial"/>
@@ -18639,7 +19047,7 @@
               <w:spacing w:after="10" w:before="0"/>
               <w:ind w:left="120"/>
             </w:pPr>
-            <w:hyperlink w:history="1" r:id="rId4vlu57vczctyuqjic3wem">
+            <w:hyperlink w:history="1" r:id="rIdgdzndecuxbfkxi6zeqa78">
               <w:r>
                 <w:rPr>
                   <w:rFonts w:ascii="Arial" w:cs="Arial" w:eastAsia="Arial" w:hAnsi="Arial"/>
@@ -18684,7 +19092,7 @@
             <w:pPr>
               <w:spacing w:after="20" w:before="0"/>
             </w:pPr>
-            <w:hyperlink w:history="1" r:id="rIdh7o0we3bpfhzgn23-p76n">
+            <w:hyperlink w:history="1" r:id="rIdozyzprw-osibcknmotctg">
               <w:r>
                 <w:rPr>
                   <w:rFonts w:ascii="Arial" w:cs="Arial" w:eastAsia="Arial" w:hAnsi="Arial"/>
@@ -18717,7 +19125,7 @@
               <w:spacing w:after="10" w:before="0"/>
               <w:ind w:left="120"/>
             </w:pPr>
-            <w:hyperlink w:history="1" r:id="rIdbtyo53xkrsmneqlomzh2k">
+            <w:hyperlink w:history="1" r:id="rIdecfbphdietbp_iqtyetrb">
               <w:r>
                 <w:rPr>
                   <w:rFonts w:ascii="Arial" w:cs="Arial" w:eastAsia="Arial" w:hAnsi="Arial"/>
@@ -18745,6 +19153,7 @@
           </w:tcPr>
           <w:p>
             <w:pPr>
+              <w:keepNext w:val="false"/>
               <w:spacing w:after="40" w:before="0"/>
               <w:jc w:val="left"/>
             </w:pPr>
@@ -18777,6 +19186,7 @@
           </w:tcPr>
           <w:p>
             <w:pPr>
+              <w:keepNext w:val="false"/>
               <w:spacing w:after="40" w:before="0"/>
               <w:jc w:val="left"/>
             </w:pPr>
@@ -18809,6 +19219,7 @@
           </w:tcPr>
           <w:p>
             <w:pPr>
+              <w:keepNext w:val="false"/>
               <w:spacing w:after="40" w:before="0"/>
               <w:jc w:val="left"/>
             </w:pPr>
@@ -18841,6 +19252,7 @@
           </w:tcPr>
           <w:p>
             <w:pPr>
+              <w:keepNext w:val="false"/>
               <w:spacing w:after="40" w:before="0"/>
               <w:jc w:val="left"/>
             </w:pPr>
@@ -18875,6 +19287,7 @@
           </w:tcPr>
           <w:p>
             <w:pPr>
+              <w:keepNext w:val="false"/>
               <w:spacing w:after="40" w:before="0"/>
               <w:jc w:val="left"/>
             </w:pPr>
@@ -18912,7 +19325,7 @@
             <w:pPr>
               <w:spacing w:after="20" w:before="0"/>
             </w:pPr>
-            <w:hyperlink w:history="1" r:id="rIdzglwutoks7igd_6m-6jve">
+            <w:hyperlink w:history="1" r:id="rIdubb8kmr7p4zv35hw51ljs">
               <w:r>
                 <w:rPr>
                   <w:rFonts w:ascii="Arial" w:cs="Arial" w:eastAsia="Arial" w:hAnsi="Arial"/>
@@ -18945,7 +19358,7 @@
               <w:spacing w:after="10" w:before="0"/>
               <w:ind w:left="120"/>
             </w:pPr>
-            <w:hyperlink w:history="1" r:id="rIda5idqbswbyr0k-hgb35sr">
+            <w:hyperlink w:history="1" r:id="rIdedtpovi-chmh1xu_x1szz">
               <w:r>
                 <w:rPr>
                   <w:rFonts w:ascii="Arial" w:cs="Arial" w:eastAsia="Arial" w:hAnsi="Arial"/>
@@ -18990,7 +19403,7 @@
             <w:pPr>
               <w:spacing w:after="20" w:before="0"/>
             </w:pPr>
-            <w:hyperlink w:history="1" r:id="rIdejbluiwtwopekbc4ahht7">
+            <w:hyperlink w:history="1" r:id="rIdhn2c7gtsbsfffam0z0_6w">
               <w:r>
                 <w:rPr>
                   <w:rFonts w:ascii="Arial" w:cs="Arial" w:eastAsia="Arial" w:hAnsi="Arial"/>
@@ -19023,7 +19436,7 @@
               <w:spacing w:after="10" w:before="0"/>
               <w:ind w:left="120"/>
             </w:pPr>
-            <w:hyperlink w:history="1" r:id="rId60cwzsvav_8o5gtrdbcg0">
+            <w:hyperlink w:history="1" r:id="rIdnnl8n1tathzrtfntvyjo8">
               <w:r>
                 <w:rPr>
                   <w:rFonts w:ascii="Arial" w:cs="Arial" w:eastAsia="Arial" w:hAnsi="Arial"/>
@@ -19051,6 +19464,7 @@
           </w:tcPr>
           <w:p>
             <w:pPr>
+              <w:keepNext w:val="false"/>
               <w:spacing w:after="40" w:before="0"/>
               <w:jc w:val="left"/>
             </w:pPr>
@@ -19083,6 +19497,7 @@
           </w:tcPr>
           <w:p>
             <w:pPr>
+              <w:keepNext w:val="false"/>
               <w:spacing w:after="40" w:before="0"/>
               <w:jc w:val="left"/>
             </w:pPr>
@@ -19115,6 +19530,7 @@
           </w:tcPr>
           <w:p>
             <w:pPr>
+              <w:keepNext w:val="false"/>
               <w:spacing w:after="40" w:before="0"/>
               <w:jc w:val="left"/>
             </w:pPr>
@@ -19147,6 +19563,7 @@
           </w:tcPr>
           <w:p>
             <w:pPr>
+              <w:keepNext w:val="false"/>
               <w:spacing w:after="40" w:before="0"/>
               <w:jc w:val="left"/>
             </w:pPr>
@@ -19181,6 +19598,7 @@
           </w:tcPr>
           <w:p>
             <w:pPr>
+              <w:keepNext w:val="false"/>
               <w:spacing w:after="40" w:before="0"/>
               <w:jc w:val="left"/>
             </w:pPr>
@@ -19218,7 +19636,7 @@
             <w:pPr>
               <w:spacing w:after="20" w:before="0"/>
             </w:pPr>
-            <w:hyperlink w:history="1" r:id="rIdkvvmehjrveqjxofflhg25">
+            <w:hyperlink w:history="1" r:id="rIdapijcziam4kz_igiswfcn">
               <w:r>
                 <w:rPr>
                   <w:rFonts w:ascii="Arial" w:cs="Arial" w:eastAsia="Arial" w:hAnsi="Arial"/>
@@ -19251,7 +19669,7 @@
               <w:spacing w:after="10" w:before="0"/>
               <w:ind w:left="120"/>
             </w:pPr>
-            <w:hyperlink w:history="1" r:id="rIddajphuvebtf1396xwyonl">
+            <w:hyperlink w:history="1" r:id="rId26o4jkzjwc4e2aekwqexo">
               <w:r>
                 <w:rPr>
                   <w:rFonts w:ascii="Arial" w:cs="Arial" w:eastAsia="Arial" w:hAnsi="Arial"/>
@@ -19296,7 +19714,7 @@
             <w:pPr>
               <w:spacing w:after="20" w:before="0"/>
             </w:pPr>
-            <w:hyperlink w:history="1" r:id="rIdcmu00wy6sp9v_r_8sjjfx">
+            <w:hyperlink w:history="1" r:id="rId318xiimqqm0_zx7fqvaey">
               <w:r>
                 <w:rPr>
                   <w:rFonts w:ascii="Arial" w:cs="Arial" w:eastAsia="Arial" w:hAnsi="Arial"/>
@@ -19329,7 +19747,7 @@
               <w:spacing w:after="10" w:before="0"/>
               <w:ind w:left="120"/>
             </w:pPr>
-            <w:hyperlink w:history="1" r:id="rIdoe73ci18walcbaxwz_6pg">
+            <w:hyperlink w:history="1" r:id="rId020o5rltrxla1jojlnr1v">
               <w:r>
                 <w:rPr>
                   <w:rFonts w:ascii="Arial" w:cs="Arial" w:eastAsia="Arial" w:hAnsi="Arial"/>
@@ -19357,6 +19775,7 @@
           </w:tcPr>
           <w:p>
             <w:pPr>
+              <w:keepNext w:val="false"/>
               <w:spacing w:after="40" w:before="0"/>
               <w:jc w:val="left"/>
             </w:pPr>
@@ -19389,6 +19808,7 @@
           </w:tcPr>
           <w:p>
             <w:pPr>
+              <w:keepNext w:val="false"/>
               <w:spacing w:after="40" w:before="0"/>
               <w:jc w:val="left"/>
             </w:pPr>
@@ -19421,6 +19841,7 @@
           </w:tcPr>
           <w:p>
             <w:pPr>
+              <w:keepNext w:val="false"/>
               <w:spacing w:after="40" w:before="0"/>
               <w:jc w:val="left"/>
             </w:pPr>
@@ -19453,6 +19874,7 @@
           </w:tcPr>
           <w:p>
             <w:pPr>
+              <w:keepNext w:val="false"/>
               <w:spacing w:after="40" w:before="0"/>
               <w:jc w:val="left"/>
             </w:pPr>
@@ -19487,6 +19909,7 @@
           </w:tcPr>
           <w:p>
             <w:pPr>
+              <w:keepNext w:val="false"/>
               <w:spacing w:after="40" w:before="0"/>
               <w:jc w:val="left"/>
             </w:pPr>
@@ -19524,7 +19947,7 @@
             <w:pPr>
               <w:spacing w:after="20" w:before="0"/>
             </w:pPr>
-            <w:hyperlink w:history="1" r:id="rIdrzejewrt-cfvbkeqdijis">
+            <w:hyperlink w:history="1" r:id="rId1a9n-6kjevdwxef7tq6rz">
               <w:r>
                 <w:rPr>
                   <w:rFonts w:ascii="Arial" w:cs="Arial" w:eastAsia="Arial" w:hAnsi="Arial"/>
@@ -19557,7 +19980,7 @@
               <w:spacing w:after="10" w:before="0"/>
               <w:ind w:left="120"/>
             </w:pPr>
-            <w:hyperlink w:history="1" r:id="rIdhkadwitcildwrurdkosxf">
+            <w:hyperlink w:history="1" r:id="rIdyheynj0tqkumyrshvdnwj">
               <w:r>
                 <w:rPr>
                   <w:rFonts w:ascii="Arial" w:cs="Arial" w:eastAsia="Arial" w:hAnsi="Arial"/>
@@ -19602,7 +20025,7 @@
             <w:pPr>
               <w:spacing w:after="20" w:before="0"/>
             </w:pPr>
-            <w:hyperlink w:history="1" r:id="rIdtnla850d1zawomsdz274q">
+            <w:hyperlink w:history="1" r:id="rIdynncexuxd6c91jeugok1m">
               <w:r>
                 <w:rPr>
                   <w:rFonts w:ascii="Arial" w:cs="Arial" w:eastAsia="Arial" w:hAnsi="Arial"/>
@@ -19635,7 +20058,7 @@
               <w:spacing w:after="10" w:before="0"/>
               <w:ind w:left="120"/>
             </w:pPr>
-            <w:hyperlink w:history="1" r:id="rIdxq3v-r55zy9hkmipgksvs">
+            <w:hyperlink w:history="1" r:id="rId_lp-xylpbiv7hkfeoqo9e">
               <w:r>
                 <w:rPr>
                   <w:rFonts w:ascii="Arial" w:cs="Arial" w:eastAsia="Arial" w:hAnsi="Arial"/>
@@ -19663,6 +20086,7 @@
           </w:tcPr>
           <w:p>
             <w:pPr>
+              <w:keepNext w:val="false"/>
               <w:spacing w:after="40" w:before="0"/>
               <w:jc w:val="left"/>
             </w:pPr>
@@ -19695,6 +20119,7 @@
           </w:tcPr>
           <w:p>
             <w:pPr>
+              <w:keepNext w:val="false"/>
               <w:spacing w:after="40" w:before="0"/>
               <w:jc w:val="left"/>
             </w:pPr>
@@ -19727,6 +20152,7 @@
           </w:tcPr>
           <w:p>
             <w:pPr>
+              <w:keepNext w:val="false"/>
               <w:spacing w:after="40" w:before="0"/>
               <w:jc w:val="left"/>
             </w:pPr>
@@ -19759,6 +20185,7 @@
           </w:tcPr>
           <w:p>
             <w:pPr>
+              <w:keepNext w:val="false"/>
               <w:spacing w:after="40" w:before="0"/>
               <w:jc w:val="left"/>
             </w:pPr>
@@ -19793,6 +20220,7 @@
           </w:tcPr>
           <w:p>
             <w:pPr>
+              <w:keepNext w:val="false"/>
               <w:spacing w:after="40" w:before="0"/>
               <w:jc w:val="left"/>
             </w:pPr>
@@ -19830,7 +20258,7 @@
             <w:pPr>
               <w:spacing w:after="20" w:before="0"/>
             </w:pPr>
-            <w:hyperlink w:history="1" r:id="rIdcghv9prx5gspnp5iz8sv2">
+            <w:hyperlink w:history="1" r:id="rIdocyzwq2xmhgxzmfxkmvyi">
               <w:r>
                 <w:rPr>
                   <w:rFonts w:ascii="Arial" w:cs="Arial" w:eastAsia="Arial" w:hAnsi="Arial"/>
@@ -19863,7 +20291,7 @@
               <w:spacing w:after="10" w:before="0"/>
               <w:ind w:left="120"/>
             </w:pPr>
-            <w:hyperlink w:history="1" r:id="rIdmwj4kskrfqlpwogekqkz8">
+            <w:hyperlink w:history="1" r:id="rIdu59ys809awo9kzo-h_idt">
               <w:r>
                 <w:rPr>
                   <w:rFonts w:ascii="Arial" w:cs="Arial" w:eastAsia="Arial" w:hAnsi="Arial"/>
@@ -19908,7 +20336,7 @@
             <w:pPr>
               <w:spacing w:after="20" w:before="0"/>
             </w:pPr>
-            <w:hyperlink w:history="1" r:id="rIdnhzkkf_41h-fyzcoylste">
+            <w:hyperlink w:history="1" r:id="rIdo0yo4tecpjpkmj9stj6wu">
               <w:r>
                 <w:rPr>
                   <w:rFonts w:ascii="Arial" w:cs="Arial" w:eastAsia="Arial" w:hAnsi="Arial"/>
@@ -19941,7 +20369,7 @@
               <w:spacing w:after="10" w:before="0"/>
               <w:ind w:left="120"/>
             </w:pPr>
-            <w:hyperlink w:history="1" r:id="rIdtft0leudj54getlnjhq2f">
+            <w:hyperlink w:history="1" r:id="rIdx-cjcf27iefu2upqdwvv9">
               <w:r>
                 <w:rPr>
                   <w:rFonts w:ascii="Arial" w:cs="Arial" w:eastAsia="Arial" w:hAnsi="Arial"/>
@@ -19969,6 +20397,7 @@
           </w:tcPr>
           <w:p>
             <w:pPr>
+              <w:keepNext w:val="false"/>
               <w:spacing w:after="40" w:before="0"/>
               <w:jc w:val="left"/>
             </w:pPr>
@@ -20001,6 +20430,7 @@
           </w:tcPr>
           <w:p>
             <w:pPr>
+              <w:keepNext w:val="false"/>
               <w:spacing w:after="40" w:before="0"/>
               <w:jc w:val="left"/>
             </w:pPr>
@@ -20033,6 +20463,7 @@
           </w:tcPr>
           <w:p>
             <w:pPr>
+              <w:keepNext w:val="false"/>
               <w:spacing w:after="40" w:before="0"/>
               <w:jc w:val="left"/>
             </w:pPr>
@@ -20065,6 +20496,7 @@
           </w:tcPr>
           <w:p>
             <w:pPr>
+              <w:keepNext w:val="false"/>
               <w:spacing w:after="40" w:before="0"/>
               <w:jc w:val="left"/>
             </w:pPr>
@@ -20124,6 +20556,7 @@
           </w:tcPr>
           <w:p>
             <w:pPr>
+              <w:keepNext w:val="false"/>
               <w:spacing w:after="40" w:before="0"/>
               <w:jc w:val="center"/>
             </w:pPr>
@@ -20158,6 +20591,7 @@
           </w:tcPr>
           <w:p>
             <w:pPr>
+              <w:keepNext w:val="false"/>
               <w:spacing w:after="40" w:before="0"/>
               <w:jc w:val="left"/>
             </w:pPr>
@@ -20219,6 +20653,7 @@
           </w:tcPr>
           <w:p>
             <w:pPr>
+              <w:keepNext w:val="false"/>
               <w:spacing w:after="40" w:before="0"/>
               <w:jc w:val="center"/>
             </w:pPr>
@@ -20253,6 +20688,7 @@
           </w:tcPr>
           <w:p>
             <w:pPr>
+              <w:keepNext w:val="false"/>
               <w:spacing w:after="40" w:before="0"/>
               <w:jc w:val="left"/>
             </w:pPr>
@@ -20285,6 +20721,7 @@
           </w:tcPr>
           <w:p>
             <w:pPr>
+              <w:keepNext w:val="false"/>
               <w:spacing w:after="40" w:before="0"/>
               <w:jc w:val="left"/>
             </w:pPr>
@@ -20319,6 +20756,7 @@
           </w:tcPr>
           <w:p>
             <w:pPr>
+              <w:keepNext w:val="false"/>
               <w:spacing w:after="40" w:before="0"/>
               <w:jc w:val="left"/>
             </w:pPr>
@@ -20351,6 +20789,7 @@
           </w:tcPr>
           <w:p>
             <w:pPr>
+              <w:keepNext w:val="false"/>
               <w:spacing w:after="40" w:before="0"/>
               <w:jc w:val="left"/>
             </w:pPr>
@@ -20385,6 +20824,7 @@
           </w:tcPr>
           <w:p>
             <w:pPr>
+              <w:keepNext w:val="false"/>
               <w:spacing w:after="40" w:before="0"/>
               <w:jc w:val="left"/>
             </w:pPr>
@@ -20417,6 +20857,7 @@
           </w:tcPr>
           <w:p>
             <w:pPr>
+              <w:keepNext w:val="false"/>
               <w:spacing w:after="40" w:before="0"/>
               <w:jc w:val="left"/>
             </w:pPr>
@@ -20453,7 +20894,7 @@
         </w:rPr>
         <w:t xml:space="preserve">© 2026 SeaVuria and ARES. Aligned with KICD objectives. Developed by SeaVuria; technical implementation by ARES (with AI assistance from Claude). Licensed under </w:t>
       </w:r>
-      <w:hyperlink w:history="1" r:id="rIdzywbj21s-c4bbcgbbwmqh">
+      <w:hyperlink w:history="1" r:id="rIdrfx7hoxi7oz4rjz1w1h0s">
         <w:r>
           <w:rPr>
             <w:rFonts w:ascii="Arial" w:cs="Arial" w:eastAsia="Arial" w:hAnsi="Arial"/>
@@ -20474,7 +20915,7 @@
         </w:rPr>
         <w:t xml:space="preserve"> (</w:t>
       </w:r>
-      <w:hyperlink w:history="1" r:id="rIdasbnbxlzukedimdu9rgnd">
+      <w:hyperlink w:history="1" r:id="rId3ugetl0wxdjox6eauxlh4">
         <w:r>
           <w:rPr>
             <w:rFonts w:ascii="Arial" w:cs="Arial" w:eastAsia="Arial" w:hAnsi="Arial"/>
@@ -20534,6 +20975,7 @@
           </w:tcPr>
           <w:p>
             <w:pPr>
+              <w:keepNext w:val="false"/>
               <w:spacing w:after="40" w:before="0"/>
               <w:jc w:val="center"/>
             </w:pPr>
@@ -20569,6 +21011,7 @@
           </w:tcPr>
           <w:p>
             <w:pPr>
+              <w:keepNext w:val="false"/>
               <w:spacing w:after="40" w:before="0"/>
               <w:jc w:val="center"/>
             </w:pPr>
@@ -20603,6 +21046,7 @@
           </w:tcPr>
           <w:p>
             <w:pPr>
+              <w:keepNext w:val="false"/>
               <w:spacing w:after="40" w:before="0"/>
               <w:jc w:val="left"/>
             </w:pPr>
@@ -20635,6 +21079,7 @@
           </w:tcPr>
           <w:p>
             <w:pPr>
+              <w:keepNext w:val="false"/>
               <w:spacing w:after="40" w:before="0"/>
               <w:jc w:val="left"/>
             </w:pPr>
@@ -20669,6 +21114,7 @@
           </w:tcPr>
           <w:p>
             <w:pPr>
+              <w:keepNext w:val="false"/>
               <w:spacing w:after="40" w:before="0"/>
               <w:jc w:val="left"/>
             </w:pPr>
@@ -20701,6 +21147,7 @@
           </w:tcPr>
           <w:p>
             <w:pPr>
+              <w:keepNext w:val="false"/>
               <w:spacing w:after="40" w:before="0"/>
               <w:jc w:val="left"/>
             </w:pPr>
@@ -20735,6 +21182,7 @@
           </w:tcPr>
           <w:p>
             <w:pPr>
+              <w:keepNext w:val="false"/>
               <w:spacing w:after="40" w:before="0"/>
               <w:jc w:val="left"/>
             </w:pPr>
@@ -20862,6 +21310,7 @@
           </w:tcPr>
           <w:p>
             <w:pPr>
+              <w:keepNext w:val="false"/>
               <w:spacing w:after="40" w:before="0"/>
               <w:jc w:val="left"/>
             </w:pPr>
@@ -20949,6 +21398,7 @@
           </w:tcPr>
           <w:p>
             <w:pPr>
+              <w:keepNext w:val="false"/>
               <w:spacing w:after="40" w:before="0"/>
               <w:jc w:val="left"/>
             </w:pPr>
@@ -21036,6 +21486,7 @@
           </w:tcPr>
           <w:p>
             <w:pPr>
+              <w:keepNext w:val="false"/>
               <w:spacing w:after="40" w:before="0"/>
               <w:jc w:val="left"/>
             </w:pPr>
@@ -21068,6 +21519,7 @@
           </w:tcPr>
           <w:p>
             <w:pPr>
+              <w:keepNext w:val="false"/>
               <w:spacing w:after="40" w:before="0"/>
               <w:jc w:val="left"/>
             </w:pPr>
@@ -21102,6 +21554,7 @@
           </w:tcPr>
           <w:p>
             <w:pPr>
+              <w:keepNext w:val="false"/>
               <w:spacing w:after="40" w:before="0"/>
               <w:jc w:val="left"/>
             </w:pPr>
@@ -21134,6 +21587,7 @@
           </w:tcPr>
           <w:p>
             <w:pPr>
+              <w:keepNext w:val="false"/>
               <w:spacing w:after="40" w:before="0"/>
               <w:jc w:val="left"/>
             </w:pPr>
@@ -21168,6 +21622,7 @@
           </w:tcPr>
           <w:p>
             <w:pPr>
+              <w:keepNext w:val="false"/>
               <w:spacing w:after="40" w:before="0"/>
               <w:jc w:val="left"/>
             </w:pPr>
@@ -21200,6 +21655,7 @@
           </w:tcPr>
           <w:p>
             <w:pPr>
+              <w:keepNext w:val="false"/>
               <w:spacing w:after="40" w:before="0"/>
               <w:jc w:val="left"/>
             </w:pPr>
@@ -21259,6 +21715,7 @@
           </w:tcPr>
           <w:p>
             <w:pPr>
+              <w:keepNext w:val="false"/>
               <w:spacing w:after="40" w:before="0"/>
               <w:jc w:val="center"/>
             </w:pPr>
@@ -21293,6 +21750,7 @@
           </w:tcPr>
           <w:p>
             <w:pPr>
+              <w:keepNext w:val="false"/>
               <w:spacing w:after="40" w:before="0"/>
               <w:jc w:val="left"/>
             </w:pPr>
@@ -21312,6 +21770,7 @@
           </w:p>
           <w:p>
             <w:pPr>
+              <w:keepNext w:val="false"/>
               <w:spacing w:after="40" w:before="0"/>
               <w:jc w:val="left"/>
             </w:pPr>
@@ -21331,6 +21790,7 @@
           </w:p>
           <w:p>
             <w:pPr>
+              <w:keepNext w:val="false"/>
               <w:spacing w:after="40" w:before="0"/>
               <w:jc w:val="left"/>
             </w:pPr>
@@ -21350,6 +21810,7 @@
           </w:p>
           <w:p>
             <w:pPr>
+              <w:keepNext w:val="false"/>
               <w:spacing w:after="40" w:before="0"/>
               <w:jc w:val="left"/>
             </w:pPr>
@@ -21369,6 +21830,7 @@
           </w:p>
           <w:p>
             <w:pPr>
+              <w:keepNext w:val="false"/>
               <w:spacing w:after="40" w:before="0"/>
               <w:jc w:val="left"/>
             </w:pPr>
@@ -21433,6 +21895,7 @@
           </w:tcPr>
           <w:p>
             <w:pPr>
+              <w:keepNext w:val="false"/>
               <w:spacing w:after="40" w:before="0"/>
               <w:jc w:val="center"/>
             </w:pPr>
@@ -21467,6 +21930,7 @@
           </w:tcPr>
           <w:p>
             <w:pPr>
+              <w:keepNext w:val="false"/>
               <w:spacing w:after="40" w:before="0"/>
               <w:jc w:val="left"/>
             </w:pPr>
@@ -21499,6 +21963,7 @@
           </w:tcPr>
           <w:p>
             <w:pPr>
+              <w:keepNext w:val="false"/>
               <w:spacing w:after="40" w:before="0"/>
               <w:jc w:val="left"/>
             </w:pPr>
@@ -21531,6 +21996,7 @@
           </w:tcPr>
           <w:p>
             <w:pPr>
+              <w:keepNext w:val="false"/>
               <w:spacing w:after="40" w:before="0"/>
               <w:jc w:val="left"/>
             </w:pPr>
@@ -21563,6 +22029,7 @@
           </w:tcPr>
           <w:p>
             <w:pPr>
+              <w:keepNext w:val="false"/>
               <w:spacing w:after="40" w:before="0"/>
               <w:jc w:val="left"/>
             </w:pPr>
@@ -21595,6 +22062,7 @@
           </w:tcPr>
           <w:p>
             <w:pPr>
+              <w:keepNext w:val="false"/>
               <w:spacing w:after="40" w:before="0"/>
               <w:jc w:val="left"/>
             </w:pPr>
@@ -21629,6 +22097,7 @@
           </w:tcPr>
           <w:p>
             <w:pPr>
+              <w:keepNext w:val="false"/>
               <w:spacing w:after="40" w:before="0"/>
               <w:jc w:val="left"/>
             </w:pPr>
@@ -21666,7 +22135,7 @@
             <w:pPr>
               <w:spacing w:after="20" w:before="0"/>
             </w:pPr>
-            <w:hyperlink w:history="1" r:id="rIdrjhwp_niceimnxyauxgzq">
+            <w:hyperlink w:history="1" r:id="rIdtu2bk_n-iu8v4x6vgg3t_">
               <w:r>
                 <w:rPr>
                   <w:rFonts w:ascii="Arial" w:cs="Arial" w:eastAsia="Arial" w:hAnsi="Arial"/>
@@ -21699,7 +22168,7 @@
               <w:spacing w:after="10" w:before="0"/>
               <w:ind w:left="120"/>
             </w:pPr>
-            <w:hyperlink w:history="1" r:id="rIdxlr5lodnita4npajd-out">
+            <w:hyperlink w:history="1" r:id="rIdmoaefpdnhz28sz5n_cl0p">
               <w:r>
                 <w:rPr>
                   <w:rFonts w:ascii="Arial" w:cs="Arial" w:eastAsia="Arial" w:hAnsi="Arial"/>
@@ -21744,7 +22213,7 @@
             <w:pPr>
               <w:spacing w:after="20" w:before="0"/>
             </w:pPr>
-            <w:hyperlink w:history="1" r:id="rIdoe92hdp8agkbrss--0yg6">
+            <w:hyperlink w:history="1" r:id="rIdxwfamjdxw6brho6lvxsle">
               <w:r>
                 <w:rPr>
                   <w:rFonts w:ascii="Arial" w:cs="Arial" w:eastAsia="Arial" w:hAnsi="Arial"/>
@@ -21777,7 +22246,7 @@
               <w:spacing w:after="10" w:before="0"/>
               <w:ind w:left="120"/>
             </w:pPr>
-            <w:hyperlink w:history="1" r:id="rIdonp5mzxwacy2nxkft_ltz">
+            <w:hyperlink w:history="1" r:id="rIdsvy7-itaqkwrghj9nudtm">
               <w:r>
                 <w:rPr>
                   <w:rFonts w:ascii="Arial" w:cs="Arial" w:eastAsia="Arial" w:hAnsi="Arial"/>
@@ -21805,6 +22274,7 @@
           </w:tcPr>
           <w:p>
             <w:pPr>
+              <w:keepNext w:val="false"/>
               <w:spacing w:after="40" w:before="0"/>
               <w:jc w:val="left"/>
             </w:pPr>
@@ -21837,6 +22307,7 @@
           </w:tcPr>
           <w:p>
             <w:pPr>
+              <w:keepNext w:val="false"/>
               <w:spacing w:after="40" w:before="0"/>
               <w:jc w:val="left"/>
             </w:pPr>
@@ -21869,6 +22340,7 @@
           </w:tcPr>
           <w:p>
             <w:pPr>
+              <w:keepNext w:val="false"/>
               <w:spacing w:after="40" w:before="0"/>
               <w:jc w:val="left"/>
             </w:pPr>
@@ -21901,6 +22373,7 @@
           </w:tcPr>
           <w:p>
             <w:pPr>
+              <w:keepNext w:val="false"/>
               <w:spacing w:after="40" w:before="0"/>
               <w:jc w:val="left"/>
             </w:pPr>
@@ -21935,6 +22408,7 @@
           </w:tcPr>
           <w:p>
             <w:pPr>
+              <w:keepNext w:val="false"/>
               <w:spacing w:after="40" w:before="0"/>
               <w:jc w:val="left"/>
             </w:pPr>
@@ -21972,7 +22446,7 @@
             <w:pPr>
               <w:spacing w:after="20" w:before="0"/>
             </w:pPr>
-            <w:hyperlink w:history="1" r:id="rIdqx_yvlqeydv-pobxmoo0q">
+            <w:hyperlink w:history="1" r:id="rIdzjzwxqig5rzlpt4fyvty8">
               <w:r>
                 <w:rPr>
                   <w:rFonts w:ascii="Arial" w:cs="Arial" w:eastAsia="Arial" w:hAnsi="Arial"/>
@@ -22005,7 +22479,7 @@
               <w:spacing w:after="10" w:before="0"/>
               <w:ind w:left="120"/>
             </w:pPr>
-            <w:hyperlink w:history="1" r:id="rIdvbpzg8np6txmwmiixuhph">
+            <w:hyperlink w:history="1" r:id="rIdkopyhoadkdwxmekt4fyr6">
               <w:r>
                 <w:rPr>
                   <w:rFonts w:ascii="Arial" w:cs="Arial" w:eastAsia="Arial" w:hAnsi="Arial"/>
@@ -22050,7 +22524,7 @@
             <w:pPr>
               <w:spacing w:after="20" w:before="0"/>
             </w:pPr>
-            <w:hyperlink w:history="1" r:id="rIdlbtn9ix9a13aykh3txw4q">
+            <w:hyperlink w:history="1" r:id="rIdgoqorqmrfjop5b6hksys5">
               <w:r>
                 <w:rPr>
                   <w:rFonts w:ascii="Arial" w:cs="Arial" w:eastAsia="Arial" w:hAnsi="Arial"/>
@@ -22083,7 +22557,7 @@
               <w:spacing w:after="10" w:before="0"/>
               <w:ind w:left="120"/>
             </w:pPr>
-            <w:hyperlink w:history="1" r:id="rIdfcb-qvivaupovyx08xa78">
+            <w:hyperlink w:history="1" r:id="rIdzepwrunziopqtaqordme9">
               <w:r>
                 <w:rPr>
                   <w:rFonts w:ascii="Arial" w:cs="Arial" w:eastAsia="Arial" w:hAnsi="Arial"/>
@@ -22111,6 +22585,7 @@
           </w:tcPr>
           <w:p>
             <w:pPr>
+              <w:keepNext w:val="false"/>
               <w:spacing w:after="40" w:before="0"/>
               <w:jc w:val="left"/>
             </w:pPr>
@@ -22143,6 +22618,7 @@
           </w:tcPr>
           <w:p>
             <w:pPr>
+              <w:keepNext w:val="false"/>
               <w:spacing w:after="40" w:before="0"/>
               <w:jc w:val="left"/>
             </w:pPr>
@@ -22175,6 +22651,7 @@
           </w:tcPr>
           <w:p>
             <w:pPr>
+              <w:keepNext w:val="false"/>
               <w:spacing w:after="40" w:before="0"/>
               <w:jc w:val="left"/>
             </w:pPr>
@@ -22207,6 +22684,7 @@
           </w:tcPr>
           <w:p>
             <w:pPr>
+              <w:keepNext w:val="false"/>
               <w:spacing w:after="40" w:before="0"/>
               <w:jc w:val="left"/>
             </w:pPr>
@@ -22241,6 +22719,7 @@
           </w:tcPr>
           <w:p>
             <w:pPr>
+              <w:keepNext w:val="false"/>
               <w:spacing w:after="40" w:before="0"/>
               <w:jc w:val="left"/>
             </w:pPr>
@@ -22278,7 +22757,7 @@
             <w:pPr>
               <w:spacing w:after="20" w:before="0"/>
             </w:pPr>
-            <w:hyperlink w:history="1" r:id="rIdl1v76f0jnrbxq6p_w1nsg">
+            <w:hyperlink w:history="1" r:id="rId-fqofm-fx_ojph9fjuu6b">
               <w:r>
                 <w:rPr>
                   <w:rFonts w:ascii="Arial" w:cs="Arial" w:eastAsia="Arial" w:hAnsi="Arial"/>
@@ -22311,7 +22790,7 @@
               <w:spacing w:after="10" w:before="0"/>
               <w:ind w:left="120"/>
             </w:pPr>
-            <w:hyperlink w:history="1" r:id="rIdzcxhbyjbu2iwllevllkyg">
+            <w:hyperlink w:history="1" r:id="rIdhhqwzav-2jh2bfamyd6dn">
               <w:r>
                 <w:rPr>
                   <w:rFonts w:ascii="Arial" w:cs="Arial" w:eastAsia="Arial" w:hAnsi="Arial"/>
@@ -22356,7 +22835,7 @@
             <w:pPr>
               <w:spacing w:after="20" w:before="0"/>
             </w:pPr>
-            <w:hyperlink w:history="1" r:id="rIdivbgwesvpaiwkakgayi3z">
+            <w:hyperlink w:history="1" r:id="rId93blyegssxjp4lcavryjn">
               <w:r>
                 <w:rPr>
                   <w:rFonts w:ascii="Arial" w:cs="Arial" w:eastAsia="Arial" w:hAnsi="Arial"/>
@@ -22405,7 +22884,7 @@
               <w:spacing w:after="10" w:before="0"/>
               <w:ind w:left="120"/>
             </w:pPr>
-            <w:hyperlink w:history="1" r:id="rIdjvoj13_vkyxpath7ikt5u">
+            <w:hyperlink w:history="1" r:id="rIdv1py3c67z74_-f8gfd2xw">
               <w:r>
                 <w:rPr>
                   <w:rFonts w:ascii="Arial" w:cs="Arial" w:eastAsia="Arial" w:hAnsi="Arial"/>
@@ -22433,6 +22912,7 @@
           </w:tcPr>
           <w:p>
             <w:pPr>
+              <w:keepNext w:val="false"/>
               <w:spacing w:after="40" w:before="0"/>
               <w:jc w:val="left"/>
             </w:pPr>
@@ -22465,6 +22945,7 @@
           </w:tcPr>
           <w:p>
             <w:pPr>
+              <w:keepNext w:val="false"/>
               <w:spacing w:after="40" w:before="0"/>
               <w:jc w:val="left"/>
             </w:pPr>
@@ -22497,6 +22978,7 @@
           </w:tcPr>
           <w:p>
             <w:pPr>
+              <w:keepNext w:val="false"/>
               <w:spacing w:after="40" w:before="0"/>
               <w:jc w:val="left"/>
             </w:pPr>
@@ -22529,6 +23011,7 @@
           </w:tcPr>
           <w:p>
             <w:pPr>
+              <w:keepNext w:val="false"/>
               <w:spacing w:after="40" w:before="0"/>
               <w:jc w:val="left"/>
             </w:pPr>
@@ -22563,6 +23046,7 @@
           </w:tcPr>
           <w:p>
             <w:pPr>
+              <w:keepNext w:val="false"/>
               <w:spacing w:after="40" w:before="0"/>
               <w:jc w:val="left"/>
             </w:pPr>
@@ -22600,7 +23084,7 @@
             <w:pPr>
               <w:spacing w:after="20" w:before="0"/>
             </w:pPr>
-            <w:hyperlink w:history="1" r:id="rId_thd2i_tq7gj6ztyprulz">
+            <w:hyperlink w:history="1" r:id="rIds_wrzgxzud5xc71okw4vu">
               <w:r>
                 <w:rPr>
                   <w:rFonts w:ascii="Arial" w:cs="Arial" w:eastAsia="Arial" w:hAnsi="Arial"/>
@@ -22633,7 +23117,7 @@
               <w:spacing w:after="10" w:before="0"/>
               <w:ind w:left="120"/>
             </w:pPr>
-            <w:hyperlink w:history="1" r:id="rIdzzyaoizg_rb8mb4uafqad">
+            <w:hyperlink w:history="1" r:id="rIdcgp-ks_szp8tpn9abvvqt">
               <w:r>
                 <w:rPr>
                   <w:rFonts w:ascii="Arial" w:cs="Arial" w:eastAsia="Arial" w:hAnsi="Arial"/>
@@ -22678,7 +23162,7 @@
             <w:pPr>
               <w:spacing w:after="20" w:before="0"/>
             </w:pPr>
-            <w:hyperlink w:history="1" r:id="rIdy1lelnmqgde5sscgkgaka">
+            <w:hyperlink w:history="1" r:id="rIde0mw72xs5_iy-dcipfwkw">
               <w:r>
                 <w:rPr>
                   <w:rFonts w:ascii="Arial" w:cs="Arial" w:eastAsia="Arial" w:hAnsi="Arial"/>
@@ -22727,7 +23211,7 @@
               <w:spacing w:after="10" w:before="0"/>
               <w:ind w:left="120"/>
             </w:pPr>
-            <w:hyperlink w:history="1" r:id="rIdaslez3fn3bg2irvjwj7ii">
+            <w:hyperlink w:history="1" r:id="rIdme8zawzro2emonphytl4v">
               <w:r>
                 <w:rPr>
                   <w:rFonts w:ascii="Arial" w:cs="Arial" w:eastAsia="Arial" w:hAnsi="Arial"/>
@@ -22755,6 +23239,7 @@
           </w:tcPr>
           <w:p>
             <w:pPr>
+              <w:keepNext w:val="false"/>
               <w:spacing w:after="40" w:before="0"/>
               <w:jc w:val="left"/>
             </w:pPr>
@@ -22787,6 +23272,7 @@
           </w:tcPr>
           <w:p>
             <w:pPr>
+              <w:keepNext w:val="false"/>
               <w:spacing w:after="40" w:before="0"/>
               <w:jc w:val="left"/>
             </w:pPr>
@@ -22819,6 +23305,7 @@
           </w:tcPr>
           <w:p>
             <w:pPr>
+              <w:keepNext w:val="false"/>
               <w:spacing w:after="40" w:before="0"/>
               <w:jc w:val="left"/>
             </w:pPr>
@@ -22851,6 +23338,7 @@
           </w:tcPr>
           <w:p>
             <w:pPr>
+              <w:keepNext w:val="false"/>
               <w:spacing w:after="40" w:before="0"/>
               <w:jc w:val="left"/>
             </w:pPr>
@@ -22885,6 +23373,7 @@
           </w:tcPr>
           <w:p>
             <w:pPr>
+              <w:keepNext w:val="false"/>
               <w:spacing w:after="40" w:before="0"/>
               <w:jc w:val="left"/>
             </w:pPr>
@@ -22922,7 +23411,7 @@
             <w:pPr>
               <w:spacing w:after="20" w:before="0"/>
             </w:pPr>
-            <w:hyperlink w:history="1" r:id="rIdgb_tzun4yx6qth7ccwrvc">
+            <w:hyperlink w:history="1" r:id="rIddugwlobbd3cycutx5ie6c">
               <w:r>
                 <w:rPr>
                   <w:rFonts w:ascii="Arial" w:cs="Arial" w:eastAsia="Arial" w:hAnsi="Arial"/>
@@ -22955,7 +23444,7 @@
               <w:spacing w:after="10" w:before="0"/>
               <w:ind w:left="120"/>
             </w:pPr>
-            <w:hyperlink w:history="1" r:id="rIdaqs1n54kehd8kryormg_h">
+            <w:hyperlink w:history="1" r:id="rIdx8dvbh5t4oxup51fj7z3r">
               <w:r>
                 <w:rPr>
                   <w:rFonts w:ascii="Arial" w:cs="Arial" w:eastAsia="Arial" w:hAnsi="Arial"/>
@@ -23000,7 +23489,7 @@
             <w:pPr>
               <w:spacing w:after="20" w:before="0"/>
             </w:pPr>
-            <w:hyperlink w:history="1" r:id="rIddghgjm2wmqqi40qnlfhlz">
+            <w:hyperlink w:history="1" r:id="rIdq2tfndlhowjmweamk4tjh">
               <w:r>
                 <w:rPr>
                   <w:rFonts w:ascii="Arial" w:cs="Arial" w:eastAsia="Arial" w:hAnsi="Arial"/>
@@ -23049,7 +23538,7 @@
               <w:spacing w:after="10" w:before="0"/>
               <w:ind w:left="120"/>
             </w:pPr>
-            <w:hyperlink w:history="1" r:id="rIdfj_nf_k1rsvza-wz4g5i6">
+            <w:hyperlink w:history="1" r:id="rIdd86-7ihg5g-2hdr71zucj">
               <w:r>
                 <w:rPr>
                   <w:rFonts w:ascii="Arial" w:cs="Arial" w:eastAsia="Arial" w:hAnsi="Arial"/>
@@ -23077,6 +23566,7 @@
           </w:tcPr>
           <w:p>
             <w:pPr>
+              <w:keepNext w:val="false"/>
               <w:spacing w:after="40" w:before="0"/>
               <w:jc w:val="left"/>
             </w:pPr>
@@ -23109,6 +23599,7 @@
           </w:tcPr>
           <w:p>
             <w:pPr>
+              <w:keepNext w:val="false"/>
               <w:spacing w:after="40" w:before="0"/>
               <w:jc w:val="left"/>
             </w:pPr>
@@ -23141,6 +23632,7 @@
           </w:tcPr>
           <w:p>
             <w:pPr>
+              <w:keepNext w:val="false"/>
               <w:spacing w:after="40" w:before="0"/>
               <w:jc w:val="left"/>
             </w:pPr>
@@ -23173,6 +23665,7 @@
           </w:tcPr>
           <w:p>
             <w:pPr>
+              <w:keepNext w:val="false"/>
               <w:spacing w:after="40" w:before="0"/>
               <w:jc w:val="left"/>
             </w:pPr>
@@ -23232,6 +23725,7 @@
           </w:tcPr>
           <w:p>
             <w:pPr>
+              <w:keepNext w:val="false"/>
               <w:spacing w:after="40" w:before="0"/>
               <w:jc w:val="center"/>
             </w:pPr>
@@ -23266,6 +23760,7 @@
           </w:tcPr>
           <w:p>
             <w:pPr>
+              <w:keepNext w:val="false"/>
               <w:spacing w:after="40" w:before="0"/>
               <w:jc w:val="left"/>
             </w:pPr>
@@ -23285,6 +23780,7 @@
           </w:p>
           <w:p>
             <w:pPr>
+              <w:keepNext w:val="false"/>
               <w:spacing w:after="40" w:before="0"/>
               <w:jc w:val="left"/>
             </w:pPr>
@@ -23304,6 +23800,7 @@
           </w:p>
           <w:p>
             <w:pPr>
+              <w:keepNext w:val="false"/>
               <w:spacing w:after="40" w:before="0"/>
               <w:jc w:val="left"/>
             </w:pPr>
@@ -23323,6 +23820,7 @@
           </w:p>
           <w:p>
             <w:pPr>
+              <w:keepNext w:val="false"/>
               <w:spacing w:after="40" w:before="0"/>
               <w:jc w:val="left"/>
             </w:pPr>
@@ -23342,6 +23840,7 @@
           </w:p>
           <w:p>
             <w:pPr>
+              <w:keepNext w:val="false"/>
               <w:spacing w:after="40" w:before="0"/>
               <w:jc w:val="left"/>
             </w:pPr>
@@ -23403,6 +23902,7 @@
           </w:tcPr>
           <w:p>
             <w:pPr>
+              <w:keepNext w:val="false"/>
               <w:spacing w:after="40" w:before="0"/>
               <w:jc w:val="center"/>
             </w:pPr>
@@ -23437,6 +23937,7 @@
           </w:tcPr>
           <w:p>
             <w:pPr>
+              <w:keepNext w:val="false"/>
               <w:spacing w:after="40" w:before="0"/>
               <w:jc w:val="left"/>
             </w:pPr>
@@ -23469,6 +23970,7 @@
           </w:tcPr>
           <w:p>
             <w:pPr>
+              <w:keepNext w:val="false"/>
               <w:spacing w:after="40" w:before="0"/>
               <w:jc w:val="left"/>
             </w:pPr>
@@ -23503,6 +24005,7 @@
           </w:tcPr>
           <w:p>
             <w:pPr>
+              <w:keepNext w:val="false"/>
               <w:spacing w:after="40" w:before="0"/>
               <w:jc w:val="left"/>
             </w:pPr>
@@ -23535,6 +24038,7 @@
           </w:tcPr>
           <w:p>
             <w:pPr>
+              <w:keepNext w:val="false"/>
               <w:spacing w:after="40" w:before="0"/>
               <w:jc w:val="left"/>
             </w:pPr>
@@ -23569,6 +24073,7 @@
           </w:tcPr>
           <w:p>
             <w:pPr>
+              <w:keepNext w:val="false"/>
               <w:spacing w:after="40" w:before="0"/>
               <w:jc w:val="left"/>
             </w:pPr>
@@ -23601,6 +24106,7 @@
           </w:tcPr>
           <w:p>
             <w:pPr>
+              <w:keepNext w:val="false"/>
               <w:spacing w:after="40" w:before="0"/>
               <w:jc w:val="left"/>
             </w:pPr>
@@ -23637,7 +24143,7 @@
         </w:rPr>
         <w:t xml:space="preserve">© 2026 SeaVuria and ARES. Aligned with KICD objectives. Developed by SeaVuria; technical implementation by ARES (with AI assistance from Claude). Licensed under </w:t>
       </w:r>
-      <w:hyperlink w:history="1" r:id="rIdi7qzjbt078aggl_66lmcp">
+      <w:hyperlink w:history="1" r:id="rIdfnn5imxomaex5da5p987a">
         <w:r>
           <w:rPr>
             <w:rFonts w:ascii="Arial" w:cs="Arial" w:eastAsia="Arial" w:hAnsi="Arial"/>
@@ -23658,7 +24164,7 @@
         </w:rPr>
         <w:t xml:space="preserve"> (</w:t>
       </w:r>
-      <w:hyperlink w:history="1" r:id="rId9x3olftisy7up-fraa8wr">
+      <w:hyperlink w:history="1" r:id="rIdn5hrpuzp2px8b-e03i5xk">
         <w:r>
           <w:rPr>
             <w:rFonts w:ascii="Arial" w:cs="Arial" w:eastAsia="Arial" w:hAnsi="Arial"/>
@@ -23718,6 +24224,7 @@
           </w:tcPr>
           <w:p>
             <w:pPr>
+              <w:keepNext w:val="false"/>
               <w:spacing w:after="40" w:before="0"/>
               <w:jc w:val="center"/>
             </w:pPr>
@@ -23753,6 +24260,7 @@
           </w:tcPr>
           <w:p>
             <w:pPr>
+              <w:keepNext w:val="false"/>
               <w:spacing w:after="40" w:before="0"/>
               <w:jc w:val="center"/>
             </w:pPr>
@@ -23787,6 +24295,7 @@
           </w:tcPr>
           <w:p>
             <w:pPr>
+              <w:keepNext w:val="false"/>
               <w:spacing w:after="40" w:before="0"/>
               <w:jc w:val="left"/>
             </w:pPr>
@@ -23819,6 +24328,7 @@
           </w:tcPr>
           <w:p>
             <w:pPr>
+              <w:keepNext w:val="false"/>
               <w:spacing w:after="40" w:before="0"/>
               <w:jc w:val="left"/>
             </w:pPr>
@@ -23853,6 +24363,7 @@
           </w:tcPr>
           <w:p>
             <w:pPr>
+              <w:keepNext w:val="false"/>
               <w:spacing w:after="40" w:before="0"/>
               <w:jc w:val="left"/>
             </w:pPr>
@@ -23885,6 +24396,7 @@
           </w:tcPr>
           <w:p>
             <w:pPr>
+              <w:keepNext w:val="false"/>
               <w:spacing w:after="40" w:before="0"/>
               <w:jc w:val="left"/>
             </w:pPr>
@@ -23919,6 +24431,7 @@
           </w:tcPr>
           <w:p>
             <w:pPr>
+              <w:keepNext w:val="false"/>
               <w:spacing w:after="40" w:before="0"/>
               <w:jc w:val="left"/>
             </w:pPr>
@@ -23951,6 +24464,7 @@
           </w:tcPr>
           <w:p>
             <w:pPr>
+              <w:keepNext w:val="false"/>
               <w:spacing w:after="40" w:before="0"/>
               <w:jc w:val="left"/>
             </w:pPr>
@@ -23985,6 +24499,7 @@
           </w:tcPr>
           <w:p>
             <w:pPr>
+              <w:keepNext w:val="false"/>
               <w:spacing w:after="40" w:before="0"/>
               <w:jc w:val="left"/>
             </w:pPr>
@@ -24017,6 +24532,7 @@
           </w:tcPr>
           <w:p>
             <w:pPr>
+              <w:keepNext w:val="false"/>
               <w:spacing w:after="40" w:before="0"/>
               <w:jc w:val="left"/>
             </w:pPr>
@@ -24051,6 +24567,7 @@
           </w:tcPr>
           <w:p>
             <w:pPr>
+              <w:keepNext w:val="false"/>
               <w:spacing w:after="40" w:before="0"/>
               <w:jc w:val="left"/>
             </w:pPr>
@@ -24083,6 +24600,7 @@
           </w:tcPr>
           <w:p>
             <w:pPr>
+              <w:keepNext w:val="false"/>
               <w:spacing w:after="40" w:before="0"/>
               <w:jc w:val="left"/>
             </w:pPr>
@@ -24117,6 +24635,7 @@
           </w:tcPr>
           <w:p>
             <w:pPr>
+              <w:keepNext w:val="false"/>
               <w:spacing w:after="40" w:before="0"/>
               <w:jc w:val="left"/>
             </w:pPr>
@@ -24149,6 +24668,7 @@
           </w:tcPr>
           <w:p>
             <w:pPr>
+              <w:keepNext w:val="false"/>
               <w:spacing w:after="40" w:before="0"/>
               <w:jc w:val="left"/>
             </w:pPr>
@@ -24183,6 +24703,7 @@
           </w:tcPr>
           <w:p>
             <w:pPr>
+              <w:keepNext w:val="false"/>
               <w:spacing w:after="40" w:before="0"/>
               <w:jc w:val="left"/>
             </w:pPr>
@@ -24215,6 +24736,7 @@
           </w:tcPr>
           <w:p>
             <w:pPr>
+              <w:keepNext w:val="false"/>
               <w:spacing w:after="40" w:before="0"/>
               <w:jc w:val="left"/>
             </w:pPr>
@@ -24249,6 +24771,7 @@
           </w:tcPr>
           <w:p>
             <w:pPr>
+              <w:keepNext w:val="false"/>
               <w:spacing w:after="40" w:before="0"/>
               <w:jc w:val="left"/>
             </w:pPr>
@@ -24281,6 +24804,7 @@
           </w:tcPr>
           <w:p>
             <w:pPr>
+              <w:keepNext w:val="false"/>
               <w:spacing w:after="40" w:before="0"/>
               <w:jc w:val="left"/>
             </w:pPr>
@@ -24340,6 +24864,7 @@
           </w:tcPr>
           <w:p>
             <w:pPr>
+              <w:keepNext w:val="false"/>
               <w:spacing w:after="40" w:before="0"/>
               <w:jc w:val="center"/>
             </w:pPr>
@@ -24374,6 +24899,7 @@
           </w:tcPr>
           <w:p>
             <w:pPr>
+              <w:keepNext w:val="false"/>
               <w:spacing w:after="40" w:before="0"/>
               <w:jc w:val="left"/>
             </w:pPr>
@@ -24438,6 +24964,7 @@
           </w:tcPr>
           <w:p>
             <w:pPr>
+              <w:keepNext w:val="false"/>
               <w:spacing w:after="40" w:before="0"/>
               <w:jc w:val="center"/>
             </w:pPr>
@@ -24472,6 +24999,7 @@
           </w:tcPr>
           <w:p>
             <w:pPr>
+              <w:keepNext w:val="false"/>
               <w:spacing w:after="40" w:before="0"/>
               <w:jc w:val="left"/>
             </w:pPr>
@@ -24504,6 +25032,7 @@
           </w:tcPr>
           <w:p>
             <w:pPr>
+              <w:keepNext w:val="false"/>
               <w:spacing w:after="40" w:before="0"/>
               <w:jc w:val="left"/>
             </w:pPr>
@@ -24536,6 +25065,7 @@
           </w:tcPr>
           <w:p>
             <w:pPr>
+              <w:keepNext w:val="false"/>
               <w:spacing w:after="40" w:before="0"/>
               <w:jc w:val="left"/>
             </w:pPr>
@@ -24568,6 +25098,7 @@
           </w:tcPr>
           <w:p>
             <w:pPr>
+              <w:keepNext w:val="false"/>
               <w:spacing w:after="40" w:before="0"/>
               <w:jc w:val="left"/>
             </w:pPr>
@@ -24600,6 +25131,7 @@
           </w:tcPr>
           <w:p>
             <w:pPr>
+              <w:keepNext w:val="false"/>
               <w:spacing w:after="40" w:before="0"/>
               <w:jc w:val="left"/>
             </w:pPr>
@@ -24634,6 +25166,7 @@
           </w:tcPr>
           <w:p>
             <w:pPr>
+              <w:keepNext w:val="false"/>
               <w:spacing w:after="40" w:before="0"/>
               <w:jc w:val="left"/>
             </w:pPr>
@@ -24671,7 +25204,7 @@
             <w:pPr>
               <w:spacing w:after="20" w:before="0"/>
             </w:pPr>
-            <w:hyperlink w:history="1" r:id="rId5mqz2tyag0fjvlvn-6xrb">
+            <w:hyperlink w:history="1" r:id="rIdo8ytqwli4uokx8vq18wri">
               <w:r>
                 <w:rPr>
                   <w:rFonts w:ascii="Arial" w:cs="Arial" w:eastAsia="Arial" w:hAnsi="Arial"/>
@@ -24704,7 +25237,7 @@
               <w:spacing w:after="10" w:before="0"/>
               <w:ind w:left="120"/>
             </w:pPr>
-            <w:hyperlink w:history="1" r:id="rId1kcboxa94xsn7cjhjxkj2">
+            <w:hyperlink w:history="1" r:id="rIdtym2783sjit_7lowkiscy">
               <w:r>
                 <w:rPr>
                   <w:rFonts w:ascii="Arial" w:cs="Arial" w:eastAsia="Arial" w:hAnsi="Arial"/>
@@ -24749,7 +25282,7 @@
             <w:pPr>
               <w:spacing w:after="20" w:before="0"/>
             </w:pPr>
-            <w:hyperlink w:history="1" r:id="rIdgfghihmyanqgf1u69xlry">
+            <w:hyperlink w:history="1" r:id="rIdsnrdstm8_eqteqfajueme">
               <w:r>
                 <w:rPr>
                   <w:rFonts w:ascii="Arial" w:cs="Arial" w:eastAsia="Arial" w:hAnsi="Arial"/>
@@ -24782,7 +25315,7 @@
               <w:spacing w:after="10" w:before="0"/>
               <w:ind w:left="120"/>
             </w:pPr>
-            <w:hyperlink w:history="1" r:id="rIdy99j0tzczvwyj3k_xu7u2">
+            <w:hyperlink w:history="1" r:id="rIdbpduitshgyhwzhj9waday">
               <w:r>
                 <w:rPr>
                   <w:rFonts w:ascii="Arial" w:cs="Arial" w:eastAsia="Arial" w:hAnsi="Arial"/>
@@ -24810,6 +25343,7 @@
           </w:tcPr>
           <w:p>
             <w:pPr>
+              <w:keepNext w:val="false"/>
               <w:spacing w:after="40" w:before="0"/>
               <w:jc w:val="left"/>
             </w:pPr>
@@ -24842,6 +25376,7 @@
           </w:tcPr>
           <w:p>
             <w:pPr>
+              <w:keepNext w:val="false"/>
               <w:spacing w:after="40" w:before="0"/>
               <w:jc w:val="left"/>
             </w:pPr>
@@ -24874,6 +25409,7 @@
           </w:tcPr>
           <w:p>
             <w:pPr>
+              <w:keepNext w:val="false"/>
               <w:spacing w:after="40" w:before="0"/>
               <w:jc w:val="left"/>
             </w:pPr>
@@ -24906,6 +25442,7 @@
           </w:tcPr>
           <w:p>
             <w:pPr>
+              <w:keepNext w:val="false"/>
               <w:spacing w:after="40" w:before="0"/>
               <w:jc w:val="left"/>
             </w:pPr>
@@ -24940,6 +25477,7 @@
           </w:tcPr>
           <w:p>
             <w:pPr>
+              <w:keepNext w:val="false"/>
               <w:spacing w:after="40" w:before="0"/>
               <w:jc w:val="left"/>
             </w:pPr>
@@ -24977,7 +25515,7 @@
             <w:pPr>
               <w:spacing w:after="20" w:before="0"/>
             </w:pPr>
-            <w:hyperlink w:history="1" r:id="rIddb9iqb18q30mutjqv5o_k">
+            <w:hyperlink w:history="1" r:id="rIdibgtf-vxjs7mdj8ms2jwh">
               <w:r>
                 <w:rPr>
                   <w:rFonts w:ascii="Arial" w:cs="Arial" w:eastAsia="Arial" w:hAnsi="Arial"/>
@@ -25010,7 +25548,7 @@
               <w:spacing w:after="10" w:before="0"/>
               <w:ind w:left="120"/>
             </w:pPr>
-            <w:hyperlink w:history="1" r:id="rId1ldotbv2xrjgpzxblo3oi">
+            <w:hyperlink w:history="1" r:id="rIdkugnijngs2ywqdoysb2kb">
               <w:r>
                 <w:rPr>
                   <w:rFonts w:ascii="Arial" w:cs="Arial" w:eastAsia="Arial" w:hAnsi="Arial"/>
@@ -25055,7 +25593,7 @@
             <w:pPr>
               <w:spacing w:after="20" w:before="0"/>
             </w:pPr>
-            <w:hyperlink w:history="1" r:id="rIdmumty6kmk2hgj98lt5uvq">
+            <w:hyperlink w:history="1" r:id="rIdczo9oetsf7ddsob7_jhkd">
               <w:r>
                 <w:rPr>
                   <w:rFonts w:ascii="Arial" w:cs="Arial" w:eastAsia="Arial" w:hAnsi="Arial"/>
@@ -25088,7 +25626,7 @@
               <w:spacing w:after="10" w:before="0"/>
               <w:ind w:left="120"/>
             </w:pPr>
-            <w:hyperlink w:history="1" r:id="rIdw8qxte6aji7cfnvklwkpc">
+            <w:hyperlink w:history="1" r:id="rIdou2e0yqfrtmg3vjk5gbp1">
               <w:r>
                 <w:rPr>
                   <w:rFonts w:ascii="Arial" w:cs="Arial" w:eastAsia="Arial" w:hAnsi="Arial"/>
@@ -25116,6 +25654,7 @@
           </w:tcPr>
           <w:p>
             <w:pPr>
+              <w:keepNext w:val="false"/>
               <w:spacing w:after="40" w:before="0"/>
               <w:jc w:val="left"/>
             </w:pPr>
@@ -25148,6 +25687,7 @@
           </w:tcPr>
           <w:p>
             <w:pPr>
+              <w:keepNext w:val="false"/>
               <w:spacing w:after="40" w:before="0"/>
               <w:jc w:val="left"/>
             </w:pPr>
@@ -25180,6 +25720,7 @@
           </w:tcPr>
           <w:p>
             <w:pPr>
+              <w:keepNext w:val="false"/>
               <w:spacing w:after="40" w:before="0"/>
               <w:jc w:val="left"/>
             </w:pPr>
@@ -25212,6 +25753,7 @@
           </w:tcPr>
           <w:p>
             <w:pPr>
+              <w:keepNext w:val="false"/>
               <w:spacing w:after="40" w:before="0"/>
               <w:jc w:val="left"/>
             </w:pPr>
@@ -25246,6 +25788,7 @@
           </w:tcPr>
           <w:p>
             <w:pPr>
+              <w:keepNext w:val="false"/>
               <w:spacing w:after="40" w:before="0"/>
               <w:jc w:val="left"/>
             </w:pPr>
@@ -25283,7 +25826,7 @@
             <w:pPr>
               <w:spacing w:after="20" w:before="0"/>
             </w:pPr>
-            <w:hyperlink w:history="1" r:id="rIdj5w2vulhmbstn6sjxpimo">
+            <w:hyperlink w:history="1" r:id="rIdhtmqwtoll9qyh_oovznnv">
               <w:r>
                 <w:rPr>
                   <w:rFonts w:ascii="Arial" w:cs="Arial" w:eastAsia="Arial" w:hAnsi="Arial"/>
@@ -25316,7 +25859,7 @@
               <w:spacing w:after="10" w:before="0"/>
               <w:ind w:left="120"/>
             </w:pPr>
-            <w:hyperlink w:history="1" r:id="rIdrnaucg0lcorx7a5l66_ls">
+            <w:hyperlink w:history="1" r:id="rIdosmm_so3lul-4do7bmcqf">
               <w:r>
                 <w:rPr>
                   <w:rFonts w:ascii="Arial" w:cs="Arial" w:eastAsia="Arial" w:hAnsi="Arial"/>
@@ -25361,7 +25904,7 @@
             <w:pPr>
               <w:spacing w:after="20" w:before="0"/>
             </w:pPr>
-            <w:hyperlink w:history="1" r:id="rIdih5tck3zqtezf6s6bc0ii">
+            <w:hyperlink w:history="1" r:id="rIdrykyptlrl4c_uxohll0dx">
               <w:r>
                 <w:rPr>
                   <w:rFonts w:ascii="Arial" w:cs="Arial" w:eastAsia="Arial" w:hAnsi="Arial"/>
@@ -25394,7 +25937,7 @@
               <w:spacing w:after="10" w:before="0"/>
               <w:ind w:left="120"/>
             </w:pPr>
-            <w:hyperlink w:history="1" r:id="rIdkbrg80xmbghg_cj3feily">
+            <w:hyperlink w:history="1" r:id="rIdhuqnnszr016uhcnakxu3u">
               <w:r>
                 <w:rPr>
                   <w:rFonts w:ascii="Arial" w:cs="Arial" w:eastAsia="Arial" w:hAnsi="Arial"/>
@@ -25422,6 +25965,7 @@
           </w:tcPr>
           <w:p>
             <w:pPr>
+              <w:keepNext w:val="false"/>
               <w:spacing w:after="40" w:before="0"/>
               <w:jc w:val="left"/>
             </w:pPr>
@@ -25454,6 +25998,7 @@
           </w:tcPr>
           <w:p>
             <w:pPr>
+              <w:keepNext w:val="false"/>
               <w:spacing w:after="40" w:before="0"/>
               <w:jc w:val="left"/>
             </w:pPr>
@@ -25486,6 +26031,7 @@
           </w:tcPr>
           <w:p>
             <w:pPr>
+              <w:keepNext w:val="false"/>
               <w:spacing w:after="40" w:before="0"/>
               <w:jc w:val="left"/>
             </w:pPr>
@@ -25518,6 +26064,7 @@
           </w:tcPr>
           <w:p>
             <w:pPr>
+              <w:keepNext w:val="false"/>
               <w:spacing w:after="40" w:before="0"/>
               <w:jc w:val="left"/>
             </w:pPr>
@@ -25552,6 +26099,7 @@
           </w:tcPr>
           <w:p>
             <w:pPr>
+              <w:keepNext w:val="false"/>
               <w:spacing w:after="40" w:before="0"/>
               <w:jc w:val="left"/>
             </w:pPr>
@@ -25589,7 +26137,7 @@
             <w:pPr>
               <w:spacing w:after="20" w:before="0"/>
             </w:pPr>
-            <w:hyperlink w:history="1" r:id="rIdznaayamkysqjufhejjkpk">
+            <w:hyperlink w:history="1" r:id="rIdrfxn8hbuywgup0e_wlimx">
               <w:r>
                 <w:rPr>
                   <w:rFonts w:ascii="Arial" w:cs="Arial" w:eastAsia="Arial" w:hAnsi="Arial"/>
@@ -25622,7 +26170,7 @@
               <w:spacing w:after="10" w:before="0"/>
               <w:ind w:left="120"/>
             </w:pPr>
-            <w:hyperlink w:history="1" r:id="rIdmf_bm1rkvhgd7v9czelqx">
+            <w:hyperlink w:history="1" r:id="rIdomrrxkgy5aku0htguxu_e">
               <w:r>
                 <w:rPr>
                   <w:rFonts w:ascii="Arial" w:cs="Arial" w:eastAsia="Arial" w:hAnsi="Arial"/>
@@ -25667,7 +26215,7 @@
             <w:pPr>
               <w:spacing w:after="20" w:before="0"/>
             </w:pPr>
-            <w:hyperlink w:history="1" r:id="rIdcr5zy3m0yx5b9skws7ot_">
+            <w:hyperlink w:history="1" r:id="rIdrn7efllmftgeatmq8o9lt">
               <w:r>
                 <w:rPr>
                   <w:rFonts w:ascii="Arial" w:cs="Arial" w:eastAsia="Arial" w:hAnsi="Arial"/>
@@ -25700,7 +26248,7 @@
               <w:spacing w:after="10" w:before="0"/>
               <w:ind w:left="120"/>
             </w:pPr>
-            <w:hyperlink w:history="1" r:id="rIdtally8foxtnwn1k11sjzq">
+            <w:hyperlink w:history="1" r:id="rIdv-9fyaaqopbe6kxzsmgdu">
               <w:r>
                 <w:rPr>
                   <w:rFonts w:ascii="Arial" w:cs="Arial" w:eastAsia="Arial" w:hAnsi="Arial"/>
@@ -25728,6 +26276,7 @@
           </w:tcPr>
           <w:p>
             <w:pPr>
+              <w:keepNext w:val="false"/>
               <w:spacing w:after="40" w:before="0"/>
               <w:jc w:val="left"/>
             </w:pPr>
@@ -25760,6 +26309,7 @@
           </w:tcPr>
           <w:p>
             <w:pPr>
+              <w:keepNext w:val="false"/>
               <w:spacing w:after="40" w:before="0"/>
               <w:jc w:val="left"/>
             </w:pPr>
@@ -25792,6 +26342,7 @@
           </w:tcPr>
           <w:p>
             <w:pPr>
+              <w:keepNext w:val="false"/>
               <w:spacing w:after="40" w:before="0"/>
               <w:jc w:val="left"/>
             </w:pPr>
@@ -25824,6 +26375,7 @@
           </w:tcPr>
           <w:p>
             <w:pPr>
+              <w:keepNext w:val="false"/>
               <w:spacing w:after="40" w:before="0"/>
               <w:jc w:val="left"/>
             </w:pPr>
@@ -25858,6 +26410,7 @@
           </w:tcPr>
           <w:p>
             <w:pPr>
+              <w:keepNext w:val="false"/>
               <w:spacing w:after="40" w:before="0"/>
               <w:jc w:val="left"/>
             </w:pPr>
@@ -25895,7 +26448,7 @@
             <w:pPr>
               <w:spacing w:after="20" w:before="0"/>
             </w:pPr>
-            <w:hyperlink w:history="1" r:id="rIdhpv3avt8eb4aoabce2pnz">
+            <w:hyperlink w:history="1" r:id="rIdprbfgian2uorrhvxdidmq">
               <w:r>
                 <w:rPr>
                   <w:rFonts w:ascii="Arial" w:cs="Arial" w:eastAsia="Arial" w:hAnsi="Arial"/>
@@ -25928,7 +26481,7 @@
               <w:spacing w:after="10" w:before="0"/>
               <w:ind w:left="120"/>
             </w:pPr>
-            <w:hyperlink w:history="1" r:id="rIdpi_zwo6bblkdazicgavyd">
+            <w:hyperlink w:history="1" r:id="rId_lf3u61vihdtqvrfvjfis">
               <w:r>
                 <w:rPr>
                   <w:rFonts w:ascii="Arial" w:cs="Arial" w:eastAsia="Arial" w:hAnsi="Arial"/>
@@ -25973,7 +26526,7 @@
             <w:pPr>
               <w:spacing w:after="20" w:before="0"/>
             </w:pPr>
-            <w:hyperlink w:history="1" r:id="rIdcznnoe4ydvhid9vg5j9au">
+            <w:hyperlink w:history="1" r:id="rId1iiqhzhfjsemmr2jgvut1">
               <w:r>
                 <w:rPr>
                   <w:rFonts w:ascii="Arial" w:cs="Arial" w:eastAsia="Arial" w:hAnsi="Arial"/>
@@ -26006,7 +26559,7 @@
               <w:spacing w:after="10" w:before="0"/>
               <w:ind w:left="120"/>
             </w:pPr>
-            <w:hyperlink w:history="1" r:id="rIde6yheim2vcw540-_x9qh0">
+            <w:hyperlink w:history="1" r:id="rIdjsjkgyrbn7h7jjr4fonra">
               <w:r>
                 <w:rPr>
                   <w:rFonts w:ascii="Arial" w:cs="Arial" w:eastAsia="Arial" w:hAnsi="Arial"/>
@@ -26034,6 +26587,7 @@
           </w:tcPr>
           <w:p>
             <w:pPr>
+              <w:keepNext w:val="false"/>
               <w:spacing w:after="40" w:before="0"/>
               <w:jc w:val="left"/>
             </w:pPr>
@@ -26066,6 +26620,7 @@
           </w:tcPr>
           <w:p>
             <w:pPr>
+              <w:keepNext w:val="false"/>
               <w:spacing w:after="40" w:before="0"/>
               <w:jc w:val="left"/>
             </w:pPr>
@@ -26098,6 +26653,7 @@
           </w:tcPr>
           <w:p>
             <w:pPr>
+              <w:keepNext w:val="false"/>
               <w:spacing w:after="40" w:before="0"/>
               <w:jc w:val="left"/>
             </w:pPr>
@@ -26130,6 +26686,7 @@
           </w:tcPr>
           <w:p>
             <w:pPr>
+              <w:keepNext w:val="false"/>
               <w:spacing w:after="40" w:before="0"/>
               <w:jc w:val="left"/>
             </w:pPr>
@@ -26189,6 +26746,7 @@
           </w:tcPr>
           <w:p>
             <w:pPr>
+              <w:keepNext w:val="false"/>
               <w:spacing w:after="40" w:before="0"/>
               <w:jc w:val="center"/>
             </w:pPr>
@@ -26223,6 +26781,7 @@
           </w:tcPr>
           <w:p>
             <w:pPr>
+              <w:keepNext w:val="false"/>
               <w:spacing w:after="40" w:before="0"/>
               <w:jc w:val="left"/>
             </w:pPr>
@@ -26284,6 +26843,7 @@
           </w:tcPr>
           <w:p>
             <w:pPr>
+              <w:keepNext w:val="false"/>
               <w:spacing w:after="40" w:before="0"/>
               <w:jc w:val="center"/>
             </w:pPr>
@@ -26318,6 +26878,7 @@
           </w:tcPr>
           <w:p>
             <w:pPr>
+              <w:keepNext w:val="false"/>
               <w:spacing w:after="40" w:before="0"/>
               <w:jc w:val="left"/>
             </w:pPr>
@@ -26350,6 +26911,7 @@
           </w:tcPr>
           <w:p>
             <w:pPr>
+              <w:keepNext w:val="false"/>
               <w:spacing w:after="40" w:before="0"/>
               <w:jc w:val="left"/>
             </w:pPr>
@@ -26384,6 +26946,7 @@
           </w:tcPr>
           <w:p>
             <w:pPr>
+              <w:keepNext w:val="false"/>
               <w:spacing w:after="40" w:before="0"/>
               <w:jc w:val="left"/>
             </w:pPr>
@@ -26416,6 +26979,7 @@
           </w:tcPr>
           <w:p>
             <w:pPr>
+              <w:keepNext w:val="false"/>
               <w:spacing w:after="40" w:before="0"/>
               <w:jc w:val="left"/>
             </w:pPr>
@@ -26450,6 +27014,7 @@
           </w:tcPr>
           <w:p>
             <w:pPr>
+              <w:keepNext w:val="false"/>
               <w:spacing w:after="40" w:before="0"/>
               <w:jc w:val="left"/>
             </w:pPr>
@@ -26482,6 +27047,7 @@
           </w:tcPr>
           <w:p>
             <w:pPr>
+              <w:keepNext w:val="false"/>
               <w:spacing w:after="40" w:before="0"/>
               <w:jc w:val="left"/>
             </w:pPr>
@@ -26518,7 +27084,7 @@
         </w:rPr>
         <w:t xml:space="preserve">© 2026 SeaVuria and ARES. Aligned with KICD objectives. Developed by SeaVuria; technical implementation by ARES (with AI assistance from Claude). Licensed under </w:t>
       </w:r>
-      <w:hyperlink w:history="1" r:id="rId3c0-5dpngdfe0nhne04gp">
+      <w:hyperlink w:history="1" r:id="rId1bxs8bupbcow677h3tbbz">
         <w:r>
           <w:rPr>
             <w:rFonts w:ascii="Arial" w:cs="Arial" w:eastAsia="Arial" w:hAnsi="Arial"/>
@@ -26539,7 +27105,7 @@
         </w:rPr>
         <w:t xml:space="preserve"> (</w:t>
       </w:r>
-      <w:hyperlink w:history="1" r:id="rIdtmlqr9ntgo8yqlmivv3x4">
+      <w:hyperlink w:history="1" r:id="rIdqmqvtg0csdy8gtumvbow6">
         <w:r>
           <w:rPr>
             <w:rFonts w:ascii="Arial" w:cs="Arial" w:eastAsia="Arial" w:hAnsi="Arial"/>
@@ -26600,6 +27166,7 @@
           </w:tcPr>
           <w:p>
             <w:pPr>
+              <w:keepNext w:val="false"/>
               <w:spacing w:after="40" w:before="0"/>
               <w:jc w:val="center"/>
             </w:pPr>
@@ -26634,6 +27201,7 @@
           </w:tcPr>
           <w:p>
             <w:pPr>
+              <w:keepNext w:val="false"/>
               <w:spacing w:after="40" w:before="0"/>
               <w:jc w:val="left"/>
             </w:pPr>
@@ -26666,6 +27234,7 @@
           </w:tcPr>
           <w:p>
             <w:pPr>
+              <w:keepNext w:val="false"/>
               <w:spacing w:after="40" w:before="0"/>
               <w:jc w:val="left"/>
             </w:pPr>
@@ -26698,6 +27267,7 @@
           </w:tcPr>
           <w:p>
             <w:pPr>
+              <w:keepNext w:val="false"/>
               <w:spacing w:after="40" w:before="0"/>
               <w:jc w:val="left"/>
             </w:pPr>
@@ -26732,6 +27302,7 @@
           </w:tcPr>
           <w:p>
             <w:pPr>
+              <w:keepNext w:val="false"/>
               <w:spacing w:after="40" w:before="0"/>
               <w:jc w:val="left"/>
             </w:pPr>
@@ -26764,6 +27335,7 @@
           </w:tcPr>
           <w:p>
             <w:pPr>
+              <w:keepNext w:val="false"/>
               <w:spacing w:after="40" w:before="0"/>
               <w:jc w:val="left"/>
             </w:pPr>
@@ -26796,6 +27368,7 @@
           </w:tcPr>
           <w:p>
             <w:pPr>
+              <w:keepNext w:val="false"/>
               <w:spacing w:after="40" w:before="0"/>
               <w:jc w:val="left"/>
             </w:pPr>
@@ -26830,6 +27403,7 @@
           </w:tcPr>
           <w:p>
             <w:pPr>
+              <w:keepNext w:val="false"/>
               <w:spacing w:after="40" w:before="0"/>
               <w:jc w:val="left"/>
             </w:pPr>
@@ -26862,6 +27436,7 @@
           </w:tcPr>
           <w:p>
             <w:pPr>
+              <w:keepNext w:val="false"/>
               <w:spacing w:after="40" w:before="0"/>
               <w:jc w:val="left"/>
             </w:pPr>
@@ -26894,6 +27469,7 @@
           </w:tcPr>
           <w:p>
             <w:pPr>
+              <w:keepNext w:val="false"/>
               <w:spacing w:after="40" w:before="0"/>
               <w:jc w:val="left"/>
             </w:pPr>
@@ -26928,6 +27504,7 @@
           </w:tcPr>
           <w:p>
             <w:pPr>
+              <w:keepNext w:val="false"/>
               <w:spacing w:after="40" w:before="0"/>
               <w:jc w:val="left"/>
             </w:pPr>
@@ -26960,6 +27537,7 @@
           </w:tcPr>
           <w:p>
             <w:pPr>
+              <w:keepNext w:val="false"/>
               <w:spacing w:after="40" w:before="0"/>
               <w:jc w:val="left"/>
             </w:pPr>
@@ -26992,6 +27570,7 @@
           </w:tcPr>
           <w:p>
             <w:pPr>
+              <w:keepNext w:val="false"/>
               <w:spacing w:after="40" w:before="0"/>
               <w:jc w:val="left"/>
             </w:pPr>

--- a/data/outputs/v2/Core_Mathematics/SS1.1_Real_Numbers/Core_Mathematics_Real_Numbers_CBE_LessonSequence.docx
+++ b/data/outputs/v2/Core_Mathematics/SS1.1_Real_Numbers/Core_Mathematics_Real_Numbers_CBE_LessonSequence.docx
@@ -2718,7 +2718,7 @@
         </w:rPr>
         <w:t xml:space="preserve">© 2026 SeaVuria and ARES. This work is licensed under a </w:t>
       </w:r>
-      <w:hyperlink w:history="1" r:id="rIdb1hwvsxv_sco0qnikmyic">
+      <w:hyperlink w:history="1" r:id="rId-t0wa0vorkry_7_fln9a-">
         <w:r>
           <w:rPr>
             <w:rFonts w:ascii="Arial" w:cs="Arial" w:eastAsia="Arial" w:hAnsi="Arial"/>
@@ -2738,7 +2738,7 @@
         </w:rPr>
         <w:t xml:space="preserve"> (</w:t>
       </w:r>
-      <w:hyperlink w:history="1" r:id="rIdackbbcfpkzqbkcg-uurz2">
+      <w:hyperlink w:history="1" r:id="rId2yop8i7u15lwmdebcnhsh">
         <w:r>
           <w:rPr>
             <w:rFonts w:ascii="Arial" w:cs="Arial" w:eastAsia="Arial" w:hAnsi="Arial"/>
@@ -2758,7 +2758,7 @@
         </w:rPr>
         <w:t xml:space="preserve">). To view a copy of this license, visit </w:t>
       </w:r>
-      <w:hyperlink w:history="1" r:id="rIdafyh6mhcdx-glwp-fuqqo">
+      <w:hyperlink w:history="1" r:id="rIdrqant-0vtaio2p4_exy07">
         <w:r>
           <w:rPr>
             <w:rFonts w:ascii="Arial" w:cs="Arial" w:eastAsia="Arial" w:hAnsi="Arial"/>
@@ -3797,7 +3797,7 @@
             <w:pPr>
               <w:spacing w:after="20" w:before="0"/>
             </w:pPr>
-            <w:hyperlink w:history="1" r:id="rIdtwgs6pktlqi6ymxddvb8x">
+            <w:hyperlink w:history="1" r:id="rIdbuddx7uypfjoinlx2rcxr">
               <w:r>
                 <w:rPr>
                   <w:rFonts w:ascii="Arial" w:cs="Arial" w:eastAsia="Arial" w:hAnsi="Arial"/>
@@ -3830,7 +3830,7 @@
               <w:spacing w:after="10" w:before="0"/>
               <w:ind w:left="120"/>
             </w:pPr>
-            <w:hyperlink w:history="1" r:id="rIdd21b9eoh7zskdrpw8n_b4">
+            <w:hyperlink w:history="1" r:id="rIdxdb3x9fcvhdenvbj7jclo">
               <w:r>
                 <w:rPr>
                   <w:rFonts w:ascii="Arial" w:cs="Arial" w:eastAsia="Arial" w:hAnsi="Arial"/>
@@ -3875,7 +3875,7 @@
             <w:pPr>
               <w:spacing w:after="20" w:before="0"/>
             </w:pPr>
-            <w:hyperlink w:history="1" r:id="rIdaxohspd-7as5clxt-prsr">
+            <w:hyperlink w:history="1" r:id="rIdojo6c4t0gdawasb5wt35x">
               <w:r>
                 <w:rPr>
                   <w:rFonts w:ascii="Arial" w:cs="Arial" w:eastAsia="Arial" w:hAnsi="Arial"/>
@@ -3908,7 +3908,7 @@
               <w:spacing w:after="10" w:before="0"/>
               <w:ind w:left="120"/>
             </w:pPr>
-            <w:hyperlink w:history="1" r:id="rIdnoxtf_ehiyla-ohfjqmix">
+            <w:hyperlink w:history="1" r:id="rIdcj7vuebrt_ubmox1ymhel">
               <w:r>
                 <w:rPr>
                   <w:rFonts w:ascii="Arial" w:cs="Arial" w:eastAsia="Arial" w:hAnsi="Arial"/>
@@ -4108,7 +4108,7 @@
             <w:pPr>
               <w:spacing w:after="20" w:before="0"/>
             </w:pPr>
-            <w:hyperlink w:history="1" r:id="rIdansxoac3vvyhvxswcvvom">
+            <w:hyperlink w:history="1" r:id="rIdeq4jtier_nstylomztuyu">
               <w:r>
                 <w:rPr>
                   <w:rFonts w:ascii="Arial" w:cs="Arial" w:eastAsia="Arial" w:hAnsi="Arial"/>
@@ -4141,7 +4141,7 @@
               <w:spacing w:after="10" w:before="0"/>
               <w:ind w:left="120"/>
             </w:pPr>
-            <w:hyperlink w:history="1" r:id="rIdzwo8hzz1q5ks3gfosubdk">
+            <w:hyperlink w:history="1" r:id="rId9wzd6nonxmk_zg_7vfkr4">
               <w:r>
                 <w:rPr>
                   <w:rFonts w:ascii="Arial" w:cs="Arial" w:eastAsia="Arial" w:hAnsi="Arial"/>
@@ -4186,7 +4186,7 @@
             <w:pPr>
               <w:spacing w:after="20" w:before="0"/>
             </w:pPr>
-            <w:hyperlink w:history="1" r:id="rIdzyd5e4kvwjxflhyanu3xj">
+            <w:hyperlink w:history="1" r:id="rId_d5z2-5s1y2wryzdsyefu">
               <w:r>
                 <w:rPr>
                   <w:rFonts w:ascii="Arial" w:cs="Arial" w:eastAsia="Arial" w:hAnsi="Arial"/>
@@ -4219,7 +4219,7 @@
               <w:spacing w:after="10" w:before="0"/>
               <w:ind w:left="120"/>
             </w:pPr>
-            <w:hyperlink w:history="1" r:id="rIdiko0a1blq21xzxs9yd_nh">
+            <w:hyperlink w:history="1" r:id="rIdtjy-zcf0eoy7azs1tglcx">
               <w:r>
                 <w:rPr>
                   <w:rFonts w:ascii="Arial" w:cs="Arial" w:eastAsia="Arial" w:hAnsi="Arial"/>
@@ -4419,7 +4419,7 @@
             <w:pPr>
               <w:spacing w:after="20" w:before="0"/>
             </w:pPr>
-            <w:hyperlink w:history="1" r:id="rIdhakfnik-cbmyig6n5exc-">
+            <w:hyperlink w:history="1" r:id="rIdzsfqt49rcwfrzixcskxrg">
               <w:r>
                 <w:rPr>
                   <w:rFonts w:ascii="Arial" w:cs="Arial" w:eastAsia="Arial" w:hAnsi="Arial"/>
@@ -4452,7 +4452,7 @@
               <w:spacing w:after="10" w:before="0"/>
               <w:ind w:left="120"/>
             </w:pPr>
-            <w:hyperlink w:history="1" r:id="rIdhuxuj3icwb0tlg-sfoudn">
+            <w:hyperlink w:history="1" r:id="rIdluu3odlo2mswjawkm9qz1">
               <w:r>
                 <w:rPr>
                   <w:rFonts w:ascii="Arial" w:cs="Arial" w:eastAsia="Arial" w:hAnsi="Arial"/>
@@ -4497,7 +4497,7 @@
             <w:pPr>
               <w:spacing w:after="20" w:before="0"/>
             </w:pPr>
-            <w:hyperlink w:history="1" r:id="rIdugoa7enmzdo9wk56ecpo0">
+            <w:hyperlink w:history="1" r:id="rIdj-ytmml3uwsjspk20cie_">
               <w:r>
                 <w:rPr>
                   <w:rFonts w:ascii="Arial" w:cs="Arial" w:eastAsia="Arial" w:hAnsi="Arial"/>
@@ -4530,7 +4530,7 @@
               <w:spacing w:after="10" w:before="0"/>
               <w:ind w:left="120"/>
             </w:pPr>
-            <w:hyperlink w:history="1" r:id="rIdmupbtloztgllxacrktkup">
+            <w:hyperlink w:history="1" r:id="rIdyafihof_lhywzhcai_-fb">
               <w:r>
                 <w:rPr>
                   <w:rFonts w:ascii="Arial" w:cs="Arial" w:eastAsia="Arial" w:hAnsi="Arial"/>
@@ -4730,7 +4730,7 @@
             <w:pPr>
               <w:spacing w:after="20" w:before="0"/>
             </w:pPr>
-            <w:hyperlink w:history="1" r:id="rId1tvyh2kipmx2icduvvmh8">
+            <w:hyperlink w:history="1" r:id="rIdtx-qrcmrvhx_tvtfxk-5i">
               <w:r>
                 <w:rPr>
                   <w:rFonts w:ascii="Arial" w:cs="Arial" w:eastAsia="Arial" w:hAnsi="Arial"/>
@@ -4763,7 +4763,7 @@
               <w:spacing w:after="10" w:before="0"/>
               <w:ind w:left="120"/>
             </w:pPr>
-            <w:hyperlink w:history="1" r:id="rIdrqtuzgeyhbbrscjwejeti">
+            <w:hyperlink w:history="1" r:id="rId5h1tvtk0jebce7eglhumd">
               <w:r>
                 <w:rPr>
                   <w:rFonts w:ascii="Arial" w:cs="Arial" w:eastAsia="Arial" w:hAnsi="Arial"/>
@@ -4808,7 +4808,7 @@
             <w:pPr>
               <w:spacing w:after="20" w:before="0"/>
             </w:pPr>
-            <w:hyperlink w:history="1" r:id="rIdfsx4lvk0difxf0g38ztit">
+            <w:hyperlink w:history="1" r:id="rIdujxc8sdsie0fyoh0i1prj">
               <w:r>
                 <w:rPr>
                   <w:rFonts w:ascii="Arial" w:cs="Arial" w:eastAsia="Arial" w:hAnsi="Arial"/>
@@ -4841,7 +4841,7 @@
               <w:spacing w:after="10" w:before="0"/>
               <w:ind w:left="120"/>
             </w:pPr>
-            <w:hyperlink w:history="1" r:id="rId3wwdskcpqhqtkwn1kkvug">
+            <w:hyperlink w:history="1" r:id="rIdtwmoq5jb3wxwxzeb9rkdq">
               <w:r>
                 <w:rPr>
                   <w:rFonts w:ascii="Arial" w:cs="Arial" w:eastAsia="Arial" w:hAnsi="Arial"/>
@@ -5041,7 +5041,7 @@
             <w:pPr>
               <w:spacing w:after="20" w:before="0"/>
             </w:pPr>
-            <w:hyperlink w:history="1" r:id="rIdbysgl53s94-ejud51sr2p">
+            <w:hyperlink w:history="1" r:id="rIdmnsimcdap3le29hvaalus">
               <w:r>
                 <w:rPr>
                   <w:rFonts w:ascii="Arial" w:cs="Arial" w:eastAsia="Arial" w:hAnsi="Arial"/>
@@ -5074,7 +5074,7 @@
               <w:spacing w:after="10" w:before="0"/>
               <w:ind w:left="120"/>
             </w:pPr>
-            <w:hyperlink w:history="1" r:id="rIdy5mrnl-6ybkafxhcxvcyz">
+            <w:hyperlink w:history="1" r:id="rId4np-qwqjqn1rptl3qlz7h">
               <w:r>
                 <w:rPr>
                   <w:rFonts w:ascii="Arial" w:cs="Arial" w:eastAsia="Arial" w:hAnsi="Arial"/>
@@ -5119,7 +5119,7 @@
             <w:pPr>
               <w:spacing w:after="20" w:before="0"/>
             </w:pPr>
-            <w:hyperlink w:history="1" r:id="rIdjktiafs2vd2y3srkko0ri">
+            <w:hyperlink w:history="1" r:id="rIdtwsmh3bi5otvamqjtnwor">
               <w:r>
                 <w:rPr>
                   <w:rFonts w:ascii="Arial" w:cs="Arial" w:eastAsia="Arial" w:hAnsi="Arial"/>
@@ -5168,7 +5168,7 @@
               <w:spacing w:after="10" w:before="0"/>
               <w:ind w:left="120"/>
             </w:pPr>
-            <w:hyperlink w:history="1" r:id="rId89_thd7a-ajqw6oghqy1k">
+            <w:hyperlink w:history="1" r:id="rIdbowl9gmipdmsjent4ceq1">
               <w:r>
                 <w:rPr>
                   <w:rFonts w:ascii="Arial" w:cs="Arial" w:eastAsia="Arial" w:hAnsi="Arial"/>
@@ -5813,7 +5813,7 @@
         </w:rPr>
         <w:t xml:space="preserve">© 2026 SeaVuria and ARES. Aligned with KICD objectives. Developed by SeaVuria; technical implementation by ARES (with AI assistance from Claude). Licensed under </w:t>
       </w:r>
-      <w:hyperlink w:history="1" r:id="rIdvrk_mceut5zfn9iutlilh">
+      <w:hyperlink w:history="1" r:id="rIdxkchkgdub4x0fznbvse4w">
         <w:r>
           <w:rPr>
             <w:rFonts w:ascii="Arial" w:cs="Arial" w:eastAsia="Arial" w:hAnsi="Arial"/>
@@ -5834,7 +5834,7 @@
         </w:rPr>
         <w:t xml:space="preserve"> (</w:t>
       </w:r>
-      <w:hyperlink w:history="1" r:id="rId89zmqlc8dtxhunltyhlw7">
+      <w:hyperlink w:history="1" r:id="rIdk8x6yfj8qr3s2p7tqqz0c">
         <w:r>
           <w:rPr>
             <w:rFonts w:ascii="Arial" w:cs="Arial" w:eastAsia="Arial" w:hAnsi="Arial"/>
@@ -6874,7 +6874,7 @@
             <w:pPr>
               <w:spacing w:after="20" w:before="0"/>
             </w:pPr>
-            <w:hyperlink w:history="1" r:id="rIdpwn9pyfhpfy6lijhypvbm">
+            <w:hyperlink w:history="1" r:id="rIdnbuwz1iwntztojtzka3nr">
               <w:r>
                 <w:rPr>
                   <w:rFonts w:ascii="Arial" w:cs="Arial" w:eastAsia="Arial" w:hAnsi="Arial"/>
@@ -6907,7 +6907,7 @@
               <w:spacing w:after="10" w:before="0"/>
               <w:ind w:left="120"/>
             </w:pPr>
-            <w:hyperlink w:history="1" r:id="rId68vbttxommb7rpkkv1fnu">
+            <w:hyperlink w:history="1" r:id="rIduvqa72spric7o0hngkrm3">
               <w:r>
                 <w:rPr>
                   <w:rFonts w:ascii="Arial" w:cs="Arial" w:eastAsia="Arial" w:hAnsi="Arial"/>
@@ -6952,7 +6952,7 @@
             <w:pPr>
               <w:spacing w:after="20" w:before="0"/>
             </w:pPr>
-            <w:hyperlink w:history="1" r:id="rId385gplwfp3br_m_a1ojj7">
+            <w:hyperlink w:history="1" r:id="rIdfuhxxeh2er7zy1orxcnok">
               <w:r>
                 <w:rPr>
                   <w:rFonts w:ascii="Arial" w:cs="Arial" w:eastAsia="Arial" w:hAnsi="Arial"/>
@@ -6985,7 +6985,7 @@
               <w:spacing w:after="10" w:before="0"/>
               <w:ind w:left="120"/>
             </w:pPr>
-            <w:hyperlink w:history="1" r:id="rIdgzrbwov9vz1cn-q210jeh">
+            <w:hyperlink w:history="1" r:id="rIdrmrg887uespeeqgtlnxvp">
               <w:r>
                 <w:rPr>
                   <w:rFonts w:ascii="Arial" w:cs="Arial" w:eastAsia="Arial" w:hAnsi="Arial"/>
@@ -7185,7 +7185,7 @@
             <w:pPr>
               <w:spacing w:after="20" w:before="0"/>
             </w:pPr>
-            <w:hyperlink w:history="1" r:id="rIdtq6nsxaj7bns8k2hfnlal">
+            <w:hyperlink w:history="1" r:id="rIdvdaabvsoyjrzuqpkdw7ex">
               <w:r>
                 <w:rPr>
                   <w:rFonts w:ascii="Arial" w:cs="Arial" w:eastAsia="Arial" w:hAnsi="Arial"/>
@@ -7218,7 +7218,7 @@
               <w:spacing w:after="10" w:before="0"/>
               <w:ind w:left="120"/>
             </w:pPr>
-            <w:hyperlink w:history="1" r:id="rIdp1bqp1mvuo3f6goblrxmq">
+            <w:hyperlink w:history="1" r:id="rId3s-kdvsa6ao3_gxwrxj6h">
               <w:r>
                 <w:rPr>
                   <w:rFonts w:ascii="Arial" w:cs="Arial" w:eastAsia="Arial" w:hAnsi="Arial"/>
@@ -7263,7 +7263,7 @@
             <w:pPr>
               <w:spacing w:after="20" w:before="0"/>
             </w:pPr>
-            <w:hyperlink w:history="1" r:id="rIdqykxsvrigqs9n4m40ekhu">
+            <w:hyperlink w:history="1" r:id="rIdo8xew42nkvorom8uefxur">
               <w:r>
                 <w:rPr>
                   <w:rFonts w:ascii="Arial" w:cs="Arial" w:eastAsia="Arial" w:hAnsi="Arial"/>
@@ -7296,7 +7296,7 @@
               <w:spacing w:after="10" w:before="0"/>
               <w:ind w:left="120"/>
             </w:pPr>
-            <w:hyperlink w:history="1" r:id="rIdgfjyabqhdebhpgu0hc9en">
+            <w:hyperlink w:history="1" r:id="rIdtkkczx93afzwt2tkku2yv">
               <w:r>
                 <w:rPr>
                   <w:rFonts w:ascii="Arial" w:cs="Arial" w:eastAsia="Arial" w:hAnsi="Arial"/>
@@ -7496,7 +7496,7 @@
             <w:pPr>
               <w:spacing w:after="20" w:before="0"/>
             </w:pPr>
-            <w:hyperlink w:history="1" r:id="rId6uvwllumlxc7vjqijahwi">
+            <w:hyperlink w:history="1" r:id="rIdmswzhnvgky4ix-hcbo0r1">
               <w:r>
                 <w:rPr>
                   <w:rFonts w:ascii="Arial" w:cs="Arial" w:eastAsia="Arial" w:hAnsi="Arial"/>
@@ -7529,7 +7529,7 @@
               <w:spacing w:after="10" w:before="0"/>
               <w:ind w:left="120"/>
             </w:pPr>
-            <w:hyperlink w:history="1" r:id="rIdl-3mqh153xp-xr2hdvcmu">
+            <w:hyperlink w:history="1" r:id="rIdrbgv_yrfzkf8ib5j7dwae">
               <w:r>
                 <w:rPr>
                   <w:rFonts w:ascii="Arial" w:cs="Arial" w:eastAsia="Arial" w:hAnsi="Arial"/>
@@ -7574,7 +7574,7 @@
             <w:pPr>
               <w:spacing w:after="20" w:before="0"/>
             </w:pPr>
-            <w:hyperlink w:history="1" r:id="rIdl2hg1c99buzzbfy5ylazv">
+            <w:hyperlink w:history="1" r:id="rIdzdiu6tesx7kdxjpyyjiss">
               <w:r>
                 <w:rPr>
                   <w:rFonts w:ascii="Arial" w:cs="Arial" w:eastAsia="Arial" w:hAnsi="Arial"/>
@@ -7607,7 +7607,7 @@
               <w:spacing w:after="10" w:before="0"/>
               <w:ind w:left="120"/>
             </w:pPr>
-            <w:hyperlink w:history="1" r:id="rId86ydlkazeyl9llvstc6x-">
+            <w:hyperlink w:history="1" r:id="rIdq04zzs8fg1gpahovbw1hb">
               <w:r>
                 <w:rPr>
                   <w:rFonts w:ascii="Arial" w:cs="Arial" w:eastAsia="Arial" w:hAnsi="Arial"/>
@@ -7807,7 +7807,7 @@
             <w:pPr>
               <w:spacing w:after="20" w:before="0"/>
             </w:pPr>
-            <w:hyperlink w:history="1" r:id="rIdfxbuk6ch2hzwlowxlwoma">
+            <w:hyperlink w:history="1" r:id="rIdzvcxb4mo27qdo0q50fbqz">
               <w:r>
                 <w:rPr>
                   <w:rFonts w:ascii="Arial" w:cs="Arial" w:eastAsia="Arial" w:hAnsi="Arial"/>
@@ -7840,7 +7840,7 @@
               <w:spacing w:after="10" w:before="0"/>
               <w:ind w:left="120"/>
             </w:pPr>
-            <w:hyperlink w:history="1" r:id="rIdlri9-jvyyqmrulzagi9j8">
+            <w:hyperlink w:history="1" r:id="rIdnclqdk_n3za_jnavkvkvk">
               <w:r>
                 <w:rPr>
                   <w:rFonts w:ascii="Arial" w:cs="Arial" w:eastAsia="Arial" w:hAnsi="Arial"/>
@@ -7885,7 +7885,7 @@
             <w:pPr>
               <w:spacing w:after="20" w:before="0"/>
             </w:pPr>
-            <w:hyperlink w:history="1" r:id="rIdb2jtsmpwkw99um1ce045h">
+            <w:hyperlink w:history="1" r:id="rIdk-0j8mt0qgzxyondrg2oh">
               <w:r>
                 <w:rPr>
                   <w:rFonts w:ascii="Arial" w:cs="Arial" w:eastAsia="Arial" w:hAnsi="Arial"/>
@@ -7918,7 +7918,7 @@
               <w:spacing w:after="10" w:before="0"/>
               <w:ind w:left="120"/>
             </w:pPr>
-            <w:hyperlink w:history="1" r:id="rIddgap5yf6dqgrpyqe2i1pj">
+            <w:hyperlink w:history="1" r:id="rIdybzd0gtzww6kx2ofuo2oa">
               <w:r>
                 <w:rPr>
                   <w:rFonts w:ascii="Arial" w:cs="Arial" w:eastAsia="Arial" w:hAnsi="Arial"/>
@@ -8118,7 +8118,7 @@
             <w:pPr>
               <w:spacing w:after="20" w:before="0"/>
             </w:pPr>
-            <w:hyperlink w:history="1" r:id="rIdwkmreifoxpchlxu9rhgsn">
+            <w:hyperlink w:history="1" r:id="rIdatfljxhmaehgdww9xcb17">
               <w:r>
                 <w:rPr>
                   <w:rFonts w:ascii="Arial" w:cs="Arial" w:eastAsia="Arial" w:hAnsi="Arial"/>
@@ -8151,7 +8151,7 @@
               <w:spacing w:after="10" w:before="0"/>
               <w:ind w:left="120"/>
             </w:pPr>
-            <w:hyperlink w:history="1" r:id="rIdg3uikor6rm2sgp7gzca6f">
+            <w:hyperlink w:history="1" r:id="rId4az56o2jpqkv_-y8tt93j">
               <w:r>
                 <w:rPr>
                   <w:rFonts w:ascii="Arial" w:cs="Arial" w:eastAsia="Arial" w:hAnsi="Arial"/>
@@ -8196,7 +8196,7 @@
             <w:pPr>
               <w:spacing w:after="20" w:before="0"/>
             </w:pPr>
-            <w:hyperlink w:history="1" r:id="rIdddspgzwhf2vhorbyr4pvv">
+            <w:hyperlink w:history="1" r:id="rIdmibovsao46au3d-ubphws">
               <w:r>
                 <w:rPr>
                   <w:rFonts w:ascii="Arial" w:cs="Arial" w:eastAsia="Arial" w:hAnsi="Arial"/>
@@ -8245,7 +8245,7 @@
               <w:spacing w:after="10" w:before="0"/>
               <w:ind w:left="120"/>
             </w:pPr>
-            <w:hyperlink w:history="1" r:id="rId2thkpeeb5skpb33u69jjc">
+            <w:hyperlink w:history="1" r:id="rIdnfivtf_zb9ubszivbh7gt">
               <w:r>
                 <w:rPr>
                   <w:rFonts w:ascii="Arial" w:cs="Arial" w:eastAsia="Arial" w:hAnsi="Arial"/>
@@ -8770,7 +8770,7 @@
         </w:rPr>
         <w:t xml:space="preserve">© 2026 SeaVuria and ARES. Aligned with KICD objectives. Developed by SeaVuria; technical implementation by ARES (with AI assistance from Claude). Licensed under </w:t>
       </w:r>
-      <w:hyperlink w:history="1" r:id="rIdjd_eecthjyg6oow1qidp7">
+      <w:hyperlink w:history="1" r:id="rId0mwkm2nomq8yjnzjriegp">
         <w:r>
           <w:rPr>
             <w:rFonts w:ascii="Arial" w:cs="Arial" w:eastAsia="Arial" w:hAnsi="Arial"/>
@@ -8791,7 +8791,7 @@
         </w:rPr>
         <w:t xml:space="preserve"> (</w:t>
       </w:r>
-      <w:hyperlink w:history="1" r:id="rIdpzt_8e5m6xh4a4ex7bmg6">
+      <w:hyperlink w:history="1" r:id="rIdfyzvkif6vxsvw6ra5xca5">
         <w:r>
           <w:rPr>
             <w:rFonts w:ascii="Arial" w:cs="Arial" w:eastAsia="Arial" w:hAnsi="Arial"/>
@@ -9831,7 +9831,7 @@
             <w:pPr>
               <w:spacing w:after="20" w:before="0"/>
             </w:pPr>
-            <w:hyperlink w:history="1" r:id="rId07umtl8kofqtjgbquhlia">
+            <w:hyperlink w:history="1" r:id="rId-cw2ff-ptc3uwn0lzwnlr">
               <w:r>
                 <w:rPr>
                   <w:rFonts w:ascii="Arial" w:cs="Arial" w:eastAsia="Arial" w:hAnsi="Arial"/>
@@ -9864,7 +9864,7 @@
               <w:spacing w:after="10" w:before="0"/>
               <w:ind w:left="120"/>
             </w:pPr>
-            <w:hyperlink w:history="1" r:id="rIdlbs2ir_4ktfq8yjtupqen">
+            <w:hyperlink w:history="1" r:id="rIdjiazifnaxtndrsgay2cwo">
               <w:r>
                 <w:rPr>
                   <w:rFonts w:ascii="Arial" w:cs="Arial" w:eastAsia="Arial" w:hAnsi="Arial"/>
@@ -9909,7 +9909,7 @@
             <w:pPr>
               <w:spacing w:after="20" w:before="0"/>
             </w:pPr>
-            <w:hyperlink w:history="1" r:id="rIdlohl2vwezntj1a-1td9bd">
+            <w:hyperlink w:history="1" r:id="rIdwxzjxxiufzygtuc9ns0ro">
               <w:r>
                 <w:rPr>
                   <w:rFonts w:ascii="Arial" w:cs="Arial" w:eastAsia="Arial" w:hAnsi="Arial"/>
@@ -9942,7 +9942,7 @@
               <w:spacing w:after="10" w:before="0"/>
               <w:ind w:left="120"/>
             </w:pPr>
-            <w:hyperlink w:history="1" r:id="rIdydkytxvg-4dj4upvqm6b2">
+            <w:hyperlink w:history="1" r:id="rIdiarzb-qauqhx7f-ph7efm">
               <w:r>
                 <w:rPr>
                   <w:rFonts w:ascii="Arial" w:cs="Arial" w:eastAsia="Arial" w:hAnsi="Arial"/>
@@ -10142,7 +10142,7 @@
             <w:pPr>
               <w:spacing w:after="20" w:before="0"/>
             </w:pPr>
-            <w:hyperlink w:history="1" r:id="rIdpimq5xqgjosszlpsqgcll">
+            <w:hyperlink w:history="1" r:id="rIdqrcpvgpyruexfmioe6wso">
               <w:r>
                 <w:rPr>
                   <w:rFonts w:ascii="Arial" w:cs="Arial" w:eastAsia="Arial" w:hAnsi="Arial"/>
@@ -10175,7 +10175,7 @@
               <w:spacing w:after="10" w:before="0"/>
               <w:ind w:left="120"/>
             </w:pPr>
-            <w:hyperlink w:history="1" r:id="rIdfoanakfsmp0fcqtxcuxnf">
+            <w:hyperlink w:history="1" r:id="rIdpebhz5cyxvxumrj7-ag3t">
               <w:r>
                 <w:rPr>
                   <w:rFonts w:ascii="Arial" w:cs="Arial" w:eastAsia="Arial" w:hAnsi="Arial"/>
@@ -10220,7 +10220,7 @@
             <w:pPr>
               <w:spacing w:after="20" w:before="0"/>
             </w:pPr>
-            <w:hyperlink w:history="1" r:id="rIdglhqgjwl-fdiyenxxvusq">
+            <w:hyperlink w:history="1" r:id="rIdq0zrroayvz8u3fiez3ljj">
               <w:r>
                 <w:rPr>
                   <w:rFonts w:ascii="Arial" w:cs="Arial" w:eastAsia="Arial" w:hAnsi="Arial"/>
@@ -10253,7 +10253,7 @@
               <w:spacing w:after="10" w:before="0"/>
               <w:ind w:left="120"/>
             </w:pPr>
-            <w:hyperlink w:history="1" r:id="rIdphtk2gkwzvpn1oabdwyd7">
+            <w:hyperlink w:history="1" r:id="rIdiqqib3ihqtfnkycb1swdn">
               <w:r>
                 <w:rPr>
                   <w:rFonts w:ascii="Arial" w:cs="Arial" w:eastAsia="Arial" w:hAnsi="Arial"/>
@@ -10453,7 +10453,7 @@
             <w:pPr>
               <w:spacing w:after="20" w:before="0"/>
             </w:pPr>
-            <w:hyperlink w:history="1" r:id="rIdv1dckr5czbntb-70gtigd">
+            <w:hyperlink w:history="1" r:id="rIdedam4ytt_klkv53chp_-l">
               <w:r>
                 <w:rPr>
                   <w:rFonts w:ascii="Arial" w:cs="Arial" w:eastAsia="Arial" w:hAnsi="Arial"/>
@@ -10486,7 +10486,7 @@
               <w:spacing w:after="10" w:before="0"/>
               <w:ind w:left="120"/>
             </w:pPr>
-            <w:hyperlink w:history="1" r:id="rIdcmsdg_duucfjpwxb6fn3p">
+            <w:hyperlink w:history="1" r:id="rIdzxo_brrkpfdl9ixqtnjux">
               <w:r>
                 <w:rPr>
                   <w:rFonts w:ascii="Arial" w:cs="Arial" w:eastAsia="Arial" w:hAnsi="Arial"/>
@@ -10531,7 +10531,7 @@
             <w:pPr>
               <w:spacing w:after="20" w:before="0"/>
             </w:pPr>
-            <w:hyperlink w:history="1" r:id="rIdwdzarvnhapybyfzdit_5k">
+            <w:hyperlink w:history="1" r:id="rIdwbhd6oyotfvxtojh0t4g_">
               <w:r>
                 <w:rPr>
                   <w:rFonts w:ascii="Arial" w:cs="Arial" w:eastAsia="Arial" w:hAnsi="Arial"/>
@@ -10564,7 +10564,7 @@
               <w:spacing w:after="10" w:before="0"/>
               <w:ind w:left="120"/>
             </w:pPr>
-            <w:hyperlink w:history="1" r:id="rIduu5wgopu2zccbezheqyj_">
+            <w:hyperlink w:history="1" r:id="rIdo1_yid5q5sdhh6zb-wyma">
               <w:r>
                 <w:rPr>
                   <w:rFonts w:ascii="Arial" w:cs="Arial" w:eastAsia="Arial" w:hAnsi="Arial"/>
@@ -10764,7 +10764,7 @@
             <w:pPr>
               <w:spacing w:after="20" w:before="0"/>
             </w:pPr>
-            <w:hyperlink w:history="1" r:id="rIdxydtpf0f-m1xk3zbjji_f">
+            <w:hyperlink w:history="1" r:id="rIdfmz_2r_ediynu5zlzdde6">
               <w:r>
                 <w:rPr>
                   <w:rFonts w:ascii="Arial" w:cs="Arial" w:eastAsia="Arial" w:hAnsi="Arial"/>
@@ -10797,7 +10797,7 @@
               <w:spacing w:after="10" w:before="0"/>
               <w:ind w:left="120"/>
             </w:pPr>
-            <w:hyperlink w:history="1" r:id="rId10daiimxjjnk38bfnhvyw">
+            <w:hyperlink w:history="1" r:id="rIdkppchalbcxqnwhrlzxoht">
               <w:r>
                 <w:rPr>
                   <w:rFonts w:ascii="Arial" w:cs="Arial" w:eastAsia="Arial" w:hAnsi="Arial"/>
@@ -10842,7 +10842,7 @@
             <w:pPr>
               <w:spacing w:after="20" w:before="0"/>
             </w:pPr>
-            <w:hyperlink w:history="1" r:id="rIdz0jskcv-eywaur9jadq4c">
+            <w:hyperlink w:history="1" r:id="rIdctl_phvkqfelckk1wtuv0">
               <w:r>
                 <w:rPr>
                   <w:rFonts w:ascii="Arial" w:cs="Arial" w:eastAsia="Arial" w:hAnsi="Arial"/>
@@ -10875,7 +10875,7 @@
               <w:spacing w:after="10" w:before="0"/>
               <w:ind w:left="120"/>
             </w:pPr>
-            <w:hyperlink w:history="1" r:id="rIdkvrkybhdwcfkb3sbamtmg">
+            <w:hyperlink w:history="1" r:id="rIdx00ndemhbrdefyy5rupg1">
               <w:r>
                 <w:rPr>
                   <w:rFonts w:ascii="Arial" w:cs="Arial" w:eastAsia="Arial" w:hAnsi="Arial"/>
@@ -11075,7 +11075,7 @@
             <w:pPr>
               <w:spacing w:after="20" w:before="0"/>
             </w:pPr>
-            <w:hyperlink w:history="1" r:id="rIdgorihpebwote0ps7bpzcj">
+            <w:hyperlink w:history="1" r:id="rIdy3ggwudguqphxdtgpan39">
               <w:r>
                 <w:rPr>
                   <w:rFonts w:ascii="Arial" w:cs="Arial" w:eastAsia="Arial" w:hAnsi="Arial"/>
@@ -11108,7 +11108,7 @@
               <w:spacing w:after="10" w:before="0"/>
               <w:ind w:left="120"/>
             </w:pPr>
-            <w:hyperlink w:history="1" r:id="rIdiknmi--u7ydishzgesh8b">
+            <w:hyperlink w:history="1" r:id="rIdznwnli7iyllkn-x0x019t">
               <w:r>
                 <w:rPr>
                   <w:rFonts w:ascii="Arial" w:cs="Arial" w:eastAsia="Arial" w:hAnsi="Arial"/>
@@ -11153,7 +11153,7 @@
             <w:pPr>
               <w:spacing w:after="20" w:before="0"/>
             </w:pPr>
-            <w:hyperlink w:history="1" r:id="rIdrok0jeceo0ewylzmru9zj">
+            <w:hyperlink w:history="1" r:id="rIdhxrp_ynbpyzvqaffwhwfp">
               <w:r>
                 <w:rPr>
                   <w:rFonts w:ascii="Arial" w:cs="Arial" w:eastAsia="Arial" w:hAnsi="Arial"/>
@@ -11186,7 +11186,7 @@
               <w:spacing w:after="10" w:before="0"/>
               <w:ind w:left="120"/>
             </w:pPr>
-            <w:hyperlink w:history="1" r:id="rIdnfoxf6_qphqlwwhbylmr2">
+            <w:hyperlink w:history="1" r:id="rIdyks74ai0zoy7m1sdu3lvd">
               <w:r>
                 <w:rPr>
                   <w:rFonts w:ascii="Arial" w:cs="Arial" w:eastAsia="Arial" w:hAnsi="Arial"/>
@@ -11711,7 +11711,7 @@
         </w:rPr>
         <w:t xml:space="preserve">© 2026 SeaVuria and ARES. Aligned with KICD objectives. Developed by SeaVuria; technical implementation by ARES (with AI assistance from Claude). Licensed under </w:t>
       </w:r>
-      <w:hyperlink w:history="1" r:id="rIduxmaedz9ehovrbovxyreg">
+      <w:hyperlink w:history="1" r:id="rId28tieowtbydozkicuftzz">
         <w:r>
           <w:rPr>
             <w:rFonts w:ascii="Arial" w:cs="Arial" w:eastAsia="Arial" w:hAnsi="Arial"/>
@@ -11732,7 +11732,7 @@
         </w:rPr>
         <w:t xml:space="preserve"> (</w:t>
       </w:r>
-      <w:hyperlink w:history="1" r:id="rIda_jh4-kkbwamm6opfyfka">
+      <w:hyperlink w:history="1" r:id="rIdpukrobfwr6gjwqv_1k3kb">
         <w:r>
           <w:rPr>
             <w:rFonts w:ascii="Arial" w:cs="Arial" w:eastAsia="Arial" w:hAnsi="Arial"/>
@@ -12772,7 +12772,7 @@
             <w:pPr>
               <w:spacing w:after="20" w:before="0"/>
             </w:pPr>
-            <w:hyperlink w:history="1" r:id="rIdvx13p7ghijoalz75jswi8">
+            <w:hyperlink w:history="1" r:id="rIdycpngrypkuynawo1wqs_b">
               <w:r>
                 <w:rPr>
                   <w:rFonts w:ascii="Arial" w:cs="Arial" w:eastAsia="Arial" w:hAnsi="Arial"/>
@@ -12805,7 +12805,7 @@
               <w:spacing w:after="10" w:before="0"/>
               <w:ind w:left="120"/>
             </w:pPr>
-            <w:hyperlink w:history="1" r:id="rIdmo1rvag26apo9ogvchobc">
+            <w:hyperlink w:history="1" r:id="rIdmsbrepozwtkbqk_bbwm5w">
               <w:r>
                 <w:rPr>
                   <w:rFonts w:ascii="Arial" w:cs="Arial" w:eastAsia="Arial" w:hAnsi="Arial"/>
@@ -12850,7 +12850,7 @@
             <w:pPr>
               <w:spacing w:after="20" w:before="0"/>
             </w:pPr>
-            <w:hyperlink w:history="1" r:id="rIdr_bhqihg3vfmqc3vwzzq2">
+            <w:hyperlink w:history="1" r:id="rIdo5bcbmvt9frtuhzgt-zfp">
               <w:r>
                 <w:rPr>
                   <w:rFonts w:ascii="Arial" w:cs="Arial" w:eastAsia="Arial" w:hAnsi="Arial"/>
@@ -12883,7 +12883,7 @@
               <w:spacing w:after="10" w:before="0"/>
               <w:ind w:left="120"/>
             </w:pPr>
-            <w:hyperlink w:history="1" r:id="rIdn8kz2dryeu7g4snzrr8ub">
+            <w:hyperlink w:history="1" r:id="rIdryqan0aoilgdes1pzhlet">
               <w:r>
                 <w:rPr>
                   <w:rFonts w:ascii="Arial" w:cs="Arial" w:eastAsia="Arial" w:hAnsi="Arial"/>
@@ -13083,7 +13083,7 @@
             <w:pPr>
               <w:spacing w:after="20" w:before="0"/>
             </w:pPr>
-            <w:hyperlink w:history="1" r:id="rId5hamyu2zoczgsgp_i3bun">
+            <w:hyperlink w:history="1" r:id="rIdwrwypc3kubki0z2_us-pc">
               <w:r>
                 <w:rPr>
                   <w:rFonts w:ascii="Arial" w:cs="Arial" w:eastAsia="Arial" w:hAnsi="Arial"/>
@@ -13116,7 +13116,7 @@
               <w:spacing w:after="10" w:before="0"/>
               <w:ind w:left="120"/>
             </w:pPr>
-            <w:hyperlink w:history="1" r:id="rIdohijhwfcrcsaonyrx1bt3">
+            <w:hyperlink w:history="1" r:id="rIdkelhqjahfl4nhua_aonhu">
               <w:r>
                 <w:rPr>
                   <w:rFonts w:ascii="Arial" w:cs="Arial" w:eastAsia="Arial" w:hAnsi="Arial"/>
@@ -13161,7 +13161,7 @@
             <w:pPr>
               <w:spacing w:after="20" w:before="0"/>
             </w:pPr>
-            <w:hyperlink w:history="1" r:id="rIdiomzo8iyhe8qdrcg0cj2h">
+            <w:hyperlink w:history="1" r:id="rIdoj1ob8r2zfv3earvlhnb9">
               <w:r>
                 <w:rPr>
                   <w:rFonts w:ascii="Arial" w:cs="Arial" w:eastAsia="Arial" w:hAnsi="Arial"/>
@@ -13194,7 +13194,7 @@
               <w:spacing w:after="10" w:before="0"/>
               <w:ind w:left="120"/>
             </w:pPr>
-            <w:hyperlink w:history="1" r:id="rIdcray1p5wvjz-k-vyedicu">
+            <w:hyperlink w:history="1" r:id="rIdrwrkmhxh-t-9m3j6cbcgg">
               <w:r>
                 <w:rPr>
                   <w:rFonts w:ascii="Arial" w:cs="Arial" w:eastAsia="Arial" w:hAnsi="Arial"/>
@@ -13394,7 +13394,7 @@
             <w:pPr>
               <w:spacing w:after="20" w:before="0"/>
             </w:pPr>
-            <w:hyperlink w:history="1" r:id="rIdfiyqx7a4swvm734bvpp7u">
+            <w:hyperlink w:history="1" r:id="rIdbknyuxltle5cmjkrwm_vq">
               <w:r>
                 <w:rPr>
                   <w:rFonts w:ascii="Arial" w:cs="Arial" w:eastAsia="Arial" w:hAnsi="Arial"/>
@@ -13427,7 +13427,7 @@
               <w:spacing w:after="10" w:before="0"/>
               <w:ind w:left="120"/>
             </w:pPr>
-            <w:hyperlink w:history="1" r:id="rIdlstlsldu7eefovxmy6l6z">
+            <w:hyperlink w:history="1" r:id="rIdtineoci3kdmkuknjm1j-_">
               <w:r>
                 <w:rPr>
                   <w:rFonts w:ascii="Arial" w:cs="Arial" w:eastAsia="Arial" w:hAnsi="Arial"/>
@@ -13472,7 +13472,7 @@
             <w:pPr>
               <w:spacing w:after="20" w:before="0"/>
             </w:pPr>
-            <w:hyperlink w:history="1" r:id="rId9udloub7_udqimixt6-tt">
+            <w:hyperlink w:history="1" r:id="rIdjrhhwqsjok8tzykuptng2">
               <w:r>
                 <w:rPr>
                   <w:rFonts w:ascii="Arial" w:cs="Arial" w:eastAsia="Arial" w:hAnsi="Arial"/>
@@ -13505,7 +13505,7 @@
               <w:spacing w:after="10" w:before="0"/>
               <w:ind w:left="120"/>
             </w:pPr>
-            <w:hyperlink w:history="1" r:id="rIdhh9welq_ujgnsg3ygjnnw">
+            <w:hyperlink w:history="1" r:id="rIdngviwmhkvqls0wozlnyfr">
               <w:r>
                 <w:rPr>
                   <w:rFonts w:ascii="Arial" w:cs="Arial" w:eastAsia="Arial" w:hAnsi="Arial"/>
@@ -13705,7 +13705,7 @@
             <w:pPr>
               <w:spacing w:after="20" w:before="0"/>
             </w:pPr>
-            <w:hyperlink w:history="1" r:id="rIdil6jcdluvebkdbiypqrqx">
+            <w:hyperlink w:history="1" r:id="rIdjp6-poxudxp7bqns1vroi">
               <w:r>
                 <w:rPr>
                   <w:rFonts w:ascii="Arial" w:cs="Arial" w:eastAsia="Arial" w:hAnsi="Arial"/>
@@ -13738,7 +13738,7 @@
               <w:spacing w:after="10" w:before="0"/>
               <w:ind w:left="120"/>
             </w:pPr>
-            <w:hyperlink w:history="1" r:id="rIdr2rl2vny-8bwzrplr72qk">
+            <w:hyperlink w:history="1" r:id="rId920wi_6c-eqbd7bzkq8ml">
               <w:r>
                 <w:rPr>
                   <w:rFonts w:ascii="Arial" w:cs="Arial" w:eastAsia="Arial" w:hAnsi="Arial"/>
@@ -13783,7 +13783,7 @@
             <w:pPr>
               <w:spacing w:after="20" w:before="0"/>
             </w:pPr>
-            <w:hyperlink w:history="1" r:id="rId-8opahja9qfvjvzhcizvi">
+            <w:hyperlink w:history="1" r:id="rIdrziz0nidunmtzb5mlw8nb">
               <w:r>
                 <w:rPr>
                   <w:rFonts w:ascii="Arial" w:cs="Arial" w:eastAsia="Arial" w:hAnsi="Arial"/>
@@ -13816,7 +13816,7 @@
               <w:spacing w:after="10" w:before="0"/>
               <w:ind w:left="120"/>
             </w:pPr>
-            <w:hyperlink w:history="1" r:id="rIdw0yqmg0cy1qkhyk5sdzgo">
+            <w:hyperlink w:history="1" r:id="rIdi76iwdhbidtwv5hkafa55">
               <w:r>
                 <w:rPr>
                   <w:rFonts w:ascii="Arial" w:cs="Arial" w:eastAsia="Arial" w:hAnsi="Arial"/>
@@ -14016,7 +14016,7 @@
             <w:pPr>
               <w:spacing w:after="20" w:before="0"/>
             </w:pPr>
-            <w:hyperlink w:history="1" r:id="rIdoyiqd2xwyahqohki28tyq">
+            <w:hyperlink w:history="1" r:id="rId9mevbhdgwzqebfyio-gjk">
               <w:r>
                 <w:rPr>
                   <w:rFonts w:ascii="Arial" w:cs="Arial" w:eastAsia="Arial" w:hAnsi="Arial"/>
@@ -14049,7 +14049,7 @@
               <w:spacing w:after="10" w:before="0"/>
               <w:ind w:left="120"/>
             </w:pPr>
-            <w:hyperlink w:history="1" r:id="rIdpley1kswqhepuqivrvmoa">
+            <w:hyperlink w:history="1" r:id="rIddrzpkok28-xkzrva7q9wg">
               <w:r>
                 <w:rPr>
                   <w:rFonts w:ascii="Arial" w:cs="Arial" w:eastAsia="Arial" w:hAnsi="Arial"/>
@@ -14094,7 +14094,7 @@
             <w:pPr>
               <w:spacing w:after="20" w:before="0"/>
             </w:pPr>
-            <w:hyperlink w:history="1" r:id="rIdhigt5dmg2twru9qjhtdmy">
+            <w:hyperlink w:history="1" r:id="rIdj90hcitq40hepybpabavk">
               <w:r>
                 <w:rPr>
                   <w:rFonts w:ascii="Arial" w:cs="Arial" w:eastAsia="Arial" w:hAnsi="Arial"/>
@@ -14127,7 +14127,7 @@
               <w:spacing w:after="10" w:before="0"/>
               <w:ind w:left="120"/>
             </w:pPr>
-            <w:hyperlink w:history="1" r:id="rIdlakha6h0hv-pdoojxvxjv">
+            <w:hyperlink w:history="1" r:id="rIdeifpv-xzpxkzn5c_xwg-9">
               <w:r>
                 <w:rPr>
                   <w:rFonts w:ascii="Arial" w:cs="Arial" w:eastAsia="Arial" w:hAnsi="Arial"/>
@@ -14652,7 +14652,7 @@
         </w:rPr>
         <w:t xml:space="preserve">© 2026 SeaVuria and ARES. Aligned with KICD objectives. Developed by SeaVuria; technical implementation by ARES (with AI assistance from Claude). Licensed under </w:t>
       </w:r>
-      <w:hyperlink w:history="1" r:id="rIdsb-ncskjp4kytjjoggvut">
+      <w:hyperlink w:history="1" r:id="rId1aiwg3b2gh-ow1vzq50k7">
         <w:r>
           <w:rPr>
             <w:rFonts w:ascii="Arial" w:cs="Arial" w:eastAsia="Arial" w:hAnsi="Arial"/>
@@ -14673,7 +14673,7 @@
         </w:rPr>
         <w:t xml:space="preserve"> (</w:t>
       </w:r>
-      <w:hyperlink w:history="1" r:id="rIdnf2uy3h1np6bgrt8q_kek">
+      <w:hyperlink w:history="1" r:id="rIdela2qmvl0firw6ywokhpp">
         <w:r>
           <w:rPr>
             <w:rFonts w:ascii="Arial" w:cs="Arial" w:eastAsia="Arial" w:hAnsi="Arial"/>
@@ -15913,7 +15913,7 @@
             <w:pPr>
               <w:spacing w:after="20" w:before="0"/>
             </w:pPr>
-            <w:hyperlink w:history="1" r:id="rIdqgrvy9jckamzlcefwduiq">
+            <w:hyperlink w:history="1" r:id="rIdn4-s5yuwqxgetzajdxmdn">
               <w:r>
                 <w:rPr>
                   <w:rFonts w:ascii="Arial" w:cs="Arial" w:eastAsia="Arial" w:hAnsi="Arial"/>
@@ -15962,7 +15962,7 @@
               <w:spacing w:after="10" w:before="0"/>
               <w:ind w:left="120"/>
             </w:pPr>
-            <w:hyperlink w:history="1" r:id="rIdatncgyppuhhvmdl7zoebi">
+            <w:hyperlink w:history="1" r:id="rIdgov9mmaowr2i88eihp7h4">
               <w:r>
                 <w:rPr>
                   <w:rFonts w:ascii="Arial" w:cs="Arial" w:eastAsia="Arial" w:hAnsi="Arial"/>
@@ -16007,7 +16007,7 @@
             <w:pPr>
               <w:spacing w:after="20" w:before="0"/>
             </w:pPr>
-            <w:hyperlink w:history="1" r:id="rId8_uzhjoqo2cyqfykgvhbt">
+            <w:hyperlink w:history="1" r:id="rIdnesy3kx2vmk0mhpr55_hz">
               <w:r>
                 <w:rPr>
                   <w:rFonts w:ascii="Arial" w:cs="Arial" w:eastAsia="Arial" w:hAnsi="Arial"/>
@@ -16040,7 +16040,7 @@
               <w:spacing w:after="10" w:before="0"/>
               <w:ind w:left="120"/>
             </w:pPr>
-            <w:hyperlink w:history="1" r:id="rIdialz0zgl8oj0im6d7r9f5">
+            <w:hyperlink w:history="1" r:id="rIdwp3tl8olcwuckpnolhxb6">
               <w:r>
                 <w:rPr>
                   <w:rFonts w:ascii="Arial" w:cs="Arial" w:eastAsia="Arial" w:hAnsi="Arial"/>
@@ -16240,7 +16240,7 @@
             <w:pPr>
               <w:spacing w:after="20" w:before="0"/>
             </w:pPr>
-            <w:hyperlink w:history="1" r:id="rIdkh71df597pt5mf1gahw6k">
+            <w:hyperlink w:history="1" r:id="rIdnxtfmcmqdsstucf4osrzy">
               <w:r>
                 <w:rPr>
                   <w:rFonts w:ascii="Arial" w:cs="Arial" w:eastAsia="Arial" w:hAnsi="Arial"/>
@@ -16289,7 +16289,7 @@
               <w:spacing w:after="10" w:before="0"/>
               <w:ind w:left="120"/>
             </w:pPr>
-            <w:hyperlink w:history="1" r:id="rIdva2oeb6ozg1q2qrf-nart">
+            <w:hyperlink w:history="1" r:id="rIdy6a0vqpbzhv3gc-st_zbs">
               <w:r>
                 <w:rPr>
                   <w:rFonts w:ascii="Arial" w:cs="Arial" w:eastAsia="Arial" w:hAnsi="Arial"/>
@@ -16334,7 +16334,7 @@
             <w:pPr>
               <w:spacing w:after="20" w:before="0"/>
             </w:pPr>
-            <w:hyperlink w:history="1" r:id="rIdbuxsl7cmdj2dejvp2ayvz">
+            <w:hyperlink w:history="1" r:id="rIdruvygem_8hrivh4c2ex2m">
               <w:r>
                 <w:rPr>
                   <w:rFonts w:ascii="Arial" w:cs="Arial" w:eastAsia="Arial" w:hAnsi="Arial"/>
@@ -16367,7 +16367,7 @@
               <w:spacing w:after="10" w:before="0"/>
               <w:ind w:left="120"/>
             </w:pPr>
-            <w:hyperlink w:history="1" r:id="rId8jp3cnj7hoogd8azmp6bn">
+            <w:hyperlink w:history="1" r:id="rIdf8mzneawhgeky6sj8jfwu">
               <w:r>
                 <w:rPr>
                   <w:rFonts w:ascii="Arial" w:cs="Arial" w:eastAsia="Arial" w:hAnsi="Arial"/>
@@ -16567,7 +16567,7 @@
             <w:pPr>
               <w:spacing w:after="20" w:before="0"/>
             </w:pPr>
-            <w:hyperlink w:history="1" r:id="rIdo_sxl53xmh3isvibd7wdw">
+            <w:hyperlink w:history="1" r:id="rIdqwxoeiy9xls0srsfztj06">
               <w:r>
                 <w:rPr>
                   <w:rFonts w:ascii="Arial" w:cs="Arial" w:eastAsia="Arial" w:hAnsi="Arial"/>
@@ -16616,7 +16616,7 @@
               <w:spacing w:after="10" w:before="0"/>
               <w:ind w:left="120"/>
             </w:pPr>
-            <w:hyperlink w:history="1" r:id="rId7pc3czzoc133fx5cnor91">
+            <w:hyperlink w:history="1" r:id="rIdowyma7qvmrarqwmkwjgyh">
               <w:r>
                 <w:rPr>
                   <w:rFonts w:ascii="Arial" w:cs="Arial" w:eastAsia="Arial" w:hAnsi="Arial"/>
@@ -16661,7 +16661,7 @@
             <w:pPr>
               <w:spacing w:after="20" w:before="0"/>
             </w:pPr>
-            <w:hyperlink w:history="1" r:id="rIdf3kn5xbnlbegx5zxjxd0h">
+            <w:hyperlink w:history="1" r:id="rIdbsbzdaosnq3xhogi6eedg">
               <w:r>
                 <w:rPr>
                   <w:rFonts w:ascii="Arial" w:cs="Arial" w:eastAsia="Arial" w:hAnsi="Arial"/>
@@ -16694,7 +16694,7 @@
               <w:spacing w:after="10" w:before="0"/>
               <w:ind w:left="120"/>
             </w:pPr>
-            <w:hyperlink w:history="1" r:id="rIdip4jhyn5bjmci-g9zicyg">
+            <w:hyperlink w:history="1" r:id="rIdvsyirpyoe7cnvopcnqvgq">
               <w:r>
                 <w:rPr>
                   <w:rFonts w:ascii="Arial" w:cs="Arial" w:eastAsia="Arial" w:hAnsi="Arial"/>
@@ -16894,7 +16894,7 @@
             <w:pPr>
               <w:spacing w:after="20" w:before="0"/>
             </w:pPr>
-            <w:hyperlink w:history="1" r:id="rId8vszqizdesh4pg_ck-kgx">
+            <w:hyperlink w:history="1" r:id="rIdayeisuwbmswwyznr3rfbo">
               <w:r>
                 <w:rPr>
                   <w:rFonts w:ascii="Arial" w:cs="Arial" w:eastAsia="Arial" w:hAnsi="Arial"/>
@@ -16943,7 +16943,7 @@
               <w:spacing w:after="10" w:before="0"/>
               <w:ind w:left="120"/>
             </w:pPr>
-            <w:hyperlink w:history="1" r:id="rIdvwj9jwxax3nr1cqzg-ij4">
+            <w:hyperlink w:history="1" r:id="rIdotngdv-bnb66noohkrzt2">
               <w:r>
                 <w:rPr>
                   <w:rFonts w:ascii="Arial" w:cs="Arial" w:eastAsia="Arial" w:hAnsi="Arial"/>
@@ -16988,7 +16988,7 @@
             <w:pPr>
               <w:spacing w:after="20" w:before="0"/>
             </w:pPr>
-            <w:hyperlink w:history="1" r:id="rIdo3mi7kq4tldr6whngrnz1">
+            <w:hyperlink w:history="1" r:id="rIdj0mxhhcj7ikqpx5sapaoj">
               <w:r>
                 <w:rPr>
                   <w:rFonts w:ascii="Arial" w:cs="Arial" w:eastAsia="Arial" w:hAnsi="Arial"/>
@@ -17021,7 +17021,7 @@
               <w:spacing w:after="10" w:before="0"/>
               <w:ind w:left="120"/>
             </w:pPr>
-            <w:hyperlink w:history="1" r:id="rIdwo2zm7z9syfsjegs25xyw">
+            <w:hyperlink w:history="1" r:id="rIdepf_idyk2wsqyo6881aqg">
               <w:r>
                 <w:rPr>
                   <w:rFonts w:ascii="Arial" w:cs="Arial" w:eastAsia="Arial" w:hAnsi="Arial"/>
@@ -17221,7 +17221,7 @@
             <w:pPr>
               <w:spacing w:after="20" w:before="0"/>
             </w:pPr>
-            <w:hyperlink w:history="1" r:id="rIdky3zolpmuygcww3pcfjj3">
+            <w:hyperlink w:history="1" r:id="rIdk0jjybp8xiqi6nxajznki">
               <w:r>
                 <w:rPr>
                   <w:rFonts w:ascii="Arial" w:cs="Arial" w:eastAsia="Arial" w:hAnsi="Arial"/>
@@ -17270,7 +17270,7 @@
               <w:spacing w:after="10" w:before="0"/>
               <w:ind w:left="120"/>
             </w:pPr>
-            <w:hyperlink w:history="1" r:id="rIdybc8499wcugwzwnsadc3g">
+            <w:hyperlink w:history="1" r:id="rIdapd8j71fqewo18plhisfx">
               <w:r>
                 <w:rPr>
                   <w:rFonts w:ascii="Arial" w:cs="Arial" w:eastAsia="Arial" w:hAnsi="Arial"/>
@@ -17315,7 +17315,7 @@
             <w:pPr>
               <w:spacing w:after="20" w:before="0"/>
             </w:pPr>
-            <w:hyperlink w:history="1" r:id="rIdbkmzjuz2cpekuz_xpdo0g">
+            <w:hyperlink w:history="1" r:id="rIdyp5bxqtlzq38sakdyeige">
               <w:r>
                 <w:rPr>
                   <w:rFonts w:ascii="Arial" w:cs="Arial" w:eastAsia="Arial" w:hAnsi="Arial"/>
@@ -17348,7 +17348,7 @@
               <w:spacing w:after="10" w:before="0"/>
               <w:ind w:left="120"/>
             </w:pPr>
-            <w:hyperlink w:history="1" r:id="rIdpkyg3_pdyoswok4tfxyem">
+            <w:hyperlink w:history="1" r:id="rIdguobdi5wyfk0izynefzly">
               <w:r>
                 <w:rPr>
                   <w:rFonts w:ascii="Arial" w:cs="Arial" w:eastAsia="Arial" w:hAnsi="Arial"/>
@@ -17953,7 +17953,7 @@
         </w:rPr>
         <w:t xml:space="preserve">© 2026 SeaVuria and ARES. Aligned with KICD objectives. Developed by SeaVuria; technical implementation by ARES (with AI assistance from Claude). Licensed under </w:t>
       </w:r>
-      <w:hyperlink w:history="1" r:id="rIdrzixynpaqp-yon3seknqd">
+      <w:hyperlink w:history="1" r:id="rIdjxpf0ys7bilj07sqqgdkp">
         <w:r>
           <w:rPr>
             <w:rFonts w:ascii="Arial" w:cs="Arial" w:eastAsia="Arial" w:hAnsi="Arial"/>
@@ -17974,7 +17974,7 @@
         </w:rPr>
         <w:t xml:space="preserve"> (</w:t>
       </w:r>
-      <w:hyperlink w:history="1" r:id="rIdhty11heb_jsu_0px72rqt">
+      <w:hyperlink w:history="1" r:id="rIdsxf1cvxkudbuyuae8xt01">
         <w:r>
           <w:rPr>
             <w:rFonts w:ascii="Arial" w:cs="Arial" w:eastAsia="Arial" w:hAnsi="Arial"/>
@@ -19014,7 +19014,7 @@
             <w:pPr>
               <w:spacing w:after="20" w:before="0"/>
             </w:pPr>
-            <w:hyperlink w:history="1" r:id="rIdhm0-2oyey8xm2og0b94os">
+            <w:hyperlink w:history="1" r:id="rIdt-aw0ausdl6czpbt_vr-w">
               <w:r>
                 <w:rPr>
                   <w:rFonts w:ascii="Arial" w:cs="Arial" w:eastAsia="Arial" w:hAnsi="Arial"/>
@@ -19047,7 +19047,7 @@
               <w:spacing w:after="10" w:before="0"/>
               <w:ind w:left="120"/>
             </w:pPr>
-            <w:hyperlink w:history="1" r:id="rIdgdzndecuxbfkxi6zeqa78">
+            <w:hyperlink w:history="1" r:id="rId4wzaf80mce26fl9-4js_6">
               <w:r>
                 <w:rPr>
                   <w:rFonts w:ascii="Arial" w:cs="Arial" w:eastAsia="Arial" w:hAnsi="Arial"/>
@@ -19092,7 +19092,7 @@
             <w:pPr>
               <w:spacing w:after="20" w:before="0"/>
             </w:pPr>
-            <w:hyperlink w:history="1" r:id="rIdozyzprw-osibcknmotctg">
+            <w:hyperlink w:history="1" r:id="rIdv2oiv2-idaesxemimmwqg">
               <w:r>
                 <w:rPr>
                   <w:rFonts w:ascii="Arial" w:cs="Arial" w:eastAsia="Arial" w:hAnsi="Arial"/>
@@ -19125,7 +19125,7 @@
               <w:spacing w:after="10" w:before="0"/>
               <w:ind w:left="120"/>
             </w:pPr>
-            <w:hyperlink w:history="1" r:id="rIdecfbphdietbp_iqtyetrb">
+            <w:hyperlink w:history="1" r:id="rId_3hyzrgldmd0heo6l7f_f">
               <w:r>
                 <w:rPr>
                   <w:rFonts w:ascii="Arial" w:cs="Arial" w:eastAsia="Arial" w:hAnsi="Arial"/>
@@ -19325,7 +19325,7 @@
             <w:pPr>
               <w:spacing w:after="20" w:before="0"/>
             </w:pPr>
-            <w:hyperlink w:history="1" r:id="rIdubb8kmr7p4zv35hw51ljs">
+            <w:hyperlink w:history="1" r:id="rIdmlygduarswv4qqq59bs4h">
               <w:r>
                 <w:rPr>
                   <w:rFonts w:ascii="Arial" w:cs="Arial" w:eastAsia="Arial" w:hAnsi="Arial"/>
@@ -19358,7 +19358,7 @@
               <w:spacing w:after="10" w:before="0"/>
               <w:ind w:left="120"/>
             </w:pPr>
-            <w:hyperlink w:history="1" r:id="rIdedtpovi-chmh1xu_x1szz">
+            <w:hyperlink w:history="1" r:id="rIdzttxseiz-oejo7xrs2s4n">
               <w:r>
                 <w:rPr>
                   <w:rFonts w:ascii="Arial" w:cs="Arial" w:eastAsia="Arial" w:hAnsi="Arial"/>
@@ -19403,7 +19403,7 @@
             <w:pPr>
               <w:spacing w:after="20" w:before="0"/>
             </w:pPr>
-            <w:hyperlink w:history="1" r:id="rIdhn2c7gtsbsfffam0z0_6w">
+            <w:hyperlink w:history="1" r:id="rIddoqmcarob2a87fh4jkdma">
               <w:r>
                 <w:rPr>
                   <w:rFonts w:ascii="Arial" w:cs="Arial" w:eastAsia="Arial" w:hAnsi="Arial"/>
@@ -19436,7 +19436,7 @@
               <w:spacing w:after="10" w:before="0"/>
               <w:ind w:left="120"/>
             </w:pPr>
-            <w:hyperlink w:history="1" r:id="rIdnnl8n1tathzrtfntvyjo8">
+            <w:hyperlink w:history="1" r:id="rIdrekrp0hry-dahlbi4x_i-">
               <w:r>
                 <w:rPr>
                   <w:rFonts w:ascii="Arial" w:cs="Arial" w:eastAsia="Arial" w:hAnsi="Arial"/>
@@ -19636,7 +19636,7 @@
             <w:pPr>
               <w:spacing w:after="20" w:before="0"/>
             </w:pPr>
-            <w:hyperlink w:history="1" r:id="rIdapijcziam4kz_igiswfcn">
+            <w:hyperlink w:history="1" r:id="rIdmnvhbkdl7qn8aeufqm4wk">
               <w:r>
                 <w:rPr>
                   <w:rFonts w:ascii="Arial" w:cs="Arial" w:eastAsia="Arial" w:hAnsi="Arial"/>
@@ -19669,7 +19669,7 @@
               <w:spacing w:after="10" w:before="0"/>
               <w:ind w:left="120"/>
             </w:pPr>
-            <w:hyperlink w:history="1" r:id="rId26o4jkzjwc4e2aekwqexo">
+            <w:hyperlink w:history="1" r:id="rId0tvv7bwazaudhieywk8am">
               <w:r>
                 <w:rPr>
                   <w:rFonts w:ascii="Arial" w:cs="Arial" w:eastAsia="Arial" w:hAnsi="Arial"/>
@@ -19714,7 +19714,7 @@
             <w:pPr>
               <w:spacing w:after="20" w:before="0"/>
             </w:pPr>
-            <w:hyperlink w:history="1" r:id="rId318xiimqqm0_zx7fqvaey">
+            <w:hyperlink w:history="1" r:id="rIdxugbauufik0egn8vvxukq">
               <w:r>
                 <w:rPr>
                   <w:rFonts w:ascii="Arial" w:cs="Arial" w:eastAsia="Arial" w:hAnsi="Arial"/>
@@ -19747,7 +19747,7 @@
               <w:spacing w:after="10" w:before="0"/>
               <w:ind w:left="120"/>
             </w:pPr>
-            <w:hyperlink w:history="1" r:id="rId020o5rltrxla1jojlnr1v">
+            <w:hyperlink w:history="1" r:id="rIdqrf6ltktdkfshxv9escgq">
               <w:r>
                 <w:rPr>
                   <w:rFonts w:ascii="Arial" w:cs="Arial" w:eastAsia="Arial" w:hAnsi="Arial"/>
@@ -19947,7 +19947,7 @@
             <w:pPr>
               <w:spacing w:after="20" w:before="0"/>
             </w:pPr>
-            <w:hyperlink w:history="1" r:id="rId1a9n-6kjevdwxef7tq6rz">
+            <w:hyperlink w:history="1" r:id="rIdvtxj6w2bsg1z0giz2trty">
               <w:r>
                 <w:rPr>
                   <w:rFonts w:ascii="Arial" w:cs="Arial" w:eastAsia="Arial" w:hAnsi="Arial"/>
@@ -19980,7 +19980,7 @@
               <w:spacing w:after="10" w:before="0"/>
               <w:ind w:left="120"/>
             </w:pPr>
-            <w:hyperlink w:history="1" r:id="rIdyheynj0tqkumyrshvdnwj">
+            <w:hyperlink w:history="1" r:id="rIdqtnrhkt170l84kcxbbice">
               <w:r>
                 <w:rPr>
                   <w:rFonts w:ascii="Arial" w:cs="Arial" w:eastAsia="Arial" w:hAnsi="Arial"/>
@@ -20025,7 +20025,7 @@
             <w:pPr>
               <w:spacing w:after="20" w:before="0"/>
             </w:pPr>
-            <w:hyperlink w:history="1" r:id="rIdynncexuxd6c91jeugok1m">
+            <w:hyperlink w:history="1" r:id="rIdapm0trik2cwghpv93l8hg">
               <w:r>
                 <w:rPr>
                   <w:rFonts w:ascii="Arial" w:cs="Arial" w:eastAsia="Arial" w:hAnsi="Arial"/>
@@ -20058,7 +20058,7 @@
               <w:spacing w:after="10" w:before="0"/>
               <w:ind w:left="120"/>
             </w:pPr>
-            <w:hyperlink w:history="1" r:id="rId_lp-xylpbiv7hkfeoqo9e">
+            <w:hyperlink w:history="1" r:id="rIdcictxhhwnsrw6uxwertzc">
               <w:r>
                 <w:rPr>
                   <w:rFonts w:ascii="Arial" w:cs="Arial" w:eastAsia="Arial" w:hAnsi="Arial"/>
@@ -20258,7 +20258,7 @@
             <w:pPr>
               <w:spacing w:after="20" w:before="0"/>
             </w:pPr>
-            <w:hyperlink w:history="1" r:id="rIdocyzwq2xmhgxzmfxkmvyi">
+            <w:hyperlink w:history="1" r:id="rIdaivgm7h0lyddkknqjflfd">
               <w:r>
                 <w:rPr>
                   <w:rFonts w:ascii="Arial" w:cs="Arial" w:eastAsia="Arial" w:hAnsi="Arial"/>
@@ -20291,7 +20291,7 @@
               <w:spacing w:after="10" w:before="0"/>
               <w:ind w:left="120"/>
             </w:pPr>
-            <w:hyperlink w:history="1" r:id="rIdu59ys809awo9kzo-h_idt">
+            <w:hyperlink w:history="1" r:id="rIdwngfosmklazuywrlgweun">
               <w:r>
                 <w:rPr>
                   <w:rFonts w:ascii="Arial" w:cs="Arial" w:eastAsia="Arial" w:hAnsi="Arial"/>
@@ -20336,7 +20336,7 @@
             <w:pPr>
               <w:spacing w:after="20" w:before="0"/>
             </w:pPr>
-            <w:hyperlink w:history="1" r:id="rIdo0yo4tecpjpkmj9stj6wu">
+            <w:hyperlink w:history="1" r:id="rIdsc0hxapydupj7oa0tw6ek">
               <w:r>
                 <w:rPr>
                   <w:rFonts w:ascii="Arial" w:cs="Arial" w:eastAsia="Arial" w:hAnsi="Arial"/>
@@ -20369,7 +20369,7 @@
               <w:spacing w:after="10" w:before="0"/>
               <w:ind w:left="120"/>
             </w:pPr>
-            <w:hyperlink w:history="1" r:id="rIdx-cjcf27iefu2upqdwvv9">
+            <w:hyperlink w:history="1" r:id="rIdsh2bcygx8oiueek_ohlrk">
               <w:r>
                 <w:rPr>
                   <w:rFonts w:ascii="Arial" w:cs="Arial" w:eastAsia="Arial" w:hAnsi="Arial"/>
@@ -20894,7 +20894,7 @@
         </w:rPr>
         <w:t xml:space="preserve">© 2026 SeaVuria and ARES. Aligned with KICD objectives. Developed by SeaVuria; technical implementation by ARES (with AI assistance from Claude). Licensed under </w:t>
       </w:r>
-      <w:hyperlink w:history="1" r:id="rIdrfx7hoxi7oz4rjz1w1h0s">
+      <w:hyperlink w:history="1" r:id="rId7v_tqv8uajpl8vyjdux7a">
         <w:r>
           <w:rPr>
             <w:rFonts w:ascii="Arial" w:cs="Arial" w:eastAsia="Arial" w:hAnsi="Arial"/>
@@ -20915,7 +20915,7 @@
         </w:rPr>
         <w:t xml:space="preserve"> (</w:t>
       </w:r>
-      <w:hyperlink w:history="1" r:id="rId3ugetl0wxdjox6eauxlh4">
+      <w:hyperlink w:history="1" r:id="rId8xrtrizg_zzibwkveofnc">
         <w:r>
           <w:rPr>
             <w:rFonts w:ascii="Arial" w:cs="Arial" w:eastAsia="Arial" w:hAnsi="Arial"/>
@@ -22135,7 +22135,7 @@
             <w:pPr>
               <w:spacing w:after="20" w:before="0"/>
             </w:pPr>
-            <w:hyperlink w:history="1" r:id="rIdtu2bk_n-iu8v4x6vgg3t_">
+            <w:hyperlink w:history="1" r:id="rId1fp_djh-pfech_ie2edgg">
               <w:r>
                 <w:rPr>
                   <w:rFonts w:ascii="Arial" w:cs="Arial" w:eastAsia="Arial" w:hAnsi="Arial"/>
@@ -22168,7 +22168,7 @@
               <w:spacing w:after="10" w:before="0"/>
               <w:ind w:left="120"/>
             </w:pPr>
-            <w:hyperlink w:history="1" r:id="rIdmoaefpdnhz28sz5n_cl0p">
+            <w:hyperlink w:history="1" r:id="rId-l3adskkiuwqejgbwpcqh">
               <w:r>
                 <w:rPr>
                   <w:rFonts w:ascii="Arial" w:cs="Arial" w:eastAsia="Arial" w:hAnsi="Arial"/>
@@ -22213,7 +22213,7 @@
             <w:pPr>
               <w:spacing w:after="20" w:before="0"/>
             </w:pPr>
-            <w:hyperlink w:history="1" r:id="rIdxwfamjdxw6brho6lvxsle">
+            <w:hyperlink w:history="1" r:id="rIdrh6gvj3nqoggua89-ai0q">
               <w:r>
                 <w:rPr>
                   <w:rFonts w:ascii="Arial" w:cs="Arial" w:eastAsia="Arial" w:hAnsi="Arial"/>
@@ -22246,7 +22246,7 @@
               <w:spacing w:after="10" w:before="0"/>
               <w:ind w:left="120"/>
             </w:pPr>
-            <w:hyperlink w:history="1" r:id="rIdsvy7-itaqkwrghj9nudtm">
+            <w:hyperlink w:history="1" r:id="rId0-9ksyjhuaerf2qam6mzj">
               <w:r>
                 <w:rPr>
                   <w:rFonts w:ascii="Arial" w:cs="Arial" w:eastAsia="Arial" w:hAnsi="Arial"/>
@@ -22446,7 +22446,7 @@
             <w:pPr>
               <w:spacing w:after="20" w:before="0"/>
             </w:pPr>
-            <w:hyperlink w:history="1" r:id="rIdzjzwxqig5rzlpt4fyvty8">
+            <w:hyperlink w:history="1" r:id="rIdz8qr7jjvr8tjy-rdwqftx">
               <w:r>
                 <w:rPr>
                   <w:rFonts w:ascii="Arial" w:cs="Arial" w:eastAsia="Arial" w:hAnsi="Arial"/>
@@ -22479,7 +22479,7 @@
               <w:spacing w:after="10" w:before="0"/>
               <w:ind w:left="120"/>
             </w:pPr>
-            <w:hyperlink w:history="1" r:id="rIdkopyhoadkdwxmekt4fyr6">
+            <w:hyperlink w:history="1" r:id="rIdmcm4d8cygyhodoag3g_zd">
               <w:r>
                 <w:rPr>
                   <w:rFonts w:ascii="Arial" w:cs="Arial" w:eastAsia="Arial" w:hAnsi="Arial"/>
@@ -22524,7 +22524,7 @@
             <w:pPr>
               <w:spacing w:after="20" w:before="0"/>
             </w:pPr>
-            <w:hyperlink w:history="1" r:id="rIdgoqorqmrfjop5b6hksys5">
+            <w:hyperlink w:history="1" r:id="rIdlqj9sbxefyvjt_k6j1s8a">
               <w:r>
                 <w:rPr>
                   <w:rFonts w:ascii="Arial" w:cs="Arial" w:eastAsia="Arial" w:hAnsi="Arial"/>
@@ -22557,7 +22557,7 @@
               <w:spacing w:after="10" w:before="0"/>
               <w:ind w:left="120"/>
             </w:pPr>
-            <w:hyperlink w:history="1" r:id="rIdzepwrunziopqtaqordme9">
+            <w:hyperlink w:history="1" r:id="rIdpkh18ar-t9tdgv7v3ppsu">
               <w:r>
                 <w:rPr>
                   <w:rFonts w:ascii="Arial" w:cs="Arial" w:eastAsia="Arial" w:hAnsi="Arial"/>
@@ -22757,7 +22757,7 @@
             <w:pPr>
               <w:spacing w:after="20" w:before="0"/>
             </w:pPr>
-            <w:hyperlink w:history="1" r:id="rId-fqofm-fx_ojph9fjuu6b">
+            <w:hyperlink w:history="1" r:id="rIdtwcc3mf5piibibckxruog">
               <w:r>
                 <w:rPr>
                   <w:rFonts w:ascii="Arial" w:cs="Arial" w:eastAsia="Arial" w:hAnsi="Arial"/>
@@ -22790,7 +22790,7 @@
               <w:spacing w:after="10" w:before="0"/>
               <w:ind w:left="120"/>
             </w:pPr>
-            <w:hyperlink w:history="1" r:id="rIdhhqwzav-2jh2bfamyd6dn">
+            <w:hyperlink w:history="1" r:id="rId5gbspipwkfy5fs93y32va">
               <w:r>
                 <w:rPr>
                   <w:rFonts w:ascii="Arial" w:cs="Arial" w:eastAsia="Arial" w:hAnsi="Arial"/>
@@ -22835,7 +22835,7 @@
             <w:pPr>
               <w:spacing w:after="20" w:before="0"/>
             </w:pPr>
-            <w:hyperlink w:history="1" r:id="rId93blyegssxjp4lcavryjn">
+            <w:hyperlink w:history="1" r:id="rIdxwf29wa9gw9evwo-mid-q">
               <w:r>
                 <w:rPr>
                   <w:rFonts w:ascii="Arial" w:cs="Arial" w:eastAsia="Arial" w:hAnsi="Arial"/>
@@ -22884,7 +22884,7 @@
               <w:spacing w:after="10" w:before="0"/>
               <w:ind w:left="120"/>
             </w:pPr>
-            <w:hyperlink w:history="1" r:id="rIdv1py3c67z74_-f8gfd2xw">
+            <w:hyperlink w:history="1" r:id="rIdgukh6nh1hsncvrtxt3db-">
               <w:r>
                 <w:rPr>
                   <w:rFonts w:ascii="Arial" w:cs="Arial" w:eastAsia="Arial" w:hAnsi="Arial"/>
@@ -23084,7 +23084,7 @@
             <w:pPr>
               <w:spacing w:after="20" w:before="0"/>
             </w:pPr>
-            <w:hyperlink w:history="1" r:id="rIds_wrzgxzud5xc71okw4vu">
+            <w:hyperlink w:history="1" r:id="rIdxfji2c7r9u5akxsom_rdn">
               <w:r>
                 <w:rPr>
                   <w:rFonts w:ascii="Arial" w:cs="Arial" w:eastAsia="Arial" w:hAnsi="Arial"/>
@@ -23117,7 +23117,7 @@
               <w:spacing w:after="10" w:before="0"/>
               <w:ind w:left="120"/>
             </w:pPr>
-            <w:hyperlink w:history="1" r:id="rIdcgp-ks_szp8tpn9abvvqt">
+            <w:hyperlink w:history="1" r:id="rIdur-zihz_znz5xardulos8">
               <w:r>
                 <w:rPr>
                   <w:rFonts w:ascii="Arial" w:cs="Arial" w:eastAsia="Arial" w:hAnsi="Arial"/>
@@ -23162,7 +23162,7 @@
             <w:pPr>
               <w:spacing w:after="20" w:before="0"/>
             </w:pPr>
-            <w:hyperlink w:history="1" r:id="rIde0mw72xs5_iy-dcipfwkw">
+            <w:hyperlink w:history="1" r:id="rIdtrcc9tlpglf-wbpnsxbtu">
               <w:r>
                 <w:rPr>
                   <w:rFonts w:ascii="Arial" w:cs="Arial" w:eastAsia="Arial" w:hAnsi="Arial"/>
@@ -23211,7 +23211,7 @@
               <w:spacing w:after="10" w:before="0"/>
               <w:ind w:left="120"/>
             </w:pPr>
-            <w:hyperlink w:history="1" r:id="rIdme8zawzro2emonphytl4v">
+            <w:hyperlink w:history="1" r:id="rIdgupvfcnorboqzik69psc9">
               <w:r>
                 <w:rPr>
                   <w:rFonts w:ascii="Arial" w:cs="Arial" w:eastAsia="Arial" w:hAnsi="Arial"/>
@@ -23411,7 +23411,7 @@
             <w:pPr>
               <w:spacing w:after="20" w:before="0"/>
             </w:pPr>
-            <w:hyperlink w:history="1" r:id="rIddugwlobbd3cycutx5ie6c">
+            <w:hyperlink w:history="1" r:id="rIdup0izlu3dl1cpd7lo6ea3">
               <w:r>
                 <w:rPr>
                   <w:rFonts w:ascii="Arial" w:cs="Arial" w:eastAsia="Arial" w:hAnsi="Arial"/>
@@ -23444,7 +23444,7 @@
               <w:spacing w:after="10" w:before="0"/>
               <w:ind w:left="120"/>
             </w:pPr>
-            <w:hyperlink w:history="1" r:id="rIdx8dvbh5t4oxup51fj7z3r">
+            <w:hyperlink w:history="1" r:id="rIdhzkls_h8pp8gisitbdaze">
               <w:r>
                 <w:rPr>
                   <w:rFonts w:ascii="Arial" w:cs="Arial" w:eastAsia="Arial" w:hAnsi="Arial"/>
@@ -23489,7 +23489,7 @@
             <w:pPr>
               <w:spacing w:after="20" w:before="0"/>
             </w:pPr>
-            <w:hyperlink w:history="1" r:id="rIdq2tfndlhowjmweamk4tjh">
+            <w:hyperlink w:history="1" r:id="rIdxbvavdez6yehbpalkleeh">
               <w:r>
                 <w:rPr>
                   <w:rFonts w:ascii="Arial" w:cs="Arial" w:eastAsia="Arial" w:hAnsi="Arial"/>
@@ -23538,7 +23538,7 @@
               <w:spacing w:after="10" w:before="0"/>
               <w:ind w:left="120"/>
             </w:pPr>
-            <w:hyperlink w:history="1" r:id="rIdd86-7ihg5g-2hdr71zucj">
+            <w:hyperlink w:history="1" r:id="rIdzpfpdqdqaaywrzicexrmi">
               <w:r>
                 <w:rPr>
                   <w:rFonts w:ascii="Arial" w:cs="Arial" w:eastAsia="Arial" w:hAnsi="Arial"/>
@@ -24143,7 +24143,7 @@
         </w:rPr>
         <w:t xml:space="preserve">© 2026 SeaVuria and ARES. Aligned with KICD objectives. Developed by SeaVuria; technical implementation by ARES (with AI assistance from Claude). Licensed under </w:t>
       </w:r>
-      <w:hyperlink w:history="1" r:id="rIdfnn5imxomaex5da5p987a">
+      <w:hyperlink w:history="1" r:id="rIddqnijbmsbgmmionni3yys">
         <w:r>
           <w:rPr>
             <w:rFonts w:ascii="Arial" w:cs="Arial" w:eastAsia="Arial" w:hAnsi="Arial"/>
@@ -24164,7 +24164,7 @@
         </w:rPr>
         <w:t xml:space="preserve"> (</w:t>
       </w:r>
-      <w:hyperlink w:history="1" r:id="rIdn5hrpuzp2px8b-e03i5xk">
+      <w:hyperlink w:history="1" r:id="rIdv9gmyu8y75vlc3fjitobt">
         <w:r>
           <w:rPr>
             <w:rFonts w:ascii="Arial" w:cs="Arial" w:eastAsia="Arial" w:hAnsi="Arial"/>
@@ -25204,7 +25204,7 @@
             <w:pPr>
               <w:spacing w:after="20" w:before="0"/>
             </w:pPr>
-            <w:hyperlink w:history="1" r:id="rIdo8ytqwli4uokx8vq18wri">
+            <w:hyperlink w:history="1" r:id="rIdnrcm1sfib0xptutaodr9u">
               <w:r>
                 <w:rPr>
                   <w:rFonts w:ascii="Arial" w:cs="Arial" w:eastAsia="Arial" w:hAnsi="Arial"/>
@@ -25237,7 +25237,7 @@
               <w:spacing w:after="10" w:before="0"/>
               <w:ind w:left="120"/>
             </w:pPr>
-            <w:hyperlink w:history="1" r:id="rIdtym2783sjit_7lowkiscy">
+            <w:hyperlink w:history="1" r:id="rId2n48splgqlnh3ecsvvp6o">
               <w:r>
                 <w:rPr>
                   <w:rFonts w:ascii="Arial" w:cs="Arial" w:eastAsia="Arial" w:hAnsi="Arial"/>
@@ -25282,7 +25282,7 @@
             <w:pPr>
               <w:spacing w:after="20" w:before="0"/>
             </w:pPr>
-            <w:hyperlink w:history="1" r:id="rIdsnrdstm8_eqteqfajueme">
+            <w:hyperlink w:history="1" r:id="rIddekms-wc9cqcotgydk2mf">
               <w:r>
                 <w:rPr>
                   <w:rFonts w:ascii="Arial" w:cs="Arial" w:eastAsia="Arial" w:hAnsi="Arial"/>
@@ -25315,7 +25315,7 @@
               <w:spacing w:after="10" w:before="0"/>
               <w:ind w:left="120"/>
             </w:pPr>
-            <w:hyperlink w:history="1" r:id="rIdbpduitshgyhwzhj9waday">
+            <w:hyperlink w:history="1" r:id="rIduxsdzm9od08jkgy72l9fi">
               <w:r>
                 <w:rPr>
                   <w:rFonts w:ascii="Arial" w:cs="Arial" w:eastAsia="Arial" w:hAnsi="Arial"/>
@@ -25515,7 +25515,7 @@
             <w:pPr>
               <w:spacing w:after="20" w:before="0"/>
             </w:pPr>
-            <w:hyperlink w:history="1" r:id="rIdibgtf-vxjs7mdj8ms2jwh">
+            <w:hyperlink w:history="1" r:id="rIdr1y-ove0wxi3ziphjl9fl">
               <w:r>
                 <w:rPr>
                   <w:rFonts w:ascii="Arial" w:cs="Arial" w:eastAsia="Arial" w:hAnsi="Arial"/>
@@ -25548,7 +25548,7 @@
               <w:spacing w:after="10" w:before="0"/>
               <w:ind w:left="120"/>
             </w:pPr>
-            <w:hyperlink w:history="1" r:id="rIdkugnijngs2ywqdoysb2kb">
+            <w:hyperlink w:history="1" r:id="rId1xeobsgg-glzrjo72uwpq">
               <w:r>
                 <w:rPr>
                   <w:rFonts w:ascii="Arial" w:cs="Arial" w:eastAsia="Arial" w:hAnsi="Arial"/>
@@ -25593,7 +25593,7 @@
             <w:pPr>
               <w:spacing w:after="20" w:before="0"/>
             </w:pPr>
-            <w:hyperlink w:history="1" r:id="rIdczo9oetsf7ddsob7_jhkd">
+            <w:hyperlink w:history="1" r:id="rIdmnekbyjtisvk7pbxwburl">
               <w:r>
                 <w:rPr>
                   <w:rFonts w:ascii="Arial" w:cs="Arial" w:eastAsia="Arial" w:hAnsi="Arial"/>
@@ -25626,7 +25626,7 @@
               <w:spacing w:after="10" w:before="0"/>
               <w:ind w:left="120"/>
             </w:pPr>
-            <w:hyperlink w:history="1" r:id="rIdou2e0yqfrtmg3vjk5gbp1">
+            <w:hyperlink w:history="1" r:id="rId685gusrhcuiwbxo9qj80b">
               <w:r>
                 <w:rPr>
                   <w:rFonts w:ascii="Arial" w:cs="Arial" w:eastAsia="Arial" w:hAnsi="Arial"/>
@@ -25826,7 +25826,7 @@
             <w:pPr>
               <w:spacing w:after="20" w:before="0"/>
             </w:pPr>
-            <w:hyperlink w:history="1" r:id="rIdhtmqwtoll9qyh_oovznnv">
+            <w:hyperlink w:history="1" r:id="rIdu9wrxyqlnok6udkzwldxc">
               <w:r>
                 <w:rPr>
                   <w:rFonts w:ascii="Arial" w:cs="Arial" w:eastAsia="Arial" w:hAnsi="Arial"/>
@@ -25859,7 +25859,7 @@
               <w:spacing w:after="10" w:before="0"/>
               <w:ind w:left="120"/>
             </w:pPr>
-            <w:hyperlink w:history="1" r:id="rIdosmm_so3lul-4do7bmcqf">
+            <w:hyperlink w:history="1" r:id="rIdok00jtwdemvgcdco-g-ck">
               <w:r>
                 <w:rPr>
                   <w:rFonts w:ascii="Arial" w:cs="Arial" w:eastAsia="Arial" w:hAnsi="Arial"/>
@@ -25904,7 +25904,7 @@
             <w:pPr>
               <w:spacing w:after="20" w:before="0"/>
             </w:pPr>
-            <w:hyperlink w:history="1" r:id="rIdrykyptlrl4c_uxohll0dx">
+            <w:hyperlink w:history="1" r:id="rIdca3pujcwa7ct_lfmq9lz6">
               <w:r>
                 <w:rPr>
                   <w:rFonts w:ascii="Arial" w:cs="Arial" w:eastAsia="Arial" w:hAnsi="Arial"/>
@@ -25937,7 +25937,7 @@
               <w:spacing w:after="10" w:before="0"/>
               <w:ind w:left="120"/>
             </w:pPr>
-            <w:hyperlink w:history="1" r:id="rIdhuqnnszr016uhcnakxu3u">
+            <w:hyperlink w:history="1" r:id="rId155x-a3jdlaa6m8vpt1eu">
               <w:r>
                 <w:rPr>
                   <w:rFonts w:ascii="Arial" w:cs="Arial" w:eastAsia="Arial" w:hAnsi="Arial"/>
@@ -26137,7 +26137,7 @@
             <w:pPr>
               <w:spacing w:after="20" w:before="0"/>
             </w:pPr>
-            <w:hyperlink w:history="1" r:id="rIdrfxn8hbuywgup0e_wlimx">
+            <w:hyperlink w:history="1" r:id="rIdqeanpd0cokptsjivtk14r">
               <w:r>
                 <w:rPr>
                   <w:rFonts w:ascii="Arial" w:cs="Arial" w:eastAsia="Arial" w:hAnsi="Arial"/>
@@ -26170,7 +26170,7 @@
               <w:spacing w:after="10" w:before="0"/>
               <w:ind w:left="120"/>
             </w:pPr>
-            <w:hyperlink w:history="1" r:id="rIdomrrxkgy5aku0htguxu_e">
+            <w:hyperlink w:history="1" r:id="rIdarcvybk5z6hwjkfhkbdfk">
               <w:r>
                 <w:rPr>
                   <w:rFonts w:ascii="Arial" w:cs="Arial" w:eastAsia="Arial" w:hAnsi="Arial"/>
@@ -26215,7 +26215,7 @@
             <w:pPr>
               <w:spacing w:after="20" w:before="0"/>
             </w:pPr>
-            <w:hyperlink w:history="1" r:id="rIdrn7efllmftgeatmq8o9lt">
+            <w:hyperlink w:history="1" r:id="rIdtnf-r00q9ad9blteht-qo">
               <w:r>
                 <w:rPr>
                   <w:rFonts w:ascii="Arial" w:cs="Arial" w:eastAsia="Arial" w:hAnsi="Arial"/>
@@ -26248,7 +26248,7 @@
               <w:spacing w:after="10" w:before="0"/>
               <w:ind w:left="120"/>
             </w:pPr>
-            <w:hyperlink w:history="1" r:id="rIdv-9fyaaqopbe6kxzsmgdu">
+            <w:hyperlink w:history="1" r:id="rId7loq1unagp38qplxpdj3l">
               <w:r>
                 <w:rPr>
                   <w:rFonts w:ascii="Arial" w:cs="Arial" w:eastAsia="Arial" w:hAnsi="Arial"/>
@@ -26448,7 +26448,7 @@
             <w:pPr>
               <w:spacing w:after="20" w:before="0"/>
             </w:pPr>
-            <w:hyperlink w:history="1" r:id="rIdprbfgian2uorrhvxdidmq">
+            <w:hyperlink w:history="1" r:id="rIdtfsj-ljz42jn7fnoyxwro">
               <w:r>
                 <w:rPr>
                   <w:rFonts w:ascii="Arial" w:cs="Arial" w:eastAsia="Arial" w:hAnsi="Arial"/>
@@ -26481,7 +26481,7 @@
               <w:spacing w:after="10" w:before="0"/>
               <w:ind w:left="120"/>
             </w:pPr>
-            <w:hyperlink w:history="1" r:id="rId_lf3u61vihdtqvrfvjfis">
+            <w:hyperlink w:history="1" r:id="rId0fz4ya8mr8ocs-h2me2fo">
               <w:r>
                 <w:rPr>
                   <w:rFonts w:ascii="Arial" w:cs="Arial" w:eastAsia="Arial" w:hAnsi="Arial"/>
@@ -26526,7 +26526,7 @@
             <w:pPr>
               <w:spacing w:after="20" w:before="0"/>
             </w:pPr>
-            <w:hyperlink w:history="1" r:id="rId1iiqhzhfjsemmr2jgvut1">
+            <w:hyperlink w:history="1" r:id="rIdzenjddxpooygh2v-wkgqc">
               <w:r>
                 <w:rPr>
                   <w:rFonts w:ascii="Arial" w:cs="Arial" w:eastAsia="Arial" w:hAnsi="Arial"/>
@@ -26559,7 +26559,7 @@
               <w:spacing w:after="10" w:before="0"/>
               <w:ind w:left="120"/>
             </w:pPr>
-            <w:hyperlink w:history="1" r:id="rIdjsjkgyrbn7h7jjr4fonra">
+            <w:hyperlink w:history="1" r:id="rIda_vfrzxwudcfidqehhd3w">
               <w:r>
                 <w:rPr>
                   <w:rFonts w:ascii="Arial" w:cs="Arial" w:eastAsia="Arial" w:hAnsi="Arial"/>
@@ -27084,7 +27084,7 @@
         </w:rPr>
         <w:t xml:space="preserve">© 2026 SeaVuria and ARES. Aligned with KICD objectives. Developed by SeaVuria; technical implementation by ARES (with AI assistance from Claude). Licensed under </w:t>
       </w:r>
-      <w:hyperlink w:history="1" r:id="rId1bxs8bupbcow677h3tbbz">
+      <w:hyperlink w:history="1" r:id="rIdohn0stoadf1ajuj7cvcvz">
         <w:r>
           <w:rPr>
             <w:rFonts w:ascii="Arial" w:cs="Arial" w:eastAsia="Arial" w:hAnsi="Arial"/>
@@ -27105,7 +27105,7 @@
         </w:rPr>
         <w:t xml:space="preserve"> (</w:t>
       </w:r>
-      <w:hyperlink w:history="1" r:id="rIdqmqvtg0csdy8gtumvbow6">
+      <w:hyperlink w:history="1" r:id="rId7uofbs0nqyggryy7pua5c">
         <w:r>
           <w:rPr>
             <w:rFonts w:ascii="Arial" w:cs="Arial" w:eastAsia="Arial" w:hAnsi="Arial"/>
